--- a/data/Market_Read_daily.docx
+++ b/data/Market_Read_daily.docx
@@ -8,7 +8,7 @@
           <w:b/>
           <w:bCs/>
         </w:rPr>
-        <w:t>Market Read: October 17, 2025</w:t>
+        <w:t>Market Read: October 20, 2025</w:t>
       </w:r>
     </w:p>
     <w:p>
@@ -20,7 +20,7 @@
       <w:pPr>
         <w:numPr>
           <w:ilvl w:val="0"/>
-          <w:numId w:val="13"/>
+          <w:numId w:val="15"/>
         </w:numPr>
       </w:pPr>
       <w:r>
@@ -31,14 +31,14 @@
         <w:t>Breadth:</w:t>
       </w:r>
       <w:r>
-        <w:t xml:space="preserve"> 61.5% of names are positive.</w:t>
+        <w:t xml:space="preserve"> 81.1% of names are positive.</w:t>
       </w:r>
     </w:p>
     <w:p>
       <w:pPr>
         <w:numPr>
           <w:ilvl w:val="0"/>
-          <w:numId w:val="13"/>
+          <w:numId w:val="15"/>
         </w:numPr>
       </w:pPr>
       <w:r>
@@ -49,14 +49,14 @@
         <w:t>Information Technology:</w:t>
       </w:r>
       <w:r>
-        <w:t xml:space="preserve"> mixed (avg </w:t>
+        <w:t xml:space="preserve"> leading (avg </w:t>
       </w:r>
       <w:r>
         <w:rPr>
           <w:b/>
           <w:bCs/>
         </w:rPr>
-        <w:t>+0.18%</w:t>
+        <w:t>+1.26%</w:t>
       </w:r>
       <w:r>
         <w:t>).</w:t>
@@ -66,7 +66,7 @@
       <w:pPr>
         <w:numPr>
           <w:ilvl w:val="0"/>
-          <w:numId w:val="13"/>
+          <w:numId w:val="15"/>
         </w:numPr>
       </w:pPr>
       <w:r>
@@ -77,14 +77,14 @@
         <w:t>Industrials:</w:t>
       </w:r>
       <w:r>
-        <w:t xml:space="preserve"> firm (avg </w:t>
+        <w:t xml:space="preserve"> leading (avg </w:t>
       </w:r>
       <w:r>
         <w:rPr>
           <w:b/>
           <w:bCs/>
         </w:rPr>
-        <w:t>+0.09%</w:t>
+        <w:t>+1.26%</w:t>
       </w:r>
       <w:r>
         <w:t>).</w:t>
@@ -94,7 +94,7 @@
       <w:pPr>
         <w:numPr>
           <w:ilvl w:val="0"/>
-          <w:numId w:val="13"/>
+          <w:numId w:val="15"/>
         </w:numPr>
       </w:pPr>
       <w:r>
@@ -105,14 +105,14 @@
         <w:t>Consumer Staples:</w:t>
       </w:r>
       <w:r>
-        <w:t xml:space="preserve"> leading (avg </w:t>
+        <w:t xml:space="preserve"> flat (avg </w:t>
       </w:r>
       <w:r>
         <w:rPr>
           <w:b/>
           <w:bCs/>
         </w:rPr>
-        <w:t>+1.33%</w:t>
+        <w:t>+0.03%</w:t>
       </w:r>
       <w:r>
         <w:t>).</w:t>
@@ -122,7 +122,7 @@
       <w:pPr>
         <w:numPr>
           <w:ilvl w:val="0"/>
-          <w:numId w:val="13"/>
+          <w:numId w:val="15"/>
         </w:numPr>
       </w:pPr>
       <w:r>
@@ -140,7 +140,7 @@
           <w:b/>
           <w:bCs/>
         </w:rPr>
-        <w:t>+0.86%</w:t>
+        <w:t>+0.62%</w:t>
       </w:r>
       <w:r>
         <w:t>).</w:t>
@@ -150,7 +150,7 @@
       <w:pPr>
         <w:numPr>
           <w:ilvl w:val="0"/>
-          <w:numId w:val="13"/>
+          <w:numId w:val="15"/>
         </w:numPr>
       </w:pPr>
       <w:r>
@@ -168,7 +168,7 @@
           <w:b/>
           <w:bCs/>
         </w:rPr>
-        <w:t>+0.81%</w:t>
+        <w:t>+1.11%</w:t>
       </w:r>
       <w:r>
         <w:t>).</w:t>
@@ -178,7 +178,7 @@
       <w:pPr>
         <w:numPr>
           <w:ilvl w:val="0"/>
-          <w:numId w:val="13"/>
+          <w:numId w:val="15"/>
         </w:numPr>
       </w:pPr>
       <w:r>
@@ -189,14 +189,14 @@
         <w:t>Utilities:</w:t>
       </w:r>
       <w:r>
-        <w:t xml:space="preserve"> lagging (avg </w:t>
+        <w:t xml:space="preserve"> firm (avg </w:t>
       </w:r>
       <w:r>
         <w:rPr>
           <w:b/>
           <w:bCs/>
         </w:rPr>
-        <w:t>–0.35%</w:t>
+        <w:t>+0.30%</w:t>
       </w:r>
       <w:r>
         <w:t>).</w:t>
@@ -206,7 +206,7 @@
       <w:pPr>
         <w:numPr>
           <w:ilvl w:val="0"/>
-          <w:numId w:val="13"/>
+          <w:numId w:val="15"/>
         </w:numPr>
       </w:pPr>
       <w:r>
@@ -217,14 +217,14 @@
         <w:t>Real Estate:</w:t>
       </w:r>
       <w:r>
-        <w:t xml:space="preserve"> leading (avg </w:t>
+        <w:t xml:space="preserve"> firm (avg </w:t>
       </w:r>
       <w:r>
         <w:rPr>
           <w:b/>
           <w:bCs/>
         </w:rPr>
-        <w:t>+0.64%</w:t>
+        <w:t>+0.78%</w:t>
       </w:r>
       <w:r>
         <w:t>).</w:t>
@@ -234,7 +234,7 @@
       <w:pPr>
         <w:numPr>
           <w:ilvl w:val="0"/>
-          <w:numId w:val="13"/>
+          <w:numId w:val="15"/>
         </w:numPr>
       </w:pPr>
       <w:r>
@@ -245,14 +245,14 @@
         <w:t>Materials:</w:t>
       </w:r>
       <w:r>
-        <w:t xml:space="preserve"> lagging (avg </w:t>
+        <w:t xml:space="preserve"> leading (avg </w:t>
       </w:r>
       <w:r>
         <w:rPr>
           <w:b/>
           <w:bCs/>
         </w:rPr>
-        <w:t>–0.19%</w:t>
+        <w:t>+1.17%</w:t>
       </w:r>
       <w:r>
         <w:t>).</w:t>
@@ -262,7 +262,7 @@
       <w:pPr>
         <w:numPr>
           <w:ilvl w:val="0"/>
-          <w:numId w:val="13"/>
+          <w:numId w:val="15"/>
         </w:numPr>
       </w:pPr>
       <w:r>
@@ -280,7 +280,7 @@
           <w:b/>
           <w:bCs/>
         </w:rPr>
-        <w:t>+0.82%</w:t>
+        <w:t>+1.39%</w:t>
       </w:r>
       <w:r>
         <w:t>).</w:t>
@@ -290,7 +290,7 @@
       <w:pPr>
         <w:numPr>
           <w:ilvl w:val="0"/>
-          <w:numId w:val="13"/>
+          <w:numId w:val="15"/>
         </w:numPr>
       </w:pPr>
       <w:r>
@@ -301,14 +301,14 @@
         <w:t>Health Care:</w:t>
       </w:r>
       <w:r>
-        <w:t xml:space="preserve"> firm (avg </w:t>
+        <w:t xml:space="preserve"> leading (avg </w:t>
       </w:r>
       <w:r>
         <w:rPr>
           <w:b/>
           <w:bCs/>
         </w:rPr>
-        <w:t>+0.67%</w:t>
+        <w:t>+1.42%</w:t>
       </w:r>
       <w:r>
         <w:t>).</w:t>
@@ -318,7 +318,7 @@
       <w:pPr>
         <w:numPr>
           <w:ilvl w:val="0"/>
-          <w:numId w:val="13"/>
+          <w:numId w:val="15"/>
         </w:numPr>
       </w:pPr>
       <w:r>
@@ -329,14 +329,14 @@
         <w:t>Communication Services:</w:t>
       </w:r>
       <w:r>
-        <w:t xml:space="preserve"> leading (avg </w:t>
+        <w:t xml:space="preserve"> firm (avg </w:t>
       </w:r>
       <w:r>
         <w:rPr>
           <w:b/>
           <w:bCs/>
         </w:rPr>
-        <w:t>+0.67%</w:t>
+        <w:t>+0.65%</w:t>
       </w:r>
       <w:r>
         <w:t>).</w:t>
@@ -355,7 +355,7 @@
       <w:pPr>
         <w:numPr>
           <w:ilvl w:val="0"/>
-          <w:numId w:val="14"/>
+          <w:numId w:val="16"/>
         </w:numPr>
       </w:pPr>
       <w:r>
@@ -366,14 +366,14 @@
         <w:t>Gold:</w:t>
       </w:r>
       <w:r>
-        <w:t xml:space="preserve"> offered (GLD </w:t>
+        <w:t xml:space="preserve"> leading (avg </w:t>
       </w:r>
       <w:r>
         <w:rPr>
           <w:b/>
           <w:bCs/>
         </w:rPr>
-        <w:t>–1.88%</w:t>
+        <w:t>+3.64%</w:t>
       </w:r>
       <w:r>
         <w:t>).</w:t>
@@ -383,7 +383,7 @@
       <w:pPr>
         <w:numPr>
           <w:ilvl w:val="0"/>
-          <w:numId w:val="14"/>
+          <w:numId w:val="16"/>
         </w:numPr>
       </w:pPr>
       <w:r>
@@ -394,14 +394,14 @@
         <w:t>USD:</w:t>
       </w:r>
       <w:r>
-        <w:t xml:space="preserve"> firm (UUP </w:t>
+        <w:t xml:space="preserve"> firm (avg </w:t>
       </w:r>
       <w:r>
         <w:rPr>
           <w:b/>
           <w:bCs/>
         </w:rPr>
-        <w:t>+0.11%</w:t>
+        <w:t>+0.25%</w:t>
       </w:r>
       <w:r>
         <w:t>).</w:t>
@@ -411,7 +411,7 @@
       <w:pPr>
         <w:numPr>
           <w:ilvl w:val="0"/>
-          <w:numId w:val="14"/>
+          <w:numId w:val="16"/>
         </w:numPr>
       </w:pPr>
       <w:r>
@@ -422,14 +422,14 @@
         <w:t>Yields:</w:t>
       </w:r>
       <w:r>
-        <w:t xml:space="preserve"> bid (proxy </w:t>
+        <w:t xml:space="preserve"> lagging (avg </w:t>
       </w:r>
       <w:r>
         <w:rPr>
           <w:b/>
           <w:bCs/>
         </w:rPr>
-        <w:t>+0.36%</w:t>
+        <w:t>–0.50%</w:t>
       </w:r>
       <w:r>
         <w:t>).</w:t>
@@ -439,7 +439,7 @@
       <w:pPr>
         <w:numPr>
           <w:ilvl w:val="0"/>
-          <w:numId w:val="14"/>
+          <w:numId w:val="16"/>
         </w:numPr>
       </w:pPr>
       <w:r>
@@ -450,14 +450,14 @@
         <w:t>Bonds:</w:t>
       </w:r>
       <w:r>
-        <w:t xml:space="preserve"> mixed (proxy </w:t>
+        <w:t xml:space="preserve"> flat (avg </w:t>
       </w:r>
       <w:r>
         <w:rPr>
           <w:b/>
           <w:bCs/>
         </w:rPr>
-        <w:t>–0.11%</w:t>
+        <w:t>+0.23%</w:t>
       </w:r>
       <w:r>
         <w:t>).</w:t>
@@ -467,7 +467,7 @@
       <w:pPr>
         <w:numPr>
           <w:ilvl w:val="0"/>
-          <w:numId w:val="14"/>
+          <w:numId w:val="16"/>
         </w:numPr>
       </w:pPr>
       <w:r>
@@ -479,17 +479,7 @@
         <w:t>Energy complex:</w:t>
       </w:r>
       <w:r>
-        <w:t xml:space="preserve"> firm (crude/complex </w:t>
-      </w:r>
-      <w:r>
-        <w:rPr>
-          <w:b/>
-          <w:bCs/>
-        </w:rPr>
-        <w:t>+0.82%</w:t>
-      </w:r>
-      <w:r>
-        <w:t>).</w:t>
+        <w:t xml:space="preserve"> firm (matches Energy).</w:t>
       </w:r>
     </w:p>
     <w:p>
@@ -501,8 +491,13 @@
         <w:t>Bottom line:</w:t>
       </w:r>
       <w:r>
-        <w:t xml:space="preserve"> Participation improved and leadership skewed toward cyclicals (Financials, Energy, Discretionary) with Utilities and Materials lagging; the dollar firmed and gold sold off while yields ticked higher, signaling less demand for inflation hedges and steadier growth expectations—overall a reflationary tilt that favors cyclicals over defensives.</w:t>
-      </w:r>
+        <w:t xml:space="preserve"> Broad-based advance with leadership across both cyclicals (Tech, Industrials, Materials, Energy) and defensives (Health Care), alongside </w:t>
+      </w:r>
+      <w:bookmarkStart w:id="0" w:name="_Hlk211884533"/>
+      <w:r>
+        <w:t>strong gold, a firmer dollar, and easing yields; the mix points to growth stabilizing while inflation pressures ease at the margin, a constructive setup that supports risk appetite but rewards balance between cyclicals and quality defensives.</w:t>
+      </w:r>
+      <w:bookmarkEnd w:id="0"/>
     </w:p>
     <w:p/>
     <w:sectPr>
@@ -965,6 +960,155 @@
     </w:lvl>
   </w:abstractNum>
   <w:abstractNum w:abstractNumId="3" w15:restartNumberingAfterBreak="0">
+    <w:nsid w:val="22DD28B2"/>
+    <w:multiLevelType w:val="multilevel"/>
+    <w:tmpl w:val="F3A22206"/>
+    <w:lvl w:ilvl="0">
+      <w:start w:val="1"/>
+      <w:numFmt w:val="bullet"/>
+      <w:lvlText w:val=""/>
+      <w:lvlJc w:val="left"/>
+      <w:pPr>
+        <w:tabs>
+          <w:tab w:val="num" w:pos="720"/>
+        </w:tabs>
+        <w:ind w:left="720" w:hanging="360"/>
+      </w:pPr>
+      <w:rPr>
+        <w:rFonts w:ascii="Symbol" w:hAnsi="Symbol" w:hint="default"/>
+        <w:sz w:val="20"/>
+      </w:rPr>
+    </w:lvl>
+    <w:lvl w:ilvl="1" w:tentative="1">
+      <w:start w:val="1"/>
+      <w:numFmt w:val="bullet"/>
+      <w:lvlText w:val="o"/>
+      <w:lvlJc w:val="left"/>
+      <w:pPr>
+        <w:tabs>
+          <w:tab w:val="num" w:pos="1440"/>
+        </w:tabs>
+        <w:ind w:left="1440" w:hanging="360"/>
+      </w:pPr>
+      <w:rPr>
+        <w:rFonts w:ascii="Courier New" w:hAnsi="Courier New" w:hint="default"/>
+        <w:sz w:val="20"/>
+      </w:rPr>
+    </w:lvl>
+    <w:lvl w:ilvl="2" w:tentative="1">
+      <w:start w:val="1"/>
+      <w:numFmt w:val="bullet"/>
+      <w:lvlText w:val=""/>
+      <w:lvlJc w:val="left"/>
+      <w:pPr>
+        <w:tabs>
+          <w:tab w:val="num" w:pos="2160"/>
+        </w:tabs>
+        <w:ind w:left="2160" w:hanging="360"/>
+      </w:pPr>
+      <w:rPr>
+        <w:rFonts w:ascii="Wingdings" w:hAnsi="Wingdings" w:hint="default"/>
+        <w:sz w:val="20"/>
+      </w:rPr>
+    </w:lvl>
+    <w:lvl w:ilvl="3" w:tentative="1">
+      <w:start w:val="1"/>
+      <w:numFmt w:val="bullet"/>
+      <w:lvlText w:val=""/>
+      <w:lvlJc w:val="left"/>
+      <w:pPr>
+        <w:tabs>
+          <w:tab w:val="num" w:pos="2880"/>
+        </w:tabs>
+        <w:ind w:left="2880" w:hanging="360"/>
+      </w:pPr>
+      <w:rPr>
+        <w:rFonts w:ascii="Wingdings" w:hAnsi="Wingdings" w:hint="default"/>
+        <w:sz w:val="20"/>
+      </w:rPr>
+    </w:lvl>
+    <w:lvl w:ilvl="4" w:tentative="1">
+      <w:start w:val="1"/>
+      <w:numFmt w:val="bullet"/>
+      <w:lvlText w:val=""/>
+      <w:lvlJc w:val="left"/>
+      <w:pPr>
+        <w:tabs>
+          <w:tab w:val="num" w:pos="3600"/>
+        </w:tabs>
+        <w:ind w:left="3600" w:hanging="360"/>
+      </w:pPr>
+      <w:rPr>
+        <w:rFonts w:ascii="Wingdings" w:hAnsi="Wingdings" w:hint="default"/>
+        <w:sz w:val="20"/>
+      </w:rPr>
+    </w:lvl>
+    <w:lvl w:ilvl="5" w:tentative="1">
+      <w:start w:val="1"/>
+      <w:numFmt w:val="bullet"/>
+      <w:lvlText w:val=""/>
+      <w:lvlJc w:val="left"/>
+      <w:pPr>
+        <w:tabs>
+          <w:tab w:val="num" w:pos="4320"/>
+        </w:tabs>
+        <w:ind w:left="4320" w:hanging="360"/>
+      </w:pPr>
+      <w:rPr>
+        <w:rFonts w:ascii="Wingdings" w:hAnsi="Wingdings" w:hint="default"/>
+        <w:sz w:val="20"/>
+      </w:rPr>
+    </w:lvl>
+    <w:lvl w:ilvl="6" w:tentative="1">
+      <w:start w:val="1"/>
+      <w:numFmt w:val="bullet"/>
+      <w:lvlText w:val=""/>
+      <w:lvlJc w:val="left"/>
+      <w:pPr>
+        <w:tabs>
+          <w:tab w:val="num" w:pos="5040"/>
+        </w:tabs>
+        <w:ind w:left="5040" w:hanging="360"/>
+      </w:pPr>
+      <w:rPr>
+        <w:rFonts w:ascii="Wingdings" w:hAnsi="Wingdings" w:hint="default"/>
+        <w:sz w:val="20"/>
+      </w:rPr>
+    </w:lvl>
+    <w:lvl w:ilvl="7" w:tentative="1">
+      <w:start w:val="1"/>
+      <w:numFmt w:val="bullet"/>
+      <w:lvlText w:val=""/>
+      <w:lvlJc w:val="left"/>
+      <w:pPr>
+        <w:tabs>
+          <w:tab w:val="num" w:pos="5760"/>
+        </w:tabs>
+        <w:ind w:left="5760" w:hanging="360"/>
+      </w:pPr>
+      <w:rPr>
+        <w:rFonts w:ascii="Wingdings" w:hAnsi="Wingdings" w:hint="default"/>
+        <w:sz w:val="20"/>
+      </w:rPr>
+    </w:lvl>
+    <w:lvl w:ilvl="8" w:tentative="1">
+      <w:start w:val="1"/>
+      <w:numFmt w:val="bullet"/>
+      <w:lvlText w:val=""/>
+      <w:lvlJc w:val="left"/>
+      <w:pPr>
+        <w:tabs>
+          <w:tab w:val="num" w:pos="6480"/>
+        </w:tabs>
+        <w:ind w:left="6480" w:hanging="360"/>
+      </w:pPr>
+      <w:rPr>
+        <w:rFonts w:ascii="Wingdings" w:hAnsi="Wingdings" w:hint="default"/>
+        <w:sz w:val="20"/>
+      </w:rPr>
+    </w:lvl>
+  </w:abstractNum>
+  <w:abstractNum w:abstractNumId="4" w15:restartNumberingAfterBreak="0">
     <w:nsid w:val="2E76118B"/>
     <w:multiLevelType w:val="multilevel"/>
     <w:tmpl w:val="707CCBC4"/>
@@ -1113,7 +1257,7 @@
       </w:rPr>
     </w:lvl>
   </w:abstractNum>
-  <w:abstractNum w:abstractNumId="4" w15:restartNumberingAfterBreak="0">
+  <w:abstractNum w:abstractNumId="5" w15:restartNumberingAfterBreak="0">
     <w:nsid w:val="395E0E12"/>
     <w:multiLevelType w:val="multilevel"/>
     <w:tmpl w:val="15025D94"/>
@@ -1262,7 +1406,156 @@
       </w:rPr>
     </w:lvl>
   </w:abstractNum>
-  <w:abstractNum w:abstractNumId="5" w15:restartNumberingAfterBreak="0">
+  <w:abstractNum w:abstractNumId="6" w15:restartNumberingAfterBreak="0">
+    <w:nsid w:val="3A9D602C"/>
+    <w:multiLevelType w:val="multilevel"/>
+    <w:tmpl w:val="ABF43D6C"/>
+    <w:lvl w:ilvl="0">
+      <w:start w:val="1"/>
+      <w:numFmt w:val="bullet"/>
+      <w:lvlText w:val=""/>
+      <w:lvlJc w:val="left"/>
+      <w:pPr>
+        <w:tabs>
+          <w:tab w:val="num" w:pos="720"/>
+        </w:tabs>
+        <w:ind w:left="720" w:hanging="360"/>
+      </w:pPr>
+      <w:rPr>
+        <w:rFonts w:ascii="Symbol" w:hAnsi="Symbol" w:hint="default"/>
+        <w:sz w:val="20"/>
+      </w:rPr>
+    </w:lvl>
+    <w:lvl w:ilvl="1" w:tentative="1">
+      <w:start w:val="1"/>
+      <w:numFmt w:val="bullet"/>
+      <w:lvlText w:val="o"/>
+      <w:lvlJc w:val="left"/>
+      <w:pPr>
+        <w:tabs>
+          <w:tab w:val="num" w:pos="1440"/>
+        </w:tabs>
+        <w:ind w:left="1440" w:hanging="360"/>
+      </w:pPr>
+      <w:rPr>
+        <w:rFonts w:ascii="Courier New" w:hAnsi="Courier New" w:hint="default"/>
+        <w:sz w:val="20"/>
+      </w:rPr>
+    </w:lvl>
+    <w:lvl w:ilvl="2" w:tentative="1">
+      <w:start w:val="1"/>
+      <w:numFmt w:val="bullet"/>
+      <w:lvlText w:val=""/>
+      <w:lvlJc w:val="left"/>
+      <w:pPr>
+        <w:tabs>
+          <w:tab w:val="num" w:pos="2160"/>
+        </w:tabs>
+        <w:ind w:left="2160" w:hanging="360"/>
+      </w:pPr>
+      <w:rPr>
+        <w:rFonts w:ascii="Wingdings" w:hAnsi="Wingdings" w:hint="default"/>
+        <w:sz w:val="20"/>
+      </w:rPr>
+    </w:lvl>
+    <w:lvl w:ilvl="3" w:tentative="1">
+      <w:start w:val="1"/>
+      <w:numFmt w:val="bullet"/>
+      <w:lvlText w:val=""/>
+      <w:lvlJc w:val="left"/>
+      <w:pPr>
+        <w:tabs>
+          <w:tab w:val="num" w:pos="2880"/>
+        </w:tabs>
+        <w:ind w:left="2880" w:hanging="360"/>
+      </w:pPr>
+      <w:rPr>
+        <w:rFonts w:ascii="Wingdings" w:hAnsi="Wingdings" w:hint="default"/>
+        <w:sz w:val="20"/>
+      </w:rPr>
+    </w:lvl>
+    <w:lvl w:ilvl="4" w:tentative="1">
+      <w:start w:val="1"/>
+      <w:numFmt w:val="bullet"/>
+      <w:lvlText w:val=""/>
+      <w:lvlJc w:val="left"/>
+      <w:pPr>
+        <w:tabs>
+          <w:tab w:val="num" w:pos="3600"/>
+        </w:tabs>
+        <w:ind w:left="3600" w:hanging="360"/>
+      </w:pPr>
+      <w:rPr>
+        <w:rFonts w:ascii="Wingdings" w:hAnsi="Wingdings" w:hint="default"/>
+        <w:sz w:val="20"/>
+      </w:rPr>
+    </w:lvl>
+    <w:lvl w:ilvl="5" w:tentative="1">
+      <w:start w:val="1"/>
+      <w:numFmt w:val="bullet"/>
+      <w:lvlText w:val=""/>
+      <w:lvlJc w:val="left"/>
+      <w:pPr>
+        <w:tabs>
+          <w:tab w:val="num" w:pos="4320"/>
+        </w:tabs>
+        <w:ind w:left="4320" w:hanging="360"/>
+      </w:pPr>
+      <w:rPr>
+        <w:rFonts w:ascii="Wingdings" w:hAnsi="Wingdings" w:hint="default"/>
+        <w:sz w:val="20"/>
+      </w:rPr>
+    </w:lvl>
+    <w:lvl w:ilvl="6" w:tentative="1">
+      <w:start w:val="1"/>
+      <w:numFmt w:val="bullet"/>
+      <w:lvlText w:val=""/>
+      <w:lvlJc w:val="left"/>
+      <w:pPr>
+        <w:tabs>
+          <w:tab w:val="num" w:pos="5040"/>
+        </w:tabs>
+        <w:ind w:left="5040" w:hanging="360"/>
+      </w:pPr>
+      <w:rPr>
+        <w:rFonts w:ascii="Wingdings" w:hAnsi="Wingdings" w:hint="default"/>
+        <w:sz w:val="20"/>
+      </w:rPr>
+    </w:lvl>
+    <w:lvl w:ilvl="7" w:tentative="1">
+      <w:start w:val="1"/>
+      <w:numFmt w:val="bullet"/>
+      <w:lvlText w:val=""/>
+      <w:lvlJc w:val="left"/>
+      <w:pPr>
+        <w:tabs>
+          <w:tab w:val="num" w:pos="5760"/>
+        </w:tabs>
+        <w:ind w:left="5760" w:hanging="360"/>
+      </w:pPr>
+      <w:rPr>
+        <w:rFonts w:ascii="Wingdings" w:hAnsi="Wingdings" w:hint="default"/>
+        <w:sz w:val="20"/>
+      </w:rPr>
+    </w:lvl>
+    <w:lvl w:ilvl="8" w:tentative="1">
+      <w:start w:val="1"/>
+      <w:numFmt w:val="bullet"/>
+      <w:lvlText w:val=""/>
+      <w:lvlJc w:val="left"/>
+      <w:pPr>
+        <w:tabs>
+          <w:tab w:val="num" w:pos="6480"/>
+        </w:tabs>
+        <w:ind w:left="6480" w:hanging="360"/>
+      </w:pPr>
+      <w:rPr>
+        <w:rFonts w:ascii="Wingdings" w:hAnsi="Wingdings" w:hint="default"/>
+        <w:sz w:val="20"/>
+      </w:rPr>
+    </w:lvl>
+  </w:abstractNum>
+  <w:abstractNum w:abstractNumId="7" w15:restartNumberingAfterBreak="0">
     <w:nsid w:val="3C1D6AED"/>
     <w:multiLevelType w:val="multilevel"/>
     <w:tmpl w:val="BFDC0D50"/>
@@ -1411,7 +1704,7 @@
       </w:rPr>
     </w:lvl>
   </w:abstractNum>
-  <w:abstractNum w:abstractNumId="6" w15:restartNumberingAfterBreak="0">
+  <w:abstractNum w:abstractNumId="8" w15:restartNumberingAfterBreak="0">
     <w:nsid w:val="46F43E57"/>
     <w:multiLevelType w:val="multilevel"/>
     <w:tmpl w:val="A87E55DA"/>
@@ -1560,7 +1853,7 @@
       </w:rPr>
     </w:lvl>
   </w:abstractNum>
-  <w:abstractNum w:abstractNumId="7" w15:restartNumberingAfterBreak="0">
+  <w:abstractNum w:abstractNumId="9" w15:restartNumberingAfterBreak="0">
     <w:nsid w:val="49964BBA"/>
     <w:multiLevelType w:val="multilevel"/>
     <w:tmpl w:val="DE643422"/>
@@ -1709,7 +2002,7 @@
       </w:rPr>
     </w:lvl>
   </w:abstractNum>
-  <w:abstractNum w:abstractNumId="8" w15:restartNumberingAfterBreak="0">
+  <w:abstractNum w:abstractNumId="10" w15:restartNumberingAfterBreak="0">
     <w:nsid w:val="56350650"/>
     <w:multiLevelType w:val="multilevel"/>
     <w:tmpl w:val="D38059CE"/>
@@ -1858,7 +2151,7 @@
       </w:rPr>
     </w:lvl>
   </w:abstractNum>
-  <w:abstractNum w:abstractNumId="9" w15:restartNumberingAfterBreak="0">
+  <w:abstractNum w:abstractNumId="11" w15:restartNumberingAfterBreak="0">
     <w:nsid w:val="56D91AF2"/>
     <w:multiLevelType w:val="multilevel"/>
     <w:tmpl w:val="C25E4C72"/>
@@ -2007,7 +2300,7 @@
       </w:rPr>
     </w:lvl>
   </w:abstractNum>
-  <w:abstractNum w:abstractNumId="10" w15:restartNumberingAfterBreak="0">
+  <w:abstractNum w:abstractNumId="12" w15:restartNumberingAfterBreak="0">
     <w:nsid w:val="59BA7DF6"/>
     <w:multiLevelType w:val="multilevel"/>
     <w:tmpl w:val="58E23C88"/>
@@ -2156,7 +2449,7 @@
       </w:rPr>
     </w:lvl>
   </w:abstractNum>
-  <w:abstractNum w:abstractNumId="11" w15:restartNumberingAfterBreak="0">
+  <w:abstractNum w:abstractNumId="13" w15:restartNumberingAfterBreak="0">
     <w:nsid w:val="60A01466"/>
     <w:multiLevelType w:val="multilevel"/>
     <w:tmpl w:val="A260C060"/>
@@ -2305,7 +2598,7 @@
       </w:rPr>
     </w:lvl>
   </w:abstractNum>
-  <w:abstractNum w:abstractNumId="12" w15:restartNumberingAfterBreak="0">
+  <w:abstractNum w:abstractNumId="14" w15:restartNumberingAfterBreak="0">
     <w:nsid w:val="611A72D5"/>
     <w:multiLevelType w:val="multilevel"/>
     <w:tmpl w:val="596AA9E4"/>
@@ -2454,7 +2747,7 @@
       </w:rPr>
     </w:lvl>
   </w:abstractNum>
-  <w:abstractNum w:abstractNumId="13" w15:restartNumberingAfterBreak="0">
+  <w:abstractNum w:abstractNumId="15" w15:restartNumberingAfterBreak="0">
     <w:nsid w:val="68901EA7"/>
     <w:multiLevelType w:val="multilevel"/>
     <w:tmpl w:val="6C743108"/>
@@ -2604,46 +2897,52 @@
     </w:lvl>
   </w:abstractNum>
   <w:num w:numId="1" w16cid:durableId="2016882999">
-    <w:abstractNumId w:val="6"/>
+    <w:abstractNumId w:val="8"/>
   </w:num>
   <w:num w:numId="2" w16cid:durableId="1516770254">
-    <w:abstractNumId w:val="10"/>
+    <w:abstractNumId w:val="12"/>
   </w:num>
   <w:num w:numId="3" w16cid:durableId="1279868778">
-    <w:abstractNumId w:val="11"/>
+    <w:abstractNumId w:val="13"/>
   </w:num>
   <w:num w:numId="4" w16cid:durableId="451092406">
     <w:abstractNumId w:val="0"/>
   </w:num>
   <w:num w:numId="5" w16cid:durableId="1514997203">
-    <w:abstractNumId w:val="8"/>
+    <w:abstractNumId w:val="10"/>
   </w:num>
   <w:num w:numId="6" w16cid:durableId="1760128647">
     <w:abstractNumId w:val="2"/>
   </w:num>
   <w:num w:numId="7" w16cid:durableId="1147549999">
-    <w:abstractNumId w:val="4"/>
+    <w:abstractNumId w:val="5"/>
   </w:num>
   <w:num w:numId="8" w16cid:durableId="31079034">
     <w:abstractNumId w:val="1"/>
   </w:num>
   <w:num w:numId="9" w16cid:durableId="445543454">
+    <w:abstractNumId w:val="11"/>
+  </w:num>
+  <w:num w:numId="10" w16cid:durableId="581917086">
+    <w:abstractNumId w:val="15"/>
+  </w:num>
+  <w:num w:numId="11" w16cid:durableId="474028345">
+    <w:abstractNumId w:val="7"/>
+  </w:num>
+  <w:num w:numId="12" w16cid:durableId="1162769715">
     <w:abstractNumId w:val="9"/>
   </w:num>
-  <w:num w:numId="10" w16cid:durableId="581917086">
-    <w:abstractNumId w:val="13"/>
-  </w:num>
-  <w:num w:numId="11" w16cid:durableId="474028345">
-    <w:abstractNumId w:val="5"/>
-  </w:num>
-  <w:num w:numId="12" w16cid:durableId="1162769715">
-    <w:abstractNumId w:val="7"/>
-  </w:num>
   <w:num w:numId="13" w16cid:durableId="1345865764">
-    <w:abstractNumId w:val="3"/>
+    <w:abstractNumId w:val="4"/>
   </w:num>
   <w:num w:numId="14" w16cid:durableId="267935931">
-    <w:abstractNumId w:val="12"/>
+    <w:abstractNumId w:val="14"/>
+  </w:num>
+  <w:num w:numId="15" w16cid:durableId="1521384853">
+    <w:abstractNumId w:val="6"/>
+  </w:num>
+  <w:num w:numId="16" w16cid:durableId="1374573618">
+    <w:abstractNumId w:val="3"/>
   </w:num>
   <w:numIdMacAtCleanup w:val="2"/>
 </w:numbering>

--- a/data/Market_Read_daily.docx
+++ b/data/Market_Read_daily.docx
@@ -3,12 +3,23 @@
 <w:document xmlns:wpc="http://schemas.microsoft.com/office/word/2010/wordprocessingCanvas" xmlns:cx="http://schemas.microsoft.com/office/drawing/2014/chartex" xmlns:cx1="http://schemas.microsoft.com/office/drawing/2015/9/8/chartex" xmlns:cx2="http://schemas.microsoft.com/office/drawing/2015/10/21/chartex" xmlns:cx3="http://schemas.microsoft.com/office/drawing/2016/5/9/chartex" xmlns:cx4="http://schemas.microsoft.com/office/drawing/2016/5/10/chartex" xmlns:cx5="http://schemas.microsoft.com/office/drawing/2016/5/11/chartex" xmlns:cx6="http://schemas.microsoft.com/office/drawing/2016/5/12/chartex" xmlns:cx7="http://schemas.microsoft.com/office/drawing/2016/5/13/chartex" xmlns:cx8="http://schemas.microsoft.com/office/drawing/2016/5/14/chartex" xmlns:mc="http://schemas.openxmlformats.org/markup-compatibility/2006" xmlns:aink="http://schemas.microsoft.com/office/drawing/2016/ink" xmlns:am3d="http://schemas.microsoft.com/office/drawing/2017/model3d" xmlns:o="urn:schemas-microsoft-com:office:office" xmlns:oel="http://schemas.microsoft.com/office/2019/extlst" xmlns:r="http://schemas.openxmlformats.org/officeDocument/2006/relationships" xmlns:m="http://schemas.openxmlformats.org/officeDocument/2006/math" xmlns:v="urn:schemas-microsoft-com:vml" xmlns:wp14="http://schemas.microsoft.com/office/word/2010/wordprocessingDrawing" xmlns:wp="http://schemas.openxmlformats.org/drawingml/2006/wordprocessingDrawing" xmlns:w10="urn:schemas-microsoft-com:office:word" xmlns:w="http://schemas.openxmlformats.org/wordprocessingml/2006/main" xmlns:w14="http://schemas.microsoft.com/office/word/2010/wordml" xmlns:w15="http://schemas.microsoft.com/office/word/2012/wordml" xmlns:w16cex="http://schemas.microsoft.com/office/word/2018/wordml/cex" xmlns:w16cid="http://schemas.microsoft.com/office/word/2016/wordml/cid" xmlns:w16="http://schemas.microsoft.com/office/word/2018/wordml" xmlns:w16du="http://schemas.microsoft.com/office/word/2023/wordml/word16du" xmlns:w16sdtdh="http://schemas.microsoft.com/office/word/2020/wordml/sdtdatahash" xmlns:w16sdtfl="http://schemas.microsoft.com/office/word/2024/wordml/sdtformatlock" xmlns:w16se="http://schemas.microsoft.com/office/word/2015/wordml/symex" xmlns:wpg="http://schemas.microsoft.com/office/word/2010/wordprocessingGroup" xmlns:wpi="http://schemas.microsoft.com/office/word/2010/wordprocessingInk" xmlns:wne="http://schemas.microsoft.com/office/word/2006/wordml" xmlns:wps="http://schemas.microsoft.com/office/word/2010/wordprocessingShape" mc:Ignorable="w14 w15 w16se w16cid w16 w16cex w16sdtdh w16sdtfl w16du wp14">
   <w:body>
     <w:p>
+      <w:pPr>
+        <w:rPr>
+          <w:b/>
+          <w:bCs/>
+        </w:rPr>
+      </w:pPr>
       <w:r>
         <w:rPr>
           <w:b/>
           <w:bCs/>
         </w:rPr>
-        <w:t>Market Read: October 20, 2025</w:t>
+        <w:t>Market Read</w:t>
+      </w:r>
+    </w:p>
+    <w:p>
+      <w:r>
+        <w:t>Market Read: October 21, 2025</w:t>
       </w:r>
     </w:p>
     <w:p>
@@ -20,7 +31,7 @@
       <w:pPr>
         <w:numPr>
           <w:ilvl w:val="0"/>
-          <w:numId w:val="15"/>
+          <w:numId w:val="17"/>
         </w:numPr>
       </w:pPr>
       <w:r>
@@ -31,474 +42,221 @@
         <w:t>Breadth:</w:t>
       </w:r>
       <w:r>
-        <w:t xml:space="preserve"> 81.1% of names are positive.</w:t>
+        <w:t xml:space="preserve"> 52.3% of names are positive.</w:t>
       </w:r>
     </w:p>
     <w:p>
       <w:pPr>
         <w:numPr>
           <w:ilvl w:val="0"/>
-          <w:numId w:val="15"/>
+          <w:numId w:val="17"/>
         </w:numPr>
       </w:pPr>
       <w:r>
-        <w:rPr>
-          <w:b/>
-          <w:bCs/>
-        </w:rPr>
-        <w:t>Information Technology:</w:t>
+        <w:t>Information Technology: firm (avg +0.78%).</w:t>
       </w:r>
+    </w:p>
+    <w:p>
+      <w:pPr>
+        <w:numPr>
+          <w:ilvl w:val="0"/>
+          <w:numId w:val="17"/>
+        </w:numPr>
+      </w:pPr>
       <w:r>
-        <w:t xml:space="preserve"> leading (avg </w:t>
+        <w:t>Industrials: firm (avg +0.96%).</w:t>
+      </w:r>
+    </w:p>
+    <w:p>
+      <w:pPr>
+        <w:numPr>
+          <w:ilvl w:val="0"/>
+          <w:numId w:val="17"/>
+        </w:numPr>
+      </w:pPr>
+      <w:r>
+        <w:t>Consumer Staples: lagging (avg −0.53%).</w:t>
+      </w:r>
+    </w:p>
+    <w:p>
+      <w:pPr>
+        <w:numPr>
+          <w:ilvl w:val="0"/>
+          <w:numId w:val="17"/>
+        </w:numPr>
+      </w:pPr>
+      <w:r>
+        <w:t>Consumer Discretionary: leading (avg +1.76%).</w:t>
+      </w:r>
+    </w:p>
+    <w:p>
+      <w:pPr>
+        <w:numPr>
+          <w:ilvl w:val="0"/>
+          <w:numId w:val="17"/>
+        </w:numPr>
+      </w:pPr>
+      <w:r>
+        <w:t>Financials: firm (avg +0.38%).</w:t>
+      </w:r>
+    </w:p>
+    <w:p>
+      <w:pPr>
+        <w:numPr>
+          <w:ilvl w:val="0"/>
+          <w:numId w:val="17"/>
+        </w:numPr>
+      </w:pPr>
+      <w:r>
+        <w:t>Utilities: lagging (avg −0.75%).</w:t>
+      </w:r>
+    </w:p>
+    <w:p>
+      <w:pPr>
+        <w:numPr>
+          <w:ilvl w:val="0"/>
+          <w:numId w:val="17"/>
+        </w:numPr>
+      </w:pPr>
+      <w:r>
+        <w:t>Real Estate: flat (avg +0.06%).</w:t>
+      </w:r>
+    </w:p>
+    <w:p>
+      <w:pPr>
+        <w:numPr>
+          <w:ilvl w:val="0"/>
+          <w:numId w:val="17"/>
+        </w:numPr>
+      </w:pPr>
+      <w:r>
+        <w:t>Materials: flat (avg +0.03%).</w:t>
+      </w:r>
+    </w:p>
+    <w:p>
+      <w:pPr>
+        <w:numPr>
+          <w:ilvl w:val="0"/>
+          <w:numId w:val="17"/>
+        </w:numPr>
+      </w:pPr>
+      <w:r>
+        <w:t>Energy: flat (avg +0.18%).</w:t>
+      </w:r>
+    </w:p>
+    <w:p>
+      <w:pPr>
+        <w:numPr>
+          <w:ilvl w:val="0"/>
+          <w:numId w:val="17"/>
+        </w:numPr>
+      </w:pPr>
+      <w:r>
+        <w:t>Health Care: firm (avg +0.58%).</w:t>
+      </w:r>
+    </w:p>
+    <w:p>
+      <w:pPr>
+        <w:numPr>
+          <w:ilvl w:val="0"/>
+          <w:numId w:val="17"/>
+        </w:numPr>
+      </w:pPr>
+      <w:r>
+        <w:t>Communication Services: firm (avg +0.47%).</w:t>
+      </w:r>
+    </w:p>
+    <w:p>
+      <w:r>
+        <w:t>Macro levers:</w:t>
+      </w:r>
+    </w:p>
+    <w:p>
+      <w:pPr>
+        <w:numPr>
+          <w:ilvl w:val="0"/>
+          <w:numId w:val="18"/>
+        </w:numPr>
+      </w:pPr>
+      <w:r>
+        <w:t>Gold: lagging (avg −6.43%).</w:t>
+      </w:r>
+    </w:p>
+    <w:p>
+      <w:pPr>
+        <w:numPr>
+          <w:ilvl w:val="0"/>
+          <w:numId w:val="18"/>
+        </w:numPr>
+      </w:pPr>
+      <w:r>
+        <w:t>USD: firm (avg +0.40%).</w:t>
+      </w:r>
+    </w:p>
+    <w:p>
+      <w:pPr>
+        <w:numPr>
+          <w:ilvl w:val="0"/>
+          <w:numId w:val="18"/>
+        </w:numPr>
+      </w:pPr>
+      <w:r>
+        <w:t>Yields: lagging (avg −0.56%).</w:t>
+      </w:r>
+    </w:p>
+    <w:p>
+      <w:pPr>
+        <w:numPr>
+          <w:ilvl w:val="0"/>
+          <w:numId w:val="18"/>
+        </w:numPr>
+      </w:pPr>
+      <w:r>
+        <w:lastRenderedPageBreak/>
+        <w:t>Bonds: flat (avg +0.20%).</w:t>
+      </w:r>
+    </w:p>
+    <w:p>
+      <w:pPr>
+        <w:numPr>
+          <w:ilvl w:val="0"/>
+          <w:numId w:val="18"/>
+        </w:numPr>
+      </w:pPr>
+      <w:r>
+        <w:t>Energy complex: leading (avg +1.18%).</w:t>
+      </w:r>
+    </w:p>
+    <w:p>
+      <w:r>
+        <w:t xml:space="preserve">Bottom line: Mixed breadth with leadership tilting toward cyclical Consumer Discretionary while defensives (Staples, Utilities) lag. </w:t>
+      </w:r>
+      <w:bookmarkStart w:id="0" w:name="_Hlk211970517"/>
+      <w:r>
+        <w:t xml:space="preserve">Macro tape shows a firmer dollar, easing yields, and weakness in gold; that mix leans toward </w:t>
       </w:r>
       <w:r>
         <w:rPr>
           <w:b/>
           <w:bCs/>
         </w:rPr>
-        <w:t>+1.26%</w:t>
+        <w:t>growth stabilizing</w:t>
       </w:r>
       <w:r>
-        <w:t>).</w:t>
-      </w:r>
-    </w:p>
-    <w:p>
-      <w:pPr>
-        <w:numPr>
-          <w:ilvl w:val="0"/>
-          <w:numId w:val="15"/>
-        </w:numPr>
-      </w:pPr>
-      <w:r>
-        <w:rPr>
-          <w:b/>
-          <w:bCs/>
-        </w:rPr>
-        <w:t>Industrials:</w:t>
-      </w:r>
-      <w:r>
-        <w:t xml:space="preserve"> leading (avg </w:t>
+        <w:t xml:space="preserve"> while </w:t>
       </w:r>
       <w:r>
         <w:rPr>
           <w:b/>
           <w:bCs/>
         </w:rPr>
-        <w:t>+1.26%</w:t>
+        <w:t>inflation pressures ease</w:t>
       </w:r>
       <w:r>
-        <w:t>).</w:t>
+        <w:t>—constructive for risk assets that benefit from firmer growth and lower inflation, but today’s split breadth argues for balance between pro-cyclical exposure and selective defensives.</w:t>
       </w:r>
     </w:p>
-    <w:p>
-      <w:pPr>
-        <w:numPr>
-          <w:ilvl w:val="0"/>
-          <w:numId w:val="15"/>
-        </w:numPr>
-      </w:pPr>
-      <w:r>
-        <w:rPr>
-          <w:b/>
-          <w:bCs/>
-        </w:rPr>
-        <w:t>Consumer Staples:</w:t>
-      </w:r>
-      <w:r>
-        <w:t xml:space="preserve"> flat (avg </w:t>
-      </w:r>
-      <w:r>
-        <w:rPr>
-          <w:b/>
-          <w:bCs/>
-        </w:rPr>
-        <w:t>+0.03%</w:t>
-      </w:r>
-      <w:r>
-        <w:t>).</w:t>
-      </w:r>
-    </w:p>
-    <w:p>
-      <w:pPr>
-        <w:numPr>
-          <w:ilvl w:val="0"/>
-          <w:numId w:val="15"/>
-        </w:numPr>
-      </w:pPr>
-      <w:r>
-        <w:rPr>
-          <w:b/>
-          <w:bCs/>
-        </w:rPr>
-        <w:t>Consumer Discretionary:</w:t>
-      </w:r>
-      <w:r>
-        <w:t xml:space="preserve"> firm (avg </w:t>
-      </w:r>
-      <w:r>
-        <w:rPr>
-          <w:b/>
-          <w:bCs/>
-        </w:rPr>
-        <w:t>+0.62%</w:t>
-      </w:r>
-      <w:r>
-        <w:t>).</w:t>
-      </w:r>
-    </w:p>
-    <w:p>
-      <w:pPr>
-        <w:numPr>
-          <w:ilvl w:val="0"/>
-          <w:numId w:val="15"/>
-        </w:numPr>
-      </w:pPr>
-      <w:r>
-        <w:rPr>
-          <w:b/>
-          <w:bCs/>
-        </w:rPr>
-        <w:t>Financials:</w:t>
-      </w:r>
-      <w:r>
-        <w:t xml:space="preserve"> leading (avg </w:t>
-      </w:r>
-      <w:r>
-        <w:rPr>
-          <w:b/>
-          <w:bCs/>
-        </w:rPr>
-        <w:t>+1.11%</w:t>
-      </w:r>
-      <w:r>
-        <w:t>).</w:t>
-      </w:r>
-    </w:p>
-    <w:p>
-      <w:pPr>
-        <w:numPr>
-          <w:ilvl w:val="0"/>
-          <w:numId w:val="15"/>
-        </w:numPr>
-      </w:pPr>
-      <w:r>
-        <w:rPr>
-          <w:b/>
-          <w:bCs/>
-        </w:rPr>
-        <w:t>Utilities:</w:t>
-      </w:r>
-      <w:r>
-        <w:t xml:space="preserve"> firm (avg </w:t>
-      </w:r>
-      <w:r>
-        <w:rPr>
-          <w:b/>
-          <w:bCs/>
-        </w:rPr>
-        <w:t>+0.30%</w:t>
-      </w:r>
-      <w:r>
-        <w:t>).</w:t>
-      </w:r>
-    </w:p>
-    <w:p>
-      <w:pPr>
-        <w:numPr>
-          <w:ilvl w:val="0"/>
-          <w:numId w:val="15"/>
-        </w:numPr>
-      </w:pPr>
-      <w:r>
-        <w:rPr>
-          <w:b/>
-          <w:bCs/>
-        </w:rPr>
-        <w:t>Real Estate:</w:t>
-      </w:r>
-      <w:r>
-        <w:t xml:space="preserve"> firm (avg </w:t>
-      </w:r>
-      <w:r>
-        <w:rPr>
-          <w:b/>
-          <w:bCs/>
-        </w:rPr>
-        <w:t>+0.78%</w:t>
-      </w:r>
-      <w:r>
-        <w:t>).</w:t>
-      </w:r>
-    </w:p>
-    <w:p>
-      <w:pPr>
-        <w:numPr>
-          <w:ilvl w:val="0"/>
-          <w:numId w:val="15"/>
-        </w:numPr>
-      </w:pPr>
-      <w:r>
-        <w:rPr>
-          <w:b/>
-          <w:bCs/>
-        </w:rPr>
-        <w:t>Materials:</w:t>
-      </w:r>
-      <w:r>
-        <w:t xml:space="preserve"> leading (avg </w:t>
-      </w:r>
-      <w:r>
-        <w:rPr>
-          <w:b/>
-          <w:bCs/>
-        </w:rPr>
-        <w:t>+1.17%</w:t>
-      </w:r>
-      <w:r>
-        <w:t>).</w:t>
-      </w:r>
-    </w:p>
-    <w:p>
-      <w:pPr>
-        <w:numPr>
-          <w:ilvl w:val="0"/>
-          <w:numId w:val="15"/>
-        </w:numPr>
-      </w:pPr>
-      <w:r>
-        <w:rPr>
-          <w:b/>
-          <w:bCs/>
-        </w:rPr>
-        <w:t>Energy:</w:t>
-      </w:r>
-      <w:r>
-        <w:t xml:space="preserve"> leading (avg </w:t>
-      </w:r>
-      <w:r>
-        <w:rPr>
-          <w:b/>
-          <w:bCs/>
-        </w:rPr>
-        <w:t>+1.39%</w:t>
-      </w:r>
-      <w:r>
-        <w:t>).</w:t>
-      </w:r>
-    </w:p>
-    <w:p>
-      <w:pPr>
-        <w:numPr>
-          <w:ilvl w:val="0"/>
-          <w:numId w:val="15"/>
-        </w:numPr>
-      </w:pPr>
-      <w:r>
-        <w:rPr>
-          <w:b/>
-          <w:bCs/>
-        </w:rPr>
-        <w:t>Health Care:</w:t>
-      </w:r>
-      <w:r>
-        <w:t xml:space="preserve"> leading (avg </w:t>
-      </w:r>
-      <w:r>
-        <w:rPr>
-          <w:b/>
-          <w:bCs/>
-        </w:rPr>
-        <w:t>+1.42%</w:t>
-      </w:r>
-      <w:r>
-        <w:t>).</w:t>
-      </w:r>
-    </w:p>
-    <w:p>
-      <w:pPr>
-        <w:numPr>
-          <w:ilvl w:val="0"/>
-          <w:numId w:val="15"/>
-        </w:numPr>
-      </w:pPr>
-      <w:r>
-        <w:rPr>
-          <w:b/>
-          <w:bCs/>
-        </w:rPr>
-        <w:t>Communication Services:</w:t>
-      </w:r>
-      <w:r>
-        <w:t xml:space="preserve"> firm (avg </w:t>
-      </w:r>
-      <w:r>
-        <w:rPr>
-          <w:b/>
-          <w:bCs/>
-        </w:rPr>
-        <w:t>+0.65%</w:t>
-      </w:r>
-      <w:r>
-        <w:t>).</w:t>
-      </w:r>
-    </w:p>
-    <w:p>
-      <w:r>
-        <w:rPr>
-          <w:b/>
-          <w:bCs/>
-        </w:rPr>
-        <w:t>Macro levers:</w:t>
-      </w:r>
-    </w:p>
-    <w:p>
-      <w:pPr>
-        <w:numPr>
-          <w:ilvl w:val="0"/>
-          <w:numId w:val="16"/>
-        </w:numPr>
-      </w:pPr>
-      <w:r>
-        <w:rPr>
-          <w:b/>
-          <w:bCs/>
-        </w:rPr>
-        <w:t>Gold:</w:t>
-      </w:r>
-      <w:r>
-        <w:t xml:space="preserve"> leading (avg </w:t>
-      </w:r>
-      <w:r>
-        <w:rPr>
-          <w:b/>
-          <w:bCs/>
-        </w:rPr>
-        <w:t>+3.64%</w:t>
-      </w:r>
-      <w:r>
-        <w:t>).</w:t>
-      </w:r>
-    </w:p>
-    <w:p>
-      <w:pPr>
-        <w:numPr>
-          <w:ilvl w:val="0"/>
-          <w:numId w:val="16"/>
-        </w:numPr>
-      </w:pPr>
-      <w:r>
-        <w:rPr>
-          <w:b/>
-          <w:bCs/>
-        </w:rPr>
-        <w:t>USD:</w:t>
-      </w:r>
-      <w:r>
-        <w:t xml:space="preserve"> firm (avg </w:t>
-      </w:r>
-      <w:r>
-        <w:rPr>
-          <w:b/>
-          <w:bCs/>
-        </w:rPr>
-        <w:t>+0.25%</w:t>
-      </w:r>
-      <w:r>
-        <w:t>).</w:t>
-      </w:r>
-    </w:p>
-    <w:p>
-      <w:pPr>
-        <w:numPr>
-          <w:ilvl w:val="0"/>
-          <w:numId w:val="16"/>
-        </w:numPr>
-      </w:pPr>
-      <w:r>
-        <w:rPr>
-          <w:b/>
-          <w:bCs/>
-        </w:rPr>
-        <w:t>Yields:</w:t>
-      </w:r>
-      <w:r>
-        <w:t xml:space="preserve"> lagging (avg </w:t>
-      </w:r>
-      <w:r>
-        <w:rPr>
-          <w:b/>
-          <w:bCs/>
-        </w:rPr>
-        <w:t>–0.50%</w:t>
-      </w:r>
-      <w:r>
-        <w:t>).</w:t>
-      </w:r>
-    </w:p>
-    <w:p>
-      <w:pPr>
-        <w:numPr>
-          <w:ilvl w:val="0"/>
-          <w:numId w:val="16"/>
-        </w:numPr>
-      </w:pPr>
-      <w:r>
-        <w:rPr>
-          <w:b/>
-          <w:bCs/>
-        </w:rPr>
-        <w:t>Bonds:</w:t>
-      </w:r>
-      <w:r>
-        <w:t xml:space="preserve"> flat (avg </w:t>
-      </w:r>
-      <w:r>
-        <w:rPr>
-          <w:b/>
-          <w:bCs/>
-        </w:rPr>
-        <w:t>+0.23%</w:t>
-      </w:r>
-      <w:r>
-        <w:t>).</w:t>
-      </w:r>
-    </w:p>
-    <w:p>
-      <w:pPr>
-        <w:numPr>
-          <w:ilvl w:val="0"/>
-          <w:numId w:val="16"/>
-        </w:numPr>
-      </w:pPr>
-      <w:r>
-        <w:rPr>
-          <w:b/>
-          <w:bCs/>
-        </w:rPr>
-        <w:lastRenderedPageBreak/>
-        <w:t>Energy complex:</w:t>
-      </w:r>
-      <w:r>
-        <w:t xml:space="preserve"> firm (matches Energy).</w:t>
-      </w:r>
-    </w:p>
-    <w:p>
-      <w:r>
-        <w:rPr>
-          <w:b/>
-          <w:bCs/>
-        </w:rPr>
-        <w:t>Bottom line:</w:t>
-      </w:r>
-      <w:r>
-        <w:t xml:space="preserve"> Broad-based advance with leadership across both cyclicals (Tech, Industrials, Materials, Energy) and defensives (Health Care), alongside </w:t>
-      </w:r>
-      <w:bookmarkStart w:id="0" w:name="_Hlk211884533"/>
-      <w:r>
-        <w:t>strong gold, a firmer dollar, and easing yields; the mix points to growth stabilizing while inflation pressures ease at the margin, a constructive setup that supports risk appetite but rewards balance between cyclicals and quality defensives.</w:t>
-      </w:r>
-      <w:bookmarkEnd w:id="0"/>
-    </w:p>
+    <w:bookmarkEnd w:id="0"/>
     <w:p/>
     <w:sectPr>
       <w:pgSz w:w="15840" w:h="12240" w:orient="landscape"/>
@@ -1109,6 +867,155 @@
     </w:lvl>
   </w:abstractNum>
   <w:abstractNum w:abstractNumId="4" w15:restartNumberingAfterBreak="0">
+    <w:nsid w:val="2C2717C0"/>
+    <w:multiLevelType w:val="multilevel"/>
+    <w:tmpl w:val="C0D65778"/>
+    <w:lvl w:ilvl="0">
+      <w:start w:val="1"/>
+      <w:numFmt w:val="bullet"/>
+      <w:lvlText w:val=""/>
+      <w:lvlJc w:val="left"/>
+      <w:pPr>
+        <w:tabs>
+          <w:tab w:val="num" w:pos="720"/>
+        </w:tabs>
+        <w:ind w:left="720" w:hanging="360"/>
+      </w:pPr>
+      <w:rPr>
+        <w:rFonts w:ascii="Symbol" w:hAnsi="Symbol" w:hint="default"/>
+        <w:sz w:val="20"/>
+      </w:rPr>
+    </w:lvl>
+    <w:lvl w:ilvl="1" w:tentative="1">
+      <w:start w:val="1"/>
+      <w:numFmt w:val="bullet"/>
+      <w:lvlText w:val="o"/>
+      <w:lvlJc w:val="left"/>
+      <w:pPr>
+        <w:tabs>
+          <w:tab w:val="num" w:pos="1440"/>
+        </w:tabs>
+        <w:ind w:left="1440" w:hanging="360"/>
+      </w:pPr>
+      <w:rPr>
+        <w:rFonts w:ascii="Courier New" w:hAnsi="Courier New" w:hint="default"/>
+        <w:sz w:val="20"/>
+      </w:rPr>
+    </w:lvl>
+    <w:lvl w:ilvl="2" w:tentative="1">
+      <w:start w:val="1"/>
+      <w:numFmt w:val="bullet"/>
+      <w:lvlText w:val=""/>
+      <w:lvlJc w:val="left"/>
+      <w:pPr>
+        <w:tabs>
+          <w:tab w:val="num" w:pos="2160"/>
+        </w:tabs>
+        <w:ind w:left="2160" w:hanging="360"/>
+      </w:pPr>
+      <w:rPr>
+        <w:rFonts w:ascii="Wingdings" w:hAnsi="Wingdings" w:hint="default"/>
+        <w:sz w:val="20"/>
+      </w:rPr>
+    </w:lvl>
+    <w:lvl w:ilvl="3" w:tentative="1">
+      <w:start w:val="1"/>
+      <w:numFmt w:val="bullet"/>
+      <w:lvlText w:val=""/>
+      <w:lvlJc w:val="left"/>
+      <w:pPr>
+        <w:tabs>
+          <w:tab w:val="num" w:pos="2880"/>
+        </w:tabs>
+        <w:ind w:left="2880" w:hanging="360"/>
+      </w:pPr>
+      <w:rPr>
+        <w:rFonts w:ascii="Wingdings" w:hAnsi="Wingdings" w:hint="default"/>
+        <w:sz w:val="20"/>
+      </w:rPr>
+    </w:lvl>
+    <w:lvl w:ilvl="4" w:tentative="1">
+      <w:start w:val="1"/>
+      <w:numFmt w:val="bullet"/>
+      <w:lvlText w:val=""/>
+      <w:lvlJc w:val="left"/>
+      <w:pPr>
+        <w:tabs>
+          <w:tab w:val="num" w:pos="3600"/>
+        </w:tabs>
+        <w:ind w:left="3600" w:hanging="360"/>
+      </w:pPr>
+      <w:rPr>
+        <w:rFonts w:ascii="Wingdings" w:hAnsi="Wingdings" w:hint="default"/>
+        <w:sz w:val="20"/>
+      </w:rPr>
+    </w:lvl>
+    <w:lvl w:ilvl="5" w:tentative="1">
+      <w:start w:val="1"/>
+      <w:numFmt w:val="bullet"/>
+      <w:lvlText w:val=""/>
+      <w:lvlJc w:val="left"/>
+      <w:pPr>
+        <w:tabs>
+          <w:tab w:val="num" w:pos="4320"/>
+        </w:tabs>
+        <w:ind w:left="4320" w:hanging="360"/>
+      </w:pPr>
+      <w:rPr>
+        <w:rFonts w:ascii="Wingdings" w:hAnsi="Wingdings" w:hint="default"/>
+        <w:sz w:val="20"/>
+      </w:rPr>
+    </w:lvl>
+    <w:lvl w:ilvl="6" w:tentative="1">
+      <w:start w:val="1"/>
+      <w:numFmt w:val="bullet"/>
+      <w:lvlText w:val=""/>
+      <w:lvlJc w:val="left"/>
+      <w:pPr>
+        <w:tabs>
+          <w:tab w:val="num" w:pos="5040"/>
+        </w:tabs>
+        <w:ind w:left="5040" w:hanging="360"/>
+      </w:pPr>
+      <w:rPr>
+        <w:rFonts w:ascii="Wingdings" w:hAnsi="Wingdings" w:hint="default"/>
+        <w:sz w:val="20"/>
+      </w:rPr>
+    </w:lvl>
+    <w:lvl w:ilvl="7" w:tentative="1">
+      <w:start w:val="1"/>
+      <w:numFmt w:val="bullet"/>
+      <w:lvlText w:val=""/>
+      <w:lvlJc w:val="left"/>
+      <w:pPr>
+        <w:tabs>
+          <w:tab w:val="num" w:pos="5760"/>
+        </w:tabs>
+        <w:ind w:left="5760" w:hanging="360"/>
+      </w:pPr>
+      <w:rPr>
+        <w:rFonts w:ascii="Wingdings" w:hAnsi="Wingdings" w:hint="default"/>
+        <w:sz w:val="20"/>
+      </w:rPr>
+    </w:lvl>
+    <w:lvl w:ilvl="8" w:tentative="1">
+      <w:start w:val="1"/>
+      <w:numFmt w:val="bullet"/>
+      <w:lvlText w:val=""/>
+      <w:lvlJc w:val="left"/>
+      <w:pPr>
+        <w:tabs>
+          <w:tab w:val="num" w:pos="6480"/>
+        </w:tabs>
+        <w:ind w:left="6480" w:hanging="360"/>
+      </w:pPr>
+      <w:rPr>
+        <w:rFonts w:ascii="Wingdings" w:hAnsi="Wingdings" w:hint="default"/>
+        <w:sz w:val="20"/>
+      </w:rPr>
+    </w:lvl>
+  </w:abstractNum>
+  <w:abstractNum w:abstractNumId="5" w15:restartNumberingAfterBreak="0">
     <w:nsid w:val="2E76118B"/>
     <w:multiLevelType w:val="multilevel"/>
     <w:tmpl w:val="707CCBC4"/>
@@ -1257,7 +1164,7 @@
       </w:rPr>
     </w:lvl>
   </w:abstractNum>
-  <w:abstractNum w:abstractNumId="5" w15:restartNumberingAfterBreak="0">
+  <w:abstractNum w:abstractNumId="6" w15:restartNumberingAfterBreak="0">
     <w:nsid w:val="395E0E12"/>
     <w:multiLevelType w:val="multilevel"/>
     <w:tmpl w:val="15025D94"/>
@@ -1406,7 +1313,7 @@
       </w:rPr>
     </w:lvl>
   </w:abstractNum>
-  <w:abstractNum w:abstractNumId="6" w15:restartNumberingAfterBreak="0">
+  <w:abstractNum w:abstractNumId="7" w15:restartNumberingAfterBreak="0">
     <w:nsid w:val="3A9D602C"/>
     <w:multiLevelType w:val="multilevel"/>
     <w:tmpl w:val="ABF43D6C"/>
@@ -1555,7 +1462,7 @@
       </w:rPr>
     </w:lvl>
   </w:abstractNum>
-  <w:abstractNum w:abstractNumId="7" w15:restartNumberingAfterBreak="0">
+  <w:abstractNum w:abstractNumId="8" w15:restartNumberingAfterBreak="0">
     <w:nsid w:val="3C1D6AED"/>
     <w:multiLevelType w:val="multilevel"/>
     <w:tmpl w:val="BFDC0D50"/>
@@ -1704,7 +1611,7 @@
       </w:rPr>
     </w:lvl>
   </w:abstractNum>
-  <w:abstractNum w:abstractNumId="8" w15:restartNumberingAfterBreak="0">
+  <w:abstractNum w:abstractNumId="9" w15:restartNumberingAfterBreak="0">
     <w:nsid w:val="46F43E57"/>
     <w:multiLevelType w:val="multilevel"/>
     <w:tmpl w:val="A87E55DA"/>
@@ -1853,7 +1760,7 @@
       </w:rPr>
     </w:lvl>
   </w:abstractNum>
-  <w:abstractNum w:abstractNumId="9" w15:restartNumberingAfterBreak="0">
+  <w:abstractNum w:abstractNumId="10" w15:restartNumberingAfterBreak="0">
     <w:nsid w:val="49964BBA"/>
     <w:multiLevelType w:val="multilevel"/>
     <w:tmpl w:val="DE643422"/>
@@ -2002,7 +1909,7 @@
       </w:rPr>
     </w:lvl>
   </w:abstractNum>
-  <w:abstractNum w:abstractNumId="10" w15:restartNumberingAfterBreak="0">
+  <w:abstractNum w:abstractNumId="11" w15:restartNumberingAfterBreak="0">
     <w:nsid w:val="56350650"/>
     <w:multiLevelType w:val="multilevel"/>
     <w:tmpl w:val="D38059CE"/>
@@ -2151,7 +2058,7 @@
       </w:rPr>
     </w:lvl>
   </w:abstractNum>
-  <w:abstractNum w:abstractNumId="11" w15:restartNumberingAfterBreak="0">
+  <w:abstractNum w:abstractNumId="12" w15:restartNumberingAfterBreak="0">
     <w:nsid w:val="56D91AF2"/>
     <w:multiLevelType w:val="multilevel"/>
     <w:tmpl w:val="C25E4C72"/>
@@ -2300,7 +2207,7 @@
       </w:rPr>
     </w:lvl>
   </w:abstractNum>
-  <w:abstractNum w:abstractNumId="12" w15:restartNumberingAfterBreak="0">
+  <w:abstractNum w:abstractNumId="13" w15:restartNumberingAfterBreak="0">
     <w:nsid w:val="59BA7DF6"/>
     <w:multiLevelType w:val="multilevel"/>
     <w:tmpl w:val="58E23C88"/>
@@ -2449,7 +2356,7 @@
       </w:rPr>
     </w:lvl>
   </w:abstractNum>
-  <w:abstractNum w:abstractNumId="13" w15:restartNumberingAfterBreak="0">
+  <w:abstractNum w:abstractNumId="14" w15:restartNumberingAfterBreak="0">
     <w:nsid w:val="60A01466"/>
     <w:multiLevelType w:val="multilevel"/>
     <w:tmpl w:val="A260C060"/>
@@ -2598,7 +2505,7 @@
       </w:rPr>
     </w:lvl>
   </w:abstractNum>
-  <w:abstractNum w:abstractNumId="14" w15:restartNumberingAfterBreak="0">
+  <w:abstractNum w:abstractNumId="15" w15:restartNumberingAfterBreak="0">
     <w:nsid w:val="611A72D5"/>
     <w:multiLevelType w:val="multilevel"/>
     <w:tmpl w:val="596AA9E4"/>
@@ -2747,7 +2654,7 @@
       </w:rPr>
     </w:lvl>
   </w:abstractNum>
-  <w:abstractNum w:abstractNumId="15" w15:restartNumberingAfterBreak="0">
+  <w:abstractNum w:abstractNumId="16" w15:restartNumberingAfterBreak="0">
     <w:nsid w:val="68901EA7"/>
     <w:multiLevelType w:val="multilevel"/>
     <w:tmpl w:val="6C743108"/>
@@ -2896,53 +2803,208 @@
       </w:rPr>
     </w:lvl>
   </w:abstractNum>
+  <w:abstractNum w:abstractNumId="17" w15:restartNumberingAfterBreak="0">
+    <w:nsid w:val="6E1030D6"/>
+    <w:multiLevelType w:val="multilevel"/>
+    <w:tmpl w:val="8DF8ED0C"/>
+    <w:lvl w:ilvl="0">
+      <w:start w:val="1"/>
+      <w:numFmt w:val="bullet"/>
+      <w:lvlText w:val=""/>
+      <w:lvlJc w:val="left"/>
+      <w:pPr>
+        <w:tabs>
+          <w:tab w:val="num" w:pos="720"/>
+        </w:tabs>
+        <w:ind w:left="720" w:hanging="360"/>
+      </w:pPr>
+      <w:rPr>
+        <w:rFonts w:ascii="Symbol" w:hAnsi="Symbol" w:hint="default"/>
+        <w:sz w:val="20"/>
+      </w:rPr>
+    </w:lvl>
+    <w:lvl w:ilvl="1" w:tentative="1">
+      <w:start w:val="1"/>
+      <w:numFmt w:val="bullet"/>
+      <w:lvlText w:val="o"/>
+      <w:lvlJc w:val="left"/>
+      <w:pPr>
+        <w:tabs>
+          <w:tab w:val="num" w:pos="1440"/>
+        </w:tabs>
+        <w:ind w:left="1440" w:hanging="360"/>
+      </w:pPr>
+      <w:rPr>
+        <w:rFonts w:ascii="Courier New" w:hAnsi="Courier New" w:hint="default"/>
+        <w:sz w:val="20"/>
+      </w:rPr>
+    </w:lvl>
+    <w:lvl w:ilvl="2" w:tentative="1">
+      <w:start w:val="1"/>
+      <w:numFmt w:val="bullet"/>
+      <w:lvlText w:val=""/>
+      <w:lvlJc w:val="left"/>
+      <w:pPr>
+        <w:tabs>
+          <w:tab w:val="num" w:pos="2160"/>
+        </w:tabs>
+        <w:ind w:left="2160" w:hanging="360"/>
+      </w:pPr>
+      <w:rPr>
+        <w:rFonts w:ascii="Wingdings" w:hAnsi="Wingdings" w:hint="default"/>
+        <w:sz w:val="20"/>
+      </w:rPr>
+    </w:lvl>
+    <w:lvl w:ilvl="3" w:tentative="1">
+      <w:start w:val="1"/>
+      <w:numFmt w:val="bullet"/>
+      <w:lvlText w:val=""/>
+      <w:lvlJc w:val="left"/>
+      <w:pPr>
+        <w:tabs>
+          <w:tab w:val="num" w:pos="2880"/>
+        </w:tabs>
+        <w:ind w:left="2880" w:hanging="360"/>
+      </w:pPr>
+      <w:rPr>
+        <w:rFonts w:ascii="Wingdings" w:hAnsi="Wingdings" w:hint="default"/>
+        <w:sz w:val="20"/>
+      </w:rPr>
+    </w:lvl>
+    <w:lvl w:ilvl="4" w:tentative="1">
+      <w:start w:val="1"/>
+      <w:numFmt w:val="bullet"/>
+      <w:lvlText w:val=""/>
+      <w:lvlJc w:val="left"/>
+      <w:pPr>
+        <w:tabs>
+          <w:tab w:val="num" w:pos="3600"/>
+        </w:tabs>
+        <w:ind w:left="3600" w:hanging="360"/>
+      </w:pPr>
+      <w:rPr>
+        <w:rFonts w:ascii="Wingdings" w:hAnsi="Wingdings" w:hint="default"/>
+        <w:sz w:val="20"/>
+      </w:rPr>
+    </w:lvl>
+    <w:lvl w:ilvl="5" w:tentative="1">
+      <w:start w:val="1"/>
+      <w:numFmt w:val="bullet"/>
+      <w:lvlText w:val=""/>
+      <w:lvlJc w:val="left"/>
+      <w:pPr>
+        <w:tabs>
+          <w:tab w:val="num" w:pos="4320"/>
+        </w:tabs>
+        <w:ind w:left="4320" w:hanging="360"/>
+      </w:pPr>
+      <w:rPr>
+        <w:rFonts w:ascii="Wingdings" w:hAnsi="Wingdings" w:hint="default"/>
+        <w:sz w:val="20"/>
+      </w:rPr>
+    </w:lvl>
+    <w:lvl w:ilvl="6" w:tentative="1">
+      <w:start w:val="1"/>
+      <w:numFmt w:val="bullet"/>
+      <w:lvlText w:val=""/>
+      <w:lvlJc w:val="left"/>
+      <w:pPr>
+        <w:tabs>
+          <w:tab w:val="num" w:pos="5040"/>
+        </w:tabs>
+        <w:ind w:left="5040" w:hanging="360"/>
+      </w:pPr>
+      <w:rPr>
+        <w:rFonts w:ascii="Wingdings" w:hAnsi="Wingdings" w:hint="default"/>
+        <w:sz w:val="20"/>
+      </w:rPr>
+    </w:lvl>
+    <w:lvl w:ilvl="7" w:tentative="1">
+      <w:start w:val="1"/>
+      <w:numFmt w:val="bullet"/>
+      <w:lvlText w:val=""/>
+      <w:lvlJc w:val="left"/>
+      <w:pPr>
+        <w:tabs>
+          <w:tab w:val="num" w:pos="5760"/>
+        </w:tabs>
+        <w:ind w:left="5760" w:hanging="360"/>
+      </w:pPr>
+      <w:rPr>
+        <w:rFonts w:ascii="Wingdings" w:hAnsi="Wingdings" w:hint="default"/>
+        <w:sz w:val="20"/>
+      </w:rPr>
+    </w:lvl>
+    <w:lvl w:ilvl="8" w:tentative="1">
+      <w:start w:val="1"/>
+      <w:numFmt w:val="bullet"/>
+      <w:lvlText w:val=""/>
+      <w:lvlJc w:val="left"/>
+      <w:pPr>
+        <w:tabs>
+          <w:tab w:val="num" w:pos="6480"/>
+        </w:tabs>
+        <w:ind w:left="6480" w:hanging="360"/>
+      </w:pPr>
+      <w:rPr>
+        <w:rFonts w:ascii="Wingdings" w:hAnsi="Wingdings" w:hint="default"/>
+        <w:sz w:val="20"/>
+      </w:rPr>
+    </w:lvl>
+  </w:abstractNum>
   <w:num w:numId="1" w16cid:durableId="2016882999">
-    <w:abstractNumId w:val="8"/>
+    <w:abstractNumId w:val="9"/>
   </w:num>
   <w:num w:numId="2" w16cid:durableId="1516770254">
-    <w:abstractNumId w:val="12"/>
+    <w:abstractNumId w:val="13"/>
   </w:num>
   <w:num w:numId="3" w16cid:durableId="1279868778">
-    <w:abstractNumId w:val="13"/>
+    <w:abstractNumId w:val="14"/>
   </w:num>
   <w:num w:numId="4" w16cid:durableId="451092406">
     <w:abstractNumId w:val="0"/>
   </w:num>
   <w:num w:numId="5" w16cid:durableId="1514997203">
-    <w:abstractNumId w:val="10"/>
+    <w:abstractNumId w:val="11"/>
   </w:num>
   <w:num w:numId="6" w16cid:durableId="1760128647">
     <w:abstractNumId w:val="2"/>
   </w:num>
   <w:num w:numId="7" w16cid:durableId="1147549999">
-    <w:abstractNumId w:val="5"/>
+    <w:abstractNumId w:val="6"/>
   </w:num>
   <w:num w:numId="8" w16cid:durableId="31079034">
     <w:abstractNumId w:val="1"/>
   </w:num>
   <w:num w:numId="9" w16cid:durableId="445543454">
-    <w:abstractNumId w:val="11"/>
+    <w:abstractNumId w:val="12"/>
   </w:num>
   <w:num w:numId="10" w16cid:durableId="581917086">
+    <w:abstractNumId w:val="16"/>
+  </w:num>
+  <w:num w:numId="11" w16cid:durableId="474028345">
+    <w:abstractNumId w:val="8"/>
+  </w:num>
+  <w:num w:numId="12" w16cid:durableId="1162769715">
+    <w:abstractNumId w:val="10"/>
+  </w:num>
+  <w:num w:numId="13" w16cid:durableId="1345865764">
+    <w:abstractNumId w:val="5"/>
+  </w:num>
+  <w:num w:numId="14" w16cid:durableId="267935931">
     <w:abstractNumId w:val="15"/>
   </w:num>
-  <w:num w:numId="11" w16cid:durableId="474028345">
+  <w:num w:numId="15" w16cid:durableId="1521384853">
     <w:abstractNumId w:val="7"/>
-  </w:num>
-  <w:num w:numId="12" w16cid:durableId="1162769715">
-    <w:abstractNumId w:val="9"/>
-  </w:num>
-  <w:num w:numId="13" w16cid:durableId="1345865764">
-    <w:abstractNumId w:val="4"/>
-  </w:num>
-  <w:num w:numId="14" w16cid:durableId="267935931">
-    <w:abstractNumId w:val="14"/>
-  </w:num>
-  <w:num w:numId="15" w16cid:durableId="1521384853">
-    <w:abstractNumId w:val="6"/>
   </w:num>
   <w:num w:numId="16" w16cid:durableId="1374573618">
     <w:abstractNumId w:val="3"/>
+  </w:num>
+  <w:num w:numId="17" w16cid:durableId="1035500579">
+    <w:abstractNumId w:val="17"/>
+  </w:num>
+  <w:num w:numId="18" w16cid:durableId="191649467">
+    <w:abstractNumId w:val="4"/>
   </w:num>
   <w:numIdMacAtCleanup w:val="2"/>
 </w:numbering>

--- a/data/Market_Read_daily.docx
+++ b/data/Market_Read_daily.docx
@@ -2,21 +2,6 @@
 <file path=word/document.xml><?xml version="1.0" encoding="utf-8"?>
 <w:document xmlns:wpc="http://schemas.microsoft.com/office/word/2010/wordprocessingCanvas" xmlns:cx="http://schemas.microsoft.com/office/drawing/2014/chartex" xmlns:cx1="http://schemas.microsoft.com/office/drawing/2015/9/8/chartex" xmlns:cx2="http://schemas.microsoft.com/office/drawing/2015/10/21/chartex" xmlns:cx3="http://schemas.microsoft.com/office/drawing/2016/5/9/chartex" xmlns:cx4="http://schemas.microsoft.com/office/drawing/2016/5/10/chartex" xmlns:cx5="http://schemas.microsoft.com/office/drawing/2016/5/11/chartex" xmlns:cx6="http://schemas.microsoft.com/office/drawing/2016/5/12/chartex" xmlns:cx7="http://schemas.microsoft.com/office/drawing/2016/5/13/chartex" xmlns:cx8="http://schemas.microsoft.com/office/drawing/2016/5/14/chartex" xmlns:mc="http://schemas.openxmlformats.org/markup-compatibility/2006" xmlns:aink="http://schemas.microsoft.com/office/drawing/2016/ink" xmlns:am3d="http://schemas.microsoft.com/office/drawing/2017/model3d" xmlns:o="urn:schemas-microsoft-com:office:office" xmlns:oel="http://schemas.microsoft.com/office/2019/extlst" xmlns:r="http://schemas.openxmlformats.org/officeDocument/2006/relationships" xmlns:m="http://schemas.openxmlformats.org/officeDocument/2006/math" xmlns:v="urn:schemas-microsoft-com:vml" xmlns:wp14="http://schemas.microsoft.com/office/word/2010/wordprocessingDrawing" xmlns:wp="http://schemas.openxmlformats.org/drawingml/2006/wordprocessingDrawing" xmlns:w10="urn:schemas-microsoft-com:office:word" xmlns:w="http://schemas.openxmlformats.org/wordprocessingml/2006/main" xmlns:w14="http://schemas.microsoft.com/office/word/2010/wordml" xmlns:w15="http://schemas.microsoft.com/office/word/2012/wordml" xmlns:w16cex="http://schemas.microsoft.com/office/word/2018/wordml/cex" xmlns:w16cid="http://schemas.microsoft.com/office/word/2016/wordml/cid" xmlns:w16="http://schemas.microsoft.com/office/word/2018/wordml" xmlns:w16du="http://schemas.microsoft.com/office/word/2023/wordml/word16du" xmlns:w16sdtdh="http://schemas.microsoft.com/office/word/2020/wordml/sdtdatahash" xmlns:w16sdtfl="http://schemas.microsoft.com/office/word/2024/wordml/sdtformatlock" xmlns:w16se="http://schemas.microsoft.com/office/word/2015/wordml/symex" xmlns:wpg="http://schemas.microsoft.com/office/word/2010/wordprocessingGroup" xmlns:wpi="http://schemas.microsoft.com/office/word/2010/wordprocessingInk" xmlns:wne="http://schemas.microsoft.com/office/word/2006/wordml" xmlns:wps="http://schemas.microsoft.com/office/word/2010/wordprocessingShape" mc:Ignorable="w14 w15 w16se w16cid w16 w16cex w16sdtdh w16sdtfl w16du wp14">
   <w:body>
-    <w:p>
-      <w:pPr>
-        <w:rPr>
-          <w:b/>
-          <w:bCs/>
-        </w:rPr>
-      </w:pPr>
-      <w:r>
-        <w:rPr>
-          <w:b/>
-          <w:bCs/>
-        </w:rPr>
-        <w:t>Market Read</w:t>
-      </w:r>
-    </w:p>
     <w:p>
       <w:r>
         <w:t>Market Read: October 21, 2025</w:t>
@@ -212,7 +197,6 @@
         </w:numPr>
       </w:pPr>
       <w:r>
-        <w:lastRenderedPageBreak/>
         <w:t>Bonds: flat (avg +0.20%).</w:t>
       </w:r>
     </w:p>
@@ -224,6 +208,7 @@
         </w:numPr>
       </w:pPr>
       <w:r>
+        <w:lastRenderedPageBreak/>
         <w:t>Energy complex: leading (avg +1.18%).</w:t>
       </w:r>
     </w:p>
@@ -3613,6 +3598,7 @@
   <w:style w:type="character" w:default="1" w:styleId="DefaultParagraphFont">
     <w:name w:val="Default Paragraph Font"/>
     <w:uiPriority w:val="1"/>
+    <w:semiHidden/>
     <w:unhideWhenUsed/>
   </w:style>
   <w:style w:type="table" w:default="1" w:styleId="TableNormal">

--- a/data/Market_Read_daily.docx
+++ b/data/Market_Read_daily.docx
@@ -4,7 +4,7 @@
   <w:body>
     <w:p>
       <w:r>
-        <w:t>Market Read: October 21, 2025</w:t>
+        <w:t>Market Read: October 22, 2025</w:t>
       </w:r>
     </w:p>
     <w:p>
@@ -16,7 +16,7 @@
       <w:pPr>
         <w:numPr>
           <w:ilvl w:val="0"/>
-          <w:numId w:val="17"/>
+          <w:numId w:val="19"/>
         </w:numPr>
       </w:pPr>
       <w:r>
@@ -27,128 +27,128 @@
         <w:t>Breadth:</w:t>
       </w:r>
       <w:r>
-        <w:t xml:space="preserve"> 52.3% of names are positive.</w:t>
+        <w:t xml:space="preserve"> 41.1% of names are positive.</w:t>
       </w:r>
     </w:p>
     <w:p>
       <w:pPr>
         <w:numPr>
           <w:ilvl w:val="0"/>
-          <w:numId w:val="17"/>
+          <w:numId w:val="19"/>
         </w:numPr>
       </w:pPr>
       <w:r>
-        <w:t>Information Technology: firm (avg +0.78%).</w:t>
+        <w:t>Information Technology: lagging (avg −1.41%).</w:t>
       </w:r>
     </w:p>
     <w:p>
       <w:pPr>
         <w:numPr>
           <w:ilvl w:val="0"/>
-          <w:numId w:val="17"/>
+          <w:numId w:val="19"/>
         </w:numPr>
       </w:pPr>
       <w:r>
-        <w:t>Industrials: firm (avg +0.96%).</w:t>
+        <w:t>Industrials: lagging (avg −1.60%).</w:t>
       </w:r>
     </w:p>
     <w:p>
       <w:pPr>
         <w:numPr>
           <w:ilvl w:val="0"/>
-          <w:numId w:val="17"/>
+          <w:numId w:val="19"/>
         </w:numPr>
       </w:pPr>
       <w:r>
-        <w:t>Consumer Staples: lagging (avg −0.53%).</w:t>
+        <w:t>Consumer Staples: firm (avg +0.34%).</w:t>
       </w:r>
     </w:p>
     <w:p>
       <w:pPr>
         <w:numPr>
           <w:ilvl w:val="0"/>
-          <w:numId w:val="17"/>
+          <w:numId w:val="19"/>
         </w:numPr>
       </w:pPr>
       <w:r>
-        <w:t>Consumer Discretionary: leading (avg +1.76%).</w:t>
+        <w:t>Consumer Discretionary: lagging (avg −0.67%).</w:t>
       </w:r>
     </w:p>
     <w:p>
       <w:pPr>
         <w:numPr>
           <w:ilvl w:val="0"/>
-          <w:numId w:val="17"/>
+          <w:numId w:val="19"/>
         </w:numPr>
       </w:pPr>
       <w:r>
-        <w:t>Financials: firm (avg +0.38%).</w:t>
+        <w:t>Financials: lagging (avg −0.58%).</w:t>
       </w:r>
     </w:p>
     <w:p>
       <w:pPr>
         <w:numPr>
           <w:ilvl w:val="0"/>
-          <w:numId w:val="17"/>
+          <w:numId w:val="19"/>
         </w:numPr>
       </w:pPr>
       <w:r>
-        <w:t>Utilities: lagging (avg −0.75%).</w:t>
+        <w:t>Utilities: flat (avg +0.01%).</w:t>
       </w:r>
     </w:p>
     <w:p>
       <w:pPr>
         <w:numPr>
           <w:ilvl w:val="0"/>
-          <w:numId w:val="17"/>
+          <w:numId w:val="19"/>
         </w:numPr>
       </w:pPr>
       <w:r>
-        <w:t>Real Estate: flat (avg +0.06%).</w:t>
+        <w:t>Real Estate: firm (avg +0.56%).</w:t>
       </w:r>
     </w:p>
     <w:p>
       <w:pPr>
         <w:numPr>
           <w:ilvl w:val="0"/>
-          <w:numId w:val="17"/>
+          <w:numId w:val="19"/>
         </w:numPr>
       </w:pPr>
       <w:r>
-        <w:t>Materials: flat (avg +0.03%).</w:t>
+        <w:t>Materials: flat (avg −0.01%).</w:t>
       </w:r>
     </w:p>
     <w:p>
       <w:pPr>
         <w:numPr>
           <w:ilvl w:val="0"/>
-          <w:numId w:val="17"/>
+          <w:numId w:val="19"/>
         </w:numPr>
       </w:pPr>
       <w:r>
-        <w:t>Energy: flat (avg +0.18%).</w:t>
+        <w:t>Energy: leading (avg +1.07%).</w:t>
       </w:r>
     </w:p>
     <w:p>
       <w:pPr>
         <w:numPr>
           <w:ilvl w:val="0"/>
-          <w:numId w:val="17"/>
+          <w:numId w:val="19"/>
         </w:numPr>
       </w:pPr>
       <w:r>
-        <w:t>Health Care: firm (avg +0.58%).</w:t>
+        <w:t>Health Care: flat (avg +0.22%).</w:t>
       </w:r>
     </w:p>
     <w:p>
       <w:pPr>
         <w:numPr>
           <w:ilvl w:val="0"/>
-          <w:numId w:val="17"/>
+          <w:numId w:val="19"/>
         </w:numPr>
       </w:pPr>
       <w:r>
-        <w:t>Communication Services: firm (avg +0.47%).</w:t>
+        <w:t>Communication Services: lagging (avg −0.55%).</w:t>
       </w:r>
     </w:p>
     <w:p>
@@ -160,88 +160,79 @@
       <w:pPr>
         <w:numPr>
           <w:ilvl w:val="0"/>
-          <w:numId w:val="18"/>
+          <w:numId w:val="20"/>
         </w:numPr>
       </w:pPr>
       <w:r>
-        <w:t>Gold: lagging (avg −6.43%).</w:t>
+        <w:t>Gold: flat (avg +0.01%).</w:t>
       </w:r>
     </w:p>
     <w:p>
       <w:pPr>
         <w:numPr>
           <w:ilvl w:val="0"/>
-          <w:numId w:val="18"/>
+          <w:numId w:val="20"/>
         </w:numPr>
       </w:pPr>
       <w:r>
-        <w:t>USD: firm (avg +0.40%).</w:t>
+        <w:t>USD: flat (avg −0.11%).</w:t>
       </w:r>
     </w:p>
     <w:p>
       <w:pPr>
         <w:numPr>
           <w:ilvl w:val="0"/>
-          <w:numId w:val="18"/>
+          <w:numId w:val="20"/>
         </w:numPr>
       </w:pPr>
       <w:r>
-        <w:t>Yields: lagging (avg −0.56%).</w:t>
+        <w:t>Yields: flat (avg −0.22%).</w:t>
       </w:r>
     </w:p>
     <w:p>
       <w:pPr>
         <w:numPr>
           <w:ilvl w:val="0"/>
-          <w:numId w:val="18"/>
+          <w:numId w:val="20"/>
         </w:numPr>
       </w:pPr>
       <w:r>
-        <w:t>Bonds: flat (avg +0.20%).</w:t>
+        <w:t>Bonds: flat (avg +0.06%).</w:t>
       </w:r>
     </w:p>
     <w:p>
       <w:pPr>
         <w:numPr>
           <w:ilvl w:val="0"/>
-          <w:numId w:val="18"/>
+          <w:numId w:val="20"/>
         </w:numPr>
       </w:pPr>
       <w:r>
         <w:lastRenderedPageBreak/>
-        <w:t>Energy complex: leading (avg +1.18%).</w:t>
+        <w:t>Energy complex: leading (avg +1.39%).</w:t>
       </w:r>
     </w:p>
     <w:p>
       <w:r>
-        <w:t xml:space="preserve">Bottom line: Mixed breadth with leadership tilting toward cyclical Consumer Discretionary while defensives (Staples, Utilities) lag. </w:t>
+        <w:t xml:space="preserve">Bottom line: A risk-off tone dominated by weakness in cyclicals and modest strength in defensives. Macro levers remain directionless—gold, USD, and yields all flat—signaling a pause in conviction. </w:t>
       </w:r>
-      <w:bookmarkStart w:id="0" w:name="_Hlk211970517"/>
       <w:r>
-        <w:t xml:space="preserve">Macro tape shows a firmer dollar, easing yields, and weakness in gold; that mix leans toward </w:t>
+        <w:t>M</w:t>
+      </w:r>
+      <w:r>
+        <w:t xml:space="preserve">arkets are in a </w:t>
       </w:r>
       <w:r>
         <w:rPr>
           <w:b/>
           <w:bCs/>
         </w:rPr>
-        <w:t>growth stabilizing</w:t>
+        <w:t>transition zone</w:t>
       </w:r>
       <w:r>
-        <w:t xml:space="preserve"> while </w:t>
-      </w:r>
-      <w:r>
-        <w:rPr>
-          <w:b/>
-          <w:bCs/>
-        </w:rPr>
-        <w:t>inflation pressures ease</w:t>
-      </w:r>
-      <w:r>
-        <w:t>—constructive for risk assets that benefit from firmer growth and lower inflation, but today’s split breadth argues for balance between pro-cyclical exposure and selective defensives.</w:t>
+        <w:t xml:space="preserve"> where both growth and inflation expectations are being recalibrated, producing choppy trading and selective leadership rather than broad conviction.</w:t>
       </w:r>
     </w:p>
-    <w:bookmarkEnd w:id="0"/>
     <w:p/>
     <w:sectPr>
       <w:pgSz w:w="15840" w:h="12240" w:orient="landscape"/>
@@ -1448,6 +1439,155 @@
     </w:lvl>
   </w:abstractNum>
   <w:abstractNum w:abstractNumId="8" w15:restartNumberingAfterBreak="0">
+    <w:nsid w:val="3BBF4701"/>
+    <w:multiLevelType w:val="multilevel"/>
+    <w:tmpl w:val="480A29DA"/>
+    <w:lvl w:ilvl="0">
+      <w:start w:val="1"/>
+      <w:numFmt w:val="bullet"/>
+      <w:lvlText w:val=""/>
+      <w:lvlJc w:val="left"/>
+      <w:pPr>
+        <w:tabs>
+          <w:tab w:val="num" w:pos="720"/>
+        </w:tabs>
+        <w:ind w:left="720" w:hanging="360"/>
+      </w:pPr>
+      <w:rPr>
+        <w:rFonts w:ascii="Symbol" w:hAnsi="Symbol" w:hint="default"/>
+        <w:sz w:val="20"/>
+      </w:rPr>
+    </w:lvl>
+    <w:lvl w:ilvl="1" w:tentative="1">
+      <w:start w:val="1"/>
+      <w:numFmt w:val="bullet"/>
+      <w:lvlText w:val="o"/>
+      <w:lvlJc w:val="left"/>
+      <w:pPr>
+        <w:tabs>
+          <w:tab w:val="num" w:pos="1440"/>
+        </w:tabs>
+        <w:ind w:left="1440" w:hanging="360"/>
+      </w:pPr>
+      <w:rPr>
+        <w:rFonts w:ascii="Courier New" w:hAnsi="Courier New" w:hint="default"/>
+        <w:sz w:val="20"/>
+      </w:rPr>
+    </w:lvl>
+    <w:lvl w:ilvl="2" w:tentative="1">
+      <w:start w:val="1"/>
+      <w:numFmt w:val="bullet"/>
+      <w:lvlText w:val=""/>
+      <w:lvlJc w:val="left"/>
+      <w:pPr>
+        <w:tabs>
+          <w:tab w:val="num" w:pos="2160"/>
+        </w:tabs>
+        <w:ind w:left="2160" w:hanging="360"/>
+      </w:pPr>
+      <w:rPr>
+        <w:rFonts w:ascii="Wingdings" w:hAnsi="Wingdings" w:hint="default"/>
+        <w:sz w:val="20"/>
+      </w:rPr>
+    </w:lvl>
+    <w:lvl w:ilvl="3" w:tentative="1">
+      <w:start w:val="1"/>
+      <w:numFmt w:val="bullet"/>
+      <w:lvlText w:val=""/>
+      <w:lvlJc w:val="left"/>
+      <w:pPr>
+        <w:tabs>
+          <w:tab w:val="num" w:pos="2880"/>
+        </w:tabs>
+        <w:ind w:left="2880" w:hanging="360"/>
+      </w:pPr>
+      <w:rPr>
+        <w:rFonts w:ascii="Wingdings" w:hAnsi="Wingdings" w:hint="default"/>
+        <w:sz w:val="20"/>
+      </w:rPr>
+    </w:lvl>
+    <w:lvl w:ilvl="4" w:tentative="1">
+      <w:start w:val="1"/>
+      <w:numFmt w:val="bullet"/>
+      <w:lvlText w:val=""/>
+      <w:lvlJc w:val="left"/>
+      <w:pPr>
+        <w:tabs>
+          <w:tab w:val="num" w:pos="3600"/>
+        </w:tabs>
+        <w:ind w:left="3600" w:hanging="360"/>
+      </w:pPr>
+      <w:rPr>
+        <w:rFonts w:ascii="Wingdings" w:hAnsi="Wingdings" w:hint="default"/>
+        <w:sz w:val="20"/>
+      </w:rPr>
+    </w:lvl>
+    <w:lvl w:ilvl="5" w:tentative="1">
+      <w:start w:val="1"/>
+      <w:numFmt w:val="bullet"/>
+      <w:lvlText w:val=""/>
+      <w:lvlJc w:val="left"/>
+      <w:pPr>
+        <w:tabs>
+          <w:tab w:val="num" w:pos="4320"/>
+        </w:tabs>
+        <w:ind w:left="4320" w:hanging="360"/>
+      </w:pPr>
+      <w:rPr>
+        <w:rFonts w:ascii="Wingdings" w:hAnsi="Wingdings" w:hint="default"/>
+        <w:sz w:val="20"/>
+      </w:rPr>
+    </w:lvl>
+    <w:lvl w:ilvl="6" w:tentative="1">
+      <w:start w:val="1"/>
+      <w:numFmt w:val="bullet"/>
+      <w:lvlText w:val=""/>
+      <w:lvlJc w:val="left"/>
+      <w:pPr>
+        <w:tabs>
+          <w:tab w:val="num" w:pos="5040"/>
+        </w:tabs>
+        <w:ind w:left="5040" w:hanging="360"/>
+      </w:pPr>
+      <w:rPr>
+        <w:rFonts w:ascii="Wingdings" w:hAnsi="Wingdings" w:hint="default"/>
+        <w:sz w:val="20"/>
+      </w:rPr>
+    </w:lvl>
+    <w:lvl w:ilvl="7" w:tentative="1">
+      <w:start w:val="1"/>
+      <w:numFmt w:val="bullet"/>
+      <w:lvlText w:val=""/>
+      <w:lvlJc w:val="left"/>
+      <w:pPr>
+        <w:tabs>
+          <w:tab w:val="num" w:pos="5760"/>
+        </w:tabs>
+        <w:ind w:left="5760" w:hanging="360"/>
+      </w:pPr>
+      <w:rPr>
+        <w:rFonts w:ascii="Wingdings" w:hAnsi="Wingdings" w:hint="default"/>
+        <w:sz w:val="20"/>
+      </w:rPr>
+    </w:lvl>
+    <w:lvl w:ilvl="8" w:tentative="1">
+      <w:start w:val="1"/>
+      <w:numFmt w:val="bullet"/>
+      <w:lvlText w:val=""/>
+      <w:lvlJc w:val="left"/>
+      <w:pPr>
+        <w:tabs>
+          <w:tab w:val="num" w:pos="6480"/>
+        </w:tabs>
+        <w:ind w:left="6480" w:hanging="360"/>
+      </w:pPr>
+      <w:rPr>
+        <w:rFonts w:ascii="Wingdings" w:hAnsi="Wingdings" w:hint="default"/>
+        <w:sz w:val="20"/>
+      </w:rPr>
+    </w:lvl>
+  </w:abstractNum>
+  <w:abstractNum w:abstractNumId="9" w15:restartNumberingAfterBreak="0">
     <w:nsid w:val="3C1D6AED"/>
     <w:multiLevelType w:val="multilevel"/>
     <w:tmpl w:val="BFDC0D50"/>
@@ -1596,7 +1736,7 @@
       </w:rPr>
     </w:lvl>
   </w:abstractNum>
-  <w:abstractNum w:abstractNumId="9" w15:restartNumberingAfterBreak="0">
+  <w:abstractNum w:abstractNumId="10" w15:restartNumberingAfterBreak="0">
     <w:nsid w:val="46F43E57"/>
     <w:multiLevelType w:val="multilevel"/>
     <w:tmpl w:val="A87E55DA"/>
@@ -1745,7 +1885,7 @@
       </w:rPr>
     </w:lvl>
   </w:abstractNum>
-  <w:abstractNum w:abstractNumId="10" w15:restartNumberingAfterBreak="0">
+  <w:abstractNum w:abstractNumId="11" w15:restartNumberingAfterBreak="0">
     <w:nsid w:val="49964BBA"/>
     <w:multiLevelType w:val="multilevel"/>
     <w:tmpl w:val="DE643422"/>
@@ -1894,7 +2034,7 @@
       </w:rPr>
     </w:lvl>
   </w:abstractNum>
-  <w:abstractNum w:abstractNumId="11" w15:restartNumberingAfterBreak="0">
+  <w:abstractNum w:abstractNumId="12" w15:restartNumberingAfterBreak="0">
     <w:nsid w:val="56350650"/>
     <w:multiLevelType w:val="multilevel"/>
     <w:tmpl w:val="D38059CE"/>
@@ -2043,7 +2183,7 @@
       </w:rPr>
     </w:lvl>
   </w:abstractNum>
-  <w:abstractNum w:abstractNumId="12" w15:restartNumberingAfterBreak="0">
+  <w:abstractNum w:abstractNumId="13" w15:restartNumberingAfterBreak="0">
     <w:nsid w:val="56D91AF2"/>
     <w:multiLevelType w:val="multilevel"/>
     <w:tmpl w:val="C25E4C72"/>
@@ -2192,7 +2332,7 @@
       </w:rPr>
     </w:lvl>
   </w:abstractNum>
-  <w:abstractNum w:abstractNumId="13" w15:restartNumberingAfterBreak="0">
+  <w:abstractNum w:abstractNumId="14" w15:restartNumberingAfterBreak="0">
     <w:nsid w:val="59BA7DF6"/>
     <w:multiLevelType w:val="multilevel"/>
     <w:tmpl w:val="58E23C88"/>
@@ -2341,7 +2481,7 @@
       </w:rPr>
     </w:lvl>
   </w:abstractNum>
-  <w:abstractNum w:abstractNumId="14" w15:restartNumberingAfterBreak="0">
+  <w:abstractNum w:abstractNumId="15" w15:restartNumberingAfterBreak="0">
     <w:nsid w:val="60A01466"/>
     <w:multiLevelType w:val="multilevel"/>
     <w:tmpl w:val="A260C060"/>
@@ -2490,7 +2630,7 @@
       </w:rPr>
     </w:lvl>
   </w:abstractNum>
-  <w:abstractNum w:abstractNumId="15" w15:restartNumberingAfterBreak="0">
+  <w:abstractNum w:abstractNumId="16" w15:restartNumberingAfterBreak="0">
     <w:nsid w:val="611A72D5"/>
     <w:multiLevelType w:val="multilevel"/>
     <w:tmpl w:val="596AA9E4"/>
@@ -2639,7 +2779,156 @@
       </w:rPr>
     </w:lvl>
   </w:abstractNum>
-  <w:abstractNum w:abstractNumId="16" w15:restartNumberingAfterBreak="0">
+  <w:abstractNum w:abstractNumId="17" w15:restartNumberingAfterBreak="0">
+    <w:nsid w:val="65536748"/>
+    <w:multiLevelType w:val="multilevel"/>
+    <w:tmpl w:val="11AAE96C"/>
+    <w:lvl w:ilvl="0">
+      <w:start w:val="1"/>
+      <w:numFmt w:val="bullet"/>
+      <w:lvlText w:val=""/>
+      <w:lvlJc w:val="left"/>
+      <w:pPr>
+        <w:tabs>
+          <w:tab w:val="num" w:pos="720"/>
+        </w:tabs>
+        <w:ind w:left="720" w:hanging="360"/>
+      </w:pPr>
+      <w:rPr>
+        <w:rFonts w:ascii="Symbol" w:hAnsi="Symbol" w:hint="default"/>
+        <w:sz w:val="20"/>
+      </w:rPr>
+    </w:lvl>
+    <w:lvl w:ilvl="1" w:tentative="1">
+      <w:start w:val="1"/>
+      <w:numFmt w:val="bullet"/>
+      <w:lvlText w:val="o"/>
+      <w:lvlJc w:val="left"/>
+      <w:pPr>
+        <w:tabs>
+          <w:tab w:val="num" w:pos="1440"/>
+        </w:tabs>
+        <w:ind w:left="1440" w:hanging="360"/>
+      </w:pPr>
+      <w:rPr>
+        <w:rFonts w:ascii="Courier New" w:hAnsi="Courier New" w:hint="default"/>
+        <w:sz w:val="20"/>
+      </w:rPr>
+    </w:lvl>
+    <w:lvl w:ilvl="2" w:tentative="1">
+      <w:start w:val="1"/>
+      <w:numFmt w:val="bullet"/>
+      <w:lvlText w:val=""/>
+      <w:lvlJc w:val="left"/>
+      <w:pPr>
+        <w:tabs>
+          <w:tab w:val="num" w:pos="2160"/>
+        </w:tabs>
+        <w:ind w:left="2160" w:hanging="360"/>
+      </w:pPr>
+      <w:rPr>
+        <w:rFonts w:ascii="Wingdings" w:hAnsi="Wingdings" w:hint="default"/>
+        <w:sz w:val="20"/>
+      </w:rPr>
+    </w:lvl>
+    <w:lvl w:ilvl="3" w:tentative="1">
+      <w:start w:val="1"/>
+      <w:numFmt w:val="bullet"/>
+      <w:lvlText w:val=""/>
+      <w:lvlJc w:val="left"/>
+      <w:pPr>
+        <w:tabs>
+          <w:tab w:val="num" w:pos="2880"/>
+        </w:tabs>
+        <w:ind w:left="2880" w:hanging="360"/>
+      </w:pPr>
+      <w:rPr>
+        <w:rFonts w:ascii="Wingdings" w:hAnsi="Wingdings" w:hint="default"/>
+        <w:sz w:val="20"/>
+      </w:rPr>
+    </w:lvl>
+    <w:lvl w:ilvl="4" w:tentative="1">
+      <w:start w:val="1"/>
+      <w:numFmt w:val="bullet"/>
+      <w:lvlText w:val=""/>
+      <w:lvlJc w:val="left"/>
+      <w:pPr>
+        <w:tabs>
+          <w:tab w:val="num" w:pos="3600"/>
+        </w:tabs>
+        <w:ind w:left="3600" w:hanging="360"/>
+      </w:pPr>
+      <w:rPr>
+        <w:rFonts w:ascii="Wingdings" w:hAnsi="Wingdings" w:hint="default"/>
+        <w:sz w:val="20"/>
+      </w:rPr>
+    </w:lvl>
+    <w:lvl w:ilvl="5" w:tentative="1">
+      <w:start w:val="1"/>
+      <w:numFmt w:val="bullet"/>
+      <w:lvlText w:val=""/>
+      <w:lvlJc w:val="left"/>
+      <w:pPr>
+        <w:tabs>
+          <w:tab w:val="num" w:pos="4320"/>
+        </w:tabs>
+        <w:ind w:left="4320" w:hanging="360"/>
+      </w:pPr>
+      <w:rPr>
+        <w:rFonts w:ascii="Wingdings" w:hAnsi="Wingdings" w:hint="default"/>
+        <w:sz w:val="20"/>
+      </w:rPr>
+    </w:lvl>
+    <w:lvl w:ilvl="6" w:tentative="1">
+      <w:start w:val="1"/>
+      <w:numFmt w:val="bullet"/>
+      <w:lvlText w:val=""/>
+      <w:lvlJc w:val="left"/>
+      <w:pPr>
+        <w:tabs>
+          <w:tab w:val="num" w:pos="5040"/>
+        </w:tabs>
+        <w:ind w:left="5040" w:hanging="360"/>
+      </w:pPr>
+      <w:rPr>
+        <w:rFonts w:ascii="Wingdings" w:hAnsi="Wingdings" w:hint="default"/>
+        <w:sz w:val="20"/>
+      </w:rPr>
+    </w:lvl>
+    <w:lvl w:ilvl="7" w:tentative="1">
+      <w:start w:val="1"/>
+      <w:numFmt w:val="bullet"/>
+      <w:lvlText w:val=""/>
+      <w:lvlJc w:val="left"/>
+      <w:pPr>
+        <w:tabs>
+          <w:tab w:val="num" w:pos="5760"/>
+        </w:tabs>
+        <w:ind w:left="5760" w:hanging="360"/>
+      </w:pPr>
+      <w:rPr>
+        <w:rFonts w:ascii="Wingdings" w:hAnsi="Wingdings" w:hint="default"/>
+        <w:sz w:val="20"/>
+      </w:rPr>
+    </w:lvl>
+    <w:lvl w:ilvl="8" w:tentative="1">
+      <w:start w:val="1"/>
+      <w:numFmt w:val="bullet"/>
+      <w:lvlText w:val=""/>
+      <w:lvlJc w:val="left"/>
+      <w:pPr>
+        <w:tabs>
+          <w:tab w:val="num" w:pos="6480"/>
+        </w:tabs>
+        <w:ind w:left="6480" w:hanging="360"/>
+      </w:pPr>
+      <w:rPr>
+        <w:rFonts w:ascii="Wingdings" w:hAnsi="Wingdings" w:hint="default"/>
+        <w:sz w:val="20"/>
+      </w:rPr>
+    </w:lvl>
+  </w:abstractNum>
+  <w:abstractNum w:abstractNumId="18" w15:restartNumberingAfterBreak="0">
     <w:nsid w:val="68901EA7"/>
     <w:multiLevelType w:val="multilevel"/>
     <w:tmpl w:val="6C743108"/>
@@ -2788,7 +3077,7 @@
       </w:rPr>
     </w:lvl>
   </w:abstractNum>
-  <w:abstractNum w:abstractNumId="17" w15:restartNumberingAfterBreak="0">
+  <w:abstractNum w:abstractNumId="19" w15:restartNumberingAfterBreak="0">
     <w:nsid w:val="6E1030D6"/>
     <w:multiLevelType w:val="multilevel"/>
     <w:tmpl w:val="8DF8ED0C"/>
@@ -2938,19 +3227,19 @@
     </w:lvl>
   </w:abstractNum>
   <w:num w:numId="1" w16cid:durableId="2016882999">
-    <w:abstractNumId w:val="9"/>
+    <w:abstractNumId w:val="10"/>
   </w:num>
   <w:num w:numId="2" w16cid:durableId="1516770254">
-    <w:abstractNumId w:val="13"/>
+    <w:abstractNumId w:val="14"/>
   </w:num>
   <w:num w:numId="3" w16cid:durableId="1279868778">
-    <w:abstractNumId w:val="14"/>
+    <w:abstractNumId w:val="15"/>
   </w:num>
   <w:num w:numId="4" w16cid:durableId="451092406">
     <w:abstractNumId w:val="0"/>
   </w:num>
   <w:num w:numId="5" w16cid:durableId="1514997203">
-    <w:abstractNumId w:val="11"/>
+    <w:abstractNumId w:val="12"/>
   </w:num>
   <w:num w:numId="6" w16cid:durableId="1760128647">
     <w:abstractNumId w:val="2"/>
@@ -2962,22 +3251,22 @@
     <w:abstractNumId w:val="1"/>
   </w:num>
   <w:num w:numId="9" w16cid:durableId="445543454">
-    <w:abstractNumId w:val="12"/>
+    <w:abstractNumId w:val="13"/>
   </w:num>
   <w:num w:numId="10" w16cid:durableId="581917086">
-    <w:abstractNumId w:val="16"/>
+    <w:abstractNumId w:val="18"/>
   </w:num>
   <w:num w:numId="11" w16cid:durableId="474028345">
-    <w:abstractNumId w:val="8"/>
+    <w:abstractNumId w:val="9"/>
   </w:num>
   <w:num w:numId="12" w16cid:durableId="1162769715">
-    <w:abstractNumId w:val="10"/>
+    <w:abstractNumId w:val="11"/>
   </w:num>
   <w:num w:numId="13" w16cid:durableId="1345865764">
     <w:abstractNumId w:val="5"/>
   </w:num>
   <w:num w:numId="14" w16cid:durableId="267935931">
-    <w:abstractNumId w:val="15"/>
+    <w:abstractNumId w:val="16"/>
   </w:num>
   <w:num w:numId="15" w16cid:durableId="1521384853">
     <w:abstractNumId w:val="7"/>
@@ -2986,10 +3275,16 @@
     <w:abstractNumId w:val="3"/>
   </w:num>
   <w:num w:numId="17" w16cid:durableId="1035500579">
-    <w:abstractNumId w:val="17"/>
+    <w:abstractNumId w:val="19"/>
   </w:num>
   <w:num w:numId="18" w16cid:durableId="191649467">
     <w:abstractNumId w:val="4"/>
+  </w:num>
+  <w:num w:numId="19" w16cid:durableId="1246380804">
+    <w:abstractNumId w:val="17"/>
+  </w:num>
+  <w:num w:numId="20" w16cid:durableId="53889921">
+    <w:abstractNumId w:val="8"/>
   </w:num>
   <w:numIdMacAtCleanup w:val="2"/>
 </w:numbering>

--- a/data/Market_Read_daily.docx
+++ b/data/Market_Read_daily.docx
@@ -4,7 +4,7 @@
   <w:body>
     <w:p>
       <w:r>
-        <w:t>Market Read: October 22, 2025</w:t>
+        <w:t>Market Read: October 23, 2025</w:t>
       </w:r>
     </w:p>
     <w:p>
@@ -16,7 +16,7 @@
       <w:pPr>
         <w:numPr>
           <w:ilvl w:val="0"/>
-          <w:numId w:val="19"/>
+          <w:numId w:val="21"/>
         </w:numPr>
       </w:pPr>
       <w:r>
@@ -27,128 +27,128 @@
         <w:t>Breadth:</w:t>
       </w:r>
       <w:r>
-        <w:t xml:space="preserve"> 41.1% of names are positive.</w:t>
+        <w:t xml:space="preserve"> 61.7% of names are positive.</w:t>
       </w:r>
     </w:p>
     <w:p>
       <w:pPr>
         <w:numPr>
           <w:ilvl w:val="0"/>
-          <w:numId w:val="19"/>
+          <w:numId w:val="21"/>
         </w:numPr>
       </w:pPr>
       <w:r>
-        <w:t>Information Technology: lagging (avg −1.41%).</w:t>
+        <w:t>Information Technology: leading (avg +1.35%).</w:t>
       </w:r>
     </w:p>
     <w:p>
       <w:pPr>
         <w:numPr>
           <w:ilvl w:val="0"/>
-          <w:numId w:val="19"/>
+          <w:numId w:val="21"/>
         </w:numPr>
       </w:pPr>
       <w:r>
-        <w:t>Industrials: lagging (avg −1.60%).</w:t>
+        <w:t>Industrials: firm (avg +0.82%).</w:t>
       </w:r>
     </w:p>
     <w:p>
       <w:pPr>
         <w:numPr>
           <w:ilvl w:val="0"/>
-          <w:numId w:val="19"/>
+          <w:numId w:val="21"/>
         </w:numPr>
       </w:pPr>
       <w:r>
-        <w:t>Consumer Staples: firm (avg +0.34%).</w:t>
+        <w:t>Consumer Staples: lagging (avg −0.63%).</w:t>
       </w:r>
     </w:p>
     <w:p>
       <w:pPr>
         <w:numPr>
           <w:ilvl w:val="0"/>
-          <w:numId w:val="19"/>
+          <w:numId w:val="21"/>
         </w:numPr>
       </w:pPr>
       <w:r>
-        <w:t>Consumer Discretionary: lagging (avg −0.67%).</w:t>
+        <w:t>Consumer Discretionary: firm (avg +0.28%).</w:t>
       </w:r>
     </w:p>
     <w:p>
       <w:pPr>
         <w:numPr>
           <w:ilvl w:val="0"/>
-          <w:numId w:val="19"/>
+          <w:numId w:val="21"/>
         </w:numPr>
       </w:pPr>
       <w:r>
-        <w:t>Financials: lagging (avg −0.58%).</w:t>
+        <w:t>Financials: firm (avg +0.26%).</w:t>
       </w:r>
     </w:p>
     <w:p>
       <w:pPr>
         <w:numPr>
           <w:ilvl w:val="0"/>
-          <w:numId w:val="19"/>
+          <w:numId w:val="21"/>
         </w:numPr>
       </w:pPr>
       <w:r>
-        <w:t>Utilities: flat (avg +0.01%).</w:t>
+        <w:t>Utilities: lagging (avg −0.38%).</w:t>
       </w:r>
     </w:p>
     <w:p>
       <w:pPr>
         <w:numPr>
           <w:ilvl w:val="0"/>
-          <w:numId w:val="19"/>
+          <w:numId w:val="21"/>
         </w:numPr>
       </w:pPr>
       <w:r>
-        <w:t>Real Estate: firm (avg +0.56%).</w:t>
+        <w:t>Real Estate: flat (avg −0.13%).</w:t>
       </w:r>
     </w:p>
     <w:p>
       <w:pPr>
         <w:numPr>
           <w:ilvl w:val="0"/>
-          <w:numId w:val="19"/>
+          <w:numId w:val="21"/>
         </w:numPr>
       </w:pPr>
       <w:r>
-        <w:t>Materials: flat (avg −0.01%).</w:t>
+        <w:t>Materials: leading (avg +1.84%).</w:t>
       </w:r>
     </w:p>
     <w:p>
       <w:pPr>
         <w:numPr>
           <w:ilvl w:val="0"/>
-          <w:numId w:val="19"/>
+          <w:numId w:val="21"/>
         </w:numPr>
       </w:pPr>
       <w:r>
-        <w:t>Energy: leading (avg +1.07%).</w:t>
+        <w:t>Energy: leading (avg +1.95%).</w:t>
       </w:r>
     </w:p>
     <w:p>
       <w:pPr>
         <w:numPr>
           <w:ilvl w:val="0"/>
-          <w:numId w:val="19"/>
+          <w:numId w:val="21"/>
         </w:numPr>
       </w:pPr>
       <w:r>
-        <w:t>Health Care: flat (avg +0.22%).</w:t>
+        <w:t>Health Care: flat (avg −0.06%).</w:t>
       </w:r>
     </w:p>
     <w:p>
       <w:pPr>
         <w:numPr>
           <w:ilvl w:val="0"/>
-          <w:numId w:val="19"/>
+          <w:numId w:val="21"/>
         </w:numPr>
       </w:pPr>
       <w:r>
-        <w:t>Communication Services: lagging (avg −0.55%).</w:t>
+        <w:t>Communication Services: lagging (avg −0.35%).</w:t>
       </w:r>
     </w:p>
     <w:p>
@@ -160,79 +160,104 @@
       <w:pPr>
         <w:numPr>
           <w:ilvl w:val="0"/>
-          <w:numId w:val="20"/>
+          <w:numId w:val="22"/>
         </w:numPr>
       </w:pPr>
       <w:r>
-        <w:t>Gold: flat (avg +0.01%).</w:t>
+        <w:t>Gold: firm (avg +0.40%).</w:t>
       </w:r>
     </w:p>
     <w:p>
       <w:pPr>
         <w:numPr>
           <w:ilvl w:val="0"/>
-          <w:numId w:val="20"/>
+          <w:numId w:val="22"/>
         </w:numPr>
       </w:pPr>
       <w:r>
-        <w:t>USD: flat (avg −0.11%).</w:t>
+        <w:t>USD: flat (avg +0.04%).</w:t>
       </w:r>
     </w:p>
     <w:p>
       <w:pPr>
         <w:numPr>
           <w:ilvl w:val="0"/>
-          <w:numId w:val="20"/>
+          <w:numId w:val="22"/>
         </w:numPr>
       </w:pPr>
       <w:r>
-        <w:t>Yields: flat (avg −0.22%).</w:t>
+        <w:t>Yields: firm (avg +0.99%).</w:t>
       </w:r>
     </w:p>
     <w:p>
       <w:pPr>
         <w:numPr>
           <w:ilvl w:val="0"/>
-          <w:numId w:val="20"/>
+          <w:numId w:val="22"/>
         </w:numPr>
       </w:pPr>
       <w:r>
-        <w:t>Bonds: flat (avg +0.06%).</w:t>
+        <w:t>Bonds: lagging (avg −0.28%).</w:t>
       </w:r>
     </w:p>
     <w:p>
       <w:pPr>
         <w:numPr>
           <w:ilvl w:val="0"/>
-          <w:numId w:val="20"/>
+          <w:numId w:val="22"/>
         </w:numPr>
       </w:pPr>
       <w:r>
         <w:lastRenderedPageBreak/>
-        <w:t>Energy complex: leading (avg +1.39%).</w:t>
+        <w:t>Energy complex: leading (avg +1.38%).</w:t>
       </w:r>
     </w:p>
     <w:p>
       <w:r>
-        <w:t xml:space="preserve">Bottom line: A risk-off tone dominated by weakness in cyclicals and modest strength in defensives. Macro levers remain directionless—gold, USD, and yields all flat—signaling a pause in conviction. </w:t>
+        <w:t xml:space="preserve">Bottom line: A moderately constructive session with leadership in cyclicals (Tech, Industrials, Materials, Energy) while defensives lag. </w:t>
       </w:r>
+      <w:bookmarkStart w:id="0" w:name="_Hlk212143288"/>
       <w:r>
-        <w:t>M</w:t>
-      </w:r>
-      <w:r>
-        <w:t xml:space="preserve">arkets are in a </w:t>
+        <w:t xml:space="preserve">Macro levers were mixed—rising yields and steady gold imply </w:t>
       </w:r>
       <w:r>
         <w:rPr>
           <w:b/>
           <w:bCs/>
         </w:rPr>
-        <w:t>transition zone</w:t>
+        <w:t>growth expectations firming</w:t>
       </w:r>
       <w:r>
-        <w:t xml:space="preserve"> where both growth and inflation expectations are being recalibrated, producing choppy trading and selective leadership rather than broad conviction.</w:t>
+        <w:t xml:space="preserve"> but </w:t>
+      </w:r>
+      <w:r>
+        <w:rPr>
+          <w:b/>
+          <w:bCs/>
+        </w:rPr>
+        <w:t>inflation staying sticky</w:t>
+      </w:r>
+      <w:r>
+        <w:t xml:space="preserve">. </w:t>
+      </w:r>
+      <w:r>
+        <w:t>M</w:t>
+      </w:r>
+      <w:r>
+        <w:t xml:space="preserve">arkets are navigating a </w:t>
+      </w:r>
+      <w:r>
+        <w:rPr>
+          <w:b/>
+          <w:bCs/>
+        </w:rPr>
+        <w:t>growth-up, inflation-up</w:t>
+      </w:r>
+      <w:r>
+        <w:t xml:space="preserve"> phase—supportive for risk-taking but one that still favors selective exposure to inflation-sensitive assets.</w:t>
       </w:r>
     </w:p>
+    <w:bookmarkEnd w:id="0"/>
     <w:p/>
     <w:sectPr>
       <w:pgSz w:w="15840" w:h="12240" w:orient="landscape"/>
@@ -694,6 +719,155 @@
     </w:lvl>
   </w:abstractNum>
   <w:abstractNum w:abstractNumId="3" w15:restartNumberingAfterBreak="0">
+    <w:nsid w:val="1D881FBF"/>
+    <w:multiLevelType w:val="multilevel"/>
+    <w:tmpl w:val="1036591C"/>
+    <w:lvl w:ilvl="0">
+      <w:start w:val="1"/>
+      <w:numFmt w:val="bullet"/>
+      <w:lvlText w:val=""/>
+      <w:lvlJc w:val="left"/>
+      <w:pPr>
+        <w:tabs>
+          <w:tab w:val="num" w:pos="720"/>
+        </w:tabs>
+        <w:ind w:left="720" w:hanging="360"/>
+      </w:pPr>
+      <w:rPr>
+        <w:rFonts w:ascii="Symbol" w:hAnsi="Symbol" w:hint="default"/>
+        <w:sz w:val="20"/>
+      </w:rPr>
+    </w:lvl>
+    <w:lvl w:ilvl="1" w:tentative="1">
+      <w:start w:val="1"/>
+      <w:numFmt w:val="bullet"/>
+      <w:lvlText w:val="o"/>
+      <w:lvlJc w:val="left"/>
+      <w:pPr>
+        <w:tabs>
+          <w:tab w:val="num" w:pos="1440"/>
+        </w:tabs>
+        <w:ind w:left="1440" w:hanging="360"/>
+      </w:pPr>
+      <w:rPr>
+        <w:rFonts w:ascii="Courier New" w:hAnsi="Courier New" w:hint="default"/>
+        <w:sz w:val="20"/>
+      </w:rPr>
+    </w:lvl>
+    <w:lvl w:ilvl="2" w:tentative="1">
+      <w:start w:val="1"/>
+      <w:numFmt w:val="bullet"/>
+      <w:lvlText w:val=""/>
+      <w:lvlJc w:val="left"/>
+      <w:pPr>
+        <w:tabs>
+          <w:tab w:val="num" w:pos="2160"/>
+        </w:tabs>
+        <w:ind w:left="2160" w:hanging="360"/>
+      </w:pPr>
+      <w:rPr>
+        <w:rFonts w:ascii="Wingdings" w:hAnsi="Wingdings" w:hint="default"/>
+        <w:sz w:val="20"/>
+      </w:rPr>
+    </w:lvl>
+    <w:lvl w:ilvl="3" w:tentative="1">
+      <w:start w:val="1"/>
+      <w:numFmt w:val="bullet"/>
+      <w:lvlText w:val=""/>
+      <w:lvlJc w:val="left"/>
+      <w:pPr>
+        <w:tabs>
+          <w:tab w:val="num" w:pos="2880"/>
+        </w:tabs>
+        <w:ind w:left="2880" w:hanging="360"/>
+      </w:pPr>
+      <w:rPr>
+        <w:rFonts w:ascii="Wingdings" w:hAnsi="Wingdings" w:hint="default"/>
+        <w:sz w:val="20"/>
+      </w:rPr>
+    </w:lvl>
+    <w:lvl w:ilvl="4" w:tentative="1">
+      <w:start w:val="1"/>
+      <w:numFmt w:val="bullet"/>
+      <w:lvlText w:val=""/>
+      <w:lvlJc w:val="left"/>
+      <w:pPr>
+        <w:tabs>
+          <w:tab w:val="num" w:pos="3600"/>
+        </w:tabs>
+        <w:ind w:left="3600" w:hanging="360"/>
+      </w:pPr>
+      <w:rPr>
+        <w:rFonts w:ascii="Wingdings" w:hAnsi="Wingdings" w:hint="default"/>
+        <w:sz w:val="20"/>
+      </w:rPr>
+    </w:lvl>
+    <w:lvl w:ilvl="5" w:tentative="1">
+      <w:start w:val="1"/>
+      <w:numFmt w:val="bullet"/>
+      <w:lvlText w:val=""/>
+      <w:lvlJc w:val="left"/>
+      <w:pPr>
+        <w:tabs>
+          <w:tab w:val="num" w:pos="4320"/>
+        </w:tabs>
+        <w:ind w:left="4320" w:hanging="360"/>
+      </w:pPr>
+      <w:rPr>
+        <w:rFonts w:ascii="Wingdings" w:hAnsi="Wingdings" w:hint="default"/>
+        <w:sz w:val="20"/>
+      </w:rPr>
+    </w:lvl>
+    <w:lvl w:ilvl="6" w:tentative="1">
+      <w:start w:val="1"/>
+      <w:numFmt w:val="bullet"/>
+      <w:lvlText w:val=""/>
+      <w:lvlJc w:val="left"/>
+      <w:pPr>
+        <w:tabs>
+          <w:tab w:val="num" w:pos="5040"/>
+        </w:tabs>
+        <w:ind w:left="5040" w:hanging="360"/>
+      </w:pPr>
+      <w:rPr>
+        <w:rFonts w:ascii="Wingdings" w:hAnsi="Wingdings" w:hint="default"/>
+        <w:sz w:val="20"/>
+      </w:rPr>
+    </w:lvl>
+    <w:lvl w:ilvl="7" w:tentative="1">
+      <w:start w:val="1"/>
+      <w:numFmt w:val="bullet"/>
+      <w:lvlText w:val=""/>
+      <w:lvlJc w:val="left"/>
+      <w:pPr>
+        <w:tabs>
+          <w:tab w:val="num" w:pos="5760"/>
+        </w:tabs>
+        <w:ind w:left="5760" w:hanging="360"/>
+      </w:pPr>
+      <w:rPr>
+        <w:rFonts w:ascii="Wingdings" w:hAnsi="Wingdings" w:hint="default"/>
+        <w:sz w:val="20"/>
+      </w:rPr>
+    </w:lvl>
+    <w:lvl w:ilvl="8" w:tentative="1">
+      <w:start w:val="1"/>
+      <w:numFmt w:val="bullet"/>
+      <w:lvlText w:val=""/>
+      <w:lvlJc w:val="left"/>
+      <w:pPr>
+        <w:tabs>
+          <w:tab w:val="num" w:pos="6480"/>
+        </w:tabs>
+        <w:ind w:left="6480" w:hanging="360"/>
+      </w:pPr>
+      <w:rPr>
+        <w:rFonts w:ascii="Wingdings" w:hAnsi="Wingdings" w:hint="default"/>
+        <w:sz w:val="20"/>
+      </w:rPr>
+    </w:lvl>
+  </w:abstractNum>
+  <w:abstractNum w:abstractNumId="4" w15:restartNumberingAfterBreak="0">
     <w:nsid w:val="22DD28B2"/>
     <w:multiLevelType w:val="multilevel"/>
     <w:tmpl w:val="F3A22206"/>
@@ -842,7 +1016,7 @@
       </w:rPr>
     </w:lvl>
   </w:abstractNum>
-  <w:abstractNum w:abstractNumId="4" w15:restartNumberingAfterBreak="0">
+  <w:abstractNum w:abstractNumId="5" w15:restartNumberingAfterBreak="0">
     <w:nsid w:val="2C2717C0"/>
     <w:multiLevelType w:val="multilevel"/>
     <w:tmpl w:val="C0D65778"/>
@@ -991,7 +1165,7 @@
       </w:rPr>
     </w:lvl>
   </w:abstractNum>
-  <w:abstractNum w:abstractNumId="5" w15:restartNumberingAfterBreak="0">
+  <w:abstractNum w:abstractNumId="6" w15:restartNumberingAfterBreak="0">
     <w:nsid w:val="2E76118B"/>
     <w:multiLevelType w:val="multilevel"/>
     <w:tmpl w:val="707CCBC4"/>
@@ -1140,7 +1314,7 @@
       </w:rPr>
     </w:lvl>
   </w:abstractNum>
-  <w:abstractNum w:abstractNumId="6" w15:restartNumberingAfterBreak="0">
+  <w:abstractNum w:abstractNumId="7" w15:restartNumberingAfterBreak="0">
     <w:nsid w:val="395E0E12"/>
     <w:multiLevelType w:val="multilevel"/>
     <w:tmpl w:val="15025D94"/>
@@ -1289,7 +1463,7 @@
       </w:rPr>
     </w:lvl>
   </w:abstractNum>
-  <w:abstractNum w:abstractNumId="7" w15:restartNumberingAfterBreak="0">
+  <w:abstractNum w:abstractNumId="8" w15:restartNumberingAfterBreak="0">
     <w:nsid w:val="3A9D602C"/>
     <w:multiLevelType w:val="multilevel"/>
     <w:tmpl w:val="ABF43D6C"/>
@@ -1438,7 +1612,7 @@
       </w:rPr>
     </w:lvl>
   </w:abstractNum>
-  <w:abstractNum w:abstractNumId="8" w15:restartNumberingAfterBreak="0">
+  <w:abstractNum w:abstractNumId="9" w15:restartNumberingAfterBreak="0">
     <w:nsid w:val="3BBF4701"/>
     <w:multiLevelType w:val="multilevel"/>
     <w:tmpl w:val="480A29DA"/>
@@ -1587,7 +1761,7 @@
       </w:rPr>
     </w:lvl>
   </w:abstractNum>
-  <w:abstractNum w:abstractNumId="9" w15:restartNumberingAfterBreak="0">
+  <w:abstractNum w:abstractNumId="10" w15:restartNumberingAfterBreak="0">
     <w:nsid w:val="3C1D6AED"/>
     <w:multiLevelType w:val="multilevel"/>
     <w:tmpl w:val="BFDC0D50"/>
@@ -1736,7 +1910,7 @@
       </w:rPr>
     </w:lvl>
   </w:abstractNum>
-  <w:abstractNum w:abstractNumId="10" w15:restartNumberingAfterBreak="0">
+  <w:abstractNum w:abstractNumId="11" w15:restartNumberingAfterBreak="0">
     <w:nsid w:val="46F43E57"/>
     <w:multiLevelType w:val="multilevel"/>
     <w:tmpl w:val="A87E55DA"/>
@@ -1885,7 +2059,7 @@
       </w:rPr>
     </w:lvl>
   </w:abstractNum>
-  <w:abstractNum w:abstractNumId="11" w15:restartNumberingAfterBreak="0">
+  <w:abstractNum w:abstractNumId="12" w15:restartNumberingAfterBreak="0">
     <w:nsid w:val="49964BBA"/>
     <w:multiLevelType w:val="multilevel"/>
     <w:tmpl w:val="DE643422"/>
@@ -2034,7 +2208,7 @@
       </w:rPr>
     </w:lvl>
   </w:abstractNum>
-  <w:abstractNum w:abstractNumId="12" w15:restartNumberingAfterBreak="0">
+  <w:abstractNum w:abstractNumId="13" w15:restartNumberingAfterBreak="0">
     <w:nsid w:val="56350650"/>
     <w:multiLevelType w:val="multilevel"/>
     <w:tmpl w:val="D38059CE"/>
@@ -2183,7 +2357,7 @@
       </w:rPr>
     </w:lvl>
   </w:abstractNum>
-  <w:abstractNum w:abstractNumId="13" w15:restartNumberingAfterBreak="0">
+  <w:abstractNum w:abstractNumId="14" w15:restartNumberingAfterBreak="0">
     <w:nsid w:val="56D91AF2"/>
     <w:multiLevelType w:val="multilevel"/>
     <w:tmpl w:val="C25E4C72"/>
@@ -2332,7 +2506,7 @@
       </w:rPr>
     </w:lvl>
   </w:abstractNum>
-  <w:abstractNum w:abstractNumId="14" w15:restartNumberingAfterBreak="0">
+  <w:abstractNum w:abstractNumId="15" w15:restartNumberingAfterBreak="0">
     <w:nsid w:val="59BA7DF6"/>
     <w:multiLevelType w:val="multilevel"/>
     <w:tmpl w:val="58E23C88"/>
@@ -2481,7 +2655,7 @@
       </w:rPr>
     </w:lvl>
   </w:abstractNum>
-  <w:abstractNum w:abstractNumId="15" w15:restartNumberingAfterBreak="0">
+  <w:abstractNum w:abstractNumId="16" w15:restartNumberingAfterBreak="0">
     <w:nsid w:val="60A01466"/>
     <w:multiLevelType w:val="multilevel"/>
     <w:tmpl w:val="A260C060"/>
@@ -2630,7 +2804,7 @@
       </w:rPr>
     </w:lvl>
   </w:abstractNum>
-  <w:abstractNum w:abstractNumId="16" w15:restartNumberingAfterBreak="0">
+  <w:abstractNum w:abstractNumId="17" w15:restartNumberingAfterBreak="0">
     <w:nsid w:val="611A72D5"/>
     <w:multiLevelType w:val="multilevel"/>
     <w:tmpl w:val="596AA9E4"/>
@@ -2779,7 +2953,7 @@
       </w:rPr>
     </w:lvl>
   </w:abstractNum>
-  <w:abstractNum w:abstractNumId="17" w15:restartNumberingAfterBreak="0">
+  <w:abstractNum w:abstractNumId="18" w15:restartNumberingAfterBreak="0">
     <w:nsid w:val="65536748"/>
     <w:multiLevelType w:val="multilevel"/>
     <w:tmpl w:val="11AAE96C"/>
@@ -2928,7 +3102,7 @@
       </w:rPr>
     </w:lvl>
   </w:abstractNum>
-  <w:abstractNum w:abstractNumId="18" w15:restartNumberingAfterBreak="0">
+  <w:abstractNum w:abstractNumId="19" w15:restartNumberingAfterBreak="0">
     <w:nsid w:val="68901EA7"/>
     <w:multiLevelType w:val="multilevel"/>
     <w:tmpl w:val="6C743108"/>
@@ -3077,7 +3251,7 @@
       </w:rPr>
     </w:lvl>
   </w:abstractNum>
-  <w:abstractNum w:abstractNumId="19" w15:restartNumberingAfterBreak="0">
+  <w:abstractNum w:abstractNumId="20" w15:restartNumberingAfterBreak="0">
     <w:nsid w:val="6E1030D6"/>
     <w:multiLevelType w:val="multilevel"/>
     <w:tmpl w:val="8DF8ED0C"/>
@@ -3226,65 +3400,220 @@
       </w:rPr>
     </w:lvl>
   </w:abstractNum>
+  <w:abstractNum w:abstractNumId="21" w15:restartNumberingAfterBreak="0">
+    <w:nsid w:val="75B87456"/>
+    <w:multiLevelType w:val="multilevel"/>
+    <w:tmpl w:val="B05A194E"/>
+    <w:lvl w:ilvl="0">
+      <w:start w:val="1"/>
+      <w:numFmt w:val="bullet"/>
+      <w:lvlText w:val=""/>
+      <w:lvlJc w:val="left"/>
+      <w:pPr>
+        <w:tabs>
+          <w:tab w:val="num" w:pos="720"/>
+        </w:tabs>
+        <w:ind w:left="720" w:hanging="360"/>
+      </w:pPr>
+      <w:rPr>
+        <w:rFonts w:ascii="Symbol" w:hAnsi="Symbol" w:hint="default"/>
+        <w:sz w:val="20"/>
+      </w:rPr>
+    </w:lvl>
+    <w:lvl w:ilvl="1" w:tentative="1">
+      <w:start w:val="1"/>
+      <w:numFmt w:val="bullet"/>
+      <w:lvlText w:val="o"/>
+      <w:lvlJc w:val="left"/>
+      <w:pPr>
+        <w:tabs>
+          <w:tab w:val="num" w:pos="1440"/>
+        </w:tabs>
+        <w:ind w:left="1440" w:hanging="360"/>
+      </w:pPr>
+      <w:rPr>
+        <w:rFonts w:ascii="Courier New" w:hAnsi="Courier New" w:hint="default"/>
+        <w:sz w:val="20"/>
+      </w:rPr>
+    </w:lvl>
+    <w:lvl w:ilvl="2" w:tentative="1">
+      <w:start w:val="1"/>
+      <w:numFmt w:val="bullet"/>
+      <w:lvlText w:val=""/>
+      <w:lvlJc w:val="left"/>
+      <w:pPr>
+        <w:tabs>
+          <w:tab w:val="num" w:pos="2160"/>
+        </w:tabs>
+        <w:ind w:left="2160" w:hanging="360"/>
+      </w:pPr>
+      <w:rPr>
+        <w:rFonts w:ascii="Wingdings" w:hAnsi="Wingdings" w:hint="default"/>
+        <w:sz w:val="20"/>
+      </w:rPr>
+    </w:lvl>
+    <w:lvl w:ilvl="3" w:tentative="1">
+      <w:start w:val="1"/>
+      <w:numFmt w:val="bullet"/>
+      <w:lvlText w:val=""/>
+      <w:lvlJc w:val="left"/>
+      <w:pPr>
+        <w:tabs>
+          <w:tab w:val="num" w:pos="2880"/>
+        </w:tabs>
+        <w:ind w:left="2880" w:hanging="360"/>
+      </w:pPr>
+      <w:rPr>
+        <w:rFonts w:ascii="Wingdings" w:hAnsi="Wingdings" w:hint="default"/>
+        <w:sz w:val="20"/>
+      </w:rPr>
+    </w:lvl>
+    <w:lvl w:ilvl="4" w:tentative="1">
+      <w:start w:val="1"/>
+      <w:numFmt w:val="bullet"/>
+      <w:lvlText w:val=""/>
+      <w:lvlJc w:val="left"/>
+      <w:pPr>
+        <w:tabs>
+          <w:tab w:val="num" w:pos="3600"/>
+        </w:tabs>
+        <w:ind w:left="3600" w:hanging="360"/>
+      </w:pPr>
+      <w:rPr>
+        <w:rFonts w:ascii="Wingdings" w:hAnsi="Wingdings" w:hint="default"/>
+        <w:sz w:val="20"/>
+      </w:rPr>
+    </w:lvl>
+    <w:lvl w:ilvl="5" w:tentative="1">
+      <w:start w:val="1"/>
+      <w:numFmt w:val="bullet"/>
+      <w:lvlText w:val=""/>
+      <w:lvlJc w:val="left"/>
+      <w:pPr>
+        <w:tabs>
+          <w:tab w:val="num" w:pos="4320"/>
+        </w:tabs>
+        <w:ind w:left="4320" w:hanging="360"/>
+      </w:pPr>
+      <w:rPr>
+        <w:rFonts w:ascii="Wingdings" w:hAnsi="Wingdings" w:hint="default"/>
+        <w:sz w:val="20"/>
+      </w:rPr>
+    </w:lvl>
+    <w:lvl w:ilvl="6" w:tentative="1">
+      <w:start w:val="1"/>
+      <w:numFmt w:val="bullet"/>
+      <w:lvlText w:val=""/>
+      <w:lvlJc w:val="left"/>
+      <w:pPr>
+        <w:tabs>
+          <w:tab w:val="num" w:pos="5040"/>
+        </w:tabs>
+        <w:ind w:left="5040" w:hanging="360"/>
+      </w:pPr>
+      <w:rPr>
+        <w:rFonts w:ascii="Wingdings" w:hAnsi="Wingdings" w:hint="default"/>
+        <w:sz w:val="20"/>
+      </w:rPr>
+    </w:lvl>
+    <w:lvl w:ilvl="7" w:tentative="1">
+      <w:start w:val="1"/>
+      <w:numFmt w:val="bullet"/>
+      <w:lvlText w:val=""/>
+      <w:lvlJc w:val="left"/>
+      <w:pPr>
+        <w:tabs>
+          <w:tab w:val="num" w:pos="5760"/>
+        </w:tabs>
+        <w:ind w:left="5760" w:hanging="360"/>
+      </w:pPr>
+      <w:rPr>
+        <w:rFonts w:ascii="Wingdings" w:hAnsi="Wingdings" w:hint="default"/>
+        <w:sz w:val="20"/>
+      </w:rPr>
+    </w:lvl>
+    <w:lvl w:ilvl="8" w:tentative="1">
+      <w:start w:val="1"/>
+      <w:numFmt w:val="bullet"/>
+      <w:lvlText w:val=""/>
+      <w:lvlJc w:val="left"/>
+      <w:pPr>
+        <w:tabs>
+          <w:tab w:val="num" w:pos="6480"/>
+        </w:tabs>
+        <w:ind w:left="6480" w:hanging="360"/>
+      </w:pPr>
+      <w:rPr>
+        <w:rFonts w:ascii="Wingdings" w:hAnsi="Wingdings" w:hint="default"/>
+        <w:sz w:val="20"/>
+      </w:rPr>
+    </w:lvl>
+  </w:abstractNum>
   <w:num w:numId="1" w16cid:durableId="2016882999">
-    <w:abstractNumId w:val="10"/>
+    <w:abstractNumId w:val="11"/>
   </w:num>
   <w:num w:numId="2" w16cid:durableId="1516770254">
-    <w:abstractNumId w:val="14"/>
+    <w:abstractNumId w:val="15"/>
   </w:num>
   <w:num w:numId="3" w16cid:durableId="1279868778">
-    <w:abstractNumId w:val="15"/>
+    <w:abstractNumId w:val="16"/>
   </w:num>
   <w:num w:numId="4" w16cid:durableId="451092406">
     <w:abstractNumId w:val="0"/>
   </w:num>
   <w:num w:numId="5" w16cid:durableId="1514997203">
-    <w:abstractNumId w:val="12"/>
+    <w:abstractNumId w:val="13"/>
   </w:num>
   <w:num w:numId="6" w16cid:durableId="1760128647">
     <w:abstractNumId w:val="2"/>
   </w:num>
   <w:num w:numId="7" w16cid:durableId="1147549999">
-    <w:abstractNumId w:val="6"/>
+    <w:abstractNumId w:val="7"/>
   </w:num>
   <w:num w:numId="8" w16cid:durableId="31079034">
     <w:abstractNumId w:val="1"/>
   </w:num>
   <w:num w:numId="9" w16cid:durableId="445543454">
-    <w:abstractNumId w:val="13"/>
+    <w:abstractNumId w:val="14"/>
   </w:num>
   <w:num w:numId="10" w16cid:durableId="581917086">
+    <w:abstractNumId w:val="19"/>
+  </w:num>
+  <w:num w:numId="11" w16cid:durableId="474028345">
+    <w:abstractNumId w:val="10"/>
+  </w:num>
+  <w:num w:numId="12" w16cid:durableId="1162769715">
+    <w:abstractNumId w:val="12"/>
+  </w:num>
+  <w:num w:numId="13" w16cid:durableId="1345865764">
+    <w:abstractNumId w:val="6"/>
+  </w:num>
+  <w:num w:numId="14" w16cid:durableId="267935931">
+    <w:abstractNumId w:val="17"/>
+  </w:num>
+  <w:num w:numId="15" w16cid:durableId="1521384853">
+    <w:abstractNumId w:val="8"/>
+  </w:num>
+  <w:num w:numId="16" w16cid:durableId="1374573618">
+    <w:abstractNumId w:val="4"/>
+  </w:num>
+  <w:num w:numId="17" w16cid:durableId="1035500579">
+    <w:abstractNumId w:val="20"/>
+  </w:num>
+  <w:num w:numId="18" w16cid:durableId="191649467">
+    <w:abstractNumId w:val="5"/>
+  </w:num>
+  <w:num w:numId="19" w16cid:durableId="1246380804">
     <w:abstractNumId w:val="18"/>
   </w:num>
-  <w:num w:numId="11" w16cid:durableId="474028345">
+  <w:num w:numId="20" w16cid:durableId="53889921">
     <w:abstractNumId w:val="9"/>
   </w:num>
-  <w:num w:numId="12" w16cid:durableId="1162769715">
-    <w:abstractNumId w:val="11"/>
+  <w:num w:numId="21" w16cid:durableId="648872423">
+    <w:abstractNumId w:val="21"/>
   </w:num>
-  <w:num w:numId="13" w16cid:durableId="1345865764">
-    <w:abstractNumId w:val="5"/>
-  </w:num>
-  <w:num w:numId="14" w16cid:durableId="267935931">
-    <w:abstractNumId w:val="16"/>
-  </w:num>
-  <w:num w:numId="15" w16cid:durableId="1521384853">
-    <w:abstractNumId w:val="7"/>
-  </w:num>
-  <w:num w:numId="16" w16cid:durableId="1374573618">
+  <w:num w:numId="22" w16cid:durableId="298460962">
     <w:abstractNumId w:val="3"/>
-  </w:num>
-  <w:num w:numId="17" w16cid:durableId="1035500579">
-    <w:abstractNumId w:val="19"/>
-  </w:num>
-  <w:num w:numId="18" w16cid:durableId="191649467">
-    <w:abstractNumId w:val="4"/>
-  </w:num>
-  <w:num w:numId="19" w16cid:durableId="1246380804">
-    <w:abstractNumId w:val="17"/>
-  </w:num>
-  <w:num w:numId="20" w16cid:durableId="53889921">
-    <w:abstractNumId w:val="8"/>
   </w:num>
   <w:numIdMacAtCleanup w:val="2"/>
 </w:numbering>

--- a/data/Market_Read_daily.docx
+++ b/data/Market_Read_daily.docx
@@ -4,7 +4,7 @@
   <w:body>
     <w:p>
       <w:r>
-        <w:t>Market Read: October 23, 2025</w:t>
+        <w:t>Market Read: October 24, 2025</w:t>
       </w:r>
     </w:p>
     <w:p>
@@ -16,7 +16,7 @@
       <w:pPr>
         <w:numPr>
           <w:ilvl w:val="0"/>
-          <w:numId w:val="21"/>
+          <w:numId w:val="23"/>
         </w:numPr>
       </w:pPr>
       <w:r>
@@ -27,128 +27,128 @@
         <w:t>Breadth:</w:t>
       </w:r>
       <w:r>
-        <w:t xml:space="preserve"> 61.7% of names are positive.</w:t>
+        <w:t xml:space="preserve"> 52.0% of names are positive.</w:t>
       </w:r>
     </w:p>
     <w:p>
       <w:pPr>
         <w:numPr>
           <w:ilvl w:val="0"/>
-          <w:numId w:val="21"/>
+          <w:numId w:val="23"/>
         </w:numPr>
       </w:pPr>
       <w:r>
-        <w:t>Information Technology: leading (avg +1.35%).</w:t>
+        <w:t>Information Technology: firm (avg +0.72%).</w:t>
       </w:r>
     </w:p>
     <w:p>
       <w:pPr>
         <w:numPr>
           <w:ilvl w:val="0"/>
-          <w:numId w:val="21"/>
+          <w:numId w:val="23"/>
         </w:numPr>
       </w:pPr>
       <w:r>
-        <w:t>Industrials: firm (avg +0.82%).</w:t>
+        <w:t>Industrials: flat (avg +0.22%).</w:t>
       </w:r>
     </w:p>
     <w:p>
       <w:pPr>
         <w:numPr>
           <w:ilvl w:val="0"/>
-          <w:numId w:val="21"/>
+          <w:numId w:val="23"/>
         </w:numPr>
       </w:pPr>
       <w:r>
-        <w:t>Consumer Staples: lagging (avg −0.63%).</w:t>
+        <w:t>Consumer Staples: lagging (avg −0.33%).</w:t>
       </w:r>
     </w:p>
     <w:p>
       <w:pPr>
         <w:numPr>
           <w:ilvl w:val="0"/>
-          <w:numId w:val="21"/>
+          <w:numId w:val="23"/>
         </w:numPr>
       </w:pPr>
       <w:r>
-        <w:t>Consumer Discretionary: firm (avg +0.28%).</w:t>
+        <w:t>Consumer Discretionary: lagging (avg −0.30%).</w:t>
       </w:r>
     </w:p>
     <w:p>
       <w:pPr>
         <w:numPr>
           <w:ilvl w:val="0"/>
-          <w:numId w:val="21"/>
+          <w:numId w:val="23"/>
         </w:numPr>
       </w:pPr>
       <w:r>
-        <w:t>Financials: firm (avg +0.26%).</w:t>
+        <w:t>Financials: firm (avg +0.82%).</w:t>
       </w:r>
     </w:p>
     <w:p>
       <w:pPr>
         <w:numPr>
           <w:ilvl w:val="0"/>
-          <w:numId w:val="21"/>
+          <w:numId w:val="23"/>
         </w:numPr>
       </w:pPr>
       <w:r>
-        <w:t>Utilities: lagging (avg −0.38%).</w:t>
+        <w:t>Utilities: firm (avg +0.79%).</w:t>
       </w:r>
     </w:p>
     <w:p>
       <w:pPr>
         <w:numPr>
           <w:ilvl w:val="0"/>
-          <w:numId w:val="21"/>
+          <w:numId w:val="23"/>
         </w:numPr>
       </w:pPr>
       <w:r>
-        <w:t>Real Estate: flat (avg −0.13%).</w:t>
+        <w:t>Real Estate: firm (avg +0.27%).</w:t>
       </w:r>
     </w:p>
     <w:p>
       <w:pPr>
         <w:numPr>
           <w:ilvl w:val="0"/>
-          <w:numId w:val="21"/>
+          <w:numId w:val="23"/>
         </w:numPr>
       </w:pPr>
       <w:r>
-        <w:t>Materials: leading (avg +1.84%).</w:t>
+        <w:t>Materials: flat (avg +0.03%).</w:t>
       </w:r>
     </w:p>
     <w:p>
       <w:pPr>
         <w:numPr>
           <w:ilvl w:val="0"/>
-          <w:numId w:val="21"/>
+          <w:numId w:val="23"/>
         </w:numPr>
       </w:pPr>
       <w:r>
-        <w:t>Energy: leading (avg +1.95%).</w:t>
+        <w:t>Energy: lagging (avg −1.31%).</w:t>
       </w:r>
     </w:p>
     <w:p>
       <w:pPr>
         <w:numPr>
           <w:ilvl w:val="0"/>
-          <w:numId w:val="21"/>
+          <w:numId w:val="23"/>
         </w:numPr>
       </w:pPr>
       <w:r>
-        <w:t>Health Care: flat (avg −0.06%).</w:t>
+        <w:t>Health Care: flat (avg +0.05%).</w:t>
       </w:r>
     </w:p>
     <w:p>
       <w:pPr>
         <w:numPr>
           <w:ilvl w:val="0"/>
-          <w:numId w:val="21"/>
+          <w:numId w:val="23"/>
         </w:numPr>
       </w:pPr>
       <w:r>
-        <w:t>Communication Services: lagging (avg −0.35%).</w:t>
+        <w:t>Communication Services: flat (avg +0.08%).</w:t>
       </w:r>
     </w:p>
     <w:p>
@@ -160,101 +160,95 @@
       <w:pPr>
         <w:numPr>
           <w:ilvl w:val="0"/>
-          <w:numId w:val="22"/>
+          <w:numId w:val="24"/>
         </w:numPr>
       </w:pPr>
       <w:r>
-        <w:t>Gold: firm (avg +0.40%).</w:t>
+        <w:t>Gold: lagging (avg −0.34%).</w:t>
       </w:r>
     </w:p>
     <w:p>
       <w:pPr>
         <w:numPr>
           <w:ilvl w:val="0"/>
-          <w:numId w:val="22"/>
+          <w:numId w:val="24"/>
         </w:numPr>
       </w:pPr>
       <w:r>
-        <w:t>USD: flat (avg +0.04%).</w:t>
+        <w:t>USD: flat (avg +0.00%).</w:t>
       </w:r>
     </w:p>
     <w:p>
       <w:pPr>
         <w:numPr>
           <w:ilvl w:val="0"/>
-          <w:numId w:val="22"/>
+          <w:numId w:val="24"/>
         </w:numPr>
       </w:pPr>
       <w:r>
-        <w:t>Yields: firm (avg +0.99%).</w:t>
+        <w:t>Yields: flat (avg +0.18%).</w:t>
       </w:r>
     </w:p>
     <w:p>
       <w:pPr>
         <w:numPr>
           <w:ilvl w:val="0"/>
-          <w:numId w:val="22"/>
+          <w:numId w:val="24"/>
         </w:numPr>
       </w:pPr>
       <w:r>
-        <w:t>Bonds: lagging (avg −0.28%).</w:t>
+        <w:t>Bonds: flat (avg +0.07%).</w:t>
       </w:r>
     </w:p>
     <w:p>
       <w:pPr>
         <w:numPr>
           <w:ilvl w:val="0"/>
-          <w:numId w:val="22"/>
+          <w:numId w:val="24"/>
         </w:numPr>
       </w:pPr>
       <w:r>
         <w:lastRenderedPageBreak/>
-        <w:t>Energy complex: leading (avg +1.38%).</w:t>
+        <w:t>Energy complex: flat (avg +0.08%).</w:t>
       </w:r>
     </w:p>
     <w:p>
       <w:r>
-        <w:t xml:space="preserve">Bottom line: A moderately constructive session with leadership in cyclicals (Tech, Industrials, Materials, Energy) while defensives lag. </w:t>
+        <w:t xml:space="preserve">Bottom line: Mixed tape with modestly positive breadth driven by Financials and Utilities, while Energy and Staples lag. </w:t>
       </w:r>
-      <w:bookmarkStart w:id="0" w:name="_Hlk212143288"/>
+      <w:bookmarkStart w:id="0" w:name="_Hlk212229692"/>
       <w:r>
-        <w:t xml:space="preserve">Macro levers were mixed—rising yields and steady gold imply </w:t>
+        <w:t xml:space="preserve">Macro signals lack strong direction—gold softer, yields little changed, dollar steady—pointing to a </w:t>
       </w:r>
       <w:r>
         <w:rPr>
           <w:b/>
           <w:bCs/>
         </w:rPr>
-        <w:t>growth expectations firming</w:t>
+        <w:t>transition phase</w:t>
       </w:r>
       <w:r>
-        <w:t xml:space="preserve"> but </w:t>
+        <w:t xml:space="preserve"> where markets are recalibrating expectations for both </w:t>
       </w:r>
       <w:r>
         <w:rPr>
           <w:b/>
           <w:bCs/>
         </w:rPr>
-        <w:t>inflation staying sticky</w:t>
+        <w:t>growth</w:t>
       </w:r>
       <w:r>
-        <w:t xml:space="preserve">. </w:t>
-      </w:r>
-      <w:r>
-        <w:t>M</w:t>
-      </w:r>
-      <w:r>
-        <w:t xml:space="preserve">arkets are navigating a </w:t>
+        <w:t xml:space="preserve"> and </w:t>
       </w:r>
       <w:r>
         <w:rPr>
           <w:b/>
           <w:bCs/>
         </w:rPr>
-        <w:t>growth-up, inflation-up</w:t>
+        <w:t>inflation</w:t>
       </w:r>
       <w:r>
-        <w:t xml:space="preserve"> phase—supportive for risk-taking but one that still favors selective exposure to inflation-sensitive assets.</w:t>
+        <w:t xml:space="preserve">. That argues for selective positioning rather than broad risk-on or risk-off. </w:t>
       </w:r>
     </w:p>
     <w:bookmarkEnd w:id="0"/>
@@ -719,6 +713,155 @@
     </w:lvl>
   </w:abstractNum>
   <w:abstractNum w:abstractNumId="3" w15:restartNumberingAfterBreak="0">
+    <w:nsid w:val="1BC33899"/>
+    <w:multiLevelType w:val="multilevel"/>
+    <w:tmpl w:val="248EC36A"/>
+    <w:lvl w:ilvl="0">
+      <w:start w:val="1"/>
+      <w:numFmt w:val="bullet"/>
+      <w:lvlText w:val=""/>
+      <w:lvlJc w:val="left"/>
+      <w:pPr>
+        <w:tabs>
+          <w:tab w:val="num" w:pos="720"/>
+        </w:tabs>
+        <w:ind w:left="720" w:hanging="360"/>
+      </w:pPr>
+      <w:rPr>
+        <w:rFonts w:ascii="Symbol" w:hAnsi="Symbol" w:hint="default"/>
+        <w:sz w:val="20"/>
+      </w:rPr>
+    </w:lvl>
+    <w:lvl w:ilvl="1" w:tentative="1">
+      <w:start w:val="1"/>
+      <w:numFmt w:val="bullet"/>
+      <w:lvlText w:val="o"/>
+      <w:lvlJc w:val="left"/>
+      <w:pPr>
+        <w:tabs>
+          <w:tab w:val="num" w:pos="1440"/>
+        </w:tabs>
+        <w:ind w:left="1440" w:hanging="360"/>
+      </w:pPr>
+      <w:rPr>
+        <w:rFonts w:ascii="Courier New" w:hAnsi="Courier New" w:hint="default"/>
+        <w:sz w:val="20"/>
+      </w:rPr>
+    </w:lvl>
+    <w:lvl w:ilvl="2" w:tentative="1">
+      <w:start w:val="1"/>
+      <w:numFmt w:val="bullet"/>
+      <w:lvlText w:val=""/>
+      <w:lvlJc w:val="left"/>
+      <w:pPr>
+        <w:tabs>
+          <w:tab w:val="num" w:pos="2160"/>
+        </w:tabs>
+        <w:ind w:left="2160" w:hanging="360"/>
+      </w:pPr>
+      <w:rPr>
+        <w:rFonts w:ascii="Wingdings" w:hAnsi="Wingdings" w:hint="default"/>
+        <w:sz w:val="20"/>
+      </w:rPr>
+    </w:lvl>
+    <w:lvl w:ilvl="3" w:tentative="1">
+      <w:start w:val="1"/>
+      <w:numFmt w:val="bullet"/>
+      <w:lvlText w:val=""/>
+      <w:lvlJc w:val="left"/>
+      <w:pPr>
+        <w:tabs>
+          <w:tab w:val="num" w:pos="2880"/>
+        </w:tabs>
+        <w:ind w:left="2880" w:hanging="360"/>
+      </w:pPr>
+      <w:rPr>
+        <w:rFonts w:ascii="Wingdings" w:hAnsi="Wingdings" w:hint="default"/>
+        <w:sz w:val="20"/>
+      </w:rPr>
+    </w:lvl>
+    <w:lvl w:ilvl="4" w:tentative="1">
+      <w:start w:val="1"/>
+      <w:numFmt w:val="bullet"/>
+      <w:lvlText w:val=""/>
+      <w:lvlJc w:val="left"/>
+      <w:pPr>
+        <w:tabs>
+          <w:tab w:val="num" w:pos="3600"/>
+        </w:tabs>
+        <w:ind w:left="3600" w:hanging="360"/>
+      </w:pPr>
+      <w:rPr>
+        <w:rFonts w:ascii="Wingdings" w:hAnsi="Wingdings" w:hint="default"/>
+        <w:sz w:val="20"/>
+      </w:rPr>
+    </w:lvl>
+    <w:lvl w:ilvl="5" w:tentative="1">
+      <w:start w:val="1"/>
+      <w:numFmt w:val="bullet"/>
+      <w:lvlText w:val=""/>
+      <w:lvlJc w:val="left"/>
+      <w:pPr>
+        <w:tabs>
+          <w:tab w:val="num" w:pos="4320"/>
+        </w:tabs>
+        <w:ind w:left="4320" w:hanging="360"/>
+      </w:pPr>
+      <w:rPr>
+        <w:rFonts w:ascii="Wingdings" w:hAnsi="Wingdings" w:hint="default"/>
+        <w:sz w:val="20"/>
+      </w:rPr>
+    </w:lvl>
+    <w:lvl w:ilvl="6" w:tentative="1">
+      <w:start w:val="1"/>
+      <w:numFmt w:val="bullet"/>
+      <w:lvlText w:val=""/>
+      <w:lvlJc w:val="left"/>
+      <w:pPr>
+        <w:tabs>
+          <w:tab w:val="num" w:pos="5040"/>
+        </w:tabs>
+        <w:ind w:left="5040" w:hanging="360"/>
+      </w:pPr>
+      <w:rPr>
+        <w:rFonts w:ascii="Wingdings" w:hAnsi="Wingdings" w:hint="default"/>
+        <w:sz w:val="20"/>
+      </w:rPr>
+    </w:lvl>
+    <w:lvl w:ilvl="7" w:tentative="1">
+      <w:start w:val="1"/>
+      <w:numFmt w:val="bullet"/>
+      <w:lvlText w:val=""/>
+      <w:lvlJc w:val="left"/>
+      <w:pPr>
+        <w:tabs>
+          <w:tab w:val="num" w:pos="5760"/>
+        </w:tabs>
+        <w:ind w:left="5760" w:hanging="360"/>
+      </w:pPr>
+      <w:rPr>
+        <w:rFonts w:ascii="Wingdings" w:hAnsi="Wingdings" w:hint="default"/>
+        <w:sz w:val="20"/>
+      </w:rPr>
+    </w:lvl>
+    <w:lvl w:ilvl="8" w:tentative="1">
+      <w:start w:val="1"/>
+      <w:numFmt w:val="bullet"/>
+      <w:lvlText w:val=""/>
+      <w:lvlJc w:val="left"/>
+      <w:pPr>
+        <w:tabs>
+          <w:tab w:val="num" w:pos="6480"/>
+        </w:tabs>
+        <w:ind w:left="6480" w:hanging="360"/>
+      </w:pPr>
+      <w:rPr>
+        <w:rFonts w:ascii="Wingdings" w:hAnsi="Wingdings" w:hint="default"/>
+        <w:sz w:val="20"/>
+      </w:rPr>
+    </w:lvl>
+  </w:abstractNum>
+  <w:abstractNum w:abstractNumId="4" w15:restartNumberingAfterBreak="0">
     <w:nsid w:val="1D881FBF"/>
     <w:multiLevelType w:val="multilevel"/>
     <w:tmpl w:val="1036591C"/>
@@ -867,7 +1010,7 @@
       </w:rPr>
     </w:lvl>
   </w:abstractNum>
-  <w:abstractNum w:abstractNumId="4" w15:restartNumberingAfterBreak="0">
+  <w:abstractNum w:abstractNumId="5" w15:restartNumberingAfterBreak="0">
     <w:nsid w:val="22DD28B2"/>
     <w:multiLevelType w:val="multilevel"/>
     <w:tmpl w:val="F3A22206"/>
@@ -1016,7 +1159,7 @@
       </w:rPr>
     </w:lvl>
   </w:abstractNum>
-  <w:abstractNum w:abstractNumId="5" w15:restartNumberingAfterBreak="0">
+  <w:abstractNum w:abstractNumId="6" w15:restartNumberingAfterBreak="0">
     <w:nsid w:val="2C2717C0"/>
     <w:multiLevelType w:val="multilevel"/>
     <w:tmpl w:val="C0D65778"/>
@@ -1165,7 +1308,7 @@
       </w:rPr>
     </w:lvl>
   </w:abstractNum>
-  <w:abstractNum w:abstractNumId="6" w15:restartNumberingAfterBreak="0">
+  <w:abstractNum w:abstractNumId="7" w15:restartNumberingAfterBreak="0">
     <w:nsid w:val="2E76118B"/>
     <w:multiLevelType w:val="multilevel"/>
     <w:tmpl w:val="707CCBC4"/>
@@ -1314,7 +1457,7 @@
       </w:rPr>
     </w:lvl>
   </w:abstractNum>
-  <w:abstractNum w:abstractNumId="7" w15:restartNumberingAfterBreak="0">
+  <w:abstractNum w:abstractNumId="8" w15:restartNumberingAfterBreak="0">
     <w:nsid w:val="395E0E12"/>
     <w:multiLevelType w:val="multilevel"/>
     <w:tmpl w:val="15025D94"/>
@@ -1463,7 +1606,7 @@
       </w:rPr>
     </w:lvl>
   </w:abstractNum>
-  <w:abstractNum w:abstractNumId="8" w15:restartNumberingAfterBreak="0">
+  <w:abstractNum w:abstractNumId="9" w15:restartNumberingAfterBreak="0">
     <w:nsid w:val="3A9D602C"/>
     <w:multiLevelType w:val="multilevel"/>
     <w:tmpl w:val="ABF43D6C"/>
@@ -1612,7 +1755,7 @@
       </w:rPr>
     </w:lvl>
   </w:abstractNum>
-  <w:abstractNum w:abstractNumId="9" w15:restartNumberingAfterBreak="0">
+  <w:abstractNum w:abstractNumId="10" w15:restartNumberingAfterBreak="0">
     <w:nsid w:val="3BBF4701"/>
     <w:multiLevelType w:val="multilevel"/>
     <w:tmpl w:val="480A29DA"/>
@@ -1761,7 +1904,7 @@
       </w:rPr>
     </w:lvl>
   </w:abstractNum>
-  <w:abstractNum w:abstractNumId="10" w15:restartNumberingAfterBreak="0">
+  <w:abstractNum w:abstractNumId="11" w15:restartNumberingAfterBreak="0">
     <w:nsid w:val="3C1D6AED"/>
     <w:multiLevelType w:val="multilevel"/>
     <w:tmpl w:val="BFDC0D50"/>
@@ -1910,7 +2053,7 @@
       </w:rPr>
     </w:lvl>
   </w:abstractNum>
-  <w:abstractNum w:abstractNumId="11" w15:restartNumberingAfterBreak="0">
+  <w:abstractNum w:abstractNumId="12" w15:restartNumberingAfterBreak="0">
     <w:nsid w:val="46F43E57"/>
     <w:multiLevelType w:val="multilevel"/>
     <w:tmpl w:val="A87E55DA"/>
@@ -2059,7 +2202,7 @@
       </w:rPr>
     </w:lvl>
   </w:abstractNum>
-  <w:abstractNum w:abstractNumId="12" w15:restartNumberingAfterBreak="0">
+  <w:abstractNum w:abstractNumId="13" w15:restartNumberingAfterBreak="0">
     <w:nsid w:val="49964BBA"/>
     <w:multiLevelType w:val="multilevel"/>
     <w:tmpl w:val="DE643422"/>
@@ -2208,7 +2351,7 @@
       </w:rPr>
     </w:lvl>
   </w:abstractNum>
-  <w:abstractNum w:abstractNumId="13" w15:restartNumberingAfterBreak="0">
+  <w:abstractNum w:abstractNumId="14" w15:restartNumberingAfterBreak="0">
     <w:nsid w:val="56350650"/>
     <w:multiLevelType w:val="multilevel"/>
     <w:tmpl w:val="D38059CE"/>
@@ -2357,7 +2500,7 @@
       </w:rPr>
     </w:lvl>
   </w:abstractNum>
-  <w:abstractNum w:abstractNumId="14" w15:restartNumberingAfterBreak="0">
+  <w:abstractNum w:abstractNumId="15" w15:restartNumberingAfterBreak="0">
     <w:nsid w:val="56D91AF2"/>
     <w:multiLevelType w:val="multilevel"/>
     <w:tmpl w:val="C25E4C72"/>
@@ -2506,7 +2649,7 @@
       </w:rPr>
     </w:lvl>
   </w:abstractNum>
-  <w:abstractNum w:abstractNumId="15" w15:restartNumberingAfterBreak="0">
+  <w:abstractNum w:abstractNumId="16" w15:restartNumberingAfterBreak="0">
     <w:nsid w:val="59BA7DF6"/>
     <w:multiLevelType w:val="multilevel"/>
     <w:tmpl w:val="58E23C88"/>
@@ -2655,7 +2798,7 @@
       </w:rPr>
     </w:lvl>
   </w:abstractNum>
-  <w:abstractNum w:abstractNumId="16" w15:restartNumberingAfterBreak="0">
+  <w:abstractNum w:abstractNumId="17" w15:restartNumberingAfterBreak="0">
     <w:nsid w:val="60A01466"/>
     <w:multiLevelType w:val="multilevel"/>
     <w:tmpl w:val="A260C060"/>
@@ -2804,7 +2947,7 @@
       </w:rPr>
     </w:lvl>
   </w:abstractNum>
-  <w:abstractNum w:abstractNumId="17" w15:restartNumberingAfterBreak="0">
+  <w:abstractNum w:abstractNumId="18" w15:restartNumberingAfterBreak="0">
     <w:nsid w:val="611A72D5"/>
     <w:multiLevelType w:val="multilevel"/>
     <w:tmpl w:val="596AA9E4"/>
@@ -2953,7 +3096,7 @@
       </w:rPr>
     </w:lvl>
   </w:abstractNum>
-  <w:abstractNum w:abstractNumId="18" w15:restartNumberingAfterBreak="0">
+  <w:abstractNum w:abstractNumId="19" w15:restartNumberingAfterBreak="0">
     <w:nsid w:val="65536748"/>
     <w:multiLevelType w:val="multilevel"/>
     <w:tmpl w:val="11AAE96C"/>
@@ -3102,7 +3245,7 @@
       </w:rPr>
     </w:lvl>
   </w:abstractNum>
-  <w:abstractNum w:abstractNumId="19" w15:restartNumberingAfterBreak="0">
+  <w:abstractNum w:abstractNumId="20" w15:restartNumberingAfterBreak="0">
     <w:nsid w:val="68901EA7"/>
     <w:multiLevelType w:val="multilevel"/>
     <w:tmpl w:val="6C743108"/>
@@ -3251,7 +3394,7 @@
       </w:rPr>
     </w:lvl>
   </w:abstractNum>
-  <w:abstractNum w:abstractNumId="20" w15:restartNumberingAfterBreak="0">
+  <w:abstractNum w:abstractNumId="21" w15:restartNumberingAfterBreak="0">
     <w:nsid w:val="6E1030D6"/>
     <w:multiLevelType w:val="multilevel"/>
     <w:tmpl w:val="8DF8ED0C"/>
@@ -3400,7 +3543,7 @@
       </w:rPr>
     </w:lvl>
   </w:abstractNum>
-  <w:abstractNum w:abstractNumId="21" w15:restartNumberingAfterBreak="0">
+  <w:abstractNum w:abstractNumId="22" w15:restartNumberingAfterBreak="0">
     <w:nsid w:val="75B87456"/>
     <w:multiLevelType w:val="multilevel"/>
     <w:tmpl w:val="B05A194E"/>
@@ -3549,70 +3692,225 @@
       </w:rPr>
     </w:lvl>
   </w:abstractNum>
+  <w:abstractNum w:abstractNumId="23" w15:restartNumberingAfterBreak="0">
+    <w:nsid w:val="7B094912"/>
+    <w:multiLevelType w:val="multilevel"/>
+    <w:tmpl w:val="EF7ABE96"/>
+    <w:lvl w:ilvl="0">
+      <w:start w:val="1"/>
+      <w:numFmt w:val="bullet"/>
+      <w:lvlText w:val=""/>
+      <w:lvlJc w:val="left"/>
+      <w:pPr>
+        <w:tabs>
+          <w:tab w:val="num" w:pos="720"/>
+        </w:tabs>
+        <w:ind w:left="720" w:hanging="360"/>
+      </w:pPr>
+      <w:rPr>
+        <w:rFonts w:ascii="Symbol" w:hAnsi="Symbol" w:hint="default"/>
+        <w:sz w:val="20"/>
+      </w:rPr>
+    </w:lvl>
+    <w:lvl w:ilvl="1" w:tentative="1">
+      <w:start w:val="1"/>
+      <w:numFmt w:val="bullet"/>
+      <w:lvlText w:val="o"/>
+      <w:lvlJc w:val="left"/>
+      <w:pPr>
+        <w:tabs>
+          <w:tab w:val="num" w:pos="1440"/>
+        </w:tabs>
+        <w:ind w:left="1440" w:hanging="360"/>
+      </w:pPr>
+      <w:rPr>
+        <w:rFonts w:ascii="Courier New" w:hAnsi="Courier New" w:hint="default"/>
+        <w:sz w:val="20"/>
+      </w:rPr>
+    </w:lvl>
+    <w:lvl w:ilvl="2" w:tentative="1">
+      <w:start w:val="1"/>
+      <w:numFmt w:val="bullet"/>
+      <w:lvlText w:val=""/>
+      <w:lvlJc w:val="left"/>
+      <w:pPr>
+        <w:tabs>
+          <w:tab w:val="num" w:pos="2160"/>
+        </w:tabs>
+        <w:ind w:left="2160" w:hanging="360"/>
+      </w:pPr>
+      <w:rPr>
+        <w:rFonts w:ascii="Wingdings" w:hAnsi="Wingdings" w:hint="default"/>
+        <w:sz w:val="20"/>
+      </w:rPr>
+    </w:lvl>
+    <w:lvl w:ilvl="3" w:tentative="1">
+      <w:start w:val="1"/>
+      <w:numFmt w:val="bullet"/>
+      <w:lvlText w:val=""/>
+      <w:lvlJc w:val="left"/>
+      <w:pPr>
+        <w:tabs>
+          <w:tab w:val="num" w:pos="2880"/>
+        </w:tabs>
+        <w:ind w:left="2880" w:hanging="360"/>
+      </w:pPr>
+      <w:rPr>
+        <w:rFonts w:ascii="Wingdings" w:hAnsi="Wingdings" w:hint="default"/>
+        <w:sz w:val="20"/>
+      </w:rPr>
+    </w:lvl>
+    <w:lvl w:ilvl="4" w:tentative="1">
+      <w:start w:val="1"/>
+      <w:numFmt w:val="bullet"/>
+      <w:lvlText w:val=""/>
+      <w:lvlJc w:val="left"/>
+      <w:pPr>
+        <w:tabs>
+          <w:tab w:val="num" w:pos="3600"/>
+        </w:tabs>
+        <w:ind w:left="3600" w:hanging="360"/>
+      </w:pPr>
+      <w:rPr>
+        <w:rFonts w:ascii="Wingdings" w:hAnsi="Wingdings" w:hint="default"/>
+        <w:sz w:val="20"/>
+      </w:rPr>
+    </w:lvl>
+    <w:lvl w:ilvl="5" w:tentative="1">
+      <w:start w:val="1"/>
+      <w:numFmt w:val="bullet"/>
+      <w:lvlText w:val=""/>
+      <w:lvlJc w:val="left"/>
+      <w:pPr>
+        <w:tabs>
+          <w:tab w:val="num" w:pos="4320"/>
+        </w:tabs>
+        <w:ind w:left="4320" w:hanging="360"/>
+      </w:pPr>
+      <w:rPr>
+        <w:rFonts w:ascii="Wingdings" w:hAnsi="Wingdings" w:hint="default"/>
+        <w:sz w:val="20"/>
+      </w:rPr>
+    </w:lvl>
+    <w:lvl w:ilvl="6" w:tentative="1">
+      <w:start w:val="1"/>
+      <w:numFmt w:val="bullet"/>
+      <w:lvlText w:val=""/>
+      <w:lvlJc w:val="left"/>
+      <w:pPr>
+        <w:tabs>
+          <w:tab w:val="num" w:pos="5040"/>
+        </w:tabs>
+        <w:ind w:left="5040" w:hanging="360"/>
+      </w:pPr>
+      <w:rPr>
+        <w:rFonts w:ascii="Wingdings" w:hAnsi="Wingdings" w:hint="default"/>
+        <w:sz w:val="20"/>
+      </w:rPr>
+    </w:lvl>
+    <w:lvl w:ilvl="7" w:tentative="1">
+      <w:start w:val="1"/>
+      <w:numFmt w:val="bullet"/>
+      <w:lvlText w:val=""/>
+      <w:lvlJc w:val="left"/>
+      <w:pPr>
+        <w:tabs>
+          <w:tab w:val="num" w:pos="5760"/>
+        </w:tabs>
+        <w:ind w:left="5760" w:hanging="360"/>
+      </w:pPr>
+      <w:rPr>
+        <w:rFonts w:ascii="Wingdings" w:hAnsi="Wingdings" w:hint="default"/>
+        <w:sz w:val="20"/>
+      </w:rPr>
+    </w:lvl>
+    <w:lvl w:ilvl="8" w:tentative="1">
+      <w:start w:val="1"/>
+      <w:numFmt w:val="bullet"/>
+      <w:lvlText w:val=""/>
+      <w:lvlJc w:val="left"/>
+      <w:pPr>
+        <w:tabs>
+          <w:tab w:val="num" w:pos="6480"/>
+        </w:tabs>
+        <w:ind w:left="6480" w:hanging="360"/>
+      </w:pPr>
+      <w:rPr>
+        <w:rFonts w:ascii="Wingdings" w:hAnsi="Wingdings" w:hint="default"/>
+        <w:sz w:val="20"/>
+      </w:rPr>
+    </w:lvl>
+  </w:abstractNum>
   <w:num w:numId="1" w16cid:durableId="2016882999">
-    <w:abstractNumId w:val="11"/>
+    <w:abstractNumId w:val="12"/>
   </w:num>
   <w:num w:numId="2" w16cid:durableId="1516770254">
-    <w:abstractNumId w:val="15"/>
+    <w:abstractNumId w:val="16"/>
   </w:num>
   <w:num w:numId="3" w16cid:durableId="1279868778">
-    <w:abstractNumId w:val="16"/>
+    <w:abstractNumId w:val="17"/>
   </w:num>
   <w:num w:numId="4" w16cid:durableId="451092406">
     <w:abstractNumId w:val="0"/>
   </w:num>
   <w:num w:numId="5" w16cid:durableId="1514997203">
-    <w:abstractNumId w:val="13"/>
+    <w:abstractNumId w:val="14"/>
   </w:num>
   <w:num w:numId="6" w16cid:durableId="1760128647">
     <w:abstractNumId w:val="2"/>
   </w:num>
   <w:num w:numId="7" w16cid:durableId="1147549999">
-    <w:abstractNumId w:val="7"/>
+    <w:abstractNumId w:val="8"/>
   </w:num>
   <w:num w:numId="8" w16cid:durableId="31079034">
     <w:abstractNumId w:val="1"/>
   </w:num>
   <w:num w:numId="9" w16cid:durableId="445543454">
-    <w:abstractNumId w:val="14"/>
+    <w:abstractNumId w:val="15"/>
   </w:num>
   <w:num w:numId="10" w16cid:durableId="581917086">
+    <w:abstractNumId w:val="20"/>
+  </w:num>
+  <w:num w:numId="11" w16cid:durableId="474028345">
+    <w:abstractNumId w:val="11"/>
+  </w:num>
+  <w:num w:numId="12" w16cid:durableId="1162769715">
+    <w:abstractNumId w:val="13"/>
+  </w:num>
+  <w:num w:numId="13" w16cid:durableId="1345865764">
+    <w:abstractNumId w:val="7"/>
+  </w:num>
+  <w:num w:numId="14" w16cid:durableId="267935931">
+    <w:abstractNumId w:val="18"/>
+  </w:num>
+  <w:num w:numId="15" w16cid:durableId="1521384853">
+    <w:abstractNumId w:val="9"/>
+  </w:num>
+  <w:num w:numId="16" w16cid:durableId="1374573618">
+    <w:abstractNumId w:val="5"/>
+  </w:num>
+  <w:num w:numId="17" w16cid:durableId="1035500579">
+    <w:abstractNumId w:val="21"/>
+  </w:num>
+  <w:num w:numId="18" w16cid:durableId="191649467">
+    <w:abstractNumId w:val="6"/>
+  </w:num>
+  <w:num w:numId="19" w16cid:durableId="1246380804">
     <w:abstractNumId w:val="19"/>
   </w:num>
-  <w:num w:numId="11" w16cid:durableId="474028345">
+  <w:num w:numId="20" w16cid:durableId="53889921">
     <w:abstractNumId w:val="10"/>
   </w:num>
-  <w:num w:numId="12" w16cid:durableId="1162769715">
-    <w:abstractNumId w:val="12"/>
+  <w:num w:numId="21" w16cid:durableId="648872423">
+    <w:abstractNumId w:val="22"/>
   </w:num>
-  <w:num w:numId="13" w16cid:durableId="1345865764">
-    <w:abstractNumId w:val="6"/>
-  </w:num>
-  <w:num w:numId="14" w16cid:durableId="267935931">
-    <w:abstractNumId w:val="17"/>
-  </w:num>
-  <w:num w:numId="15" w16cid:durableId="1521384853">
-    <w:abstractNumId w:val="8"/>
-  </w:num>
-  <w:num w:numId="16" w16cid:durableId="1374573618">
+  <w:num w:numId="22" w16cid:durableId="298460962">
     <w:abstractNumId w:val="4"/>
   </w:num>
-  <w:num w:numId="17" w16cid:durableId="1035500579">
-    <w:abstractNumId w:val="20"/>
+  <w:num w:numId="23" w16cid:durableId="2137674160">
+    <w:abstractNumId w:val="23"/>
   </w:num>
-  <w:num w:numId="18" w16cid:durableId="191649467">
-    <w:abstractNumId w:val="5"/>
-  </w:num>
-  <w:num w:numId="19" w16cid:durableId="1246380804">
-    <w:abstractNumId w:val="18"/>
-  </w:num>
-  <w:num w:numId="20" w16cid:durableId="53889921">
-    <w:abstractNumId w:val="9"/>
-  </w:num>
-  <w:num w:numId="21" w16cid:durableId="648872423">
-    <w:abstractNumId w:val="21"/>
-  </w:num>
-  <w:num w:numId="22" w16cid:durableId="298460962">
+  <w:num w:numId="24" w16cid:durableId="872621242">
     <w:abstractNumId w:val="3"/>
   </w:num>
   <w:numIdMacAtCleanup w:val="2"/>
@@ -4222,7 +4520,6 @@
   <w:style w:type="character" w:default="1" w:styleId="DefaultParagraphFont">
     <w:name w:val="Default Paragraph Font"/>
     <w:uiPriority w:val="1"/>
-    <w:semiHidden/>
     <w:unhideWhenUsed/>
   </w:style>
   <w:style w:type="table" w:default="1" w:styleId="TableNormal">

--- a/data/Market_Read_daily.docx
+++ b/data/Market_Read_daily.docx
@@ -4,7 +4,7 @@
   <w:body>
     <w:p>
       <w:r>
-        <w:t>Market Read: October 24, 2025</w:t>
+        <w:t>Market Read: October 27, 2025</w:t>
       </w:r>
     </w:p>
     <w:p>
@@ -16,7 +16,7 @@
       <w:pPr>
         <w:numPr>
           <w:ilvl w:val="0"/>
-          <w:numId w:val="23"/>
+          <w:numId w:val="25"/>
         </w:numPr>
       </w:pPr>
       <w:r>
@@ -27,128 +27,128 @@
         <w:t>Breadth:</w:t>
       </w:r>
       <w:r>
-        <w:t xml:space="preserve"> 52.0% of names are positive.</w:t>
+        <w:t xml:space="preserve"> 65.0% of names are positive.</w:t>
       </w:r>
     </w:p>
     <w:p>
       <w:pPr>
         <w:numPr>
           <w:ilvl w:val="0"/>
-          <w:numId w:val="23"/>
+          <w:numId w:val="25"/>
         </w:numPr>
       </w:pPr>
       <w:r>
-        <w:t>Information Technology: firm (avg +0.72%).</w:t>
+        <w:t>Information Technology: leading (avg +1.19%).</w:t>
       </w:r>
     </w:p>
     <w:p>
       <w:pPr>
         <w:numPr>
           <w:ilvl w:val="0"/>
-          <w:numId w:val="23"/>
+          <w:numId w:val="25"/>
         </w:numPr>
       </w:pPr>
       <w:r>
-        <w:t>Industrials: flat (avg +0.22%).</w:t>
+        <w:t>Industrials: firm (avg +0.36%).</w:t>
       </w:r>
     </w:p>
     <w:p>
       <w:pPr>
         <w:numPr>
           <w:ilvl w:val="0"/>
-          <w:numId w:val="23"/>
+          <w:numId w:val="25"/>
         </w:numPr>
       </w:pPr>
       <w:r>
-        <w:t>Consumer Staples: lagging (avg −0.33%).</w:t>
+        <w:t>Consumer Staples: firm (avg +0.58%).</w:t>
       </w:r>
     </w:p>
     <w:p>
       <w:pPr>
         <w:numPr>
           <w:ilvl w:val="0"/>
-          <w:numId w:val="23"/>
+          <w:numId w:val="25"/>
         </w:numPr>
       </w:pPr>
       <w:r>
-        <w:t>Consumer Discretionary: lagging (avg −0.30%).</w:t>
+        <w:t>Consumer Discretionary: firm (avg +0.63%).</w:t>
       </w:r>
     </w:p>
     <w:p>
       <w:pPr>
         <w:numPr>
           <w:ilvl w:val="0"/>
-          <w:numId w:val="23"/>
+          <w:numId w:val="25"/>
         </w:numPr>
       </w:pPr>
       <w:r>
-        <w:t>Financials: firm (avg +0.82%).</w:t>
+        <w:t>Financials: firm (avg +0.29%).</w:t>
       </w:r>
     </w:p>
     <w:p>
       <w:pPr>
         <w:numPr>
           <w:ilvl w:val="0"/>
-          <w:numId w:val="23"/>
+          <w:numId w:val="25"/>
         </w:numPr>
       </w:pPr>
       <w:r>
-        <w:t>Utilities: firm (avg +0.79%).</w:t>
+        <w:t>Utilities: flat (avg +0.06%).</w:t>
       </w:r>
     </w:p>
     <w:p>
       <w:pPr>
         <w:numPr>
           <w:ilvl w:val="0"/>
-          <w:numId w:val="23"/>
+          <w:numId w:val="25"/>
         </w:numPr>
       </w:pPr>
       <w:r>
-        <w:t>Real Estate: firm (avg +0.27%).</w:t>
+        <w:t>Real Estate: flat (avg +0.10%).</w:t>
       </w:r>
     </w:p>
     <w:p>
       <w:pPr>
         <w:numPr>
           <w:ilvl w:val="0"/>
-          <w:numId w:val="23"/>
+          <w:numId w:val="25"/>
         </w:numPr>
       </w:pPr>
       <w:r>
-        <w:t>Materials: flat (avg +0.03%).</w:t>
+        <w:t>Materials: flat (avg +0.11%).</w:t>
       </w:r>
     </w:p>
     <w:p>
       <w:pPr>
         <w:numPr>
           <w:ilvl w:val="0"/>
-          <w:numId w:val="23"/>
+          <w:numId w:val="25"/>
         </w:numPr>
       </w:pPr>
       <w:r>
-        <w:t>Energy: lagging (avg −1.31%).</w:t>
+        <w:t>Energy: flat (avg +0.17%).</w:t>
       </w:r>
     </w:p>
     <w:p>
       <w:pPr>
         <w:numPr>
           <w:ilvl w:val="0"/>
-          <w:numId w:val="23"/>
+          <w:numId w:val="25"/>
         </w:numPr>
       </w:pPr>
       <w:r>
-        <w:t>Health Care: flat (avg +0.05%).</w:t>
+        <w:t>Health Care: flat (avg +0.17%).</w:t>
       </w:r>
     </w:p>
     <w:p>
       <w:pPr>
         <w:numPr>
           <w:ilvl w:val="0"/>
-          <w:numId w:val="23"/>
+          <w:numId w:val="25"/>
         </w:numPr>
       </w:pPr>
       <w:r>
-        <w:t>Communication Services: flat (avg +0.08%).</w:t>
+        <w:t>Communication Services: leading (avg +1.00%).</w:t>
       </w:r>
     </w:p>
     <w:p>
@@ -160,98 +160,83 @@
       <w:pPr>
         <w:numPr>
           <w:ilvl w:val="0"/>
-          <w:numId w:val="24"/>
+          <w:numId w:val="26"/>
         </w:numPr>
       </w:pPr>
       <w:r>
-        <w:t>Gold: lagging (avg −0.34%).</w:t>
+        <w:t>Gold: lagging (avg −2.78%).</w:t>
       </w:r>
     </w:p>
     <w:p>
       <w:pPr>
         <w:numPr>
           <w:ilvl w:val="0"/>
-          <w:numId w:val="24"/>
+          <w:numId w:val="26"/>
         </w:numPr>
       </w:pPr>
       <w:r>
-        <w:t>USD: flat (avg +0.00%).</w:t>
+        <w:t>USD: flat (avg −0.11%).</w:t>
       </w:r>
     </w:p>
     <w:p>
       <w:pPr>
         <w:numPr>
           <w:ilvl w:val="0"/>
-          <w:numId w:val="24"/>
+          <w:numId w:val="26"/>
         </w:numPr>
       </w:pPr>
       <w:r>
-        <w:t>Yields: flat (avg +0.18%).</w:t>
+        <w:t>Yields: flat (avg +0.00%).</w:t>
       </w:r>
     </w:p>
     <w:p>
       <w:pPr>
         <w:numPr>
           <w:ilvl w:val="0"/>
-          <w:numId w:val="24"/>
+          <w:numId w:val="26"/>
         </w:numPr>
       </w:pPr>
       <w:r>
-        <w:t>Bonds: flat (avg +0.07%).</w:t>
+        <w:t>Bonds: flat (avg +0.16%).</w:t>
       </w:r>
     </w:p>
     <w:p>
       <w:pPr>
         <w:numPr>
           <w:ilvl w:val="0"/>
-          <w:numId w:val="24"/>
+          <w:numId w:val="26"/>
         </w:numPr>
       </w:pPr>
       <w:r>
         <w:lastRenderedPageBreak/>
-        <w:t>Energy complex: flat (avg +0.08%).</w:t>
+        <w:t>Energy complex: lagging (avg −0.35%).</w:t>
       </w:r>
     </w:p>
     <w:p>
       <w:r>
-        <w:t xml:space="preserve">Bottom line: Mixed tape with modestly positive breadth driven by Financials and Utilities, while Energy and Staples lag. </w:t>
-      </w:r>
-      <w:bookmarkStart w:id="0" w:name="_Hlk212229692"/>
-      <w:r>
-        <w:t xml:space="preserve">Macro signals lack strong direction—gold softer, yields little changed, dollar steady—pointing to a </w:t>
+        <w:t xml:space="preserve">Bottom line: A steady advance with broad participation across sectors, led by Tech and Communication Services, while macro levers remain indecisive. Weakness in gold and a steady dollar suggest </w:t>
       </w:r>
       <w:r>
         <w:rPr>
           <w:b/>
           <w:bCs/>
         </w:rPr>
-        <w:t>transition phase</w:t>
+        <w:t>inflation expectations firming modestly</w:t>
       </w:r>
       <w:r>
-        <w:t xml:space="preserve"> where markets are recalibrating expectations for both </w:t>
+        <w:t xml:space="preserve"> alongside </w:t>
       </w:r>
       <w:r>
         <w:rPr>
           <w:b/>
           <w:bCs/>
         </w:rPr>
-        <w:t>growth</w:t>
+        <w:t>stable growth</w:t>
       </w:r>
       <w:r>
-        <w:t xml:space="preserve"> and </w:t>
-      </w:r>
-      <w:r>
-        <w:rPr>
-          <w:b/>
-          <w:bCs/>
-        </w:rPr>
-        <w:t>inflation</w:t>
-      </w:r>
-      <w:r>
-        <w:t xml:space="preserve">. That argues for selective positioning rather than broad risk-on or risk-off. </w:t>
+        <w:t>. The market tone supports measured risk-taking with emphasis on quality cyclicals and selective momentum.</w:t>
       </w:r>
     </w:p>
-    <w:bookmarkEnd w:id="0"/>
     <w:p/>
     <w:sectPr>
       <w:pgSz w:w="15840" w:h="12240" w:orient="landscape"/>
@@ -3246,6 +3231,155 @@
     </w:lvl>
   </w:abstractNum>
   <w:abstractNum w:abstractNumId="20" w15:restartNumberingAfterBreak="0">
+    <w:nsid w:val="66977F80"/>
+    <w:multiLevelType w:val="multilevel"/>
+    <w:tmpl w:val="3AC29E7C"/>
+    <w:lvl w:ilvl="0">
+      <w:start w:val="1"/>
+      <w:numFmt w:val="bullet"/>
+      <w:lvlText w:val=""/>
+      <w:lvlJc w:val="left"/>
+      <w:pPr>
+        <w:tabs>
+          <w:tab w:val="num" w:pos="720"/>
+        </w:tabs>
+        <w:ind w:left="720" w:hanging="360"/>
+      </w:pPr>
+      <w:rPr>
+        <w:rFonts w:ascii="Symbol" w:hAnsi="Symbol" w:hint="default"/>
+        <w:sz w:val="20"/>
+      </w:rPr>
+    </w:lvl>
+    <w:lvl w:ilvl="1" w:tentative="1">
+      <w:start w:val="1"/>
+      <w:numFmt w:val="bullet"/>
+      <w:lvlText w:val="o"/>
+      <w:lvlJc w:val="left"/>
+      <w:pPr>
+        <w:tabs>
+          <w:tab w:val="num" w:pos="1440"/>
+        </w:tabs>
+        <w:ind w:left="1440" w:hanging="360"/>
+      </w:pPr>
+      <w:rPr>
+        <w:rFonts w:ascii="Courier New" w:hAnsi="Courier New" w:hint="default"/>
+        <w:sz w:val="20"/>
+      </w:rPr>
+    </w:lvl>
+    <w:lvl w:ilvl="2" w:tentative="1">
+      <w:start w:val="1"/>
+      <w:numFmt w:val="bullet"/>
+      <w:lvlText w:val=""/>
+      <w:lvlJc w:val="left"/>
+      <w:pPr>
+        <w:tabs>
+          <w:tab w:val="num" w:pos="2160"/>
+        </w:tabs>
+        <w:ind w:left="2160" w:hanging="360"/>
+      </w:pPr>
+      <w:rPr>
+        <w:rFonts w:ascii="Wingdings" w:hAnsi="Wingdings" w:hint="default"/>
+        <w:sz w:val="20"/>
+      </w:rPr>
+    </w:lvl>
+    <w:lvl w:ilvl="3" w:tentative="1">
+      <w:start w:val="1"/>
+      <w:numFmt w:val="bullet"/>
+      <w:lvlText w:val=""/>
+      <w:lvlJc w:val="left"/>
+      <w:pPr>
+        <w:tabs>
+          <w:tab w:val="num" w:pos="2880"/>
+        </w:tabs>
+        <w:ind w:left="2880" w:hanging="360"/>
+      </w:pPr>
+      <w:rPr>
+        <w:rFonts w:ascii="Wingdings" w:hAnsi="Wingdings" w:hint="default"/>
+        <w:sz w:val="20"/>
+      </w:rPr>
+    </w:lvl>
+    <w:lvl w:ilvl="4" w:tentative="1">
+      <w:start w:val="1"/>
+      <w:numFmt w:val="bullet"/>
+      <w:lvlText w:val=""/>
+      <w:lvlJc w:val="left"/>
+      <w:pPr>
+        <w:tabs>
+          <w:tab w:val="num" w:pos="3600"/>
+        </w:tabs>
+        <w:ind w:left="3600" w:hanging="360"/>
+      </w:pPr>
+      <w:rPr>
+        <w:rFonts w:ascii="Wingdings" w:hAnsi="Wingdings" w:hint="default"/>
+        <w:sz w:val="20"/>
+      </w:rPr>
+    </w:lvl>
+    <w:lvl w:ilvl="5" w:tentative="1">
+      <w:start w:val="1"/>
+      <w:numFmt w:val="bullet"/>
+      <w:lvlText w:val=""/>
+      <w:lvlJc w:val="left"/>
+      <w:pPr>
+        <w:tabs>
+          <w:tab w:val="num" w:pos="4320"/>
+        </w:tabs>
+        <w:ind w:left="4320" w:hanging="360"/>
+      </w:pPr>
+      <w:rPr>
+        <w:rFonts w:ascii="Wingdings" w:hAnsi="Wingdings" w:hint="default"/>
+        <w:sz w:val="20"/>
+      </w:rPr>
+    </w:lvl>
+    <w:lvl w:ilvl="6" w:tentative="1">
+      <w:start w:val="1"/>
+      <w:numFmt w:val="bullet"/>
+      <w:lvlText w:val=""/>
+      <w:lvlJc w:val="left"/>
+      <w:pPr>
+        <w:tabs>
+          <w:tab w:val="num" w:pos="5040"/>
+        </w:tabs>
+        <w:ind w:left="5040" w:hanging="360"/>
+      </w:pPr>
+      <w:rPr>
+        <w:rFonts w:ascii="Wingdings" w:hAnsi="Wingdings" w:hint="default"/>
+        <w:sz w:val="20"/>
+      </w:rPr>
+    </w:lvl>
+    <w:lvl w:ilvl="7" w:tentative="1">
+      <w:start w:val="1"/>
+      <w:numFmt w:val="bullet"/>
+      <w:lvlText w:val=""/>
+      <w:lvlJc w:val="left"/>
+      <w:pPr>
+        <w:tabs>
+          <w:tab w:val="num" w:pos="5760"/>
+        </w:tabs>
+        <w:ind w:left="5760" w:hanging="360"/>
+      </w:pPr>
+      <w:rPr>
+        <w:rFonts w:ascii="Wingdings" w:hAnsi="Wingdings" w:hint="default"/>
+        <w:sz w:val="20"/>
+      </w:rPr>
+    </w:lvl>
+    <w:lvl w:ilvl="8" w:tentative="1">
+      <w:start w:val="1"/>
+      <w:numFmt w:val="bullet"/>
+      <w:lvlText w:val=""/>
+      <w:lvlJc w:val="left"/>
+      <w:pPr>
+        <w:tabs>
+          <w:tab w:val="num" w:pos="6480"/>
+        </w:tabs>
+        <w:ind w:left="6480" w:hanging="360"/>
+      </w:pPr>
+      <w:rPr>
+        <w:rFonts w:ascii="Wingdings" w:hAnsi="Wingdings" w:hint="default"/>
+        <w:sz w:val="20"/>
+      </w:rPr>
+    </w:lvl>
+  </w:abstractNum>
+  <w:abstractNum w:abstractNumId="21" w15:restartNumberingAfterBreak="0">
     <w:nsid w:val="68901EA7"/>
     <w:multiLevelType w:val="multilevel"/>
     <w:tmpl w:val="6C743108"/>
@@ -3394,7 +3528,7 @@
       </w:rPr>
     </w:lvl>
   </w:abstractNum>
-  <w:abstractNum w:abstractNumId="21" w15:restartNumberingAfterBreak="0">
+  <w:abstractNum w:abstractNumId="22" w15:restartNumberingAfterBreak="0">
     <w:nsid w:val="6E1030D6"/>
     <w:multiLevelType w:val="multilevel"/>
     <w:tmpl w:val="8DF8ED0C"/>
@@ -3543,7 +3677,7 @@
       </w:rPr>
     </w:lvl>
   </w:abstractNum>
-  <w:abstractNum w:abstractNumId="22" w15:restartNumberingAfterBreak="0">
+  <w:abstractNum w:abstractNumId="23" w15:restartNumberingAfterBreak="0">
     <w:nsid w:val="75B87456"/>
     <w:multiLevelType w:val="multilevel"/>
     <w:tmpl w:val="B05A194E"/>
@@ -3692,7 +3826,156 @@
       </w:rPr>
     </w:lvl>
   </w:abstractNum>
-  <w:abstractNum w:abstractNumId="23" w15:restartNumberingAfterBreak="0">
+  <w:abstractNum w:abstractNumId="24" w15:restartNumberingAfterBreak="0">
+    <w:nsid w:val="77640CE0"/>
+    <w:multiLevelType w:val="multilevel"/>
+    <w:tmpl w:val="3058F2D2"/>
+    <w:lvl w:ilvl="0">
+      <w:start w:val="1"/>
+      <w:numFmt w:val="bullet"/>
+      <w:lvlText w:val=""/>
+      <w:lvlJc w:val="left"/>
+      <w:pPr>
+        <w:tabs>
+          <w:tab w:val="num" w:pos="720"/>
+        </w:tabs>
+        <w:ind w:left="720" w:hanging="360"/>
+      </w:pPr>
+      <w:rPr>
+        <w:rFonts w:ascii="Symbol" w:hAnsi="Symbol" w:hint="default"/>
+        <w:sz w:val="20"/>
+      </w:rPr>
+    </w:lvl>
+    <w:lvl w:ilvl="1" w:tentative="1">
+      <w:start w:val="1"/>
+      <w:numFmt w:val="bullet"/>
+      <w:lvlText w:val="o"/>
+      <w:lvlJc w:val="left"/>
+      <w:pPr>
+        <w:tabs>
+          <w:tab w:val="num" w:pos="1440"/>
+        </w:tabs>
+        <w:ind w:left="1440" w:hanging="360"/>
+      </w:pPr>
+      <w:rPr>
+        <w:rFonts w:ascii="Courier New" w:hAnsi="Courier New" w:hint="default"/>
+        <w:sz w:val="20"/>
+      </w:rPr>
+    </w:lvl>
+    <w:lvl w:ilvl="2" w:tentative="1">
+      <w:start w:val="1"/>
+      <w:numFmt w:val="bullet"/>
+      <w:lvlText w:val=""/>
+      <w:lvlJc w:val="left"/>
+      <w:pPr>
+        <w:tabs>
+          <w:tab w:val="num" w:pos="2160"/>
+        </w:tabs>
+        <w:ind w:left="2160" w:hanging="360"/>
+      </w:pPr>
+      <w:rPr>
+        <w:rFonts w:ascii="Wingdings" w:hAnsi="Wingdings" w:hint="default"/>
+        <w:sz w:val="20"/>
+      </w:rPr>
+    </w:lvl>
+    <w:lvl w:ilvl="3" w:tentative="1">
+      <w:start w:val="1"/>
+      <w:numFmt w:val="bullet"/>
+      <w:lvlText w:val=""/>
+      <w:lvlJc w:val="left"/>
+      <w:pPr>
+        <w:tabs>
+          <w:tab w:val="num" w:pos="2880"/>
+        </w:tabs>
+        <w:ind w:left="2880" w:hanging="360"/>
+      </w:pPr>
+      <w:rPr>
+        <w:rFonts w:ascii="Wingdings" w:hAnsi="Wingdings" w:hint="default"/>
+        <w:sz w:val="20"/>
+      </w:rPr>
+    </w:lvl>
+    <w:lvl w:ilvl="4" w:tentative="1">
+      <w:start w:val="1"/>
+      <w:numFmt w:val="bullet"/>
+      <w:lvlText w:val=""/>
+      <w:lvlJc w:val="left"/>
+      <w:pPr>
+        <w:tabs>
+          <w:tab w:val="num" w:pos="3600"/>
+        </w:tabs>
+        <w:ind w:left="3600" w:hanging="360"/>
+      </w:pPr>
+      <w:rPr>
+        <w:rFonts w:ascii="Wingdings" w:hAnsi="Wingdings" w:hint="default"/>
+        <w:sz w:val="20"/>
+      </w:rPr>
+    </w:lvl>
+    <w:lvl w:ilvl="5" w:tentative="1">
+      <w:start w:val="1"/>
+      <w:numFmt w:val="bullet"/>
+      <w:lvlText w:val=""/>
+      <w:lvlJc w:val="left"/>
+      <w:pPr>
+        <w:tabs>
+          <w:tab w:val="num" w:pos="4320"/>
+        </w:tabs>
+        <w:ind w:left="4320" w:hanging="360"/>
+      </w:pPr>
+      <w:rPr>
+        <w:rFonts w:ascii="Wingdings" w:hAnsi="Wingdings" w:hint="default"/>
+        <w:sz w:val="20"/>
+      </w:rPr>
+    </w:lvl>
+    <w:lvl w:ilvl="6" w:tentative="1">
+      <w:start w:val="1"/>
+      <w:numFmt w:val="bullet"/>
+      <w:lvlText w:val=""/>
+      <w:lvlJc w:val="left"/>
+      <w:pPr>
+        <w:tabs>
+          <w:tab w:val="num" w:pos="5040"/>
+        </w:tabs>
+        <w:ind w:left="5040" w:hanging="360"/>
+      </w:pPr>
+      <w:rPr>
+        <w:rFonts w:ascii="Wingdings" w:hAnsi="Wingdings" w:hint="default"/>
+        <w:sz w:val="20"/>
+      </w:rPr>
+    </w:lvl>
+    <w:lvl w:ilvl="7" w:tentative="1">
+      <w:start w:val="1"/>
+      <w:numFmt w:val="bullet"/>
+      <w:lvlText w:val=""/>
+      <w:lvlJc w:val="left"/>
+      <w:pPr>
+        <w:tabs>
+          <w:tab w:val="num" w:pos="5760"/>
+        </w:tabs>
+        <w:ind w:left="5760" w:hanging="360"/>
+      </w:pPr>
+      <w:rPr>
+        <w:rFonts w:ascii="Wingdings" w:hAnsi="Wingdings" w:hint="default"/>
+        <w:sz w:val="20"/>
+      </w:rPr>
+    </w:lvl>
+    <w:lvl w:ilvl="8" w:tentative="1">
+      <w:start w:val="1"/>
+      <w:numFmt w:val="bullet"/>
+      <w:lvlText w:val=""/>
+      <w:lvlJc w:val="left"/>
+      <w:pPr>
+        <w:tabs>
+          <w:tab w:val="num" w:pos="6480"/>
+        </w:tabs>
+        <w:ind w:left="6480" w:hanging="360"/>
+      </w:pPr>
+      <w:rPr>
+        <w:rFonts w:ascii="Wingdings" w:hAnsi="Wingdings" w:hint="default"/>
+        <w:sz w:val="20"/>
+      </w:rPr>
+    </w:lvl>
+  </w:abstractNum>
+  <w:abstractNum w:abstractNumId="25" w15:restartNumberingAfterBreak="0">
     <w:nsid w:val="7B094912"/>
     <w:multiLevelType w:val="multilevel"/>
     <w:tmpl w:val="EF7ABE96"/>
@@ -3869,7 +4152,7 @@
     <w:abstractNumId w:val="15"/>
   </w:num>
   <w:num w:numId="10" w16cid:durableId="581917086">
-    <w:abstractNumId w:val="20"/>
+    <w:abstractNumId w:val="21"/>
   </w:num>
   <w:num w:numId="11" w16cid:durableId="474028345">
     <w:abstractNumId w:val="11"/>
@@ -3890,7 +4173,7 @@
     <w:abstractNumId w:val="5"/>
   </w:num>
   <w:num w:numId="17" w16cid:durableId="1035500579">
-    <w:abstractNumId w:val="21"/>
+    <w:abstractNumId w:val="22"/>
   </w:num>
   <w:num w:numId="18" w16cid:durableId="191649467">
     <w:abstractNumId w:val="6"/>
@@ -3902,16 +4185,22 @@
     <w:abstractNumId w:val="10"/>
   </w:num>
   <w:num w:numId="21" w16cid:durableId="648872423">
-    <w:abstractNumId w:val="22"/>
+    <w:abstractNumId w:val="23"/>
   </w:num>
   <w:num w:numId="22" w16cid:durableId="298460962">
     <w:abstractNumId w:val="4"/>
   </w:num>
   <w:num w:numId="23" w16cid:durableId="2137674160">
-    <w:abstractNumId w:val="23"/>
+    <w:abstractNumId w:val="25"/>
   </w:num>
   <w:num w:numId="24" w16cid:durableId="872621242">
     <w:abstractNumId w:val="3"/>
+  </w:num>
+  <w:num w:numId="25" w16cid:durableId="1309365413">
+    <w:abstractNumId w:val="20"/>
+  </w:num>
+  <w:num w:numId="26" w16cid:durableId="2069181728">
+    <w:abstractNumId w:val="24"/>
   </w:num>
   <w:numIdMacAtCleanup w:val="2"/>
 </w:numbering>

--- a/data/Market_Read_daily.docx
+++ b/data/Market_Read_daily.docx
@@ -4,7 +4,7 @@
   <w:body>
     <w:p>
       <w:r>
-        <w:t>Market Read: October 27, 2025</w:t>
+        <w:t>Market Read: October 28, 2025</w:t>
       </w:r>
     </w:p>
     <w:p>
@@ -16,7 +16,7 @@
       <w:pPr>
         <w:numPr>
           <w:ilvl w:val="0"/>
-          <w:numId w:val="25"/>
+          <w:numId w:val="27"/>
         </w:numPr>
       </w:pPr>
       <w:r>
@@ -27,128 +27,128 @@
         <w:t>Breadth:</w:t>
       </w:r>
       <w:r>
-        <w:t xml:space="preserve"> 65.0% of names are positive.</w:t>
+        <w:t xml:space="preserve"> 28.0% of names are positive.</w:t>
       </w:r>
     </w:p>
     <w:p>
       <w:pPr>
         <w:numPr>
           <w:ilvl w:val="0"/>
-          <w:numId w:val="25"/>
+          <w:numId w:val="27"/>
         </w:numPr>
       </w:pPr>
       <w:r>
-        <w:t>Information Technology: leading (avg +1.19%).</w:t>
+        <w:t>Information Technology: lagging (avg −0.55%).</w:t>
       </w:r>
     </w:p>
     <w:p>
       <w:pPr>
         <w:numPr>
           <w:ilvl w:val="0"/>
-          <w:numId w:val="25"/>
+          <w:numId w:val="27"/>
         </w:numPr>
       </w:pPr>
       <w:r>
-        <w:t>Industrials: firm (avg +0.36%).</w:t>
+        <w:t>Industrials: lagging (avg −0.75%).</w:t>
       </w:r>
     </w:p>
     <w:p>
       <w:pPr>
         <w:numPr>
           <w:ilvl w:val="0"/>
-          <w:numId w:val="25"/>
+          <w:numId w:val="27"/>
         </w:numPr>
       </w:pPr>
       <w:r>
-        <w:t>Consumer Staples: firm (avg +0.58%).</w:t>
+        <w:t>Consumer Staples: lagging (avg −0.99%).</w:t>
       </w:r>
     </w:p>
     <w:p>
       <w:pPr>
         <w:numPr>
           <w:ilvl w:val="0"/>
-          <w:numId w:val="25"/>
+          <w:numId w:val="27"/>
         </w:numPr>
       </w:pPr>
       <w:r>
-        <w:t>Consumer Discretionary: firm (avg +0.63%).</w:t>
+        <w:t>Consumer Discretionary: lagging (avg −1.07%).</w:t>
       </w:r>
     </w:p>
     <w:p>
       <w:pPr>
         <w:numPr>
           <w:ilvl w:val="0"/>
-          <w:numId w:val="25"/>
+          <w:numId w:val="27"/>
         </w:numPr>
       </w:pPr>
       <w:r>
-        <w:t>Financials: firm (avg +0.29%).</w:t>
+        <w:t>Financials: lagging (avg −0.85%).</w:t>
       </w:r>
     </w:p>
     <w:p>
       <w:pPr>
         <w:numPr>
           <w:ilvl w:val="0"/>
-          <w:numId w:val="25"/>
+          <w:numId w:val="27"/>
         </w:numPr>
       </w:pPr>
       <w:r>
-        <w:t>Utilities: flat (avg +0.06%).</w:t>
+        <w:t>Utilities: lagging (avg −1.39%).</w:t>
       </w:r>
     </w:p>
     <w:p>
       <w:pPr>
         <w:numPr>
           <w:ilvl w:val="0"/>
-          <w:numId w:val="25"/>
+          <w:numId w:val="27"/>
         </w:numPr>
       </w:pPr>
       <w:r>
-        <w:t>Real Estate: flat (avg +0.10%).</w:t>
+        <w:t>Real Estate: lagging (avg −2.69%).</w:t>
       </w:r>
     </w:p>
     <w:p>
       <w:pPr>
         <w:numPr>
           <w:ilvl w:val="0"/>
-          <w:numId w:val="25"/>
+          <w:numId w:val="27"/>
         </w:numPr>
       </w:pPr>
       <w:r>
-        <w:t>Materials: flat (avg +0.11%).</w:t>
+        <w:t>Materials: flat (avg −0.07%).</w:t>
       </w:r>
     </w:p>
     <w:p>
       <w:pPr>
         <w:numPr>
           <w:ilvl w:val="0"/>
-          <w:numId w:val="25"/>
+          <w:numId w:val="27"/>
         </w:numPr>
       </w:pPr>
       <w:r>
-        <w:t>Energy: flat (avg +0.17%).</w:t>
+        <w:t>Energy: lagging (avg −1.40%).</w:t>
       </w:r>
     </w:p>
     <w:p>
       <w:pPr>
         <w:numPr>
           <w:ilvl w:val="0"/>
-          <w:numId w:val="25"/>
+          <w:numId w:val="27"/>
         </w:numPr>
       </w:pPr>
       <w:r>
-        <w:t>Health Care: flat (avg +0.17%).</w:t>
+        <w:t>Health Care: lagging (avg −0.70%).</w:t>
       </w:r>
     </w:p>
     <w:p>
       <w:pPr>
         <w:numPr>
           <w:ilvl w:val="0"/>
-          <w:numId w:val="25"/>
+          <w:numId w:val="27"/>
         </w:numPr>
       </w:pPr>
       <w:r>
-        <w:t>Communication Services: leading (avg +1.00%).</w:t>
+        <w:t>Communication Services: lagging (avg −0.76%).</w:t>
       </w:r>
     </w:p>
     <w:p>
@@ -160,82 +160,87 @@
       <w:pPr>
         <w:numPr>
           <w:ilvl w:val="0"/>
-          <w:numId w:val="26"/>
+          <w:numId w:val="28"/>
         </w:numPr>
       </w:pPr>
       <w:r>
-        <w:t>Gold: lagging (avg −2.78%).</w:t>
+        <w:t>Gold: lagging (avg −0.72%).</w:t>
       </w:r>
     </w:p>
     <w:p>
       <w:pPr>
         <w:numPr>
           <w:ilvl w:val="0"/>
-          <w:numId w:val="26"/>
+          <w:numId w:val="28"/>
         </w:numPr>
       </w:pPr>
       <w:r>
-        <w:t>USD: flat (avg −0.11%).</w:t>
+        <w:t>USD: flat (avg −0.07%).</w:t>
       </w:r>
     </w:p>
     <w:p>
       <w:pPr>
         <w:numPr>
           <w:ilvl w:val="0"/>
-          <w:numId w:val="26"/>
+          <w:numId w:val="28"/>
         </w:numPr>
       </w:pPr>
       <w:r>
-        <w:t>Yields: flat (avg +0.00%).</w:t>
+        <w:t>Yields: lagging (avg −0.29%).</w:t>
       </w:r>
     </w:p>
     <w:p>
       <w:pPr>
         <w:numPr>
           <w:ilvl w:val="0"/>
-          <w:numId w:val="26"/>
+          <w:numId w:val="28"/>
         </w:numPr>
       </w:pPr>
       <w:r>
-        <w:t>Bonds: flat (avg +0.16%).</w:t>
+        <w:t>Bonds: flat (avg +0.10%).</w:t>
       </w:r>
     </w:p>
     <w:p>
       <w:pPr>
         <w:numPr>
           <w:ilvl w:val="0"/>
-          <w:numId w:val="26"/>
+          <w:numId w:val="28"/>
         </w:numPr>
       </w:pPr>
       <w:r>
         <w:lastRenderedPageBreak/>
-        <w:t>Energy complex: lagging (avg −0.35%).</w:t>
+        <w:t>Energy complex: lagging (avg −3.32%).</w:t>
       </w:r>
     </w:p>
     <w:p>
       <w:r>
-        <w:t xml:space="preserve">Bottom line: A steady advance with broad participation across sectors, led by Tech and Communication Services, while macro levers remain indecisive. Weakness in gold and a steady dollar suggest </w:t>
+        <w:t xml:space="preserve">Bottom line: A broadly negative session with weak breadth and losses across nearly every sector. </w:t>
+      </w:r>
+      <w:bookmarkStart w:id="0" w:name="_Hlk212575245"/>
+      <w:r>
+        <w:t xml:space="preserve">Macro levers provided little relief—gold and energy declined, yields eased modestly, and the dollar was steady. The pattern points to </w:t>
       </w:r>
       <w:r>
         <w:rPr>
           <w:b/>
           <w:bCs/>
         </w:rPr>
-        <w:t>inflation expectations firming modestly</w:t>
+        <w:t>slowing growth</w:t>
       </w:r>
       <w:r>
-        <w:t xml:space="preserve"> alongside </w:t>
+        <w:t xml:space="preserve"> and </w:t>
       </w:r>
       <w:r>
         <w:rPr>
           <w:b/>
           <w:bCs/>
         </w:rPr>
-        <w:t>stable growth</w:t>
+        <w:t>waning risk appetite</w:t>
       </w:r>
       <w:r>
-        <w:t>. The market tone supports measured risk-taking with emphasis on quality cyclicals and selective momentum.</w:t>
+        <w:t>, consistent with a defensive environment where capital preservation takes precedence over risk-taking.</w:t>
       </w:r>
+      <w:bookmarkEnd w:id="0"/>
     </w:p>
     <w:p/>
     <w:sectPr>
@@ -1145,6 +1150,155 @@
     </w:lvl>
   </w:abstractNum>
   <w:abstractNum w:abstractNumId="6" w15:restartNumberingAfterBreak="0">
+    <w:nsid w:val="26360F8D"/>
+    <w:multiLevelType w:val="multilevel"/>
+    <w:tmpl w:val="734CABCE"/>
+    <w:lvl w:ilvl="0">
+      <w:start w:val="1"/>
+      <w:numFmt w:val="bullet"/>
+      <w:lvlText w:val=""/>
+      <w:lvlJc w:val="left"/>
+      <w:pPr>
+        <w:tabs>
+          <w:tab w:val="num" w:pos="720"/>
+        </w:tabs>
+        <w:ind w:left="720" w:hanging="360"/>
+      </w:pPr>
+      <w:rPr>
+        <w:rFonts w:ascii="Symbol" w:hAnsi="Symbol" w:hint="default"/>
+        <w:sz w:val="20"/>
+      </w:rPr>
+    </w:lvl>
+    <w:lvl w:ilvl="1" w:tentative="1">
+      <w:start w:val="1"/>
+      <w:numFmt w:val="bullet"/>
+      <w:lvlText w:val="o"/>
+      <w:lvlJc w:val="left"/>
+      <w:pPr>
+        <w:tabs>
+          <w:tab w:val="num" w:pos="1440"/>
+        </w:tabs>
+        <w:ind w:left="1440" w:hanging="360"/>
+      </w:pPr>
+      <w:rPr>
+        <w:rFonts w:ascii="Courier New" w:hAnsi="Courier New" w:hint="default"/>
+        <w:sz w:val="20"/>
+      </w:rPr>
+    </w:lvl>
+    <w:lvl w:ilvl="2" w:tentative="1">
+      <w:start w:val="1"/>
+      <w:numFmt w:val="bullet"/>
+      <w:lvlText w:val=""/>
+      <w:lvlJc w:val="left"/>
+      <w:pPr>
+        <w:tabs>
+          <w:tab w:val="num" w:pos="2160"/>
+        </w:tabs>
+        <w:ind w:left="2160" w:hanging="360"/>
+      </w:pPr>
+      <w:rPr>
+        <w:rFonts w:ascii="Wingdings" w:hAnsi="Wingdings" w:hint="default"/>
+        <w:sz w:val="20"/>
+      </w:rPr>
+    </w:lvl>
+    <w:lvl w:ilvl="3" w:tentative="1">
+      <w:start w:val="1"/>
+      <w:numFmt w:val="bullet"/>
+      <w:lvlText w:val=""/>
+      <w:lvlJc w:val="left"/>
+      <w:pPr>
+        <w:tabs>
+          <w:tab w:val="num" w:pos="2880"/>
+        </w:tabs>
+        <w:ind w:left="2880" w:hanging="360"/>
+      </w:pPr>
+      <w:rPr>
+        <w:rFonts w:ascii="Wingdings" w:hAnsi="Wingdings" w:hint="default"/>
+        <w:sz w:val="20"/>
+      </w:rPr>
+    </w:lvl>
+    <w:lvl w:ilvl="4" w:tentative="1">
+      <w:start w:val="1"/>
+      <w:numFmt w:val="bullet"/>
+      <w:lvlText w:val=""/>
+      <w:lvlJc w:val="left"/>
+      <w:pPr>
+        <w:tabs>
+          <w:tab w:val="num" w:pos="3600"/>
+        </w:tabs>
+        <w:ind w:left="3600" w:hanging="360"/>
+      </w:pPr>
+      <w:rPr>
+        <w:rFonts w:ascii="Wingdings" w:hAnsi="Wingdings" w:hint="default"/>
+        <w:sz w:val="20"/>
+      </w:rPr>
+    </w:lvl>
+    <w:lvl w:ilvl="5" w:tentative="1">
+      <w:start w:val="1"/>
+      <w:numFmt w:val="bullet"/>
+      <w:lvlText w:val=""/>
+      <w:lvlJc w:val="left"/>
+      <w:pPr>
+        <w:tabs>
+          <w:tab w:val="num" w:pos="4320"/>
+        </w:tabs>
+        <w:ind w:left="4320" w:hanging="360"/>
+      </w:pPr>
+      <w:rPr>
+        <w:rFonts w:ascii="Wingdings" w:hAnsi="Wingdings" w:hint="default"/>
+        <w:sz w:val="20"/>
+      </w:rPr>
+    </w:lvl>
+    <w:lvl w:ilvl="6" w:tentative="1">
+      <w:start w:val="1"/>
+      <w:numFmt w:val="bullet"/>
+      <w:lvlText w:val=""/>
+      <w:lvlJc w:val="left"/>
+      <w:pPr>
+        <w:tabs>
+          <w:tab w:val="num" w:pos="5040"/>
+        </w:tabs>
+        <w:ind w:left="5040" w:hanging="360"/>
+      </w:pPr>
+      <w:rPr>
+        <w:rFonts w:ascii="Wingdings" w:hAnsi="Wingdings" w:hint="default"/>
+        <w:sz w:val="20"/>
+      </w:rPr>
+    </w:lvl>
+    <w:lvl w:ilvl="7" w:tentative="1">
+      <w:start w:val="1"/>
+      <w:numFmt w:val="bullet"/>
+      <w:lvlText w:val=""/>
+      <w:lvlJc w:val="left"/>
+      <w:pPr>
+        <w:tabs>
+          <w:tab w:val="num" w:pos="5760"/>
+        </w:tabs>
+        <w:ind w:left="5760" w:hanging="360"/>
+      </w:pPr>
+      <w:rPr>
+        <w:rFonts w:ascii="Wingdings" w:hAnsi="Wingdings" w:hint="default"/>
+        <w:sz w:val="20"/>
+      </w:rPr>
+    </w:lvl>
+    <w:lvl w:ilvl="8" w:tentative="1">
+      <w:start w:val="1"/>
+      <w:numFmt w:val="bullet"/>
+      <w:lvlText w:val=""/>
+      <w:lvlJc w:val="left"/>
+      <w:pPr>
+        <w:tabs>
+          <w:tab w:val="num" w:pos="6480"/>
+        </w:tabs>
+        <w:ind w:left="6480" w:hanging="360"/>
+      </w:pPr>
+      <w:rPr>
+        <w:rFonts w:ascii="Wingdings" w:hAnsi="Wingdings" w:hint="default"/>
+        <w:sz w:val="20"/>
+      </w:rPr>
+    </w:lvl>
+  </w:abstractNum>
+  <w:abstractNum w:abstractNumId="7" w15:restartNumberingAfterBreak="0">
     <w:nsid w:val="2C2717C0"/>
     <w:multiLevelType w:val="multilevel"/>
     <w:tmpl w:val="C0D65778"/>
@@ -1293,7 +1447,7 @@
       </w:rPr>
     </w:lvl>
   </w:abstractNum>
-  <w:abstractNum w:abstractNumId="7" w15:restartNumberingAfterBreak="0">
+  <w:abstractNum w:abstractNumId="8" w15:restartNumberingAfterBreak="0">
     <w:nsid w:val="2E76118B"/>
     <w:multiLevelType w:val="multilevel"/>
     <w:tmpl w:val="707CCBC4"/>
@@ -1442,7 +1596,7 @@
       </w:rPr>
     </w:lvl>
   </w:abstractNum>
-  <w:abstractNum w:abstractNumId="8" w15:restartNumberingAfterBreak="0">
+  <w:abstractNum w:abstractNumId="9" w15:restartNumberingAfterBreak="0">
     <w:nsid w:val="395E0E12"/>
     <w:multiLevelType w:val="multilevel"/>
     <w:tmpl w:val="15025D94"/>
@@ -1591,7 +1745,7 @@
       </w:rPr>
     </w:lvl>
   </w:abstractNum>
-  <w:abstractNum w:abstractNumId="9" w15:restartNumberingAfterBreak="0">
+  <w:abstractNum w:abstractNumId="10" w15:restartNumberingAfterBreak="0">
     <w:nsid w:val="3A9D602C"/>
     <w:multiLevelType w:val="multilevel"/>
     <w:tmpl w:val="ABF43D6C"/>
@@ -1740,7 +1894,7 @@
       </w:rPr>
     </w:lvl>
   </w:abstractNum>
-  <w:abstractNum w:abstractNumId="10" w15:restartNumberingAfterBreak="0">
+  <w:abstractNum w:abstractNumId="11" w15:restartNumberingAfterBreak="0">
     <w:nsid w:val="3BBF4701"/>
     <w:multiLevelType w:val="multilevel"/>
     <w:tmpl w:val="480A29DA"/>
@@ -1889,7 +2043,7 @@
       </w:rPr>
     </w:lvl>
   </w:abstractNum>
-  <w:abstractNum w:abstractNumId="11" w15:restartNumberingAfterBreak="0">
+  <w:abstractNum w:abstractNumId="12" w15:restartNumberingAfterBreak="0">
     <w:nsid w:val="3C1D6AED"/>
     <w:multiLevelType w:val="multilevel"/>
     <w:tmpl w:val="BFDC0D50"/>
@@ -2038,7 +2192,7 @@
       </w:rPr>
     </w:lvl>
   </w:abstractNum>
-  <w:abstractNum w:abstractNumId="12" w15:restartNumberingAfterBreak="0">
+  <w:abstractNum w:abstractNumId="13" w15:restartNumberingAfterBreak="0">
     <w:nsid w:val="46F43E57"/>
     <w:multiLevelType w:val="multilevel"/>
     <w:tmpl w:val="A87E55DA"/>
@@ -2187,7 +2341,156 @@
       </w:rPr>
     </w:lvl>
   </w:abstractNum>
-  <w:abstractNum w:abstractNumId="13" w15:restartNumberingAfterBreak="0">
+  <w:abstractNum w:abstractNumId="14" w15:restartNumberingAfterBreak="0">
+    <w:nsid w:val="48430901"/>
+    <w:multiLevelType w:val="multilevel"/>
+    <w:tmpl w:val="36245766"/>
+    <w:lvl w:ilvl="0">
+      <w:start w:val="1"/>
+      <w:numFmt w:val="bullet"/>
+      <w:lvlText w:val=""/>
+      <w:lvlJc w:val="left"/>
+      <w:pPr>
+        <w:tabs>
+          <w:tab w:val="num" w:pos="720"/>
+        </w:tabs>
+        <w:ind w:left="720" w:hanging="360"/>
+      </w:pPr>
+      <w:rPr>
+        <w:rFonts w:ascii="Symbol" w:hAnsi="Symbol" w:hint="default"/>
+        <w:sz w:val="20"/>
+      </w:rPr>
+    </w:lvl>
+    <w:lvl w:ilvl="1" w:tentative="1">
+      <w:start w:val="1"/>
+      <w:numFmt w:val="bullet"/>
+      <w:lvlText w:val="o"/>
+      <w:lvlJc w:val="left"/>
+      <w:pPr>
+        <w:tabs>
+          <w:tab w:val="num" w:pos="1440"/>
+        </w:tabs>
+        <w:ind w:left="1440" w:hanging="360"/>
+      </w:pPr>
+      <w:rPr>
+        <w:rFonts w:ascii="Courier New" w:hAnsi="Courier New" w:hint="default"/>
+        <w:sz w:val="20"/>
+      </w:rPr>
+    </w:lvl>
+    <w:lvl w:ilvl="2" w:tentative="1">
+      <w:start w:val="1"/>
+      <w:numFmt w:val="bullet"/>
+      <w:lvlText w:val=""/>
+      <w:lvlJc w:val="left"/>
+      <w:pPr>
+        <w:tabs>
+          <w:tab w:val="num" w:pos="2160"/>
+        </w:tabs>
+        <w:ind w:left="2160" w:hanging="360"/>
+      </w:pPr>
+      <w:rPr>
+        <w:rFonts w:ascii="Wingdings" w:hAnsi="Wingdings" w:hint="default"/>
+        <w:sz w:val="20"/>
+      </w:rPr>
+    </w:lvl>
+    <w:lvl w:ilvl="3" w:tentative="1">
+      <w:start w:val="1"/>
+      <w:numFmt w:val="bullet"/>
+      <w:lvlText w:val=""/>
+      <w:lvlJc w:val="left"/>
+      <w:pPr>
+        <w:tabs>
+          <w:tab w:val="num" w:pos="2880"/>
+        </w:tabs>
+        <w:ind w:left="2880" w:hanging="360"/>
+      </w:pPr>
+      <w:rPr>
+        <w:rFonts w:ascii="Wingdings" w:hAnsi="Wingdings" w:hint="default"/>
+        <w:sz w:val="20"/>
+      </w:rPr>
+    </w:lvl>
+    <w:lvl w:ilvl="4" w:tentative="1">
+      <w:start w:val="1"/>
+      <w:numFmt w:val="bullet"/>
+      <w:lvlText w:val=""/>
+      <w:lvlJc w:val="left"/>
+      <w:pPr>
+        <w:tabs>
+          <w:tab w:val="num" w:pos="3600"/>
+        </w:tabs>
+        <w:ind w:left="3600" w:hanging="360"/>
+      </w:pPr>
+      <w:rPr>
+        <w:rFonts w:ascii="Wingdings" w:hAnsi="Wingdings" w:hint="default"/>
+        <w:sz w:val="20"/>
+      </w:rPr>
+    </w:lvl>
+    <w:lvl w:ilvl="5" w:tentative="1">
+      <w:start w:val="1"/>
+      <w:numFmt w:val="bullet"/>
+      <w:lvlText w:val=""/>
+      <w:lvlJc w:val="left"/>
+      <w:pPr>
+        <w:tabs>
+          <w:tab w:val="num" w:pos="4320"/>
+        </w:tabs>
+        <w:ind w:left="4320" w:hanging="360"/>
+      </w:pPr>
+      <w:rPr>
+        <w:rFonts w:ascii="Wingdings" w:hAnsi="Wingdings" w:hint="default"/>
+        <w:sz w:val="20"/>
+      </w:rPr>
+    </w:lvl>
+    <w:lvl w:ilvl="6" w:tentative="1">
+      <w:start w:val="1"/>
+      <w:numFmt w:val="bullet"/>
+      <w:lvlText w:val=""/>
+      <w:lvlJc w:val="left"/>
+      <w:pPr>
+        <w:tabs>
+          <w:tab w:val="num" w:pos="5040"/>
+        </w:tabs>
+        <w:ind w:left="5040" w:hanging="360"/>
+      </w:pPr>
+      <w:rPr>
+        <w:rFonts w:ascii="Wingdings" w:hAnsi="Wingdings" w:hint="default"/>
+        <w:sz w:val="20"/>
+      </w:rPr>
+    </w:lvl>
+    <w:lvl w:ilvl="7" w:tentative="1">
+      <w:start w:val="1"/>
+      <w:numFmt w:val="bullet"/>
+      <w:lvlText w:val=""/>
+      <w:lvlJc w:val="left"/>
+      <w:pPr>
+        <w:tabs>
+          <w:tab w:val="num" w:pos="5760"/>
+        </w:tabs>
+        <w:ind w:left="5760" w:hanging="360"/>
+      </w:pPr>
+      <w:rPr>
+        <w:rFonts w:ascii="Wingdings" w:hAnsi="Wingdings" w:hint="default"/>
+        <w:sz w:val="20"/>
+      </w:rPr>
+    </w:lvl>
+    <w:lvl w:ilvl="8" w:tentative="1">
+      <w:start w:val="1"/>
+      <w:numFmt w:val="bullet"/>
+      <w:lvlText w:val=""/>
+      <w:lvlJc w:val="left"/>
+      <w:pPr>
+        <w:tabs>
+          <w:tab w:val="num" w:pos="6480"/>
+        </w:tabs>
+        <w:ind w:left="6480" w:hanging="360"/>
+      </w:pPr>
+      <w:rPr>
+        <w:rFonts w:ascii="Wingdings" w:hAnsi="Wingdings" w:hint="default"/>
+        <w:sz w:val="20"/>
+      </w:rPr>
+    </w:lvl>
+  </w:abstractNum>
+  <w:abstractNum w:abstractNumId="15" w15:restartNumberingAfterBreak="0">
     <w:nsid w:val="49964BBA"/>
     <w:multiLevelType w:val="multilevel"/>
     <w:tmpl w:val="DE643422"/>
@@ -2336,7 +2639,7 @@
       </w:rPr>
     </w:lvl>
   </w:abstractNum>
-  <w:abstractNum w:abstractNumId="14" w15:restartNumberingAfterBreak="0">
+  <w:abstractNum w:abstractNumId="16" w15:restartNumberingAfterBreak="0">
     <w:nsid w:val="56350650"/>
     <w:multiLevelType w:val="multilevel"/>
     <w:tmpl w:val="D38059CE"/>
@@ -2485,7 +2788,7 @@
       </w:rPr>
     </w:lvl>
   </w:abstractNum>
-  <w:abstractNum w:abstractNumId="15" w15:restartNumberingAfterBreak="0">
+  <w:abstractNum w:abstractNumId="17" w15:restartNumberingAfterBreak="0">
     <w:nsid w:val="56D91AF2"/>
     <w:multiLevelType w:val="multilevel"/>
     <w:tmpl w:val="C25E4C72"/>
@@ -2634,7 +2937,7 @@
       </w:rPr>
     </w:lvl>
   </w:abstractNum>
-  <w:abstractNum w:abstractNumId="16" w15:restartNumberingAfterBreak="0">
+  <w:abstractNum w:abstractNumId="18" w15:restartNumberingAfterBreak="0">
     <w:nsid w:val="59BA7DF6"/>
     <w:multiLevelType w:val="multilevel"/>
     <w:tmpl w:val="58E23C88"/>
@@ -2783,7 +3086,7 @@
       </w:rPr>
     </w:lvl>
   </w:abstractNum>
-  <w:abstractNum w:abstractNumId="17" w15:restartNumberingAfterBreak="0">
+  <w:abstractNum w:abstractNumId="19" w15:restartNumberingAfterBreak="0">
     <w:nsid w:val="60A01466"/>
     <w:multiLevelType w:val="multilevel"/>
     <w:tmpl w:val="A260C060"/>
@@ -2932,7 +3235,7 @@
       </w:rPr>
     </w:lvl>
   </w:abstractNum>
-  <w:abstractNum w:abstractNumId="18" w15:restartNumberingAfterBreak="0">
+  <w:abstractNum w:abstractNumId="20" w15:restartNumberingAfterBreak="0">
     <w:nsid w:val="611A72D5"/>
     <w:multiLevelType w:val="multilevel"/>
     <w:tmpl w:val="596AA9E4"/>
@@ -3081,7 +3384,7 @@
       </w:rPr>
     </w:lvl>
   </w:abstractNum>
-  <w:abstractNum w:abstractNumId="19" w15:restartNumberingAfterBreak="0">
+  <w:abstractNum w:abstractNumId="21" w15:restartNumberingAfterBreak="0">
     <w:nsid w:val="65536748"/>
     <w:multiLevelType w:val="multilevel"/>
     <w:tmpl w:val="11AAE96C"/>
@@ -3230,7 +3533,7 @@
       </w:rPr>
     </w:lvl>
   </w:abstractNum>
-  <w:abstractNum w:abstractNumId="20" w15:restartNumberingAfterBreak="0">
+  <w:abstractNum w:abstractNumId="22" w15:restartNumberingAfterBreak="0">
     <w:nsid w:val="66977F80"/>
     <w:multiLevelType w:val="multilevel"/>
     <w:tmpl w:val="3AC29E7C"/>
@@ -3379,7 +3682,7 @@
       </w:rPr>
     </w:lvl>
   </w:abstractNum>
-  <w:abstractNum w:abstractNumId="21" w15:restartNumberingAfterBreak="0">
+  <w:abstractNum w:abstractNumId="23" w15:restartNumberingAfterBreak="0">
     <w:nsid w:val="68901EA7"/>
     <w:multiLevelType w:val="multilevel"/>
     <w:tmpl w:val="6C743108"/>
@@ -3528,7 +3831,7 @@
       </w:rPr>
     </w:lvl>
   </w:abstractNum>
-  <w:abstractNum w:abstractNumId="22" w15:restartNumberingAfterBreak="0">
+  <w:abstractNum w:abstractNumId="24" w15:restartNumberingAfterBreak="0">
     <w:nsid w:val="6E1030D6"/>
     <w:multiLevelType w:val="multilevel"/>
     <w:tmpl w:val="8DF8ED0C"/>
@@ -3677,7 +3980,7 @@
       </w:rPr>
     </w:lvl>
   </w:abstractNum>
-  <w:abstractNum w:abstractNumId="23" w15:restartNumberingAfterBreak="0">
+  <w:abstractNum w:abstractNumId="25" w15:restartNumberingAfterBreak="0">
     <w:nsid w:val="75B87456"/>
     <w:multiLevelType w:val="multilevel"/>
     <w:tmpl w:val="B05A194E"/>
@@ -3826,7 +4129,7 @@
       </w:rPr>
     </w:lvl>
   </w:abstractNum>
-  <w:abstractNum w:abstractNumId="24" w15:restartNumberingAfterBreak="0">
+  <w:abstractNum w:abstractNumId="26" w15:restartNumberingAfterBreak="0">
     <w:nsid w:val="77640CE0"/>
     <w:multiLevelType w:val="multilevel"/>
     <w:tmpl w:val="3058F2D2"/>
@@ -3975,7 +4278,7 @@
       </w:rPr>
     </w:lvl>
   </w:abstractNum>
-  <w:abstractNum w:abstractNumId="25" w15:restartNumberingAfterBreak="0">
+  <w:abstractNum w:abstractNumId="27" w15:restartNumberingAfterBreak="0">
     <w:nsid w:val="7B094912"/>
     <w:multiLevelType w:val="multilevel"/>
     <w:tmpl w:val="EF7ABE96"/>
@@ -4125,82 +4428,88 @@
     </w:lvl>
   </w:abstractNum>
   <w:num w:numId="1" w16cid:durableId="2016882999">
-    <w:abstractNumId w:val="12"/>
+    <w:abstractNumId w:val="13"/>
   </w:num>
   <w:num w:numId="2" w16cid:durableId="1516770254">
-    <w:abstractNumId w:val="16"/>
+    <w:abstractNumId w:val="18"/>
   </w:num>
   <w:num w:numId="3" w16cid:durableId="1279868778">
-    <w:abstractNumId w:val="17"/>
+    <w:abstractNumId w:val="19"/>
   </w:num>
   <w:num w:numId="4" w16cid:durableId="451092406">
     <w:abstractNumId w:val="0"/>
   </w:num>
   <w:num w:numId="5" w16cid:durableId="1514997203">
-    <w:abstractNumId w:val="14"/>
+    <w:abstractNumId w:val="16"/>
   </w:num>
   <w:num w:numId="6" w16cid:durableId="1760128647">
     <w:abstractNumId w:val="2"/>
   </w:num>
   <w:num w:numId="7" w16cid:durableId="1147549999">
-    <w:abstractNumId w:val="8"/>
+    <w:abstractNumId w:val="9"/>
   </w:num>
   <w:num w:numId="8" w16cid:durableId="31079034">
     <w:abstractNumId w:val="1"/>
   </w:num>
   <w:num w:numId="9" w16cid:durableId="445543454">
+    <w:abstractNumId w:val="17"/>
+  </w:num>
+  <w:num w:numId="10" w16cid:durableId="581917086">
+    <w:abstractNumId w:val="23"/>
+  </w:num>
+  <w:num w:numId="11" w16cid:durableId="474028345">
+    <w:abstractNumId w:val="12"/>
+  </w:num>
+  <w:num w:numId="12" w16cid:durableId="1162769715">
     <w:abstractNumId w:val="15"/>
   </w:num>
-  <w:num w:numId="10" w16cid:durableId="581917086">
-    <w:abstractNumId w:val="21"/>
-  </w:num>
-  <w:num w:numId="11" w16cid:durableId="474028345">
-    <w:abstractNumId w:val="11"/>
-  </w:num>
-  <w:num w:numId="12" w16cid:durableId="1162769715">
-    <w:abstractNumId w:val="13"/>
-  </w:num>
   <w:num w:numId="13" w16cid:durableId="1345865764">
-    <w:abstractNumId w:val="7"/>
+    <w:abstractNumId w:val="8"/>
   </w:num>
   <w:num w:numId="14" w16cid:durableId="267935931">
-    <w:abstractNumId w:val="18"/>
+    <w:abstractNumId w:val="20"/>
   </w:num>
   <w:num w:numId="15" w16cid:durableId="1521384853">
-    <w:abstractNumId w:val="9"/>
+    <w:abstractNumId w:val="10"/>
   </w:num>
   <w:num w:numId="16" w16cid:durableId="1374573618">
     <w:abstractNumId w:val="5"/>
   </w:num>
   <w:num w:numId="17" w16cid:durableId="1035500579">
-    <w:abstractNumId w:val="22"/>
+    <w:abstractNumId w:val="24"/>
   </w:num>
   <w:num w:numId="18" w16cid:durableId="191649467">
-    <w:abstractNumId w:val="6"/>
+    <w:abstractNumId w:val="7"/>
   </w:num>
   <w:num w:numId="19" w16cid:durableId="1246380804">
-    <w:abstractNumId w:val="19"/>
+    <w:abstractNumId w:val="21"/>
   </w:num>
   <w:num w:numId="20" w16cid:durableId="53889921">
-    <w:abstractNumId w:val="10"/>
+    <w:abstractNumId w:val="11"/>
   </w:num>
   <w:num w:numId="21" w16cid:durableId="648872423">
-    <w:abstractNumId w:val="23"/>
+    <w:abstractNumId w:val="25"/>
   </w:num>
   <w:num w:numId="22" w16cid:durableId="298460962">
     <w:abstractNumId w:val="4"/>
   </w:num>
   <w:num w:numId="23" w16cid:durableId="2137674160">
-    <w:abstractNumId w:val="25"/>
+    <w:abstractNumId w:val="27"/>
   </w:num>
   <w:num w:numId="24" w16cid:durableId="872621242">
     <w:abstractNumId w:val="3"/>
   </w:num>
   <w:num w:numId="25" w16cid:durableId="1309365413">
-    <w:abstractNumId w:val="20"/>
+    <w:abstractNumId w:val="22"/>
   </w:num>
   <w:num w:numId="26" w16cid:durableId="2069181728">
-    <w:abstractNumId w:val="24"/>
+    <w:abstractNumId w:val="26"/>
+  </w:num>
+  <w:num w:numId="27" w16cid:durableId="873271388">
+    <w:abstractNumId w:val="6"/>
+  </w:num>
+  <w:num w:numId="28" w16cid:durableId="939996546">
+    <w:abstractNumId w:val="14"/>
   </w:num>
   <w:numIdMacAtCleanup w:val="2"/>
 </w:numbering>

--- a/data/Market_Read_daily.docx
+++ b/data/Market_Read_daily.docx
@@ -4,7 +4,7 @@
   <w:body>
     <w:p>
       <w:r>
-        <w:t>Market Read: October 28, 2025</w:t>
+        <w:t>Market Read: October 29, 2025</w:t>
       </w:r>
     </w:p>
     <w:p>
@@ -16,7 +16,7 @@
       <w:pPr>
         <w:numPr>
           <w:ilvl w:val="0"/>
-          <w:numId w:val="27"/>
+          <w:numId w:val="29"/>
         </w:numPr>
       </w:pPr>
       <w:r>
@@ -27,128 +27,128 @@
         <w:t>Breadth:</w:t>
       </w:r>
       <w:r>
-        <w:t xml:space="preserve"> 28.0% of names are positive.</w:t>
+        <w:t xml:space="preserve"> 29.0% of names are positive.</w:t>
       </w:r>
     </w:p>
     <w:p>
       <w:pPr>
         <w:numPr>
           <w:ilvl w:val="0"/>
-          <w:numId w:val="27"/>
+          <w:numId w:val="29"/>
         </w:numPr>
       </w:pPr>
       <w:r>
-        <w:t>Information Technology: lagging (avg −0.55%).</w:t>
+        <w:t>Information Technology: flat (avg +0.14%).</w:t>
       </w:r>
     </w:p>
     <w:p>
       <w:pPr>
         <w:numPr>
           <w:ilvl w:val="0"/>
-          <w:numId w:val="27"/>
+          <w:numId w:val="29"/>
         </w:numPr>
       </w:pPr>
       <w:r>
-        <w:t>Industrials: lagging (avg −0.75%).</w:t>
+        <w:t>Industrials: lagging (avg −0.51%).</w:t>
       </w:r>
     </w:p>
     <w:p>
       <w:pPr>
         <w:numPr>
           <w:ilvl w:val="0"/>
-          <w:numId w:val="27"/>
+          <w:numId w:val="29"/>
         </w:numPr>
       </w:pPr>
       <w:r>
-        <w:t>Consumer Staples: lagging (avg −0.99%).</w:t>
+        <w:t>Consumer Staples: lagging (avg −2.84%).</w:t>
       </w:r>
     </w:p>
     <w:p>
       <w:pPr>
         <w:numPr>
           <w:ilvl w:val="0"/>
-          <w:numId w:val="27"/>
+          <w:numId w:val="29"/>
         </w:numPr>
       </w:pPr>
       <w:r>
-        <w:t>Consumer Discretionary: lagging (avg −1.07%).</w:t>
+        <w:t>Consumer Discretionary: lagging (avg −1.65%).</w:t>
       </w:r>
     </w:p>
     <w:p>
       <w:pPr>
         <w:numPr>
           <w:ilvl w:val="0"/>
-          <w:numId w:val="27"/>
+          <w:numId w:val="29"/>
         </w:numPr>
       </w:pPr>
       <w:r>
-        <w:t>Financials: lagging (avg −0.85%).</w:t>
+        <w:t>Financials: lagging (avg −2.21%).</w:t>
       </w:r>
     </w:p>
     <w:p>
       <w:pPr>
         <w:numPr>
           <w:ilvl w:val="0"/>
-          <w:numId w:val="27"/>
+          <w:numId w:val="29"/>
         </w:numPr>
       </w:pPr>
       <w:r>
-        <w:t>Utilities: lagging (avg −1.39%).</w:t>
+        <w:t>Utilities: lagging (avg −0.42%).</w:t>
       </w:r>
     </w:p>
     <w:p>
       <w:pPr>
         <w:numPr>
           <w:ilvl w:val="0"/>
-          <w:numId w:val="27"/>
+          <w:numId w:val="29"/>
         </w:numPr>
       </w:pPr>
       <w:r>
-        <w:t>Real Estate: lagging (avg −2.69%).</w:t>
+        <w:t>Real Estate: lagging (avg −3.04%).</w:t>
       </w:r>
     </w:p>
     <w:p>
       <w:pPr>
         <w:numPr>
           <w:ilvl w:val="0"/>
-          <w:numId w:val="27"/>
+          <w:numId w:val="29"/>
         </w:numPr>
       </w:pPr>
       <w:r>
-        <w:t>Materials: flat (avg −0.07%).</w:t>
+        <w:t>Materials: lagging (avg −2.13%).</w:t>
       </w:r>
     </w:p>
     <w:p>
       <w:pPr>
         <w:numPr>
           <w:ilvl w:val="0"/>
-          <w:numId w:val="27"/>
+          <w:numId w:val="29"/>
         </w:numPr>
       </w:pPr>
       <w:r>
-        <w:t>Energy: lagging (avg −1.40%).</w:t>
+        <w:t>Energy: firm (avg +0.50%).</w:t>
       </w:r>
     </w:p>
     <w:p>
       <w:pPr>
         <w:numPr>
           <w:ilvl w:val="0"/>
-          <w:numId w:val="27"/>
+          <w:numId w:val="29"/>
         </w:numPr>
       </w:pPr>
       <w:r>
-        <w:t>Health Care: lagging (avg −0.70%).</w:t>
+        <w:t>Health Care: lagging (avg −0.94%).</w:t>
       </w:r>
     </w:p>
     <w:p>
       <w:pPr>
         <w:numPr>
           <w:ilvl w:val="0"/>
-          <w:numId w:val="27"/>
+          <w:numId w:val="29"/>
         </w:numPr>
       </w:pPr>
       <w:r>
-        <w:t>Communication Services: lagging (avg −0.76%).</w:t>
+        <w:t>Communication Services: lagging (avg −0.93%).</w:t>
       </w:r>
     </w:p>
     <w:p>
@@ -160,65 +160,75 @@
       <w:pPr>
         <w:numPr>
           <w:ilvl w:val="0"/>
-          <w:numId w:val="28"/>
+          <w:numId w:val="30"/>
         </w:numPr>
       </w:pPr>
       <w:r>
-        <w:t>Gold: lagging (avg −0.72%).</w:t>
+        <w:t>Gold: lagging (avg −0.38%).</w:t>
       </w:r>
     </w:p>
     <w:p>
       <w:pPr>
         <w:numPr>
           <w:ilvl w:val="0"/>
-          <w:numId w:val="28"/>
+          <w:numId w:val="30"/>
         </w:numPr>
       </w:pPr>
       <w:r>
-        <w:t>USD: flat (avg −0.07%).</w:t>
+        <w:t>USD: firm (avg +0.57%).</w:t>
       </w:r>
     </w:p>
     <w:p>
       <w:pPr>
         <w:numPr>
           <w:ilvl w:val="0"/>
-          <w:numId w:val="28"/>
+          <w:numId w:val="30"/>
         </w:numPr>
       </w:pPr>
       <w:r>
-        <w:t>Yields: lagging (avg −0.29%).</w:t>
+        <w:t>Yields: leading (avg +1.79%).</w:t>
       </w:r>
     </w:p>
     <w:p>
       <w:pPr>
         <w:numPr>
           <w:ilvl w:val="0"/>
-          <w:numId w:val="28"/>
+          <w:numId w:val="30"/>
         </w:numPr>
       </w:pPr>
       <w:r>
-        <w:t>Bonds: flat (avg +0.10%).</w:t>
+        <w:t>Bonds: lagging (avg −0.62%).</w:t>
       </w:r>
     </w:p>
     <w:p>
       <w:pPr>
         <w:numPr>
           <w:ilvl w:val="0"/>
-          <w:numId w:val="28"/>
+          <w:numId w:val="30"/>
         </w:numPr>
       </w:pPr>
       <w:r>
         <w:lastRenderedPageBreak/>
-        <w:t>Energy complex: lagging (avg −3.32%).</w:t>
+        <w:t>Energy complex: flat (avg −0.24%).</w:t>
       </w:r>
     </w:p>
     <w:p>
       <w:r>
-        <w:t xml:space="preserve">Bottom line: A broadly negative session with weak breadth and losses across nearly every sector. </w:t>
+        <w:t xml:space="preserve">Bottom line: Another risk-off session with weakness across nearly every sector except Energy. </w:t>
       </w:r>
-      <w:bookmarkStart w:id="0" w:name="_Hlk212575245"/>
+      <w:bookmarkStart w:id="0" w:name="_Hlk212661695"/>
       <w:r>
-        <w:t xml:space="preserve">Macro levers provided little relief—gold and energy declined, yields eased modestly, and the dollar was steady. The pattern points to </w:t>
+        <w:t xml:space="preserve">Rising yields and a firmer dollar, coupled with weaker gold and bonds, signal </w:t>
+      </w:r>
+      <w:r>
+        <w:rPr>
+          <w:b/>
+          <w:bCs/>
+        </w:rPr>
+        <w:t>tightening liquidity and lingering inflation pressures</w:t>
+      </w:r>
+      <w:r>
+        <w:t xml:space="preserve">. The pattern aligns with </w:t>
       </w:r>
       <w:r>
         <w:rPr>
@@ -228,20 +238,20 @@
         <w:t>slowing growth</w:t>
       </w:r>
       <w:r>
-        <w:t xml:space="preserve"> and </w:t>
+        <w:t xml:space="preserve"> and a </w:t>
       </w:r>
       <w:r>
         <w:rPr>
           <w:b/>
           <w:bCs/>
         </w:rPr>
-        <w:t>waning risk appetite</w:t>
+        <w:t>defensive market tone</w:t>
       </w:r>
       <w:r>
-        <w:t>, consistent with a defensive environment where capital preservation takes precedence over risk-taking.</w:t>
+        <w:t>, where investors continue to favor cash flow stability and short-duration exposures over cyclical risk.</w:t>
       </w:r>
-      <w:bookmarkEnd w:id="0"/>
     </w:p>
+    <w:bookmarkEnd w:id="0"/>
     <w:p/>
     <w:sectPr>
       <w:pgSz w:w="15840" w:h="12240" w:orient="landscape"/>
@@ -2193,6 +2203,155 @@
     </w:lvl>
   </w:abstractNum>
   <w:abstractNum w:abstractNumId="13" w15:restartNumberingAfterBreak="0">
+    <w:nsid w:val="450E5BCD"/>
+    <w:multiLevelType w:val="multilevel"/>
+    <w:tmpl w:val="10D2BC68"/>
+    <w:lvl w:ilvl="0">
+      <w:start w:val="1"/>
+      <w:numFmt w:val="bullet"/>
+      <w:lvlText w:val=""/>
+      <w:lvlJc w:val="left"/>
+      <w:pPr>
+        <w:tabs>
+          <w:tab w:val="num" w:pos="720"/>
+        </w:tabs>
+        <w:ind w:left="720" w:hanging="360"/>
+      </w:pPr>
+      <w:rPr>
+        <w:rFonts w:ascii="Symbol" w:hAnsi="Symbol" w:hint="default"/>
+        <w:sz w:val="20"/>
+      </w:rPr>
+    </w:lvl>
+    <w:lvl w:ilvl="1" w:tentative="1">
+      <w:start w:val="1"/>
+      <w:numFmt w:val="bullet"/>
+      <w:lvlText w:val="o"/>
+      <w:lvlJc w:val="left"/>
+      <w:pPr>
+        <w:tabs>
+          <w:tab w:val="num" w:pos="1440"/>
+        </w:tabs>
+        <w:ind w:left="1440" w:hanging="360"/>
+      </w:pPr>
+      <w:rPr>
+        <w:rFonts w:ascii="Courier New" w:hAnsi="Courier New" w:hint="default"/>
+        <w:sz w:val="20"/>
+      </w:rPr>
+    </w:lvl>
+    <w:lvl w:ilvl="2" w:tentative="1">
+      <w:start w:val="1"/>
+      <w:numFmt w:val="bullet"/>
+      <w:lvlText w:val=""/>
+      <w:lvlJc w:val="left"/>
+      <w:pPr>
+        <w:tabs>
+          <w:tab w:val="num" w:pos="2160"/>
+        </w:tabs>
+        <w:ind w:left="2160" w:hanging="360"/>
+      </w:pPr>
+      <w:rPr>
+        <w:rFonts w:ascii="Wingdings" w:hAnsi="Wingdings" w:hint="default"/>
+        <w:sz w:val="20"/>
+      </w:rPr>
+    </w:lvl>
+    <w:lvl w:ilvl="3" w:tentative="1">
+      <w:start w:val="1"/>
+      <w:numFmt w:val="bullet"/>
+      <w:lvlText w:val=""/>
+      <w:lvlJc w:val="left"/>
+      <w:pPr>
+        <w:tabs>
+          <w:tab w:val="num" w:pos="2880"/>
+        </w:tabs>
+        <w:ind w:left="2880" w:hanging="360"/>
+      </w:pPr>
+      <w:rPr>
+        <w:rFonts w:ascii="Wingdings" w:hAnsi="Wingdings" w:hint="default"/>
+        <w:sz w:val="20"/>
+      </w:rPr>
+    </w:lvl>
+    <w:lvl w:ilvl="4" w:tentative="1">
+      <w:start w:val="1"/>
+      <w:numFmt w:val="bullet"/>
+      <w:lvlText w:val=""/>
+      <w:lvlJc w:val="left"/>
+      <w:pPr>
+        <w:tabs>
+          <w:tab w:val="num" w:pos="3600"/>
+        </w:tabs>
+        <w:ind w:left="3600" w:hanging="360"/>
+      </w:pPr>
+      <w:rPr>
+        <w:rFonts w:ascii="Wingdings" w:hAnsi="Wingdings" w:hint="default"/>
+        <w:sz w:val="20"/>
+      </w:rPr>
+    </w:lvl>
+    <w:lvl w:ilvl="5" w:tentative="1">
+      <w:start w:val="1"/>
+      <w:numFmt w:val="bullet"/>
+      <w:lvlText w:val=""/>
+      <w:lvlJc w:val="left"/>
+      <w:pPr>
+        <w:tabs>
+          <w:tab w:val="num" w:pos="4320"/>
+        </w:tabs>
+        <w:ind w:left="4320" w:hanging="360"/>
+      </w:pPr>
+      <w:rPr>
+        <w:rFonts w:ascii="Wingdings" w:hAnsi="Wingdings" w:hint="default"/>
+        <w:sz w:val="20"/>
+      </w:rPr>
+    </w:lvl>
+    <w:lvl w:ilvl="6" w:tentative="1">
+      <w:start w:val="1"/>
+      <w:numFmt w:val="bullet"/>
+      <w:lvlText w:val=""/>
+      <w:lvlJc w:val="left"/>
+      <w:pPr>
+        <w:tabs>
+          <w:tab w:val="num" w:pos="5040"/>
+        </w:tabs>
+        <w:ind w:left="5040" w:hanging="360"/>
+      </w:pPr>
+      <w:rPr>
+        <w:rFonts w:ascii="Wingdings" w:hAnsi="Wingdings" w:hint="default"/>
+        <w:sz w:val="20"/>
+      </w:rPr>
+    </w:lvl>
+    <w:lvl w:ilvl="7" w:tentative="1">
+      <w:start w:val="1"/>
+      <w:numFmt w:val="bullet"/>
+      <w:lvlText w:val=""/>
+      <w:lvlJc w:val="left"/>
+      <w:pPr>
+        <w:tabs>
+          <w:tab w:val="num" w:pos="5760"/>
+        </w:tabs>
+        <w:ind w:left="5760" w:hanging="360"/>
+      </w:pPr>
+      <w:rPr>
+        <w:rFonts w:ascii="Wingdings" w:hAnsi="Wingdings" w:hint="default"/>
+        <w:sz w:val="20"/>
+      </w:rPr>
+    </w:lvl>
+    <w:lvl w:ilvl="8" w:tentative="1">
+      <w:start w:val="1"/>
+      <w:numFmt w:val="bullet"/>
+      <w:lvlText w:val=""/>
+      <w:lvlJc w:val="left"/>
+      <w:pPr>
+        <w:tabs>
+          <w:tab w:val="num" w:pos="6480"/>
+        </w:tabs>
+        <w:ind w:left="6480" w:hanging="360"/>
+      </w:pPr>
+      <w:rPr>
+        <w:rFonts w:ascii="Wingdings" w:hAnsi="Wingdings" w:hint="default"/>
+        <w:sz w:val="20"/>
+      </w:rPr>
+    </w:lvl>
+  </w:abstractNum>
+  <w:abstractNum w:abstractNumId="14" w15:restartNumberingAfterBreak="0">
     <w:nsid w:val="46F43E57"/>
     <w:multiLevelType w:val="multilevel"/>
     <w:tmpl w:val="A87E55DA"/>
@@ -2341,7 +2500,7 @@
       </w:rPr>
     </w:lvl>
   </w:abstractNum>
-  <w:abstractNum w:abstractNumId="14" w15:restartNumberingAfterBreak="0">
+  <w:abstractNum w:abstractNumId="15" w15:restartNumberingAfterBreak="0">
     <w:nsid w:val="48430901"/>
     <w:multiLevelType w:val="multilevel"/>
     <w:tmpl w:val="36245766"/>
@@ -2490,7 +2649,7 @@
       </w:rPr>
     </w:lvl>
   </w:abstractNum>
-  <w:abstractNum w:abstractNumId="15" w15:restartNumberingAfterBreak="0">
+  <w:abstractNum w:abstractNumId="16" w15:restartNumberingAfterBreak="0">
     <w:nsid w:val="49964BBA"/>
     <w:multiLevelType w:val="multilevel"/>
     <w:tmpl w:val="DE643422"/>
@@ -2639,7 +2798,7 @@
       </w:rPr>
     </w:lvl>
   </w:abstractNum>
-  <w:abstractNum w:abstractNumId="16" w15:restartNumberingAfterBreak="0">
+  <w:abstractNum w:abstractNumId="17" w15:restartNumberingAfterBreak="0">
     <w:nsid w:val="56350650"/>
     <w:multiLevelType w:val="multilevel"/>
     <w:tmpl w:val="D38059CE"/>
@@ -2788,7 +2947,7 @@
       </w:rPr>
     </w:lvl>
   </w:abstractNum>
-  <w:abstractNum w:abstractNumId="17" w15:restartNumberingAfterBreak="0">
+  <w:abstractNum w:abstractNumId="18" w15:restartNumberingAfterBreak="0">
     <w:nsid w:val="56D91AF2"/>
     <w:multiLevelType w:val="multilevel"/>
     <w:tmpl w:val="C25E4C72"/>
@@ -2937,7 +3096,7 @@
       </w:rPr>
     </w:lvl>
   </w:abstractNum>
-  <w:abstractNum w:abstractNumId="18" w15:restartNumberingAfterBreak="0">
+  <w:abstractNum w:abstractNumId="19" w15:restartNumberingAfterBreak="0">
     <w:nsid w:val="59BA7DF6"/>
     <w:multiLevelType w:val="multilevel"/>
     <w:tmpl w:val="58E23C88"/>
@@ -3086,7 +3245,7 @@
       </w:rPr>
     </w:lvl>
   </w:abstractNum>
-  <w:abstractNum w:abstractNumId="19" w15:restartNumberingAfterBreak="0">
+  <w:abstractNum w:abstractNumId="20" w15:restartNumberingAfterBreak="0">
     <w:nsid w:val="60A01466"/>
     <w:multiLevelType w:val="multilevel"/>
     <w:tmpl w:val="A260C060"/>
@@ -3235,7 +3394,7 @@
       </w:rPr>
     </w:lvl>
   </w:abstractNum>
-  <w:abstractNum w:abstractNumId="20" w15:restartNumberingAfterBreak="0">
+  <w:abstractNum w:abstractNumId="21" w15:restartNumberingAfterBreak="0">
     <w:nsid w:val="611A72D5"/>
     <w:multiLevelType w:val="multilevel"/>
     <w:tmpl w:val="596AA9E4"/>
@@ -3384,7 +3543,7 @@
       </w:rPr>
     </w:lvl>
   </w:abstractNum>
-  <w:abstractNum w:abstractNumId="21" w15:restartNumberingAfterBreak="0">
+  <w:abstractNum w:abstractNumId="22" w15:restartNumberingAfterBreak="0">
     <w:nsid w:val="65536748"/>
     <w:multiLevelType w:val="multilevel"/>
     <w:tmpl w:val="11AAE96C"/>
@@ -3533,7 +3692,7 @@
       </w:rPr>
     </w:lvl>
   </w:abstractNum>
-  <w:abstractNum w:abstractNumId="22" w15:restartNumberingAfterBreak="0">
+  <w:abstractNum w:abstractNumId="23" w15:restartNumberingAfterBreak="0">
     <w:nsid w:val="66977F80"/>
     <w:multiLevelType w:val="multilevel"/>
     <w:tmpl w:val="3AC29E7C"/>
@@ -3682,7 +3841,7 @@
       </w:rPr>
     </w:lvl>
   </w:abstractNum>
-  <w:abstractNum w:abstractNumId="23" w15:restartNumberingAfterBreak="0">
+  <w:abstractNum w:abstractNumId="24" w15:restartNumberingAfterBreak="0">
     <w:nsid w:val="68901EA7"/>
     <w:multiLevelType w:val="multilevel"/>
     <w:tmpl w:val="6C743108"/>
@@ -3831,7 +3990,7 @@
       </w:rPr>
     </w:lvl>
   </w:abstractNum>
-  <w:abstractNum w:abstractNumId="24" w15:restartNumberingAfterBreak="0">
+  <w:abstractNum w:abstractNumId="25" w15:restartNumberingAfterBreak="0">
     <w:nsid w:val="6E1030D6"/>
     <w:multiLevelType w:val="multilevel"/>
     <w:tmpl w:val="8DF8ED0C"/>
@@ -3980,7 +4139,7 @@
       </w:rPr>
     </w:lvl>
   </w:abstractNum>
-  <w:abstractNum w:abstractNumId="25" w15:restartNumberingAfterBreak="0">
+  <w:abstractNum w:abstractNumId="26" w15:restartNumberingAfterBreak="0">
     <w:nsid w:val="75B87456"/>
     <w:multiLevelType w:val="multilevel"/>
     <w:tmpl w:val="B05A194E"/>
@@ -4129,7 +4288,156 @@
       </w:rPr>
     </w:lvl>
   </w:abstractNum>
-  <w:abstractNum w:abstractNumId="26" w15:restartNumberingAfterBreak="0">
+  <w:abstractNum w:abstractNumId="27" w15:restartNumberingAfterBreak="0">
+    <w:nsid w:val="76352C27"/>
+    <w:multiLevelType w:val="multilevel"/>
+    <w:tmpl w:val="389653F0"/>
+    <w:lvl w:ilvl="0">
+      <w:start w:val="1"/>
+      <w:numFmt w:val="bullet"/>
+      <w:lvlText w:val=""/>
+      <w:lvlJc w:val="left"/>
+      <w:pPr>
+        <w:tabs>
+          <w:tab w:val="num" w:pos="720"/>
+        </w:tabs>
+        <w:ind w:left="720" w:hanging="360"/>
+      </w:pPr>
+      <w:rPr>
+        <w:rFonts w:ascii="Symbol" w:hAnsi="Symbol" w:hint="default"/>
+        <w:sz w:val="20"/>
+      </w:rPr>
+    </w:lvl>
+    <w:lvl w:ilvl="1" w:tentative="1">
+      <w:start w:val="1"/>
+      <w:numFmt w:val="bullet"/>
+      <w:lvlText w:val="o"/>
+      <w:lvlJc w:val="left"/>
+      <w:pPr>
+        <w:tabs>
+          <w:tab w:val="num" w:pos="1440"/>
+        </w:tabs>
+        <w:ind w:left="1440" w:hanging="360"/>
+      </w:pPr>
+      <w:rPr>
+        <w:rFonts w:ascii="Courier New" w:hAnsi="Courier New" w:hint="default"/>
+        <w:sz w:val="20"/>
+      </w:rPr>
+    </w:lvl>
+    <w:lvl w:ilvl="2" w:tentative="1">
+      <w:start w:val="1"/>
+      <w:numFmt w:val="bullet"/>
+      <w:lvlText w:val=""/>
+      <w:lvlJc w:val="left"/>
+      <w:pPr>
+        <w:tabs>
+          <w:tab w:val="num" w:pos="2160"/>
+        </w:tabs>
+        <w:ind w:left="2160" w:hanging="360"/>
+      </w:pPr>
+      <w:rPr>
+        <w:rFonts w:ascii="Wingdings" w:hAnsi="Wingdings" w:hint="default"/>
+        <w:sz w:val="20"/>
+      </w:rPr>
+    </w:lvl>
+    <w:lvl w:ilvl="3" w:tentative="1">
+      <w:start w:val="1"/>
+      <w:numFmt w:val="bullet"/>
+      <w:lvlText w:val=""/>
+      <w:lvlJc w:val="left"/>
+      <w:pPr>
+        <w:tabs>
+          <w:tab w:val="num" w:pos="2880"/>
+        </w:tabs>
+        <w:ind w:left="2880" w:hanging="360"/>
+      </w:pPr>
+      <w:rPr>
+        <w:rFonts w:ascii="Wingdings" w:hAnsi="Wingdings" w:hint="default"/>
+        <w:sz w:val="20"/>
+      </w:rPr>
+    </w:lvl>
+    <w:lvl w:ilvl="4" w:tentative="1">
+      <w:start w:val="1"/>
+      <w:numFmt w:val="bullet"/>
+      <w:lvlText w:val=""/>
+      <w:lvlJc w:val="left"/>
+      <w:pPr>
+        <w:tabs>
+          <w:tab w:val="num" w:pos="3600"/>
+        </w:tabs>
+        <w:ind w:left="3600" w:hanging="360"/>
+      </w:pPr>
+      <w:rPr>
+        <w:rFonts w:ascii="Wingdings" w:hAnsi="Wingdings" w:hint="default"/>
+        <w:sz w:val="20"/>
+      </w:rPr>
+    </w:lvl>
+    <w:lvl w:ilvl="5" w:tentative="1">
+      <w:start w:val="1"/>
+      <w:numFmt w:val="bullet"/>
+      <w:lvlText w:val=""/>
+      <w:lvlJc w:val="left"/>
+      <w:pPr>
+        <w:tabs>
+          <w:tab w:val="num" w:pos="4320"/>
+        </w:tabs>
+        <w:ind w:left="4320" w:hanging="360"/>
+      </w:pPr>
+      <w:rPr>
+        <w:rFonts w:ascii="Wingdings" w:hAnsi="Wingdings" w:hint="default"/>
+        <w:sz w:val="20"/>
+      </w:rPr>
+    </w:lvl>
+    <w:lvl w:ilvl="6" w:tentative="1">
+      <w:start w:val="1"/>
+      <w:numFmt w:val="bullet"/>
+      <w:lvlText w:val=""/>
+      <w:lvlJc w:val="left"/>
+      <w:pPr>
+        <w:tabs>
+          <w:tab w:val="num" w:pos="5040"/>
+        </w:tabs>
+        <w:ind w:left="5040" w:hanging="360"/>
+      </w:pPr>
+      <w:rPr>
+        <w:rFonts w:ascii="Wingdings" w:hAnsi="Wingdings" w:hint="default"/>
+        <w:sz w:val="20"/>
+      </w:rPr>
+    </w:lvl>
+    <w:lvl w:ilvl="7" w:tentative="1">
+      <w:start w:val="1"/>
+      <w:numFmt w:val="bullet"/>
+      <w:lvlText w:val=""/>
+      <w:lvlJc w:val="left"/>
+      <w:pPr>
+        <w:tabs>
+          <w:tab w:val="num" w:pos="5760"/>
+        </w:tabs>
+        <w:ind w:left="5760" w:hanging="360"/>
+      </w:pPr>
+      <w:rPr>
+        <w:rFonts w:ascii="Wingdings" w:hAnsi="Wingdings" w:hint="default"/>
+        <w:sz w:val="20"/>
+      </w:rPr>
+    </w:lvl>
+    <w:lvl w:ilvl="8" w:tentative="1">
+      <w:start w:val="1"/>
+      <w:numFmt w:val="bullet"/>
+      <w:lvlText w:val=""/>
+      <w:lvlJc w:val="left"/>
+      <w:pPr>
+        <w:tabs>
+          <w:tab w:val="num" w:pos="6480"/>
+        </w:tabs>
+        <w:ind w:left="6480" w:hanging="360"/>
+      </w:pPr>
+      <w:rPr>
+        <w:rFonts w:ascii="Wingdings" w:hAnsi="Wingdings" w:hint="default"/>
+        <w:sz w:val="20"/>
+      </w:rPr>
+    </w:lvl>
+  </w:abstractNum>
+  <w:abstractNum w:abstractNumId="28" w15:restartNumberingAfterBreak="0">
     <w:nsid w:val="77640CE0"/>
     <w:multiLevelType w:val="multilevel"/>
     <w:tmpl w:val="3058F2D2"/>
@@ -4278,7 +4586,7 @@
       </w:rPr>
     </w:lvl>
   </w:abstractNum>
-  <w:abstractNum w:abstractNumId="27" w15:restartNumberingAfterBreak="0">
+  <w:abstractNum w:abstractNumId="29" w15:restartNumberingAfterBreak="0">
     <w:nsid w:val="7B094912"/>
     <w:multiLevelType w:val="multilevel"/>
     <w:tmpl w:val="EF7ABE96"/>
@@ -4428,19 +4736,19 @@
     </w:lvl>
   </w:abstractNum>
   <w:num w:numId="1" w16cid:durableId="2016882999">
-    <w:abstractNumId w:val="13"/>
+    <w:abstractNumId w:val="14"/>
   </w:num>
   <w:num w:numId="2" w16cid:durableId="1516770254">
-    <w:abstractNumId w:val="18"/>
+    <w:abstractNumId w:val="19"/>
   </w:num>
   <w:num w:numId="3" w16cid:durableId="1279868778">
-    <w:abstractNumId w:val="19"/>
+    <w:abstractNumId w:val="20"/>
   </w:num>
   <w:num w:numId="4" w16cid:durableId="451092406">
     <w:abstractNumId w:val="0"/>
   </w:num>
   <w:num w:numId="5" w16cid:durableId="1514997203">
-    <w:abstractNumId w:val="16"/>
+    <w:abstractNumId w:val="17"/>
   </w:num>
   <w:num w:numId="6" w16cid:durableId="1760128647">
     <w:abstractNumId w:val="2"/>
@@ -4452,22 +4760,22 @@
     <w:abstractNumId w:val="1"/>
   </w:num>
   <w:num w:numId="9" w16cid:durableId="445543454">
-    <w:abstractNumId w:val="17"/>
+    <w:abstractNumId w:val="18"/>
   </w:num>
   <w:num w:numId="10" w16cid:durableId="581917086">
-    <w:abstractNumId w:val="23"/>
+    <w:abstractNumId w:val="24"/>
   </w:num>
   <w:num w:numId="11" w16cid:durableId="474028345">
     <w:abstractNumId w:val="12"/>
   </w:num>
   <w:num w:numId="12" w16cid:durableId="1162769715">
-    <w:abstractNumId w:val="15"/>
+    <w:abstractNumId w:val="16"/>
   </w:num>
   <w:num w:numId="13" w16cid:durableId="1345865764">
     <w:abstractNumId w:val="8"/>
   </w:num>
   <w:num w:numId="14" w16cid:durableId="267935931">
-    <w:abstractNumId w:val="20"/>
+    <w:abstractNumId w:val="21"/>
   </w:num>
   <w:num w:numId="15" w16cid:durableId="1521384853">
     <w:abstractNumId w:val="10"/>
@@ -4476,40 +4784,46 @@
     <w:abstractNumId w:val="5"/>
   </w:num>
   <w:num w:numId="17" w16cid:durableId="1035500579">
-    <w:abstractNumId w:val="24"/>
+    <w:abstractNumId w:val="25"/>
   </w:num>
   <w:num w:numId="18" w16cid:durableId="191649467">
     <w:abstractNumId w:val="7"/>
   </w:num>
   <w:num w:numId="19" w16cid:durableId="1246380804">
-    <w:abstractNumId w:val="21"/>
+    <w:abstractNumId w:val="22"/>
   </w:num>
   <w:num w:numId="20" w16cid:durableId="53889921">
     <w:abstractNumId w:val="11"/>
   </w:num>
   <w:num w:numId="21" w16cid:durableId="648872423">
-    <w:abstractNumId w:val="25"/>
+    <w:abstractNumId w:val="26"/>
   </w:num>
   <w:num w:numId="22" w16cid:durableId="298460962">
     <w:abstractNumId w:val="4"/>
   </w:num>
   <w:num w:numId="23" w16cid:durableId="2137674160">
-    <w:abstractNumId w:val="27"/>
+    <w:abstractNumId w:val="29"/>
   </w:num>
   <w:num w:numId="24" w16cid:durableId="872621242">
     <w:abstractNumId w:val="3"/>
   </w:num>
   <w:num w:numId="25" w16cid:durableId="1309365413">
-    <w:abstractNumId w:val="22"/>
+    <w:abstractNumId w:val="23"/>
   </w:num>
   <w:num w:numId="26" w16cid:durableId="2069181728">
-    <w:abstractNumId w:val="26"/>
+    <w:abstractNumId w:val="28"/>
   </w:num>
   <w:num w:numId="27" w16cid:durableId="873271388">
     <w:abstractNumId w:val="6"/>
   </w:num>
   <w:num w:numId="28" w16cid:durableId="939996546">
-    <w:abstractNumId w:val="14"/>
+    <w:abstractNumId w:val="15"/>
+  </w:num>
+  <w:num w:numId="29" w16cid:durableId="1130510541">
+    <w:abstractNumId w:val="27"/>
+  </w:num>
+  <w:num w:numId="30" w16cid:durableId="869103372">
+    <w:abstractNumId w:val="13"/>
   </w:num>
   <w:numIdMacAtCleanup w:val="2"/>
 </w:numbering>

--- a/data/Market_Read_daily.docx
+++ b/data/Market_Read_daily.docx
@@ -4,7 +4,7 @@
   <w:body>
     <w:p>
       <w:r>
-        <w:t>Market Read: October 29, 2025</w:t>
+        <w:t>Market Read: October 30, 2025</w:t>
       </w:r>
     </w:p>
     <w:p>
@@ -16,7 +16,7 @@
       <w:pPr>
         <w:numPr>
           <w:ilvl w:val="0"/>
-          <w:numId w:val="29"/>
+          <w:numId w:val="31"/>
         </w:numPr>
       </w:pPr>
       <w:r>
@@ -27,128 +27,128 @@
         <w:t>Breadth:</w:t>
       </w:r>
       <w:r>
-        <w:t xml:space="preserve"> 29.0% of names are positive.</w:t>
+        <w:t xml:space="preserve"> 42.4% of names are positive.</w:t>
       </w:r>
     </w:p>
     <w:p>
       <w:pPr>
         <w:numPr>
           <w:ilvl w:val="0"/>
-          <w:numId w:val="29"/>
+          <w:numId w:val="31"/>
         </w:numPr>
       </w:pPr>
       <w:r>
-        <w:t>Information Technology: flat (avg +0.14%).</w:t>
+        <w:t>Information Technology: lagging (avg −0.49%).</w:t>
       </w:r>
     </w:p>
     <w:p>
       <w:pPr>
         <w:numPr>
           <w:ilvl w:val="0"/>
-          <w:numId w:val="29"/>
+          <w:numId w:val="31"/>
         </w:numPr>
       </w:pPr>
       <w:r>
-        <w:t>Industrials: lagging (avg −0.51%).</w:t>
+        <w:t>Industrials: flat (avg −0.03%).</w:t>
       </w:r>
     </w:p>
     <w:p>
       <w:pPr>
         <w:numPr>
           <w:ilvl w:val="0"/>
-          <w:numId w:val="29"/>
+          <w:numId w:val="31"/>
         </w:numPr>
       </w:pPr>
       <w:r>
-        <w:t>Consumer Staples: lagging (avg −2.84%).</w:t>
+        <w:t>Consumer Staples: flat (avg −0.10%).</w:t>
       </w:r>
     </w:p>
     <w:p>
       <w:pPr>
         <w:numPr>
           <w:ilvl w:val="0"/>
-          <w:numId w:val="29"/>
+          <w:numId w:val="31"/>
         </w:numPr>
       </w:pPr>
       <w:r>
-        <w:t>Consumer Discretionary: lagging (avg −1.65%).</w:t>
+        <w:t>Consumer Discretionary: lagging (avg −1.35%).</w:t>
       </w:r>
     </w:p>
     <w:p>
       <w:pPr>
         <w:numPr>
           <w:ilvl w:val="0"/>
-          <w:numId w:val="29"/>
+          <w:numId w:val="31"/>
         </w:numPr>
       </w:pPr>
       <w:r>
-        <w:t>Financials: lagging (avg −2.21%).</w:t>
+        <w:t>Financials: flat (avg −0.02%).</w:t>
       </w:r>
     </w:p>
     <w:p>
       <w:pPr>
         <w:numPr>
           <w:ilvl w:val="0"/>
-          <w:numId w:val="29"/>
+          <w:numId w:val="31"/>
         </w:numPr>
       </w:pPr>
       <w:r>
-        <w:t>Utilities: lagging (avg −0.42%).</w:t>
+        <w:t>Utilities: flat (avg −0.17%).</w:t>
       </w:r>
     </w:p>
     <w:p>
       <w:pPr>
         <w:numPr>
           <w:ilvl w:val="0"/>
-          <w:numId w:val="29"/>
+          <w:numId w:val="31"/>
         </w:numPr>
       </w:pPr>
       <w:r>
-        <w:t>Real Estate: lagging (avg −3.04%).</w:t>
+        <w:t>Real Estate: firm (avg +0.27%).</w:t>
       </w:r>
     </w:p>
     <w:p>
       <w:pPr>
         <w:numPr>
           <w:ilvl w:val="0"/>
-          <w:numId w:val="29"/>
+          <w:numId w:val="31"/>
         </w:numPr>
       </w:pPr>
       <w:r>
-        <w:t>Materials: lagging (avg −2.13%).</w:t>
+        <w:t>Materials: lagging (avg −1.85%).</w:t>
       </w:r>
     </w:p>
     <w:p>
       <w:pPr>
         <w:numPr>
           <w:ilvl w:val="0"/>
-          <w:numId w:val="29"/>
+          <w:numId w:val="31"/>
         </w:numPr>
       </w:pPr>
       <w:r>
-        <w:t>Energy: firm (avg +0.50%).</w:t>
+        <w:t>Energy: flat (avg −0.23%).</w:t>
       </w:r>
     </w:p>
     <w:p>
       <w:pPr>
         <w:numPr>
           <w:ilvl w:val="0"/>
-          <w:numId w:val="29"/>
+          <w:numId w:val="31"/>
         </w:numPr>
       </w:pPr>
       <w:r>
-        <w:t>Health Care: lagging (avg −0.94%).</w:t>
+        <w:t>Health Care: lagging (avg −0.42%).</w:t>
       </w:r>
     </w:p>
     <w:p>
       <w:pPr>
         <w:numPr>
           <w:ilvl w:val="0"/>
-          <w:numId w:val="29"/>
+          <w:numId w:val="31"/>
         </w:numPr>
       </w:pPr>
       <w:r>
-        <w:t>Communication Services: lagging (avg −0.93%).</w:t>
+        <w:t>Communication Services: lagging (avg −0.87%).</w:t>
       </w:r>
     </w:p>
     <w:p>
@@ -160,95 +160,85 @@
       <w:pPr>
         <w:numPr>
           <w:ilvl w:val="0"/>
-          <w:numId w:val="30"/>
+          <w:numId w:val="32"/>
         </w:numPr>
       </w:pPr>
       <w:r>
-        <w:t>Gold: lagging (avg −0.38%).</w:t>
+        <w:t>Gold: leading (avg +1.96%).</w:t>
       </w:r>
     </w:p>
     <w:p>
       <w:pPr>
         <w:numPr>
           <w:ilvl w:val="0"/>
-          <w:numId w:val="30"/>
+          <w:numId w:val="32"/>
         </w:numPr>
       </w:pPr>
       <w:r>
-        <w:t>USD: firm (avg +0.57%).</w:t>
+        <w:t>USD: firm (avg +0.39%).</w:t>
       </w:r>
     </w:p>
     <w:p>
       <w:pPr>
         <w:numPr>
           <w:ilvl w:val="0"/>
-          <w:numId w:val="30"/>
+          <w:numId w:val="32"/>
         </w:numPr>
       </w:pPr>
       <w:r>
-        <w:t>Yields: leading (avg +1.79%).</w:t>
+        <w:t>Yields: firm (avg +0.83%).</w:t>
       </w:r>
     </w:p>
     <w:p>
       <w:pPr>
         <w:numPr>
           <w:ilvl w:val="0"/>
-          <w:numId w:val="30"/>
+          <w:numId w:val="32"/>
         </w:numPr>
       </w:pPr>
       <w:r>
-        <w:t>Bonds: lagging (avg −0.62%).</w:t>
+        <w:t>Bonds: lagging (avg −0.32%).</w:t>
       </w:r>
     </w:p>
     <w:p>
       <w:pPr>
         <w:numPr>
           <w:ilvl w:val="0"/>
-          <w:numId w:val="30"/>
+          <w:numId w:val="32"/>
         </w:numPr>
       </w:pPr>
       <w:r>
         <w:lastRenderedPageBreak/>
-        <w:t>Energy complex: flat (avg −0.24%).</w:t>
+        <w:t>Energy complex: leading (avg +2.44%).</w:t>
       </w:r>
     </w:p>
     <w:p>
       <w:r>
-        <w:t xml:space="preserve">Bottom line: Another risk-off session with weakness across nearly every sector except Energy. </w:t>
+        <w:t xml:space="preserve">Bottom line: A mixed session with softer breadth and weakness across most cyclicals. </w:t>
       </w:r>
-      <w:bookmarkStart w:id="0" w:name="_Hlk212661695"/>
+      <w:bookmarkStart w:id="0" w:name="_Hlk212748103"/>
       <w:r>
-        <w:t xml:space="preserve">Rising yields and a firmer dollar, coupled with weaker gold and bonds, signal </w:t>
+        <w:t xml:space="preserve">Strong gold and energy alongside firmer yields and dollar suggest </w:t>
       </w:r>
       <w:r>
         <w:rPr>
           <w:b/>
           <w:bCs/>
         </w:rPr>
-        <w:t>tightening liquidity and lingering inflation pressures</w:t>
+        <w:t>inflation expectations picking up</w:t>
       </w:r>
       <w:r>
-        <w:t xml:space="preserve">. The pattern aligns with </w:t>
+        <w:t xml:space="preserve">, while growth resilience remains in question. Markets appear to be </w:t>
       </w:r>
       <w:r>
         <w:rPr>
           <w:b/>
           <w:bCs/>
         </w:rPr>
-        <w:t>slowing growth</w:t>
+        <w:t>navigating a tug-of-war between rising inflation pressures and uneven growth</w:t>
       </w:r>
       <w:r>
-        <w:t xml:space="preserve"> and a </w:t>
-      </w:r>
-      <w:r>
-        <w:rPr>
-          <w:b/>
-          <w:bCs/>
-        </w:rPr>
-        <w:t>defensive market tone</w:t>
-      </w:r>
-      <w:r>
-        <w:t>, where investors continue to favor cash flow stability and short-duration exposures over cyclical risk.</w:t>
+        <w:t>, favoring selective positioning over broad risk-taking.</w:t>
       </w:r>
     </w:p>
     <w:bookmarkEnd w:id="0"/>
@@ -266,6 +256,155 @@
 <file path=word/numbering.xml><?xml version="1.0" encoding="utf-8"?>
 <w:numbering xmlns:wpc="http://schemas.microsoft.com/office/word/2010/wordprocessingCanvas" xmlns:cx="http://schemas.microsoft.com/office/drawing/2014/chartex" xmlns:cx1="http://schemas.microsoft.com/office/drawing/2015/9/8/chartex" xmlns:cx2="http://schemas.microsoft.com/office/drawing/2015/10/21/chartex" xmlns:cx3="http://schemas.microsoft.com/office/drawing/2016/5/9/chartex" xmlns:cx4="http://schemas.microsoft.com/office/drawing/2016/5/10/chartex" xmlns:cx5="http://schemas.microsoft.com/office/drawing/2016/5/11/chartex" xmlns:cx6="http://schemas.microsoft.com/office/drawing/2016/5/12/chartex" xmlns:cx7="http://schemas.microsoft.com/office/drawing/2016/5/13/chartex" xmlns:cx8="http://schemas.microsoft.com/office/drawing/2016/5/14/chartex" xmlns:mc="http://schemas.openxmlformats.org/markup-compatibility/2006" xmlns:aink="http://schemas.microsoft.com/office/drawing/2016/ink" xmlns:am3d="http://schemas.microsoft.com/office/drawing/2017/model3d" xmlns:o="urn:schemas-microsoft-com:office:office" xmlns:oel="http://schemas.microsoft.com/office/2019/extlst" xmlns:r="http://schemas.openxmlformats.org/officeDocument/2006/relationships" xmlns:m="http://schemas.openxmlformats.org/officeDocument/2006/math" xmlns:v="urn:schemas-microsoft-com:vml" xmlns:wp14="http://schemas.microsoft.com/office/word/2010/wordprocessingDrawing" xmlns:wp="http://schemas.openxmlformats.org/drawingml/2006/wordprocessingDrawing" xmlns:w10="urn:schemas-microsoft-com:office:word" xmlns:w="http://schemas.openxmlformats.org/wordprocessingml/2006/main" xmlns:w14="http://schemas.microsoft.com/office/word/2010/wordml" xmlns:w15="http://schemas.microsoft.com/office/word/2012/wordml" xmlns:w16cex="http://schemas.microsoft.com/office/word/2018/wordml/cex" xmlns:w16cid="http://schemas.microsoft.com/office/word/2016/wordml/cid" xmlns:w16="http://schemas.microsoft.com/office/word/2018/wordml" xmlns:w16du="http://schemas.microsoft.com/office/word/2023/wordml/word16du" xmlns:w16sdtdh="http://schemas.microsoft.com/office/word/2020/wordml/sdtdatahash" xmlns:w16sdtfl="http://schemas.microsoft.com/office/word/2024/wordml/sdtformatlock" xmlns:w16se="http://schemas.microsoft.com/office/word/2015/wordml/symex" xmlns:wpg="http://schemas.microsoft.com/office/word/2010/wordprocessingGroup" xmlns:wpi="http://schemas.microsoft.com/office/word/2010/wordprocessingInk" xmlns:wne="http://schemas.microsoft.com/office/word/2006/wordml" xmlns:wps="http://schemas.microsoft.com/office/word/2010/wordprocessingShape" mc:Ignorable="w14 w15 w16se w16cid w16 w16cex w16sdtdh w16sdtfl w16du wp14">
   <w:abstractNum w:abstractNumId="0" w15:restartNumberingAfterBreak="0">
+    <w:nsid w:val="02F34549"/>
+    <w:multiLevelType w:val="multilevel"/>
+    <w:tmpl w:val="72EA1E12"/>
+    <w:lvl w:ilvl="0">
+      <w:start w:val="1"/>
+      <w:numFmt w:val="bullet"/>
+      <w:lvlText w:val=""/>
+      <w:lvlJc w:val="left"/>
+      <w:pPr>
+        <w:tabs>
+          <w:tab w:val="num" w:pos="720"/>
+        </w:tabs>
+        <w:ind w:left="720" w:hanging="360"/>
+      </w:pPr>
+      <w:rPr>
+        <w:rFonts w:ascii="Symbol" w:hAnsi="Symbol" w:hint="default"/>
+        <w:sz w:val="20"/>
+      </w:rPr>
+    </w:lvl>
+    <w:lvl w:ilvl="1" w:tentative="1">
+      <w:start w:val="1"/>
+      <w:numFmt w:val="bullet"/>
+      <w:lvlText w:val="o"/>
+      <w:lvlJc w:val="left"/>
+      <w:pPr>
+        <w:tabs>
+          <w:tab w:val="num" w:pos="1440"/>
+        </w:tabs>
+        <w:ind w:left="1440" w:hanging="360"/>
+      </w:pPr>
+      <w:rPr>
+        <w:rFonts w:ascii="Courier New" w:hAnsi="Courier New" w:hint="default"/>
+        <w:sz w:val="20"/>
+      </w:rPr>
+    </w:lvl>
+    <w:lvl w:ilvl="2" w:tentative="1">
+      <w:start w:val="1"/>
+      <w:numFmt w:val="bullet"/>
+      <w:lvlText w:val=""/>
+      <w:lvlJc w:val="left"/>
+      <w:pPr>
+        <w:tabs>
+          <w:tab w:val="num" w:pos="2160"/>
+        </w:tabs>
+        <w:ind w:left="2160" w:hanging="360"/>
+      </w:pPr>
+      <w:rPr>
+        <w:rFonts w:ascii="Wingdings" w:hAnsi="Wingdings" w:hint="default"/>
+        <w:sz w:val="20"/>
+      </w:rPr>
+    </w:lvl>
+    <w:lvl w:ilvl="3" w:tentative="1">
+      <w:start w:val="1"/>
+      <w:numFmt w:val="bullet"/>
+      <w:lvlText w:val=""/>
+      <w:lvlJc w:val="left"/>
+      <w:pPr>
+        <w:tabs>
+          <w:tab w:val="num" w:pos="2880"/>
+        </w:tabs>
+        <w:ind w:left="2880" w:hanging="360"/>
+      </w:pPr>
+      <w:rPr>
+        <w:rFonts w:ascii="Wingdings" w:hAnsi="Wingdings" w:hint="default"/>
+        <w:sz w:val="20"/>
+      </w:rPr>
+    </w:lvl>
+    <w:lvl w:ilvl="4" w:tentative="1">
+      <w:start w:val="1"/>
+      <w:numFmt w:val="bullet"/>
+      <w:lvlText w:val=""/>
+      <w:lvlJc w:val="left"/>
+      <w:pPr>
+        <w:tabs>
+          <w:tab w:val="num" w:pos="3600"/>
+        </w:tabs>
+        <w:ind w:left="3600" w:hanging="360"/>
+      </w:pPr>
+      <w:rPr>
+        <w:rFonts w:ascii="Wingdings" w:hAnsi="Wingdings" w:hint="default"/>
+        <w:sz w:val="20"/>
+      </w:rPr>
+    </w:lvl>
+    <w:lvl w:ilvl="5" w:tentative="1">
+      <w:start w:val="1"/>
+      <w:numFmt w:val="bullet"/>
+      <w:lvlText w:val=""/>
+      <w:lvlJc w:val="left"/>
+      <w:pPr>
+        <w:tabs>
+          <w:tab w:val="num" w:pos="4320"/>
+        </w:tabs>
+        <w:ind w:left="4320" w:hanging="360"/>
+      </w:pPr>
+      <w:rPr>
+        <w:rFonts w:ascii="Wingdings" w:hAnsi="Wingdings" w:hint="default"/>
+        <w:sz w:val="20"/>
+      </w:rPr>
+    </w:lvl>
+    <w:lvl w:ilvl="6" w:tentative="1">
+      <w:start w:val="1"/>
+      <w:numFmt w:val="bullet"/>
+      <w:lvlText w:val=""/>
+      <w:lvlJc w:val="left"/>
+      <w:pPr>
+        <w:tabs>
+          <w:tab w:val="num" w:pos="5040"/>
+        </w:tabs>
+        <w:ind w:left="5040" w:hanging="360"/>
+      </w:pPr>
+      <w:rPr>
+        <w:rFonts w:ascii="Wingdings" w:hAnsi="Wingdings" w:hint="default"/>
+        <w:sz w:val="20"/>
+      </w:rPr>
+    </w:lvl>
+    <w:lvl w:ilvl="7" w:tentative="1">
+      <w:start w:val="1"/>
+      <w:numFmt w:val="bullet"/>
+      <w:lvlText w:val=""/>
+      <w:lvlJc w:val="left"/>
+      <w:pPr>
+        <w:tabs>
+          <w:tab w:val="num" w:pos="5760"/>
+        </w:tabs>
+        <w:ind w:left="5760" w:hanging="360"/>
+      </w:pPr>
+      <w:rPr>
+        <w:rFonts w:ascii="Wingdings" w:hAnsi="Wingdings" w:hint="default"/>
+        <w:sz w:val="20"/>
+      </w:rPr>
+    </w:lvl>
+    <w:lvl w:ilvl="8" w:tentative="1">
+      <w:start w:val="1"/>
+      <w:numFmt w:val="bullet"/>
+      <w:lvlText w:val=""/>
+      <w:lvlJc w:val="left"/>
+      <w:pPr>
+        <w:tabs>
+          <w:tab w:val="num" w:pos="6480"/>
+        </w:tabs>
+        <w:ind w:left="6480" w:hanging="360"/>
+      </w:pPr>
+      <w:rPr>
+        <w:rFonts w:ascii="Wingdings" w:hAnsi="Wingdings" w:hint="default"/>
+        <w:sz w:val="20"/>
+      </w:rPr>
+    </w:lvl>
+  </w:abstractNum>
+  <w:abstractNum w:abstractNumId="1" w15:restartNumberingAfterBreak="0">
     <w:nsid w:val="048C0F68"/>
     <w:multiLevelType w:val="multilevel"/>
     <w:tmpl w:val="6F9C18DC"/>
@@ -414,7 +553,7 @@
       </w:rPr>
     </w:lvl>
   </w:abstractNum>
-  <w:abstractNum w:abstractNumId="1" w15:restartNumberingAfterBreak="0">
+  <w:abstractNum w:abstractNumId="2" w15:restartNumberingAfterBreak="0">
     <w:nsid w:val="0E700172"/>
     <w:multiLevelType w:val="multilevel"/>
     <w:tmpl w:val="3522DCE6"/>
@@ -563,7 +702,7 @@
       </w:rPr>
     </w:lvl>
   </w:abstractNum>
-  <w:abstractNum w:abstractNumId="2" w15:restartNumberingAfterBreak="0">
+  <w:abstractNum w:abstractNumId="3" w15:restartNumberingAfterBreak="0">
     <w:nsid w:val="160560AF"/>
     <w:multiLevelType w:val="multilevel"/>
     <w:tmpl w:val="B06A6BFA"/>
@@ -712,7 +851,7 @@
       </w:rPr>
     </w:lvl>
   </w:abstractNum>
-  <w:abstractNum w:abstractNumId="3" w15:restartNumberingAfterBreak="0">
+  <w:abstractNum w:abstractNumId="4" w15:restartNumberingAfterBreak="0">
     <w:nsid w:val="1BC33899"/>
     <w:multiLevelType w:val="multilevel"/>
     <w:tmpl w:val="248EC36A"/>
@@ -861,7 +1000,7 @@
       </w:rPr>
     </w:lvl>
   </w:abstractNum>
-  <w:abstractNum w:abstractNumId="4" w15:restartNumberingAfterBreak="0">
+  <w:abstractNum w:abstractNumId="5" w15:restartNumberingAfterBreak="0">
     <w:nsid w:val="1D881FBF"/>
     <w:multiLevelType w:val="multilevel"/>
     <w:tmpl w:val="1036591C"/>
@@ -1010,7 +1149,7 @@
       </w:rPr>
     </w:lvl>
   </w:abstractNum>
-  <w:abstractNum w:abstractNumId="5" w15:restartNumberingAfterBreak="0">
+  <w:abstractNum w:abstractNumId="6" w15:restartNumberingAfterBreak="0">
     <w:nsid w:val="22DD28B2"/>
     <w:multiLevelType w:val="multilevel"/>
     <w:tmpl w:val="F3A22206"/>
@@ -1159,7 +1298,7 @@
       </w:rPr>
     </w:lvl>
   </w:abstractNum>
-  <w:abstractNum w:abstractNumId="6" w15:restartNumberingAfterBreak="0">
+  <w:abstractNum w:abstractNumId="7" w15:restartNumberingAfterBreak="0">
     <w:nsid w:val="26360F8D"/>
     <w:multiLevelType w:val="multilevel"/>
     <w:tmpl w:val="734CABCE"/>
@@ -1308,7 +1447,7 @@
       </w:rPr>
     </w:lvl>
   </w:abstractNum>
-  <w:abstractNum w:abstractNumId="7" w15:restartNumberingAfterBreak="0">
+  <w:abstractNum w:abstractNumId="8" w15:restartNumberingAfterBreak="0">
     <w:nsid w:val="2C2717C0"/>
     <w:multiLevelType w:val="multilevel"/>
     <w:tmpl w:val="C0D65778"/>
@@ -1457,7 +1596,7 @@
       </w:rPr>
     </w:lvl>
   </w:abstractNum>
-  <w:abstractNum w:abstractNumId="8" w15:restartNumberingAfterBreak="0">
+  <w:abstractNum w:abstractNumId="9" w15:restartNumberingAfterBreak="0">
     <w:nsid w:val="2E76118B"/>
     <w:multiLevelType w:val="multilevel"/>
     <w:tmpl w:val="707CCBC4"/>
@@ -1606,7 +1745,7 @@
       </w:rPr>
     </w:lvl>
   </w:abstractNum>
-  <w:abstractNum w:abstractNumId="9" w15:restartNumberingAfterBreak="0">
+  <w:abstractNum w:abstractNumId="10" w15:restartNumberingAfterBreak="0">
     <w:nsid w:val="395E0E12"/>
     <w:multiLevelType w:val="multilevel"/>
     <w:tmpl w:val="15025D94"/>
@@ -1755,7 +1894,7 @@
       </w:rPr>
     </w:lvl>
   </w:abstractNum>
-  <w:abstractNum w:abstractNumId="10" w15:restartNumberingAfterBreak="0">
+  <w:abstractNum w:abstractNumId="11" w15:restartNumberingAfterBreak="0">
     <w:nsid w:val="3A9D602C"/>
     <w:multiLevelType w:val="multilevel"/>
     <w:tmpl w:val="ABF43D6C"/>
@@ -1904,7 +2043,7 @@
       </w:rPr>
     </w:lvl>
   </w:abstractNum>
-  <w:abstractNum w:abstractNumId="11" w15:restartNumberingAfterBreak="0">
+  <w:abstractNum w:abstractNumId="12" w15:restartNumberingAfterBreak="0">
     <w:nsid w:val="3BBF4701"/>
     <w:multiLevelType w:val="multilevel"/>
     <w:tmpl w:val="480A29DA"/>
@@ -2053,7 +2192,7 @@
       </w:rPr>
     </w:lvl>
   </w:abstractNum>
-  <w:abstractNum w:abstractNumId="12" w15:restartNumberingAfterBreak="0">
+  <w:abstractNum w:abstractNumId="13" w15:restartNumberingAfterBreak="0">
     <w:nsid w:val="3C1D6AED"/>
     <w:multiLevelType w:val="multilevel"/>
     <w:tmpl w:val="BFDC0D50"/>
@@ -2202,7 +2341,7 @@
       </w:rPr>
     </w:lvl>
   </w:abstractNum>
-  <w:abstractNum w:abstractNumId="13" w15:restartNumberingAfterBreak="0">
+  <w:abstractNum w:abstractNumId="14" w15:restartNumberingAfterBreak="0">
     <w:nsid w:val="450E5BCD"/>
     <w:multiLevelType w:val="multilevel"/>
     <w:tmpl w:val="10D2BC68"/>
@@ -2351,7 +2490,7 @@
       </w:rPr>
     </w:lvl>
   </w:abstractNum>
-  <w:abstractNum w:abstractNumId="14" w15:restartNumberingAfterBreak="0">
+  <w:abstractNum w:abstractNumId="15" w15:restartNumberingAfterBreak="0">
     <w:nsid w:val="46F43E57"/>
     <w:multiLevelType w:val="multilevel"/>
     <w:tmpl w:val="A87E55DA"/>
@@ -2500,7 +2639,7 @@
       </w:rPr>
     </w:lvl>
   </w:abstractNum>
-  <w:abstractNum w:abstractNumId="15" w15:restartNumberingAfterBreak="0">
+  <w:abstractNum w:abstractNumId="16" w15:restartNumberingAfterBreak="0">
     <w:nsid w:val="48430901"/>
     <w:multiLevelType w:val="multilevel"/>
     <w:tmpl w:val="36245766"/>
@@ -2649,7 +2788,7 @@
       </w:rPr>
     </w:lvl>
   </w:abstractNum>
-  <w:abstractNum w:abstractNumId="16" w15:restartNumberingAfterBreak="0">
+  <w:abstractNum w:abstractNumId="17" w15:restartNumberingAfterBreak="0">
     <w:nsid w:val="49964BBA"/>
     <w:multiLevelType w:val="multilevel"/>
     <w:tmpl w:val="DE643422"/>
@@ -2798,7 +2937,7 @@
       </w:rPr>
     </w:lvl>
   </w:abstractNum>
-  <w:abstractNum w:abstractNumId="17" w15:restartNumberingAfterBreak="0">
+  <w:abstractNum w:abstractNumId="18" w15:restartNumberingAfterBreak="0">
     <w:nsid w:val="56350650"/>
     <w:multiLevelType w:val="multilevel"/>
     <w:tmpl w:val="D38059CE"/>
@@ -2947,7 +3086,7 @@
       </w:rPr>
     </w:lvl>
   </w:abstractNum>
-  <w:abstractNum w:abstractNumId="18" w15:restartNumberingAfterBreak="0">
+  <w:abstractNum w:abstractNumId="19" w15:restartNumberingAfterBreak="0">
     <w:nsid w:val="56D91AF2"/>
     <w:multiLevelType w:val="multilevel"/>
     <w:tmpl w:val="C25E4C72"/>
@@ -3096,7 +3235,7 @@
       </w:rPr>
     </w:lvl>
   </w:abstractNum>
-  <w:abstractNum w:abstractNumId="19" w15:restartNumberingAfterBreak="0">
+  <w:abstractNum w:abstractNumId="20" w15:restartNumberingAfterBreak="0">
     <w:nsid w:val="59BA7DF6"/>
     <w:multiLevelType w:val="multilevel"/>
     <w:tmpl w:val="58E23C88"/>
@@ -3245,7 +3384,7 @@
       </w:rPr>
     </w:lvl>
   </w:abstractNum>
-  <w:abstractNum w:abstractNumId="20" w15:restartNumberingAfterBreak="0">
+  <w:abstractNum w:abstractNumId="21" w15:restartNumberingAfterBreak="0">
     <w:nsid w:val="60A01466"/>
     <w:multiLevelType w:val="multilevel"/>
     <w:tmpl w:val="A260C060"/>
@@ -3394,7 +3533,7 @@
       </w:rPr>
     </w:lvl>
   </w:abstractNum>
-  <w:abstractNum w:abstractNumId="21" w15:restartNumberingAfterBreak="0">
+  <w:abstractNum w:abstractNumId="22" w15:restartNumberingAfterBreak="0">
     <w:nsid w:val="611A72D5"/>
     <w:multiLevelType w:val="multilevel"/>
     <w:tmpl w:val="596AA9E4"/>
@@ -3543,7 +3682,7 @@
       </w:rPr>
     </w:lvl>
   </w:abstractNum>
-  <w:abstractNum w:abstractNumId="22" w15:restartNumberingAfterBreak="0">
+  <w:abstractNum w:abstractNumId="23" w15:restartNumberingAfterBreak="0">
     <w:nsid w:val="65536748"/>
     <w:multiLevelType w:val="multilevel"/>
     <w:tmpl w:val="11AAE96C"/>
@@ -3692,7 +3831,7 @@
       </w:rPr>
     </w:lvl>
   </w:abstractNum>
-  <w:abstractNum w:abstractNumId="23" w15:restartNumberingAfterBreak="0">
+  <w:abstractNum w:abstractNumId="24" w15:restartNumberingAfterBreak="0">
     <w:nsid w:val="66977F80"/>
     <w:multiLevelType w:val="multilevel"/>
     <w:tmpl w:val="3AC29E7C"/>
@@ -3841,7 +3980,156 @@
       </w:rPr>
     </w:lvl>
   </w:abstractNum>
-  <w:abstractNum w:abstractNumId="24" w15:restartNumberingAfterBreak="0">
+  <w:abstractNum w:abstractNumId="25" w15:restartNumberingAfterBreak="0">
+    <w:nsid w:val="66F7606C"/>
+    <w:multiLevelType w:val="multilevel"/>
+    <w:tmpl w:val="BB30D4D4"/>
+    <w:lvl w:ilvl="0">
+      <w:start w:val="1"/>
+      <w:numFmt w:val="bullet"/>
+      <w:lvlText w:val=""/>
+      <w:lvlJc w:val="left"/>
+      <w:pPr>
+        <w:tabs>
+          <w:tab w:val="num" w:pos="720"/>
+        </w:tabs>
+        <w:ind w:left="720" w:hanging="360"/>
+      </w:pPr>
+      <w:rPr>
+        <w:rFonts w:ascii="Symbol" w:hAnsi="Symbol" w:hint="default"/>
+        <w:sz w:val="20"/>
+      </w:rPr>
+    </w:lvl>
+    <w:lvl w:ilvl="1" w:tentative="1">
+      <w:start w:val="1"/>
+      <w:numFmt w:val="bullet"/>
+      <w:lvlText w:val="o"/>
+      <w:lvlJc w:val="left"/>
+      <w:pPr>
+        <w:tabs>
+          <w:tab w:val="num" w:pos="1440"/>
+        </w:tabs>
+        <w:ind w:left="1440" w:hanging="360"/>
+      </w:pPr>
+      <w:rPr>
+        <w:rFonts w:ascii="Courier New" w:hAnsi="Courier New" w:hint="default"/>
+        <w:sz w:val="20"/>
+      </w:rPr>
+    </w:lvl>
+    <w:lvl w:ilvl="2" w:tentative="1">
+      <w:start w:val="1"/>
+      <w:numFmt w:val="bullet"/>
+      <w:lvlText w:val=""/>
+      <w:lvlJc w:val="left"/>
+      <w:pPr>
+        <w:tabs>
+          <w:tab w:val="num" w:pos="2160"/>
+        </w:tabs>
+        <w:ind w:left="2160" w:hanging="360"/>
+      </w:pPr>
+      <w:rPr>
+        <w:rFonts w:ascii="Wingdings" w:hAnsi="Wingdings" w:hint="default"/>
+        <w:sz w:val="20"/>
+      </w:rPr>
+    </w:lvl>
+    <w:lvl w:ilvl="3" w:tentative="1">
+      <w:start w:val="1"/>
+      <w:numFmt w:val="bullet"/>
+      <w:lvlText w:val=""/>
+      <w:lvlJc w:val="left"/>
+      <w:pPr>
+        <w:tabs>
+          <w:tab w:val="num" w:pos="2880"/>
+        </w:tabs>
+        <w:ind w:left="2880" w:hanging="360"/>
+      </w:pPr>
+      <w:rPr>
+        <w:rFonts w:ascii="Wingdings" w:hAnsi="Wingdings" w:hint="default"/>
+        <w:sz w:val="20"/>
+      </w:rPr>
+    </w:lvl>
+    <w:lvl w:ilvl="4" w:tentative="1">
+      <w:start w:val="1"/>
+      <w:numFmt w:val="bullet"/>
+      <w:lvlText w:val=""/>
+      <w:lvlJc w:val="left"/>
+      <w:pPr>
+        <w:tabs>
+          <w:tab w:val="num" w:pos="3600"/>
+        </w:tabs>
+        <w:ind w:left="3600" w:hanging="360"/>
+      </w:pPr>
+      <w:rPr>
+        <w:rFonts w:ascii="Wingdings" w:hAnsi="Wingdings" w:hint="default"/>
+        <w:sz w:val="20"/>
+      </w:rPr>
+    </w:lvl>
+    <w:lvl w:ilvl="5" w:tentative="1">
+      <w:start w:val="1"/>
+      <w:numFmt w:val="bullet"/>
+      <w:lvlText w:val=""/>
+      <w:lvlJc w:val="left"/>
+      <w:pPr>
+        <w:tabs>
+          <w:tab w:val="num" w:pos="4320"/>
+        </w:tabs>
+        <w:ind w:left="4320" w:hanging="360"/>
+      </w:pPr>
+      <w:rPr>
+        <w:rFonts w:ascii="Wingdings" w:hAnsi="Wingdings" w:hint="default"/>
+        <w:sz w:val="20"/>
+      </w:rPr>
+    </w:lvl>
+    <w:lvl w:ilvl="6" w:tentative="1">
+      <w:start w:val="1"/>
+      <w:numFmt w:val="bullet"/>
+      <w:lvlText w:val=""/>
+      <w:lvlJc w:val="left"/>
+      <w:pPr>
+        <w:tabs>
+          <w:tab w:val="num" w:pos="5040"/>
+        </w:tabs>
+        <w:ind w:left="5040" w:hanging="360"/>
+      </w:pPr>
+      <w:rPr>
+        <w:rFonts w:ascii="Wingdings" w:hAnsi="Wingdings" w:hint="default"/>
+        <w:sz w:val="20"/>
+      </w:rPr>
+    </w:lvl>
+    <w:lvl w:ilvl="7" w:tentative="1">
+      <w:start w:val="1"/>
+      <w:numFmt w:val="bullet"/>
+      <w:lvlText w:val=""/>
+      <w:lvlJc w:val="left"/>
+      <w:pPr>
+        <w:tabs>
+          <w:tab w:val="num" w:pos="5760"/>
+        </w:tabs>
+        <w:ind w:left="5760" w:hanging="360"/>
+      </w:pPr>
+      <w:rPr>
+        <w:rFonts w:ascii="Wingdings" w:hAnsi="Wingdings" w:hint="default"/>
+        <w:sz w:val="20"/>
+      </w:rPr>
+    </w:lvl>
+    <w:lvl w:ilvl="8" w:tentative="1">
+      <w:start w:val="1"/>
+      <w:numFmt w:val="bullet"/>
+      <w:lvlText w:val=""/>
+      <w:lvlJc w:val="left"/>
+      <w:pPr>
+        <w:tabs>
+          <w:tab w:val="num" w:pos="6480"/>
+        </w:tabs>
+        <w:ind w:left="6480" w:hanging="360"/>
+      </w:pPr>
+      <w:rPr>
+        <w:rFonts w:ascii="Wingdings" w:hAnsi="Wingdings" w:hint="default"/>
+        <w:sz w:val="20"/>
+      </w:rPr>
+    </w:lvl>
+  </w:abstractNum>
+  <w:abstractNum w:abstractNumId="26" w15:restartNumberingAfterBreak="0">
     <w:nsid w:val="68901EA7"/>
     <w:multiLevelType w:val="multilevel"/>
     <w:tmpl w:val="6C743108"/>
@@ -3990,7 +4278,7 @@
       </w:rPr>
     </w:lvl>
   </w:abstractNum>
-  <w:abstractNum w:abstractNumId="25" w15:restartNumberingAfterBreak="0">
+  <w:abstractNum w:abstractNumId="27" w15:restartNumberingAfterBreak="0">
     <w:nsid w:val="6E1030D6"/>
     <w:multiLevelType w:val="multilevel"/>
     <w:tmpl w:val="8DF8ED0C"/>
@@ -4139,7 +4427,7 @@
       </w:rPr>
     </w:lvl>
   </w:abstractNum>
-  <w:abstractNum w:abstractNumId="26" w15:restartNumberingAfterBreak="0">
+  <w:abstractNum w:abstractNumId="28" w15:restartNumberingAfterBreak="0">
     <w:nsid w:val="75B87456"/>
     <w:multiLevelType w:val="multilevel"/>
     <w:tmpl w:val="B05A194E"/>
@@ -4288,7 +4576,7 @@
       </w:rPr>
     </w:lvl>
   </w:abstractNum>
-  <w:abstractNum w:abstractNumId="27" w15:restartNumberingAfterBreak="0">
+  <w:abstractNum w:abstractNumId="29" w15:restartNumberingAfterBreak="0">
     <w:nsid w:val="76352C27"/>
     <w:multiLevelType w:val="multilevel"/>
     <w:tmpl w:val="389653F0"/>
@@ -4437,7 +4725,7 @@
       </w:rPr>
     </w:lvl>
   </w:abstractNum>
-  <w:abstractNum w:abstractNumId="28" w15:restartNumberingAfterBreak="0">
+  <w:abstractNum w:abstractNumId="30" w15:restartNumberingAfterBreak="0">
     <w:nsid w:val="77640CE0"/>
     <w:multiLevelType w:val="multilevel"/>
     <w:tmpl w:val="3058F2D2"/>
@@ -4586,7 +4874,7 @@
       </w:rPr>
     </w:lvl>
   </w:abstractNum>
-  <w:abstractNum w:abstractNumId="29" w15:restartNumberingAfterBreak="0">
+  <w:abstractNum w:abstractNumId="31" w15:restartNumberingAfterBreak="0">
     <w:nsid w:val="7B094912"/>
     <w:multiLevelType w:val="multilevel"/>
     <w:tmpl w:val="EF7ABE96"/>
@@ -4736,94 +5024,100 @@
     </w:lvl>
   </w:abstractNum>
   <w:num w:numId="1" w16cid:durableId="2016882999">
+    <w:abstractNumId w:val="15"/>
+  </w:num>
+  <w:num w:numId="2" w16cid:durableId="1516770254">
+    <w:abstractNumId w:val="20"/>
+  </w:num>
+  <w:num w:numId="3" w16cid:durableId="1279868778">
+    <w:abstractNumId w:val="21"/>
+  </w:num>
+  <w:num w:numId="4" w16cid:durableId="451092406">
+    <w:abstractNumId w:val="1"/>
+  </w:num>
+  <w:num w:numId="5" w16cid:durableId="1514997203">
+    <w:abstractNumId w:val="18"/>
+  </w:num>
+  <w:num w:numId="6" w16cid:durableId="1760128647">
+    <w:abstractNumId w:val="3"/>
+  </w:num>
+  <w:num w:numId="7" w16cid:durableId="1147549999">
+    <w:abstractNumId w:val="10"/>
+  </w:num>
+  <w:num w:numId="8" w16cid:durableId="31079034">
+    <w:abstractNumId w:val="2"/>
+  </w:num>
+  <w:num w:numId="9" w16cid:durableId="445543454">
+    <w:abstractNumId w:val="19"/>
+  </w:num>
+  <w:num w:numId="10" w16cid:durableId="581917086">
+    <w:abstractNumId w:val="26"/>
+  </w:num>
+  <w:num w:numId="11" w16cid:durableId="474028345">
+    <w:abstractNumId w:val="13"/>
+  </w:num>
+  <w:num w:numId="12" w16cid:durableId="1162769715">
+    <w:abstractNumId w:val="17"/>
+  </w:num>
+  <w:num w:numId="13" w16cid:durableId="1345865764">
+    <w:abstractNumId w:val="9"/>
+  </w:num>
+  <w:num w:numId="14" w16cid:durableId="267935931">
+    <w:abstractNumId w:val="22"/>
+  </w:num>
+  <w:num w:numId="15" w16cid:durableId="1521384853">
+    <w:abstractNumId w:val="11"/>
+  </w:num>
+  <w:num w:numId="16" w16cid:durableId="1374573618">
+    <w:abstractNumId w:val="6"/>
+  </w:num>
+  <w:num w:numId="17" w16cid:durableId="1035500579">
+    <w:abstractNumId w:val="27"/>
+  </w:num>
+  <w:num w:numId="18" w16cid:durableId="191649467">
+    <w:abstractNumId w:val="8"/>
+  </w:num>
+  <w:num w:numId="19" w16cid:durableId="1246380804">
+    <w:abstractNumId w:val="23"/>
+  </w:num>
+  <w:num w:numId="20" w16cid:durableId="53889921">
+    <w:abstractNumId w:val="12"/>
+  </w:num>
+  <w:num w:numId="21" w16cid:durableId="648872423">
+    <w:abstractNumId w:val="28"/>
+  </w:num>
+  <w:num w:numId="22" w16cid:durableId="298460962">
+    <w:abstractNumId w:val="5"/>
+  </w:num>
+  <w:num w:numId="23" w16cid:durableId="2137674160">
+    <w:abstractNumId w:val="31"/>
+  </w:num>
+  <w:num w:numId="24" w16cid:durableId="872621242">
+    <w:abstractNumId w:val="4"/>
+  </w:num>
+  <w:num w:numId="25" w16cid:durableId="1309365413">
+    <w:abstractNumId w:val="24"/>
+  </w:num>
+  <w:num w:numId="26" w16cid:durableId="2069181728">
+    <w:abstractNumId w:val="30"/>
+  </w:num>
+  <w:num w:numId="27" w16cid:durableId="873271388">
+    <w:abstractNumId w:val="7"/>
+  </w:num>
+  <w:num w:numId="28" w16cid:durableId="939996546">
+    <w:abstractNumId w:val="16"/>
+  </w:num>
+  <w:num w:numId="29" w16cid:durableId="1130510541">
+    <w:abstractNumId w:val="29"/>
+  </w:num>
+  <w:num w:numId="30" w16cid:durableId="869103372">
     <w:abstractNumId w:val="14"/>
   </w:num>
-  <w:num w:numId="2" w16cid:durableId="1516770254">
-    <w:abstractNumId w:val="19"/>
-  </w:num>
-  <w:num w:numId="3" w16cid:durableId="1279868778">
-    <w:abstractNumId w:val="20"/>
-  </w:num>
-  <w:num w:numId="4" w16cid:durableId="451092406">
-    <w:abstractNumId w:val="0"/>
-  </w:num>
-  <w:num w:numId="5" w16cid:durableId="1514997203">
-    <w:abstractNumId w:val="17"/>
-  </w:num>
-  <w:num w:numId="6" w16cid:durableId="1760128647">
-    <w:abstractNumId w:val="2"/>
-  </w:num>
-  <w:num w:numId="7" w16cid:durableId="1147549999">
-    <w:abstractNumId w:val="9"/>
-  </w:num>
-  <w:num w:numId="8" w16cid:durableId="31079034">
-    <w:abstractNumId w:val="1"/>
-  </w:num>
-  <w:num w:numId="9" w16cid:durableId="445543454">
-    <w:abstractNumId w:val="18"/>
-  </w:num>
-  <w:num w:numId="10" w16cid:durableId="581917086">
-    <w:abstractNumId w:val="24"/>
-  </w:num>
-  <w:num w:numId="11" w16cid:durableId="474028345">
-    <w:abstractNumId w:val="12"/>
-  </w:num>
-  <w:num w:numId="12" w16cid:durableId="1162769715">
-    <w:abstractNumId w:val="16"/>
-  </w:num>
-  <w:num w:numId="13" w16cid:durableId="1345865764">
-    <w:abstractNumId w:val="8"/>
-  </w:num>
-  <w:num w:numId="14" w16cid:durableId="267935931">
-    <w:abstractNumId w:val="21"/>
-  </w:num>
-  <w:num w:numId="15" w16cid:durableId="1521384853">
-    <w:abstractNumId w:val="10"/>
-  </w:num>
-  <w:num w:numId="16" w16cid:durableId="1374573618">
-    <w:abstractNumId w:val="5"/>
-  </w:num>
-  <w:num w:numId="17" w16cid:durableId="1035500579">
+  <w:num w:numId="31" w16cid:durableId="924654249">
     <w:abstractNumId w:val="25"/>
   </w:num>
-  <w:num w:numId="18" w16cid:durableId="191649467">
-    <w:abstractNumId w:val="7"/>
-  </w:num>
-  <w:num w:numId="19" w16cid:durableId="1246380804">
-    <w:abstractNumId w:val="22"/>
-  </w:num>
-  <w:num w:numId="20" w16cid:durableId="53889921">
-    <w:abstractNumId w:val="11"/>
-  </w:num>
-  <w:num w:numId="21" w16cid:durableId="648872423">
-    <w:abstractNumId w:val="26"/>
-  </w:num>
-  <w:num w:numId="22" w16cid:durableId="298460962">
-    <w:abstractNumId w:val="4"/>
-  </w:num>
-  <w:num w:numId="23" w16cid:durableId="2137674160">
-    <w:abstractNumId w:val="29"/>
-  </w:num>
-  <w:num w:numId="24" w16cid:durableId="872621242">
-    <w:abstractNumId w:val="3"/>
-  </w:num>
-  <w:num w:numId="25" w16cid:durableId="1309365413">
-    <w:abstractNumId w:val="23"/>
-  </w:num>
-  <w:num w:numId="26" w16cid:durableId="2069181728">
-    <w:abstractNumId w:val="28"/>
-  </w:num>
-  <w:num w:numId="27" w16cid:durableId="873271388">
-    <w:abstractNumId w:val="6"/>
-  </w:num>
-  <w:num w:numId="28" w16cid:durableId="939996546">
-    <w:abstractNumId w:val="15"/>
-  </w:num>
-  <w:num w:numId="29" w16cid:durableId="1130510541">
-    <w:abstractNumId w:val="27"/>
-  </w:num>
-  <w:num w:numId="30" w16cid:durableId="869103372">
-    <w:abstractNumId w:val="13"/>
+  <w:num w:numId="32" w16cid:durableId="1985156001">
+    <w:abstractNumId w:val="0"/>
   </w:num>
   <w:numIdMacAtCleanup w:val="2"/>
 </w:numbering>

--- a/data/Market_Read_daily.docx
+++ b/data/Market_Read_daily.docx
@@ -4,7 +4,7 @@
   <w:body>
     <w:p>
       <w:r>
-        <w:t>Market Read: October 30, 2025</w:t>
+        <w:t>Market Read: October 31, 2025</w:t>
       </w:r>
     </w:p>
     <w:p>
@@ -16,7 +16,7 @@
       <w:pPr>
         <w:numPr>
           <w:ilvl w:val="0"/>
-          <w:numId w:val="31"/>
+          <w:numId w:val="33"/>
         </w:numPr>
       </w:pPr>
       <w:r>
@@ -27,128 +27,128 @@
         <w:t>Breadth:</w:t>
       </w:r>
       <w:r>
-        <w:t xml:space="preserve"> 42.4% of names are positive.</w:t>
+        <w:t xml:space="preserve"> 52.4% of names are positive.</w:t>
       </w:r>
     </w:p>
     <w:p>
       <w:pPr>
         <w:numPr>
           <w:ilvl w:val="0"/>
-          <w:numId w:val="31"/>
+          <w:numId w:val="33"/>
         </w:numPr>
       </w:pPr>
       <w:r>
-        <w:t>Information Technology: lagging (avg −0.49%).</w:t>
+        <w:t>Information Technology: firm (avg +0.89%).</w:t>
       </w:r>
     </w:p>
     <w:p>
       <w:pPr>
         <w:numPr>
           <w:ilvl w:val="0"/>
-          <w:numId w:val="31"/>
+          <w:numId w:val="33"/>
         </w:numPr>
       </w:pPr>
       <w:r>
-        <w:t>Industrials: flat (avg −0.03%).</w:t>
+        <w:t>Industrials: firm (avg +0.32%).</w:t>
       </w:r>
     </w:p>
     <w:p>
       <w:pPr>
         <w:numPr>
           <w:ilvl w:val="0"/>
-          <w:numId w:val="31"/>
+          <w:numId w:val="33"/>
         </w:numPr>
       </w:pPr>
       <w:r>
-        <w:t>Consumer Staples: flat (avg −0.10%).</w:t>
+        <w:t>Consumer Staples: flat (avg −0.04%).</w:t>
       </w:r>
     </w:p>
     <w:p>
       <w:pPr>
         <w:numPr>
           <w:ilvl w:val="0"/>
-          <w:numId w:val="31"/>
+          <w:numId w:val="33"/>
         </w:numPr>
       </w:pPr>
       <w:r>
-        <w:t>Consumer Discretionary: lagging (avg −1.35%).</w:t>
+        <w:t>Consumer Discretionary: flat (avg −0.02%).</w:t>
       </w:r>
     </w:p>
     <w:p>
       <w:pPr>
         <w:numPr>
           <w:ilvl w:val="0"/>
-          <w:numId w:val="31"/>
+          <w:numId w:val="33"/>
         </w:numPr>
       </w:pPr>
       <w:r>
-        <w:t>Financials: flat (avg −0.02%).</w:t>
+        <w:t>Financials: firm (avg +0.33%).</w:t>
       </w:r>
     </w:p>
     <w:p>
       <w:pPr>
         <w:numPr>
           <w:ilvl w:val="0"/>
-          <w:numId w:val="31"/>
+          <w:numId w:val="33"/>
         </w:numPr>
       </w:pPr>
       <w:r>
-        <w:t>Utilities: flat (avg −0.17%).</w:t>
+        <w:t>Utilities: lagging (avg −0.73%).</w:t>
       </w:r>
     </w:p>
     <w:p>
       <w:pPr>
         <w:numPr>
           <w:ilvl w:val="0"/>
-          <w:numId w:val="31"/>
+          <w:numId w:val="33"/>
         </w:numPr>
       </w:pPr>
       <w:r>
-        <w:t>Real Estate: firm (avg +0.27%).</w:t>
+        <w:t>Real Estate: flat (avg +0.06%).</w:t>
       </w:r>
     </w:p>
     <w:p>
       <w:pPr>
         <w:numPr>
           <w:ilvl w:val="0"/>
-          <w:numId w:val="31"/>
+          <w:numId w:val="33"/>
         </w:numPr>
       </w:pPr>
       <w:r>
-        <w:t>Materials: lagging (avg −1.85%).</w:t>
+        <w:t>Materials: flat (avg −0.12%).</w:t>
       </w:r>
     </w:p>
     <w:p>
       <w:pPr>
         <w:numPr>
           <w:ilvl w:val="0"/>
-          <w:numId w:val="31"/>
+          <w:numId w:val="33"/>
         </w:numPr>
       </w:pPr>
       <w:r>
-        <w:t>Energy: flat (avg −0.23%).</w:t>
+        <w:t>Energy: firm (avg +0.72%).</w:t>
       </w:r>
     </w:p>
     <w:p>
       <w:pPr>
         <w:numPr>
           <w:ilvl w:val="0"/>
-          <w:numId w:val="31"/>
+          <w:numId w:val="33"/>
         </w:numPr>
       </w:pPr>
       <w:r>
-        <w:t>Health Care: lagging (avg −0.42%).</w:t>
+        <w:t>Health Care: flat (avg −0.16%).</w:t>
       </w:r>
     </w:p>
     <w:p>
       <w:pPr>
         <w:numPr>
           <w:ilvl w:val="0"/>
-          <w:numId w:val="31"/>
+          <w:numId w:val="33"/>
         </w:numPr>
       </w:pPr>
       <w:r>
-        <w:t>Communication Services: lagging (avg −0.87%).</w:t>
+        <w:t>Communication Services: firm (avg +0.73%).</w:t>
       </w:r>
     </w:p>
     <w:p>
@@ -160,88 +160,93 @@
       <w:pPr>
         <w:numPr>
           <w:ilvl w:val="0"/>
-          <w:numId w:val="32"/>
+          <w:numId w:val="34"/>
         </w:numPr>
       </w:pPr>
       <w:r>
-        <w:t>Gold: leading (avg +1.96%).</w:t>
+        <w:t>Gold: lagging (avg −0.54%).</w:t>
       </w:r>
     </w:p>
     <w:p>
       <w:pPr>
         <w:numPr>
           <w:ilvl w:val="0"/>
-          <w:numId w:val="32"/>
+          <w:numId w:val="34"/>
         </w:numPr>
       </w:pPr>
       <w:r>
-        <w:t>USD: firm (avg +0.39%).</w:t>
+        <w:t>USD: firm (avg +0.28%).</w:t>
       </w:r>
     </w:p>
     <w:p>
       <w:pPr>
         <w:numPr>
           <w:ilvl w:val="0"/>
-          <w:numId w:val="32"/>
+          <w:numId w:val="34"/>
         </w:numPr>
       </w:pPr>
       <w:r>
-        <w:t>Yields: firm (avg +0.83%).</w:t>
+        <w:t>Yields: flat (avg +0.20%).</w:t>
       </w:r>
     </w:p>
     <w:p>
       <w:pPr>
         <w:numPr>
           <w:ilvl w:val="0"/>
-          <w:numId w:val="32"/>
+          <w:numId w:val="34"/>
         </w:numPr>
       </w:pPr>
       <w:r>
-        <w:t>Bonds: lagging (avg −0.32%).</w:t>
+        <w:t>Bonds: flat (avg −0.11%).</w:t>
       </w:r>
     </w:p>
     <w:p>
       <w:pPr>
         <w:numPr>
           <w:ilvl w:val="0"/>
-          <w:numId w:val="32"/>
+          <w:numId w:val="34"/>
         </w:numPr>
       </w:pPr>
       <w:r>
         <w:lastRenderedPageBreak/>
-        <w:t>Energy complex: leading (avg +2.44%).</w:t>
+        <w:t>Energy complex: leading (avg +2.27%).</w:t>
       </w:r>
     </w:p>
     <w:p>
       <w:r>
-        <w:t xml:space="preserve">Bottom line: A mixed session with softer breadth and weakness across most cyclicals. </w:t>
-      </w:r>
-      <w:bookmarkStart w:id="0" w:name="_Hlk212748103"/>
-      <w:r>
-        <w:t xml:space="preserve">Strong gold and energy alongside firmer yields and dollar suggest </w:t>
+        <w:t xml:space="preserve">Bottom line: Mixed tone with modestly positive breadth and leadership in growth-oriented and cyclically sensitive groups like Tech, Communication Services, and Energy. Weak gold with a firmer dollar and steady yields suggests </w:t>
       </w:r>
       <w:r>
         <w:rPr>
           <w:b/>
           <w:bCs/>
         </w:rPr>
-        <w:t>inflation expectations picking up</w:t>
+        <w:t>inflation expectations remain elevated</w:t>
       </w:r>
       <w:r>
-        <w:t xml:space="preserve">, while growth resilience remains in question. Markets appear to be </w:t>
+        <w:t xml:space="preserve"> while growth sentiment holds up. Markets are balancing </w:t>
       </w:r>
       <w:r>
         <w:rPr>
           <w:b/>
           <w:bCs/>
         </w:rPr>
-        <w:t>navigating a tug-of-war between rising inflation pressures and uneven growth</w:t>
+        <w:t>resilient growth signals</w:t>
       </w:r>
       <w:r>
-        <w:t>, favoring selective positioning over broad risk-taking.</w:t>
+        <w:t xml:space="preserve"> with </w:t>
+      </w:r>
+      <w:r>
+        <w:rPr>
+          <w:b/>
+          <w:bCs/>
+        </w:rPr>
+        <w:t>persistent inflation pressures</w:t>
+      </w:r>
+      <w:r>
+        <w:t>, favoring selective risk exposure rather than broad positioning.</w:t>
       </w:r>
     </w:p>
-    <w:bookmarkEnd w:id="0"/>
     <w:p/>
     <w:sectPr>
       <w:pgSz w:w="15840" w:h="12240" w:orient="landscape"/>
@@ -1448,6 +1453,155 @@
     </w:lvl>
   </w:abstractNum>
   <w:abstractNum w:abstractNumId="8" w15:restartNumberingAfterBreak="0">
+    <w:nsid w:val="27A1167C"/>
+    <w:multiLevelType w:val="multilevel"/>
+    <w:tmpl w:val="6DBAF99C"/>
+    <w:lvl w:ilvl="0">
+      <w:start w:val="1"/>
+      <w:numFmt w:val="bullet"/>
+      <w:lvlText w:val=""/>
+      <w:lvlJc w:val="left"/>
+      <w:pPr>
+        <w:tabs>
+          <w:tab w:val="num" w:pos="720"/>
+        </w:tabs>
+        <w:ind w:left="720" w:hanging="360"/>
+      </w:pPr>
+      <w:rPr>
+        <w:rFonts w:ascii="Symbol" w:hAnsi="Symbol" w:hint="default"/>
+        <w:sz w:val="20"/>
+      </w:rPr>
+    </w:lvl>
+    <w:lvl w:ilvl="1" w:tentative="1">
+      <w:start w:val="1"/>
+      <w:numFmt w:val="bullet"/>
+      <w:lvlText w:val="o"/>
+      <w:lvlJc w:val="left"/>
+      <w:pPr>
+        <w:tabs>
+          <w:tab w:val="num" w:pos="1440"/>
+        </w:tabs>
+        <w:ind w:left="1440" w:hanging="360"/>
+      </w:pPr>
+      <w:rPr>
+        <w:rFonts w:ascii="Courier New" w:hAnsi="Courier New" w:hint="default"/>
+        <w:sz w:val="20"/>
+      </w:rPr>
+    </w:lvl>
+    <w:lvl w:ilvl="2" w:tentative="1">
+      <w:start w:val="1"/>
+      <w:numFmt w:val="bullet"/>
+      <w:lvlText w:val=""/>
+      <w:lvlJc w:val="left"/>
+      <w:pPr>
+        <w:tabs>
+          <w:tab w:val="num" w:pos="2160"/>
+        </w:tabs>
+        <w:ind w:left="2160" w:hanging="360"/>
+      </w:pPr>
+      <w:rPr>
+        <w:rFonts w:ascii="Wingdings" w:hAnsi="Wingdings" w:hint="default"/>
+        <w:sz w:val="20"/>
+      </w:rPr>
+    </w:lvl>
+    <w:lvl w:ilvl="3" w:tentative="1">
+      <w:start w:val="1"/>
+      <w:numFmt w:val="bullet"/>
+      <w:lvlText w:val=""/>
+      <w:lvlJc w:val="left"/>
+      <w:pPr>
+        <w:tabs>
+          <w:tab w:val="num" w:pos="2880"/>
+        </w:tabs>
+        <w:ind w:left="2880" w:hanging="360"/>
+      </w:pPr>
+      <w:rPr>
+        <w:rFonts w:ascii="Wingdings" w:hAnsi="Wingdings" w:hint="default"/>
+        <w:sz w:val="20"/>
+      </w:rPr>
+    </w:lvl>
+    <w:lvl w:ilvl="4" w:tentative="1">
+      <w:start w:val="1"/>
+      <w:numFmt w:val="bullet"/>
+      <w:lvlText w:val=""/>
+      <w:lvlJc w:val="left"/>
+      <w:pPr>
+        <w:tabs>
+          <w:tab w:val="num" w:pos="3600"/>
+        </w:tabs>
+        <w:ind w:left="3600" w:hanging="360"/>
+      </w:pPr>
+      <w:rPr>
+        <w:rFonts w:ascii="Wingdings" w:hAnsi="Wingdings" w:hint="default"/>
+        <w:sz w:val="20"/>
+      </w:rPr>
+    </w:lvl>
+    <w:lvl w:ilvl="5" w:tentative="1">
+      <w:start w:val="1"/>
+      <w:numFmt w:val="bullet"/>
+      <w:lvlText w:val=""/>
+      <w:lvlJc w:val="left"/>
+      <w:pPr>
+        <w:tabs>
+          <w:tab w:val="num" w:pos="4320"/>
+        </w:tabs>
+        <w:ind w:left="4320" w:hanging="360"/>
+      </w:pPr>
+      <w:rPr>
+        <w:rFonts w:ascii="Wingdings" w:hAnsi="Wingdings" w:hint="default"/>
+        <w:sz w:val="20"/>
+      </w:rPr>
+    </w:lvl>
+    <w:lvl w:ilvl="6" w:tentative="1">
+      <w:start w:val="1"/>
+      <w:numFmt w:val="bullet"/>
+      <w:lvlText w:val=""/>
+      <w:lvlJc w:val="left"/>
+      <w:pPr>
+        <w:tabs>
+          <w:tab w:val="num" w:pos="5040"/>
+        </w:tabs>
+        <w:ind w:left="5040" w:hanging="360"/>
+      </w:pPr>
+      <w:rPr>
+        <w:rFonts w:ascii="Wingdings" w:hAnsi="Wingdings" w:hint="default"/>
+        <w:sz w:val="20"/>
+      </w:rPr>
+    </w:lvl>
+    <w:lvl w:ilvl="7" w:tentative="1">
+      <w:start w:val="1"/>
+      <w:numFmt w:val="bullet"/>
+      <w:lvlText w:val=""/>
+      <w:lvlJc w:val="left"/>
+      <w:pPr>
+        <w:tabs>
+          <w:tab w:val="num" w:pos="5760"/>
+        </w:tabs>
+        <w:ind w:left="5760" w:hanging="360"/>
+      </w:pPr>
+      <w:rPr>
+        <w:rFonts w:ascii="Wingdings" w:hAnsi="Wingdings" w:hint="default"/>
+        <w:sz w:val="20"/>
+      </w:rPr>
+    </w:lvl>
+    <w:lvl w:ilvl="8" w:tentative="1">
+      <w:start w:val="1"/>
+      <w:numFmt w:val="bullet"/>
+      <w:lvlText w:val=""/>
+      <w:lvlJc w:val="left"/>
+      <w:pPr>
+        <w:tabs>
+          <w:tab w:val="num" w:pos="6480"/>
+        </w:tabs>
+        <w:ind w:left="6480" w:hanging="360"/>
+      </w:pPr>
+      <w:rPr>
+        <w:rFonts w:ascii="Wingdings" w:hAnsi="Wingdings" w:hint="default"/>
+        <w:sz w:val="20"/>
+      </w:rPr>
+    </w:lvl>
+  </w:abstractNum>
+  <w:abstractNum w:abstractNumId="9" w15:restartNumberingAfterBreak="0">
     <w:nsid w:val="2C2717C0"/>
     <w:multiLevelType w:val="multilevel"/>
     <w:tmpl w:val="C0D65778"/>
@@ -1596,7 +1750,7 @@
       </w:rPr>
     </w:lvl>
   </w:abstractNum>
-  <w:abstractNum w:abstractNumId="9" w15:restartNumberingAfterBreak="0">
+  <w:abstractNum w:abstractNumId="10" w15:restartNumberingAfterBreak="0">
     <w:nsid w:val="2E76118B"/>
     <w:multiLevelType w:val="multilevel"/>
     <w:tmpl w:val="707CCBC4"/>
@@ -1745,7 +1899,7 @@
       </w:rPr>
     </w:lvl>
   </w:abstractNum>
-  <w:abstractNum w:abstractNumId="10" w15:restartNumberingAfterBreak="0">
+  <w:abstractNum w:abstractNumId="11" w15:restartNumberingAfterBreak="0">
     <w:nsid w:val="395E0E12"/>
     <w:multiLevelType w:val="multilevel"/>
     <w:tmpl w:val="15025D94"/>
@@ -1894,7 +2048,7 @@
       </w:rPr>
     </w:lvl>
   </w:abstractNum>
-  <w:abstractNum w:abstractNumId="11" w15:restartNumberingAfterBreak="0">
+  <w:abstractNum w:abstractNumId="12" w15:restartNumberingAfterBreak="0">
     <w:nsid w:val="3A9D602C"/>
     <w:multiLevelType w:val="multilevel"/>
     <w:tmpl w:val="ABF43D6C"/>
@@ -2043,7 +2197,7 @@
       </w:rPr>
     </w:lvl>
   </w:abstractNum>
-  <w:abstractNum w:abstractNumId="12" w15:restartNumberingAfterBreak="0">
+  <w:abstractNum w:abstractNumId="13" w15:restartNumberingAfterBreak="0">
     <w:nsid w:val="3BBF4701"/>
     <w:multiLevelType w:val="multilevel"/>
     <w:tmpl w:val="480A29DA"/>
@@ -2192,7 +2346,7 @@
       </w:rPr>
     </w:lvl>
   </w:abstractNum>
-  <w:abstractNum w:abstractNumId="13" w15:restartNumberingAfterBreak="0">
+  <w:abstractNum w:abstractNumId="14" w15:restartNumberingAfterBreak="0">
     <w:nsid w:val="3C1D6AED"/>
     <w:multiLevelType w:val="multilevel"/>
     <w:tmpl w:val="BFDC0D50"/>
@@ -2341,7 +2495,7 @@
       </w:rPr>
     </w:lvl>
   </w:abstractNum>
-  <w:abstractNum w:abstractNumId="14" w15:restartNumberingAfterBreak="0">
+  <w:abstractNum w:abstractNumId="15" w15:restartNumberingAfterBreak="0">
     <w:nsid w:val="450E5BCD"/>
     <w:multiLevelType w:val="multilevel"/>
     <w:tmpl w:val="10D2BC68"/>
@@ -2490,7 +2644,7 @@
       </w:rPr>
     </w:lvl>
   </w:abstractNum>
-  <w:abstractNum w:abstractNumId="15" w15:restartNumberingAfterBreak="0">
+  <w:abstractNum w:abstractNumId="16" w15:restartNumberingAfterBreak="0">
     <w:nsid w:val="46F43E57"/>
     <w:multiLevelType w:val="multilevel"/>
     <w:tmpl w:val="A87E55DA"/>
@@ -2639,7 +2793,7 @@
       </w:rPr>
     </w:lvl>
   </w:abstractNum>
-  <w:abstractNum w:abstractNumId="16" w15:restartNumberingAfterBreak="0">
+  <w:abstractNum w:abstractNumId="17" w15:restartNumberingAfterBreak="0">
     <w:nsid w:val="48430901"/>
     <w:multiLevelType w:val="multilevel"/>
     <w:tmpl w:val="36245766"/>
@@ -2788,7 +2942,7 @@
       </w:rPr>
     </w:lvl>
   </w:abstractNum>
-  <w:abstractNum w:abstractNumId="17" w15:restartNumberingAfterBreak="0">
+  <w:abstractNum w:abstractNumId="18" w15:restartNumberingAfterBreak="0">
     <w:nsid w:val="49964BBA"/>
     <w:multiLevelType w:val="multilevel"/>
     <w:tmpl w:val="DE643422"/>
@@ -2937,7 +3091,156 @@
       </w:rPr>
     </w:lvl>
   </w:abstractNum>
-  <w:abstractNum w:abstractNumId="18" w15:restartNumberingAfterBreak="0">
+  <w:abstractNum w:abstractNumId="19" w15:restartNumberingAfterBreak="0">
+    <w:nsid w:val="53F10C48"/>
+    <w:multiLevelType w:val="multilevel"/>
+    <w:tmpl w:val="A3C096D8"/>
+    <w:lvl w:ilvl="0">
+      <w:start w:val="1"/>
+      <w:numFmt w:val="bullet"/>
+      <w:lvlText w:val=""/>
+      <w:lvlJc w:val="left"/>
+      <w:pPr>
+        <w:tabs>
+          <w:tab w:val="num" w:pos="720"/>
+        </w:tabs>
+        <w:ind w:left="720" w:hanging="360"/>
+      </w:pPr>
+      <w:rPr>
+        <w:rFonts w:ascii="Symbol" w:hAnsi="Symbol" w:hint="default"/>
+        <w:sz w:val="20"/>
+      </w:rPr>
+    </w:lvl>
+    <w:lvl w:ilvl="1" w:tentative="1">
+      <w:start w:val="1"/>
+      <w:numFmt w:val="bullet"/>
+      <w:lvlText w:val="o"/>
+      <w:lvlJc w:val="left"/>
+      <w:pPr>
+        <w:tabs>
+          <w:tab w:val="num" w:pos="1440"/>
+        </w:tabs>
+        <w:ind w:left="1440" w:hanging="360"/>
+      </w:pPr>
+      <w:rPr>
+        <w:rFonts w:ascii="Courier New" w:hAnsi="Courier New" w:hint="default"/>
+        <w:sz w:val="20"/>
+      </w:rPr>
+    </w:lvl>
+    <w:lvl w:ilvl="2" w:tentative="1">
+      <w:start w:val="1"/>
+      <w:numFmt w:val="bullet"/>
+      <w:lvlText w:val=""/>
+      <w:lvlJc w:val="left"/>
+      <w:pPr>
+        <w:tabs>
+          <w:tab w:val="num" w:pos="2160"/>
+        </w:tabs>
+        <w:ind w:left="2160" w:hanging="360"/>
+      </w:pPr>
+      <w:rPr>
+        <w:rFonts w:ascii="Wingdings" w:hAnsi="Wingdings" w:hint="default"/>
+        <w:sz w:val="20"/>
+      </w:rPr>
+    </w:lvl>
+    <w:lvl w:ilvl="3" w:tentative="1">
+      <w:start w:val="1"/>
+      <w:numFmt w:val="bullet"/>
+      <w:lvlText w:val=""/>
+      <w:lvlJc w:val="left"/>
+      <w:pPr>
+        <w:tabs>
+          <w:tab w:val="num" w:pos="2880"/>
+        </w:tabs>
+        <w:ind w:left="2880" w:hanging="360"/>
+      </w:pPr>
+      <w:rPr>
+        <w:rFonts w:ascii="Wingdings" w:hAnsi="Wingdings" w:hint="default"/>
+        <w:sz w:val="20"/>
+      </w:rPr>
+    </w:lvl>
+    <w:lvl w:ilvl="4" w:tentative="1">
+      <w:start w:val="1"/>
+      <w:numFmt w:val="bullet"/>
+      <w:lvlText w:val=""/>
+      <w:lvlJc w:val="left"/>
+      <w:pPr>
+        <w:tabs>
+          <w:tab w:val="num" w:pos="3600"/>
+        </w:tabs>
+        <w:ind w:left="3600" w:hanging="360"/>
+      </w:pPr>
+      <w:rPr>
+        <w:rFonts w:ascii="Wingdings" w:hAnsi="Wingdings" w:hint="default"/>
+        <w:sz w:val="20"/>
+      </w:rPr>
+    </w:lvl>
+    <w:lvl w:ilvl="5" w:tentative="1">
+      <w:start w:val="1"/>
+      <w:numFmt w:val="bullet"/>
+      <w:lvlText w:val=""/>
+      <w:lvlJc w:val="left"/>
+      <w:pPr>
+        <w:tabs>
+          <w:tab w:val="num" w:pos="4320"/>
+        </w:tabs>
+        <w:ind w:left="4320" w:hanging="360"/>
+      </w:pPr>
+      <w:rPr>
+        <w:rFonts w:ascii="Wingdings" w:hAnsi="Wingdings" w:hint="default"/>
+        <w:sz w:val="20"/>
+      </w:rPr>
+    </w:lvl>
+    <w:lvl w:ilvl="6" w:tentative="1">
+      <w:start w:val="1"/>
+      <w:numFmt w:val="bullet"/>
+      <w:lvlText w:val=""/>
+      <w:lvlJc w:val="left"/>
+      <w:pPr>
+        <w:tabs>
+          <w:tab w:val="num" w:pos="5040"/>
+        </w:tabs>
+        <w:ind w:left="5040" w:hanging="360"/>
+      </w:pPr>
+      <w:rPr>
+        <w:rFonts w:ascii="Wingdings" w:hAnsi="Wingdings" w:hint="default"/>
+        <w:sz w:val="20"/>
+      </w:rPr>
+    </w:lvl>
+    <w:lvl w:ilvl="7" w:tentative="1">
+      <w:start w:val="1"/>
+      <w:numFmt w:val="bullet"/>
+      <w:lvlText w:val=""/>
+      <w:lvlJc w:val="left"/>
+      <w:pPr>
+        <w:tabs>
+          <w:tab w:val="num" w:pos="5760"/>
+        </w:tabs>
+        <w:ind w:left="5760" w:hanging="360"/>
+      </w:pPr>
+      <w:rPr>
+        <w:rFonts w:ascii="Wingdings" w:hAnsi="Wingdings" w:hint="default"/>
+        <w:sz w:val="20"/>
+      </w:rPr>
+    </w:lvl>
+    <w:lvl w:ilvl="8" w:tentative="1">
+      <w:start w:val="1"/>
+      <w:numFmt w:val="bullet"/>
+      <w:lvlText w:val=""/>
+      <w:lvlJc w:val="left"/>
+      <w:pPr>
+        <w:tabs>
+          <w:tab w:val="num" w:pos="6480"/>
+        </w:tabs>
+        <w:ind w:left="6480" w:hanging="360"/>
+      </w:pPr>
+      <w:rPr>
+        <w:rFonts w:ascii="Wingdings" w:hAnsi="Wingdings" w:hint="default"/>
+        <w:sz w:val="20"/>
+      </w:rPr>
+    </w:lvl>
+  </w:abstractNum>
+  <w:abstractNum w:abstractNumId="20" w15:restartNumberingAfterBreak="0">
     <w:nsid w:val="56350650"/>
     <w:multiLevelType w:val="multilevel"/>
     <w:tmpl w:val="D38059CE"/>
@@ -3086,7 +3389,7 @@
       </w:rPr>
     </w:lvl>
   </w:abstractNum>
-  <w:abstractNum w:abstractNumId="19" w15:restartNumberingAfterBreak="0">
+  <w:abstractNum w:abstractNumId="21" w15:restartNumberingAfterBreak="0">
     <w:nsid w:val="56D91AF2"/>
     <w:multiLevelType w:val="multilevel"/>
     <w:tmpl w:val="C25E4C72"/>
@@ -3235,7 +3538,7 @@
       </w:rPr>
     </w:lvl>
   </w:abstractNum>
-  <w:abstractNum w:abstractNumId="20" w15:restartNumberingAfterBreak="0">
+  <w:abstractNum w:abstractNumId="22" w15:restartNumberingAfterBreak="0">
     <w:nsid w:val="59BA7DF6"/>
     <w:multiLevelType w:val="multilevel"/>
     <w:tmpl w:val="58E23C88"/>
@@ -3384,7 +3687,7 @@
       </w:rPr>
     </w:lvl>
   </w:abstractNum>
-  <w:abstractNum w:abstractNumId="21" w15:restartNumberingAfterBreak="0">
+  <w:abstractNum w:abstractNumId="23" w15:restartNumberingAfterBreak="0">
     <w:nsid w:val="60A01466"/>
     <w:multiLevelType w:val="multilevel"/>
     <w:tmpl w:val="A260C060"/>
@@ -3533,7 +3836,7 @@
       </w:rPr>
     </w:lvl>
   </w:abstractNum>
-  <w:abstractNum w:abstractNumId="22" w15:restartNumberingAfterBreak="0">
+  <w:abstractNum w:abstractNumId="24" w15:restartNumberingAfterBreak="0">
     <w:nsid w:val="611A72D5"/>
     <w:multiLevelType w:val="multilevel"/>
     <w:tmpl w:val="596AA9E4"/>
@@ -3682,7 +3985,7 @@
       </w:rPr>
     </w:lvl>
   </w:abstractNum>
-  <w:abstractNum w:abstractNumId="23" w15:restartNumberingAfterBreak="0">
+  <w:abstractNum w:abstractNumId="25" w15:restartNumberingAfterBreak="0">
     <w:nsid w:val="65536748"/>
     <w:multiLevelType w:val="multilevel"/>
     <w:tmpl w:val="11AAE96C"/>
@@ -3831,7 +4134,7 @@
       </w:rPr>
     </w:lvl>
   </w:abstractNum>
-  <w:abstractNum w:abstractNumId="24" w15:restartNumberingAfterBreak="0">
+  <w:abstractNum w:abstractNumId="26" w15:restartNumberingAfterBreak="0">
     <w:nsid w:val="66977F80"/>
     <w:multiLevelType w:val="multilevel"/>
     <w:tmpl w:val="3AC29E7C"/>
@@ -3980,7 +4283,7 @@
       </w:rPr>
     </w:lvl>
   </w:abstractNum>
-  <w:abstractNum w:abstractNumId="25" w15:restartNumberingAfterBreak="0">
+  <w:abstractNum w:abstractNumId="27" w15:restartNumberingAfterBreak="0">
     <w:nsid w:val="66F7606C"/>
     <w:multiLevelType w:val="multilevel"/>
     <w:tmpl w:val="BB30D4D4"/>
@@ -4129,7 +4432,7 @@
       </w:rPr>
     </w:lvl>
   </w:abstractNum>
-  <w:abstractNum w:abstractNumId="26" w15:restartNumberingAfterBreak="0">
+  <w:abstractNum w:abstractNumId="28" w15:restartNumberingAfterBreak="0">
     <w:nsid w:val="68901EA7"/>
     <w:multiLevelType w:val="multilevel"/>
     <w:tmpl w:val="6C743108"/>
@@ -4278,7 +4581,7 @@
       </w:rPr>
     </w:lvl>
   </w:abstractNum>
-  <w:abstractNum w:abstractNumId="27" w15:restartNumberingAfterBreak="0">
+  <w:abstractNum w:abstractNumId="29" w15:restartNumberingAfterBreak="0">
     <w:nsid w:val="6E1030D6"/>
     <w:multiLevelType w:val="multilevel"/>
     <w:tmpl w:val="8DF8ED0C"/>
@@ -4427,7 +4730,7 @@
       </w:rPr>
     </w:lvl>
   </w:abstractNum>
-  <w:abstractNum w:abstractNumId="28" w15:restartNumberingAfterBreak="0">
+  <w:abstractNum w:abstractNumId="30" w15:restartNumberingAfterBreak="0">
     <w:nsid w:val="75B87456"/>
     <w:multiLevelType w:val="multilevel"/>
     <w:tmpl w:val="B05A194E"/>
@@ -4576,7 +4879,7 @@
       </w:rPr>
     </w:lvl>
   </w:abstractNum>
-  <w:abstractNum w:abstractNumId="29" w15:restartNumberingAfterBreak="0">
+  <w:abstractNum w:abstractNumId="31" w15:restartNumberingAfterBreak="0">
     <w:nsid w:val="76352C27"/>
     <w:multiLevelType w:val="multilevel"/>
     <w:tmpl w:val="389653F0"/>
@@ -4725,7 +5028,7 @@
       </w:rPr>
     </w:lvl>
   </w:abstractNum>
-  <w:abstractNum w:abstractNumId="30" w15:restartNumberingAfterBreak="0">
+  <w:abstractNum w:abstractNumId="32" w15:restartNumberingAfterBreak="0">
     <w:nsid w:val="77640CE0"/>
     <w:multiLevelType w:val="multilevel"/>
     <w:tmpl w:val="3058F2D2"/>
@@ -4874,7 +5177,7 @@
       </w:rPr>
     </w:lvl>
   </w:abstractNum>
-  <w:abstractNum w:abstractNumId="31" w15:restartNumberingAfterBreak="0">
+  <w:abstractNum w:abstractNumId="33" w15:restartNumberingAfterBreak="0">
     <w:nsid w:val="7B094912"/>
     <w:multiLevelType w:val="multilevel"/>
     <w:tmpl w:val="EF7ABE96"/>
@@ -5024,100 +5327,106 @@
     </w:lvl>
   </w:abstractNum>
   <w:num w:numId="1" w16cid:durableId="2016882999">
-    <w:abstractNumId w:val="15"/>
+    <w:abstractNumId w:val="16"/>
   </w:num>
   <w:num w:numId="2" w16cid:durableId="1516770254">
-    <w:abstractNumId w:val="20"/>
+    <w:abstractNumId w:val="22"/>
   </w:num>
   <w:num w:numId="3" w16cid:durableId="1279868778">
-    <w:abstractNumId w:val="21"/>
+    <w:abstractNumId w:val="23"/>
   </w:num>
   <w:num w:numId="4" w16cid:durableId="451092406">
     <w:abstractNumId w:val="1"/>
   </w:num>
   <w:num w:numId="5" w16cid:durableId="1514997203">
-    <w:abstractNumId w:val="18"/>
+    <w:abstractNumId w:val="20"/>
   </w:num>
   <w:num w:numId="6" w16cid:durableId="1760128647">
     <w:abstractNumId w:val="3"/>
   </w:num>
   <w:num w:numId="7" w16cid:durableId="1147549999">
-    <w:abstractNumId w:val="10"/>
+    <w:abstractNumId w:val="11"/>
   </w:num>
   <w:num w:numId="8" w16cid:durableId="31079034">
     <w:abstractNumId w:val="2"/>
   </w:num>
   <w:num w:numId="9" w16cid:durableId="445543454">
-    <w:abstractNumId w:val="19"/>
+    <w:abstractNumId w:val="21"/>
   </w:num>
   <w:num w:numId="10" w16cid:durableId="581917086">
-    <w:abstractNumId w:val="26"/>
+    <w:abstractNumId w:val="28"/>
   </w:num>
   <w:num w:numId="11" w16cid:durableId="474028345">
-    <w:abstractNumId w:val="13"/>
+    <w:abstractNumId w:val="14"/>
   </w:num>
   <w:num w:numId="12" w16cid:durableId="1162769715">
-    <w:abstractNumId w:val="17"/>
+    <w:abstractNumId w:val="18"/>
   </w:num>
   <w:num w:numId="13" w16cid:durableId="1345865764">
-    <w:abstractNumId w:val="9"/>
+    <w:abstractNumId w:val="10"/>
   </w:num>
   <w:num w:numId="14" w16cid:durableId="267935931">
-    <w:abstractNumId w:val="22"/>
+    <w:abstractNumId w:val="24"/>
   </w:num>
   <w:num w:numId="15" w16cid:durableId="1521384853">
-    <w:abstractNumId w:val="11"/>
+    <w:abstractNumId w:val="12"/>
   </w:num>
   <w:num w:numId="16" w16cid:durableId="1374573618">
     <w:abstractNumId w:val="6"/>
   </w:num>
   <w:num w:numId="17" w16cid:durableId="1035500579">
-    <w:abstractNumId w:val="27"/>
+    <w:abstractNumId w:val="29"/>
   </w:num>
   <w:num w:numId="18" w16cid:durableId="191649467">
-    <w:abstractNumId w:val="8"/>
+    <w:abstractNumId w:val="9"/>
   </w:num>
   <w:num w:numId="19" w16cid:durableId="1246380804">
-    <w:abstractNumId w:val="23"/>
+    <w:abstractNumId w:val="25"/>
   </w:num>
   <w:num w:numId="20" w16cid:durableId="53889921">
-    <w:abstractNumId w:val="12"/>
+    <w:abstractNumId w:val="13"/>
   </w:num>
   <w:num w:numId="21" w16cid:durableId="648872423">
-    <w:abstractNumId w:val="28"/>
+    <w:abstractNumId w:val="30"/>
   </w:num>
   <w:num w:numId="22" w16cid:durableId="298460962">
     <w:abstractNumId w:val="5"/>
   </w:num>
   <w:num w:numId="23" w16cid:durableId="2137674160">
-    <w:abstractNumId w:val="31"/>
+    <w:abstractNumId w:val="33"/>
   </w:num>
   <w:num w:numId="24" w16cid:durableId="872621242">
     <w:abstractNumId w:val="4"/>
   </w:num>
   <w:num w:numId="25" w16cid:durableId="1309365413">
-    <w:abstractNumId w:val="24"/>
+    <w:abstractNumId w:val="26"/>
   </w:num>
   <w:num w:numId="26" w16cid:durableId="2069181728">
-    <w:abstractNumId w:val="30"/>
+    <w:abstractNumId w:val="32"/>
   </w:num>
   <w:num w:numId="27" w16cid:durableId="873271388">
     <w:abstractNumId w:val="7"/>
   </w:num>
   <w:num w:numId="28" w16cid:durableId="939996546">
-    <w:abstractNumId w:val="16"/>
+    <w:abstractNumId w:val="17"/>
   </w:num>
   <w:num w:numId="29" w16cid:durableId="1130510541">
-    <w:abstractNumId w:val="29"/>
+    <w:abstractNumId w:val="31"/>
   </w:num>
   <w:num w:numId="30" w16cid:durableId="869103372">
-    <w:abstractNumId w:val="14"/>
+    <w:abstractNumId w:val="15"/>
   </w:num>
   <w:num w:numId="31" w16cid:durableId="924654249">
-    <w:abstractNumId w:val="25"/>
+    <w:abstractNumId w:val="27"/>
   </w:num>
   <w:num w:numId="32" w16cid:durableId="1985156001">
     <w:abstractNumId w:val="0"/>
+  </w:num>
+  <w:num w:numId="33" w16cid:durableId="825975558">
+    <w:abstractNumId w:val="19"/>
+  </w:num>
+  <w:num w:numId="34" w16cid:durableId="1092118246">
+    <w:abstractNumId w:val="8"/>
   </w:num>
   <w:numIdMacAtCleanup w:val="2"/>
 </w:numbering>

--- a/data/Market_Read_daily.docx
+++ b/data/Market_Read_daily.docx
@@ -4,7 +4,7 @@
   <w:body>
     <w:p>
       <w:r>
-        <w:t>Market Read: October 31, 2025</w:t>
+        <w:t>Market Read: November 03, 2025</w:t>
       </w:r>
     </w:p>
     <w:p>
@@ -16,7 +16,7 @@
       <w:pPr>
         <w:numPr>
           <w:ilvl w:val="0"/>
-          <w:numId w:val="33"/>
+          <w:numId w:val="35"/>
         </w:numPr>
       </w:pPr>
       <w:r>
@@ -27,128 +27,128 @@
         <w:t>Breadth:</w:t>
       </w:r>
       <w:r>
-        <w:t xml:space="preserve"> 52.4% of names are positive.</w:t>
+        <w:t xml:space="preserve"> 39.0% of names are positive.</w:t>
       </w:r>
     </w:p>
     <w:p>
       <w:pPr>
         <w:numPr>
           <w:ilvl w:val="0"/>
-          <w:numId w:val="33"/>
+          <w:numId w:val="35"/>
         </w:numPr>
       </w:pPr>
       <w:r>
-        <w:t>Information Technology: firm (avg +0.89%).</w:t>
+        <w:t>Information Technology: flat (avg +0.03%).</w:t>
       </w:r>
     </w:p>
     <w:p>
       <w:pPr>
         <w:numPr>
           <w:ilvl w:val="0"/>
-          <w:numId w:val="33"/>
+          <w:numId w:val="35"/>
         </w:numPr>
       </w:pPr>
       <w:r>
-        <w:t>Industrials: firm (avg +0.32%).</w:t>
+        <w:t>Industrials: lagging (avg −0.62%).</w:t>
       </w:r>
     </w:p>
     <w:p>
       <w:pPr>
         <w:numPr>
           <w:ilvl w:val="0"/>
-          <w:numId w:val="33"/>
+          <w:numId w:val="35"/>
         </w:numPr>
       </w:pPr>
       <w:r>
-        <w:t>Consumer Staples: flat (avg −0.04%).</w:t>
+        <w:t>Consumer Staples: lagging (avg −0.73%).</w:t>
       </w:r>
     </w:p>
     <w:p>
       <w:pPr>
         <w:numPr>
           <w:ilvl w:val="0"/>
-          <w:numId w:val="33"/>
+          <w:numId w:val="35"/>
         </w:numPr>
       </w:pPr>
       <w:r>
-        <w:t>Consumer Discretionary: flat (avg −0.02%).</w:t>
+        <w:t>Consumer Discretionary: lagging (avg −0.79%).</w:t>
       </w:r>
     </w:p>
     <w:p>
       <w:pPr>
         <w:numPr>
           <w:ilvl w:val="0"/>
-          <w:numId w:val="33"/>
+          <w:numId w:val="35"/>
         </w:numPr>
       </w:pPr>
       <w:r>
-        <w:t>Financials: firm (avg +0.33%).</w:t>
+        <w:t>Financials: lagging (avg −0.33%).</w:t>
       </w:r>
     </w:p>
     <w:p>
       <w:pPr>
         <w:numPr>
           <w:ilvl w:val="0"/>
-          <w:numId w:val="33"/>
+          <w:numId w:val="35"/>
         </w:numPr>
       </w:pPr>
       <w:r>
-        <w:t>Utilities: lagging (avg −0.73%).</w:t>
+        <w:t>Utilities: flat (avg −0.04%).</w:t>
       </w:r>
     </w:p>
     <w:p>
       <w:pPr>
         <w:numPr>
           <w:ilvl w:val="0"/>
-          <w:numId w:val="33"/>
+          <w:numId w:val="35"/>
         </w:numPr>
       </w:pPr>
       <w:r>
-        <w:t>Real Estate: flat (avg +0.06%).</w:t>
+        <w:t>Real Estate: lagging (avg −0.28%).</w:t>
       </w:r>
     </w:p>
     <w:p>
       <w:pPr>
         <w:numPr>
           <w:ilvl w:val="0"/>
-          <w:numId w:val="33"/>
+          <w:numId w:val="35"/>
         </w:numPr>
       </w:pPr>
       <w:r>
-        <w:t>Materials: flat (avg −0.12%).</w:t>
+        <w:t>Materials: lagging (avg −2.98%).</w:t>
       </w:r>
     </w:p>
     <w:p>
       <w:pPr>
         <w:numPr>
           <w:ilvl w:val="0"/>
-          <w:numId w:val="33"/>
+          <w:numId w:val="35"/>
         </w:numPr>
       </w:pPr>
       <w:r>
-        <w:t>Energy: firm (avg +0.72%).</w:t>
+        <w:t>Energy: firm (avg +0.67%).</w:t>
       </w:r>
     </w:p>
     <w:p>
       <w:pPr>
         <w:numPr>
           <w:ilvl w:val="0"/>
-          <w:numId w:val="33"/>
+          <w:numId w:val="35"/>
         </w:numPr>
       </w:pPr>
       <w:r>
-        <w:t>Health Care: flat (avg −0.16%).</w:t>
+        <w:t>Health Care: flat (avg +0.18%).</w:t>
       </w:r>
     </w:p>
     <w:p>
       <w:pPr>
         <w:numPr>
           <w:ilvl w:val="0"/>
-          <w:numId w:val="33"/>
+          <w:numId w:val="35"/>
         </w:numPr>
       </w:pPr>
       <w:r>
-        <w:t>Communication Services: firm (avg +0.73%).</w:t>
+        <w:t>Communication Services: lagging (avg −1.27%).</w:t>
       </w:r>
     </w:p>
     <w:p>
@@ -160,93 +160,88 @@
       <w:pPr>
         <w:numPr>
           <w:ilvl w:val="0"/>
-          <w:numId w:val="34"/>
+          <w:numId w:val="36"/>
         </w:numPr>
       </w:pPr>
       <w:r>
-        <w:t>Gold: lagging (avg −0.54%).</w:t>
+        <w:t>Gold: flat (avg +0.18%).</w:t>
       </w:r>
     </w:p>
     <w:p>
       <w:pPr>
         <w:numPr>
           <w:ilvl w:val="0"/>
-          <w:numId w:val="34"/>
+          <w:numId w:val="36"/>
         </w:numPr>
       </w:pPr>
       <w:r>
-        <w:t>USD: firm (avg +0.28%).</w:t>
+        <w:t>USD: flat (avg +0.07%).</w:t>
       </w:r>
     </w:p>
     <w:p>
       <w:pPr>
         <w:numPr>
           <w:ilvl w:val="0"/>
-          <w:numId w:val="34"/>
+          <w:numId w:val="36"/>
         </w:numPr>
       </w:pPr>
       <w:r>
-        <w:t>Yields: flat (avg +0.20%).</w:t>
+        <w:t>Yields: flat (avg +0.16%).</w:t>
       </w:r>
     </w:p>
     <w:p>
       <w:pPr>
         <w:numPr>
           <w:ilvl w:val="0"/>
-          <w:numId w:val="34"/>
+          <w:numId w:val="36"/>
         </w:numPr>
       </w:pPr>
       <w:r>
-        <w:t>Bonds: flat (avg −0.11%).</w:t>
+        <w:t>Bonds: lagging (avg −0.50%).</w:t>
       </w:r>
     </w:p>
     <w:p>
       <w:pPr>
         <w:numPr>
           <w:ilvl w:val="0"/>
-          <w:numId w:val="34"/>
+          <w:numId w:val="36"/>
         </w:numPr>
       </w:pPr>
       <w:r>
         <w:lastRenderedPageBreak/>
-        <w:t>Energy complex: leading (avg +2.27%).</w:t>
+        <w:t>Energy complex: leading (avg +2.05%).</w:t>
       </w:r>
     </w:p>
     <w:p>
       <w:r>
-        <w:t xml:space="preserve">Bottom line: Mixed tone with modestly positive breadth and leadership in growth-oriented and cyclically sensitive groups like Tech, Communication Services, and Energy. Weak gold with a firmer dollar and steady yields suggests </w:t>
+        <w:t xml:space="preserve">Bottom line: Weak breadth and broad sector softness highlight a cautious tone, with only Energy showing meaningful strength. </w:t>
+      </w:r>
+      <w:bookmarkStart w:id="0" w:name="_Hlk213093185"/>
+      <w:r>
+        <w:t xml:space="preserve">Macro indicators were muted—gold, dollar, and yields all relatively steady—which points to a </w:t>
       </w:r>
       <w:r>
         <w:rPr>
           <w:b/>
           <w:bCs/>
         </w:rPr>
-        <w:t>inflation expectations remain elevated</w:t>
+        <w:t>pause in directional conviction</w:t>
       </w:r>
       <w:r>
-        <w:t xml:space="preserve"> while growth sentiment holds up. Markets are balancing </w:t>
+        <w:t xml:space="preserve">. Markets appear to be </w:t>
       </w:r>
       <w:r>
         <w:rPr>
           <w:b/>
           <w:bCs/>
         </w:rPr>
-        <w:t>resilient growth signals</w:t>
+        <w:t>waiting for clearer signals on both growth and inflation</w:t>
       </w:r>
       <w:r>
-        <w:t xml:space="preserve"> with </w:t>
-      </w:r>
-      <w:r>
-        <w:rPr>
-          <w:b/>
-          <w:bCs/>
-        </w:rPr>
-        <w:t>persistent inflation pressures</w:t>
-      </w:r>
-      <w:r>
-        <w:t>, favoring selective risk exposure rather than broad positioning.</w:t>
+        <w:t>, favoring selective exposure and risk discipline over broad allocation.</w:t>
       </w:r>
     </w:p>
+    <w:bookmarkEnd w:id="0"/>
     <w:p/>
     <w:sectPr>
       <w:pgSz w:w="15840" w:h="12240" w:orient="landscape"/>
@@ -4582,6 +4577,155 @@
     </w:lvl>
   </w:abstractNum>
   <w:abstractNum w:abstractNumId="29" w15:restartNumberingAfterBreak="0">
+    <w:nsid w:val="6C194418"/>
+    <w:multiLevelType w:val="multilevel"/>
+    <w:tmpl w:val="39943626"/>
+    <w:lvl w:ilvl="0">
+      <w:start w:val="1"/>
+      <w:numFmt w:val="bullet"/>
+      <w:lvlText w:val=""/>
+      <w:lvlJc w:val="left"/>
+      <w:pPr>
+        <w:tabs>
+          <w:tab w:val="num" w:pos="720"/>
+        </w:tabs>
+        <w:ind w:left="720" w:hanging="360"/>
+      </w:pPr>
+      <w:rPr>
+        <w:rFonts w:ascii="Symbol" w:hAnsi="Symbol" w:hint="default"/>
+        <w:sz w:val="20"/>
+      </w:rPr>
+    </w:lvl>
+    <w:lvl w:ilvl="1" w:tentative="1">
+      <w:start w:val="1"/>
+      <w:numFmt w:val="bullet"/>
+      <w:lvlText w:val="o"/>
+      <w:lvlJc w:val="left"/>
+      <w:pPr>
+        <w:tabs>
+          <w:tab w:val="num" w:pos="1440"/>
+        </w:tabs>
+        <w:ind w:left="1440" w:hanging="360"/>
+      </w:pPr>
+      <w:rPr>
+        <w:rFonts w:ascii="Courier New" w:hAnsi="Courier New" w:hint="default"/>
+        <w:sz w:val="20"/>
+      </w:rPr>
+    </w:lvl>
+    <w:lvl w:ilvl="2" w:tentative="1">
+      <w:start w:val="1"/>
+      <w:numFmt w:val="bullet"/>
+      <w:lvlText w:val=""/>
+      <w:lvlJc w:val="left"/>
+      <w:pPr>
+        <w:tabs>
+          <w:tab w:val="num" w:pos="2160"/>
+        </w:tabs>
+        <w:ind w:left="2160" w:hanging="360"/>
+      </w:pPr>
+      <w:rPr>
+        <w:rFonts w:ascii="Wingdings" w:hAnsi="Wingdings" w:hint="default"/>
+        <w:sz w:val="20"/>
+      </w:rPr>
+    </w:lvl>
+    <w:lvl w:ilvl="3" w:tentative="1">
+      <w:start w:val="1"/>
+      <w:numFmt w:val="bullet"/>
+      <w:lvlText w:val=""/>
+      <w:lvlJc w:val="left"/>
+      <w:pPr>
+        <w:tabs>
+          <w:tab w:val="num" w:pos="2880"/>
+        </w:tabs>
+        <w:ind w:left="2880" w:hanging="360"/>
+      </w:pPr>
+      <w:rPr>
+        <w:rFonts w:ascii="Wingdings" w:hAnsi="Wingdings" w:hint="default"/>
+        <w:sz w:val="20"/>
+      </w:rPr>
+    </w:lvl>
+    <w:lvl w:ilvl="4" w:tentative="1">
+      <w:start w:val="1"/>
+      <w:numFmt w:val="bullet"/>
+      <w:lvlText w:val=""/>
+      <w:lvlJc w:val="left"/>
+      <w:pPr>
+        <w:tabs>
+          <w:tab w:val="num" w:pos="3600"/>
+        </w:tabs>
+        <w:ind w:left="3600" w:hanging="360"/>
+      </w:pPr>
+      <w:rPr>
+        <w:rFonts w:ascii="Wingdings" w:hAnsi="Wingdings" w:hint="default"/>
+        <w:sz w:val="20"/>
+      </w:rPr>
+    </w:lvl>
+    <w:lvl w:ilvl="5" w:tentative="1">
+      <w:start w:val="1"/>
+      <w:numFmt w:val="bullet"/>
+      <w:lvlText w:val=""/>
+      <w:lvlJc w:val="left"/>
+      <w:pPr>
+        <w:tabs>
+          <w:tab w:val="num" w:pos="4320"/>
+        </w:tabs>
+        <w:ind w:left="4320" w:hanging="360"/>
+      </w:pPr>
+      <w:rPr>
+        <w:rFonts w:ascii="Wingdings" w:hAnsi="Wingdings" w:hint="default"/>
+        <w:sz w:val="20"/>
+      </w:rPr>
+    </w:lvl>
+    <w:lvl w:ilvl="6" w:tentative="1">
+      <w:start w:val="1"/>
+      <w:numFmt w:val="bullet"/>
+      <w:lvlText w:val=""/>
+      <w:lvlJc w:val="left"/>
+      <w:pPr>
+        <w:tabs>
+          <w:tab w:val="num" w:pos="5040"/>
+        </w:tabs>
+        <w:ind w:left="5040" w:hanging="360"/>
+      </w:pPr>
+      <w:rPr>
+        <w:rFonts w:ascii="Wingdings" w:hAnsi="Wingdings" w:hint="default"/>
+        <w:sz w:val="20"/>
+      </w:rPr>
+    </w:lvl>
+    <w:lvl w:ilvl="7" w:tentative="1">
+      <w:start w:val="1"/>
+      <w:numFmt w:val="bullet"/>
+      <w:lvlText w:val=""/>
+      <w:lvlJc w:val="left"/>
+      <w:pPr>
+        <w:tabs>
+          <w:tab w:val="num" w:pos="5760"/>
+        </w:tabs>
+        <w:ind w:left="5760" w:hanging="360"/>
+      </w:pPr>
+      <w:rPr>
+        <w:rFonts w:ascii="Wingdings" w:hAnsi="Wingdings" w:hint="default"/>
+        <w:sz w:val="20"/>
+      </w:rPr>
+    </w:lvl>
+    <w:lvl w:ilvl="8" w:tentative="1">
+      <w:start w:val="1"/>
+      <w:numFmt w:val="bullet"/>
+      <w:lvlText w:val=""/>
+      <w:lvlJc w:val="left"/>
+      <w:pPr>
+        <w:tabs>
+          <w:tab w:val="num" w:pos="6480"/>
+        </w:tabs>
+        <w:ind w:left="6480" w:hanging="360"/>
+      </w:pPr>
+      <w:rPr>
+        <w:rFonts w:ascii="Wingdings" w:hAnsi="Wingdings" w:hint="default"/>
+        <w:sz w:val="20"/>
+      </w:rPr>
+    </w:lvl>
+  </w:abstractNum>
+  <w:abstractNum w:abstractNumId="30" w15:restartNumberingAfterBreak="0">
     <w:nsid w:val="6E1030D6"/>
     <w:multiLevelType w:val="multilevel"/>
     <w:tmpl w:val="8DF8ED0C"/>
@@ -4730,7 +4874,7 @@
       </w:rPr>
     </w:lvl>
   </w:abstractNum>
-  <w:abstractNum w:abstractNumId="30" w15:restartNumberingAfterBreak="0">
+  <w:abstractNum w:abstractNumId="31" w15:restartNumberingAfterBreak="0">
     <w:nsid w:val="75B87456"/>
     <w:multiLevelType w:val="multilevel"/>
     <w:tmpl w:val="B05A194E"/>
@@ -4879,7 +5023,7 @@
       </w:rPr>
     </w:lvl>
   </w:abstractNum>
-  <w:abstractNum w:abstractNumId="31" w15:restartNumberingAfterBreak="0">
+  <w:abstractNum w:abstractNumId="32" w15:restartNumberingAfterBreak="0">
     <w:nsid w:val="76352C27"/>
     <w:multiLevelType w:val="multilevel"/>
     <w:tmpl w:val="389653F0"/>
@@ -5028,7 +5172,7 @@
       </w:rPr>
     </w:lvl>
   </w:abstractNum>
-  <w:abstractNum w:abstractNumId="32" w15:restartNumberingAfterBreak="0">
+  <w:abstractNum w:abstractNumId="33" w15:restartNumberingAfterBreak="0">
     <w:nsid w:val="77640CE0"/>
     <w:multiLevelType w:val="multilevel"/>
     <w:tmpl w:val="3058F2D2"/>
@@ -5177,10 +5321,159 @@
       </w:rPr>
     </w:lvl>
   </w:abstractNum>
-  <w:abstractNum w:abstractNumId="33" w15:restartNumberingAfterBreak="0">
+  <w:abstractNum w:abstractNumId="34" w15:restartNumberingAfterBreak="0">
     <w:nsid w:val="7B094912"/>
     <w:multiLevelType w:val="multilevel"/>
     <w:tmpl w:val="EF7ABE96"/>
+    <w:lvl w:ilvl="0">
+      <w:start w:val="1"/>
+      <w:numFmt w:val="bullet"/>
+      <w:lvlText w:val=""/>
+      <w:lvlJc w:val="left"/>
+      <w:pPr>
+        <w:tabs>
+          <w:tab w:val="num" w:pos="720"/>
+        </w:tabs>
+        <w:ind w:left="720" w:hanging="360"/>
+      </w:pPr>
+      <w:rPr>
+        <w:rFonts w:ascii="Symbol" w:hAnsi="Symbol" w:hint="default"/>
+        <w:sz w:val="20"/>
+      </w:rPr>
+    </w:lvl>
+    <w:lvl w:ilvl="1" w:tentative="1">
+      <w:start w:val="1"/>
+      <w:numFmt w:val="bullet"/>
+      <w:lvlText w:val="o"/>
+      <w:lvlJc w:val="left"/>
+      <w:pPr>
+        <w:tabs>
+          <w:tab w:val="num" w:pos="1440"/>
+        </w:tabs>
+        <w:ind w:left="1440" w:hanging="360"/>
+      </w:pPr>
+      <w:rPr>
+        <w:rFonts w:ascii="Courier New" w:hAnsi="Courier New" w:hint="default"/>
+        <w:sz w:val="20"/>
+      </w:rPr>
+    </w:lvl>
+    <w:lvl w:ilvl="2" w:tentative="1">
+      <w:start w:val="1"/>
+      <w:numFmt w:val="bullet"/>
+      <w:lvlText w:val=""/>
+      <w:lvlJc w:val="left"/>
+      <w:pPr>
+        <w:tabs>
+          <w:tab w:val="num" w:pos="2160"/>
+        </w:tabs>
+        <w:ind w:left="2160" w:hanging="360"/>
+      </w:pPr>
+      <w:rPr>
+        <w:rFonts w:ascii="Wingdings" w:hAnsi="Wingdings" w:hint="default"/>
+        <w:sz w:val="20"/>
+      </w:rPr>
+    </w:lvl>
+    <w:lvl w:ilvl="3" w:tentative="1">
+      <w:start w:val="1"/>
+      <w:numFmt w:val="bullet"/>
+      <w:lvlText w:val=""/>
+      <w:lvlJc w:val="left"/>
+      <w:pPr>
+        <w:tabs>
+          <w:tab w:val="num" w:pos="2880"/>
+        </w:tabs>
+        <w:ind w:left="2880" w:hanging="360"/>
+      </w:pPr>
+      <w:rPr>
+        <w:rFonts w:ascii="Wingdings" w:hAnsi="Wingdings" w:hint="default"/>
+        <w:sz w:val="20"/>
+      </w:rPr>
+    </w:lvl>
+    <w:lvl w:ilvl="4" w:tentative="1">
+      <w:start w:val="1"/>
+      <w:numFmt w:val="bullet"/>
+      <w:lvlText w:val=""/>
+      <w:lvlJc w:val="left"/>
+      <w:pPr>
+        <w:tabs>
+          <w:tab w:val="num" w:pos="3600"/>
+        </w:tabs>
+        <w:ind w:left="3600" w:hanging="360"/>
+      </w:pPr>
+      <w:rPr>
+        <w:rFonts w:ascii="Wingdings" w:hAnsi="Wingdings" w:hint="default"/>
+        <w:sz w:val="20"/>
+      </w:rPr>
+    </w:lvl>
+    <w:lvl w:ilvl="5" w:tentative="1">
+      <w:start w:val="1"/>
+      <w:numFmt w:val="bullet"/>
+      <w:lvlText w:val=""/>
+      <w:lvlJc w:val="left"/>
+      <w:pPr>
+        <w:tabs>
+          <w:tab w:val="num" w:pos="4320"/>
+        </w:tabs>
+        <w:ind w:left="4320" w:hanging="360"/>
+      </w:pPr>
+      <w:rPr>
+        <w:rFonts w:ascii="Wingdings" w:hAnsi="Wingdings" w:hint="default"/>
+        <w:sz w:val="20"/>
+      </w:rPr>
+    </w:lvl>
+    <w:lvl w:ilvl="6" w:tentative="1">
+      <w:start w:val="1"/>
+      <w:numFmt w:val="bullet"/>
+      <w:lvlText w:val=""/>
+      <w:lvlJc w:val="left"/>
+      <w:pPr>
+        <w:tabs>
+          <w:tab w:val="num" w:pos="5040"/>
+        </w:tabs>
+        <w:ind w:left="5040" w:hanging="360"/>
+      </w:pPr>
+      <w:rPr>
+        <w:rFonts w:ascii="Wingdings" w:hAnsi="Wingdings" w:hint="default"/>
+        <w:sz w:val="20"/>
+      </w:rPr>
+    </w:lvl>
+    <w:lvl w:ilvl="7" w:tentative="1">
+      <w:start w:val="1"/>
+      <w:numFmt w:val="bullet"/>
+      <w:lvlText w:val=""/>
+      <w:lvlJc w:val="left"/>
+      <w:pPr>
+        <w:tabs>
+          <w:tab w:val="num" w:pos="5760"/>
+        </w:tabs>
+        <w:ind w:left="5760" w:hanging="360"/>
+      </w:pPr>
+      <w:rPr>
+        <w:rFonts w:ascii="Wingdings" w:hAnsi="Wingdings" w:hint="default"/>
+        <w:sz w:val="20"/>
+      </w:rPr>
+    </w:lvl>
+    <w:lvl w:ilvl="8" w:tentative="1">
+      <w:start w:val="1"/>
+      <w:numFmt w:val="bullet"/>
+      <w:lvlText w:val=""/>
+      <w:lvlJc w:val="left"/>
+      <w:pPr>
+        <w:tabs>
+          <w:tab w:val="num" w:pos="6480"/>
+        </w:tabs>
+        <w:ind w:left="6480" w:hanging="360"/>
+      </w:pPr>
+      <w:rPr>
+        <w:rFonts w:ascii="Wingdings" w:hAnsi="Wingdings" w:hint="default"/>
+        <w:sz w:val="20"/>
+      </w:rPr>
+    </w:lvl>
+  </w:abstractNum>
+  <w:abstractNum w:abstractNumId="35" w15:restartNumberingAfterBreak="0">
+    <w:nsid w:val="7D2A0D5A"/>
+    <w:multiLevelType w:val="multilevel"/>
+    <w:tmpl w:val="B9D6C638"/>
     <w:lvl w:ilvl="0">
       <w:start w:val="1"/>
       <w:numFmt w:val="bullet"/>
@@ -5375,7 +5668,7 @@
     <w:abstractNumId w:val="6"/>
   </w:num>
   <w:num w:numId="17" w16cid:durableId="1035500579">
-    <w:abstractNumId w:val="29"/>
+    <w:abstractNumId w:val="30"/>
   </w:num>
   <w:num w:numId="18" w16cid:durableId="191649467">
     <w:abstractNumId w:val="9"/>
@@ -5387,13 +5680,13 @@
     <w:abstractNumId w:val="13"/>
   </w:num>
   <w:num w:numId="21" w16cid:durableId="648872423">
-    <w:abstractNumId w:val="30"/>
+    <w:abstractNumId w:val="31"/>
   </w:num>
   <w:num w:numId="22" w16cid:durableId="298460962">
     <w:abstractNumId w:val="5"/>
   </w:num>
   <w:num w:numId="23" w16cid:durableId="2137674160">
-    <w:abstractNumId w:val="33"/>
+    <w:abstractNumId w:val="34"/>
   </w:num>
   <w:num w:numId="24" w16cid:durableId="872621242">
     <w:abstractNumId w:val="4"/>
@@ -5402,7 +5695,7 @@
     <w:abstractNumId w:val="26"/>
   </w:num>
   <w:num w:numId="26" w16cid:durableId="2069181728">
-    <w:abstractNumId w:val="32"/>
+    <w:abstractNumId w:val="33"/>
   </w:num>
   <w:num w:numId="27" w16cid:durableId="873271388">
     <w:abstractNumId w:val="7"/>
@@ -5411,7 +5704,7 @@
     <w:abstractNumId w:val="17"/>
   </w:num>
   <w:num w:numId="29" w16cid:durableId="1130510541">
-    <w:abstractNumId w:val="31"/>
+    <w:abstractNumId w:val="32"/>
   </w:num>
   <w:num w:numId="30" w16cid:durableId="869103372">
     <w:abstractNumId w:val="15"/>
@@ -5427,6 +5720,12 @@
   </w:num>
   <w:num w:numId="34" w16cid:durableId="1092118246">
     <w:abstractNumId w:val="8"/>
+  </w:num>
+  <w:num w:numId="35" w16cid:durableId="1618566016">
+    <w:abstractNumId w:val="29"/>
+  </w:num>
+  <w:num w:numId="36" w16cid:durableId="130250717">
+    <w:abstractNumId w:val="35"/>
   </w:num>
   <w:numIdMacAtCleanup w:val="2"/>
 </w:numbering>

--- a/data/Market_Read_daily.docx
+++ b/data/Market_Read_daily.docx
@@ -4,7 +4,7 @@
   <w:body>
     <w:p>
       <w:r>
-        <w:t>Market Read: November 03, 2025</w:t>
+        <w:t>Market Read: November 06, 2025</w:t>
       </w:r>
     </w:p>
     <w:p>
@@ -16,7 +16,7 @@
       <w:pPr>
         <w:numPr>
           <w:ilvl w:val="0"/>
-          <w:numId w:val="35"/>
+          <w:numId w:val="37"/>
         </w:numPr>
       </w:pPr>
       <w:r>
@@ -27,128 +27,128 @@
         <w:t>Breadth:</w:t>
       </w:r>
       <w:r>
-        <w:t xml:space="preserve"> 39.0% of names are positive.</w:t>
+        <w:t xml:space="preserve"> 33.1% of names are positive.</w:t>
       </w:r>
     </w:p>
     <w:p>
       <w:pPr>
         <w:numPr>
           <w:ilvl w:val="0"/>
-          <w:numId w:val="35"/>
+          <w:numId w:val="37"/>
         </w:numPr>
       </w:pPr>
       <w:r>
-        <w:t>Information Technology: flat (avg +0.03%).</w:t>
+        <w:t>Information Technology: lagging (avg −1.51%).</w:t>
       </w:r>
     </w:p>
     <w:p>
       <w:pPr>
         <w:numPr>
           <w:ilvl w:val="0"/>
-          <w:numId w:val="35"/>
+          <w:numId w:val="37"/>
         </w:numPr>
       </w:pPr>
       <w:r>
-        <w:t>Industrials: lagging (avg −0.62%).</w:t>
+        <w:t>Industrials: lagging (avg −0.88%).</w:t>
       </w:r>
     </w:p>
     <w:p>
       <w:pPr>
         <w:numPr>
           <w:ilvl w:val="0"/>
-          <w:numId w:val="35"/>
+          <w:numId w:val="37"/>
         </w:numPr>
       </w:pPr>
       <w:r>
-        <w:t>Consumer Staples: lagging (avg −0.73%).</w:t>
+        <w:t>Consumer Staples: lagging (avg −0.90%).</w:t>
       </w:r>
     </w:p>
     <w:p>
       <w:pPr>
         <w:numPr>
           <w:ilvl w:val="0"/>
-          <w:numId w:val="35"/>
+          <w:numId w:val="37"/>
         </w:numPr>
       </w:pPr>
       <w:r>
-        <w:t>Consumer Discretionary: lagging (avg −0.79%).</w:t>
+        <w:t>Consumer Discretionary: lagging (avg −2.11%).</w:t>
       </w:r>
     </w:p>
     <w:p>
       <w:pPr>
         <w:numPr>
           <w:ilvl w:val="0"/>
-          <w:numId w:val="35"/>
+          <w:numId w:val="37"/>
         </w:numPr>
       </w:pPr>
       <w:r>
-        <w:t>Financials: lagging (avg −0.33%).</w:t>
+        <w:t>Financials: lagging (avg −0.51%).</w:t>
       </w:r>
     </w:p>
     <w:p>
       <w:pPr>
         <w:numPr>
           <w:ilvl w:val="0"/>
-          <w:numId w:val="35"/>
+          <w:numId w:val="37"/>
         </w:numPr>
       </w:pPr>
       <w:r>
-        <w:t>Utilities: flat (avg −0.04%).</w:t>
+        <w:t>Utilities: lagging (avg −0.28%).</w:t>
       </w:r>
     </w:p>
     <w:p>
       <w:pPr>
         <w:numPr>
           <w:ilvl w:val="0"/>
-          <w:numId w:val="35"/>
+          <w:numId w:val="37"/>
         </w:numPr>
       </w:pPr>
       <w:r>
-        <w:t>Real Estate: lagging (avg −0.28%).</w:t>
+        <w:t>Real Estate: lagging (avg −0.63%).</w:t>
       </w:r>
     </w:p>
     <w:p>
       <w:pPr>
         <w:numPr>
           <w:ilvl w:val="0"/>
-          <w:numId w:val="35"/>
+          <w:numId w:val="37"/>
         </w:numPr>
       </w:pPr>
       <w:r>
-        <w:t>Materials: lagging (avg −2.98%).</w:t>
+        <w:t>Materials: lagging (avg −0.90%).</w:t>
       </w:r>
     </w:p>
     <w:p>
       <w:pPr>
         <w:numPr>
           <w:ilvl w:val="0"/>
-          <w:numId w:val="35"/>
+          <w:numId w:val="37"/>
         </w:numPr>
       </w:pPr>
       <w:r>
-        <w:t>Energy: firm (avg +0.67%).</w:t>
+        <w:t>Energy: leading (avg +1.95%).</w:t>
       </w:r>
     </w:p>
     <w:p>
       <w:pPr>
         <w:numPr>
           <w:ilvl w:val="0"/>
-          <w:numId w:val="35"/>
+          <w:numId w:val="37"/>
         </w:numPr>
       </w:pPr>
       <w:r>
-        <w:t>Health Care: flat (avg +0.18%).</w:t>
+        <w:t>Health Care: flat (avg −0.23%).</w:t>
       </w:r>
     </w:p>
     <w:p>
       <w:pPr>
         <w:numPr>
           <w:ilvl w:val="0"/>
-          <w:numId w:val="35"/>
+          <w:numId w:val="37"/>
         </w:numPr>
       </w:pPr>
       <w:r>
-        <w:t>Communication Services: lagging (avg −1.27%).</w:t>
+        <w:t>Communication Services: lagging (avg −1.00%).</w:t>
       </w:r>
     </w:p>
     <w:p>
@@ -160,85 +160,95 @@
       <w:pPr>
         <w:numPr>
           <w:ilvl w:val="0"/>
-          <w:numId w:val="36"/>
+          <w:numId w:val="38"/>
         </w:numPr>
       </w:pPr>
       <w:r>
-        <w:t>Gold: flat (avg +0.18%).</w:t>
+        <w:t>Gold: flat (avg −0.12%).</w:t>
       </w:r>
     </w:p>
     <w:p>
       <w:pPr>
         <w:numPr>
           <w:ilvl w:val="0"/>
-          <w:numId w:val="36"/>
+          <w:numId w:val="38"/>
         </w:numPr>
       </w:pPr>
       <w:r>
-        <w:t>USD: flat (avg +0.07%).</w:t>
+        <w:t>USD: lagging (avg −0.53%).</w:t>
       </w:r>
     </w:p>
     <w:p>
       <w:pPr>
         <w:numPr>
           <w:ilvl w:val="0"/>
-          <w:numId w:val="36"/>
+          <w:numId w:val="38"/>
         </w:numPr>
       </w:pPr>
       <w:r>
-        <w:t>Yields: flat (avg +0.16%).</w:t>
+        <w:t>Yields: lagging (avg −1.52%).</w:t>
       </w:r>
     </w:p>
     <w:p>
       <w:pPr>
         <w:numPr>
           <w:ilvl w:val="0"/>
-          <w:numId w:val="36"/>
+          <w:numId w:val="38"/>
         </w:numPr>
       </w:pPr>
       <w:r>
-        <w:t>Bonds: lagging (avg −0.50%).</w:t>
+        <w:t>Bonds: firm (avg +0.47%).</w:t>
       </w:r>
     </w:p>
     <w:p>
       <w:pPr>
         <w:numPr>
           <w:ilvl w:val="0"/>
-          <w:numId w:val="36"/>
+          <w:numId w:val="38"/>
         </w:numPr>
       </w:pPr>
       <w:r>
         <w:lastRenderedPageBreak/>
-        <w:t>Energy complex: leading (avg +2.05%).</w:t>
+        <w:t>Energy complex: leading (avg +1.88%).</w:t>
       </w:r>
     </w:p>
     <w:p>
       <w:r>
-        <w:t xml:space="preserve">Bottom line: Weak breadth and broad sector softness highlight a cautious tone, with only Energy showing meaningful strength. </w:t>
+        <w:t xml:space="preserve">Bottom line: Broad weakness across equities with Energy the lone standout. </w:t>
       </w:r>
-      <w:bookmarkStart w:id="0" w:name="_Hlk213093185"/>
+      <w:bookmarkStart w:id="0" w:name="_Hlk213352041"/>
       <w:r>
-        <w:t xml:space="preserve">Macro indicators were muted—gold, dollar, and yields all relatively steady—which points to a </w:t>
+        <w:t xml:space="preserve">Falling yields and a softer dollar point to </w:t>
       </w:r>
       <w:r>
         <w:rPr>
           <w:b/>
           <w:bCs/>
         </w:rPr>
-        <w:t>pause in directional conviction</w:t>
+        <w:t>waning inflation pressures</w:t>
       </w:r>
       <w:r>
-        <w:t xml:space="preserve">. Markets appear to be </w:t>
+        <w:t xml:space="preserve">, but risk appetite remains muted as investors question </w:t>
       </w:r>
       <w:r>
         <w:rPr>
           <w:b/>
           <w:bCs/>
         </w:rPr>
-        <w:t>waiting for clearer signals on both growth and inflation</w:t>
+        <w:t>growth durability</w:t>
       </w:r>
       <w:r>
-        <w:t>, favoring selective exposure and risk discipline over broad allocation.</w:t>
+        <w:t>. The setup reflects a cautious tone—</w:t>
+      </w:r>
+      <w:r>
+        <w:rPr>
+          <w:b/>
+          <w:bCs/>
+        </w:rPr>
+        <w:t>risk-off across most sectors</w:t>
+      </w:r>
+      <w:r>
+        <w:t>, while macro signals suggest an early rotation toward safety and duration.</w:t>
       </w:r>
     </w:p>
     <w:bookmarkEnd w:id="0"/>
@@ -3087,6 +3097,155 @@
     </w:lvl>
   </w:abstractNum>
   <w:abstractNum w:abstractNumId="19" w15:restartNumberingAfterBreak="0">
+    <w:nsid w:val="4B2A51D6"/>
+    <w:multiLevelType w:val="multilevel"/>
+    <w:tmpl w:val="75967EE2"/>
+    <w:lvl w:ilvl="0">
+      <w:start w:val="1"/>
+      <w:numFmt w:val="bullet"/>
+      <w:lvlText w:val=""/>
+      <w:lvlJc w:val="left"/>
+      <w:pPr>
+        <w:tabs>
+          <w:tab w:val="num" w:pos="720"/>
+        </w:tabs>
+        <w:ind w:left="720" w:hanging="360"/>
+      </w:pPr>
+      <w:rPr>
+        <w:rFonts w:ascii="Symbol" w:hAnsi="Symbol" w:hint="default"/>
+        <w:sz w:val="20"/>
+      </w:rPr>
+    </w:lvl>
+    <w:lvl w:ilvl="1" w:tentative="1">
+      <w:start w:val="1"/>
+      <w:numFmt w:val="bullet"/>
+      <w:lvlText w:val="o"/>
+      <w:lvlJc w:val="left"/>
+      <w:pPr>
+        <w:tabs>
+          <w:tab w:val="num" w:pos="1440"/>
+        </w:tabs>
+        <w:ind w:left="1440" w:hanging="360"/>
+      </w:pPr>
+      <w:rPr>
+        <w:rFonts w:ascii="Courier New" w:hAnsi="Courier New" w:hint="default"/>
+        <w:sz w:val="20"/>
+      </w:rPr>
+    </w:lvl>
+    <w:lvl w:ilvl="2" w:tentative="1">
+      <w:start w:val="1"/>
+      <w:numFmt w:val="bullet"/>
+      <w:lvlText w:val=""/>
+      <w:lvlJc w:val="left"/>
+      <w:pPr>
+        <w:tabs>
+          <w:tab w:val="num" w:pos="2160"/>
+        </w:tabs>
+        <w:ind w:left="2160" w:hanging="360"/>
+      </w:pPr>
+      <w:rPr>
+        <w:rFonts w:ascii="Wingdings" w:hAnsi="Wingdings" w:hint="default"/>
+        <w:sz w:val="20"/>
+      </w:rPr>
+    </w:lvl>
+    <w:lvl w:ilvl="3" w:tentative="1">
+      <w:start w:val="1"/>
+      <w:numFmt w:val="bullet"/>
+      <w:lvlText w:val=""/>
+      <w:lvlJc w:val="left"/>
+      <w:pPr>
+        <w:tabs>
+          <w:tab w:val="num" w:pos="2880"/>
+        </w:tabs>
+        <w:ind w:left="2880" w:hanging="360"/>
+      </w:pPr>
+      <w:rPr>
+        <w:rFonts w:ascii="Wingdings" w:hAnsi="Wingdings" w:hint="default"/>
+        <w:sz w:val="20"/>
+      </w:rPr>
+    </w:lvl>
+    <w:lvl w:ilvl="4" w:tentative="1">
+      <w:start w:val="1"/>
+      <w:numFmt w:val="bullet"/>
+      <w:lvlText w:val=""/>
+      <w:lvlJc w:val="left"/>
+      <w:pPr>
+        <w:tabs>
+          <w:tab w:val="num" w:pos="3600"/>
+        </w:tabs>
+        <w:ind w:left="3600" w:hanging="360"/>
+      </w:pPr>
+      <w:rPr>
+        <w:rFonts w:ascii="Wingdings" w:hAnsi="Wingdings" w:hint="default"/>
+        <w:sz w:val="20"/>
+      </w:rPr>
+    </w:lvl>
+    <w:lvl w:ilvl="5" w:tentative="1">
+      <w:start w:val="1"/>
+      <w:numFmt w:val="bullet"/>
+      <w:lvlText w:val=""/>
+      <w:lvlJc w:val="left"/>
+      <w:pPr>
+        <w:tabs>
+          <w:tab w:val="num" w:pos="4320"/>
+        </w:tabs>
+        <w:ind w:left="4320" w:hanging="360"/>
+      </w:pPr>
+      <w:rPr>
+        <w:rFonts w:ascii="Wingdings" w:hAnsi="Wingdings" w:hint="default"/>
+        <w:sz w:val="20"/>
+      </w:rPr>
+    </w:lvl>
+    <w:lvl w:ilvl="6" w:tentative="1">
+      <w:start w:val="1"/>
+      <w:numFmt w:val="bullet"/>
+      <w:lvlText w:val=""/>
+      <w:lvlJc w:val="left"/>
+      <w:pPr>
+        <w:tabs>
+          <w:tab w:val="num" w:pos="5040"/>
+        </w:tabs>
+        <w:ind w:left="5040" w:hanging="360"/>
+      </w:pPr>
+      <w:rPr>
+        <w:rFonts w:ascii="Wingdings" w:hAnsi="Wingdings" w:hint="default"/>
+        <w:sz w:val="20"/>
+      </w:rPr>
+    </w:lvl>
+    <w:lvl w:ilvl="7" w:tentative="1">
+      <w:start w:val="1"/>
+      <w:numFmt w:val="bullet"/>
+      <w:lvlText w:val=""/>
+      <w:lvlJc w:val="left"/>
+      <w:pPr>
+        <w:tabs>
+          <w:tab w:val="num" w:pos="5760"/>
+        </w:tabs>
+        <w:ind w:left="5760" w:hanging="360"/>
+      </w:pPr>
+      <w:rPr>
+        <w:rFonts w:ascii="Wingdings" w:hAnsi="Wingdings" w:hint="default"/>
+        <w:sz w:val="20"/>
+      </w:rPr>
+    </w:lvl>
+    <w:lvl w:ilvl="8" w:tentative="1">
+      <w:start w:val="1"/>
+      <w:numFmt w:val="bullet"/>
+      <w:lvlText w:val=""/>
+      <w:lvlJc w:val="left"/>
+      <w:pPr>
+        <w:tabs>
+          <w:tab w:val="num" w:pos="6480"/>
+        </w:tabs>
+        <w:ind w:left="6480" w:hanging="360"/>
+      </w:pPr>
+      <w:rPr>
+        <w:rFonts w:ascii="Wingdings" w:hAnsi="Wingdings" w:hint="default"/>
+        <w:sz w:val="20"/>
+      </w:rPr>
+    </w:lvl>
+  </w:abstractNum>
+  <w:abstractNum w:abstractNumId="20" w15:restartNumberingAfterBreak="0">
     <w:nsid w:val="53F10C48"/>
     <w:multiLevelType w:val="multilevel"/>
     <w:tmpl w:val="A3C096D8"/>
@@ -3235,7 +3394,7 @@
       </w:rPr>
     </w:lvl>
   </w:abstractNum>
-  <w:abstractNum w:abstractNumId="20" w15:restartNumberingAfterBreak="0">
+  <w:abstractNum w:abstractNumId="21" w15:restartNumberingAfterBreak="0">
     <w:nsid w:val="56350650"/>
     <w:multiLevelType w:val="multilevel"/>
     <w:tmpl w:val="D38059CE"/>
@@ -3384,7 +3543,7 @@
       </w:rPr>
     </w:lvl>
   </w:abstractNum>
-  <w:abstractNum w:abstractNumId="21" w15:restartNumberingAfterBreak="0">
+  <w:abstractNum w:abstractNumId="22" w15:restartNumberingAfterBreak="0">
     <w:nsid w:val="56D91AF2"/>
     <w:multiLevelType w:val="multilevel"/>
     <w:tmpl w:val="C25E4C72"/>
@@ -3533,7 +3692,7 @@
       </w:rPr>
     </w:lvl>
   </w:abstractNum>
-  <w:abstractNum w:abstractNumId="22" w15:restartNumberingAfterBreak="0">
+  <w:abstractNum w:abstractNumId="23" w15:restartNumberingAfterBreak="0">
     <w:nsid w:val="59BA7DF6"/>
     <w:multiLevelType w:val="multilevel"/>
     <w:tmpl w:val="58E23C88"/>
@@ -3682,7 +3841,7 @@
       </w:rPr>
     </w:lvl>
   </w:abstractNum>
-  <w:abstractNum w:abstractNumId="23" w15:restartNumberingAfterBreak="0">
+  <w:abstractNum w:abstractNumId="24" w15:restartNumberingAfterBreak="0">
     <w:nsid w:val="60A01466"/>
     <w:multiLevelType w:val="multilevel"/>
     <w:tmpl w:val="A260C060"/>
@@ -3831,7 +3990,7 @@
       </w:rPr>
     </w:lvl>
   </w:abstractNum>
-  <w:abstractNum w:abstractNumId="24" w15:restartNumberingAfterBreak="0">
+  <w:abstractNum w:abstractNumId="25" w15:restartNumberingAfterBreak="0">
     <w:nsid w:val="611A72D5"/>
     <w:multiLevelType w:val="multilevel"/>
     <w:tmpl w:val="596AA9E4"/>
@@ -3980,7 +4139,7 @@
       </w:rPr>
     </w:lvl>
   </w:abstractNum>
-  <w:abstractNum w:abstractNumId="25" w15:restartNumberingAfterBreak="0">
+  <w:abstractNum w:abstractNumId="26" w15:restartNumberingAfterBreak="0">
     <w:nsid w:val="65536748"/>
     <w:multiLevelType w:val="multilevel"/>
     <w:tmpl w:val="11AAE96C"/>
@@ -4129,7 +4288,7 @@
       </w:rPr>
     </w:lvl>
   </w:abstractNum>
-  <w:abstractNum w:abstractNumId="26" w15:restartNumberingAfterBreak="0">
+  <w:abstractNum w:abstractNumId="27" w15:restartNumberingAfterBreak="0">
     <w:nsid w:val="66977F80"/>
     <w:multiLevelType w:val="multilevel"/>
     <w:tmpl w:val="3AC29E7C"/>
@@ -4278,7 +4437,7 @@
       </w:rPr>
     </w:lvl>
   </w:abstractNum>
-  <w:abstractNum w:abstractNumId="27" w15:restartNumberingAfterBreak="0">
+  <w:abstractNum w:abstractNumId="28" w15:restartNumberingAfterBreak="0">
     <w:nsid w:val="66F7606C"/>
     <w:multiLevelType w:val="multilevel"/>
     <w:tmpl w:val="BB30D4D4"/>
@@ -4427,7 +4586,7 @@
       </w:rPr>
     </w:lvl>
   </w:abstractNum>
-  <w:abstractNum w:abstractNumId="28" w15:restartNumberingAfterBreak="0">
+  <w:abstractNum w:abstractNumId="29" w15:restartNumberingAfterBreak="0">
     <w:nsid w:val="68901EA7"/>
     <w:multiLevelType w:val="multilevel"/>
     <w:tmpl w:val="6C743108"/>
@@ -4576,7 +4735,7 @@
       </w:rPr>
     </w:lvl>
   </w:abstractNum>
-  <w:abstractNum w:abstractNumId="29" w15:restartNumberingAfterBreak="0">
+  <w:abstractNum w:abstractNumId="30" w15:restartNumberingAfterBreak="0">
     <w:nsid w:val="6C194418"/>
     <w:multiLevelType w:val="multilevel"/>
     <w:tmpl w:val="39943626"/>
@@ -4725,7 +4884,7 @@
       </w:rPr>
     </w:lvl>
   </w:abstractNum>
-  <w:abstractNum w:abstractNumId="30" w15:restartNumberingAfterBreak="0">
+  <w:abstractNum w:abstractNumId="31" w15:restartNumberingAfterBreak="0">
     <w:nsid w:val="6E1030D6"/>
     <w:multiLevelType w:val="multilevel"/>
     <w:tmpl w:val="8DF8ED0C"/>
@@ -4874,7 +5033,156 @@
       </w:rPr>
     </w:lvl>
   </w:abstractNum>
-  <w:abstractNum w:abstractNumId="31" w15:restartNumberingAfterBreak="0">
+  <w:abstractNum w:abstractNumId="32" w15:restartNumberingAfterBreak="0">
+    <w:nsid w:val="713E14FF"/>
+    <w:multiLevelType w:val="multilevel"/>
+    <w:tmpl w:val="43D0EA70"/>
+    <w:lvl w:ilvl="0">
+      <w:start w:val="1"/>
+      <w:numFmt w:val="bullet"/>
+      <w:lvlText w:val=""/>
+      <w:lvlJc w:val="left"/>
+      <w:pPr>
+        <w:tabs>
+          <w:tab w:val="num" w:pos="720"/>
+        </w:tabs>
+        <w:ind w:left="720" w:hanging="360"/>
+      </w:pPr>
+      <w:rPr>
+        <w:rFonts w:ascii="Symbol" w:hAnsi="Symbol" w:hint="default"/>
+        <w:sz w:val="20"/>
+      </w:rPr>
+    </w:lvl>
+    <w:lvl w:ilvl="1" w:tentative="1">
+      <w:start w:val="1"/>
+      <w:numFmt w:val="bullet"/>
+      <w:lvlText w:val="o"/>
+      <w:lvlJc w:val="left"/>
+      <w:pPr>
+        <w:tabs>
+          <w:tab w:val="num" w:pos="1440"/>
+        </w:tabs>
+        <w:ind w:left="1440" w:hanging="360"/>
+      </w:pPr>
+      <w:rPr>
+        <w:rFonts w:ascii="Courier New" w:hAnsi="Courier New" w:hint="default"/>
+        <w:sz w:val="20"/>
+      </w:rPr>
+    </w:lvl>
+    <w:lvl w:ilvl="2" w:tentative="1">
+      <w:start w:val="1"/>
+      <w:numFmt w:val="bullet"/>
+      <w:lvlText w:val=""/>
+      <w:lvlJc w:val="left"/>
+      <w:pPr>
+        <w:tabs>
+          <w:tab w:val="num" w:pos="2160"/>
+        </w:tabs>
+        <w:ind w:left="2160" w:hanging="360"/>
+      </w:pPr>
+      <w:rPr>
+        <w:rFonts w:ascii="Wingdings" w:hAnsi="Wingdings" w:hint="default"/>
+        <w:sz w:val="20"/>
+      </w:rPr>
+    </w:lvl>
+    <w:lvl w:ilvl="3" w:tentative="1">
+      <w:start w:val="1"/>
+      <w:numFmt w:val="bullet"/>
+      <w:lvlText w:val=""/>
+      <w:lvlJc w:val="left"/>
+      <w:pPr>
+        <w:tabs>
+          <w:tab w:val="num" w:pos="2880"/>
+        </w:tabs>
+        <w:ind w:left="2880" w:hanging="360"/>
+      </w:pPr>
+      <w:rPr>
+        <w:rFonts w:ascii="Wingdings" w:hAnsi="Wingdings" w:hint="default"/>
+        <w:sz w:val="20"/>
+      </w:rPr>
+    </w:lvl>
+    <w:lvl w:ilvl="4" w:tentative="1">
+      <w:start w:val="1"/>
+      <w:numFmt w:val="bullet"/>
+      <w:lvlText w:val=""/>
+      <w:lvlJc w:val="left"/>
+      <w:pPr>
+        <w:tabs>
+          <w:tab w:val="num" w:pos="3600"/>
+        </w:tabs>
+        <w:ind w:left="3600" w:hanging="360"/>
+      </w:pPr>
+      <w:rPr>
+        <w:rFonts w:ascii="Wingdings" w:hAnsi="Wingdings" w:hint="default"/>
+        <w:sz w:val="20"/>
+      </w:rPr>
+    </w:lvl>
+    <w:lvl w:ilvl="5" w:tentative="1">
+      <w:start w:val="1"/>
+      <w:numFmt w:val="bullet"/>
+      <w:lvlText w:val=""/>
+      <w:lvlJc w:val="left"/>
+      <w:pPr>
+        <w:tabs>
+          <w:tab w:val="num" w:pos="4320"/>
+        </w:tabs>
+        <w:ind w:left="4320" w:hanging="360"/>
+      </w:pPr>
+      <w:rPr>
+        <w:rFonts w:ascii="Wingdings" w:hAnsi="Wingdings" w:hint="default"/>
+        <w:sz w:val="20"/>
+      </w:rPr>
+    </w:lvl>
+    <w:lvl w:ilvl="6" w:tentative="1">
+      <w:start w:val="1"/>
+      <w:numFmt w:val="bullet"/>
+      <w:lvlText w:val=""/>
+      <w:lvlJc w:val="left"/>
+      <w:pPr>
+        <w:tabs>
+          <w:tab w:val="num" w:pos="5040"/>
+        </w:tabs>
+        <w:ind w:left="5040" w:hanging="360"/>
+      </w:pPr>
+      <w:rPr>
+        <w:rFonts w:ascii="Wingdings" w:hAnsi="Wingdings" w:hint="default"/>
+        <w:sz w:val="20"/>
+      </w:rPr>
+    </w:lvl>
+    <w:lvl w:ilvl="7" w:tentative="1">
+      <w:start w:val="1"/>
+      <w:numFmt w:val="bullet"/>
+      <w:lvlText w:val=""/>
+      <w:lvlJc w:val="left"/>
+      <w:pPr>
+        <w:tabs>
+          <w:tab w:val="num" w:pos="5760"/>
+        </w:tabs>
+        <w:ind w:left="5760" w:hanging="360"/>
+      </w:pPr>
+      <w:rPr>
+        <w:rFonts w:ascii="Wingdings" w:hAnsi="Wingdings" w:hint="default"/>
+        <w:sz w:val="20"/>
+      </w:rPr>
+    </w:lvl>
+    <w:lvl w:ilvl="8" w:tentative="1">
+      <w:start w:val="1"/>
+      <w:numFmt w:val="bullet"/>
+      <w:lvlText w:val=""/>
+      <w:lvlJc w:val="left"/>
+      <w:pPr>
+        <w:tabs>
+          <w:tab w:val="num" w:pos="6480"/>
+        </w:tabs>
+        <w:ind w:left="6480" w:hanging="360"/>
+      </w:pPr>
+      <w:rPr>
+        <w:rFonts w:ascii="Wingdings" w:hAnsi="Wingdings" w:hint="default"/>
+        <w:sz w:val="20"/>
+      </w:rPr>
+    </w:lvl>
+  </w:abstractNum>
+  <w:abstractNum w:abstractNumId="33" w15:restartNumberingAfterBreak="0">
     <w:nsid w:val="75B87456"/>
     <w:multiLevelType w:val="multilevel"/>
     <w:tmpl w:val="B05A194E"/>
@@ -5023,7 +5331,7 @@
       </w:rPr>
     </w:lvl>
   </w:abstractNum>
-  <w:abstractNum w:abstractNumId="32" w15:restartNumberingAfterBreak="0">
+  <w:abstractNum w:abstractNumId="34" w15:restartNumberingAfterBreak="0">
     <w:nsid w:val="76352C27"/>
     <w:multiLevelType w:val="multilevel"/>
     <w:tmpl w:val="389653F0"/>
@@ -5172,7 +5480,7 @@
       </w:rPr>
     </w:lvl>
   </w:abstractNum>
-  <w:abstractNum w:abstractNumId="33" w15:restartNumberingAfterBreak="0">
+  <w:abstractNum w:abstractNumId="35" w15:restartNumberingAfterBreak="0">
     <w:nsid w:val="77640CE0"/>
     <w:multiLevelType w:val="multilevel"/>
     <w:tmpl w:val="3058F2D2"/>
@@ -5321,7 +5629,7 @@
       </w:rPr>
     </w:lvl>
   </w:abstractNum>
-  <w:abstractNum w:abstractNumId="34" w15:restartNumberingAfterBreak="0">
+  <w:abstractNum w:abstractNumId="36" w15:restartNumberingAfterBreak="0">
     <w:nsid w:val="7B094912"/>
     <w:multiLevelType w:val="multilevel"/>
     <w:tmpl w:val="EF7ABE96"/>
@@ -5470,7 +5778,7 @@
       </w:rPr>
     </w:lvl>
   </w:abstractNum>
-  <w:abstractNum w:abstractNumId="35" w15:restartNumberingAfterBreak="0">
+  <w:abstractNum w:abstractNumId="37" w15:restartNumberingAfterBreak="0">
     <w:nsid w:val="7D2A0D5A"/>
     <w:multiLevelType w:val="multilevel"/>
     <w:tmpl w:val="B9D6C638"/>
@@ -5623,16 +5931,16 @@
     <w:abstractNumId w:val="16"/>
   </w:num>
   <w:num w:numId="2" w16cid:durableId="1516770254">
-    <w:abstractNumId w:val="22"/>
+    <w:abstractNumId w:val="23"/>
   </w:num>
   <w:num w:numId="3" w16cid:durableId="1279868778">
-    <w:abstractNumId w:val="23"/>
+    <w:abstractNumId w:val="24"/>
   </w:num>
   <w:num w:numId="4" w16cid:durableId="451092406">
     <w:abstractNumId w:val="1"/>
   </w:num>
   <w:num w:numId="5" w16cid:durableId="1514997203">
-    <w:abstractNumId w:val="20"/>
+    <w:abstractNumId w:val="21"/>
   </w:num>
   <w:num w:numId="6" w16cid:durableId="1760128647">
     <w:abstractNumId w:val="3"/>
@@ -5644,10 +5952,10 @@
     <w:abstractNumId w:val="2"/>
   </w:num>
   <w:num w:numId="9" w16cid:durableId="445543454">
-    <w:abstractNumId w:val="21"/>
+    <w:abstractNumId w:val="22"/>
   </w:num>
   <w:num w:numId="10" w16cid:durableId="581917086">
-    <w:abstractNumId w:val="28"/>
+    <w:abstractNumId w:val="29"/>
   </w:num>
   <w:num w:numId="11" w16cid:durableId="474028345">
     <w:abstractNumId w:val="14"/>
@@ -5659,7 +5967,7 @@
     <w:abstractNumId w:val="10"/>
   </w:num>
   <w:num w:numId="14" w16cid:durableId="267935931">
-    <w:abstractNumId w:val="24"/>
+    <w:abstractNumId w:val="25"/>
   </w:num>
   <w:num w:numId="15" w16cid:durableId="1521384853">
     <w:abstractNumId w:val="12"/>
@@ -5668,34 +5976,34 @@
     <w:abstractNumId w:val="6"/>
   </w:num>
   <w:num w:numId="17" w16cid:durableId="1035500579">
-    <w:abstractNumId w:val="30"/>
+    <w:abstractNumId w:val="31"/>
   </w:num>
   <w:num w:numId="18" w16cid:durableId="191649467">
     <w:abstractNumId w:val="9"/>
   </w:num>
   <w:num w:numId="19" w16cid:durableId="1246380804">
-    <w:abstractNumId w:val="25"/>
+    <w:abstractNumId w:val="26"/>
   </w:num>
   <w:num w:numId="20" w16cid:durableId="53889921">
     <w:abstractNumId w:val="13"/>
   </w:num>
   <w:num w:numId="21" w16cid:durableId="648872423">
-    <w:abstractNumId w:val="31"/>
+    <w:abstractNumId w:val="33"/>
   </w:num>
   <w:num w:numId="22" w16cid:durableId="298460962">
     <w:abstractNumId w:val="5"/>
   </w:num>
   <w:num w:numId="23" w16cid:durableId="2137674160">
-    <w:abstractNumId w:val="34"/>
+    <w:abstractNumId w:val="36"/>
   </w:num>
   <w:num w:numId="24" w16cid:durableId="872621242">
     <w:abstractNumId w:val="4"/>
   </w:num>
   <w:num w:numId="25" w16cid:durableId="1309365413">
-    <w:abstractNumId w:val="26"/>
+    <w:abstractNumId w:val="27"/>
   </w:num>
   <w:num w:numId="26" w16cid:durableId="2069181728">
-    <w:abstractNumId w:val="33"/>
+    <w:abstractNumId w:val="35"/>
   </w:num>
   <w:num w:numId="27" w16cid:durableId="873271388">
     <w:abstractNumId w:val="7"/>
@@ -5704,28 +6012,34 @@
     <w:abstractNumId w:val="17"/>
   </w:num>
   <w:num w:numId="29" w16cid:durableId="1130510541">
-    <w:abstractNumId w:val="32"/>
+    <w:abstractNumId w:val="34"/>
   </w:num>
   <w:num w:numId="30" w16cid:durableId="869103372">
     <w:abstractNumId w:val="15"/>
   </w:num>
   <w:num w:numId="31" w16cid:durableId="924654249">
-    <w:abstractNumId w:val="27"/>
+    <w:abstractNumId w:val="28"/>
   </w:num>
   <w:num w:numId="32" w16cid:durableId="1985156001">
     <w:abstractNumId w:val="0"/>
   </w:num>
   <w:num w:numId="33" w16cid:durableId="825975558">
-    <w:abstractNumId w:val="19"/>
+    <w:abstractNumId w:val="20"/>
   </w:num>
   <w:num w:numId="34" w16cid:durableId="1092118246">
     <w:abstractNumId w:val="8"/>
   </w:num>
   <w:num w:numId="35" w16cid:durableId="1618566016">
-    <w:abstractNumId w:val="29"/>
+    <w:abstractNumId w:val="30"/>
   </w:num>
   <w:num w:numId="36" w16cid:durableId="130250717">
-    <w:abstractNumId w:val="35"/>
+    <w:abstractNumId w:val="37"/>
+  </w:num>
+  <w:num w:numId="37" w16cid:durableId="701513990">
+    <w:abstractNumId w:val="32"/>
+  </w:num>
+  <w:num w:numId="38" w16cid:durableId="191841552">
+    <w:abstractNumId w:val="19"/>
   </w:num>
   <w:numIdMacAtCleanup w:val="2"/>
 </w:numbering>

--- a/data/Market_Read_daily.docx
+++ b/data/Market_Read_daily.docx
@@ -4,7 +4,7 @@
   <w:body>
     <w:p>
       <w:r>
-        <w:t>Market Read: November 06, 2025</w:t>
+        <w:t>Market Read: November 07, 2025</w:t>
       </w:r>
     </w:p>
     <w:p>
@@ -16,7 +16,7 @@
       <w:pPr>
         <w:numPr>
           <w:ilvl w:val="0"/>
-          <w:numId w:val="37"/>
+          <w:numId w:val="39"/>
         </w:numPr>
       </w:pPr>
       <w:r>
@@ -27,128 +27,128 @@
         <w:t>Breadth:</w:t>
       </w:r>
       <w:r>
-        <w:t xml:space="preserve"> 33.1% of names are positive.</w:t>
+        <w:t xml:space="preserve"> 74.5% of names are positive.</w:t>
       </w:r>
     </w:p>
     <w:p>
       <w:pPr>
         <w:numPr>
           <w:ilvl w:val="0"/>
-          <w:numId w:val="37"/>
+          <w:numId w:val="39"/>
         </w:numPr>
       </w:pPr>
       <w:r>
-        <w:t>Information Technology: lagging (avg −1.51%).</w:t>
+        <w:t>Information Technology: flat (avg +0.06%).</w:t>
       </w:r>
     </w:p>
     <w:p>
       <w:pPr>
         <w:numPr>
           <w:ilvl w:val="0"/>
-          <w:numId w:val="37"/>
+          <w:numId w:val="39"/>
         </w:numPr>
       </w:pPr>
       <w:r>
-        <w:t>Industrials: lagging (avg −0.88%).</w:t>
+        <w:t>Industrials: firm (avg +0.65%).</w:t>
       </w:r>
     </w:p>
     <w:p>
       <w:pPr>
         <w:numPr>
           <w:ilvl w:val="0"/>
-          <w:numId w:val="37"/>
+          <w:numId w:val="39"/>
         </w:numPr>
       </w:pPr>
       <w:r>
-        <w:t>Consumer Staples: lagging (avg −0.90%).</w:t>
+        <w:t>Consumer Staples: leading (avg +1.68%).</w:t>
       </w:r>
     </w:p>
     <w:p>
       <w:pPr>
         <w:numPr>
           <w:ilvl w:val="0"/>
-          <w:numId w:val="37"/>
+          <w:numId w:val="39"/>
         </w:numPr>
       </w:pPr>
       <w:r>
-        <w:t>Consumer Discretionary: lagging (avg −2.11%).</w:t>
+        <w:t>Consumer Discretionary: leading (avg +1.89%).</w:t>
       </w:r>
     </w:p>
     <w:p>
       <w:pPr>
         <w:numPr>
           <w:ilvl w:val="0"/>
-          <w:numId w:val="37"/>
+          <w:numId w:val="39"/>
         </w:numPr>
       </w:pPr>
       <w:r>
-        <w:t>Financials: lagging (avg −0.51%).</w:t>
+        <w:t>Financials: firm (avg +0.98%).</w:t>
       </w:r>
     </w:p>
     <w:p>
       <w:pPr>
         <w:numPr>
           <w:ilvl w:val="0"/>
-          <w:numId w:val="37"/>
+          <w:numId w:val="39"/>
         </w:numPr>
       </w:pPr>
       <w:r>
-        <w:t>Utilities: lagging (avg −0.28%).</w:t>
+        <w:t>Utilities: leading (avg +1.21%).</w:t>
       </w:r>
     </w:p>
     <w:p>
       <w:pPr>
         <w:numPr>
           <w:ilvl w:val="0"/>
-          <w:numId w:val="37"/>
+          <w:numId w:val="39"/>
         </w:numPr>
       </w:pPr>
       <w:r>
-        <w:t>Real Estate: lagging (avg −0.63%).</w:t>
+        <w:t>Real Estate: leading (avg +1.66%).</w:t>
       </w:r>
     </w:p>
     <w:p>
       <w:pPr>
         <w:numPr>
           <w:ilvl w:val="0"/>
-          <w:numId w:val="37"/>
+          <w:numId w:val="39"/>
         </w:numPr>
       </w:pPr>
       <w:r>
-        <w:t>Materials: lagging (avg −0.90%).</w:t>
+        <w:t>Materials: leading (avg +1.39%).</w:t>
       </w:r>
     </w:p>
     <w:p>
       <w:pPr>
         <w:numPr>
           <w:ilvl w:val="0"/>
-          <w:numId w:val="37"/>
+          <w:numId w:val="39"/>
         </w:numPr>
       </w:pPr>
       <w:r>
-        <w:t>Energy: leading (avg +1.95%).</w:t>
+        <w:t>Energy: leading (avg +1.21%).</w:t>
       </w:r>
     </w:p>
     <w:p>
       <w:pPr>
         <w:numPr>
           <w:ilvl w:val="0"/>
-          <w:numId w:val="37"/>
+          <w:numId w:val="39"/>
         </w:numPr>
       </w:pPr>
       <w:r>
-        <w:t>Health Care: flat (avg −0.23%).</w:t>
+        <w:t>Health Care: firm (avg +0.50%).</w:t>
       </w:r>
     </w:p>
     <w:p>
       <w:pPr>
         <w:numPr>
           <w:ilvl w:val="0"/>
-          <w:numId w:val="37"/>
+          <w:numId w:val="39"/>
         </w:numPr>
       </w:pPr>
       <w:r>
-        <w:t>Communication Services: lagging (avg −1.00%).</w:t>
+        <w:t>Communication Services: firm (avg +0.31%).</w:t>
       </w:r>
     </w:p>
     <w:p>
@@ -160,98 +160,83 @@
       <w:pPr>
         <w:numPr>
           <w:ilvl w:val="0"/>
-          <w:numId w:val="38"/>
+          <w:numId w:val="40"/>
         </w:numPr>
       </w:pPr>
       <w:r>
-        <w:t>Gold: flat (avg −0.12%).</w:t>
+        <w:t>Gold: firm (avg +0.61%).</w:t>
       </w:r>
     </w:p>
     <w:p>
       <w:pPr>
         <w:numPr>
           <w:ilvl w:val="0"/>
-          <w:numId w:val="38"/>
+          <w:numId w:val="40"/>
         </w:numPr>
       </w:pPr>
       <w:r>
-        <w:t>USD: lagging (avg −0.53%).</w:t>
+        <w:t>USD: flat (avg −0.07%).</w:t>
       </w:r>
     </w:p>
     <w:p>
       <w:pPr>
         <w:numPr>
           <w:ilvl w:val="0"/>
-          <w:numId w:val="38"/>
+          <w:numId w:val="40"/>
         </w:numPr>
       </w:pPr>
       <w:r>
-        <w:t>Yields: lagging (avg −1.52%).</w:t>
+        <w:t>Yields: flat (avg +0.01%).</w:t>
       </w:r>
     </w:p>
     <w:p>
       <w:pPr>
         <w:numPr>
           <w:ilvl w:val="0"/>
-          <w:numId w:val="38"/>
+          <w:numId w:val="40"/>
         </w:numPr>
       </w:pPr>
       <w:r>
-        <w:t>Bonds: firm (avg +0.47%).</w:t>
+        <w:t>Bonds: flat (avg −0.07%).</w:t>
       </w:r>
     </w:p>
     <w:p>
       <w:pPr>
         <w:numPr>
           <w:ilvl w:val="0"/>
-          <w:numId w:val="38"/>
+          <w:numId w:val="40"/>
         </w:numPr>
       </w:pPr>
       <w:r>
         <w:lastRenderedPageBreak/>
-        <w:t>Energy complex: leading (avg +1.88%).</w:t>
+        <w:t>Energy complex: lagging (avg −0.51%).</w:t>
       </w:r>
     </w:p>
     <w:p>
       <w:r>
-        <w:t xml:space="preserve">Bottom line: Broad weakness across equities with Energy the lone standout. </w:t>
-      </w:r>
-      <w:bookmarkStart w:id="0" w:name="_Hlk213352041"/>
-      <w:r>
-        <w:t xml:space="preserve">Falling yields and a softer dollar point to </w:t>
+        <w:t xml:space="preserve">Bottom line: Broad strength across sectors with strong breadth and leadership from cyclicals and defensives alike. Gold firmed while yields held steady and the dollar was flat—an encouraging mix that implies </w:t>
       </w:r>
       <w:r>
         <w:rPr>
           <w:b/>
           <w:bCs/>
         </w:rPr>
-        <w:t>waning inflation pressures</w:t>
+        <w:t>growth stability with easing inflation pressures</w:t>
       </w:r>
       <w:r>
-        <w:t xml:space="preserve">, but risk appetite remains muted as investors question </w:t>
+        <w:t xml:space="preserve">. The tone remains </w:t>
       </w:r>
       <w:r>
         <w:rPr>
           <w:b/>
           <w:bCs/>
         </w:rPr>
-        <w:t>growth durability</w:t>
+        <w:t>constructive for risk assets</w:t>
       </w:r>
       <w:r>
-        <w:t>. The setup reflects a cautious tone—</w:t>
-      </w:r>
-      <w:r>
-        <w:rPr>
-          <w:b/>
-          <w:bCs/>
-        </w:rPr>
-        <w:t>risk-off across most sectors</w:t>
-      </w:r>
-      <w:r>
-        <w:t>, while macro signals suggest an early rotation toward safety and duration.</w:t>
+        <w:t>, favoring cyclical participation and balanced positioning.</w:t>
       </w:r>
     </w:p>
-    <w:bookmarkEnd w:id="0"/>
     <w:p/>
     <w:sectPr>
       <w:pgSz w:w="15840" w:h="12240" w:orient="landscape"/>
@@ -1160,6 +1145,155 @@
     </w:lvl>
   </w:abstractNum>
   <w:abstractNum w:abstractNumId="6" w15:restartNumberingAfterBreak="0">
+    <w:nsid w:val="21D52981"/>
+    <w:multiLevelType w:val="multilevel"/>
+    <w:tmpl w:val="05E0D338"/>
+    <w:lvl w:ilvl="0">
+      <w:start w:val="1"/>
+      <w:numFmt w:val="bullet"/>
+      <w:lvlText w:val=""/>
+      <w:lvlJc w:val="left"/>
+      <w:pPr>
+        <w:tabs>
+          <w:tab w:val="num" w:pos="720"/>
+        </w:tabs>
+        <w:ind w:left="720" w:hanging="360"/>
+      </w:pPr>
+      <w:rPr>
+        <w:rFonts w:ascii="Symbol" w:hAnsi="Symbol" w:hint="default"/>
+        <w:sz w:val="20"/>
+      </w:rPr>
+    </w:lvl>
+    <w:lvl w:ilvl="1" w:tentative="1">
+      <w:start w:val="1"/>
+      <w:numFmt w:val="bullet"/>
+      <w:lvlText w:val="o"/>
+      <w:lvlJc w:val="left"/>
+      <w:pPr>
+        <w:tabs>
+          <w:tab w:val="num" w:pos="1440"/>
+        </w:tabs>
+        <w:ind w:left="1440" w:hanging="360"/>
+      </w:pPr>
+      <w:rPr>
+        <w:rFonts w:ascii="Courier New" w:hAnsi="Courier New" w:hint="default"/>
+        <w:sz w:val="20"/>
+      </w:rPr>
+    </w:lvl>
+    <w:lvl w:ilvl="2" w:tentative="1">
+      <w:start w:val="1"/>
+      <w:numFmt w:val="bullet"/>
+      <w:lvlText w:val=""/>
+      <w:lvlJc w:val="left"/>
+      <w:pPr>
+        <w:tabs>
+          <w:tab w:val="num" w:pos="2160"/>
+        </w:tabs>
+        <w:ind w:left="2160" w:hanging="360"/>
+      </w:pPr>
+      <w:rPr>
+        <w:rFonts w:ascii="Wingdings" w:hAnsi="Wingdings" w:hint="default"/>
+        <w:sz w:val="20"/>
+      </w:rPr>
+    </w:lvl>
+    <w:lvl w:ilvl="3" w:tentative="1">
+      <w:start w:val="1"/>
+      <w:numFmt w:val="bullet"/>
+      <w:lvlText w:val=""/>
+      <w:lvlJc w:val="left"/>
+      <w:pPr>
+        <w:tabs>
+          <w:tab w:val="num" w:pos="2880"/>
+        </w:tabs>
+        <w:ind w:left="2880" w:hanging="360"/>
+      </w:pPr>
+      <w:rPr>
+        <w:rFonts w:ascii="Wingdings" w:hAnsi="Wingdings" w:hint="default"/>
+        <w:sz w:val="20"/>
+      </w:rPr>
+    </w:lvl>
+    <w:lvl w:ilvl="4" w:tentative="1">
+      <w:start w:val="1"/>
+      <w:numFmt w:val="bullet"/>
+      <w:lvlText w:val=""/>
+      <w:lvlJc w:val="left"/>
+      <w:pPr>
+        <w:tabs>
+          <w:tab w:val="num" w:pos="3600"/>
+        </w:tabs>
+        <w:ind w:left="3600" w:hanging="360"/>
+      </w:pPr>
+      <w:rPr>
+        <w:rFonts w:ascii="Wingdings" w:hAnsi="Wingdings" w:hint="default"/>
+        <w:sz w:val="20"/>
+      </w:rPr>
+    </w:lvl>
+    <w:lvl w:ilvl="5" w:tentative="1">
+      <w:start w:val="1"/>
+      <w:numFmt w:val="bullet"/>
+      <w:lvlText w:val=""/>
+      <w:lvlJc w:val="left"/>
+      <w:pPr>
+        <w:tabs>
+          <w:tab w:val="num" w:pos="4320"/>
+        </w:tabs>
+        <w:ind w:left="4320" w:hanging="360"/>
+      </w:pPr>
+      <w:rPr>
+        <w:rFonts w:ascii="Wingdings" w:hAnsi="Wingdings" w:hint="default"/>
+        <w:sz w:val="20"/>
+      </w:rPr>
+    </w:lvl>
+    <w:lvl w:ilvl="6" w:tentative="1">
+      <w:start w:val="1"/>
+      <w:numFmt w:val="bullet"/>
+      <w:lvlText w:val=""/>
+      <w:lvlJc w:val="left"/>
+      <w:pPr>
+        <w:tabs>
+          <w:tab w:val="num" w:pos="5040"/>
+        </w:tabs>
+        <w:ind w:left="5040" w:hanging="360"/>
+      </w:pPr>
+      <w:rPr>
+        <w:rFonts w:ascii="Wingdings" w:hAnsi="Wingdings" w:hint="default"/>
+        <w:sz w:val="20"/>
+      </w:rPr>
+    </w:lvl>
+    <w:lvl w:ilvl="7" w:tentative="1">
+      <w:start w:val="1"/>
+      <w:numFmt w:val="bullet"/>
+      <w:lvlText w:val=""/>
+      <w:lvlJc w:val="left"/>
+      <w:pPr>
+        <w:tabs>
+          <w:tab w:val="num" w:pos="5760"/>
+        </w:tabs>
+        <w:ind w:left="5760" w:hanging="360"/>
+      </w:pPr>
+      <w:rPr>
+        <w:rFonts w:ascii="Wingdings" w:hAnsi="Wingdings" w:hint="default"/>
+        <w:sz w:val="20"/>
+      </w:rPr>
+    </w:lvl>
+    <w:lvl w:ilvl="8" w:tentative="1">
+      <w:start w:val="1"/>
+      <w:numFmt w:val="bullet"/>
+      <w:lvlText w:val=""/>
+      <w:lvlJc w:val="left"/>
+      <w:pPr>
+        <w:tabs>
+          <w:tab w:val="num" w:pos="6480"/>
+        </w:tabs>
+        <w:ind w:left="6480" w:hanging="360"/>
+      </w:pPr>
+      <w:rPr>
+        <w:rFonts w:ascii="Wingdings" w:hAnsi="Wingdings" w:hint="default"/>
+        <w:sz w:val="20"/>
+      </w:rPr>
+    </w:lvl>
+  </w:abstractNum>
+  <w:abstractNum w:abstractNumId="7" w15:restartNumberingAfterBreak="0">
     <w:nsid w:val="22DD28B2"/>
     <w:multiLevelType w:val="multilevel"/>
     <w:tmpl w:val="F3A22206"/>
@@ -1308,7 +1442,7 @@
       </w:rPr>
     </w:lvl>
   </w:abstractNum>
-  <w:abstractNum w:abstractNumId="7" w15:restartNumberingAfterBreak="0">
+  <w:abstractNum w:abstractNumId="8" w15:restartNumberingAfterBreak="0">
     <w:nsid w:val="26360F8D"/>
     <w:multiLevelType w:val="multilevel"/>
     <w:tmpl w:val="734CABCE"/>
@@ -1457,7 +1591,7 @@
       </w:rPr>
     </w:lvl>
   </w:abstractNum>
-  <w:abstractNum w:abstractNumId="8" w15:restartNumberingAfterBreak="0">
+  <w:abstractNum w:abstractNumId="9" w15:restartNumberingAfterBreak="0">
     <w:nsid w:val="27A1167C"/>
     <w:multiLevelType w:val="multilevel"/>
     <w:tmpl w:val="6DBAF99C"/>
@@ -1606,7 +1740,7 @@
       </w:rPr>
     </w:lvl>
   </w:abstractNum>
-  <w:abstractNum w:abstractNumId="9" w15:restartNumberingAfterBreak="0">
+  <w:abstractNum w:abstractNumId="10" w15:restartNumberingAfterBreak="0">
     <w:nsid w:val="2C2717C0"/>
     <w:multiLevelType w:val="multilevel"/>
     <w:tmpl w:val="C0D65778"/>
@@ -1755,7 +1889,7 @@
       </w:rPr>
     </w:lvl>
   </w:abstractNum>
-  <w:abstractNum w:abstractNumId="10" w15:restartNumberingAfterBreak="0">
+  <w:abstractNum w:abstractNumId="11" w15:restartNumberingAfterBreak="0">
     <w:nsid w:val="2E76118B"/>
     <w:multiLevelType w:val="multilevel"/>
     <w:tmpl w:val="707CCBC4"/>
@@ -1904,7 +2038,7 @@
       </w:rPr>
     </w:lvl>
   </w:abstractNum>
-  <w:abstractNum w:abstractNumId="11" w15:restartNumberingAfterBreak="0">
+  <w:abstractNum w:abstractNumId="12" w15:restartNumberingAfterBreak="0">
     <w:nsid w:val="395E0E12"/>
     <w:multiLevelType w:val="multilevel"/>
     <w:tmpl w:val="15025D94"/>
@@ -2053,7 +2187,7 @@
       </w:rPr>
     </w:lvl>
   </w:abstractNum>
-  <w:abstractNum w:abstractNumId="12" w15:restartNumberingAfterBreak="0">
+  <w:abstractNum w:abstractNumId="13" w15:restartNumberingAfterBreak="0">
     <w:nsid w:val="3A9D602C"/>
     <w:multiLevelType w:val="multilevel"/>
     <w:tmpl w:val="ABF43D6C"/>
@@ -2202,7 +2336,7 @@
       </w:rPr>
     </w:lvl>
   </w:abstractNum>
-  <w:abstractNum w:abstractNumId="13" w15:restartNumberingAfterBreak="0">
+  <w:abstractNum w:abstractNumId="14" w15:restartNumberingAfterBreak="0">
     <w:nsid w:val="3BBF4701"/>
     <w:multiLevelType w:val="multilevel"/>
     <w:tmpl w:val="480A29DA"/>
@@ -2351,7 +2485,7 @@
       </w:rPr>
     </w:lvl>
   </w:abstractNum>
-  <w:abstractNum w:abstractNumId="14" w15:restartNumberingAfterBreak="0">
+  <w:abstractNum w:abstractNumId="15" w15:restartNumberingAfterBreak="0">
     <w:nsid w:val="3C1D6AED"/>
     <w:multiLevelType w:val="multilevel"/>
     <w:tmpl w:val="BFDC0D50"/>
@@ -2500,7 +2634,7 @@
       </w:rPr>
     </w:lvl>
   </w:abstractNum>
-  <w:abstractNum w:abstractNumId="15" w15:restartNumberingAfterBreak="0">
+  <w:abstractNum w:abstractNumId="16" w15:restartNumberingAfterBreak="0">
     <w:nsid w:val="450E5BCD"/>
     <w:multiLevelType w:val="multilevel"/>
     <w:tmpl w:val="10D2BC68"/>
@@ -2649,7 +2783,7 @@
       </w:rPr>
     </w:lvl>
   </w:abstractNum>
-  <w:abstractNum w:abstractNumId="16" w15:restartNumberingAfterBreak="0">
+  <w:abstractNum w:abstractNumId="17" w15:restartNumberingAfterBreak="0">
     <w:nsid w:val="46F43E57"/>
     <w:multiLevelType w:val="multilevel"/>
     <w:tmpl w:val="A87E55DA"/>
@@ -2798,7 +2932,7 @@
       </w:rPr>
     </w:lvl>
   </w:abstractNum>
-  <w:abstractNum w:abstractNumId="17" w15:restartNumberingAfterBreak="0">
+  <w:abstractNum w:abstractNumId="18" w15:restartNumberingAfterBreak="0">
     <w:nsid w:val="48430901"/>
     <w:multiLevelType w:val="multilevel"/>
     <w:tmpl w:val="36245766"/>
@@ -2947,7 +3081,7 @@
       </w:rPr>
     </w:lvl>
   </w:abstractNum>
-  <w:abstractNum w:abstractNumId="18" w15:restartNumberingAfterBreak="0">
+  <w:abstractNum w:abstractNumId="19" w15:restartNumberingAfterBreak="0">
     <w:nsid w:val="49964BBA"/>
     <w:multiLevelType w:val="multilevel"/>
     <w:tmpl w:val="DE643422"/>
@@ -3096,7 +3230,7 @@
       </w:rPr>
     </w:lvl>
   </w:abstractNum>
-  <w:abstractNum w:abstractNumId="19" w15:restartNumberingAfterBreak="0">
+  <w:abstractNum w:abstractNumId="20" w15:restartNumberingAfterBreak="0">
     <w:nsid w:val="4B2A51D6"/>
     <w:multiLevelType w:val="multilevel"/>
     <w:tmpl w:val="75967EE2"/>
@@ -3245,7 +3379,7 @@
       </w:rPr>
     </w:lvl>
   </w:abstractNum>
-  <w:abstractNum w:abstractNumId="20" w15:restartNumberingAfterBreak="0">
+  <w:abstractNum w:abstractNumId="21" w15:restartNumberingAfterBreak="0">
     <w:nsid w:val="53F10C48"/>
     <w:multiLevelType w:val="multilevel"/>
     <w:tmpl w:val="A3C096D8"/>
@@ -3394,7 +3528,7 @@
       </w:rPr>
     </w:lvl>
   </w:abstractNum>
-  <w:abstractNum w:abstractNumId="21" w15:restartNumberingAfterBreak="0">
+  <w:abstractNum w:abstractNumId="22" w15:restartNumberingAfterBreak="0">
     <w:nsid w:val="56350650"/>
     <w:multiLevelType w:val="multilevel"/>
     <w:tmpl w:val="D38059CE"/>
@@ -3543,7 +3677,7 @@
       </w:rPr>
     </w:lvl>
   </w:abstractNum>
-  <w:abstractNum w:abstractNumId="22" w15:restartNumberingAfterBreak="0">
+  <w:abstractNum w:abstractNumId="23" w15:restartNumberingAfterBreak="0">
     <w:nsid w:val="56D91AF2"/>
     <w:multiLevelType w:val="multilevel"/>
     <w:tmpl w:val="C25E4C72"/>
@@ -3692,7 +3826,7 @@
       </w:rPr>
     </w:lvl>
   </w:abstractNum>
-  <w:abstractNum w:abstractNumId="23" w15:restartNumberingAfterBreak="0">
+  <w:abstractNum w:abstractNumId="24" w15:restartNumberingAfterBreak="0">
     <w:nsid w:val="59BA7DF6"/>
     <w:multiLevelType w:val="multilevel"/>
     <w:tmpl w:val="58E23C88"/>
@@ -3841,7 +3975,7 @@
       </w:rPr>
     </w:lvl>
   </w:abstractNum>
-  <w:abstractNum w:abstractNumId="24" w15:restartNumberingAfterBreak="0">
+  <w:abstractNum w:abstractNumId="25" w15:restartNumberingAfterBreak="0">
     <w:nsid w:val="60A01466"/>
     <w:multiLevelType w:val="multilevel"/>
     <w:tmpl w:val="A260C060"/>
@@ -3990,7 +4124,7 @@
       </w:rPr>
     </w:lvl>
   </w:abstractNum>
-  <w:abstractNum w:abstractNumId="25" w15:restartNumberingAfterBreak="0">
+  <w:abstractNum w:abstractNumId="26" w15:restartNumberingAfterBreak="0">
     <w:nsid w:val="611A72D5"/>
     <w:multiLevelType w:val="multilevel"/>
     <w:tmpl w:val="596AA9E4"/>
@@ -4139,7 +4273,7 @@
       </w:rPr>
     </w:lvl>
   </w:abstractNum>
-  <w:abstractNum w:abstractNumId="26" w15:restartNumberingAfterBreak="0">
+  <w:abstractNum w:abstractNumId="27" w15:restartNumberingAfterBreak="0">
     <w:nsid w:val="65536748"/>
     <w:multiLevelType w:val="multilevel"/>
     <w:tmpl w:val="11AAE96C"/>
@@ -4288,7 +4422,7 @@
       </w:rPr>
     </w:lvl>
   </w:abstractNum>
-  <w:abstractNum w:abstractNumId="27" w15:restartNumberingAfterBreak="0">
+  <w:abstractNum w:abstractNumId="28" w15:restartNumberingAfterBreak="0">
     <w:nsid w:val="66977F80"/>
     <w:multiLevelType w:val="multilevel"/>
     <w:tmpl w:val="3AC29E7C"/>
@@ -4437,7 +4571,7 @@
       </w:rPr>
     </w:lvl>
   </w:abstractNum>
-  <w:abstractNum w:abstractNumId="28" w15:restartNumberingAfterBreak="0">
+  <w:abstractNum w:abstractNumId="29" w15:restartNumberingAfterBreak="0">
     <w:nsid w:val="66F7606C"/>
     <w:multiLevelType w:val="multilevel"/>
     <w:tmpl w:val="BB30D4D4"/>
@@ -4586,7 +4720,7 @@
       </w:rPr>
     </w:lvl>
   </w:abstractNum>
-  <w:abstractNum w:abstractNumId="29" w15:restartNumberingAfterBreak="0">
+  <w:abstractNum w:abstractNumId="30" w15:restartNumberingAfterBreak="0">
     <w:nsid w:val="68901EA7"/>
     <w:multiLevelType w:val="multilevel"/>
     <w:tmpl w:val="6C743108"/>
@@ -4735,7 +4869,7 @@
       </w:rPr>
     </w:lvl>
   </w:abstractNum>
-  <w:abstractNum w:abstractNumId="30" w15:restartNumberingAfterBreak="0">
+  <w:abstractNum w:abstractNumId="31" w15:restartNumberingAfterBreak="0">
     <w:nsid w:val="6C194418"/>
     <w:multiLevelType w:val="multilevel"/>
     <w:tmpl w:val="39943626"/>
@@ -4884,7 +5018,7 @@
       </w:rPr>
     </w:lvl>
   </w:abstractNum>
-  <w:abstractNum w:abstractNumId="31" w15:restartNumberingAfterBreak="0">
+  <w:abstractNum w:abstractNumId="32" w15:restartNumberingAfterBreak="0">
     <w:nsid w:val="6E1030D6"/>
     <w:multiLevelType w:val="multilevel"/>
     <w:tmpl w:val="8DF8ED0C"/>
@@ -5033,7 +5167,7 @@
       </w:rPr>
     </w:lvl>
   </w:abstractNum>
-  <w:abstractNum w:abstractNumId="32" w15:restartNumberingAfterBreak="0">
+  <w:abstractNum w:abstractNumId="33" w15:restartNumberingAfterBreak="0">
     <w:nsid w:val="713E14FF"/>
     <w:multiLevelType w:val="multilevel"/>
     <w:tmpl w:val="43D0EA70"/>
@@ -5182,7 +5316,7 @@
       </w:rPr>
     </w:lvl>
   </w:abstractNum>
-  <w:abstractNum w:abstractNumId="33" w15:restartNumberingAfterBreak="0">
+  <w:abstractNum w:abstractNumId="34" w15:restartNumberingAfterBreak="0">
     <w:nsid w:val="75B87456"/>
     <w:multiLevelType w:val="multilevel"/>
     <w:tmpl w:val="B05A194E"/>
@@ -5331,7 +5465,7 @@
       </w:rPr>
     </w:lvl>
   </w:abstractNum>
-  <w:abstractNum w:abstractNumId="34" w15:restartNumberingAfterBreak="0">
+  <w:abstractNum w:abstractNumId="35" w15:restartNumberingAfterBreak="0">
     <w:nsid w:val="76352C27"/>
     <w:multiLevelType w:val="multilevel"/>
     <w:tmpl w:val="389653F0"/>
@@ -5480,7 +5614,7 @@
       </w:rPr>
     </w:lvl>
   </w:abstractNum>
-  <w:abstractNum w:abstractNumId="35" w15:restartNumberingAfterBreak="0">
+  <w:abstractNum w:abstractNumId="36" w15:restartNumberingAfterBreak="0">
     <w:nsid w:val="77640CE0"/>
     <w:multiLevelType w:val="multilevel"/>
     <w:tmpl w:val="3058F2D2"/>
@@ -5629,7 +5763,7 @@
       </w:rPr>
     </w:lvl>
   </w:abstractNum>
-  <w:abstractNum w:abstractNumId="36" w15:restartNumberingAfterBreak="0">
+  <w:abstractNum w:abstractNumId="37" w15:restartNumberingAfterBreak="0">
     <w:nsid w:val="7B094912"/>
     <w:multiLevelType w:val="multilevel"/>
     <w:tmpl w:val="EF7ABE96"/>
@@ -5778,7 +5912,7 @@
       </w:rPr>
     </w:lvl>
   </w:abstractNum>
-  <w:abstractNum w:abstractNumId="37" w15:restartNumberingAfterBreak="0">
+  <w:abstractNum w:abstractNumId="38" w15:restartNumberingAfterBreak="0">
     <w:nsid w:val="7D2A0D5A"/>
     <w:multiLevelType w:val="multilevel"/>
     <w:tmpl w:val="B9D6C638"/>
@@ -5927,119 +6061,274 @@
       </w:rPr>
     </w:lvl>
   </w:abstractNum>
+  <w:abstractNum w:abstractNumId="39" w15:restartNumberingAfterBreak="0">
+    <w:nsid w:val="7F2344C9"/>
+    <w:multiLevelType w:val="multilevel"/>
+    <w:tmpl w:val="3972373C"/>
+    <w:lvl w:ilvl="0">
+      <w:start w:val="1"/>
+      <w:numFmt w:val="bullet"/>
+      <w:lvlText w:val=""/>
+      <w:lvlJc w:val="left"/>
+      <w:pPr>
+        <w:tabs>
+          <w:tab w:val="num" w:pos="720"/>
+        </w:tabs>
+        <w:ind w:left="720" w:hanging="360"/>
+      </w:pPr>
+      <w:rPr>
+        <w:rFonts w:ascii="Symbol" w:hAnsi="Symbol" w:hint="default"/>
+        <w:sz w:val="20"/>
+      </w:rPr>
+    </w:lvl>
+    <w:lvl w:ilvl="1" w:tentative="1">
+      <w:start w:val="1"/>
+      <w:numFmt w:val="bullet"/>
+      <w:lvlText w:val="o"/>
+      <w:lvlJc w:val="left"/>
+      <w:pPr>
+        <w:tabs>
+          <w:tab w:val="num" w:pos="1440"/>
+        </w:tabs>
+        <w:ind w:left="1440" w:hanging="360"/>
+      </w:pPr>
+      <w:rPr>
+        <w:rFonts w:ascii="Courier New" w:hAnsi="Courier New" w:hint="default"/>
+        <w:sz w:val="20"/>
+      </w:rPr>
+    </w:lvl>
+    <w:lvl w:ilvl="2" w:tentative="1">
+      <w:start w:val="1"/>
+      <w:numFmt w:val="bullet"/>
+      <w:lvlText w:val=""/>
+      <w:lvlJc w:val="left"/>
+      <w:pPr>
+        <w:tabs>
+          <w:tab w:val="num" w:pos="2160"/>
+        </w:tabs>
+        <w:ind w:left="2160" w:hanging="360"/>
+      </w:pPr>
+      <w:rPr>
+        <w:rFonts w:ascii="Wingdings" w:hAnsi="Wingdings" w:hint="default"/>
+        <w:sz w:val="20"/>
+      </w:rPr>
+    </w:lvl>
+    <w:lvl w:ilvl="3" w:tentative="1">
+      <w:start w:val="1"/>
+      <w:numFmt w:val="bullet"/>
+      <w:lvlText w:val=""/>
+      <w:lvlJc w:val="left"/>
+      <w:pPr>
+        <w:tabs>
+          <w:tab w:val="num" w:pos="2880"/>
+        </w:tabs>
+        <w:ind w:left="2880" w:hanging="360"/>
+      </w:pPr>
+      <w:rPr>
+        <w:rFonts w:ascii="Wingdings" w:hAnsi="Wingdings" w:hint="default"/>
+        <w:sz w:val="20"/>
+      </w:rPr>
+    </w:lvl>
+    <w:lvl w:ilvl="4" w:tentative="1">
+      <w:start w:val="1"/>
+      <w:numFmt w:val="bullet"/>
+      <w:lvlText w:val=""/>
+      <w:lvlJc w:val="left"/>
+      <w:pPr>
+        <w:tabs>
+          <w:tab w:val="num" w:pos="3600"/>
+        </w:tabs>
+        <w:ind w:left="3600" w:hanging="360"/>
+      </w:pPr>
+      <w:rPr>
+        <w:rFonts w:ascii="Wingdings" w:hAnsi="Wingdings" w:hint="default"/>
+        <w:sz w:val="20"/>
+      </w:rPr>
+    </w:lvl>
+    <w:lvl w:ilvl="5" w:tentative="1">
+      <w:start w:val="1"/>
+      <w:numFmt w:val="bullet"/>
+      <w:lvlText w:val=""/>
+      <w:lvlJc w:val="left"/>
+      <w:pPr>
+        <w:tabs>
+          <w:tab w:val="num" w:pos="4320"/>
+        </w:tabs>
+        <w:ind w:left="4320" w:hanging="360"/>
+      </w:pPr>
+      <w:rPr>
+        <w:rFonts w:ascii="Wingdings" w:hAnsi="Wingdings" w:hint="default"/>
+        <w:sz w:val="20"/>
+      </w:rPr>
+    </w:lvl>
+    <w:lvl w:ilvl="6" w:tentative="1">
+      <w:start w:val="1"/>
+      <w:numFmt w:val="bullet"/>
+      <w:lvlText w:val=""/>
+      <w:lvlJc w:val="left"/>
+      <w:pPr>
+        <w:tabs>
+          <w:tab w:val="num" w:pos="5040"/>
+        </w:tabs>
+        <w:ind w:left="5040" w:hanging="360"/>
+      </w:pPr>
+      <w:rPr>
+        <w:rFonts w:ascii="Wingdings" w:hAnsi="Wingdings" w:hint="default"/>
+        <w:sz w:val="20"/>
+      </w:rPr>
+    </w:lvl>
+    <w:lvl w:ilvl="7" w:tentative="1">
+      <w:start w:val="1"/>
+      <w:numFmt w:val="bullet"/>
+      <w:lvlText w:val=""/>
+      <w:lvlJc w:val="left"/>
+      <w:pPr>
+        <w:tabs>
+          <w:tab w:val="num" w:pos="5760"/>
+        </w:tabs>
+        <w:ind w:left="5760" w:hanging="360"/>
+      </w:pPr>
+      <w:rPr>
+        <w:rFonts w:ascii="Wingdings" w:hAnsi="Wingdings" w:hint="default"/>
+        <w:sz w:val="20"/>
+      </w:rPr>
+    </w:lvl>
+    <w:lvl w:ilvl="8" w:tentative="1">
+      <w:start w:val="1"/>
+      <w:numFmt w:val="bullet"/>
+      <w:lvlText w:val=""/>
+      <w:lvlJc w:val="left"/>
+      <w:pPr>
+        <w:tabs>
+          <w:tab w:val="num" w:pos="6480"/>
+        </w:tabs>
+        <w:ind w:left="6480" w:hanging="360"/>
+      </w:pPr>
+      <w:rPr>
+        <w:rFonts w:ascii="Wingdings" w:hAnsi="Wingdings" w:hint="default"/>
+        <w:sz w:val="20"/>
+      </w:rPr>
+    </w:lvl>
+  </w:abstractNum>
   <w:num w:numId="1" w16cid:durableId="2016882999">
-    <w:abstractNumId w:val="16"/>
+    <w:abstractNumId w:val="17"/>
   </w:num>
   <w:num w:numId="2" w16cid:durableId="1516770254">
-    <w:abstractNumId w:val="23"/>
+    <w:abstractNumId w:val="24"/>
   </w:num>
   <w:num w:numId="3" w16cid:durableId="1279868778">
-    <w:abstractNumId w:val="24"/>
+    <w:abstractNumId w:val="25"/>
   </w:num>
   <w:num w:numId="4" w16cid:durableId="451092406">
     <w:abstractNumId w:val="1"/>
   </w:num>
   <w:num w:numId="5" w16cid:durableId="1514997203">
-    <w:abstractNumId w:val="21"/>
+    <w:abstractNumId w:val="22"/>
   </w:num>
   <w:num w:numId="6" w16cid:durableId="1760128647">
     <w:abstractNumId w:val="3"/>
   </w:num>
   <w:num w:numId="7" w16cid:durableId="1147549999">
-    <w:abstractNumId w:val="11"/>
+    <w:abstractNumId w:val="12"/>
   </w:num>
   <w:num w:numId="8" w16cid:durableId="31079034">
     <w:abstractNumId w:val="2"/>
   </w:num>
   <w:num w:numId="9" w16cid:durableId="445543454">
-    <w:abstractNumId w:val="22"/>
+    <w:abstractNumId w:val="23"/>
   </w:num>
   <w:num w:numId="10" w16cid:durableId="581917086">
-    <w:abstractNumId w:val="29"/>
+    <w:abstractNumId w:val="30"/>
   </w:num>
   <w:num w:numId="11" w16cid:durableId="474028345">
+    <w:abstractNumId w:val="15"/>
+  </w:num>
+  <w:num w:numId="12" w16cid:durableId="1162769715">
+    <w:abstractNumId w:val="19"/>
+  </w:num>
+  <w:num w:numId="13" w16cid:durableId="1345865764">
+    <w:abstractNumId w:val="11"/>
+  </w:num>
+  <w:num w:numId="14" w16cid:durableId="267935931">
+    <w:abstractNumId w:val="26"/>
+  </w:num>
+  <w:num w:numId="15" w16cid:durableId="1521384853">
+    <w:abstractNumId w:val="13"/>
+  </w:num>
+  <w:num w:numId="16" w16cid:durableId="1374573618">
+    <w:abstractNumId w:val="7"/>
+  </w:num>
+  <w:num w:numId="17" w16cid:durableId="1035500579">
+    <w:abstractNumId w:val="32"/>
+  </w:num>
+  <w:num w:numId="18" w16cid:durableId="191649467">
+    <w:abstractNumId w:val="10"/>
+  </w:num>
+  <w:num w:numId="19" w16cid:durableId="1246380804">
+    <w:abstractNumId w:val="27"/>
+  </w:num>
+  <w:num w:numId="20" w16cid:durableId="53889921">
     <w:abstractNumId w:val="14"/>
   </w:num>
-  <w:num w:numId="12" w16cid:durableId="1162769715">
-    <w:abstractNumId w:val="18"/>
-  </w:num>
-  <w:num w:numId="13" w16cid:durableId="1345865764">
-    <w:abstractNumId w:val="10"/>
-  </w:num>
-  <w:num w:numId="14" w16cid:durableId="267935931">
-    <w:abstractNumId w:val="25"/>
-  </w:num>
-  <w:num w:numId="15" w16cid:durableId="1521384853">
-    <w:abstractNumId w:val="12"/>
-  </w:num>
-  <w:num w:numId="16" w16cid:durableId="1374573618">
-    <w:abstractNumId w:val="6"/>
-  </w:num>
-  <w:num w:numId="17" w16cid:durableId="1035500579">
-    <w:abstractNumId w:val="31"/>
-  </w:num>
-  <w:num w:numId="18" w16cid:durableId="191649467">
-    <w:abstractNumId w:val="9"/>
-  </w:num>
-  <w:num w:numId="19" w16cid:durableId="1246380804">
-    <w:abstractNumId w:val="26"/>
-  </w:num>
-  <w:num w:numId="20" w16cid:durableId="53889921">
-    <w:abstractNumId w:val="13"/>
-  </w:num>
   <w:num w:numId="21" w16cid:durableId="648872423">
-    <w:abstractNumId w:val="33"/>
+    <w:abstractNumId w:val="34"/>
   </w:num>
   <w:num w:numId="22" w16cid:durableId="298460962">
     <w:abstractNumId w:val="5"/>
   </w:num>
   <w:num w:numId="23" w16cid:durableId="2137674160">
-    <w:abstractNumId w:val="36"/>
+    <w:abstractNumId w:val="37"/>
   </w:num>
   <w:num w:numId="24" w16cid:durableId="872621242">
     <w:abstractNumId w:val="4"/>
   </w:num>
   <w:num w:numId="25" w16cid:durableId="1309365413">
-    <w:abstractNumId w:val="27"/>
+    <w:abstractNumId w:val="28"/>
   </w:num>
   <w:num w:numId="26" w16cid:durableId="2069181728">
+    <w:abstractNumId w:val="36"/>
+  </w:num>
+  <w:num w:numId="27" w16cid:durableId="873271388">
+    <w:abstractNumId w:val="8"/>
+  </w:num>
+  <w:num w:numId="28" w16cid:durableId="939996546">
+    <w:abstractNumId w:val="18"/>
+  </w:num>
+  <w:num w:numId="29" w16cid:durableId="1130510541">
     <w:abstractNumId w:val="35"/>
   </w:num>
-  <w:num w:numId="27" w16cid:durableId="873271388">
-    <w:abstractNumId w:val="7"/>
-  </w:num>
-  <w:num w:numId="28" w16cid:durableId="939996546">
-    <w:abstractNumId w:val="17"/>
-  </w:num>
-  <w:num w:numId="29" w16cid:durableId="1130510541">
-    <w:abstractNumId w:val="34"/>
-  </w:num>
   <w:num w:numId="30" w16cid:durableId="869103372">
-    <w:abstractNumId w:val="15"/>
+    <w:abstractNumId w:val="16"/>
   </w:num>
   <w:num w:numId="31" w16cid:durableId="924654249">
-    <w:abstractNumId w:val="28"/>
+    <w:abstractNumId w:val="29"/>
   </w:num>
   <w:num w:numId="32" w16cid:durableId="1985156001">
     <w:abstractNumId w:val="0"/>
   </w:num>
   <w:num w:numId="33" w16cid:durableId="825975558">
+    <w:abstractNumId w:val="21"/>
+  </w:num>
+  <w:num w:numId="34" w16cid:durableId="1092118246">
+    <w:abstractNumId w:val="9"/>
+  </w:num>
+  <w:num w:numId="35" w16cid:durableId="1618566016">
+    <w:abstractNumId w:val="31"/>
+  </w:num>
+  <w:num w:numId="36" w16cid:durableId="130250717">
+    <w:abstractNumId w:val="38"/>
+  </w:num>
+  <w:num w:numId="37" w16cid:durableId="701513990">
+    <w:abstractNumId w:val="33"/>
+  </w:num>
+  <w:num w:numId="38" w16cid:durableId="191841552">
     <w:abstractNumId w:val="20"/>
   </w:num>
-  <w:num w:numId="34" w16cid:durableId="1092118246">
-    <w:abstractNumId w:val="8"/>
+  <w:num w:numId="39" w16cid:durableId="1668436413">
+    <w:abstractNumId w:val="6"/>
   </w:num>
-  <w:num w:numId="35" w16cid:durableId="1618566016">
-    <w:abstractNumId w:val="30"/>
-  </w:num>
-  <w:num w:numId="36" w16cid:durableId="130250717">
-    <w:abstractNumId w:val="37"/>
-  </w:num>
-  <w:num w:numId="37" w16cid:durableId="701513990">
-    <w:abstractNumId w:val="32"/>
-  </w:num>
-  <w:num w:numId="38" w16cid:durableId="191841552">
-    <w:abstractNumId w:val="19"/>
+  <w:num w:numId="40" w16cid:durableId="599290102">
+    <w:abstractNumId w:val="39"/>
   </w:num>
   <w:numIdMacAtCleanup w:val="2"/>
 </w:numbering>

--- a/data/Market_Read_daily.docx
+++ b/data/Market_Read_daily.docx
@@ -4,7 +4,7 @@
   <w:body>
     <w:p>
       <w:r>
-        <w:t>Market Read: November 07, 2025</w:t>
+        <w:t>Market Read: November 10, 2025</w:t>
       </w:r>
     </w:p>
     <w:p>
@@ -16,7 +16,7 @@
       <w:pPr>
         <w:numPr>
           <w:ilvl w:val="0"/>
-          <w:numId w:val="39"/>
+          <w:numId w:val="41"/>
         </w:numPr>
       </w:pPr>
       <w:r>
@@ -27,128 +27,128 @@
         <w:t>Breadth:</w:t>
       </w:r>
       <w:r>
-        <w:t xml:space="preserve"> 74.5% of names are positive.</w:t>
+        <w:t xml:space="preserve"> 68.4% of names are positive.</w:t>
       </w:r>
     </w:p>
     <w:p>
       <w:pPr>
         <w:numPr>
           <w:ilvl w:val="0"/>
-          <w:numId w:val="39"/>
+          <w:numId w:val="41"/>
         </w:numPr>
       </w:pPr>
       <w:r>
-        <w:t>Information Technology: flat (avg +0.06%).</w:t>
+        <w:t>Information Technology: leading (avg +1.57%).</w:t>
       </w:r>
     </w:p>
     <w:p>
       <w:pPr>
         <w:numPr>
           <w:ilvl w:val="0"/>
-          <w:numId w:val="39"/>
+          <w:numId w:val="41"/>
         </w:numPr>
       </w:pPr>
       <w:r>
-        <w:t>Industrials: firm (avg +0.65%).</w:t>
+        <w:t>Industrials: firm (avg +0.33%).</w:t>
       </w:r>
     </w:p>
     <w:p>
       <w:pPr>
         <w:numPr>
           <w:ilvl w:val="0"/>
-          <w:numId w:val="39"/>
+          <w:numId w:val="41"/>
         </w:numPr>
       </w:pPr>
       <w:r>
-        <w:t>Consumer Staples: leading (avg +1.68%).</w:t>
+        <w:t>Consumer Staples: flat (avg −0.25%).</w:t>
       </w:r>
     </w:p>
     <w:p>
       <w:pPr>
         <w:numPr>
           <w:ilvl w:val="0"/>
-          <w:numId w:val="39"/>
+          <w:numId w:val="41"/>
         </w:numPr>
       </w:pPr>
       <w:r>
-        <w:t>Consumer Discretionary: leading (avg +1.89%).</w:t>
+        <w:t>Consumer Discretionary: firm (avg +0.54%).</w:t>
       </w:r>
     </w:p>
     <w:p>
       <w:pPr>
         <w:numPr>
           <w:ilvl w:val="0"/>
-          <w:numId w:val="39"/>
+          <w:numId w:val="41"/>
         </w:numPr>
       </w:pPr>
       <w:r>
-        <w:t>Financials: firm (avg +0.98%).</w:t>
+        <w:t>Financials: firm (avg +0.47%).</w:t>
       </w:r>
     </w:p>
     <w:p>
       <w:pPr>
         <w:numPr>
           <w:ilvl w:val="0"/>
-          <w:numId w:val="39"/>
+          <w:numId w:val="41"/>
         </w:numPr>
       </w:pPr>
       <w:r>
-        <w:t>Utilities: leading (avg +1.21%).</w:t>
+        <w:t>Utilities: flat (avg −0.13%).</w:t>
       </w:r>
     </w:p>
     <w:p>
       <w:pPr>
         <w:numPr>
           <w:ilvl w:val="0"/>
-          <w:numId w:val="39"/>
+          <w:numId w:val="41"/>
         </w:numPr>
       </w:pPr>
       <w:r>
-        <w:t>Real Estate: leading (avg +1.66%).</w:t>
+        <w:t>Real Estate: lagging (avg −0.26%).</w:t>
       </w:r>
     </w:p>
     <w:p>
       <w:pPr>
         <w:numPr>
           <w:ilvl w:val="0"/>
-          <w:numId w:val="39"/>
+          <w:numId w:val="41"/>
         </w:numPr>
       </w:pPr>
       <w:r>
-        <w:t>Materials: leading (avg +1.39%).</w:t>
+        <w:t>Materials: firm (avg +0.69%).</w:t>
       </w:r>
     </w:p>
     <w:p>
       <w:pPr>
         <w:numPr>
           <w:ilvl w:val="0"/>
-          <w:numId w:val="39"/>
+          <w:numId w:val="41"/>
         </w:numPr>
       </w:pPr>
       <w:r>
-        <w:t>Energy: leading (avg +1.21%).</w:t>
+        <w:t>Energy: firm (avg +1.00%).</w:t>
       </w:r>
     </w:p>
     <w:p>
       <w:pPr>
         <w:numPr>
           <w:ilvl w:val="0"/>
-          <w:numId w:val="39"/>
+          <w:numId w:val="41"/>
         </w:numPr>
       </w:pPr>
       <w:r>
-        <w:t>Health Care: firm (avg +0.50%).</w:t>
+        <w:t>Health Care: flat (avg −0.03%).</w:t>
       </w:r>
     </w:p>
     <w:p>
       <w:pPr>
         <w:numPr>
           <w:ilvl w:val="0"/>
-          <w:numId w:val="39"/>
+          <w:numId w:val="41"/>
         </w:numPr>
       </w:pPr>
       <w:r>
-        <w:t>Communication Services: firm (avg +0.31%).</w:t>
+        <w:t>Communication Services: firm (avg +0.47%).</w:t>
       </w:r>
     </w:p>
     <w:p>
@@ -160,81 +160,81 @@
       <w:pPr>
         <w:numPr>
           <w:ilvl w:val="0"/>
-          <w:numId w:val="40"/>
+          <w:numId w:val="42"/>
         </w:numPr>
       </w:pPr>
       <w:r>
-        <w:t>Gold: firm (avg +0.61%).</w:t>
+        <w:t>Gold: leading (avg +2.73%).</w:t>
       </w:r>
     </w:p>
     <w:p>
       <w:pPr>
         <w:numPr>
           <w:ilvl w:val="0"/>
-          <w:numId w:val="40"/>
+          <w:numId w:val="42"/>
         </w:numPr>
       </w:pPr>
       <w:r>
-        <w:t>USD: flat (avg −0.07%).</w:t>
+        <w:t>USD: flat (avg +0.07%).</w:t>
       </w:r>
     </w:p>
     <w:p>
       <w:pPr>
         <w:numPr>
           <w:ilvl w:val="0"/>
-          <w:numId w:val="40"/>
+          <w:numId w:val="42"/>
         </w:numPr>
       </w:pPr>
       <w:r>
-        <w:t>Yields: flat (avg +0.01%).</w:t>
+        <w:t>Yields: firm (avg +0.43%).</w:t>
       </w:r>
     </w:p>
     <w:p>
       <w:pPr>
         <w:numPr>
           <w:ilvl w:val="0"/>
-          <w:numId w:val="40"/>
+          <w:numId w:val="42"/>
         </w:numPr>
       </w:pPr>
       <w:r>
-        <w:t>Bonds: flat (avg −0.07%).</w:t>
+        <w:t>Bonds: flat (avg +0.04%).</w:t>
       </w:r>
     </w:p>
     <w:p>
       <w:pPr>
         <w:numPr>
           <w:ilvl w:val="0"/>
-          <w:numId w:val="40"/>
+          <w:numId w:val="42"/>
         </w:numPr>
       </w:pPr>
       <w:r>
         <w:lastRenderedPageBreak/>
-        <w:t>Energy complex: lagging (avg −0.51%).</w:t>
+        <w:t>Energy complex: firm (avg +0.83%).</w:t>
       </w:r>
     </w:p>
     <w:p>
       <w:r>
-        <w:t xml:space="preserve">Bottom line: Broad strength across sectors with strong breadth and leadership from cyclicals and defensives alike. Gold firmed while yields held steady and the dollar was flat—an encouraging mix that implies </w:t>
+        <w:t xml:space="preserve">Bottom line: Broadly positive tone led by Technology and Energy with solid breadth and moderate gains across cyclicals. Gold surged while yields and the dollar stayed contained—an encouraging mix pointing to </w:t>
       </w:r>
       <w:r>
         <w:rPr>
           <w:b/>
           <w:bCs/>
         </w:rPr>
-        <w:t>growth stability with easing inflation pressures</w:t>
+        <w:t>easing inflation pressures alongside steady growth expectations</w:t>
       </w:r>
       <w:r>
-        <w:t xml:space="preserve">. The tone remains </w:t>
+        <w:t xml:space="preserve">. The market tone is </w:t>
       </w:r>
       <w:r>
         <w:rPr>
           <w:b/>
           <w:bCs/>
         </w:rPr>
-        <w:t>constructive for risk assets</w:t>
+        <w:t>constructive</w:t>
       </w:r>
       <w:r>
-        <w:t>, favoring cyclical participation and balanced positioning.</w:t>
+        <w:t>, favoring measured risk-taking and continued participation in pro-growth exposures.</w:t>
       </w:r>
     </w:p>
     <w:p/>
@@ -549,6 +549,155 @@
     </w:lvl>
   </w:abstractNum>
   <w:abstractNum w:abstractNumId="2" w15:restartNumberingAfterBreak="0">
+    <w:nsid w:val="080712DA"/>
+    <w:multiLevelType w:val="multilevel"/>
+    <w:tmpl w:val="EEB2E258"/>
+    <w:lvl w:ilvl="0">
+      <w:start w:val="1"/>
+      <w:numFmt w:val="bullet"/>
+      <w:lvlText w:val=""/>
+      <w:lvlJc w:val="left"/>
+      <w:pPr>
+        <w:tabs>
+          <w:tab w:val="num" w:pos="720"/>
+        </w:tabs>
+        <w:ind w:left="720" w:hanging="360"/>
+      </w:pPr>
+      <w:rPr>
+        <w:rFonts w:ascii="Symbol" w:hAnsi="Symbol" w:hint="default"/>
+        <w:sz w:val="20"/>
+      </w:rPr>
+    </w:lvl>
+    <w:lvl w:ilvl="1" w:tentative="1">
+      <w:start w:val="1"/>
+      <w:numFmt w:val="bullet"/>
+      <w:lvlText w:val="o"/>
+      <w:lvlJc w:val="left"/>
+      <w:pPr>
+        <w:tabs>
+          <w:tab w:val="num" w:pos="1440"/>
+        </w:tabs>
+        <w:ind w:left="1440" w:hanging="360"/>
+      </w:pPr>
+      <w:rPr>
+        <w:rFonts w:ascii="Courier New" w:hAnsi="Courier New" w:hint="default"/>
+        <w:sz w:val="20"/>
+      </w:rPr>
+    </w:lvl>
+    <w:lvl w:ilvl="2" w:tentative="1">
+      <w:start w:val="1"/>
+      <w:numFmt w:val="bullet"/>
+      <w:lvlText w:val=""/>
+      <w:lvlJc w:val="left"/>
+      <w:pPr>
+        <w:tabs>
+          <w:tab w:val="num" w:pos="2160"/>
+        </w:tabs>
+        <w:ind w:left="2160" w:hanging="360"/>
+      </w:pPr>
+      <w:rPr>
+        <w:rFonts w:ascii="Wingdings" w:hAnsi="Wingdings" w:hint="default"/>
+        <w:sz w:val="20"/>
+      </w:rPr>
+    </w:lvl>
+    <w:lvl w:ilvl="3" w:tentative="1">
+      <w:start w:val="1"/>
+      <w:numFmt w:val="bullet"/>
+      <w:lvlText w:val=""/>
+      <w:lvlJc w:val="left"/>
+      <w:pPr>
+        <w:tabs>
+          <w:tab w:val="num" w:pos="2880"/>
+        </w:tabs>
+        <w:ind w:left="2880" w:hanging="360"/>
+      </w:pPr>
+      <w:rPr>
+        <w:rFonts w:ascii="Wingdings" w:hAnsi="Wingdings" w:hint="default"/>
+        <w:sz w:val="20"/>
+      </w:rPr>
+    </w:lvl>
+    <w:lvl w:ilvl="4" w:tentative="1">
+      <w:start w:val="1"/>
+      <w:numFmt w:val="bullet"/>
+      <w:lvlText w:val=""/>
+      <w:lvlJc w:val="left"/>
+      <w:pPr>
+        <w:tabs>
+          <w:tab w:val="num" w:pos="3600"/>
+        </w:tabs>
+        <w:ind w:left="3600" w:hanging="360"/>
+      </w:pPr>
+      <w:rPr>
+        <w:rFonts w:ascii="Wingdings" w:hAnsi="Wingdings" w:hint="default"/>
+        <w:sz w:val="20"/>
+      </w:rPr>
+    </w:lvl>
+    <w:lvl w:ilvl="5" w:tentative="1">
+      <w:start w:val="1"/>
+      <w:numFmt w:val="bullet"/>
+      <w:lvlText w:val=""/>
+      <w:lvlJc w:val="left"/>
+      <w:pPr>
+        <w:tabs>
+          <w:tab w:val="num" w:pos="4320"/>
+        </w:tabs>
+        <w:ind w:left="4320" w:hanging="360"/>
+      </w:pPr>
+      <w:rPr>
+        <w:rFonts w:ascii="Wingdings" w:hAnsi="Wingdings" w:hint="default"/>
+        <w:sz w:val="20"/>
+      </w:rPr>
+    </w:lvl>
+    <w:lvl w:ilvl="6" w:tentative="1">
+      <w:start w:val="1"/>
+      <w:numFmt w:val="bullet"/>
+      <w:lvlText w:val=""/>
+      <w:lvlJc w:val="left"/>
+      <w:pPr>
+        <w:tabs>
+          <w:tab w:val="num" w:pos="5040"/>
+        </w:tabs>
+        <w:ind w:left="5040" w:hanging="360"/>
+      </w:pPr>
+      <w:rPr>
+        <w:rFonts w:ascii="Wingdings" w:hAnsi="Wingdings" w:hint="default"/>
+        <w:sz w:val="20"/>
+      </w:rPr>
+    </w:lvl>
+    <w:lvl w:ilvl="7" w:tentative="1">
+      <w:start w:val="1"/>
+      <w:numFmt w:val="bullet"/>
+      <w:lvlText w:val=""/>
+      <w:lvlJc w:val="left"/>
+      <w:pPr>
+        <w:tabs>
+          <w:tab w:val="num" w:pos="5760"/>
+        </w:tabs>
+        <w:ind w:left="5760" w:hanging="360"/>
+      </w:pPr>
+      <w:rPr>
+        <w:rFonts w:ascii="Wingdings" w:hAnsi="Wingdings" w:hint="default"/>
+        <w:sz w:val="20"/>
+      </w:rPr>
+    </w:lvl>
+    <w:lvl w:ilvl="8" w:tentative="1">
+      <w:start w:val="1"/>
+      <w:numFmt w:val="bullet"/>
+      <w:lvlText w:val=""/>
+      <w:lvlJc w:val="left"/>
+      <w:pPr>
+        <w:tabs>
+          <w:tab w:val="num" w:pos="6480"/>
+        </w:tabs>
+        <w:ind w:left="6480" w:hanging="360"/>
+      </w:pPr>
+      <w:rPr>
+        <w:rFonts w:ascii="Wingdings" w:hAnsi="Wingdings" w:hint="default"/>
+        <w:sz w:val="20"/>
+      </w:rPr>
+    </w:lvl>
+  </w:abstractNum>
+  <w:abstractNum w:abstractNumId="3" w15:restartNumberingAfterBreak="0">
     <w:nsid w:val="0E700172"/>
     <w:multiLevelType w:val="multilevel"/>
     <w:tmpl w:val="3522DCE6"/>
@@ -697,7 +846,7 @@
       </w:rPr>
     </w:lvl>
   </w:abstractNum>
-  <w:abstractNum w:abstractNumId="3" w15:restartNumberingAfterBreak="0">
+  <w:abstractNum w:abstractNumId="4" w15:restartNumberingAfterBreak="0">
     <w:nsid w:val="160560AF"/>
     <w:multiLevelType w:val="multilevel"/>
     <w:tmpl w:val="B06A6BFA"/>
@@ -846,7 +995,7 @@
       </w:rPr>
     </w:lvl>
   </w:abstractNum>
-  <w:abstractNum w:abstractNumId="4" w15:restartNumberingAfterBreak="0">
+  <w:abstractNum w:abstractNumId="5" w15:restartNumberingAfterBreak="0">
     <w:nsid w:val="1BC33899"/>
     <w:multiLevelType w:val="multilevel"/>
     <w:tmpl w:val="248EC36A"/>
@@ -995,7 +1144,7 @@
       </w:rPr>
     </w:lvl>
   </w:abstractNum>
-  <w:abstractNum w:abstractNumId="5" w15:restartNumberingAfterBreak="0">
+  <w:abstractNum w:abstractNumId="6" w15:restartNumberingAfterBreak="0">
     <w:nsid w:val="1D881FBF"/>
     <w:multiLevelType w:val="multilevel"/>
     <w:tmpl w:val="1036591C"/>
@@ -1144,7 +1293,7 @@
       </w:rPr>
     </w:lvl>
   </w:abstractNum>
-  <w:abstractNum w:abstractNumId="6" w15:restartNumberingAfterBreak="0">
+  <w:abstractNum w:abstractNumId="7" w15:restartNumberingAfterBreak="0">
     <w:nsid w:val="21D52981"/>
     <w:multiLevelType w:val="multilevel"/>
     <w:tmpl w:val="05E0D338"/>
@@ -1293,7 +1442,7 @@
       </w:rPr>
     </w:lvl>
   </w:abstractNum>
-  <w:abstractNum w:abstractNumId="7" w15:restartNumberingAfterBreak="0">
+  <w:abstractNum w:abstractNumId="8" w15:restartNumberingAfterBreak="0">
     <w:nsid w:val="22DD28B2"/>
     <w:multiLevelType w:val="multilevel"/>
     <w:tmpl w:val="F3A22206"/>
@@ -1442,7 +1591,7 @@
       </w:rPr>
     </w:lvl>
   </w:abstractNum>
-  <w:abstractNum w:abstractNumId="8" w15:restartNumberingAfterBreak="0">
+  <w:abstractNum w:abstractNumId="9" w15:restartNumberingAfterBreak="0">
     <w:nsid w:val="26360F8D"/>
     <w:multiLevelType w:val="multilevel"/>
     <w:tmpl w:val="734CABCE"/>
@@ -1591,7 +1740,7 @@
       </w:rPr>
     </w:lvl>
   </w:abstractNum>
-  <w:abstractNum w:abstractNumId="9" w15:restartNumberingAfterBreak="0">
+  <w:abstractNum w:abstractNumId="10" w15:restartNumberingAfterBreak="0">
     <w:nsid w:val="27A1167C"/>
     <w:multiLevelType w:val="multilevel"/>
     <w:tmpl w:val="6DBAF99C"/>
@@ -1740,7 +1889,7 @@
       </w:rPr>
     </w:lvl>
   </w:abstractNum>
-  <w:abstractNum w:abstractNumId="10" w15:restartNumberingAfterBreak="0">
+  <w:abstractNum w:abstractNumId="11" w15:restartNumberingAfterBreak="0">
     <w:nsid w:val="2C2717C0"/>
     <w:multiLevelType w:val="multilevel"/>
     <w:tmpl w:val="C0D65778"/>
@@ -1889,7 +2038,7 @@
       </w:rPr>
     </w:lvl>
   </w:abstractNum>
-  <w:abstractNum w:abstractNumId="11" w15:restartNumberingAfterBreak="0">
+  <w:abstractNum w:abstractNumId="12" w15:restartNumberingAfterBreak="0">
     <w:nsid w:val="2E76118B"/>
     <w:multiLevelType w:val="multilevel"/>
     <w:tmpl w:val="707CCBC4"/>
@@ -2038,7 +2187,7 @@
       </w:rPr>
     </w:lvl>
   </w:abstractNum>
-  <w:abstractNum w:abstractNumId="12" w15:restartNumberingAfterBreak="0">
+  <w:abstractNum w:abstractNumId="13" w15:restartNumberingAfterBreak="0">
     <w:nsid w:val="395E0E12"/>
     <w:multiLevelType w:val="multilevel"/>
     <w:tmpl w:val="15025D94"/>
@@ -2187,7 +2336,7 @@
       </w:rPr>
     </w:lvl>
   </w:abstractNum>
-  <w:abstractNum w:abstractNumId="13" w15:restartNumberingAfterBreak="0">
+  <w:abstractNum w:abstractNumId="14" w15:restartNumberingAfterBreak="0">
     <w:nsid w:val="3A9D602C"/>
     <w:multiLevelType w:val="multilevel"/>
     <w:tmpl w:val="ABF43D6C"/>
@@ -2336,7 +2485,7 @@
       </w:rPr>
     </w:lvl>
   </w:abstractNum>
-  <w:abstractNum w:abstractNumId="14" w15:restartNumberingAfterBreak="0">
+  <w:abstractNum w:abstractNumId="15" w15:restartNumberingAfterBreak="0">
     <w:nsid w:val="3BBF4701"/>
     <w:multiLevelType w:val="multilevel"/>
     <w:tmpl w:val="480A29DA"/>
@@ -2485,7 +2634,7 @@
       </w:rPr>
     </w:lvl>
   </w:abstractNum>
-  <w:abstractNum w:abstractNumId="15" w15:restartNumberingAfterBreak="0">
+  <w:abstractNum w:abstractNumId="16" w15:restartNumberingAfterBreak="0">
     <w:nsid w:val="3C1D6AED"/>
     <w:multiLevelType w:val="multilevel"/>
     <w:tmpl w:val="BFDC0D50"/>
@@ -2634,7 +2783,7 @@
       </w:rPr>
     </w:lvl>
   </w:abstractNum>
-  <w:abstractNum w:abstractNumId="16" w15:restartNumberingAfterBreak="0">
+  <w:abstractNum w:abstractNumId="17" w15:restartNumberingAfterBreak="0">
     <w:nsid w:val="450E5BCD"/>
     <w:multiLevelType w:val="multilevel"/>
     <w:tmpl w:val="10D2BC68"/>
@@ -2783,7 +2932,7 @@
       </w:rPr>
     </w:lvl>
   </w:abstractNum>
-  <w:abstractNum w:abstractNumId="17" w15:restartNumberingAfterBreak="0">
+  <w:abstractNum w:abstractNumId="18" w15:restartNumberingAfterBreak="0">
     <w:nsid w:val="46F43E57"/>
     <w:multiLevelType w:val="multilevel"/>
     <w:tmpl w:val="A87E55DA"/>
@@ -2932,7 +3081,7 @@
       </w:rPr>
     </w:lvl>
   </w:abstractNum>
-  <w:abstractNum w:abstractNumId="18" w15:restartNumberingAfterBreak="0">
+  <w:abstractNum w:abstractNumId="19" w15:restartNumberingAfterBreak="0">
     <w:nsid w:val="48430901"/>
     <w:multiLevelType w:val="multilevel"/>
     <w:tmpl w:val="36245766"/>
@@ -3081,7 +3230,7 @@
       </w:rPr>
     </w:lvl>
   </w:abstractNum>
-  <w:abstractNum w:abstractNumId="19" w15:restartNumberingAfterBreak="0">
+  <w:abstractNum w:abstractNumId="20" w15:restartNumberingAfterBreak="0">
     <w:nsid w:val="49964BBA"/>
     <w:multiLevelType w:val="multilevel"/>
     <w:tmpl w:val="DE643422"/>
@@ -3230,7 +3379,7 @@
       </w:rPr>
     </w:lvl>
   </w:abstractNum>
-  <w:abstractNum w:abstractNumId="20" w15:restartNumberingAfterBreak="0">
+  <w:abstractNum w:abstractNumId="21" w15:restartNumberingAfterBreak="0">
     <w:nsid w:val="4B2A51D6"/>
     <w:multiLevelType w:val="multilevel"/>
     <w:tmpl w:val="75967EE2"/>
@@ -3379,7 +3528,7 @@
       </w:rPr>
     </w:lvl>
   </w:abstractNum>
-  <w:abstractNum w:abstractNumId="21" w15:restartNumberingAfterBreak="0">
+  <w:abstractNum w:abstractNumId="22" w15:restartNumberingAfterBreak="0">
     <w:nsid w:val="53F10C48"/>
     <w:multiLevelType w:val="multilevel"/>
     <w:tmpl w:val="A3C096D8"/>
@@ -3528,7 +3677,7 @@
       </w:rPr>
     </w:lvl>
   </w:abstractNum>
-  <w:abstractNum w:abstractNumId="22" w15:restartNumberingAfterBreak="0">
+  <w:abstractNum w:abstractNumId="23" w15:restartNumberingAfterBreak="0">
     <w:nsid w:val="56350650"/>
     <w:multiLevelType w:val="multilevel"/>
     <w:tmpl w:val="D38059CE"/>
@@ -3677,7 +3826,7 @@
       </w:rPr>
     </w:lvl>
   </w:abstractNum>
-  <w:abstractNum w:abstractNumId="23" w15:restartNumberingAfterBreak="0">
+  <w:abstractNum w:abstractNumId="24" w15:restartNumberingAfterBreak="0">
     <w:nsid w:val="56D91AF2"/>
     <w:multiLevelType w:val="multilevel"/>
     <w:tmpl w:val="C25E4C72"/>
@@ -3826,7 +3975,7 @@
       </w:rPr>
     </w:lvl>
   </w:abstractNum>
-  <w:abstractNum w:abstractNumId="24" w15:restartNumberingAfterBreak="0">
+  <w:abstractNum w:abstractNumId="25" w15:restartNumberingAfterBreak="0">
     <w:nsid w:val="59BA7DF6"/>
     <w:multiLevelType w:val="multilevel"/>
     <w:tmpl w:val="58E23C88"/>
@@ -3975,7 +4124,7 @@
       </w:rPr>
     </w:lvl>
   </w:abstractNum>
-  <w:abstractNum w:abstractNumId="25" w15:restartNumberingAfterBreak="0">
+  <w:abstractNum w:abstractNumId="26" w15:restartNumberingAfterBreak="0">
     <w:nsid w:val="60A01466"/>
     <w:multiLevelType w:val="multilevel"/>
     <w:tmpl w:val="A260C060"/>
@@ -4124,7 +4273,7 @@
       </w:rPr>
     </w:lvl>
   </w:abstractNum>
-  <w:abstractNum w:abstractNumId="26" w15:restartNumberingAfterBreak="0">
+  <w:abstractNum w:abstractNumId="27" w15:restartNumberingAfterBreak="0">
     <w:nsid w:val="611A72D5"/>
     <w:multiLevelType w:val="multilevel"/>
     <w:tmpl w:val="596AA9E4"/>
@@ -4273,7 +4422,7 @@
       </w:rPr>
     </w:lvl>
   </w:abstractNum>
-  <w:abstractNum w:abstractNumId="27" w15:restartNumberingAfterBreak="0">
+  <w:abstractNum w:abstractNumId="28" w15:restartNumberingAfterBreak="0">
     <w:nsid w:val="65536748"/>
     <w:multiLevelType w:val="multilevel"/>
     <w:tmpl w:val="11AAE96C"/>
@@ -4422,7 +4571,7 @@
       </w:rPr>
     </w:lvl>
   </w:abstractNum>
-  <w:abstractNum w:abstractNumId="28" w15:restartNumberingAfterBreak="0">
+  <w:abstractNum w:abstractNumId="29" w15:restartNumberingAfterBreak="0">
     <w:nsid w:val="66977F80"/>
     <w:multiLevelType w:val="multilevel"/>
     <w:tmpl w:val="3AC29E7C"/>
@@ -4571,7 +4720,7 @@
       </w:rPr>
     </w:lvl>
   </w:abstractNum>
-  <w:abstractNum w:abstractNumId="29" w15:restartNumberingAfterBreak="0">
+  <w:abstractNum w:abstractNumId="30" w15:restartNumberingAfterBreak="0">
     <w:nsid w:val="66F7606C"/>
     <w:multiLevelType w:val="multilevel"/>
     <w:tmpl w:val="BB30D4D4"/>
@@ -4720,7 +4869,156 @@
       </w:rPr>
     </w:lvl>
   </w:abstractNum>
-  <w:abstractNum w:abstractNumId="30" w15:restartNumberingAfterBreak="0">
+  <w:abstractNum w:abstractNumId="31" w15:restartNumberingAfterBreak="0">
+    <w:nsid w:val="675876CA"/>
+    <w:multiLevelType w:val="multilevel"/>
+    <w:tmpl w:val="E378180A"/>
+    <w:lvl w:ilvl="0">
+      <w:start w:val="1"/>
+      <w:numFmt w:val="bullet"/>
+      <w:lvlText w:val=""/>
+      <w:lvlJc w:val="left"/>
+      <w:pPr>
+        <w:tabs>
+          <w:tab w:val="num" w:pos="720"/>
+        </w:tabs>
+        <w:ind w:left="720" w:hanging="360"/>
+      </w:pPr>
+      <w:rPr>
+        <w:rFonts w:ascii="Symbol" w:hAnsi="Symbol" w:hint="default"/>
+        <w:sz w:val="20"/>
+      </w:rPr>
+    </w:lvl>
+    <w:lvl w:ilvl="1" w:tentative="1">
+      <w:start w:val="1"/>
+      <w:numFmt w:val="bullet"/>
+      <w:lvlText w:val="o"/>
+      <w:lvlJc w:val="left"/>
+      <w:pPr>
+        <w:tabs>
+          <w:tab w:val="num" w:pos="1440"/>
+        </w:tabs>
+        <w:ind w:left="1440" w:hanging="360"/>
+      </w:pPr>
+      <w:rPr>
+        <w:rFonts w:ascii="Courier New" w:hAnsi="Courier New" w:hint="default"/>
+        <w:sz w:val="20"/>
+      </w:rPr>
+    </w:lvl>
+    <w:lvl w:ilvl="2" w:tentative="1">
+      <w:start w:val="1"/>
+      <w:numFmt w:val="bullet"/>
+      <w:lvlText w:val=""/>
+      <w:lvlJc w:val="left"/>
+      <w:pPr>
+        <w:tabs>
+          <w:tab w:val="num" w:pos="2160"/>
+        </w:tabs>
+        <w:ind w:left="2160" w:hanging="360"/>
+      </w:pPr>
+      <w:rPr>
+        <w:rFonts w:ascii="Wingdings" w:hAnsi="Wingdings" w:hint="default"/>
+        <w:sz w:val="20"/>
+      </w:rPr>
+    </w:lvl>
+    <w:lvl w:ilvl="3" w:tentative="1">
+      <w:start w:val="1"/>
+      <w:numFmt w:val="bullet"/>
+      <w:lvlText w:val=""/>
+      <w:lvlJc w:val="left"/>
+      <w:pPr>
+        <w:tabs>
+          <w:tab w:val="num" w:pos="2880"/>
+        </w:tabs>
+        <w:ind w:left="2880" w:hanging="360"/>
+      </w:pPr>
+      <w:rPr>
+        <w:rFonts w:ascii="Wingdings" w:hAnsi="Wingdings" w:hint="default"/>
+        <w:sz w:val="20"/>
+      </w:rPr>
+    </w:lvl>
+    <w:lvl w:ilvl="4" w:tentative="1">
+      <w:start w:val="1"/>
+      <w:numFmt w:val="bullet"/>
+      <w:lvlText w:val=""/>
+      <w:lvlJc w:val="left"/>
+      <w:pPr>
+        <w:tabs>
+          <w:tab w:val="num" w:pos="3600"/>
+        </w:tabs>
+        <w:ind w:left="3600" w:hanging="360"/>
+      </w:pPr>
+      <w:rPr>
+        <w:rFonts w:ascii="Wingdings" w:hAnsi="Wingdings" w:hint="default"/>
+        <w:sz w:val="20"/>
+      </w:rPr>
+    </w:lvl>
+    <w:lvl w:ilvl="5" w:tentative="1">
+      <w:start w:val="1"/>
+      <w:numFmt w:val="bullet"/>
+      <w:lvlText w:val=""/>
+      <w:lvlJc w:val="left"/>
+      <w:pPr>
+        <w:tabs>
+          <w:tab w:val="num" w:pos="4320"/>
+        </w:tabs>
+        <w:ind w:left="4320" w:hanging="360"/>
+      </w:pPr>
+      <w:rPr>
+        <w:rFonts w:ascii="Wingdings" w:hAnsi="Wingdings" w:hint="default"/>
+        <w:sz w:val="20"/>
+      </w:rPr>
+    </w:lvl>
+    <w:lvl w:ilvl="6" w:tentative="1">
+      <w:start w:val="1"/>
+      <w:numFmt w:val="bullet"/>
+      <w:lvlText w:val=""/>
+      <w:lvlJc w:val="left"/>
+      <w:pPr>
+        <w:tabs>
+          <w:tab w:val="num" w:pos="5040"/>
+        </w:tabs>
+        <w:ind w:left="5040" w:hanging="360"/>
+      </w:pPr>
+      <w:rPr>
+        <w:rFonts w:ascii="Wingdings" w:hAnsi="Wingdings" w:hint="default"/>
+        <w:sz w:val="20"/>
+      </w:rPr>
+    </w:lvl>
+    <w:lvl w:ilvl="7" w:tentative="1">
+      <w:start w:val="1"/>
+      <w:numFmt w:val="bullet"/>
+      <w:lvlText w:val=""/>
+      <w:lvlJc w:val="left"/>
+      <w:pPr>
+        <w:tabs>
+          <w:tab w:val="num" w:pos="5760"/>
+        </w:tabs>
+        <w:ind w:left="5760" w:hanging="360"/>
+      </w:pPr>
+      <w:rPr>
+        <w:rFonts w:ascii="Wingdings" w:hAnsi="Wingdings" w:hint="default"/>
+        <w:sz w:val="20"/>
+      </w:rPr>
+    </w:lvl>
+    <w:lvl w:ilvl="8" w:tentative="1">
+      <w:start w:val="1"/>
+      <w:numFmt w:val="bullet"/>
+      <w:lvlText w:val=""/>
+      <w:lvlJc w:val="left"/>
+      <w:pPr>
+        <w:tabs>
+          <w:tab w:val="num" w:pos="6480"/>
+        </w:tabs>
+        <w:ind w:left="6480" w:hanging="360"/>
+      </w:pPr>
+      <w:rPr>
+        <w:rFonts w:ascii="Wingdings" w:hAnsi="Wingdings" w:hint="default"/>
+        <w:sz w:val="20"/>
+      </w:rPr>
+    </w:lvl>
+  </w:abstractNum>
+  <w:abstractNum w:abstractNumId="32" w15:restartNumberingAfterBreak="0">
     <w:nsid w:val="68901EA7"/>
     <w:multiLevelType w:val="multilevel"/>
     <w:tmpl w:val="6C743108"/>
@@ -4869,7 +5167,7 @@
       </w:rPr>
     </w:lvl>
   </w:abstractNum>
-  <w:abstractNum w:abstractNumId="31" w15:restartNumberingAfterBreak="0">
+  <w:abstractNum w:abstractNumId="33" w15:restartNumberingAfterBreak="0">
     <w:nsid w:val="6C194418"/>
     <w:multiLevelType w:val="multilevel"/>
     <w:tmpl w:val="39943626"/>
@@ -5018,7 +5316,7 @@
       </w:rPr>
     </w:lvl>
   </w:abstractNum>
-  <w:abstractNum w:abstractNumId="32" w15:restartNumberingAfterBreak="0">
+  <w:abstractNum w:abstractNumId="34" w15:restartNumberingAfterBreak="0">
     <w:nsid w:val="6E1030D6"/>
     <w:multiLevelType w:val="multilevel"/>
     <w:tmpl w:val="8DF8ED0C"/>
@@ -5167,7 +5465,7 @@
       </w:rPr>
     </w:lvl>
   </w:abstractNum>
-  <w:abstractNum w:abstractNumId="33" w15:restartNumberingAfterBreak="0">
+  <w:abstractNum w:abstractNumId="35" w15:restartNumberingAfterBreak="0">
     <w:nsid w:val="713E14FF"/>
     <w:multiLevelType w:val="multilevel"/>
     <w:tmpl w:val="43D0EA70"/>
@@ -5316,7 +5614,7 @@
       </w:rPr>
     </w:lvl>
   </w:abstractNum>
-  <w:abstractNum w:abstractNumId="34" w15:restartNumberingAfterBreak="0">
+  <w:abstractNum w:abstractNumId="36" w15:restartNumberingAfterBreak="0">
     <w:nsid w:val="75B87456"/>
     <w:multiLevelType w:val="multilevel"/>
     <w:tmpl w:val="B05A194E"/>
@@ -5465,7 +5763,7 @@
       </w:rPr>
     </w:lvl>
   </w:abstractNum>
-  <w:abstractNum w:abstractNumId="35" w15:restartNumberingAfterBreak="0">
+  <w:abstractNum w:abstractNumId="37" w15:restartNumberingAfterBreak="0">
     <w:nsid w:val="76352C27"/>
     <w:multiLevelType w:val="multilevel"/>
     <w:tmpl w:val="389653F0"/>
@@ -5614,7 +5912,7 @@
       </w:rPr>
     </w:lvl>
   </w:abstractNum>
-  <w:abstractNum w:abstractNumId="36" w15:restartNumberingAfterBreak="0">
+  <w:abstractNum w:abstractNumId="38" w15:restartNumberingAfterBreak="0">
     <w:nsid w:val="77640CE0"/>
     <w:multiLevelType w:val="multilevel"/>
     <w:tmpl w:val="3058F2D2"/>
@@ -5763,7 +6061,7 @@
       </w:rPr>
     </w:lvl>
   </w:abstractNum>
-  <w:abstractNum w:abstractNumId="37" w15:restartNumberingAfterBreak="0">
+  <w:abstractNum w:abstractNumId="39" w15:restartNumberingAfterBreak="0">
     <w:nsid w:val="7B094912"/>
     <w:multiLevelType w:val="multilevel"/>
     <w:tmpl w:val="EF7ABE96"/>
@@ -5912,7 +6210,7 @@
       </w:rPr>
     </w:lvl>
   </w:abstractNum>
-  <w:abstractNum w:abstractNumId="38" w15:restartNumberingAfterBreak="0">
+  <w:abstractNum w:abstractNumId="40" w15:restartNumberingAfterBreak="0">
     <w:nsid w:val="7D2A0D5A"/>
     <w:multiLevelType w:val="multilevel"/>
     <w:tmpl w:val="B9D6C638"/>
@@ -6061,7 +6359,7 @@
       </w:rPr>
     </w:lvl>
   </w:abstractNum>
-  <w:abstractNum w:abstractNumId="39" w15:restartNumberingAfterBreak="0">
+  <w:abstractNum w:abstractNumId="41" w15:restartNumberingAfterBreak="0">
     <w:nsid w:val="7F2344C9"/>
     <w:multiLevelType w:val="multilevel"/>
     <w:tmpl w:val="3972373C"/>
@@ -6211,124 +6509,130 @@
     </w:lvl>
   </w:abstractNum>
   <w:num w:numId="1" w16cid:durableId="2016882999">
-    <w:abstractNumId w:val="17"/>
+    <w:abstractNumId w:val="18"/>
   </w:num>
   <w:num w:numId="2" w16cid:durableId="1516770254">
-    <w:abstractNumId w:val="24"/>
+    <w:abstractNumId w:val="25"/>
   </w:num>
   <w:num w:numId="3" w16cid:durableId="1279868778">
-    <w:abstractNumId w:val="25"/>
+    <w:abstractNumId w:val="26"/>
   </w:num>
   <w:num w:numId="4" w16cid:durableId="451092406">
     <w:abstractNumId w:val="1"/>
   </w:num>
   <w:num w:numId="5" w16cid:durableId="1514997203">
-    <w:abstractNumId w:val="22"/>
+    <w:abstractNumId w:val="23"/>
   </w:num>
   <w:num w:numId="6" w16cid:durableId="1760128647">
+    <w:abstractNumId w:val="4"/>
+  </w:num>
+  <w:num w:numId="7" w16cid:durableId="1147549999">
+    <w:abstractNumId w:val="13"/>
+  </w:num>
+  <w:num w:numId="8" w16cid:durableId="31079034">
     <w:abstractNumId w:val="3"/>
   </w:num>
-  <w:num w:numId="7" w16cid:durableId="1147549999">
+  <w:num w:numId="9" w16cid:durableId="445543454">
+    <w:abstractNumId w:val="24"/>
+  </w:num>
+  <w:num w:numId="10" w16cid:durableId="581917086">
+    <w:abstractNumId w:val="32"/>
+  </w:num>
+  <w:num w:numId="11" w16cid:durableId="474028345">
+    <w:abstractNumId w:val="16"/>
+  </w:num>
+  <w:num w:numId="12" w16cid:durableId="1162769715">
+    <w:abstractNumId w:val="20"/>
+  </w:num>
+  <w:num w:numId="13" w16cid:durableId="1345865764">
     <w:abstractNumId w:val="12"/>
   </w:num>
-  <w:num w:numId="8" w16cid:durableId="31079034">
-    <w:abstractNumId w:val="2"/>
+  <w:num w:numId="14" w16cid:durableId="267935931">
+    <w:abstractNumId w:val="27"/>
   </w:num>
-  <w:num w:numId="9" w16cid:durableId="445543454">
-    <w:abstractNumId w:val="23"/>
+  <w:num w:numId="15" w16cid:durableId="1521384853">
+    <w:abstractNumId w:val="14"/>
   </w:num>
-  <w:num w:numId="10" w16cid:durableId="581917086">
-    <w:abstractNumId w:val="30"/>
+  <w:num w:numId="16" w16cid:durableId="1374573618">
+    <w:abstractNumId w:val="8"/>
   </w:num>
-  <w:num w:numId="11" w16cid:durableId="474028345">
+  <w:num w:numId="17" w16cid:durableId="1035500579">
+    <w:abstractNumId w:val="34"/>
+  </w:num>
+  <w:num w:numId="18" w16cid:durableId="191649467">
+    <w:abstractNumId w:val="11"/>
+  </w:num>
+  <w:num w:numId="19" w16cid:durableId="1246380804">
+    <w:abstractNumId w:val="28"/>
+  </w:num>
+  <w:num w:numId="20" w16cid:durableId="53889921">
     <w:abstractNumId w:val="15"/>
   </w:num>
-  <w:num w:numId="12" w16cid:durableId="1162769715">
+  <w:num w:numId="21" w16cid:durableId="648872423">
+    <w:abstractNumId w:val="36"/>
+  </w:num>
+  <w:num w:numId="22" w16cid:durableId="298460962">
+    <w:abstractNumId w:val="6"/>
+  </w:num>
+  <w:num w:numId="23" w16cid:durableId="2137674160">
+    <w:abstractNumId w:val="39"/>
+  </w:num>
+  <w:num w:numId="24" w16cid:durableId="872621242">
+    <w:abstractNumId w:val="5"/>
+  </w:num>
+  <w:num w:numId="25" w16cid:durableId="1309365413">
+    <w:abstractNumId w:val="29"/>
+  </w:num>
+  <w:num w:numId="26" w16cid:durableId="2069181728">
+    <w:abstractNumId w:val="38"/>
+  </w:num>
+  <w:num w:numId="27" w16cid:durableId="873271388">
+    <w:abstractNumId w:val="9"/>
+  </w:num>
+  <w:num w:numId="28" w16cid:durableId="939996546">
     <w:abstractNumId w:val="19"/>
   </w:num>
-  <w:num w:numId="13" w16cid:durableId="1345865764">
-    <w:abstractNumId w:val="11"/>
-  </w:num>
-  <w:num w:numId="14" w16cid:durableId="267935931">
-    <w:abstractNumId w:val="26"/>
-  </w:num>
-  <w:num w:numId="15" w16cid:durableId="1521384853">
-    <w:abstractNumId w:val="13"/>
-  </w:num>
-  <w:num w:numId="16" w16cid:durableId="1374573618">
-    <w:abstractNumId w:val="7"/>
-  </w:num>
-  <w:num w:numId="17" w16cid:durableId="1035500579">
-    <w:abstractNumId w:val="32"/>
-  </w:num>
-  <w:num w:numId="18" w16cid:durableId="191649467">
-    <w:abstractNumId w:val="10"/>
-  </w:num>
-  <w:num w:numId="19" w16cid:durableId="1246380804">
-    <w:abstractNumId w:val="27"/>
-  </w:num>
-  <w:num w:numId="20" w16cid:durableId="53889921">
-    <w:abstractNumId w:val="14"/>
-  </w:num>
-  <w:num w:numId="21" w16cid:durableId="648872423">
-    <w:abstractNumId w:val="34"/>
-  </w:num>
-  <w:num w:numId="22" w16cid:durableId="298460962">
-    <w:abstractNumId w:val="5"/>
-  </w:num>
-  <w:num w:numId="23" w16cid:durableId="2137674160">
+  <w:num w:numId="29" w16cid:durableId="1130510541">
     <w:abstractNumId w:val="37"/>
   </w:num>
-  <w:num w:numId="24" w16cid:durableId="872621242">
-    <w:abstractNumId w:val="4"/>
-  </w:num>
-  <w:num w:numId="25" w16cid:durableId="1309365413">
-    <w:abstractNumId w:val="28"/>
-  </w:num>
-  <w:num w:numId="26" w16cid:durableId="2069181728">
-    <w:abstractNumId w:val="36"/>
-  </w:num>
-  <w:num w:numId="27" w16cid:durableId="873271388">
-    <w:abstractNumId w:val="8"/>
-  </w:num>
-  <w:num w:numId="28" w16cid:durableId="939996546">
-    <w:abstractNumId w:val="18"/>
-  </w:num>
-  <w:num w:numId="29" w16cid:durableId="1130510541">
-    <w:abstractNumId w:val="35"/>
-  </w:num>
   <w:num w:numId="30" w16cid:durableId="869103372">
-    <w:abstractNumId w:val="16"/>
+    <w:abstractNumId w:val="17"/>
   </w:num>
   <w:num w:numId="31" w16cid:durableId="924654249">
-    <w:abstractNumId w:val="29"/>
+    <w:abstractNumId w:val="30"/>
   </w:num>
   <w:num w:numId="32" w16cid:durableId="1985156001">
     <w:abstractNumId w:val="0"/>
   </w:num>
   <w:num w:numId="33" w16cid:durableId="825975558">
+    <w:abstractNumId w:val="22"/>
+  </w:num>
+  <w:num w:numId="34" w16cid:durableId="1092118246">
+    <w:abstractNumId w:val="10"/>
+  </w:num>
+  <w:num w:numId="35" w16cid:durableId="1618566016">
+    <w:abstractNumId w:val="33"/>
+  </w:num>
+  <w:num w:numId="36" w16cid:durableId="130250717">
+    <w:abstractNumId w:val="40"/>
+  </w:num>
+  <w:num w:numId="37" w16cid:durableId="701513990">
+    <w:abstractNumId w:val="35"/>
+  </w:num>
+  <w:num w:numId="38" w16cid:durableId="191841552">
     <w:abstractNumId w:val="21"/>
   </w:num>
-  <w:num w:numId="34" w16cid:durableId="1092118246">
-    <w:abstractNumId w:val="9"/>
+  <w:num w:numId="39" w16cid:durableId="1668436413">
+    <w:abstractNumId w:val="7"/>
   </w:num>
-  <w:num w:numId="35" w16cid:durableId="1618566016">
+  <w:num w:numId="40" w16cid:durableId="599290102">
+    <w:abstractNumId w:val="41"/>
+  </w:num>
+  <w:num w:numId="41" w16cid:durableId="1314259263">
     <w:abstractNumId w:val="31"/>
   </w:num>
-  <w:num w:numId="36" w16cid:durableId="130250717">
-    <w:abstractNumId w:val="38"/>
-  </w:num>
-  <w:num w:numId="37" w16cid:durableId="701513990">
-    <w:abstractNumId w:val="33"/>
-  </w:num>
-  <w:num w:numId="38" w16cid:durableId="191841552">
-    <w:abstractNumId w:val="20"/>
-  </w:num>
-  <w:num w:numId="39" w16cid:durableId="1668436413">
-    <w:abstractNumId w:val="6"/>
-  </w:num>
-  <w:num w:numId="40" w16cid:durableId="599290102">
-    <w:abstractNumId w:val="39"/>
+  <w:num w:numId="42" w16cid:durableId="1793356255">
+    <w:abstractNumId w:val="2"/>
   </w:num>
   <w:numIdMacAtCleanup w:val="2"/>
 </w:numbering>

--- a/data/Market_Read_daily.docx
+++ b/data/Market_Read_daily.docx
@@ -4,7 +4,7 @@
   <w:body>
     <w:p>
       <w:r>
-        <w:t>Market Read: November 10, 2025</w:t>
+        <w:t>Market Read: November 11, 2025</w:t>
       </w:r>
     </w:p>
     <w:p>
@@ -16,7 +16,7 @@
       <w:pPr>
         <w:numPr>
           <w:ilvl w:val="0"/>
-          <w:numId w:val="41"/>
+          <w:numId w:val="43"/>
         </w:numPr>
       </w:pPr>
       <w:r>
@@ -27,128 +27,128 @@
         <w:t>Breadth:</w:t>
       </w:r>
       <w:r>
-        <w:t xml:space="preserve"> 68.4% of names are positive.</w:t>
+        <w:t xml:space="preserve"> 69.2% of names are positive.</w:t>
       </w:r>
     </w:p>
     <w:p>
       <w:pPr>
         <w:numPr>
           <w:ilvl w:val="0"/>
-          <w:numId w:val="41"/>
+          <w:numId w:val="43"/>
         </w:numPr>
       </w:pPr>
       <w:r>
-        <w:t>Information Technology: leading (avg +1.57%).</w:t>
+        <w:t>Information Technology: lagging (avg −0.82%).</w:t>
       </w:r>
     </w:p>
     <w:p>
       <w:pPr>
         <w:numPr>
           <w:ilvl w:val="0"/>
-          <w:numId w:val="41"/>
+          <w:numId w:val="43"/>
         </w:numPr>
       </w:pPr>
       <w:r>
-        <w:t>Industrials: firm (avg +0.33%).</w:t>
+        <w:t>Industrials: flat (avg +0.08%).</w:t>
       </w:r>
     </w:p>
     <w:p>
       <w:pPr>
         <w:numPr>
           <w:ilvl w:val="0"/>
-          <w:numId w:val="41"/>
+          <w:numId w:val="43"/>
         </w:numPr>
       </w:pPr>
       <w:r>
-        <w:t>Consumer Staples: flat (avg −0.25%).</w:t>
+        <w:t>Consumer Staples: leading (avg +1.40%).</w:t>
       </w:r>
     </w:p>
     <w:p>
       <w:pPr>
         <w:numPr>
           <w:ilvl w:val="0"/>
-          <w:numId w:val="41"/>
+          <w:numId w:val="43"/>
         </w:numPr>
       </w:pPr>
       <w:r>
-        <w:t>Consumer Discretionary: firm (avg +0.54%).</w:t>
+        <w:t>Consumer Discretionary: firm (avg +0.41%).</w:t>
       </w:r>
     </w:p>
     <w:p>
       <w:pPr>
         <w:numPr>
           <w:ilvl w:val="0"/>
-          <w:numId w:val="41"/>
+          <w:numId w:val="43"/>
         </w:numPr>
       </w:pPr>
       <w:r>
-        <w:t>Financials: firm (avg +0.47%).</w:t>
+        <w:t>Financials: firm (avg +0.53%).</w:t>
       </w:r>
     </w:p>
     <w:p>
       <w:pPr>
         <w:numPr>
           <w:ilvl w:val="0"/>
-          <w:numId w:val="41"/>
+          <w:numId w:val="43"/>
         </w:numPr>
       </w:pPr>
       <w:r>
-        <w:t>Utilities: flat (avg −0.13%).</w:t>
+        <w:t>Utilities: flat (avg +0.24%).</w:t>
       </w:r>
     </w:p>
     <w:p>
       <w:pPr>
         <w:numPr>
           <w:ilvl w:val="0"/>
-          <w:numId w:val="41"/>
+          <w:numId w:val="43"/>
         </w:numPr>
       </w:pPr>
       <w:r>
-        <w:t>Real Estate: lagging (avg −0.26%).</w:t>
+        <w:t>Real Estate: leading (avg +1.17%).</w:t>
       </w:r>
     </w:p>
     <w:p>
       <w:pPr>
         <w:numPr>
           <w:ilvl w:val="0"/>
-          <w:numId w:val="41"/>
+          <w:numId w:val="43"/>
         </w:numPr>
       </w:pPr>
       <w:r>
-        <w:t>Materials: firm (avg +0.69%).</w:t>
+        <w:t>Materials: firm (avg +0.90%).</w:t>
       </w:r>
     </w:p>
     <w:p>
       <w:pPr>
         <w:numPr>
           <w:ilvl w:val="0"/>
-          <w:numId w:val="41"/>
+          <w:numId w:val="43"/>
         </w:numPr>
       </w:pPr>
       <w:r>
-        <w:t>Energy: firm (avg +1.00%).</w:t>
+        <w:t>Energy: leading (avg +1.50%).</w:t>
       </w:r>
     </w:p>
     <w:p>
       <w:pPr>
         <w:numPr>
           <w:ilvl w:val="0"/>
-          <w:numId w:val="41"/>
+          <w:numId w:val="43"/>
         </w:numPr>
       </w:pPr>
       <w:r>
-        <w:t>Health Care: flat (avg −0.03%).</w:t>
+        <w:t>Health Care: leading (avg +2.30%).</w:t>
       </w:r>
     </w:p>
     <w:p>
       <w:pPr>
         <w:numPr>
           <w:ilvl w:val="0"/>
-          <w:numId w:val="41"/>
+          <w:numId w:val="43"/>
         </w:numPr>
       </w:pPr>
       <w:r>
-        <w:t>Communication Services: firm (avg +0.47%).</w:t>
+        <w:t>Communication Services: firm (avg +0.84%).</w:t>
       </w:r>
     </w:p>
     <w:p>
@@ -160,81 +160,81 @@
       <w:pPr>
         <w:numPr>
           <w:ilvl w:val="0"/>
-          <w:numId w:val="42"/>
+          <w:numId w:val="44"/>
         </w:numPr>
       </w:pPr>
       <w:r>
-        <w:t>Gold: leading (avg +2.73%).</w:t>
+        <w:t>Gold: firm (avg +0.39%).</w:t>
       </w:r>
     </w:p>
     <w:p>
       <w:pPr>
         <w:numPr>
           <w:ilvl w:val="0"/>
-          <w:numId w:val="42"/>
+          <w:numId w:val="44"/>
         </w:numPr>
       </w:pPr>
       <w:r>
-        <w:t>USD: flat (avg +0.07%).</w:t>
+        <w:t>USD: flat (avg −0.14%).</w:t>
       </w:r>
     </w:p>
     <w:p>
       <w:pPr>
         <w:numPr>
           <w:ilvl w:val="0"/>
-          <w:numId w:val="42"/>
+          <w:numId w:val="44"/>
         </w:numPr>
       </w:pPr>
       <w:r>
-        <w:t>Yields: firm (avg +0.43%).</w:t>
+        <w:t>Yields: flat (avg +0.22%).</w:t>
       </w:r>
     </w:p>
     <w:p>
       <w:pPr>
         <w:numPr>
           <w:ilvl w:val="0"/>
-          <w:numId w:val="42"/>
+          <w:numId w:val="44"/>
         </w:numPr>
       </w:pPr>
       <w:r>
-        <w:t>Bonds: flat (avg +0.04%).</w:t>
+        <w:t>Bonds: firm (avg +0.33%).</w:t>
       </w:r>
     </w:p>
     <w:p>
       <w:pPr>
         <w:numPr>
           <w:ilvl w:val="0"/>
-          <w:numId w:val="42"/>
+          <w:numId w:val="44"/>
         </w:numPr>
       </w:pPr>
       <w:r>
         <w:lastRenderedPageBreak/>
-        <w:t>Energy complex: firm (avg +0.83%).</w:t>
+        <w:t>Energy complex: leading (avg +2.35%).</w:t>
       </w:r>
     </w:p>
     <w:p>
       <w:r>
-        <w:t xml:space="preserve">Bottom line: Broadly positive tone led by Technology and Energy with solid breadth and moderate gains across cyclicals. Gold surged while yields and the dollar stayed contained—an encouraging mix pointing to </w:t>
+        <w:t xml:space="preserve">Bottom line: A broadly constructive session with strong breadth and leadership from Health Care, Energy, and Staples. Gold and bonds firmed while yields and the dollar held steady—an encouraging combination that signals </w:t>
       </w:r>
       <w:r>
         <w:rPr>
           <w:b/>
           <w:bCs/>
         </w:rPr>
-        <w:t>easing inflation pressures alongside steady growth expectations</w:t>
+        <w:t>easing inflation pressures alongside stable growth expectations</w:t>
       </w:r>
       <w:r>
-        <w:t xml:space="preserve">. The market tone is </w:t>
+        <w:t xml:space="preserve">. The tone remains </w:t>
       </w:r>
       <w:r>
         <w:rPr>
           <w:b/>
           <w:bCs/>
         </w:rPr>
-        <w:t>constructive</w:t>
+        <w:t>risk-on but selective</w:t>
       </w:r>
       <w:r>
-        <w:t>, favoring measured risk-taking and continued participation in pro-growth exposures.</w:t>
+        <w:t>, with defensives and cyclicals both contributing to the advance.</w:t>
       </w:r>
     </w:p>
     <w:p/>
@@ -4721,6 +4721,155 @@
     </w:lvl>
   </w:abstractNum>
   <w:abstractNum w:abstractNumId="30" w15:restartNumberingAfterBreak="0">
+    <w:nsid w:val="66F351A8"/>
+    <w:multiLevelType w:val="multilevel"/>
+    <w:tmpl w:val="CD6889DA"/>
+    <w:lvl w:ilvl="0">
+      <w:start w:val="1"/>
+      <w:numFmt w:val="bullet"/>
+      <w:lvlText w:val=""/>
+      <w:lvlJc w:val="left"/>
+      <w:pPr>
+        <w:tabs>
+          <w:tab w:val="num" w:pos="720"/>
+        </w:tabs>
+        <w:ind w:left="720" w:hanging="360"/>
+      </w:pPr>
+      <w:rPr>
+        <w:rFonts w:ascii="Symbol" w:hAnsi="Symbol" w:hint="default"/>
+        <w:sz w:val="20"/>
+      </w:rPr>
+    </w:lvl>
+    <w:lvl w:ilvl="1" w:tentative="1">
+      <w:start w:val="1"/>
+      <w:numFmt w:val="bullet"/>
+      <w:lvlText w:val="o"/>
+      <w:lvlJc w:val="left"/>
+      <w:pPr>
+        <w:tabs>
+          <w:tab w:val="num" w:pos="1440"/>
+        </w:tabs>
+        <w:ind w:left="1440" w:hanging="360"/>
+      </w:pPr>
+      <w:rPr>
+        <w:rFonts w:ascii="Courier New" w:hAnsi="Courier New" w:hint="default"/>
+        <w:sz w:val="20"/>
+      </w:rPr>
+    </w:lvl>
+    <w:lvl w:ilvl="2" w:tentative="1">
+      <w:start w:val="1"/>
+      <w:numFmt w:val="bullet"/>
+      <w:lvlText w:val=""/>
+      <w:lvlJc w:val="left"/>
+      <w:pPr>
+        <w:tabs>
+          <w:tab w:val="num" w:pos="2160"/>
+        </w:tabs>
+        <w:ind w:left="2160" w:hanging="360"/>
+      </w:pPr>
+      <w:rPr>
+        <w:rFonts w:ascii="Wingdings" w:hAnsi="Wingdings" w:hint="default"/>
+        <w:sz w:val="20"/>
+      </w:rPr>
+    </w:lvl>
+    <w:lvl w:ilvl="3" w:tentative="1">
+      <w:start w:val="1"/>
+      <w:numFmt w:val="bullet"/>
+      <w:lvlText w:val=""/>
+      <w:lvlJc w:val="left"/>
+      <w:pPr>
+        <w:tabs>
+          <w:tab w:val="num" w:pos="2880"/>
+        </w:tabs>
+        <w:ind w:left="2880" w:hanging="360"/>
+      </w:pPr>
+      <w:rPr>
+        <w:rFonts w:ascii="Wingdings" w:hAnsi="Wingdings" w:hint="default"/>
+        <w:sz w:val="20"/>
+      </w:rPr>
+    </w:lvl>
+    <w:lvl w:ilvl="4" w:tentative="1">
+      <w:start w:val="1"/>
+      <w:numFmt w:val="bullet"/>
+      <w:lvlText w:val=""/>
+      <w:lvlJc w:val="left"/>
+      <w:pPr>
+        <w:tabs>
+          <w:tab w:val="num" w:pos="3600"/>
+        </w:tabs>
+        <w:ind w:left="3600" w:hanging="360"/>
+      </w:pPr>
+      <w:rPr>
+        <w:rFonts w:ascii="Wingdings" w:hAnsi="Wingdings" w:hint="default"/>
+        <w:sz w:val="20"/>
+      </w:rPr>
+    </w:lvl>
+    <w:lvl w:ilvl="5" w:tentative="1">
+      <w:start w:val="1"/>
+      <w:numFmt w:val="bullet"/>
+      <w:lvlText w:val=""/>
+      <w:lvlJc w:val="left"/>
+      <w:pPr>
+        <w:tabs>
+          <w:tab w:val="num" w:pos="4320"/>
+        </w:tabs>
+        <w:ind w:left="4320" w:hanging="360"/>
+      </w:pPr>
+      <w:rPr>
+        <w:rFonts w:ascii="Wingdings" w:hAnsi="Wingdings" w:hint="default"/>
+        <w:sz w:val="20"/>
+      </w:rPr>
+    </w:lvl>
+    <w:lvl w:ilvl="6" w:tentative="1">
+      <w:start w:val="1"/>
+      <w:numFmt w:val="bullet"/>
+      <w:lvlText w:val=""/>
+      <w:lvlJc w:val="left"/>
+      <w:pPr>
+        <w:tabs>
+          <w:tab w:val="num" w:pos="5040"/>
+        </w:tabs>
+        <w:ind w:left="5040" w:hanging="360"/>
+      </w:pPr>
+      <w:rPr>
+        <w:rFonts w:ascii="Wingdings" w:hAnsi="Wingdings" w:hint="default"/>
+        <w:sz w:val="20"/>
+      </w:rPr>
+    </w:lvl>
+    <w:lvl w:ilvl="7" w:tentative="1">
+      <w:start w:val="1"/>
+      <w:numFmt w:val="bullet"/>
+      <w:lvlText w:val=""/>
+      <w:lvlJc w:val="left"/>
+      <w:pPr>
+        <w:tabs>
+          <w:tab w:val="num" w:pos="5760"/>
+        </w:tabs>
+        <w:ind w:left="5760" w:hanging="360"/>
+      </w:pPr>
+      <w:rPr>
+        <w:rFonts w:ascii="Wingdings" w:hAnsi="Wingdings" w:hint="default"/>
+        <w:sz w:val="20"/>
+      </w:rPr>
+    </w:lvl>
+    <w:lvl w:ilvl="8" w:tentative="1">
+      <w:start w:val="1"/>
+      <w:numFmt w:val="bullet"/>
+      <w:lvlText w:val=""/>
+      <w:lvlJc w:val="left"/>
+      <w:pPr>
+        <w:tabs>
+          <w:tab w:val="num" w:pos="6480"/>
+        </w:tabs>
+        <w:ind w:left="6480" w:hanging="360"/>
+      </w:pPr>
+      <w:rPr>
+        <w:rFonts w:ascii="Wingdings" w:hAnsi="Wingdings" w:hint="default"/>
+        <w:sz w:val="20"/>
+      </w:rPr>
+    </w:lvl>
+  </w:abstractNum>
+  <w:abstractNum w:abstractNumId="31" w15:restartNumberingAfterBreak="0">
     <w:nsid w:val="66F7606C"/>
     <w:multiLevelType w:val="multilevel"/>
     <w:tmpl w:val="BB30D4D4"/>
@@ -4869,7 +5018,7 @@
       </w:rPr>
     </w:lvl>
   </w:abstractNum>
-  <w:abstractNum w:abstractNumId="31" w15:restartNumberingAfterBreak="0">
+  <w:abstractNum w:abstractNumId="32" w15:restartNumberingAfterBreak="0">
     <w:nsid w:val="675876CA"/>
     <w:multiLevelType w:val="multilevel"/>
     <w:tmpl w:val="E378180A"/>
@@ -5018,7 +5167,7 @@
       </w:rPr>
     </w:lvl>
   </w:abstractNum>
-  <w:abstractNum w:abstractNumId="32" w15:restartNumberingAfterBreak="0">
+  <w:abstractNum w:abstractNumId="33" w15:restartNumberingAfterBreak="0">
     <w:nsid w:val="68901EA7"/>
     <w:multiLevelType w:val="multilevel"/>
     <w:tmpl w:val="6C743108"/>
@@ -5167,7 +5316,156 @@
       </w:rPr>
     </w:lvl>
   </w:abstractNum>
-  <w:abstractNum w:abstractNumId="33" w15:restartNumberingAfterBreak="0">
+  <w:abstractNum w:abstractNumId="34" w15:restartNumberingAfterBreak="0">
+    <w:nsid w:val="6B5D2EB3"/>
+    <w:multiLevelType w:val="multilevel"/>
+    <w:tmpl w:val="8C9A694C"/>
+    <w:lvl w:ilvl="0">
+      <w:start w:val="1"/>
+      <w:numFmt w:val="bullet"/>
+      <w:lvlText w:val=""/>
+      <w:lvlJc w:val="left"/>
+      <w:pPr>
+        <w:tabs>
+          <w:tab w:val="num" w:pos="720"/>
+        </w:tabs>
+        <w:ind w:left="720" w:hanging="360"/>
+      </w:pPr>
+      <w:rPr>
+        <w:rFonts w:ascii="Symbol" w:hAnsi="Symbol" w:hint="default"/>
+        <w:sz w:val="20"/>
+      </w:rPr>
+    </w:lvl>
+    <w:lvl w:ilvl="1" w:tentative="1">
+      <w:start w:val="1"/>
+      <w:numFmt w:val="bullet"/>
+      <w:lvlText w:val="o"/>
+      <w:lvlJc w:val="left"/>
+      <w:pPr>
+        <w:tabs>
+          <w:tab w:val="num" w:pos="1440"/>
+        </w:tabs>
+        <w:ind w:left="1440" w:hanging="360"/>
+      </w:pPr>
+      <w:rPr>
+        <w:rFonts w:ascii="Courier New" w:hAnsi="Courier New" w:hint="default"/>
+        <w:sz w:val="20"/>
+      </w:rPr>
+    </w:lvl>
+    <w:lvl w:ilvl="2" w:tentative="1">
+      <w:start w:val="1"/>
+      <w:numFmt w:val="bullet"/>
+      <w:lvlText w:val=""/>
+      <w:lvlJc w:val="left"/>
+      <w:pPr>
+        <w:tabs>
+          <w:tab w:val="num" w:pos="2160"/>
+        </w:tabs>
+        <w:ind w:left="2160" w:hanging="360"/>
+      </w:pPr>
+      <w:rPr>
+        <w:rFonts w:ascii="Wingdings" w:hAnsi="Wingdings" w:hint="default"/>
+        <w:sz w:val="20"/>
+      </w:rPr>
+    </w:lvl>
+    <w:lvl w:ilvl="3" w:tentative="1">
+      <w:start w:val="1"/>
+      <w:numFmt w:val="bullet"/>
+      <w:lvlText w:val=""/>
+      <w:lvlJc w:val="left"/>
+      <w:pPr>
+        <w:tabs>
+          <w:tab w:val="num" w:pos="2880"/>
+        </w:tabs>
+        <w:ind w:left="2880" w:hanging="360"/>
+      </w:pPr>
+      <w:rPr>
+        <w:rFonts w:ascii="Wingdings" w:hAnsi="Wingdings" w:hint="default"/>
+        <w:sz w:val="20"/>
+      </w:rPr>
+    </w:lvl>
+    <w:lvl w:ilvl="4" w:tentative="1">
+      <w:start w:val="1"/>
+      <w:numFmt w:val="bullet"/>
+      <w:lvlText w:val=""/>
+      <w:lvlJc w:val="left"/>
+      <w:pPr>
+        <w:tabs>
+          <w:tab w:val="num" w:pos="3600"/>
+        </w:tabs>
+        <w:ind w:left="3600" w:hanging="360"/>
+      </w:pPr>
+      <w:rPr>
+        <w:rFonts w:ascii="Wingdings" w:hAnsi="Wingdings" w:hint="default"/>
+        <w:sz w:val="20"/>
+      </w:rPr>
+    </w:lvl>
+    <w:lvl w:ilvl="5" w:tentative="1">
+      <w:start w:val="1"/>
+      <w:numFmt w:val="bullet"/>
+      <w:lvlText w:val=""/>
+      <w:lvlJc w:val="left"/>
+      <w:pPr>
+        <w:tabs>
+          <w:tab w:val="num" w:pos="4320"/>
+        </w:tabs>
+        <w:ind w:left="4320" w:hanging="360"/>
+      </w:pPr>
+      <w:rPr>
+        <w:rFonts w:ascii="Wingdings" w:hAnsi="Wingdings" w:hint="default"/>
+        <w:sz w:val="20"/>
+      </w:rPr>
+    </w:lvl>
+    <w:lvl w:ilvl="6" w:tentative="1">
+      <w:start w:val="1"/>
+      <w:numFmt w:val="bullet"/>
+      <w:lvlText w:val=""/>
+      <w:lvlJc w:val="left"/>
+      <w:pPr>
+        <w:tabs>
+          <w:tab w:val="num" w:pos="5040"/>
+        </w:tabs>
+        <w:ind w:left="5040" w:hanging="360"/>
+      </w:pPr>
+      <w:rPr>
+        <w:rFonts w:ascii="Wingdings" w:hAnsi="Wingdings" w:hint="default"/>
+        <w:sz w:val="20"/>
+      </w:rPr>
+    </w:lvl>
+    <w:lvl w:ilvl="7" w:tentative="1">
+      <w:start w:val="1"/>
+      <w:numFmt w:val="bullet"/>
+      <w:lvlText w:val=""/>
+      <w:lvlJc w:val="left"/>
+      <w:pPr>
+        <w:tabs>
+          <w:tab w:val="num" w:pos="5760"/>
+        </w:tabs>
+        <w:ind w:left="5760" w:hanging="360"/>
+      </w:pPr>
+      <w:rPr>
+        <w:rFonts w:ascii="Wingdings" w:hAnsi="Wingdings" w:hint="default"/>
+        <w:sz w:val="20"/>
+      </w:rPr>
+    </w:lvl>
+    <w:lvl w:ilvl="8" w:tentative="1">
+      <w:start w:val="1"/>
+      <w:numFmt w:val="bullet"/>
+      <w:lvlText w:val=""/>
+      <w:lvlJc w:val="left"/>
+      <w:pPr>
+        <w:tabs>
+          <w:tab w:val="num" w:pos="6480"/>
+        </w:tabs>
+        <w:ind w:left="6480" w:hanging="360"/>
+      </w:pPr>
+      <w:rPr>
+        <w:rFonts w:ascii="Wingdings" w:hAnsi="Wingdings" w:hint="default"/>
+        <w:sz w:val="20"/>
+      </w:rPr>
+    </w:lvl>
+  </w:abstractNum>
+  <w:abstractNum w:abstractNumId="35" w15:restartNumberingAfterBreak="0">
     <w:nsid w:val="6C194418"/>
     <w:multiLevelType w:val="multilevel"/>
     <w:tmpl w:val="39943626"/>
@@ -5316,7 +5614,7 @@
       </w:rPr>
     </w:lvl>
   </w:abstractNum>
-  <w:abstractNum w:abstractNumId="34" w15:restartNumberingAfterBreak="0">
+  <w:abstractNum w:abstractNumId="36" w15:restartNumberingAfterBreak="0">
     <w:nsid w:val="6E1030D6"/>
     <w:multiLevelType w:val="multilevel"/>
     <w:tmpl w:val="8DF8ED0C"/>
@@ -5465,7 +5763,7 @@
       </w:rPr>
     </w:lvl>
   </w:abstractNum>
-  <w:abstractNum w:abstractNumId="35" w15:restartNumberingAfterBreak="0">
+  <w:abstractNum w:abstractNumId="37" w15:restartNumberingAfterBreak="0">
     <w:nsid w:val="713E14FF"/>
     <w:multiLevelType w:val="multilevel"/>
     <w:tmpl w:val="43D0EA70"/>
@@ -5614,7 +5912,7 @@
       </w:rPr>
     </w:lvl>
   </w:abstractNum>
-  <w:abstractNum w:abstractNumId="36" w15:restartNumberingAfterBreak="0">
+  <w:abstractNum w:abstractNumId="38" w15:restartNumberingAfterBreak="0">
     <w:nsid w:val="75B87456"/>
     <w:multiLevelType w:val="multilevel"/>
     <w:tmpl w:val="B05A194E"/>
@@ -5763,7 +6061,7 @@
       </w:rPr>
     </w:lvl>
   </w:abstractNum>
-  <w:abstractNum w:abstractNumId="37" w15:restartNumberingAfterBreak="0">
+  <w:abstractNum w:abstractNumId="39" w15:restartNumberingAfterBreak="0">
     <w:nsid w:val="76352C27"/>
     <w:multiLevelType w:val="multilevel"/>
     <w:tmpl w:val="389653F0"/>
@@ -5912,7 +6210,7 @@
       </w:rPr>
     </w:lvl>
   </w:abstractNum>
-  <w:abstractNum w:abstractNumId="38" w15:restartNumberingAfterBreak="0">
+  <w:abstractNum w:abstractNumId="40" w15:restartNumberingAfterBreak="0">
     <w:nsid w:val="77640CE0"/>
     <w:multiLevelType w:val="multilevel"/>
     <w:tmpl w:val="3058F2D2"/>
@@ -6061,7 +6359,7 @@
       </w:rPr>
     </w:lvl>
   </w:abstractNum>
-  <w:abstractNum w:abstractNumId="39" w15:restartNumberingAfterBreak="0">
+  <w:abstractNum w:abstractNumId="41" w15:restartNumberingAfterBreak="0">
     <w:nsid w:val="7B094912"/>
     <w:multiLevelType w:val="multilevel"/>
     <w:tmpl w:val="EF7ABE96"/>
@@ -6210,7 +6508,7 @@
       </w:rPr>
     </w:lvl>
   </w:abstractNum>
-  <w:abstractNum w:abstractNumId="40" w15:restartNumberingAfterBreak="0">
+  <w:abstractNum w:abstractNumId="42" w15:restartNumberingAfterBreak="0">
     <w:nsid w:val="7D2A0D5A"/>
     <w:multiLevelType w:val="multilevel"/>
     <w:tmpl w:val="B9D6C638"/>
@@ -6359,7 +6657,7 @@
       </w:rPr>
     </w:lvl>
   </w:abstractNum>
-  <w:abstractNum w:abstractNumId="41" w15:restartNumberingAfterBreak="0">
+  <w:abstractNum w:abstractNumId="43" w15:restartNumberingAfterBreak="0">
     <w:nsid w:val="7F2344C9"/>
     <w:multiLevelType w:val="multilevel"/>
     <w:tmpl w:val="3972373C"/>
@@ -6536,7 +6834,7 @@
     <w:abstractNumId w:val="24"/>
   </w:num>
   <w:num w:numId="10" w16cid:durableId="581917086">
-    <w:abstractNumId w:val="32"/>
+    <w:abstractNumId w:val="33"/>
   </w:num>
   <w:num w:numId="11" w16cid:durableId="474028345">
     <w:abstractNumId w:val="16"/>
@@ -6557,7 +6855,7 @@
     <w:abstractNumId w:val="8"/>
   </w:num>
   <w:num w:numId="17" w16cid:durableId="1035500579">
-    <w:abstractNumId w:val="34"/>
+    <w:abstractNumId w:val="36"/>
   </w:num>
   <w:num w:numId="18" w16cid:durableId="191649467">
     <w:abstractNumId w:val="11"/>
@@ -6569,13 +6867,13 @@
     <w:abstractNumId w:val="15"/>
   </w:num>
   <w:num w:numId="21" w16cid:durableId="648872423">
-    <w:abstractNumId w:val="36"/>
+    <w:abstractNumId w:val="38"/>
   </w:num>
   <w:num w:numId="22" w16cid:durableId="298460962">
     <w:abstractNumId w:val="6"/>
   </w:num>
   <w:num w:numId="23" w16cid:durableId="2137674160">
-    <w:abstractNumId w:val="39"/>
+    <w:abstractNumId w:val="41"/>
   </w:num>
   <w:num w:numId="24" w16cid:durableId="872621242">
     <w:abstractNumId w:val="5"/>
@@ -6584,7 +6882,7 @@
     <w:abstractNumId w:val="29"/>
   </w:num>
   <w:num w:numId="26" w16cid:durableId="2069181728">
-    <w:abstractNumId w:val="38"/>
+    <w:abstractNumId w:val="40"/>
   </w:num>
   <w:num w:numId="27" w16cid:durableId="873271388">
     <w:abstractNumId w:val="9"/>
@@ -6593,13 +6891,13 @@
     <w:abstractNumId w:val="19"/>
   </w:num>
   <w:num w:numId="29" w16cid:durableId="1130510541">
-    <w:abstractNumId w:val="37"/>
+    <w:abstractNumId w:val="39"/>
   </w:num>
   <w:num w:numId="30" w16cid:durableId="869103372">
     <w:abstractNumId w:val="17"/>
   </w:num>
   <w:num w:numId="31" w16cid:durableId="924654249">
-    <w:abstractNumId w:val="30"/>
+    <w:abstractNumId w:val="31"/>
   </w:num>
   <w:num w:numId="32" w16cid:durableId="1985156001">
     <w:abstractNumId w:val="0"/>
@@ -6611,13 +6909,13 @@
     <w:abstractNumId w:val="10"/>
   </w:num>
   <w:num w:numId="35" w16cid:durableId="1618566016">
-    <w:abstractNumId w:val="33"/>
+    <w:abstractNumId w:val="35"/>
   </w:num>
   <w:num w:numId="36" w16cid:durableId="130250717">
-    <w:abstractNumId w:val="40"/>
+    <w:abstractNumId w:val="42"/>
   </w:num>
   <w:num w:numId="37" w16cid:durableId="701513990">
-    <w:abstractNumId w:val="35"/>
+    <w:abstractNumId w:val="37"/>
   </w:num>
   <w:num w:numId="38" w16cid:durableId="191841552">
     <w:abstractNumId w:val="21"/>
@@ -6626,13 +6924,19 @@
     <w:abstractNumId w:val="7"/>
   </w:num>
   <w:num w:numId="40" w16cid:durableId="599290102">
-    <w:abstractNumId w:val="41"/>
+    <w:abstractNumId w:val="43"/>
   </w:num>
   <w:num w:numId="41" w16cid:durableId="1314259263">
-    <w:abstractNumId w:val="31"/>
+    <w:abstractNumId w:val="32"/>
   </w:num>
   <w:num w:numId="42" w16cid:durableId="1793356255">
     <w:abstractNumId w:val="2"/>
+  </w:num>
+  <w:num w:numId="43" w16cid:durableId="195656678">
+    <w:abstractNumId w:val="34"/>
+  </w:num>
+  <w:num w:numId="44" w16cid:durableId="1953436267">
+    <w:abstractNumId w:val="30"/>
   </w:num>
   <w:numIdMacAtCleanup w:val="2"/>
 </w:numbering>

--- a/data/Market_Read_daily.docx
+++ b/data/Market_Read_daily.docx
@@ -4,7 +4,7 @@
   <w:body>
     <w:p>
       <w:r>
-        <w:t>Market Read: November 11, 2025</w:t>
+        <w:t>Market Read: November 12, 2025</w:t>
       </w:r>
     </w:p>
     <w:p>
@@ -16,7 +16,7 @@
       <w:pPr>
         <w:numPr>
           <w:ilvl w:val="0"/>
-          <w:numId w:val="43"/>
+          <w:numId w:val="45"/>
         </w:numPr>
       </w:pPr>
       <w:r>
@@ -27,128 +27,128 @@
         <w:t>Breadth:</w:t>
       </w:r>
       <w:r>
-        <w:t xml:space="preserve"> 69.2% of names are positive.</w:t>
+        <w:t xml:space="preserve"> 58.1% of names are positive.</w:t>
       </w:r>
     </w:p>
     <w:p>
       <w:pPr>
         <w:numPr>
           <w:ilvl w:val="0"/>
-          <w:numId w:val="43"/>
+          <w:numId w:val="45"/>
         </w:numPr>
       </w:pPr>
       <w:r>
-        <w:t>Information Technology: lagging (avg −0.82%).</w:t>
+        <w:t>Information Technology: firm (avg +0.47%).</w:t>
       </w:r>
     </w:p>
     <w:p>
       <w:pPr>
         <w:numPr>
           <w:ilvl w:val="0"/>
-          <w:numId w:val="43"/>
+          <w:numId w:val="45"/>
         </w:numPr>
       </w:pPr>
       <w:r>
-        <w:t>Industrials: flat (avg +0.08%).</w:t>
+        <w:t>Industrials: flat (avg +0.19%).</w:t>
       </w:r>
     </w:p>
     <w:p>
       <w:pPr>
         <w:numPr>
           <w:ilvl w:val="0"/>
-          <w:numId w:val="43"/>
+          <w:numId w:val="45"/>
         </w:numPr>
       </w:pPr>
       <w:r>
-        <w:t>Consumer Staples: leading (avg +1.40%).</w:t>
+        <w:t>Consumer Staples: lagging (avg −0.28%).</w:t>
       </w:r>
     </w:p>
     <w:p>
       <w:pPr>
         <w:numPr>
           <w:ilvl w:val="0"/>
-          <w:numId w:val="43"/>
+          <w:numId w:val="45"/>
         </w:numPr>
       </w:pPr>
       <w:r>
-        <w:t>Consumer Discretionary: firm (avg +0.41%).</w:t>
+        <w:t>Consumer Discretionary: firm (avg +0.39%).</w:t>
       </w:r>
     </w:p>
     <w:p>
       <w:pPr>
         <w:numPr>
           <w:ilvl w:val="0"/>
-          <w:numId w:val="43"/>
+          <w:numId w:val="45"/>
         </w:numPr>
       </w:pPr>
       <w:r>
-        <w:t>Financials: firm (avg +0.53%).</w:t>
+        <w:t>Financials: firm (avg +0.76%).</w:t>
       </w:r>
     </w:p>
     <w:p>
       <w:pPr>
         <w:numPr>
           <w:ilvl w:val="0"/>
-          <w:numId w:val="43"/>
+          <w:numId w:val="45"/>
         </w:numPr>
       </w:pPr>
       <w:r>
-        <w:t>Utilities: flat (avg +0.24%).</w:t>
+        <w:t>Utilities: flat (avg +0.21%).</w:t>
       </w:r>
     </w:p>
     <w:p>
       <w:pPr>
         <w:numPr>
           <w:ilvl w:val="0"/>
-          <w:numId w:val="43"/>
+          <w:numId w:val="45"/>
         </w:numPr>
       </w:pPr>
       <w:r>
-        <w:t>Real Estate: leading (avg +1.17%).</w:t>
+        <w:t>Real Estate: lagging (avg −0.81%).</w:t>
       </w:r>
     </w:p>
     <w:p>
       <w:pPr>
         <w:numPr>
           <w:ilvl w:val="0"/>
-          <w:numId w:val="43"/>
+          <w:numId w:val="45"/>
         </w:numPr>
       </w:pPr>
       <w:r>
-        <w:t>Materials: firm (avg +0.90%).</w:t>
+        <w:t>Materials: firm (avg +0.53%).</w:t>
       </w:r>
     </w:p>
     <w:p>
       <w:pPr>
         <w:numPr>
           <w:ilvl w:val="0"/>
-          <w:numId w:val="43"/>
+          <w:numId w:val="45"/>
         </w:numPr>
       </w:pPr>
       <w:r>
-        <w:t>Energy: leading (avg +1.50%).</w:t>
+        <w:t>Energy: lagging (avg −1.25%).</w:t>
       </w:r>
     </w:p>
     <w:p>
       <w:pPr>
         <w:numPr>
           <w:ilvl w:val="0"/>
-          <w:numId w:val="43"/>
+          <w:numId w:val="45"/>
         </w:numPr>
       </w:pPr>
       <w:r>
-        <w:t>Health Care: leading (avg +2.30%).</w:t>
+        <w:t>Health Care: firm (avg +0.78%).</w:t>
       </w:r>
     </w:p>
     <w:p>
       <w:pPr>
         <w:numPr>
           <w:ilvl w:val="0"/>
-          <w:numId w:val="43"/>
+          <w:numId w:val="45"/>
         </w:numPr>
       </w:pPr>
       <w:r>
-        <w:t>Communication Services: firm (avg +0.84%).</w:t>
+        <w:t>Communication Services: lagging (avg −0.33%).</w:t>
       </w:r>
     </w:p>
     <w:p>
@@ -160,83 +160,98 @@
       <w:pPr>
         <w:numPr>
           <w:ilvl w:val="0"/>
-          <w:numId w:val="44"/>
+          <w:numId w:val="46"/>
         </w:numPr>
       </w:pPr>
       <w:r>
-        <w:t>Gold: firm (avg +0.39%).</w:t>
+        <w:t>Gold: leading (avg +1.61%).</w:t>
       </w:r>
     </w:p>
     <w:p>
       <w:pPr>
         <w:numPr>
           <w:ilvl w:val="0"/>
-          <w:numId w:val="44"/>
+          <w:numId w:val="46"/>
         </w:numPr>
       </w:pPr>
       <w:r>
-        <w:t>USD: flat (avg −0.14%).</w:t>
+        <w:t>USD: flat (avg +0.04%).</w:t>
       </w:r>
     </w:p>
     <w:p>
       <w:pPr>
         <w:numPr>
           <w:ilvl w:val="0"/>
-          <w:numId w:val="44"/>
+          <w:numId w:val="46"/>
         </w:numPr>
       </w:pPr>
       <w:r>
-        <w:t>Yields: flat (avg +0.22%).</w:t>
+        <w:t>Yields: lagging (avg −1.25%).</w:t>
       </w:r>
     </w:p>
     <w:p>
       <w:pPr>
         <w:numPr>
           <w:ilvl w:val="0"/>
-          <w:numId w:val="44"/>
+          <w:numId w:val="46"/>
         </w:numPr>
       </w:pPr>
       <w:r>
-        <w:t>Bonds: firm (avg +0.33%).</w:t>
+        <w:t>Bonds: flat (avg −0.04%).</w:t>
       </w:r>
     </w:p>
     <w:p>
       <w:pPr>
         <w:numPr>
           <w:ilvl w:val="0"/>
-          <w:numId w:val="44"/>
+          <w:numId w:val="46"/>
         </w:numPr>
       </w:pPr>
       <w:r>
         <w:lastRenderedPageBreak/>
-        <w:t>Energy complex: leading (avg +2.35%).</w:t>
+        <w:t>Energy complex: lagging (avg −1.71%).</w:t>
       </w:r>
     </w:p>
     <w:p>
       <w:r>
-        <w:t xml:space="preserve">Bottom line: A broadly constructive session with strong breadth and leadership from Health Care, Energy, and Staples. Gold and bonds firmed while yields and the dollar held steady—an encouraging combination that signals </w:t>
+        <w:t xml:space="preserve">Bottom line: </w:t>
+      </w:r>
+      <w:bookmarkStart w:id="0" w:name="_Hlk213870382"/>
+      <w:r>
+        <w:t xml:space="preserve">Gold strength and easing yields signal </w:t>
       </w:r>
       <w:r>
         <w:rPr>
           <w:b/>
           <w:bCs/>
         </w:rPr>
-        <w:t>easing inflation pressures alongside stable growth expectations</w:t>
+        <w:t>cooling inflation pressures</w:t>
       </w:r>
       <w:r>
-        <w:t xml:space="preserve">. The tone remains </w:t>
+        <w:t xml:space="preserve"> while growth expectations remain </w:t>
       </w:r>
       <w:r>
         <w:rPr>
           <w:b/>
           <w:bCs/>
         </w:rPr>
-        <w:t>risk-on but selective</w:t>
+        <w:t>steady</w:t>
       </w:r>
       <w:r>
-        <w:t>, with defensives and cyclicals both contributing to the advance.</w:t>
+        <w:t xml:space="preserve">. The tone stays </w:t>
+      </w:r>
+      <w:r>
+        <w:rPr>
+          <w:b/>
+          <w:bCs/>
+        </w:rPr>
+        <w:t>constructive</w:t>
+      </w:r>
+      <w:r>
+        <w:t>, with a moderate risk-on bias and improving participation across cyclicals and quality sectors.</w:t>
       </w:r>
     </w:p>
+    <w:bookmarkEnd w:id="0"/>
     <w:p/>
     <w:sectPr>
       <w:pgSz w:w="15840" w:h="12240" w:orient="landscape"/>
@@ -698,6 +713,155 @@
     </w:lvl>
   </w:abstractNum>
   <w:abstractNum w:abstractNumId="3" w15:restartNumberingAfterBreak="0">
+    <w:nsid w:val="09E67C3B"/>
+    <w:multiLevelType w:val="multilevel"/>
+    <w:tmpl w:val="4994457E"/>
+    <w:lvl w:ilvl="0">
+      <w:start w:val="1"/>
+      <w:numFmt w:val="bullet"/>
+      <w:lvlText w:val=""/>
+      <w:lvlJc w:val="left"/>
+      <w:pPr>
+        <w:tabs>
+          <w:tab w:val="num" w:pos="720"/>
+        </w:tabs>
+        <w:ind w:left="720" w:hanging="360"/>
+      </w:pPr>
+      <w:rPr>
+        <w:rFonts w:ascii="Symbol" w:hAnsi="Symbol" w:hint="default"/>
+        <w:sz w:val="20"/>
+      </w:rPr>
+    </w:lvl>
+    <w:lvl w:ilvl="1" w:tentative="1">
+      <w:start w:val="1"/>
+      <w:numFmt w:val="bullet"/>
+      <w:lvlText w:val="o"/>
+      <w:lvlJc w:val="left"/>
+      <w:pPr>
+        <w:tabs>
+          <w:tab w:val="num" w:pos="1440"/>
+        </w:tabs>
+        <w:ind w:left="1440" w:hanging="360"/>
+      </w:pPr>
+      <w:rPr>
+        <w:rFonts w:ascii="Courier New" w:hAnsi="Courier New" w:hint="default"/>
+        <w:sz w:val="20"/>
+      </w:rPr>
+    </w:lvl>
+    <w:lvl w:ilvl="2" w:tentative="1">
+      <w:start w:val="1"/>
+      <w:numFmt w:val="bullet"/>
+      <w:lvlText w:val=""/>
+      <w:lvlJc w:val="left"/>
+      <w:pPr>
+        <w:tabs>
+          <w:tab w:val="num" w:pos="2160"/>
+        </w:tabs>
+        <w:ind w:left="2160" w:hanging="360"/>
+      </w:pPr>
+      <w:rPr>
+        <w:rFonts w:ascii="Wingdings" w:hAnsi="Wingdings" w:hint="default"/>
+        <w:sz w:val="20"/>
+      </w:rPr>
+    </w:lvl>
+    <w:lvl w:ilvl="3" w:tentative="1">
+      <w:start w:val="1"/>
+      <w:numFmt w:val="bullet"/>
+      <w:lvlText w:val=""/>
+      <w:lvlJc w:val="left"/>
+      <w:pPr>
+        <w:tabs>
+          <w:tab w:val="num" w:pos="2880"/>
+        </w:tabs>
+        <w:ind w:left="2880" w:hanging="360"/>
+      </w:pPr>
+      <w:rPr>
+        <w:rFonts w:ascii="Wingdings" w:hAnsi="Wingdings" w:hint="default"/>
+        <w:sz w:val="20"/>
+      </w:rPr>
+    </w:lvl>
+    <w:lvl w:ilvl="4" w:tentative="1">
+      <w:start w:val="1"/>
+      <w:numFmt w:val="bullet"/>
+      <w:lvlText w:val=""/>
+      <w:lvlJc w:val="left"/>
+      <w:pPr>
+        <w:tabs>
+          <w:tab w:val="num" w:pos="3600"/>
+        </w:tabs>
+        <w:ind w:left="3600" w:hanging="360"/>
+      </w:pPr>
+      <w:rPr>
+        <w:rFonts w:ascii="Wingdings" w:hAnsi="Wingdings" w:hint="default"/>
+        <w:sz w:val="20"/>
+      </w:rPr>
+    </w:lvl>
+    <w:lvl w:ilvl="5" w:tentative="1">
+      <w:start w:val="1"/>
+      <w:numFmt w:val="bullet"/>
+      <w:lvlText w:val=""/>
+      <w:lvlJc w:val="left"/>
+      <w:pPr>
+        <w:tabs>
+          <w:tab w:val="num" w:pos="4320"/>
+        </w:tabs>
+        <w:ind w:left="4320" w:hanging="360"/>
+      </w:pPr>
+      <w:rPr>
+        <w:rFonts w:ascii="Wingdings" w:hAnsi="Wingdings" w:hint="default"/>
+        <w:sz w:val="20"/>
+      </w:rPr>
+    </w:lvl>
+    <w:lvl w:ilvl="6" w:tentative="1">
+      <w:start w:val="1"/>
+      <w:numFmt w:val="bullet"/>
+      <w:lvlText w:val=""/>
+      <w:lvlJc w:val="left"/>
+      <w:pPr>
+        <w:tabs>
+          <w:tab w:val="num" w:pos="5040"/>
+        </w:tabs>
+        <w:ind w:left="5040" w:hanging="360"/>
+      </w:pPr>
+      <w:rPr>
+        <w:rFonts w:ascii="Wingdings" w:hAnsi="Wingdings" w:hint="default"/>
+        <w:sz w:val="20"/>
+      </w:rPr>
+    </w:lvl>
+    <w:lvl w:ilvl="7" w:tentative="1">
+      <w:start w:val="1"/>
+      <w:numFmt w:val="bullet"/>
+      <w:lvlText w:val=""/>
+      <w:lvlJc w:val="left"/>
+      <w:pPr>
+        <w:tabs>
+          <w:tab w:val="num" w:pos="5760"/>
+        </w:tabs>
+        <w:ind w:left="5760" w:hanging="360"/>
+      </w:pPr>
+      <w:rPr>
+        <w:rFonts w:ascii="Wingdings" w:hAnsi="Wingdings" w:hint="default"/>
+        <w:sz w:val="20"/>
+      </w:rPr>
+    </w:lvl>
+    <w:lvl w:ilvl="8" w:tentative="1">
+      <w:start w:val="1"/>
+      <w:numFmt w:val="bullet"/>
+      <w:lvlText w:val=""/>
+      <w:lvlJc w:val="left"/>
+      <w:pPr>
+        <w:tabs>
+          <w:tab w:val="num" w:pos="6480"/>
+        </w:tabs>
+        <w:ind w:left="6480" w:hanging="360"/>
+      </w:pPr>
+      <w:rPr>
+        <w:rFonts w:ascii="Wingdings" w:hAnsi="Wingdings" w:hint="default"/>
+        <w:sz w:val="20"/>
+      </w:rPr>
+    </w:lvl>
+  </w:abstractNum>
+  <w:abstractNum w:abstractNumId="4" w15:restartNumberingAfterBreak="0">
     <w:nsid w:val="0E700172"/>
     <w:multiLevelType w:val="multilevel"/>
     <w:tmpl w:val="3522DCE6"/>
@@ -846,7 +1010,7 @@
       </w:rPr>
     </w:lvl>
   </w:abstractNum>
-  <w:abstractNum w:abstractNumId="4" w15:restartNumberingAfterBreak="0">
+  <w:abstractNum w:abstractNumId="5" w15:restartNumberingAfterBreak="0">
     <w:nsid w:val="160560AF"/>
     <w:multiLevelType w:val="multilevel"/>
     <w:tmpl w:val="B06A6BFA"/>
@@ -995,7 +1159,7 @@
       </w:rPr>
     </w:lvl>
   </w:abstractNum>
-  <w:abstractNum w:abstractNumId="5" w15:restartNumberingAfterBreak="0">
+  <w:abstractNum w:abstractNumId="6" w15:restartNumberingAfterBreak="0">
     <w:nsid w:val="1BC33899"/>
     <w:multiLevelType w:val="multilevel"/>
     <w:tmpl w:val="248EC36A"/>
@@ -1144,7 +1308,7 @@
       </w:rPr>
     </w:lvl>
   </w:abstractNum>
-  <w:abstractNum w:abstractNumId="6" w15:restartNumberingAfterBreak="0">
+  <w:abstractNum w:abstractNumId="7" w15:restartNumberingAfterBreak="0">
     <w:nsid w:val="1D881FBF"/>
     <w:multiLevelType w:val="multilevel"/>
     <w:tmpl w:val="1036591C"/>
@@ -1293,7 +1457,7 @@
       </w:rPr>
     </w:lvl>
   </w:abstractNum>
-  <w:abstractNum w:abstractNumId="7" w15:restartNumberingAfterBreak="0">
+  <w:abstractNum w:abstractNumId="8" w15:restartNumberingAfterBreak="0">
     <w:nsid w:val="21D52981"/>
     <w:multiLevelType w:val="multilevel"/>
     <w:tmpl w:val="05E0D338"/>
@@ -1442,7 +1606,7 @@
       </w:rPr>
     </w:lvl>
   </w:abstractNum>
-  <w:abstractNum w:abstractNumId="8" w15:restartNumberingAfterBreak="0">
+  <w:abstractNum w:abstractNumId="9" w15:restartNumberingAfterBreak="0">
     <w:nsid w:val="22DD28B2"/>
     <w:multiLevelType w:val="multilevel"/>
     <w:tmpl w:val="F3A22206"/>
@@ -1591,7 +1755,7 @@
       </w:rPr>
     </w:lvl>
   </w:abstractNum>
-  <w:abstractNum w:abstractNumId="9" w15:restartNumberingAfterBreak="0">
+  <w:abstractNum w:abstractNumId="10" w15:restartNumberingAfterBreak="0">
     <w:nsid w:val="26360F8D"/>
     <w:multiLevelType w:val="multilevel"/>
     <w:tmpl w:val="734CABCE"/>
@@ -1740,7 +1904,7 @@
       </w:rPr>
     </w:lvl>
   </w:abstractNum>
-  <w:abstractNum w:abstractNumId="10" w15:restartNumberingAfterBreak="0">
+  <w:abstractNum w:abstractNumId="11" w15:restartNumberingAfterBreak="0">
     <w:nsid w:val="27A1167C"/>
     <w:multiLevelType w:val="multilevel"/>
     <w:tmpl w:val="6DBAF99C"/>
@@ -1889,7 +2053,7 @@
       </w:rPr>
     </w:lvl>
   </w:abstractNum>
-  <w:abstractNum w:abstractNumId="11" w15:restartNumberingAfterBreak="0">
+  <w:abstractNum w:abstractNumId="12" w15:restartNumberingAfterBreak="0">
     <w:nsid w:val="2C2717C0"/>
     <w:multiLevelType w:val="multilevel"/>
     <w:tmpl w:val="C0D65778"/>
@@ -2038,7 +2202,156 @@
       </w:rPr>
     </w:lvl>
   </w:abstractNum>
-  <w:abstractNum w:abstractNumId="12" w15:restartNumberingAfterBreak="0">
+  <w:abstractNum w:abstractNumId="13" w15:restartNumberingAfterBreak="0">
+    <w:nsid w:val="2DB824F6"/>
+    <w:multiLevelType w:val="multilevel"/>
+    <w:tmpl w:val="4EA8E2A4"/>
+    <w:lvl w:ilvl="0">
+      <w:start w:val="1"/>
+      <w:numFmt w:val="bullet"/>
+      <w:lvlText w:val=""/>
+      <w:lvlJc w:val="left"/>
+      <w:pPr>
+        <w:tabs>
+          <w:tab w:val="num" w:pos="720"/>
+        </w:tabs>
+        <w:ind w:left="720" w:hanging="360"/>
+      </w:pPr>
+      <w:rPr>
+        <w:rFonts w:ascii="Symbol" w:hAnsi="Symbol" w:hint="default"/>
+        <w:sz w:val="20"/>
+      </w:rPr>
+    </w:lvl>
+    <w:lvl w:ilvl="1" w:tentative="1">
+      <w:start w:val="1"/>
+      <w:numFmt w:val="bullet"/>
+      <w:lvlText w:val="o"/>
+      <w:lvlJc w:val="left"/>
+      <w:pPr>
+        <w:tabs>
+          <w:tab w:val="num" w:pos="1440"/>
+        </w:tabs>
+        <w:ind w:left="1440" w:hanging="360"/>
+      </w:pPr>
+      <w:rPr>
+        <w:rFonts w:ascii="Courier New" w:hAnsi="Courier New" w:hint="default"/>
+        <w:sz w:val="20"/>
+      </w:rPr>
+    </w:lvl>
+    <w:lvl w:ilvl="2" w:tentative="1">
+      <w:start w:val="1"/>
+      <w:numFmt w:val="bullet"/>
+      <w:lvlText w:val=""/>
+      <w:lvlJc w:val="left"/>
+      <w:pPr>
+        <w:tabs>
+          <w:tab w:val="num" w:pos="2160"/>
+        </w:tabs>
+        <w:ind w:left="2160" w:hanging="360"/>
+      </w:pPr>
+      <w:rPr>
+        <w:rFonts w:ascii="Wingdings" w:hAnsi="Wingdings" w:hint="default"/>
+        <w:sz w:val="20"/>
+      </w:rPr>
+    </w:lvl>
+    <w:lvl w:ilvl="3" w:tentative="1">
+      <w:start w:val="1"/>
+      <w:numFmt w:val="bullet"/>
+      <w:lvlText w:val=""/>
+      <w:lvlJc w:val="left"/>
+      <w:pPr>
+        <w:tabs>
+          <w:tab w:val="num" w:pos="2880"/>
+        </w:tabs>
+        <w:ind w:left="2880" w:hanging="360"/>
+      </w:pPr>
+      <w:rPr>
+        <w:rFonts w:ascii="Wingdings" w:hAnsi="Wingdings" w:hint="default"/>
+        <w:sz w:val="20"/>
+      </w:rPr>
+    </w:lvl>
+    <w:lvl w:ilvl="4" w:tentative="1">
+      <w:start w:val="1"/>
+      <w:numFmt w:val="bullet"/>
+      <w:lvlText w:val=""/>
+      <w:lvlJc w:val="left"/>
+      <w:pPr>
+        <w:tabs>
+          <w:tab w:val="num" w:pos="3600"/>
+        </w:tabs>
+        <w:ind w:left="3600" w:hanging="360"/>
+      </w:pPr>
+      <w:rPr>
+        <w:rFonts w:ascii="Wingdings" w:hAnsi="Wingdings" w:hint="default"/>
+        <w:sz w:val="20"/>
+      </w:rPr>
+    </w:lvl>
+    <w:lvl w:ilvl="5" w:tentative="1">
+      <w:start w:val="1"/>
+      <w:numFmt w:val="bullet"/>
+      <w:lvlText w:val=""/>
+      <w:lvlJc w:val="left"/>
+      <w:pPr>
+        <w:tabs>
+          <w:tab w:val="num" w:pos="4320"/>
+        </w:tabs>
+        <w:ind w:left="4320" w:hanging="360"/>
+      </w:pPr>
+      <w:rPr>
+        <w:rFonts w:ascii="Wingdings" w:hAnsi="Wingdings" w:hint="default"/>
+        <w:sz w:val="20"/>
+      </w:rPr>
+    </w:lvl>
+    <w:lvl w:ilvl="6" w:tentative="1">
+      <w:start w:val="1"/>
+      <w:numFmt w:val="bullet"/>
+      <w:lvlText w:val=""/>
+      <w:lvlJc w:val="left"/>
+      <w:pPr>
+        <w:tabs>
+          <w:tab w:val="num" w:pos="5040"/>
+        </w:tabs>
+        <w:ind w:left="5040" w:hanging="360"/>
+      </w:pPr>
+      <w:rPr>
+        <w:rFonts w:ascii="Wingdings" w:hAnsi="Wingdings" w:hint="default"/>
+        <w:sz w:val="20"/>
+      </w:rPr>
+    </w:lvl>
+    <w:lvl w:ilvl="7" w:tentative="1">
+      <w:start w:val="1"/>
+      <w:numFmt w:val="bullet"/>
+      <w:lvlText w:val=""/>
+      <w:lvlJc w:val="left"/>
+      <w:pPr>
+        <w:tabs>
+          <w:tab w:val="num" w:pos="5760"/>
+        </w:tabs>
+        <w:ind w:left="5760" w:hanging="360"/>
+      </w:pPr>
+      <w:rPr>
+        <w:rFonts w:ascii="Wingdings" w:hAnsi="Wingdings" w:hint="default"/>
+        <w:sz w:val="20"/>
+      </w:rPr>
+    </w:lvl>
+    <w:lvl w:ilvl="8" w:tentative="1">
+      <w:start w:val="1"/>
+      <w:numFmt w:val="bullet"/>
+      <w:lvlText w:val=""/>
+      <w:lvlJc w:val="left"/>
+      <w:pPr>
+        <w:tabs>
+          <w:tab w:val="num" w:pos="6480"/>
+        </w:tabs>
+        <w:ind w:left="6480" w:hanging="360"/>
+      </w:pPr>
+      <w:rPr>
+        <w:rFonts w:ascii="Wingdings" w:hAnsi="Wingdings" w:hint="default"/>
+        <w:sz w:val="20"/>
+      </w:rPr>
+    </w:lvl>
+  </w:abstractNum>
+  <w:abstractNum w:abstractNumId="14" w15:restartNumberingAfterBreak="0">
     <w:nsid w:val="2E76118B"/>
     <w:multiLevelType w:val="multilevel"/>
     <w:tmpl w:val="707CCBC4"/>
@@ -2187,7 +2500,7 @@
       </w:rPr>
     </w:lvl>
   </w:abstractNum>
-  <w:abstractNum w:abstractNumId="13" w15:restartNumberingAfterBreak="0">
+  <w:abstractNum w:abstractNumId="15" w15:restartNumberingAfterBreak="0">
     <w:nsid w:val="395E0E12"/>
     <w:multiLevelType w:val="multilevel"/>
     <w:tmpl w:val="15025D94"/>
@@ -2336,7 +2649,7 @@
       </w:rPr>
     </w:lvl>
   </w:abstractNum>
-  <w:abstractNum w:abstractNumId="14" w15:restartNumberingAfterBreak="0">
+  <w:abstractNum w:abstractNumId="16" w15:restartNumberingAfterBreak="0">
     <w:nsid w:val="3A9D602C"/>
     <w:multiLevelType w:val="multilevel"/>
     <w:tmpl w:val="ABF43D6C"/>
@@ -2485,7 +2798,7 @@
       </w:rPr>
     </w:lvl>
   </w:abstractNum>
-  <w:abstractNum w:abstractNumId="15" w15:restartNumberingAfterBreak="0">
+  <w:abstractNum w:abstractNumId="17" w15:restartNumberingAfterBreak="0">
     <w:nsid w:val="3BBF4701"/>
     <w:multiLevelType w:val="multilevel"/>
     <w:tmpl w:val="480A29DA"/>
@@ -2634,7 +2947,7 @@
       </w:rPr>
     </w:lvl>
   </w:abstractNum>
-  <w:abstractNum w:abstractNumId="16" w15:restartNumberingAfterBreak="0">
+  <w:abstractNum w:abstractNumId="18" w15:restartNumberingAfterBreak="0">
     <w:nsid w:val="3C1D6AED"/>
     <w:multiLevelType w:val="multilevel"/>
     <w:tmpl w:val="BFDC0D50"/>
@@ -2783,7 +3096,7 @@
       </w:rPr>
     </w:lvl>
   </w:abstractNum>
-  <w:abstractNum w:abstractNumId="17" w15:restartNumberingAfterBreak="0">
+  <w:abstractNum w:abstractNumId="19" w15:restartNumberingAfterBreak="0">
     <w:nsid w:val="450E5BCD"/>
     <w:multiLevelType w:val="multilevel"/>
     <w:tmpl w:val="10D2BC68"/>
@@ -2932,7 +3245,7 @@
       </w:rPr>
     </w:lvl>
   </w:abstractNum>
-  <w:abstractNum w:abstractNumId="18" w15:restartNumberingAfterBreak="0">
+  <w:abstractNum w:abstractNumId="20" w15:restartNumberingAfterBreak="0">
     <w:nsid w:val="46F43E57"/>
     <w:multiLevelType w:val="multilevel"/>
     <w:tmpl w:val="A87E55DA"/>
@@ -3081,7 +3394,7 @@
       </w:rPr>
     </w:lvl>
   </w:abstractNum>
-  <w:abstractNum w:abstractNumId="19" w15:restartNumberingAfterBreak="0">
+  <w:abstractNum w:abstractNumId="21" w15:restartNumberingAfterBreak="0">
     <w:nsid w:val="48430901"/>
     <w:multiLevelType w:val="multilevel"/>
     <w:tmpl w:val="36245766"/>
@@ -3230,7 +3543,7 @@
       </w:rPr>
     </w:lvl>
   </w:abstractNum>
-  <w:abstractNum w:abstractNumId="20" w15:restartNumberingAfterBreak="0">
+  <w:abstractNum w:abstractNumId="22" w15:restartNumberingAfterBreak="0">
     <w:nsid w:val="49964BBA"/>
     <w:multiLevelType w:val="multilevel"/>
     <w:tmpl w:val="DE643422"/>
@@ -3379,7 +3692,7 @@
       </w:rPr>
     </w:lvl>
   </w:abstractNum>
-  <w:abstractNum w:abstractNumId="21" w15:restartNumberingAfterBreak="0">
+  <w:abstractNum w:abstractNumId="23" w15:restartNumberingAfterBreak="0">
     <w:nsid w:val="4B2A51D6"/>
     <w:multiLevelType w:val="multilevel"/>
     <w:tmpl w:val="75967EE2"/>
@@ -3528,7 +3841,7 @@
       </w:rPr>
     </w:lvl>
   </w:abstractNum>
-  <w:abstractNum w:abstractNumId="22" w15:restartNumberingAfterBreak="0">
+  <w:abstractNum w:abstractNumId="24" w15:restartNumberingAfterBreak="0">
     <w:nsid w:val="53F10C48"/>
     <w:multiLevelType w:val="multilevel"/>
     <w:tmpl w:val="A3C096D8"/>
@@ -3677,7 +3990,7 @@
       </w:rPr>
     </w:lvl>
   </w:abstractNum>
-  <w:abstractNum w:abstractNumId="23" w15:restartNumberingAfterBreak="0">
+  <w:abstractNum w:abstractNumId="25" w15:restartNumberingAfterBreak="0">
     <w:nsid w:val="56350650"/>
     <w:multiLevelType w:val="multilevel"/>
     <w:tmpl w:val="D38059CE"/>
@@ -3826,7 +4139,7 @@
       </w:rPr>
     </w:lvl>
   </w:abstractNum>
-  <w:abstractNum w:abstractNumId="24" w15:restartNumberingAfterBreak="0">
+  <w:abstractNum w:abstractNumId="26" w15:restartNumberingAfterBreak="0">
     <w:nsid w:val="56D91AF2"/>
     <w:multiLevelType w:val="multilevel"/>
     <w:tmpl w:val="C25E4C72"/>
@@ -3975,7 +4288,7 @@
       </w:rPr>
     </w:lvl>
   </w:abstractNum>
-  <w:abstractNum w:abstractNumId="25" w15:restartNumberingAfterBreak="0">
+  <w:abstractNum w:abstractNumId="27" w15:restartNumberingAfterBreak="0">
     <w:nsid w:val="59BA7DF6"/>
     <w:multiLevelType w:val="multilevel"/>
     <w:tmpl w:val="58E23C88"/>
@@ -4124,7 +4437,7 @@
       </w:rPr>
     </w:lvl>
   </w:abstractNum>
-  <w:abstractNum w:abstractNumId="26" w15:restartNumberingAfterBreak="0">
+  <w:abstractNum w:abstractNumId="28" w15:restartNumberingAfterBreak="0">
     <w:nsid w:val="60A01466"/>
     <w:multiLevelType w:val="multilevel"/>
     <w:tmpl w:val="A260C060"/>
@@ -4273,7 +4586,7 @@
       </w:rPr>
     </w:lvl>
   </w:abstractNum>
-  <w:abstractNum w:abstractNumId="27" w15:restartNumberingAfterBreak="0">
+  <w:abstractNum w:abstractNumId="29" w15:restartNumberingAfterBreak="0">
     <w:nsid w:val="611A72D5"/>
     <w:multiLevelType w:val="multilevel"/>
     <w:tmpl w:val="596AA9E4"/>
@@ -4422,7 +4735,7 @@
       </w:rPr>
     </w:lvl>
   </w:abstractNum>
-  <w:abstractNum w:abstractNumId="28" w15:restartNumberingAfterBreak="0">
+  <w:abstractNum w:abstractNumId="30" w15:restartNumberingAfterBreak="0">
     <w:nsid w:val="65536748"/>
     <w:multiLevelType w:val="multilevel"/>
     <w:tmpl w:val="11AAE96C"/>
@@ -4571,7 +4884,7 @@
       </w:rPr>
     </w:lvl>
   </w:abstractNum>
-  <w:abstractNum w:abstractNumId="29" w15:restartNumberingAfterBreak="0">
+  <w:abstractNum w:abstractNumId="31" w15:restartNumberingAfterBreak="0">
     <w:nsid w:val="66977F80"/>
     <w:multiLevelType w:val="multilevel"/>
     <w:tmpl w:val="3AC29E7C"/>
@@ -4720,7 +5033,7 @@
       </w:rPr>
     </w:lvl>
   </w:abstractNum>
-  <w:abstractNum w:abstractNumId="30" w15:restartNumberingAfterBreak="0">
+  <w:abstractNum w:abstractNumId="32" w15:restartNumberingAfterBreak="0">
     <w:nsid w:val="66F351A8"/>
     <w:multiLevelType w:val="multilevel"/>
     <w:tmpl w:val="CD6889DA"/>
@@ -4869,7 +5182,7 @@
       </w:rPr>
     </w:lvl>
   </w:abstractNum>
-  <w:abstractNum w:abstractNumId="31" w15:restartNumberingAfterBreak="0">
+  <w:abstractNum w:abstractNumId="33" w15:restartNumberingAfterBreak="0">
     <w:nsid w:val="66F7606C"/>
     <w:multiLevelType w:val="multilevel"/>
     <w:tmpl w:val="BB30D4D4"/>
@@ -5018,7 +5331,7 @@
       </w:rPr>
     </w:lvl>
   </w:abstractNum>
-  <w:abstractNum w:abstractNumId="32" w15:restartNumberingAfterBreak="0">
+  <w:abstractNum w:abstractNumId="34" w15:restartNumberingAfterBreak="0">
     <w:nsid w:val="675876CA"/>
     <w:multiLevelType w:val="multilevel"/>
     <w:tmpl w:val="E378180A"/>
@@ -5167,7 +5480,7 @@
       </w:rPr>
     </w:lvl>
   </w:abstractNum>
-  <w:abstractNum w:abstractNumId="33" w15:restartNumberingAfterBreak="0">
+  <w:abstractNum w:abstractNumId="35" w15:restartNumberingAfterBreak="0">
     <w:nsid w:val="68901EA7"/>
     <w:multiLevelType w:val="multilevel"/>
     <w:tmpl w:val="6C743108"/>
@@ -5316,7 +5629,7 @@
       </w:rPr>
     </w:lvl>
   </w:abstractNum>
-  <w:abstractNum w:abstractNumId="34" w15:restartNumberingAfterBreak="0">
+  <w:abstractNum w:abstractNumId="36" w15:restartNumberingAfterBreak="0">
     <w:nsid w:val="6B5D2EB3"/>
     <w:multiLevelType w:val="multilevel"/>
     <w:tmpl w:val="8C9A694C"/>
@@ -5465,7 +5778,7 @@
       </w:rPr>
     </w:lvl>
   </w:abstractNum>
-  <w:abstractNum w:abstractNumId="35" w15:restartNumberingAfterBreak="0">
+  <w:abstractNum w:abstractNumId="37" w15:restartNumberingAfterBreak="0">
     <w:nsid w:val="6C194418"/>
     <w:multiLevelType w:val="multilevel"/>
     <w:tmpl w:val="39943626"/>
@@ -5614,7 +5927,7 @@
       </w:rPr>
     </w:lvl>
   </w:abstractNum>
-  <w:abstractNum w:abstractNumId="36" w15:restartNumberingAfterBreak="0">
+  <w:abstractNum w:abstractNumId="38" w15:restartNumberingAfterBreak="0">
     <w:nsid w:val="6E1030D6"/>
     <w:multiLevelType w:val="multilevel"/>
     <w:tmpl w:val="8DF8ED0C"/>
@@ -5763,7 +6076,7 @@
       </w:rPr>
     </w:lvl>
   </w:abstractNum>
-  <w:abstractNum w:abstractNumId="37" w15:restartNumberingAfterBreak="0">
+  <w:abstractNum w:abstractNumId="39" w15:restartNumberingAfterBreak="0">
     <w:nsid w:val="713E14FF"/>
     <w:multiLevelType w:val="multilevel"/>
     <w:tmpl w:val="43D0EA70"/>
@@ -5912,7 +6225,7 @@
       </w:rPr>
     </w:lvl>
   </w:abstractNum>
-  <w:abstractNum w:abstractNumId="38" w15:restartNumberingAfterBreak="0">
+  <w:abstractNum w:abstractNumId="40" w15:restartNumberingAfterBreak="0">
     <w:nsid w:val="75B87456"/>
     <w:multiLevelType w:val="multilevel"/>
     <w:tmpl w:val="B05A194E"/>
@@ -6061,7 +6374,7 @@
       </w:rPr>
     </w:lvl>
   </w:abstractNum>
-  <w:abstractNum w:abstractNumId="39" w15:restartNumberingAfterBreak="0">
+  <w:abstractNum w:abstractNumId="41" w15:restartNumberingAfterBreak="0">
     <w:nsid w:val="76352C27"/>
     <w:multiLevelType w:val="multilevel"/>
     <w:tmpl w:val="389653F0"/>
@@ -6210,7 +6523,7 @@
       </w:rPr>
     </w:lvl>
   </w:abstractNum>
-  <w:abstractNum w:abstractNumId="40" w15:restartNumberingAfterBreak="0">
+  <w:abstractNum w:abstractNumId="42" w15:restartNumberingAfterBreak="0">
     <w:nsid w:val="77640CE0"/>
     <w:multiLevelType w:val="multilevel"/>
     <w:tmpl w:val="3058F2D2"/>
@@ -6359,7 +6672,7 @@
       </w:rPr>
     </w:lvl>
   </w:abstractNum>
-  <w:abstractNum w:abstractNumId="41" w15:restartNumberingAfterBreak="0">
+  <w:abstractNum w:abstractNumId="43" w15:restartNumberingAfterBreak="0">
     <w:nsid w:val="7B094912"/>
     <w:multiLevelType w:val="multilevel"/>
     <w:tmpl w:val="EF7ABE96"/>
@@ -6508,7 +6821,7 @@
       </w:rPr>
     </w:lvl>
   </w:abstractNum>
-  <w:abstractNum w:abstractNumId="42" w15:restartNumberingAfterBreak="0">
+  <w:abstractNum w:abstractNumId="44" w15:restartNumberingAfterBreak="0">
     <w:nsid w:val="7D2A0D5A"/>
     <w:multiLevelType w:val="multilevel"/>
     <w:tmpl w:val="B9D6C638"/>
@@ -6657,7 +6970,7 @@
       </w:rPr>
     </w:lvl>
   </w:abstractNum>
-  <w:abstractNum w:abstractNumId="43" w15:restartNumberingAfterBreak="0">
+  <w:abstractNum w:abstractNumId="45" w15:restartNumberingAfterBreak="0">
     <w:nsid w:val="7F2344C9"/>
     <w:multiLevelType w:val="multilevel"/>
     <w:tmpl w:val="3972373C"/>
@@ -6807,136 +7120,142 @@
     </w:lvl>
   </w:abstractNum>
   <w:num w:numId="1" w16cid:durableId="2016882999">
-    <w:abstractNumId w:val="18"/>
+    <w:abstractNumId w:val="20"/>
   </w:num>
   <w:num w:numId="2" w16cid:durableId="1516770254">
-    <w:abstractNumId w:val="25"/>
+    <w:abstractNumId w:val="27"/>
   </w:num>
   <w:num w:numId="3" w16cid:durableId="1279868778">
-    <w:abstractNumId w:val="26"/>
+    <w:abstractNumId w:val="28"/>
   </w:num>
   <w:num w:numId="4" w16cid:durableId="451092406">
     <w:abstractNumId w:val="1"/>
   </w:num>
   <w:num w:numId="5" w16cid:durableId="1514997203">
-    <w:abstractNumId w:val="23"/>
+    <w:abstractNumId w:val="25"/>
   </w:num>
   <w:num w:numId="6" w16cid:durableId="1760128647">
+    <w:abstractNumId w:val="5"/>
+  </w:num>
+  <w:num w:numId="7" w16cid:durableId="1147549999">
+    <w:abstractNumId w:val="15"/>
+  </w:num>
+  <w:num w:numId="8" w16cid:durableId="31079034">
     <w:abstractNumId w:val="4"/>
   </w:num>
-  <w:num w:numId="7" w16cid:durableId="1147549999">
-    <w:abstractNumId w:val="13"/>
-  </w:num>
-  <w:num w:numId="8" w16cid:durableId="31079034">
-    <w:abstractNumId w:val="3"/>
-  </w:num>
   <w:num w:numId="9" w16cid:durableId="445543454">
-    <w:abstractNumId w:val="24"/>
+    <w:abstractNumId w:val="26"/>
   </w:num>
   <w:num w:numId="10" w16cid:durableId="581917086">
-    <w:abstractNumId w:val="33"/>
+    <w:abstractNumId w:val="35"/>
   </w:num>
   <w:num w:numId="11" w16cid:durableId="474028345">
+    <w:abstractNumId w:val="18"/>
+  </w:num>
+  <w:num w:numId="12" w16cid:durableId="1162769715">
+    <w:abstractNumId w:val="22"/>
+  </w:num>
+  <w:num w:numId="13" w16cid:durableId="1345865764">
+    <w:abstractNumId w:val="14"/>
+  </w:num>
+  <w:num w:numId="14" w16cid:durableId="267935931">
+    <w:abstractNumId w:val="29"/>
+  </w:num>
+  <w:num w:numId="15" w16cid:durableId="1521384853">
     <w:abstractNumId w:val="16"/>
   </w:num>
-  <w:num w:numId="12" w16cid:durableId="1162769715">
-    <w:abstractNumId w:val="20"/>
+  <w:num w:numId="16" w16cid:durableId="1374573618">
+    <w:abstractNumId w:val="9"/>
   </w:num>
-  <w:num w:numId="13" w16cid:durableId="1345865764">
+  <w:num w:numId="17" w16cid:durableId="1035500579">
+    <w:abstractNumId w:val="38"/>
+  </w:num>
+  <w:num w:numId="18" w16cid:durableId="191649467">
     <w:abstractNumId w:val="12"/>
   </w:num>
-  <w:num w:numId="14" w16cid:durableId="267935931">
-    <w:abstractNumId w:val="27"/>
-  </w:num>
-  <w:num w:numId="15" w16cid:durableId="1521384853">
-    <w:abstractNumId w:val="14"/>
-  </w:num>
-  <w:num w:numId="16" w16cid:durableId="1374573618">
-    <w:abstractNumId w:val="8"/>
-  </w:num>
-  <w:num w:numId="17" w16cid:durableId="1035500579">
-    <w:abstractNumId w:val="36"/>
-  </w:num>
-  <w:num w:numId="18" w16cid:durableId="191649467">
-    <w:abstractNumId w:val="11"/>
-  </w:num>
   <w:num w:numId="19" w16cid:durableId="1246380804">
-    <w:abstractNumId w:val="28"/>
+    <w:abstractNumId w:val="30"/>
   </w:num>
   <w:num w:numId="20" w16cid:durableId="53889921">
-    <w:abstractNumId w:val="15"/>
+    <w:abstractNumId w:val="17"/>
   </w:num>
   <w:num w:numId="21" w16cid:durableId="648872423">
-    <w:abstractNumId w:val="38"/>
+    <w:abstractNumId w:val="40"/>
   </w:num>
   <w:num w:numId="22" w16cid:durableId="298460962">
+    <w:abstractNumId w:val="7"/>
+  </w:num>
+  <w:num w:numId="23" w16cid:durableId="2137674160">
+    <w:abstractNumId w:val="43"/>
+  </w:num>
+  <w:num w:numId="24" w16cid:durableId="872621242">
     <w:abstractNumId w:val="6"/>
   </w:num>
-  <w:num w:numId="23" w16cid:durableId="2137674160">
+  <w:num w:numId="25" w16cid:durableId="1309365413">
+    <w:abstractNumId w:val="31"/>
+  </w:num>
+  <w:num w:numId="26" w16cid:durableId="2069181728">
+    <w:abstractNumId w:val="42"/>
+  </w:num>
+  <w:num w:numId="27" w16cid:durableId="873271388">
+    <w:abstractNumId w:val="10"/>
+  </w:num>
+  <w:num w:numId="28" w16cid:durableId="939996546">
+    <w:abstractNumId w:val="21"/>
+  </w:num>
+  <w:num w:numId="29" w16cid:durableId="1130510541">
     <w:abstractNumId w:val="41"/>
   </w:num>
-  <w:num w:numId="24" w16cid:durableId="872621242">
-    <w:abstractNumId w:val="5"/>
-  </w:num>
-  <w:num w:numId="25" w16cid:durableId="1309365413">
-    <w:abstractNumId w:val="29"/>
-  </w:num>
-  <w:num w:numId="26" w16cid:durableId="2069181728">
-    <w:abstractNumId w:val="40"/>
-  </w:num>
-  <w:num w:numId="27" w16cid:durableId="873271388">
-    <w:abstractNumId w:val="9"/>
-  </w:num>
-  <w:num w:numId="28" w16cid:durableId="939996546">
+  <w:num w:numId="30" w16cid:durableId="869103372">
     <w:abstractNumId w:val="19"/>
   </w:num>
-  <w:num w:numId="29" w16cid:durableId="1130510541">
-    <w:abstractNumId w:val="39"/>
-  </w:num>
-  <w:num w:numId="30" w16cid:durableId="869103372">
-    <w:abstractNumId w:val="17"/>
-  </w:num>
   <w:num w:numId="31" w16cid:durableId="924654249">
-    <w:abstractNumId w:val="31"/>
+    <w:abstractNumId w:val="33"/>
   </w:num>
   <w:num w:numId="32" w16cid:durableId="1985156001">
     <w:abstractNumId w:val="0"/>
   </w:num>
   <w:num w:numId="33" w16cid:durableId="825975558">
-    <w:abstractNumId w:val="22"/>
+    <w:abstractNumId w:val="24"/>
   </w:num>
   <w:num w:numId="34" w16cid:durableId="1092118246">
-    <w:abstractNumId w:val="10"/>
+    <w:abstractNumId w:val="11"/>
   </w:num>
   <w:num w:numId="35" w16cid:durableId="1618566016">
-    <w:abstractNumId w:val="35"/>
+    <w:abstractNumId w:val="37"/>
   </w:num>
   <w:num w:numId="36" w16cid:durableId="130250717">
-    <w:abstractNumId w:val="42"/>
+    <w:abstractNumId w:val="44"/>
   </w:num>
   <w:num w:numId="37" w16cid:durableId="701513990">
-    <w:abstractNumId w:val="37"/>
+    <w:abstractNumId w:val="39"/>
   </w:num>
   <w:num w:numId="38" w16cid:durableId="191841552">
-    <w:abstractNumId w:val="21"/>
+    <w:abstractNumId w:val="23"/>
   </w:num>
   <w:num w:numId="39" w16cid:durableId="1668436413">
-    <w:abstractNumId w:val="7"/>
+    <w:abstractNumId w:val="8"/>
   </w:num>
   <w:num w:numId="40" w16cid:durableId="599290102">
-    <w:abstractNumId w:val="43"/>
+    <w:abstractNumId w:val="45"/>
   </w:num>
   <w:num w:numId="41" w16cid:durableId="1314259263">
-    <w:abstractNumId w:val="32"/>
+    <w:abstractNumId w:val="34"/>
   </w:num>
   <w:num w:numId="42" w16cid:durableId="1793356255">
     <w:abstractNumId w:val="2"/>
   </w:num>
   <w:num w:numId="43" w16cid:durableId="195656678">
-    <w:abstractNumId w:val="34"/>
+    <w:abstractNumId w:val="36"/>
   </w:num>
   <w:num w:numId="44" w16cid:durableId="1953436267">
-    <w:abstractNumId w:val="30"/>
+    <w:abstractNumId w:val="32"/>
+  </w:num>
+  <w:num w:numId="45" w16cid:durableId="758211337">
+    <w:abstractNumId w:val="13"/>
+  </w:num>
+  <w:num w:numId="46" w16cid:durableId="532155374">
+    <w:abstractNumId w:val="3"/>
   </w:num>
   <w:numIdMacAtCleanup w:val="2"/>
 </w:numbering>

--- a/data/Market_Read_daily.docx
+++ b/data/Market_Read_daily.docx
@@ -4,7 +4,7 @@
   <w:body>
     <w:p>
       <w:r>
-        <w:t>Market Read: November 12, 2025</w:t>
+        <w:t>Market Read: November 14, 2025</w:t>
       </w:r>
     </w:p>
     <w:p>
@@ -16,7 +16,7 @@
       <w:pPr>
         <w:numPr>
           <w:ilvl w:val="0"/>
-          <w:numId w:val="45"/>
+          <w:numId w:val="47"/>
         </w:numPr>
       </w:pPr>
       <w:r>
@@ -27,128 +27,128 @@
         <w:t>Breadth:</w:t>
       </w:r>
       <w:r>
-        <w:t xml:space="preserve"> 58.1% of names are positive.</w:t>
+        <w:t xml:space="preserve"> 37.6% of names are positive.</w:t>
       </w:r>
     </w:p>
     <w:p>
       <w:pPr>
         <w:numPr>
           <w:ilvl w:val="0"/>
-          <w:numId w:val="45"/>
+          <w:numId w:val="47"/>
         </w:numPr>
       </w:pPr>
       <w:r>
-        <w:t>Information Technology: firm (avg +0.47%).</w:t>
+        <w:t>Information Technology: flat (avg −0.08%).</w:t>
       </w:r>
     </w:p>
     <w:p>
       <w:pPr>
         <w:numPr>
           <w:ilvl w:val="0"/>
-          <w:numId w:val="45"/>
+          <w:numId w:val="47"/>
         </w:numPr>
       </w:pPr>
       <w:r>
-        <w:t>Industrials: flat (avg +0.19%).</w:t>
+        <w:t>Industrials: lagging (avg −0.43%).</w:t>
       </w:r>
     </w:p>
     <w:p>
       <w:pPr>
         <w:numPr>
           <w:ilvl w:val="0"/>
-          <w:numId w:val="45"/>
+          <w:numId w:val="47"/>
         </w:numPr>
       </w:pPr>
       <w:r>
-        <w:t>Consumer Staples: lagging (avg −0.28%).</w:t>
+        <w:t>Consumer Staples: lagging (avg −0.25%).</w:t>
       </w:r>
     </w:p>
     <w:p>
       <w:pPr>
         <w:numPr>
           <w:ilvl w:val="0"/>
-          <w:numId w:val="45"/>
+          <w:numId w:val="47"/>
         </w:numPr>
       </w:pPr>
       <w:r>
-        <w:t>Consumer Discretionary: firm (avg +0.39%).</w:t>
+        <w:t>Consumer Discretionary: lagging (avg −0.60%).</w:t>
       </w:r>
     </w:p>
     <w:p>
       <w:pPr>
         <w:numPr>
           <w:ilvl w:val="0"/>
-          <w:numId w:val="45"/>
+          <w:numId w:val="47"/>
         </w:numPr>
       </w:pPr>
       <w:r>
-        <w:t>Financials: firm (avg +0.76%).</w:t>
+        <w:t>Financials: lagging (avg −0.70%).</w:t>
       </w:r>
     </w:p>
     <w:p>
       <w:pPr>
         <w:numPr>
           <w:ilvl w:val="0"/>
-          <w:numId w:val="45"/>
+          <w:numId w:val="47"/>
         </w:numPr>
       </w:pPr>
       <w:r>
-        <w:t>Utilities: flat (avg +0.21%).</w:t>
+        <w:t>Utilities: flat (avg +0.03%).</w:t>
       </w:r>
     </w:p>
     <w:p>
       <w:pPr>
         <w:numPr>
           <w:ilvl w:val="0"/>
-          <w:numId w:val="45"/>
+          <w:numId w:val="47"/>
         </w:numPr>
       </w:pPr>
       <w:r>
-        <w:t>Real Estate: lagging (avg −0.81%).</w:t>
+        <w:t>Real Estate: flat (avg +0.17%).</w:t>
       </w:r>
     </w:p>
     <w:p>
       <w:pPr>
         <w:numPr>
           <w:ilvl w:val="0"/>
-          <w:numId w:val="45"/>
+          <w:numId w:val="47"/>
         </w:numPr>
       </w:pPr>
       <w:r>
-        <w:t>Materials: firm (avg +0.53%).</w:t>
+        <w:t>Materials: lagging (avg −0.98%).</w:t>
       </w:r>
     </w:p>
     <w:p>
       <w:pPr>
         <w:numPr>
           <w:ilvl w:val="0"/>
-          <w:numId w:val="45"/>
+          <w:numId w:val="47"/>
         </w:numPr>
       </w:pPr>
       <w:r>
-        <w:t>Energy: lagging (avg −1.25%).</w:t>
+        <w:t>Energy: leading (avg +1.74%).</w:t>
       </w:r>
     </w:p>
     <w:p>
       <w:pPr>
         <w:numPr>
           <w:ilvl w:val="0"/>
-          <w:numId w:val="45"/>
+          <w:numId w:val="47"/>
         </w:numPr>
       </w:pPr>
       <w:r>
-        <w:t>Health Care: firm (avg +0.78%).</w:t>
+        <w:t>Health Care: lagging (avg −0.81%).</w:t>
       </w:r>
     </w:p>
     <w:p>
       <w:pPr>
         <w:numPr>
           <w:ilvl w:val="0"/>
-          <w:numId w:val="45"/>
+          <w:numId w:val="47"/>
         </w:numPr>
       </w:pPr>
       <w:r>
-        <w:t>Communication Services: lagging (avg −0.33%).</w:t>
+        <w:t>Communication Services: lagging (avg −0.46%).</w:t>
       </w:r>
     </w:p>
     <w:p>
@@ -160,95 +160,95 @@
       <w:pPr>
         <w:numPr>
           <w:ilvl w:val="0"/>
-          <w:numId w:val="46"/>
+          <w:numId w:val="48"/>
         </w:numPr>
       </w:pPr>
       <w:r>
-        <w:t>Gold: leading (avg +1.61%).</w:t>
+        <w:t>Gold: lagging (avg −1.80%).</w:t>
       </w:r>
     </w:p>
     <w:p>
       <w:pPr>
         <w:numPr>
           <w:ilvl w:val="0"/>
-          <w:numId w:val="46"/>
+          <w:numId w:val="48"/>
         </w:numPr>
       </w:pPr>
       <w:r>
-        <w:t>USD: flat (avg +0.04%).</w:t>
+        <w:t>USD: flat (avg +0.14%).</w:t>
       </w:r>
     </w:p>
     <w:p>
       <w:pPr>
         <w:numPr>
           <w:ilvl w:val="0"/>
-          <w:numId w:val="46"/>
+          <w:numId w:val="48"/>
         </w:numPr>
       </w:pPr>
       <w:r>
-        <w:t>Yields: lagging (avg −1.25%).</w:t>
+        <w:t>Yields: firm (avg +0.90%).</w:t>
       </w:r>
     </w:p>
     <w:p>
       <w:pPr>
         <w:numPr>
           <w:ilvl w:val="0"/>
-          <w:numId w:val="46"/>
+          <w:numId w:val="48"/>
         </w:numPr>
       </w:pPr>
       <w:r>
-        <w:t>Bonds: flat (avg −0.04%).</w:t>
+        <w:t>Bonds: lagging (avg −0.26%).</w:t>
       </w:r>
     </w:p>
     <w:p>
       <w:pPr>
         <w:numPr>
           <w:ilvl w:val="0"/>
-          <w:numId w:val="46"/>
+          <w:numId w:val="48"/>
         </w:numPr>
       </w:pPr>
       <w:r>
         <w:lastRenderedPageBreak/>
-        <w:t>Energy complex: lagging (avg −1.71%).</w:t>
+        <w:t>Energy complex: firm (avg +0.25%).</w:t>
       </w:r>
     </w:p>
     <w:p>
       <w:r>
         <w:t xml:space="preserve">Bottom line: </w:t>
       </w:r>
-      <w:bookmarkStart w:id="0" w:name="_Hlk213870382"/>
+      <w:bookmarkStart w:id="0" w:name="_Hlk214043118"/>
       <w:r>
-        <w:t xml:space="preserve">Gold strength and easing yields signal </w:t>
+        <w:t xml:space="preserve">Weak gold and firmer yields indicate </w:t>
       </w:r>
       <w:r>
         <w:rPr>
           <w:b/>
           <w:bCs/>
         </w:rPr>
-        <w:t>cooling inflation pressures</w:t>
+        <w:t>sticky inflation</w:t>
       </w:r>
       <w:r>
-        <w:t xml:space="preserve"> while growth expectations remain </w:t>
+        <w:t xml:space="preserve"> with </w:t>
       </w:r>
       <w:r>
         <w:rPr>
           <w:b/>
           <w:bCs/>
         </w:rPr>
-        <w:t>steady</w:t>
+        <w:t>growth momentum cooling</w:t>
       </w:r>
       <w:r>
-        <w:t xml:space="preserve">. The tone stays </w:t>
+        <w:t xml:space="preserve">. The tone leans </w:t>
       </w:r>
       <w:r>
         <w:rPr>
           <w:b/>
           <w:bCs/>
         </w:rPr>
-        <w:t>constructive</w:t>
+        <w:t>defensive</w:t>
       </w:r>
       <w:r>
-        <w:t>, with a moderate risk-on bias and improving participation across cyclicals and quality sectors.</w:t>
+        <w:t>, with capital rotating toward quality and lower-beta exposures as investors reassess the balance between policy tightening and slowing demand.</w:t>
       </w:r>
     </w:p>
     <w:bookmarkEnd w:id="0"/>
@@ -3991,6 +3991,155 @@
     </w:lvl>
   </w:abstractNum>
   <w:abstractNum w:abstractNumId="25" w15:restartNumberingAfterBreak="0">
+    <w:nsid w:val="55711E4A"/>
+    <w:multiLevelType w:val="multilevel"/>
+    <w:tmpl w:val="69F41138"/>
+    <w:lvl w:ilvl="0">
+      <w:start w:val="1"/>
+      <w:numFmt w:val="bullet"/>
+      <w:lvlText w:val=""/>
+      <w:lvlJc w:val="left"/>
+      <w:pPr>
+        <w:tabs>
+          <w:tab w:val="num" w:pos="720"/>
+        </w:tabs>
+        <w:ind w:left="720" w:hanging="360"/>
+      </w:pPr>
+      <w:rPr>
+        <w:rFonts w:ascii="Symbol" w:hAnsi="Symbol" w:hint="default"/>
+        <w:sz w:val="20"/>
+      </w:rPr>
+    </w:lvl>
+    <w:lvl w:ilvl="1" w:tentative="1">
+      <w:start w:val="1"/>
+      <w:numFmt w:val="bullet"/>
+      <w:lvlText w:val="o"/>
+      <w:lvlJc w:val="left"/>
+      <w:pPr>
+        <w:tabs>
+          <w:tab w:val="num" w:pos="1440"/>
+        </w:tabs>
+        <w:ind w:left="1440" w:hanging="360"/>
+      </w:pPr>
+      <w:rPr>
+        <w:rFonts w:ascii="Courier New" w:hAnsi="Courier New" w:hint="default"/>
+        <w:sz w:val="20"/>
+      </w:rPr>
+    </w:lvl>
+    <w:lvl w:ilvl="2" w:tentative="1">
+      <w:start w:val="1"/>
+      <w:numFmt w:val="bullet"/>
+      <w:lvlText w:val=""/>
+      <w:lvlJc w:val="left"/>
+      <w:pPr>
+        <w:tabs>
+          <w:tab w:val="num" w:pos="2160"/>
+        </w:tabs>
+        <w:ind w:left="2160" w:hanging="360"/>
+      </w:pPr>
+      <w:rPr>
+        <w:rFonts w:ascii="Wingdings" w:hAnsi="Wingdings" w:hint="default"/>
+        <w:sz w:val="20"/>
+      </w:rPr>
+    </w:lvl>
+    <w:lvl w:ilvl="3" w:tentative="1">
+      <w:start w:val="1"/>
+      <w:numFmt w:val="bullet"/>
+      <w:lvlText w:val=""/>
+      <w:lvlJc w:val="left"/>
+      <w:pPr>
+        <w:tabs>
+          <w:tab w:val="num" w:pos="2880"/>
+        </w:tabs>
+        <w:ind w:left="2880" w:hanging="360"/>
+      </w:pPr>
+      <w:rPr>
+        <w:rFonts w:ascii="Wingdings" w:hAnsi="Wingdings" w:hint="default"/>
+        <w:sz w:val="20"/>
+      </w:rPr>
+    </w:lvl>
+    <w:lvl w:ilvl="4" w:tentative="1">
+      <w:start w:val="1"/>
+      <w:numFmt w:val="bullet"/>
+      <w:lvlText w:val=""/>
+      <w:lvlJc w:val="left"/>
+      <w:pPr>
+        <w:tabs>
+          <w:tab w:val="num" w:pos="3600"/>
+        </w:tabs>
+        <w:ind w:left="3600" w:hanging="360"/>
+      </w:pPr>
+      <w:rPr>
+        <w:rFonts w:ascii="Wingdings" w:hAnsi="Wingdings" w:hint="default"/>
+        <w:sz w:val="20"/>
+      </w:rPr>
+    </w:lvl>
+    <w:lvl w:ilvl="5" w:tentative="1">
+      <w:start w:val="1"/>
+      <w:numFmt w:val="bullet"/>
+      <w:lvlText w:val=""/>
+      <w:lvlJc w:val="left"/>
+      <w:pPr>
+        <w:tabs>
+          <w:tab w:val="num" w:pos="4320"/>
+        </w:tabs>
+        <w:ind w:left="4320" w:hanging="360"/>
+      </w:pPr>
+      <w:rPr>
+        <w:rFonts w:ascii="Wingdings" w:hAnsi="Wingdings" w:hint="default"/>
+        <w:sz w:val="20"/>
+      </w:rPr>
+    </w:lvl>
+    <w:lvl w:ilvl="6" w:tentative="1">
+      <w:start w:val="1"/>
+      <w:numFmt w:val="bullet"/>
+      <w:lvlText w:val=""/>
+      <w:lvlJc w:val="left"/>
+      <w:pPr>
+        <w:tabs>
+          <w:tab w:val="num" w:pos="5040"/>
+        </w:tabs>
+        <w:ind w:left="5040" w:hanging="360"/>
+      </w:pPr>
+      <w:rPr>
+        <w:rFonts w:ascii="Wingdings" w:hAnsi="Wingdings" w:hint="default"/>
+        <w:sz w:val="20"/>
+      </w:rPr>
+    </w:lvl>
+    <w:lvl w:ilvl="7" w:tentative="1">
+      <w:start w:val="1"/>
+      <w:numFmt w:val="bullet"/>
+      <w:lvlText w:val=""/>
+      <w:lvlJc w:val="left"/>
+      <w:pPr>
+        <w:tabs>
+          <w:tab w:val="num" w:pos="5760"/>
+        </w:tabs>
+        <w:ind w:left="5760" w:hanging="360"/>
+      </w:pPr>
+      <w:rPr>
+        <w:rFonts w:ascii="Wingdings" w:hAnsi="Wingdings" w:hint="default"/>
+        <w:sz w:val="20"/>
+      </w:rPr>
+    </w:lvl>
+    <w:lvl w:ilvl="8" w:tentative="1">
+      <w:start w:val="1"/>
+      <w:numFmt w:val="bullet"/>
+      <w:lvlText w:val=""/>
+      <w:lvlJc w:val="left"/>
+      <w:pPr>
+        <w:tabs>
+          <w:tab w:val="num" w:pos="6480"/>
+        </w:tabs>
+        <w:ind w:left="6480" w:hanging="360"/>
+      </w:pPr>
+      <w:rPr>
+        <w:rFonts w:ascii="Wingdings" w:hAnsi="Wingdings" w:hint="default"/>
+        <w:sz w:val="20"/>
+      </w:rPr>
+    </w:lvl>
+  </w:abstractNum>
+  <w:abstractNum w:abstractNumId="26" w15:restartNumberingAfterBreak="0">
     <w:nsid w:val="56350650"/>
     <w:multiLevelType w:val="multilevel"/>
     <w:tmpl w:val="D38059CE"/>
@@ -4139,7 +4288,7 @@
       </w:rPr>
     </w:lvl>
   </w:abstractNum>
-  <w:abstractNum w:abstractNumId="26" w15:restartNumberingAfterBreak="0">
+  <w:abstractNum w:abstractNumId="27" w15:restartNumberingAfterBreak="0">
     <w:nsid w:val="56D91AF2"/>
     <w:multiLevelType w:val="multilevel"/>
     <w:tmpl w:val="C25E4C72"/>
@@ -4288,7 +4437,7 @@
       </w:rPr>
     </w:lvl>
   </w:abstractNum>
-  <w:abstractNum w:abstractNumId="27" w15:restartNumberingAfterBreak="0">
+  <w:abstractNum w:abstractNumId="28" w15:restartNumberingAfterBreak="0">
     <w:nsid w:val="59BA7DF6"/>
     <w:multiLevelType w:val="multilevel"/>
     <w:tmpl w:val="58E23C88"/>
@@ -4437,7 +4586,7 @@
       </w:rPr>
     </w:lvl>
   </w:abstractNum>
-  <w:abstractNum w:abstractNumId="28" w15:restartNumberingAfterBreak="0">
+  <w:abstractNum w:abstractNumId="29" w15:restartNumberingAfterBreak="0">
     <w:nsid w:val="60A01466"/>
     <w:multiLevelType w:val="multilevel"/>
     <w:tmpl w:val="A260C060"/>
@@ -4586,7 +4735,7 @@
       </w:rPr>
     </w:lvl>
   </w:abstractNum>
-  <w:abstractNum w:abstractNumId="29" w15:restartNumberingAfterBreak="0">
+  <w:abstractNum w:abstractNumId="30" w15:restartNumberingAfterBreak="0">
     <w:nsid w:val="611A72D5"/>
     <w:multiLevelType w:val="multilevel"/>
     <w:tmpl w:val="596AA9E4"/>
@@ -4735,7 +4884,7 @@
       </w:rPr>
     </w:lvl>
   </w:abstractNum>
-  <w:abstractNum w:abstractNumId="30" w15:restartNumberingAfterBreak="0">
+  <w:abstractNum w:abstractNumId="31" w15:restartNumberingAfterBreak="0">
     <w:nsid w:val="65536748"/>
     <w:multiLevelType w:val="multilevel"/>
     <w:tmpl w:val="11AAE96C"/>
@@ -4884,7 +5033,7 @@
       </w:rPr>
     </w:lvl>
   </w:abstractNum>
-  <w:abstractNum w:abstractNumId="31" w15:restartNumberingAfterBreak="0">
+  <w:abstractNum w:abstractNumId="32" w15:restartNumberingAfterBreak="0">
     <w:nsid w:val="66977F80"/>
     <w:multiLevelType w:val="multilevel"/>
     <w:tmpl w:val="3AC29E7C"/>
@@ -5033,7 +5182,7 @@
       </w:rPr>
     </w:lvl>
   </w:abstractNum>
-  <w:abstractNum w:abstractNumId="32" w15:restartNumberingAfterBreak="0">
+  <w:abstractNum w:abstractNumId="33" w15:restartNumberingAfterBreak="0">
     <w:nsid w:val="66F351A8"/>
     <w:multiLevelType w:val="multilevel"/>
     <w:tmpl w:val="CD6889DA"/>
@@ -5182,7 +5331,7 @@
       </w:rPr>
     </w:lvl>
   </w:abstractNum>
-  <w:abstractNum w:abstractNumId="33" w15:restartNumberingAfterBreak="0">
+  <w:abstractNum w:abstractNumId="34" w15:restartNumberingAfterBreak="0">
     <w:nsid w:val="66F7606C"/>
     <w:multiLevelType w:val="multilevel"/>
     <w:tmpl w:val="BB30D4D4"/>
@@ -5331,7 +5480,7 @@
       </w:rPr>
     </w:lvl>
   </w:abstractNum>
-  <w:abstractNum w:abstractNumId="34" w15:restartNumberingAfterBreak="0">
+  <w:abstractNum w:abstractNumId="35" w15:restartNumberingAfterBreak="0">
     <w:nsid w:val="675876CA"/>
     <w:multiLevelType w:val="multilevel"/>
     <w:tmpl w:val="E378180A"/>
@@ -5480,7 +5629,7 @@
       </w:rPr>
     </w:lvl>
   </w:abstractNum>
-  <w:abstractNum w:abstractNumId="35" w15:restartNumberingAfterBreak="0">
+  <w:abstractNum w:abstractNumId="36" w15:restartNumberingAfterBreak="0">
     <w:nsid w:val="68901EA7"/>
     <w:multiLevelType w:val="multilevel"/>
     <w:tmpl w:val="6C743108"/>
@@ -5629,7 +5778,7 @@
       </w:rPr>
     </w:lvl>
   </w:abstractNum>
-  <w:abstractNum w:abstractNumId="36" w15:restartNumberingAfterBreak="0">
+  <w:abstractNum w:abstractNumId="37" w15:restartNumberingAfterBreak="0">
     <w:nsid w:val="6B5D2EB3"/>
     <w:multiLevelType w:val="multilevel"/>
     <w:tmpl w:val="8C9A694C"/>
@@ -5778,7 +5927,7 @@
       </w:rPr>
     </w:lvl>
   </w:abstractNum>
-  <w:abstractNum w:abstractNumId="37" w15:restartNumberingAfterBreak="0">
+  <w:abstractNum w:abstractNumId="38" w15:restartNumberingAfterBreak="0">
     <w:nsid w:val="6C194418"/>
     <w:multiLevelType w:val="multilevel"/>
     <w:tmpl w:val="39943626"/>
@@ -5927,7 +6076,7 @@
       </w:rPr>
     </w:lvl>
   </w:abstractNum>
-  <w:abstractNum w:abstractNumId="38" w15:restartNumberingAfterBreak="0">
+  <w:abstractNum w:abstractNumId="39" w15:restartNumberingAfterBreak="0">
     <w:nsid w:val="6E1030D6"/>
     <w:multiLevelType w:val="multilevel"/>
     <w:tmpl w:val="8DF8ED0C"/>
@@ -6076,7 +6225,7 @@
       </w:rPr>
     </w:lvl>
   </w:abstractNum>
-  <w:abstractNum w:abstractNumId="39" w15:restartNumberingAfterBreak="0">
+  <w:abstractNum w:abstractNumId="40" w15:restartNumberingAfterBreak="0">
     <w:nsid w:val="713E14FF"/>
     <w:multiLevelType w:val="multilevel"/>
     <w:tmpl w:val="43D0EA70"/>
@@ -6225,7 +6374,7 @@
       </w:rPr>
     </w:lvl>
   </w:abstractNum>
-  <w:abstractNum w:abstractNumId="40" w15:restartNumberingAfterBreak="0">
+  <w:abstractNum w:abstractNumId="41" w15:restartNumberingAfterBreak="0">
     <w:nsid w:val="75B87456"/>
     <w:multiLevelType w:val="multilevel"/>
     <w:tmpl w:val="B05A194E"/>
@@ -6374,7 +6523,7 @@
       </w:rPr>
     </w:lvl>
   </w:abstractNum>
-  <w:abstractNum w:abstractNumId="41" w15:restartNumberingAfterBreak="0">
+  <w:abstractNum w:abstractNumId="42" w15:restartNumberingAfterBreak="0">
     <w:nsid w:val="76352C27"/>
     <w:multiLevelType w:val="multilevel"/>
     <w:tmpl w:val="389653F0"/>
@@ -6523,7 +6672,7 @@
       </w:rPr>
     </w:lvl>
   </w:abstractNum>
-  <w:abstractNum w:abstractNumId="42" w15:restartNumberingAfterBreak="0">
+  <w:abstractNum w:abstractNumId="43" w15:restartNumberingAfterBreak="0">
     <w:nsid w:val="77640CE0"/>
     <w:multiLevelType w:val="multilevel"/>
     <w:tmpl w:val="3058F2D2"/>
@@ -6672,7 +6821,7 @@
       </w:rPr>
     </w:lvl>
   </w:abstractNum>
-  <w:abstractNum w:abstractNumId="43" w15:restartNumberingAfterBreak="0">
+  <w:abstractNum w:abstractNumId="44" w15:restartNumberingAfterBreak="0">
     <w:nsid w:val="7B094912"/>
     <w:multiLevelType w:val="multilevel"/>
     <w:tmpl w:val="EF7ABE96"/>
@@ -6821,7 +6970,156 @@
       </w:rPr>
     </w:lvl>
   </w:abstractNum>
-  <w:abstractNum w:abstractNumId="44" w15:restartNumberingAfterBreak="0">
+  <w:abstractNum w:abstractNumId="45" w15:restartNumberingAfterBreak="0">
+    <w:nsid w:val="7CB15AB6"/>
+    <w:multiLevelType w:val="multilevel"/>
+    <w:tmpl w:val="79529A62"/>
+    <w:lvl w:ilvl="0">
+      <w:start w:val="1"/>
+      <w:numFmt w:val="bullet"/>
+      <w:lvlText w:val=""/>
+      <w:lvlJc w:val="left"/>
+      <w:pPr>
+        <w:tabs>
+          <w:tab w:val="num" w:pos="720"/>
+        </w:tabs>
+        <w:ind w:left="720" w:hanging="360"/>
+      </w:pPr>
+      <w:rPr>
+        <w:rFonts w:ascii="Symbol" w:hAnsi="Symbol" w:hint="default"/>
+        <w:sz w:val="20"/>
+      </w:rPr>
+    </w:lvl>
+    <w:lvl w:ilvl="1" w:tentative="1">
+      <w:start w:val="1"/>
+      <w:numFmt w:val="bullet"/>
+      <w:lvlText w:val="o"/>
+      <w:lvlJc w:val="left"/>
+      <w:pPr>
+        <w:tabs>
+          <w:tab w:val="num" w:pos="1440"/>
+        </w:tabs>
+        <w:ind w:left="1440" w:hanging="360"/>
+      </w:pPr>
+      <w:rPr>
+        <w:rFonts w:ascii="Courier New" w:hAnsi="Courier New" w:hint="default"/>
+        <w:sz w:val="20"/>
+      </w:rPr>
+    </w:lvl>
+    <w:lvl w:ilvl="2" w:tentative="1">
+      <w:start w:val="1"/>
+      <w:numFmt w:val="bullet"/>
+      <w:lvlText w:val=""/>
+      <w:lvlJc w:val="left"/>
+      <w:pPr>
+        <w:tabs>
+          <w:tab w:val="num" w:pos="2160"/>
+        </w:tabs>
+        <w:ind w:left="2160" w:hanging="360"/>
+      </w:pPr>
+      <w:rPr>
+        <w:rFonts w:ascii="Wingdings" w:hAnsi="Wingdings" w:hint="default"/>
+        <w:sz w:val="20"/>
+      </w:rPr>
+    </w:lvl>
+    <w:lvl w:ilvl="3" w:tentative="1">
+      <w:start w:val="1"/>
+      <w:numFmt w:val="bullet"/>
+      <w:lvlText w:val=""/>
+      <w:lvlJc w:val="left"/>
+      <w:pPr>
+        <w:tabs>
+          <w:tab w:val="num" w:pos="2880"/>
+        </w:tabs>
+        <w:ind w:left="2880" w:hanging="360"/>
+      </w:pPr>
+      <w:rPr>
+        <w:rFonts w:ascii="Wingdings" w:hAnsi="Wingdings" w:hint="default"/>
+        <w:sz w:val="20"/>
+      </w:rPr>
+    </w:lvl>
+    <w:lvl w:ilvl="4" w:tentative="1">
+      <w:start w:val="1"/>
+      <w:numFmt w:val="bullet"/>
+      <w:lvlText w:val=""/>
+      <w:lvlJc w:val="left"/>
+      <w:pPr>
+        <w:tabs>
+          <w:tab w:val="num" w:pos="3600"/>
+        </w:tabs>
+        <w:ind w:left="3600" w:hanging="360"/>
+      </w:pPr>
+      <w:rPr>
+        <w:rFonts w:ascii="Wingdings" w:hAnsi="Wingdings" w:hint="default"/>
+        <w:sz w:val="20"/>
+      </w:rPr>
+    </w:lvl>
+    <w:lvl w:ilvl="5" w:tentative="1">
+      <w:start w:val="1"/>
+      <w:numFmt w:val="bullet"/>
+      <w:lvlText w:val=""/>
+      <w:lvlJc w:val="left"/>
+      <w:pPr>
+        <w:tabs>
+          <w:tab w:val="num" w:pos="4320"/>
+        </w:tabs>
+        <w:ind w:left="4320" w:hanging="360"/>
+      </w:pPr>
+      <w:rPr>
+        <w:rFonts w:ascii="Wingdings" w:hAnsi="Wingdings" w:hint="default"/>
+        <w:sz w:val="20"/>
+      </w:rPr>
+    </w:lvl>
+    <w:lvl w:ilvl="6" w:tentative="1">
+      <w:start w:val="1"/>
+      <w:numFmt w:val="bullet"/>
+      <w:lvlText w:val=""/>
+      <w:lvlJc w:val="left"/>
+      <w:pPr>
+        <w:tabs>
+          <w:tab w:val="num" w:pos="5040"/>
+        </w:tabs>
+        <w:ind w:left="5040" w:hanging="360"/>
+      </w:pPr>
+      <w:rPr>
+        <w:rFonts w:ascii="Wingdings" w:hAnsi="Wingdings" w:hint="default"/>
+        <w:sz w:val="20"/>
+      </w:rPr>
+    </w:lvl>
+    <w:lvl w:ilvl="7" w:tentative="1">
+      <w:start w:val="1"/>
+      <w:numFmt w:val="bullet"/>
+      <w:lvlText w:val=""/>
+      <w:lvlJc w:val="left"/>
+      <w:pPr>
+        <w:tabs>
+          <w:tab w:val="num" w:pos="5760"/>
+        </w:tabs>
+        <w:ind w:left="5760" w:hanging="360"/>
+      </w:pPr>
+      <w:rPr>
+        <w:rFonts w:ascii="Wingdings" w:hAnsi="Wingdings" w:hint="default"/>
+        <w:sz w:val="20"/>
+      </w:rPr>
+    </w:lvl>
+    <w:lvl w:ilvl="8" w:tentative="1">
+      <w:start w:val="1"/>
+      <w:numFmt w:val="bullet"/>
+      <w:lvlText w:val=""/>
+      <w:lvlJc w:val="left"/>
+      <w:pPr>
+        <w:tabs>
+          <w:tab w:val="num" w:pos="6480"/>
+        </w:tabs>
+        <w:ind w:left="6480" w:hanging="360"/>
+      </w:pPr>
+      <w:rPr>
+        <w:rFonts w:ascii="Wingdings" w:hAnsi="Wingdings" w:hint="default"/>
+        <w:sz w:val="20"/>
+      </w:rPr>
+    </w:lvl>
+  </w:abstractNum>
+  <w:abstractNum w:abstractNumId="46" w15:restartNumberingAfterBreak="0">
     <w:nsid w:val="7D2A0D5A"/>
     <w:multiLevelType w:val="multilevel"/>
     <w:tmpl w:val="B9D6C638"/>
@@ -6970,7 +7268,7 @@
       </w:rPr>
     </w:lvl>
   </w:abstractNum>
-  <w:abstractNum w:abstractNumId="45" w15:restartNumberingAfterBreak="0">
+  <w:abstractNum w:abstractNumId="47" w15:restartNumberingAfterBreak="0">
     <w:nsid w:val="7F2344C9"/>
     <w:multiLevelType w:val="multilevel"/>
     <w:tmpl w:val="3972373C"/>
@@ -7123,16 +7421,16 @@
     <w:abstractNumId w:val="20"/>
   </w:num>
   <w:num w:numId="2" w16cid:durableId="1516770254">
-    <w:abstractNumId w:val="27"/>
+    <w:abstractNumId w:val="28"/>
   </w:num>
   <w:num w:numId="3" w16cid:durableId="1279868778">
-    <w:abstractNumId w:val="28"/>
+    <w:abstractNumId w:val="29"/>
   </w:num>
   <w:num w:numId="4" w16cid:durableId="451092406">
     <w:abstractNumId w:val="1"/>
   </w:num>
   <w:num w:numId="5" w16cid:durableId="1514997203">
-    <w:abstractNumId w:val="25"/>
+    <w:abstractNumId w:val="26"/>
   </w:num>
   <w:num w:numId="6" w16cid:durableId="1760128647">
     <w:abstractNumId w:val="5"/>
@@ -7144,10 +7442,10 @@
     <w:abstractNumId w:val="4"/>
   </w:num>
   <w:num w:numId="9" w16cid:durableId="445543454">
-    <w:abstractNumId w:val="26"/>
+    <w:abstractNumId w:val="27"/>
   </w:num>
   <w:num w:numId="10" w16cid:durableId="581917086">
-    <w:abstractNumId w:val="35"/>
+    <w:abstractNumId w:val="36"/>
   </w:num>
   <w:num w:numId="11" w16cid:durableId="474028345">
     <w:abstractNumId w:val="18"/>
@@ -7159,7 +7457,7 @@
     <w:abstractNumId w:val="14"/>
   </w:num>
   <w:num w:numId="14" w16cid:durableId="267935931">
-    <w:abstractNumId w:val="29"/>
+    <w:abstractNumId w:val="30"/>
   </w:num>
   <w:num w:numId="15" w16cid:durableId="1521384853">
     <w:abstractNumId w:val="16"/>
@@ -7168,34 +7466,34 @@
     <w:abstractNumId w:val="9"/>
   </w:num>
   <w:num w:numId="17" w16cid:durableId="1035500579">
-    <w:abstractNumId w:val="38"/>
+    <w:abstractNumId w:val="39"/>
   </w:num>
   <w:num w:numId="18" w16cid:durableId="191649467">
     <w:abstractNumId w:val="12"/>
   </w:num>
   <w:num w:numId="19" w16cid:durableId="1246380804">
-    <w:abstractNumId w:val="30"/>
+    <w:abstractNumId w:val="31"/>
   </w:num>
   <w:num w:numId="20" w16cid:durableId="53889921">
     <w:abstractNumId w:val="17"/>
   </w:num>
   <w:num w:numId="21" w16cid:durableId="648872423">
-    <w:abstractNumId w:val="40"/>
+    <w:abstractNumId w:val="41"/>
   </w:num>
   <w:num w:numId="22" w16cid:durableId="298460962">
     <w:abstractNumId w:val="7"/>
   </w:num>
   <w:num w:numId="23" w16cid:durableId="2137674160">
-    <w:abstractNumId w:val="43"/>
+    <w:abstractNumId w:val="44"/>
   </w:num>
   <w:num w:numId="24" w16cid:durableId="872621242">
     <w:abstractNumId w:val="6"/>
   </w:num>
   <w:num w:numId="25" w16cid:durableId="1309365413">
-    <w:abstractNumId w:val="31"/>
+    <w:abstractNumId w:val="32"/>
   </w:num>
   <w:num w:numId="26" w16cid:durableId="2069181728">
-    <w:abstractNumId w:val="42"/>
+    <w:abstractNumId w:val="43"/>
   </w:num>
   <w:num w:numId="27" w16cid:durableId="873271388">
     <w:abstractNumId w:val="10"/>
@@ -7204,13 +7502,13 @@
     <w:abstractNumId w:val="21"/>
   </w:num>
   <w:num w:numId="29" w16cid:durableId="1130510541">
-    <w:abstractNumId w:val="41"/>
+    <w:abstractNumId w:val="42"/>
   </w:num>
   <w:num w:numId="30" w16cid:durableId="869103372">
     <w:abstractNumId w:val="19"/>
   </w:num>
   <w:num w:numId="31" w16cid:durableId="924654249">
-    <w:abstractNumId w:val="33"/>
+    <w:abstractNumId w:val="34"/>
   </w:num>
   <w:num w:numId="32" w16cid:durableId="1985156001">
     <w:abstractNumId w:val="0"/>
@@ -7222,13 +7520,13 @@
     <w:abstractNumId w:val="11"/>
   </w:num>
   <w:num w:numId="35" w16cid:durableId="1618566016">
-    <w:abstractNumId w:val="37"/>
+    <w:abstractNumId w:val="38"/>
   </w:num>
   <w:num w:numId="36" w16cid:durableId="130250717">
-    <w:abstractNumId w:val="44"/>
+    <w:abstractNumId w:val="46"/>
   </w:num>
   <w:num w:numId="37" w16cid:durableId="701513990">
-    <w:abstractNumId w:val="39"/>
+    <w:abstractNumId w:val="40"/>
   </w:num>
   <w:num w:numId="38" w16cid:durableId="191841552">
     <w:abstractNumId w:val="23"/>
@@ -7237,25 +7535,31 @@
     <w:abstractNumId w:val="8"/>
   </w:num>
   <w:num w:numId="40" w16cid:durableId="599290102">
-    <w:abstractNumId w:val="45"/>
+    <w:abstractNumId w:val="47"/>
   </w:num>
   <w:num w:numId="41" w16cid:durableId="1314259263">
-    <w:abstractNumId w:val="34"/>
+    <w:abstractNumId w:val="35"/>
   </w:num>
   <w:num w:numId="42" w16cid:durableId="1793356255">
     <w:abstractNumId w:val="2"/>
   </w:num>
   <w:num w:numId="43" w16cid:durableId="195656678">
-    <w:abstractNumId w:val="36"/>
+    <w:abstractNumId w:val="37"/>
   </w:num>
   <w:num w:numId="44" w16cid:durableId="1953436267">
-    <w:abstractNumId w:val="32"/>
+    <w:abstractNumId w:val="33"/>
   </w:num>
   <w:num w:numId="45" w16cid:durableId="758211337">
     <w:abstractNumId w:val="13"/>
   </w:num>
   <w:num w:numId="46" w16cid:durableId="532155374">
     <w:abstractNumId w:val="3"/>
+  </w:num>
+  <w:num w:numId="47" w16cid:durableId="142816221">
+    <w:abstractNumId w:val="45"/>
+  </w:num>
+  <w:num w:numId="48" w16cid:durableId="4788104">
+    <w:abstractNumId w:val="25"/>
   </w:num>
   <w:numIdMacAtCleanup w:val="2"/>
 </w:numbering>

--- a/data/Market_Read_daily.docx
+++ b/data/Market_Read_daily.docx
@@ -4,7 +4,7 @@
   <w:body>
     <w:p>
       <w:r>
-        <w:t>Market Read: November 14, 2025</w:t>
+        <w:t>Market Read: November 18, 2025</w:t>
       </w:r>
     </w:p>
     <w:p>
@@ -16,7 +16,7 @@
       <w:pPr>
         <w:numPr>
           <w:ilvl w:val="0"/>
-          <w:numId w:val="47"/>
+          <w:numId w:val="49"/>
         </w:numPr>
       </w:pPr>
       <w:r>
@@ -27,128 +27,128 @@
         <w:t>Breadth:</w:t>
       </w:r>
       <w:r>
-        <w:t xml:space="preserve"> 37.6% of names are positive.</w:t>
+        <w:t xml:space="preserve"> 50.0% of names are positive.</w:t>
       </w:r>
     </w:p>
     <w:p>
       <w:pPr>
         <w:numPr>
           <w:ilvl w:val="0"/>
-          <w:numId w:val="47"/>
+          <w:numId w:val="49"/>
         </w:numPr>
       </w:pPr>
       <w:r>
-        <w:t>Information Technology: flat (avg −0.08%).</w:t>
+        <w:t>Information Technology: lagging (avg −1.08%).</w:t>
       </w:r>
     </w:p>
     <w:p>
       <w:pPr>
         <w:numPr>
           <w:ilvl w:val="0"/>
-          <w:numId w:val="47"/>
+          <w:numId w:val="49"/>
         </w:numPr>
       </w:pPr>
       <w:r>
-        <w:t>Industrials: lagging (avg −0.43%).</w:t>
+        <w:t>Industrials: flat (avg −0.15%).</w:t>
       </w:r>
     </w:p>
     <w:p>
       <w:pPr>
         <w:numPr>
           <w:ilvl w:val="0"/>
-          <w:numId w:val="47"/>
+          <w:numId w:val="49"/>
         </w:numPr>
       </w:pPr>
       <w:r>
-        <w:t>Consumer Staples: lagging (avg −0.25%).</w:t>
+        <w:t>Consumer Staples: firm (avg +0.70%).</w:t>
       </w:r>
     </w:p>
     <w:p>
       <w:pPr>
         <w:numPr>
           <w:ilvl w:val="0"/>
-          <w:numId w:val="47"/>
+          <w:numId w:val="49"/>
         </w:numPr>
       </w:pPr>
       <w:r>
-        <w:t>Consumer Discretionary: lagging (avg −0.60%).</w:t>
+        <w:t>Consumer Discretionary: flat (avg −0.05%).</w:t>
       </w:r>
     </w:p>
     <w:p>
       <w:pPr>
         <w:numPr>
           <w:ilvl w:val="0"/>
-          <w:numId w:val="47"/>
+          <w:numId w:val="49"/>
         </w:numPr>
       </w:pPr>
       <w:r>
-        <w:t>Financials: lagging (avg −0.70%).</w:t>
+        <w:t>Financials: flat (avg +0.02%).</w:t>
       </w:r>
     </w:p>
     <w:p>
       <w:pPr>
         <w:numPr>
           <w:ilvl w:val="0"/>
-          <w:numId w:val="47"/>
+          <w:numId w:val="49"/>
         </w:numPr>
       </w:pPr>
       <w:r>
-        <w:t>Utilities: flat (avg +0.03%).</w:t>
+        <w:t>Utilities: lagging (avg −0.34%).</w:t>
       </w:r>
     </w:p>
     <w:p>
       <w:pPr>
         <w:numPr>
           <w:ilvl w:val="0"/>
-          <w:numId w:val="47"/>
+          <w:numId w:val="49"/>
         </w:numPr>
       </w:pPr>
       <w:r>
-        <w:t>Real Estate: flat (avg +0.17%).</w:t>
+        <w:t>Real Estate: firm (avg +0.29%).</w:t>
       </w:r>
     </w:p>
     <w:p>
       <w:pPr>
         <w:numPr>
           <w:ilvl w:val="0"/>
-          <w:numId w:val="47"/>
+          <w:numId w:val="49"/>
         </w:numPr>
       </w:pPr>
       <w:r>
-        <w:t>Materials: lagging (avg −0.98%).</w:t>
+        <w:t>Materials: firm (avg +0.28%).</w:t>
       </w:r>
     </w:p>
     <w:p>
       <w:pPr>
         <w:numPr>
           <w:ilvl w:val="0"/>
-          <w:numId w:val="47"/>
+          <w:numId w:val="49"/>
         </w:numPr>
       </w:pPr>
       <w:r>
-        <w:t>Energy: leading (avg +1.74%).</w:t>
+        <w:t>Energy: firm (avg +0.71%).</w:t>
       </w:r>
     </w:p>
     <w:p>
       <w:pPr>
         <w:numPr>
           <w:ilvl w:val="0"/>
-          <w:numId w:val="47"/>
+          <w:numId w:val="49"/>
         </w:numPr>
       </w:pPr>
       <w:r>
-        <w:t>Health Care: lagging (avg −0.81%).</w:t>
+        <w:t>Health Care: firm (avg +0.52%).</w:t>
       </w:r>
     </w:p>
     <w:p>
       <w:pPr>
         <w:numPr>
           <w:ilvl w:val="0"/>
-          <w:numId w:val="47"/>
+          <w:numId w:val="49"/>
         </w:numPr>
       </w:pPr>
       <w:r>
-        <w:t>Communication Services: lagging (avg −0.46%).</w:t>
+        <w:t>Communication Services: firm (avg +0.55%).</w:t>
       </w:r>
     </w:p>
     <w:p>
@@ -160,98 +160,83 @@
       <w:pPr>
         <w:numPr>
           <w:ilvl w:val="0"/>
-          <w:numId w:val="48"/>
+          <w:numId w:val="50"/>
         </w:numPr>
       </w:pPr>
       <w:r>
-        <w:t>Gold: lagging (avg −1.80%).</w:t>
+        <w:t>Gold: firm (avg +0.73%).</w:t>
       </w:r>
     </w:p>
     <w:p>
       <w:pPr>
         <w:numPr>
           <w:ilvl w:val="0"/>
-          <w:numId w:val="48"/>
+          <w:numId w:val="50"/>
         </w:numPr>
       </w:pPr>
       <w:r>
-        <w:t>USD: flat (avg +0.14%).</w:t>
+        <w:t>USD: flat (avg +0.11%).</w:t>
       </w:r>
     </w:p>
     <w:p>
       <w:pPr>
         <w:numPr>
           <w:ilvl w:val="0"/>
-          <w:numId w:val="48"/>
+          <w:numId w:val="50"/>
         </w:numPr>
       </w:pPr>
       <w:r>
-        <w:t>Yields: firm (avg +0.90%).</w:t>
+        <w:t>Yields: lagging (avg −0.27%).</w:t>
       </w:r>
     </w:p>
     <w:p>
       <w:pPr>
         <w:numPr>
           <w:ilvl w:val="0"/>
-          <w:numId w:val="48"/>
+          <w:numId w:val="50"/>
         </w:numPr>
       </w:pPr>
       <w:r>
-        <w:t>Bonds: lagging (avg −0.26%).</w:t>
+        <w:t>Bonds: flat (avg +0.02%).</w:t>
       </w:r>
     </w:p>
     <w:p>
       <w:pPr>
         <w:numPr>
           <w:ilvl w:val="0"/>
-          <w:numId w:val="48"/>
+          <w:numId w:val="50"/>
         </w:numPr>
       </w:pPr>
       <w:r>
         <w:lastRenderedPageBreak/>
-        <w:t>Energy complex: firm (avg +0.25%).</w:t>
+        <w:t>Energy complex: leading (avg +1.19%).</w:t>
       </w:r>
     </w:p>
     <w:p>
       <w:r>
-        <w:t xml:space="preserve">Bottom line: </w:t>
-      </w:r>
-      <w:bookmarkStart w:id="0" w:name="_Hlk214043118"/>
-      <w:r>
-        <w:t xml:space="preserve">Weak gold and firmer yields indicate </w:t>
+        <w:t xml:space="preserve">Bottom line: Gold strength and easing yields suggest </w:t>
       </w:r>
       <w:r>
         <w:rPr>
           <w:b/>
           <w:bCs/>
         </w:rPr>
-        <w:t>sticky inflation</w:t>
+        <w:t>cooling inflation pressures</w:t>
       </w:r>
       <w:r>
-        <w:t xml:space="preserve"> with </w:t>
+        <w:t xml:space="preserve"> while growth expectations remain </w:t>
       </w:r>
       <w:r>
         <w:rPr>
           <w:b/>
           <w:bCs/>
         </w:rPr>
-        <w:t>growth momentum cooling</w:t>
+        <w:t>stable</w:t>
       </w:r>
       <w:r>
-        <w:t xml:space="preserve">. The tone leans </w:t>
-      </w:r>
-      <w:r>
-        <w:rPr>
-          <w:b/>
-          <w:bCs/>
-        </w:rPr>
-        <w:t>defensive</w:t>
-      </w:r>
-      <w:r>
-        <w:t>, with capital rotating toward quality and lower-beta exposures as investors reassess the balance between policy tightening and slowing demand.</w:t>
+        <w:t xml:space="preserve">. This mix supports a more constructive tone across risk assets, with participation picking up in cyclicals and defensives alike. Investors appear increasingly comfortable with the idea that inflation is slowing without a sharp hit to demand. The market is beginning to price in a softer policy backdrop as long as data continues to lean toward disinflation. Follow-through will depend on whether upcoming reports reinforce the path toward a controlled slowdown rather than renewed inflation pressures. </w:t>
       </w:r>
     </w:p>
-    <w:bookmarkEnd w:id="0"/>
     <w:p/>
     <w:sectPr>
       <w:pgSz w:w="15840" w:h="12240" w:orient="landscape"/>
@@ -3842,6 +3827,155 @@
     </w:lvl>
   </w:abstractNum>
   <w:abstractNum w:abstractNumId="24" w15:restartNumberingAfterBreak="0">
+    <w:nsid w:val="4EFC4D2F"/>
+    <w:multiLevelType w:val="multilevel"/>
+    <w:tmpl w:val="B51C6E46"/>
+    <w:lvl w:ilvl="0">
+      <w:start w:val="1"/>
+      <w:numFmt w:val="bullet"/>
+      <w:lvlText w:val=""/>
+      <w:lvlJc w:val="left"/>
+      <w:pPr>
+        <w:tabs>
+          <w:tab w:val="num" w:pos="720"/>
+        </w:tabs>
+        <w:ind w:left="720" w:hanging="360"/>
+      </w:pPr>
+      <w:rPr>
+        <w:rFonts w:ascii="Symbol" w:hAnsi="Symbol" w:hint="default"/>
+        <w:sz w:val="20"/>
+      </w:rPr>
+    </w:lvl>
+    <w:lvl w:ilvl="1" w:tentative="1">
+      <w:start w:val="1"/>
+      <w:numFmt w:val="bullet"/>
+      <w:lvlText w:val="o"/>
+      <w:lvlJc w:val="left"/>
+      <w:pPr>
+        <w:tabs>
+          <w:tab w:val="num" w:pos="1440"/>
+        </w:tabs>
+        <w:ind w:left="1440" w:hanging="360"/>
+      </w:pPr>
+      <w:rPr>
+        <w:rFonts w:ascii="Courier New" w:hAnsi="Courier New" w:hint="default"/>
+        <w:sz w:val="20"/>
+      </w:rPr>
+    </w:lvl>
+    <w:lvl w:ilvl="2" w:tentative="1">
+      <w:start w:val="1"/>
+      <w:numFmt w:val="bullet"/>
+      <w:lvlText w:val=""/>
+      <w:lvlJc w:val="left"/>
+      <w:pPr>
+        <w:tabs>
+          <w:tab w:val="num" w:pos="2160"/>
+        </w:tabs>
+        <w:ind w:left="2160" w:hanging="360"/>
+      </w:pPr>
+      <w:rPr>
+        <w:rFonts w:ascii="Wingdings" w:hAnsi="Wingdings" w:hint="default"/>
+        <w:sz w:val="20"/>
+      </w:rPr>
+    </w:lvl>
+    <w:lvl w:ilvl="3" w:tentative="1">
+      <w:start w:val="1"/>
+      <w:numFmt w:val="bullet"/>
+      <w:lvlText w:val=""/>
+      <w:lvlJc w:val="left"/>
+      <w:pPr>
+        <w:tabs>
+          <w:tab w:val="num" w:pos="2880"/>
+        </w:tabs>
+        <w:ind w:left="2880" w:hanging="360"/>
+      </w:pPr>
+      <w:rPr>
+        <w:rFonts w:ascii="Wingdings" w:hAnsi="Wingdings" w:hint="default"/>
+        <w:sz w:val="20"/>
+      </w:rPr>
+    </w:lvl>
+    <w:lvl w:ilvl="4" w:tentative="1">
+      <w:start w:val="1"/>
+      <w:numFmt w:val="bullet"/>
+      <w:lvlText w:val=""/>
+      <w:lvlJc w:val="left"/>
+      <w:pPr>
+        <w:tabs>
+          <w:tab w:val="num" w:pos="3600"/>
+        </w:tabs>
+        <w:ind w:left="3600" w:hanging="360"/>
+      </w:pPr>
+      <w:rPr>
+        <w:rFonts w:ascii="Wingdings" w:hAnsi="Wingdings" w:hint="default"/>
+        <w:sz w:val="20"/>
+      </w:rPr>
+    </w:lvl>
+    <w:lvl w:ilvl="5" w:tentative="1">
+      <w:start w:val="1"/>
+      <w:numFmt w:val="bullet"/>
+      <w:lvlText w:val=""/>
+      <w:lvlJc w:val="left"/>
+      <w:pPr>
+        <w:tabs>
+          <w:tab w:val="num" w:pos="4320"/>
+        </w:tabs>
+        <w:ind w:left="4320" w:hanging="360"/>
+      </w:pPr>
+      <w:rPr>
+        <w:rFonts w:ascii="Wingdings" w:hAnsi="Wingdings" w:hint="default"/>
+        <w:sz w:val="20"/>
+      </w:rPr>
+    </w:lvl>
+    <w:lvl w:ilvl="6" w:tentative="1">
+      <w:start w:val="1"/>
+      <w:numFmt w:val="bullet"/>
+      <w:lvlText w:val=""/>
+      <w:lvlJc w:val="left"/>
+      <w:pPr>
+        <w:tabs>
+          <w:tab w:val="num" w:pos="5040"/>
+        </w:tabs>
+        <w:ind w:left="5040" w:hanging="360"/>
+      </w:pPr>
+      <w:rPr>
+        <w:rFonts w:ascii="Wingdings" w:hAnsi="Wingdings" w:hint="default"/>
+        <w:sz w:val="20"/>
+      </w:rPr>
+    </w:lvl>
+    <w:lvl w:ilvl="7" w:tentative="1">
+      <w:start w:val="1"/>
+      <w:numFmt w:val="bullet"/>
+      <w:lvlText w:val=""/>
+      <w:lvlJc w:val="left"/>
+      <w:pPr>
+        <w:tabs>
+          <w:tab w:val="num" w:pos="5760"/>
+        </w:tabs>
+        <w:ind w:left="5760" w:hanging="360"/>
+      </w:pPr>
+      <w:rPr>
+        <w:rFonts w:ascii="Wingdings" w:hAnsi="Wingdings" w:hint="default"/>
+        <w:sz w:val="20"/>
+      </w:rPr>
+    </w:lvl>
+    <w:lvl w:ilvl="8" w:tentative="1">
+      <w:start w:val="1"/>
+      <w:numFmt w:val="bullet"/>
+      <w:lvlText w:val=""/>
+      <w:lvlJc w:val="left"/>
+      <w:pPr>
+        <w:tabs>
+          <w:tab w:val="num" w:pos="6480"/>
+        </w:tabs>
+        <w:ind w:left="6480" w:hanging="360"/>
+      </w:pPr>
+      <w:rPr>
+        <w:rFonts w:ascii="Wingdings" w:hAnsi="Wingdings" w:hint="default"/>
+        <w:sz w:val="20"/>
+      </w:rPr>
+    </w:lvl>
+  </w:abstractNum>
+  <w:abstractNum w:abstractNumId="25" w15:restartNumberingAfterBreak="0">
     <w:nsid w:val="53F10C48"/>
     <w:multiLevelType w:val="multilevel"/>
     <w:tmpl w:val="A3C096D8"/>
@@ -3990,7 +4124,7 @@
       </w:rPr>
     </w:lvl>
   </w:abstractNum>
-  <w:abstractNum w:abstractNumId="25" w15:restartNumberingAfterBreak="0">
+  <w:abstractNum w:abstractNumId="26" w15:restartNumberingAfterBreak="0">
     <w:nsid w:val="55711E4A"/>
     <w:multiLevelType w:val="multilevel"/>
     <w:tmpl w:val="69F41138"/>
@@ -4139,7 +4273,7 @@
       </w:rPr>
     </w:lvl>
   </w:abstractNum>
-  <w:abstractNum w:abstractNumId="26" w15:restartNumberingAfterBreak="0">
+  <w:abstractNum w:abstractNumId="27" w15:restartNumberingAfterBreak="0">
     <w:nsid w:val="56350650"/>
     <w:multiLevelType w:val="multilevel"/>
     <w:tmpl w:val="D38059CE"/>
@@ -4288,7 +4422,7 @@
       </w:rPr>
     </w:lvl>
   </w:abstractNum>
-  <w:abstractNum w:abstractNumId="27" w15:restartNumberingAfterBreak="0">
+  <w:abstractNum w:abstractNumId="28" w15:restartNumberingAfterBreak="0">
     <w:nsid w:val="56D91AF2"/>
     <w:multiLevelType w:val="multilevel"/>
     <w:tmpl w:val="C25E4C72"/>
@@ -4437,7 +4571,7 @@
       </w:rPr>
     </w:lvl>
   </w:abstractNum>
-  <w:abstractNum w:abstractNumId="28" w15:restartNumberingAfterBreak="0">
+  <w:abstractNum w:abstractNumId="29" w15:restartNumberingAfterBreak="0">
     <w:nsid w:val="59BA7DF6"/>
     <w:multiLevelType w:val="multilevel"/>
     <w:tmpl w:val="58E23C88"/>
@@ -4586,7 +4720,7 @@
       </w:rPr>
     </w:lvl>
   </w:abstractNum>
-  <w:abstractNum w:abstractNumId="29" w15:restartNumberingAfterBreak="0">
+  <w:abstractNum w:abstractNumId="30" w15:restartNumberingAfterBreak="0">
     <w:nsid w:val="60A01466"/>
     <w:multiLevelType w:val="multilevel"/>
     <w:tmpl w:val="A260C060"/>
@@ -4735,7 +4869,7 @@
       </w:rPr>
     </w:lvl>
   </w:abstractNum>
-  <w:abstractNum w:abstractNumId="30" w15:restartNumberingAfterBreak="0">
+  <w:abstractNum w:abstractNumId="31" w15:restartNumberingAfterBreak="0">
     <w:nsid w:val="611A72D5"/>
     <w:multiLevelType w:val="multilevel"/>
     <w:tmpl w:val="596AA9E4"/>
@@ -4884,7 +5018,7 @@
       </w:rPr>
     </w:lvl>
   </w:abstractNum>
-  <w:abstractNum w:abstractNumId="31" w15:restartNumberingAfterBreak="0">
+  <w:abstractNum w:abstractNumId="32" w15:restartNumberingAfterBreak="0">
     <w:nsid w:val="65536748"/>
     <w:multiLevelType w:val="multilevel"/>
     <w:tmpl w:val="11AAE96C"/>
@@ -5033,7 +5167,7 @@
       </w:rPr>
     </w:lvl>
   </w:abstractNum>
-  <w:abstractNum w:abstractNumId="32" w15:restartNumberingAfterBreak="0">
+  <w:abstractNum w:abstractNumId="33" w15:restartNumberingAfterBreak="0">
     <w:nsid w:val="66977F80"/>
     <w:multiLevelType w:val="multilevel"/>
     <w:tmpl w:val="3AC29E7C"/>
@@ -5182,7 +5316,7 @@
       </w:rPr>
     </w:lvl>
   </w:abstractNum>
-  <w:abstractNum w:abstractNumId="33" w15:restartNumberingAfterBreak="0">
+  <w:abstractNum w:abstractNumId="34" w15:restartNumberingAfterBreak="0">
     <w:nsid w:val="66F351A8"/>
     <w:multiLevelType w:val="multilevel"/>
     <w:tmpl w:val="CD6889DA"/>
@@ -5331,7 +5465,7 @@
       </w:rPr>
     </w:lvl>
   </w:abstractNum>
-  <w:abstractNum w:abstractNumId="34" w15:restartNumberingAfterBreak="0">
+  <w:abstractNum w:abstractNumId="35" w15:restartNumberingAfterBreak="0">
     <w:nsid w:val="66F7606C"/>
     <w:multiLevelType w:val="multilevel"/>
     <w:tmpl w:val="BB30D4D4"/>
@@ -5480,7 +5614,7 @@
       </w:rPr>
     </w:lvl>
   </w:abstractNum>
-  <w:abstractNum w:abstractNumId="35" w15:restartNumberingAfterBreak="0">
+  <w:abstractNum w:abstractNumId="36" w15:restartNumberingAfterBreak="0">
     <w:nsid w:val="675876CA"/>
     <w:multiLevelType w:val="multilevel"/>
     <w:tmpl w:val="E378180A"/>
@@ -5629,7 +5763,7 @@
       </w:rPr>
     </w:lvl>
   </w:abstractNum>
-  <w:abstractNum w:abstractNumId="36" w15:restartNumberingAfterBreak="0">
+  <w:abstractNum w:abstractNumId="37" w15:restartNumberingAfterBreak="0">
     <w:nsid w:val="68901EA7"/>
     <w:multiLevelType w:val="multilevel"/>
     <w:tmpl w:val="6C743108"/>
@@ -5778,7 +5912,7 @@
       </w:rPr>
     </w:lvl>
   </w:abstractNum>
-  <w:abstractNum w:abstractNumId="37" w15:restartNumberingAfterBreak="0">
+  <w:abstractNum w:abstractNumId="38" w15:restartNumberingAfterBreak="0">
     <w:nsid w:val="6B5D2EB3"/>
     <w:multiLevelType w:val="multilevel"/>
     <w:tmpl w:val="8C9A694C"/>
@@ -5927,7 +6061,7 @@
       </w:rPr>
     </w:lvl>
   </w:abstractNum>
-  <w:abstractNum w:abstractNumId="38" w15:restartNumberingAfterBreak="0">
+  <w:abstractNum w:abstractNumId="39" w15:restartNumberingAfterBreak="0">
     <w:nsid w:val="6C194418"/>
     <w:multiLevelType w:val="multilevel"/>
     <w:tmpl w:val="39943626"/>
@@ -6076,7 +6210,7 @@
       </w:rPr>
     </w:lvl>
   </w:abstractNum>
-  <w:abstractNum w:abstractNumId="39" w15:restartNumberingAfterBreak="0">
+  <w:abstractNum w:abstractNumId="40" w15:restartNumberingAfterBreak="0">
     <w:nsid w:val="6E1030D6"/>
     <w:multiLevelType w:val="multilevel"/>
     <w:tmpl w:val="8DF8ED0C"/>
@@ -6225,7 +6359,7 @@
       </w:rPr>
     </w:lvl>
   </w:abstractNum>
-  <w:abstractNum w:abstractNumId="40" w15:restartNumberingAfterBreak="0">
+  <w:abstractNum w:abstractNumId="41" w15:restartNumberingAfterBreak="0">
     <w:nsid w:val="713E14FF"/>
     <w:multiLevelType w:val="multilevel"/>
     <w:tmpl w:val="43D0EA70"/>
@@ -6374,7 +6508,7 @@
       </w:rPr>
     </w:lvl>
   </w:abstractNum>
-  <w:abstractNum w:abstractNumId="41" w15:restartNumberingAfterBreak="0">
+  <w:abstractNum w:abstractNumId="42" w15:restartNumberingAfterBreak="0">
     <w:nsid w:val="75B87456"/>
     <w:multiLevelType w:val="multilevel"/>
     <w:tmpl w:val="B05A194E"/>
@@ -6523,7 +6657,7 @@
       </w:rPr>
     </w:lvl>
   </w:abstractNum>
-  <w:abstractNum w:abstractNumId="42" w15:restartNumberingAfterBreak="0">
+  <w:abstractNum w:abstractNumId="43" w15:restartNumberingAfterBreak="0">
     <w:nsid w:val="76352C27"/>
     <w:multiLevelType w:val="multilevel"/>
     <w:tmpl w:val="389653F0"/>
@@ -6672,7 +6806,7 @@
       </w:rPr>
     </w:lvl>
   </w:abstractNum>
-  <w:abstractNum w:abstractNumId="43" w15:restartNumberingAfterBreak="0">
+  <w:abstractNum w:abstractNumId="44" w15:restartNumberingAfterBreak="0">
     <w:nsid w:val="77640CE0"/>
     <w:multiLevelType w:val="multilevel"/>
     <w:tmpl w:val="3058F2D2"/>
@@ -6821,7 +6955,156 @@
       </w:rPr>
     </w:lvl>
   </w:abstractNum>
-  <w:abstractNum w:abstractNumId="44" w15:restartNumberingAfterBreak="0">
+  <w:abstractNum w:abstractNumId="45" w15:restartNumberingAfterBreak="0">
+    <w:nsid w:val="79090E2E"/>
+    <w:multiLevelType w:val="multilevel"/>
+    <w:tmpl w:val="7AA6BC20"/>
+    <w:lvl w:ilvl="0">
+      <w:start w:val="1"/>
+      <w:numFmt w:val="bullet"/>
+      <w:lvlText w:val=""/>
+      <w:lvlJc w:val="left"/>
+      <w:pPr>
+        <w:tabs>
+          <w:tab w:val="num" w:pos="720"/>
+        </w:tabs>
+        <w:ind w:left="720" w:hanging="360"/>
+      </w:pPr>
+      <w:rPr>
+        <w:rFonts w:ascii="Symbol" w:hAnsi="Symbol" w:hint="default"/>
+        <w:sz w:val="20"/>
+      </w:rPr>
+    </w:lvl>
+    <w:lvl w:ilvl="1" w:tentative="1">
+      <w:start w:val="1"/>
+      <w:numFmt w:val="bullet"/>
+      <w:lvlText w:val="o"/>
+      <w:lvlJc w:val="left"/>
+      <w:pPr>
+        <w:tabs>
+          <w:tab w:val="num" w:pos="1440"/>
+        </w:tabs>
+        <w:ind w:left="1440" w:hanging="360"/>
+      </w:pPr>
+      <w:rPr>
+        <w:rFonts w:ascii="Courier New" w:hAnsi="Courier New" w:hint="default"/>
+        <w:sz w:val="20"/>
+      </w:rPr>
+    </w:lvl>
+    <w:lvl w:ilvl="2" w:tentative="1">
+      <w:start w:val="1"/>
+      <w:numFmt w:val="bullet"/>
+      <w:lvlText w:val=""/>
+      <w:lvlJc w:val="left"/>
+      <w:pPr>
+        <w:tabs>
+          <w:tab w:val="num" w:pos="2160"/>
+        </w:tabs>
+        <w:ind w:left="2160" w:hanging="360"/>
+      </w:pPr>
+      <w:rPr>
+        <w:rFonts w:ascii="Wingdings" w:hAnsi="Wingdings" w:hint="default"/>
+        <w:sz w:val="20"/>
+      </w:rPr>
+    </w:lvl>
+    <w:lvl w:ilvl="3" w:tentative="1">
+      <w:start w:val="1"/>
+      <w:numFmt w:val="bullet"/>
+      <w:lvlText w:val=""/>
+      <w:lvlJc w:val="left"/>
+      <w:pPr>
+        <w:tabs>
+          <w:tab w:val="num" w:pos="2880"/>
+        </w:tabs>
+        <w:ind w:left="2880" w:hanging="360"/>
+      </w:pPr>
+      <w:rPr>
+        <w:rFonts w:ascii="Wingdings" w:hAnsi="Wingdings" w:hint="default"/>
+        <w:sz w:val="20"/>
+      </w:rPr>
+    </w:lvl>
+    <w:lvl w:ilvl="4" w:tentative="1">
+      <w:start w:val="1"/>
+      <w:numFmt w:val="bullet"/>
+      <w:lvlText w:val=""/>
+      <w:lvlJc w:val="left"/>
+      <w:pPr>
+        <w:tabs>
+          <w:tab w:val="num" w:pos="3600"/>
+        </w:tabs>
+        <w:ind w:left="3600" w:hanging="360"/>
+      </w:pPr>
+      <w:rPr>
+        <w:rFonts w:ascii="Wingdings" w:hAnsi="Wingdings" w:hint="default"/>
+        <w:sz w:val="20"/>
+      </w:rPr>
+    </w:lvl>
+    <w:lvl w:ilvl="5" w:tentative="1">
+      <w:start w:val="1"/>
+      <w:numFmt w:val="bullet"/>
+      <w:lvlText w:val=""/>
+      <w:lvlJc w:val="left"/>
+      <w:pPr>
+        <w:tabs>
+          <w:tab w:val="num" w:pos="4320"/>
+        </w:tabs>
+        <w:ind w:left="4320" w:hanging="360"/>
+      </w:pPr>
+      <w:rPr>
+        <w:rFonts w:ascii="Wingdings" w:hAnsi="Wingdings" w:hint="default"/>
+        <w:sz w:val="20"/>
+      </w:rPr>
+    </w:lvl>
+    <w:lvl w:ilvl="6" w:tentative="1">
+      <w:start w:val="1"/>
+      <w:numFmt w:val="bullet"/>
+      <w:lvlText w:val=""/>
+      <w:lvlJc w:val="left"/>
+      <w:pPr>
+        <w:tabs>
+          <w:tab w:val="num" w:pos="5040"/>
+        </w:tabs>
+        <w:ind w:left="5040" w:hanging="360"/>
+      </w:pPr>
+      <w:rPr>
+        <w:rFonts w:ascii="Wingdings" w:hAnsi="Wingdings" w:hint="default"/>
+        <w:sz w:val="20"/>
+      </w:rPr>
+    </w:lvl>
+    <w:lvl w:ilvl="7" w:tentative="1">
+      <w:start w:val="1"/>
+      <w:numFmt w:val="bullet"/>
+      <w:lvlText w:val=""/>
+      <w:lvlJc w:val="left"/>
+      <w:pPr>
+        <w:tabs>
+          <w:tab w:val="num" w:pos="5760"/>
+        </w:tabs>
+        <w:ind w:left="5760" w:hanging="360"/>
+      </w:pPr>
+      <w:rPr>
+        <w:rFonts w:ascii="Wingdings" w:hAnsi="Wingdings" w:hint="default"/>
+        <w:sz w:val="20"/>
+      </w:rPr>
+    </w:lvl>
+    <w:lvl w:ilvl="8" w:tentative="1">
+      <w:start w:val="1"/>
+      <w:numFmt w:val="bullet"/>
+      <w:lvlText w:val=""/>
+      <w:lvlJc w:val="left"/>
+      <w:pPr>
+        <w:tabs>
+          <w:tab w:val="num" w:pos="6480"/>
+        </w:tabs>
+        <w:ind w:left="6480" w:hanging="360"/>
+      </w:pPr>
+      <w:rPr>
+        <w:rFonts w:ascii="Wingdings" w:hAnsi="Wingdings" w:hint="default"/>
+        <w:sz w:val="20"/>
+      </w:rPr>
+    </w:lvl>
+  </w:abstractNum>
+  <w:abstractNum w:abstractNumId="46" w15:restartNumberingAfterBreak="0">
     <w:nsid w:val="7B094912"/>
     <w:multiLevelType w:val="multilevel"/>
     <w:tmpl w:val="EF7ABE96"/>
@@ -6970,7 +7253,7 @@
       </w:rPr>
     </w:lvl>
   </w:abstractNum>
-  <w:abstractNum w:abstractNumId="45" w15:restartNumberingAfterBreak="0">
+  <w:abstractNum w:abstractNumId="47" w15:restartNumberingAfterBreak="0">
     <w:nsid w:val="7CB15AB6"/>
     <w:multiLevelType w:val="multilevel"/>
     <w:tmpl w:val="79529A62"/>
@@ -7119,7 +7402,7 @@
       </w:rPr>
     </w:lvl>
   </w:abstractNum>
-  <w:abstractNum w:abstractNumId="46" w15:restartNumberingAfterBreak="0">
+  <w:abstractNum w:abstractNumId="48" w15:restartNumberingAfterBreak="0">
     <w:nsid w:val="7D2A0D5A"/>
     <w:multiLevelType w:val="multilevel"/>
     <w:tmpl w:val="B9D6C638"/>
@@ -7268,7 +7551,7 @@
       </w:rPr>
     </w:lvl>
   </w:abstractNum>
-  <w:abstractNum w:abstractNumId="47" w15:restartNumberingAfterBreak="0">
+  <w:abstractNum w:abstractNumId="49" w15:restartNumberingAfterBreak="0">
     <w:nsid w:val="7F2344C9"/>
     <w:multiLevelType w:val="multilevel"/>
     <w:tmpl w:val="3972373C"/>
@@ -7421,16 +7704,16 @@
     <w:abstractNumId w:val="20"/>
   </w:num>
   <w:num w:numId="2" w16cid:durableId="1516770254">
-    <w:abstractNumId w:val="28"/>
+    <w:abstractNumId w:val="29"/>
   </w:num>
   <w:num w:numId="3" w16cid:durableId="1279868778">
-    <w:abstractNumId w:val="29"/>
+    <w:abstractNumId w:val="30"/>
   </w:num>
   <w:num w:numId="4" w16cid:durableId="451092406">
     <w:abstractNumId w:val="1"/>
   </w:num>
   <w:num w:numId="5" w16cid:durableId="1514997203">
-    <w:abstractNumId w:val="26"/>
+    <w:abstractNumId w:val="27"/>
   </w:num>
   <w:num w:numId="6" w16cid:durableId="1760128647">
     <w:abstractNumId w:val="5"/>
@@ -7442,10 +7725,10 @@
     <w:abstractNumId w:val="4"/>
   </w:num>
   <w:num w:numId="9" w16cid:durableId="445543454">
-    <w:abstractNumId w:val="27"/>
+    <w:abstractNumId w:val="28"/>
   </w:num>
   <w:num w:numId="10" w16cid:durableId="581917086">
-    <w:abstractNumId w:val="36"/>
+    <w:abstractNumId w:val="37"/>
   </w:num>
   <w:num w:numId="11" w16cid:durableId="474028345">
     <w:abstractNumId w:val="18"/>
@@ -7457,7 +7740,7 @@
     <w:abstractNumId w:val="14"/>
   </w:num>
   <w:num w:numId="14" w16cid:durableId="267935931">
-    <w:abstractNumId w:val="30"/>
+    <w:abstractNumId w:val="31"/>
   </w:num>
   <w:num w:numId="15" w16cid:durableId="1521384853">
     <w:abstractNumId w:val="16"/>
@@ -7466,34 +7749,34 @@
     <w:abstractNumId w:val="9"/>
   </w:num>
   <w:num w:numId="17" w16cid:durableId="1035500579">
-    <w:abstractNumId w:val="39"/>
+    <w:abstractNumId w:val="40"/>
   </w:num>
   <w:num w:numId="18" w16cid:durableId="191649467">
     <w:abstractNumId w:val="12"/>
   </w:num>
   <w:num w:numId="19" w16cid:durableId="1246380804">
-    <w:abstractNumId w:val="31"/>
+    <w:abstractNumId w:val="32"/>
   </w:num>
   <w:num w:numId="20" w16cid:durableId="53889921">
     <w:abstractNumId w:val="17"/>
   </w:num>
   <w:num w:numId="21" w16cid:durableId="648872423">
-    <w:abstractNumId w:val="41"/>
+    <w:abstractNumId w:val="42"/>
   </w:num>
   <w:num w:numId="22" w16cid:durableId="298460962">
     <w:abstractNumId w:val="7"/>
   </w:num>
   <w:num w:numId="23" w16cid:durableId="2137674160">
-    <w:abstractNumId w:val="44"/>
+    <w:abstractNumId w:val="46"/>
   </w:num>
   <w:num w:numId="24" w16cid:durableId="872621242">
     <w:abstractNumId w:val="6"/>
   </w:num>
   <w:num w:numId="25" w16cid:durableId="1309365413">
-    <w:abstractNumId w:val="32"/>
+    <w:abstractNumId w:val="33"/>
   </w:num>
   <w:num w:numId="26" w16cid:durableId="2069181728">
-    <w:abstractNumId w:val="43"/>
+    <w:abstractNumId w:val="44"/>
   </w:num>
   <w:num w:numId="27" w16cid:durableId="873271388">
     <w:abstractNumId w:val="10"/>
@@ -7502,31 +7785,31 @@
     <w:abstractNumId w:val="21"/>
   </w:num>
   <w:num w:numId="29" w16cid:durableId="1130510541">
-    <w:abstractNumId w:val="42"/>
+    <w:abstractNumId w:val="43"/>
   </w:num>
   <w:num w:numId="30" w16cid:durableId="869103372">
     <w:abstractNumId w:val="19"/>
   </w:num>
   <w:num w:numId="31" w16cid:durableId="924654249">
-    <w:abstractNumId w:val="34"/>
+    <w:abstractNumId w:val="35"/>
   </w:num>
   <w:num w:numId="32" w16cid:durableId="1985156001">
     <w:abstractNumId w:val="0"/>
   </w:num>
   <w:num w:numId="33" w16cid:durableId="825975558">
-    <w:abstractNumId w:val="24"/>
+    <w:abstractNumId w:val="25"/>
   </w:num>
   <w:num w:numId="34" w16cid:durableId="1092118246">
     <w:abstractNumId w:val="11"/>
   </w:num>
   <w:num w:numId="35" w16cid:durableId="1618566016">
-    <w:abstractNumId w:val="38"/>
+    <w:abstractNumId w:val="39"/>
   </w:num>
   <w:num w:numId="36" w16cid:durableId="130250717">
-    <w:abstractNumId w:val="46"/>
+    <w:abstractNumId w:val="48"/>
   </w:num>
   <w:num w:numId="37" w16cid:durableId="701513990">
-    <w:abstractNumId w:val="40"/>
+    <w:abstractNumId w:val="41"/>
   </w:num>
   <w:num w:numId="38" w16cid:durableId="191841552">
     <w:abstractNumId w:val="23"/>
@@ -7535,19 +7818,19 @@
     <w:abstractNumId w:val="8"/>
   </w:num>
   <w:num w:numId="40" w16cid:durableId="599290102">
-    <w:abstractNumId w:val="47"/>
+    <w:abstractNumId w:val="49"/>
   </w:num>
   <w:num w:numId="41" w16cid:durableId="1314259263">
-    <w:abstractNumId w:val="35"/>
+    <w:abstractNumId w:val="36"/>
   </w:num>
   <w:num w:numId="42" w16cid:durableId="1793356255">
     <w:abstractNumId w:val="2"/>
   </w:num>
   <w:num w:numId="43" w16cid:durableId="195656678">
-    <w:abstractNumId w:val="37"/>
+    <w:abstractNumId w:val="38"/>
   </w:num>
   <w:num w:numId="44" w16cid:durableId="1953436267">
-    <w:abstractNumId w:val="33"/>
+    <w:abstractNumId w:val="34"/>
   </w:num>
   <w:num w:numId="45" w16cid:durableId="758211337">
     <w:abstractNumId w:val="13"/>
@@ -7556,10 +7839,16 @@
     <w:abstractNumId w:val="3"/>
   </w:num>
   <w:num w:numId="47" w16cid:durableId="142816221">
+    <w:abstractNumId w:val="47"/>
+  </w:num>
+  <w:num w:numId="48" w16cid:durableId="4788104">
+    <w:abstractNumId w:val="26"/>
+  </w:num>
+  <w:num w:numId="49" w16cid:durableId="1359233323">
     <w:abstractNumId w:val="45"/>
   </w:num>
-  <w:num w:numId="48" w16cid:durableId="4788104">
-    <w:abstractNumId w:val="25"/>
+  <w:num w:numId="50" w16cid:durableId="90589837">
+    <w:abstractNumId w:val="24"/>
   </w:num>
   <w:numIdMacAtCleanup w:val="2"/>
 </w:numbering>

--- a/data/Market_Read_daily.docx
+++ b/data/Market_Read_daily.docx
@@ -4,11 +4,19 @@
   <w:body>
     <w:p>
       <w:r>
-        <w:t>Market Read: November 18, 2025</w:t>
+        <w:rPr>
+          <w:b/>
+          <w:bCs/>
+        </w:rPr>
+        <w:t>Market Read: November 20, 2025</w:t>
       </w:r>
     </w:p>
     <w:p>
       <w:r>
+        <w:rPr>
+          <w:b/>
+          <w:bCs/>
+        </w:rPr>
         <w:t>The market is saying:</w:t>
       </w:r>
     </w:p>
@@ -16,7 +24,7 @@
       <w:pPr>
         <w:numPr>
           <w:ilvl w:val="0"/>
-          <w:numId w:val="49"/>
+          <w:numId w:val="51"/>
         </w:numPr>
       </w:pPr>
       <w:r>
@@ -27,132 +35,136 @@
         <w:t>Breadth:</w:t>
       </w:r>
       <w:r>
-        <w:t xml:space="preserve"> 50.0% of names are positive.</w:t>
+        <w:t xml:space="preserve"> 25.9% of names are positive.</w:t>
       </w:r>
     </w:p>
     <w:p>
       <w:pPr>
         <w:numPr>
           <w:ilvl w:val="0"/>
-          <w:numId w:val="49"/>
+          <w:numId w:val="51"/>
         </w:numPr>
       </w:pPr>
       <w:r>
-        <w:t>Information Technology: lagging (avg −1.08%).</w:t>
+        <w:t>Information Technology: lagging (avg –3.01%).</w:t>
       </w:r>
     </w:p>
     <w:p>
       <w:pPr>
         <w:numPr>
           <w:ilvl w:val="0"/>
-          <w:numId w:val="49"/>
+          <w:numId w:val="51"/>
         </w:numPr>
       </w:pPr>
       <w:r>
-        <w:t>Industrials: flat (avg −0.15%).</w:t>
+        <w:t>Industrials: lagging (avg –1.23%).</w:t>
       </w:r>
     </w:p>
     <w:p>
       <w:pPr>
         <w:numPr>
           <w:ilvl w:val="0"/>
-          <w:numId w:val="49"/>
+          <w:numId w:val="51"/>
         </w:numPr>
       </w:pPr>
       <w:r>
-        <w:t>Consumer Staples: firm (avg +0.70%).</w:t>
+        <w:t>Consumer Staples: firm (avg +0.25%).</w:t>
       </w:r>
     </w:p>
     <w:p>
       <w:pPr>
         <w:numPr>
           <w:ilvl w:val="0"/>
-          <w:numId w:val="49"/>
+          <w:numId w:val="51"/>
         </w:numPr>
       </w:pPr>
       <w:r>
-        <w:t>Consumer Discretionary: flat (avg −0.05%).</w:t>
+        <w:t>Consumer Discretionary: lagging (avg –1.11%).</w:t>
       </w:r>
     </w:p>
     <w:p>
       <w:pPr>
         <w:numPr>
           <w:ilvl w:val="0"/>
-          <w:numId w:val="49"/>
+          <w:numId w:val="51"/>
         </w:numPr>
       </w:pPr>
       <w:r>
-        <w:t>Financials: flat (avg +0.02%).</w:t>
+        <w:t>Financials: lagging (avg –0.64%).</w:t>
       </w:r>
     </w:p>
     <w:p>
       <w:pPr>
         <w:numPr>
           <w:ilvl w:val="0"/>
-          <w:numId w:val="49"/>
+          <w:numId w:val="51"/>
         </w:numPr>
       </w:pPr>
       <w:r>
-        <w:t>Utilities: lagging (avg −0.34%).</w:t>
+        <w:t>Utilities: lagging (avg –0.35%).</w:t>
       </w:r>
     </w:p>
     <w:p>
       <w:pPr>
         <w:numPr>
           <w:ilvl w:val="0"/>
-          <w:numId w:val="49"/>
+          <w:numId w:val="51"/>
         </w:numPr>
       </w:pPr>
       <w:r>
-        <w:t>Real Estate: firm (avg +0.29%).</w:t>
+        <w:t>Real Estate: lagging (avg –0.37%).</w:t>
       </w:r>
     </w:p>
     <w:p>
       <w:pPr>
         <w:numPr>
           <w:ilvl w:val="0"/>
-          <w:numId w:val="49"/>
+          <w:numId w:val="51"/>
         </w:numPr>
       </w:pPr>
       <w:r>
-        <w:t>Materials: firm (avg +0.28%).</w:t>
+        <w:t>Materials: lagging (avg –1.52%).</w:t>
       </w:r>
     </w:p>
     <w:p>
       <w:pPr>
         <w:numPr>
           <w:ilvl w:val="0"/>
-          <w:numId w:val="49"/>
+          <w:numId w:val="51"/>
         </w:numPr>
       </w:pPr>
       <w:r>
-        <w:t>Energy: firm (avg +0.71%).</w:t>
+        <w:t>Energy: lagging (avg –1.61%).</w:t>
       </w:r>
     </w:p>
     <w:p>
       <w:pPr>
         <w:numPr>
           <w:ilvl w:val="0"/>
-          <w:numId w:val="49"/>
+          <w:numId w:val="51"/>
         </w:numPr>
       </w:pPr>
       <w:r>
-        <w:t>Health Care: firm (avg +0.52%).</w:t>
+        <w:t>Health Care: lagging (avg –0.64%).</w:t>
       </w:r>
     </w:p>
     <w:p>
       <w:pPr>
         <w:numPr>
           <w:ilvl w:val="0"/>
-          <w:numId w:val="49"/>
+          <w:numId w:val="51"/>
         </w:numPr>
       </w:pPr>
       <w:r>
-        <w:t>Communication Services: firm (avg +0.55%).</w:t>
+        <w:t>Communication Services: lagging (avg –1.17%).</w:t>
       </w:r>
     </w:p>
     <w:p>
       <w:r>
+        <w:rPr>
+          <w:b/>
+          <w:bCs/>
+        </w:rPr>
         <w:t>Macro levers:</w:t>
       </w:r>
     </w:p>
@@ -160,82 +172,81 @@
       <w:pPr>
         <w:numPr>
           <w:ilvl w:val="0"/>
-          <w:numId w:val="50"/>
+          <w:numId w:val="52"/>
         </w:numPr>
       </w:pPr>
       <w:r>
-        <w:t>Gold: firm (avg +0.73%).</w:t>
+        <w:t>Gold: flat (avg –0.03%).</w:t>
       </w:r>
     </w:p>
     <w:p>
       <w:pPr>
         <w:numPr>
           <w:ilvl w:val="0"/>
-          <w:numId w:val="50"/>
+          <w:numId w:val="52"/>
         </w:numPr>
       </w:pPr>
       <w:r>
-        <w:t>USD: flat (avg +0.11%).</w:t>
+        <w:t>USD: flat (avg +0.07%).</w:t>
       </w:r>
     </w:p>
     <w:p>
       <w:pPr>
         <w:numPr>
           <w:ilvl w:val="0"/>
-          <w:numId w:val="50"/>
+          <w:numId w:val="52"/>
         </w:numPr>
       </w:pPr>
       <w:r>
-        <w:t>Yields: lagging (avg −0.27%).</w:t>
+        <w:t>Yields: lagging (avg –0.67%).</w:t>
       </w:r>
     </w:p>
     <w:p>
       <w:pPr>
         <w:numPr>
           <w:ilvl w:val="0"/>
-          <w:numId w:val="50"/>
+          <w:numId w:val="52"/>
         </w:numPr>
       </w:pPr>
       <w:r>
-        <w:t>Bonds: flat (avg +0.02%).</w:t>
+        <w:t>Bonds: flat (avg +0.18%).</w:t>
       </w:r>
     </w:p>
     <w:p>
       <w:pPr>
         <w:numPr>
           <w:ilvl w:val="0"/>
-          <w:numId w:val="50"/>
+          <w:numId w:val="52"/>
         </w:numPr>
       </w:pPr>
       <w:r>
         <w:lastRenderedPageBreak/>
-        <w:t>Energy complex: leading (avg +1.19%).</w:t>
+        <w:t>Energy complex: lagging (avg –1.47%).</w:t>
       </w:r>
     </w:p>
     <w:p>
       <w:r>
-        <w:t xml:space="preserve">Bottom line: Gold strength and easing yields suggest </w:t>
+        <w:rPr>
+          <w:b/>
+          <w:bCs/>
+        </w:rPr>
+        <w:t>Bottom line:</w:t>
       </w:r>
       <w:r>
         <w:rPr>
           <w:b/>
           <w:bCs/>
         </w:rPr>
-        <w:t>cooling inflation pressures</w:t>
+        <w:t xml:space="preserve"> </w:t>
       </w:r>
       <w:r>
-        <w:t xml:space="preserve"> while growth expectations remain </w:t>
+        <w:t xml:space="preserve">Macro conditions remain mixed as investors balance signs of slowing growth against ongoing uncertainty around inflation. The sharp deterioration in breadth signals a market retreating from risk, with weakness broadening across nearly every sector. </w:t>
       </w:r>
+      <w:bookmarkStart w:id="0" w:name="_Hlk214561546"/>
       <w:r>
-        <w:rPr>
-          <w:b/>
-          <w:bCs/>
-        </w:rPr>
-        <w:t>stable</w:t>
+        <w:t>Falling yields suggest investors are starting to price in softer economic conditions, but gold and the dollar staying flat indicate hesitancy to price in a clear disinflation trend. The overall tone points to defensive positioning as markets search for clarity on how quickly growth is cooling and whether inflation will ease enough to justify a policy shift. Until the data offers stronger confirmation on those fronts, risk appetite is likely to stay constrained and leadership rotational.</w:t>
       </w:r>
-      <w:r>
-        <w:t xml:space="preserve">. This mix supports a more constructive tone across risk assets, with participation picking up in cyclicals and defensives alike. Investors appear increasingly comfortable with the idea that inflation is slowing without a sharp hit to demand. The market is beginning to price in a softer policy backdrop as long as data continues to lean toward disinflation. Follow-through will depend on whether upcoming reports reinforce the path toward a controlled slowdown rather than renewed inflation pressures. </w:t>
-      </w:r>
+      <w:bookmarkEnd w:id="0"/>
     </w:p>
     <w:p/>
     <w:sectPr>
@@ -3082,6 +3093,155 @@
     </w:lvl>
   </w:abstractNum>
   <w:abstractNum w:abstractNumId="19" w15:restartNumberingAfterBreak="0">
+    <w:nsid w:val="42E75764"/>
+    <w:multiLevelType w:val="multilevel"/>
+    <w:tmpl w:val="9D183134"/>
+    <w:lvl w:ilvl="0">
+      <w:start w:val="1"/>
+      <w:numFmt w:val="bullet"/>
+      <w:lvlText w:val=""/>
+      <w:lvlJc w:val="left"/>
+      <w:pPr>
+        <w:tabs>
+          <w:tab w:val="num" w:pos="720"/>
+        </w:tabs>
+        <w:ind w:left="720" w:hanging="360"/>
+      </w:pPr>
+      <w:rPr>
+        <w:rFonts w:ascii="Symbol" w:hAnsi="Symbol" w:hint="default"/>
+        <w:sz w:val="20"/>
+      </w:rPr>
+    </w:lvl>
+    <w:lvl w:ilvl="1" w:tentative="1">
+      <w:start w:val="1"/>
+      <w:numFmt w:val="bullet"/>
+      <w:lvlText w:val="o"/>
+      <w:lvlJc w:val="left"/>
+      <w:pPr>
+        <w:tabs>
+          <w:tab w:val="num" w:pos="1440"/>
+        </w:tabs>
+        <w:ind w:left="1440" w:hanging="360"/>
+      </w:pPr>
+      <w:rPr>
+        <w:rFonts w:ascii="Courier New" w:hAnsi="Courier New" w:hint="default"/>
+        <w:sz w:val="20"/>
+      </w:rPr>
+    </w:lvl>
+    <w:lvl w:ilvl="2" w:tentative="1">
+      <w:start w:val="1"/>
+      <w:numFmt w:val="bullet"/>
+      <w:lvlText w:val=""/>
+      <w:lvlJc w:val="left"/>
+      <w:pPr>
+        <w:tabs>
+          <w:tab w:val="num" w:pos="2160"/>
+        </w:tabs>
+        <w:ind w:left="2160" w:hanging="360"/>
+      </w:pPr>
+      <w:rPr>
+        <w:rFonts w:ascii="Wingdings" w:hAnsi="Wingdings" w:hint="default"/>
+        <w:sz w:val="20"/>
+      </w:rPr>
+    </w:lvl>
+    <w:lvl w:ilvl="3" w:tentative="1">
+      <w:start w:val="1"/>
+      <w:numFmt w:val="bullet"/>
+      <w:lvlText w:val=""/>
+      <w:lvlJc w:val="left"/>
+      <w:pPr>
+        <w:tabs>
+          <w:tab w:val="num" w:pos="2880"/>
+        </w:tabs>
+        <w:ind w:left="2880" w:hanging="360"/>
+      </w:pPr>
+      <w:rPr>
+        <w:rFonts w:ascii="Wingdings" w:hAnsi="Wingdings" w:hint="default"/>
+        <w:sz w:val="20"/>
+      </w:rPr>
+    </w:lvl>
+    <w:lvl w:ilvl="4" w:tentative="1">
+      <w:start w:val="1"/>
+      <w:numFmt w:val="bullet"/>
+      <w:lvlText w:val=""/>
+      <w:lvlJc w:val="left"/>
+      <w:pPr>
+        <w:tabs>
+          <w:tab w:val="num" w:pos="3600"/>
+        </w:tabs>
+        <w:ind w:left="3600" w:hanging="360"/>
+      </w:pPr>
+      <w:rPr>
+        <w:rFonts w:ascii="Wingdings" w:hAnsi="Wingdings" w:hint="default"/>
+        <w:sz w:val="20"/>
+      </w:rPr>
+    </w:lvl>
+    <w:lvl w:ilvl="5" w:tentative="1">
+      <w:start w:val="1"/>
+      <w:numFmt w:val="bullet"/>
+      <w:lvlText w:val=""/>
+      <w:lvlJc w:val="left"/>
+      <w:pPr>
+        <w:tabs>
+          <w:tab w:val="num" w:pos="4320"/>
+        </w:tabs>
+        <w:ind w:left="4320" w:hanging="360"/>
+      </w:pPr>
+      <w:rPr>
+        <w:rFonts w:ascii="Wingdings" w:hAnsi="Wingdings" w:hint="default"/>
+        <w:sz w:val="20"/>
+      </w:rPr>
+    </w:lvl>
+    <w:lvl w:ilvl="6" w:tentative="1">
+      <w:start w:val="1"/>
+      <w:numFmt w:val="bullet"/>
+      <w:lvlText w:val=""/>
+      <w:lvlJc w:val="left"/>
+      <w:pPr>
+        <w:tabs>
+          <w:tab w:val="num" w:pos="5040"/>
+        </w:tabs>
+        <w:ind w:left="5040" w:hanging="360"/>
+      </w:pPr>
+      <w:rPr>
+        <w:rFonts w:ascii="Wingdings" w:hAnsi="Wingdings" w:hint="default"/>
+        <w:sz w:val="20"/>
+      </w:rPr>
+    </w:lvl>
+    <w:lvl w:ilvl="7" w:tentative="1">
+      <w:start w:val="1"/>
+      <w:numFmt w:val="bullet"/>
+      <w:lvlText w:val=""/>
+      <w:lvlJc w:val="left"/>
+      <w:pPr>
+        <w:tabs>
+          <w:tab w:val="num" w:pos="5760"/>
+        </w:tabs>
+        <w:ind w:left="5760" w:hanging="360"/>
+      </w:pPr>
+      <w:rPr>
+        <w:rFonts w:ascii="Wingdings" w:hAnsi="Wingdings" w:hint="default"/>
+        <w:sz w:val="20"/>
+      </w:rPr>
+    </w:lvl>
+    <w:lvl w:ilvl="8" w:tentative="1">
+      <w:start w:val="1"/>
+      <w:numFmt w:val="bullet"/>
+      <w:lvlText w:val=""/>
+      <w:lvlJc w:val="left"/>
+      <w:pPr>
+        <w:tabs>
+          <w:tab w:val="num" w:pos="6480"/>
+        </w:tabs>
+        <w:ind w:left="6480" w:hanging="360"/>
+      </w:pPr>
+      <w:rPr>
+        <w:rFonts w:ascii="Wingdings" w:hAnsi="Wingdings" w:hint="default"/>
+        <w:sz w:val="20"/>
+      </w:rPr>
+    </w:lvl>
+  </w:abstractNum>
+  <w:abstractNum w:abstractNumId="20" w15:restartNumberingAfterBreak="0">
     <w:nsid w:val="450E5BCD"/>
     <w:multiLevelType w:val="multilevel"/>
     <w:tmpl w:val="10D2BC68"/>
@@ -3230,7 +3390,7 @@
       </w:rPr>
     </w:lvl>
   </w:abstractNum>
-  <w:abstractNum w:abstractNumId="20" w15:restartNumberingAfterBreak="0">
+  <w:abstractNum w:abstractNumId="21" w15:restartNumberingAfterBreak="0">
     <w:nsid w:val="46F43E57"/>
     <w:multiLevelType w:val="multilevel"/>
     <w:tmpl w:val="A87E55DA"/>
@@ -3379,7 +3539,7 @@
       </w:rPr>
     </w:lvl>
   </w:abstractNum>
-  <w:abstractNum w:abstractNumId="21" w15:restartNumberingAfterBreak="0">
+  <w:abstractNum w:abstractNumId="22" w15:restartNumberingAfterBreak="0">
     <w:nsid w:val="48430901"/>
     <w:multiLevelType w:val="multilevel"/>
     <w:tmpl w:val="36245766"/>
@@ -3528,7 +3688,7 @@
       </w:rPr>
     </w:lvl>
   </w:abstractNum>
-  <w:abstractNum w:abstractNumId="22" w15:restartNumberingAfterBreak="0">
+  <w:abstractNum w:abstractNumId="23" w15:restartNumberingAfterBreak="0">
     <w:nsid w:val="49964BBA"/>
     <w:multiLevelType w:val="multilevel"/>
     <w:tmpl w:val="DE643422"/>
@@ -3677,7 +3837,7 @@
       </w:rPr>
     </w:lvl>
   </w:abstractNum>
-  <w:abstractNum w:abstractNumId="23" w15:restartNumberingAfterBreak="0">
+  <w:abstractNum w:abstractNumId="24" w15:restartNumberingAfterBreak="0">
     <w:nsid w:val="4B2A51D6"/>
     <w:multiLevelType w:val="multilevel"/>
     <w:tmpl w:val="75967EE2"/>
@@ -3826,7 +3986,7 @@
       </w:rPr>
     </w:lvl>
   </w:abstractNum>
-  <w:abstractNum w:abstractNumId="24" w15:restartNumberingAfterBreak="0">
+  <w:abstractNum w:abstractNumId="25" w15:restartNumberingAfterBreak="0">
     <w:nsid w:val="4EFC4D2F"/>
     <w:multiLevelType w:val="multilevel"/>
     <w:tmpl w:val="B51C6E46"/>
@@ -3975,7 +4135,7 @@
       </w:rPr>
     </w:lvl>
   </w:abstractNum>
-  <w:abstractNum w:abstractNumId="25" w15:restartNumberingAfterBreak="0">
+  <w:abstractNum w:abstractNumId="26" w15:restartNumberingAfterBreak="0">
     <w:nsid w:val="53F10C48"/>
     <w:multiLevelType w:val="multilevel"/>
     <w:tmpl w:val="A3C096D8"/>
@@ -4124,7 +4284,7 @@
       </w:rPr>
     </w:lvl>
   </w:abstractNum>
-  <w:abstractNum w:abstractNumId="26" w15:restartNumberingAfterBreak="0">
+  <w:abstractNum w:abstractNumId="27" w15:restartNumberingAfterBreak="0">
     <w:nsid w:val="55711E4A"/>
     <w:multiLevelType w:val="multilevel"/>
     <w:tmpl w:val="69F41138"/>
@@ -4273,7 +4433,7 @@
       </w:rPr>
     </w:lvl>
   </w:abstractNum>
-  <w:abstractNum w:abstractNumId="27" w15:restartNumberingAfterBreak="0">
+  <w:abstractNum w:abstractNumId="28" w15:restartNumberingAfterBreak="0">
     <w:nsid w:val="56350650"/>
     <w:multiLevelType w:val="multilevel"/>
     <w:tmpl w:val="D38059CE"/>
@@ -4422,7 +4582,7 @@
       </w:rPr>
     </w:lvl>
   </w:abstractNum>
-  <w:abstractNum w:abstractNumId="28" w15:restartNumberingAfterBreak="0">
+  <w:abstractNum w:abstractNumId="29" w15:restartNumberingAfterBreak="0">
     <w:nsid w:val="56D91AF2"/>
     <w:multiLevelType w:val="multilevel"/>
     <w:tmpl w:val="C25E4C72"/>
@@ -4571,7 +4731,7 @@
       </w:rPr>
     </w:lvl>
   </w:abstractNum>
-  <w:abstractNum w:abstractNumId="29" w15:restartNumberingAfterBreak="0">
+  <w:abstractNum w:abstractNumId="30" w15:restartNumberingAfterBreak="0">
     <w:nsid w:val="59BA7DF6"/>
     <w:multiLevelType w:val="multilevel"/>
     <w:tmpl w:val="58E23C88"/>
@@ -4720,7 +4880,7 @@
       </w:rPr>
     </w:lvl>
   </w:abstractNum>
-  <w:abstractNum w:abstractNumId="30" w15:restartNumberingAfterBreak="0">
+  <w:abstractNum w:abstractNumId="31" w15:restartNumberingAfterBreak="0">
     <w:nsid w:val="60A01466"/>
     <w:multiLevelType w:val="multilevel"/>
     <w:tmpl w:val="A260C060"/>
@@ -4869,7 +5029,7 @@
       </w:rPr>
     </w:lvl>
   </w:abstractNum>
-  <w:abstractNum w:abstractNumId="31" w15:restartNumberingAfterBreak="0">
+  <w:abstractNum w:abstractNumId="32" w15:restartNumberingAfterBreak="0">
     <w:nsid w:val="611A72D5"/>
     <w:multiLevelType w:val="multilevel"/>
     <w:tmpl w:val="596AA9E4"/>
@@ -5018,7 +5178,156 @@
       </w:rPr>
     </w:lvl>
   </w:abstractNum>
-  <w:abstractNum w:abstractNumId="32" w15:restartNumberingAfterBreak="0">
+  <w:abstractNum w:abstractNumId="33" w15:restartNumberingAfterBreak="0">
+    <w:nsid w:val="613A3C84"/>
+    <w:multiLevelType w:val="multilevel"/>
+    <w:tmpl w:val="C1A8029C"/>
+    <w:lvl w:ilvl="0">
+      <w:start w:val="1"/>
+      <w:numFmt w:val="bullet"/>
+      <w:lvlText w:val=""/>
+      <w:lvlJc w:val="left"/>
+      <w:pPr>
+        <w:tabs>
+          <w:tab w:val="num" w:pos="720"/>
+        </w:tabs>
+        <w:ind w:left="720" w:hanging="360"/>
+      </w:pPr>
+      <w:rPr>
+        <w:rFonts w:ascii="Symbol" w:hAnsi="Symbol" w:hint="default"/>
+        <w:sz w:val="20"/>
+      </w:rPr>
+    </w:lvl>
+    <w:lvl w:ilvl="1" w:tentative="1">
+      <w:start w:val="1"/>
+      <w:numFmt w:val="bullet"/>
+      <w:lvlText w:val="o"/>
+      <w:lvlJc w:val="left"/>
+      <w:pPr>
+        <w:tabs>
+          <w:tab w:val="num" w:pos="1440"/>
+        </w:tabs>
+        <w:ind w:left="1440" w:hanging="360"/>
+      </w:pPr>
+      <w:rPr>
+        <w:rFonts w:ascii="Courier New" w:hAnsi="Courier New" w:hint="default"/>
+        <w:sz w:val="20"/>
+      </w:rPr>
+    </w:lvl>
+    <w:lvl w:ilvl="2" w:tentative="1">
+      <w:start w:val="1"/>
+      <w:numFmt w:val="bullet"/>
+      <w:lvlText w:val=""/>
+      <w:lvlJc w:val="left"/>
+      <w:pPr>
+        <w:tabs>
+          <w:tab w:val="num" w:pos="2160"/>
+        </w:tabs>
+        <w:ind w:left="2160" w:hanging="360"/>
+      </w:pPr>
+      <w:rPr>
+        <w:rFonts w:ascii="Wingdings" w:hAnsi="Wingdings" w:hint="default"/>
+        <w:sz w:val="20"/>
+      </w:rPr>
+    </w:lvl>
+    <w:lvl w:ilvl="3" w:tentative="1">
+      <w:start w:val="1"/>
+      <w:numFmt w:val="bullet"/>
+      <w:lvlText w:val=""/>
+      <w:lvlJc w:val="left"/>
+      <w:pPr>
+        <w:tabs>
+          <w:tab w:val="num" w:pos="2880"/>
+        </w:tabs>
+        <w:ind w:left="2880" w:hanging="360"/>
+      </w:pPr>
+      <w:rPr>
+        <w:rFonts w:ascii="Wingdings" w:hAnsi="Wingdings" w:hint="default"/>
+        <w:sz w:val="20"/>
+      </w:rPr>
+    </w:lvl>
+    <w:lvl w:ilvl="4" w:tentative="1">
+      <w:start w:val="1"/>
+      <w:numFmt w:val="bullet"/>
+      <w:lvlText w:val=""/>
+      <w:lvlJc w:val="left"/>
+      <w:pPr>
+        <w:tabs>
+          <w:tab w:val="num" w:pos="3600"/>
+        </w:tabs>
+        <w:ind w:left="3600" w:hanging="360"/>
+      </w:pPr>
+      <w:rPr>
+        <w:rFonts w:ascii="Wingdings" w:hAnsi="Wingdings" w:hint="default"/>
+        <w:sz w:val="20"/>
+      </w:rPr>
+    </w:lvl>
+    <w:lvl w:ilvl="5" w:tentative="1">
+      <w:start w:val="1"/>
+      <w:numFmt w:val="bullet"/>
+      <w:lvlText w:val=""/>
+      <w:lvlJc w:val="left"/>
+      <w:pPr>
+        <w:tabs>
+          <w:tab w:val="num" w:pos="4320"/>
+        </w:tabs>
+        <w:ind w:left="4320" w:hanging="360"/>
+      </w:pPr>
+      <w:rPr>
+        <w:rFonts w:ascii="Wingdings" w:hAnsi="Wingdings" w:hint="default"/>
+        <w:sz w:val="20"/>
+      </w:rPr>
+    </w:lvl>
+    <w:lvl w:ilvl="6" w:tentative="1">
+      <w:start w:val="1"/>
+      <w:numFmt w:val="bullet"/>
+      <w:lvlText w:val=""/>
+      <w:lvlJc w:val="left"/>
+      <w:pPr>
+        <w:tabs>
+          <w:tab w:val="num" w:pos="5040"/>
+        </w:tabs>
+        <w:ind w:left="5040" w:hanging="360"/>
+      </w:pPr>
+      <w:rPr>
+        <w:rFonts w:ascii="Wingdings" w:hAnsi="Wingdings" w:hint="default"/>
+        <w:sz w:val="20"/>
+      </w:rPr>
+    </w:lvl>
+    <w:lvl w:ilvl="7" w:tentative="1">
+      <w:start w:val="1"/>
+      <w:numFmt w:val="bullet"/>
+      <w:lvlText w:val=""/>
+      <w:lvlJc w:val="left"/>
+      <w:pPr>
+        <w:tabs>
+          <w:tab w:val="num" w:pos="5760"/>
+        </w:tabs>
+        <w:ind w:left="5760" w:hanging="360"/>
+      </w:pPr>
+      <w:rPr>
+        <w:rFonts w:ascii="Wingdings" w:hAnsi="Wingdings" w:hint="default"/>
+        <w:sz w:val="20"/>
+      </w:rPr>
+    </w:lvl>
+    <w:lvl w:ilvl="8" w:tentative="1">
+      <w:start w:val="1"/>
+      <w:numFmt w:val="bullet"/>
+      <w:lvlText w:val=""/>
+      <w:lvlJc w:val="left"/>
+      <w:pPr>
+        <w:tabs>
+          <w:tab w:val="num" w:pos="6480"/>
+        </w:tabs>
+        <w:ind w:left="6480" w:hanging="360"/>
+      </w:pPr>
+      <w:rPr>
+        <w:rFonts w:ascii="Wingdings" w:hAnsi="Wingdings" w:hint="default"/>
+        <w:sz w:val="20"/>
+      </w:rPr>
+    </w:lvl>
+  </w:abstractNum>
+  <w:abstractNum w:abstractNumId="34" w15:restartNumberingAfterBreak="0">
     <w:nsid w:val="65536748"/>
     <w:multiLevelType w:val="multilevel"/>
     <w:tmpl w:val="11AAE96C"/>
@@ -5167,7 +5476,7 @@
       </w:rPr>
     </w:lvl>
   </w:abstractNum>
-  <w:abstractNum w:abstractNumId="33" w15:restartNumberingAfterBreak="0">
+  <w:abstractNum w:abstractNumId="35" w15:restartNumberingAfterBreak="0">
     <w:nsid w:val="66977F80"/>
     <w:multiLevelType w:val="multilevel"/>
     <w:tmpl w:val="3AC29E7C"/>
@@ -5316,7 +5625,7 @@
       </w:rPr>
     </w:lvl>
   </w:abstractNum>
-  <w:abstractNum w:abstractNumId="34" w15:restartNumberingAfterBreak="0">
+  <w:abstractNum w:abstractNumId="36" w15:restartNumberingAfterBreak="0">
     <w:nsid w:val="66F351A8"/>
     <w:multiLevelType w:val="multilevel"/>
     <w:tmpl w:val="CD6889DA"/>
@@ -5465,7 +5774,7 @@
       </w:rPr>
     </w:lvl>
   </w:abstractNum>
-  <w:abstractNum w:abstractNumId="35" w15:restartNumberingAfterBreak="0">
+  <w:abstractNum w:abstractNumId="37" w15:restartNumberingAfterBreak="0">
     <w:nsid w:val="66F7606C"/>
     <w:multiLevelType w:val="multilevel"/>
     <w:tmpl w:val="BB30D4D4"/>
@@ -5614,7 +5923,7 @@
       </w:rPr>
     </w:lvl>
   </w:abstractNum>
-  <w:abstractNum w:abstractNumId="36" w15:restartNumberingAfterBreak="0">
+  <w:abstractNum w:abstractNumId="38" w15:restartNumberingAfterBreak="0">
     <w:nsid w:val="675876CA"/>
     <w:multiLevelType w:val="multilevel"/>
     <w:tmpl w:val="E378180A"/>
@@ -5763,7 +6072,7 @@
       </w:rPr>
     </w:lvl>
   </w:abstractNum>
-  <w:abstractNum w:abstractNumId="37" w15:restartNumberingAfterBreak="0">
+  <w:abstractNum w:abstractNumId="39" w15:restartNumberingAfterBreak="0">
     <w:nsid w:val="68901EA7"/>
     <w:multiLevelType w:val="multilevel"/>
     <w:tmpl w:val="6C743108"/>
@@ -5912,7 +6221,7 @@
       </w:rPr>
     </w:lvl>
   </w:abstractNum>
-  <w:abstractNum w:abstractNumId="38" w15:restartNumberingAfterBreak="0">
+  <w:abstractNum w:abstractNumId="40" w15:restartNumberingAfterBreak="0">
     <w:nsid w:val="6B5D2EB3"/>
     <w:multiLevelType w:val="multilevel"/>
     <w:tmpl w:val="8C9A694C"/>
@@ -6061,7 +6370,7 @@
       </w:rPr>
     </w:lvl>
   </w:abstractNum>
-  <w:abstractNum w:abstractNumId="39" w15:restartNumberingAfterBreak="0">
+  <w:abstractNum w:abstractNumId="41" w15:restartNumberingAfterBreak="0">
     <w:nsid w:val="6C194418"/>
     <w:multiLevelType w:val="multilevel"/>
     <w:tmpl w:val="39943626"/>
@@ -6210,7 +6519,7 @@
       </w:rPr>
     </w:lvl>
   </w:abstractNum>
-  <w:abstractNum w:abstractNumId="40" w15:restartNumberingAfterBreak="0">
+  <w:abstractNum w:abstractNumId="42" w15:restartNumberingAfterBreak="0">
     <w:nsid w:val="6E1030D6"/>
     <w:multiLevelType w:val="multilevel"/>
     <w:tmpl w:val="8DF8ED0C"/>
@@ -6359,7 +6668,7 @@
       </w:rPr>
     </w:lvl>
   </w:abstractNum>
-  <w:abstractNum w:abstractNumId="41" w15:restartNumberingAfterBreak="0">
+  <w:abstractNum w:abstractNumId="43" w15:restartNumberingAfterBreak="0">
     <w:nsid w:val="713E14FF"/>
     <w:multiLevelType w:val="multilevel"/>
     <w:tmpl w:val="43D0EA70"/>
@@ -6508,7 +6817,7 @@
       </w:rPr>
     </w:lvl>
   </w:abstractNum>
-  <w:abstractNum w:abstractNumId="42" w15:restartNumberingAfterBreak="0">
+  <w:abstractNum w:abstractNumId="44" w15:restartNumberingAfterBreak="0">
     <w:nsid w:val="75B87456"/>
     <w:multiLevelType w:val="multilevel"/>
     <w:tmpl w:val="B05A194E"/>
@@ -6657,7 +6966,7 @@
       </w:rPr>
     </w:lvl>
   </w:abstractNum>
-  <w:abstractNum w:abstractNumId="43" w15:restartNumberingAfterBreak="0">
+  <w:abstractNum w:abstractNumId="45" w15:restartNumberingAfterBreak="0">
     <w:nsid w:val="76352C27"/>
     <w:multiLevelType w:val="multilevel"/>
     <w:tmpl w:val="389653F0"/>
@@ -6806,7 +7115,7 @@
       </w:rPr>
     </w:lvl>
   </w:abstractNum>
-  <w:abstractNum w:abstractNumId="44" w15:restartNumberingAfterBreak="0">
+  <w:abstractNum w:abstractNumId="46" w15:restartNumberingAfterBreak="0">
     <w:nsid w:val="77640CE0"/>
     <w:multiLevelType w:val="multilevel"/>
     <w:tmpl w:val="3058F2D2"/>
@@ -6955,7 +7264,7 @@
       </w:rPr>
     </w:lvl>
   </w:abstractNum>
-  <w:abstractNum w:abstractNumId="45" w15:restartNumberingAfterBreak="0">
+  <w:abstractNum w:abstractNumId="47" w15:restartNumberingAfterBreak="0">
     <w:nsid w:val="79090E2E"/>
     <w:multiLevelType w:val="multilevel"/>
     <w:tmpl w:val="7AA6BC20"/>
@@ -7104,7 +7413,7 @@
       </w:rPr>
     </w:lvl>
   </w:abstractNum>
-  <w:abstractNum w:abstractNumId="46" w15:restartNumberingAfterBreak="0">
+  <w:abstractNum w:abstractNumId="48" w15:restartNumberingAfterBreak="0">
     <w:nsid w:val="7B094912"/>
     <w:multiLevelType w:val="multilevel"/>
     <w:tmpl w:val="EF7ABE96"/>
@@ -7253,7 +7562,7 @@
       </w:rPr>
     </w:lvl>
   </w:abstractNum>
-  <w:abstractNum w:abstractNumId="47" w15:restartNumberingAfterBreak="0">
+  <w:abstractNum w:abstractNumId="49" w15:restartNumberingAfterBreak="0">
     <w:nsid w:val="7CB15AB6"/>
     <w:multiLevelType w:val="multilevel"/>
     <w:tmpl w:val="79529A62"/>
@@ -7402,7 +7711,7 @@
       </w:rPr>
     </w:lvl>
   </w:abstractNum>
-  <w:abstractNum w:abstractNumId="48" w15:restartNumberingAfterBreak="0">
+  <w:abstractNum w:abstractNumId="50" w15:restartNumberingAfterBreak="0">
     <w:nsid w:val="7D2A0D5A"/>
     <w:multiLevelType w:val="multilevel"/>
     <w:tmpl w:val="B9D6C638"/>
@@ -7551,7 +7860,7 @@
       </w:rPr>
     </w:lvl>
   </w:abstractNum>
-  <w:abstractNum w:abstractNumId="49" w15:restartNumberingAfterBreak="0">
+  <w:abstractNum w:abstractNumId="51" w15:restartNumberingAfterBreak="0">
     <w:nsid w:val="7F2344C9"/>
     <w:multiLevelType w:val="multilevel"/>
     <w:tmpl w:val="3972373C"/>
@@ -7701,19 +8010,19 @@
     </w:lvl>
   </w:abstractNum>
   <w:num w:numId="1" w16cid:durableId="2016882999">
-    <w:abstractNumId w:val="20"/>
+    <w:abstractNumId w:val="21"/>
   </w:num>
   <w:num w:numId="2" w16cid:durableId="1516770254">
-    <w:abstractNumId w:val="29"/>
+    <w:abstractNumId w:val="30"/>
   </w:num>
   <w:num w:numId="3" w16cid:durableId="1279868778">
-    <w:abstractNumId w:val="30"/>
+    <w:abstractNumId w:val="31"/>
   </w:num>
   <w:num w:numId="4" w16cid:durableId="451092406">
     <w:abstractNumId w:val="1"/>
   </w:num>
   <w:num w:numId="5" w16cid:durableId="1514997203">
-    <w:abstractNumId w:val="27"/>
+    <w:abstractNumId w:val="28"/>
   </w:num>
   <w:num w:numId="6" w16cid:durableId="1760128647">
     <w:abstractNumId w:val="5"/>
@@ -7725,22 +8034,22 @@
     <w:abstractNumId w:val="4"/>
   </w:num>
   <w:num w:numId="9" w16cid:durableId="445543454">
-    <w:abstractNumId w:val="28"/>
+    <w:abstractNumId w:val="29"/>
   </w:num>
   <w:num w:numId="10" w16cid:durableId="581917086">
-    <w:abstractNumId w:val="37"/>
+    <w:abstractNumId w:val="39"/>
   </w:num>
   <w:num w:numId="11" w16cid:durableId="474028345">
     <w:abstractNumId w:val="18"/>
   </w:num>
   <w:num w:numId="12" w16cid:durableId="1162769715">
-    <w:abstractNumId w:val="22"/>
+    <w:abstractNumId w:val="23"/>
   </w:num>
   <w:num w:numId="13" w16cid:durableId="1345865764">
     <w:abstractNumId w:val="14"/>
   </w:num>
   <w:num w:numId="14" w16cid:durableId="267935931">
-    <w:abstractNumId w:val="31"/>
+    <w:abstractNumId w:val="32"/>
   </w:num>
   <w:num w:numId="15" w16cid:durableId="1521384853">
     <w:abstractNumId w:val="16"/>
@@ -7749,88 +8058,88 @@
     <w:abstractNumId w:val="9"/>
   </w:num>
   <w:num w:numId="17" w16cid:durableId="1035500579">
-    <w:abstractNumId w:val="40"/>
+    <w:abstractNumId w:val="42"/>
   </w:num>
   <w:num w:numId="18" w16cid:durableId="191649467">
     <w:abstractNumId w:val="12"/>
   </w:num>
   <w:num w:numId="19" w16cid:durableId="1246380804">
-    <w:abstractNumId w:val="32"/>
+    <w:abstractNumId w:val="34"/>
   </w:num>
   <w:num w:numId="20" w16cid:durableId="53889921">
     <w:abstractNumId w:val="17"/>
   </w:num>
   <w:num w:numId="21" w16cid:durableId="648872423">
-    <w:abstractNumId w:val="42"/>
+    <w:abstractNumId w:val="44"/>
   </w:num>
   <w:num w:numId="22" w16cid:durableId="298460962">
     <w:abstractNumId w:val="7"/>
   </w:num>
   <w:num w:numId="23" w16cid:durableId="2137674160">
-    <w:abstractNumId w:val="46"/>
+    <w:abstractNumId w:val="48"/>
   </w:num>
   <w:num w:numId="24" w16cid:durableId="872621242">
     <w:abstractNumId w:val="6"/>
   </w:num>
   <w:num w:numId="25" w16cid:durableId="1309365413">
-    <w:abstractNumId w:val="33"/>
+    <w:abstractNumId w:val="35"/>
   </w:num>
   <w:num w:numId="26" w16cid:durableId="2069181728">
-    <w:abstractNumId w:val="44"/>
+    <w:abstractNumId w:val="46"/>
   </w:num>
   <w:num w:numId="27" w16cid:durableId="873271388">
     <w:abstractNumId w:val="10"/>
   </w:num>
   <w:num w:numId="28" w16cid:durableId="939996546">
-    <w:abstractNumId w:val="21"/>
+    <w:abstractNumId w:val="22"/>
   </w:num>
   <w:num w:numId="29" w16cid:durableId="1130510541">
-    <w:abstractNumId w:val="43"/>
+    <w:abstractNumId w:val="45"/>
   </w:num>
   <w:num w:numId="30" w16cid:durableId="869103372">
-    <w:abstractNumId w:val="19"/>
+    <w:abstractNumId w:val="20"/>
   </w:num>
   <w:num w:numId="31" w16cid:durableId="924654249">
-    <w:abstractNumId w:val="35"/>
+    <w:abstractNumId w:val="37"/>
   </w:num>
   <w:num w:numId="32" w16cid:durableId="1985156001">
     <w:abstractNumId w:val="0"/>
   </w:num>
   <w:num w:numId="33" w16cid:durableId="825975558">
-    <w:abstractNumId w:val="25"/>
+    <w:abstractNumId w:val="26"/>
   </w:num>
   <w:num w:numId="34" w16cid:durableId="1092118246">
     <w:abstractNumId w:val="11"/>
   </w:num>
   <w:num w:numId="35" w16cid:durableId="1618566016">
-    <w:abstractNumId w:val="39"/>
+    <w:abstractNumId w:val="41"/>
   </w:num>
   <w:num w:numId="36" w16cid:durableId="130250717">
-    <w:abstractNumId w:val="48"/>
+    <w:abstractNumId w:val="50"/>
   </w:num>
   <w:num w:numId="37" w16cid:durableId="701513990">
-    <w:abstractNumId w:val="41"/>
+    <w:abstractNumId w:val="43"/>
   </w:num>
   <w:num w:numId="38" w16cid:durableId="191841552">
-    <w:abstractNumId w:val="23"/>
+    <w:abstractNumId w:val="24"/>
   </w:num>
   <w:num w:numId="39" w16cid:durableId="1668436413">
     <w:abstractNumId w:val="8"/>
   </w:num>
   <w:num w:numId="40" w16cid:durableId="599290102">
-    <w:abstractNumId w:val="49"/>
+    <w:abstractNumId w:val="51"/>
   </w:num>
   <w:num w:numId="41" w16cid:durableId="1314259263">
-    <w:abstractNumId w:val="36"/>
+    <w:abstractNumId w:val="38"/>
   </w:num>
   <w:num w:numId="42" w16cid:durableId="1793356255">
     <w:abstractNumId w:val="2"/>
   </w:num>
   <w:num w:numId="43" w16cid:durableId="195656678">
-    <w:abstractNumId w:val="38"/>
+    <w:abstractNumId w:val="40"/>
   </w:num>
   <w:num w:numId="44" w16cid:durableId="1953436267">
-    <w:abstractNumId w:val="34"/>
+    <w:abstractNumId w:val="36"/>
   </w:num>
   <w:num w:numId="45" w16cid:durableId="758211337">
     <w:abstractNumId w:val="13"/>
@@ -7839,16 +8148,22 @@
     <w:abstractNumId w:val="3"/>
   </w:num>
   <w:num w:numId="47" w16cid:durableId="142816221">
+    <w:abstractNumId w:val="49"/>
+  </w:num>
+  <w:num w:numId="48" w16cid:durableId="4788104">
+    <w:abstractNumId w:val="27"/>
+  </w:num>
+  <w:num w:numId="49" w16cid:durableId="1359233323">
     <w:abstractNumId w:val="47"/>
   </w:num>
-  <w:num w:numId="48" w16cid:durableId="4788104">
-    <w:abstractNumId w:val="26"/>
+  <w:num w:numId="50" w16cid:durableId="90589837">
+    <w:abstractNumId w:val="25"/>
   </w:num>
-  <w:num w:numId="49" w16cid:durableId="1359233323">
-    <w:abstractNumId w:val="45"/>
+  <w:num w:numId="51" w16cid:durableId="272247626">
+    <w:abstractNumId w:val="19"/>
   </w:num>
-  <w:num w:numId="50" w16cid:durableId="90589837">
-    <w:abstractNumId w:val="24"/>
+  <w:num w:numId="52" w16cid:durableId="988052389">
+    <w:abstractNumId w:val="33"/>
   </w:num>
   <w:numIdMacAtCleanup w:val="2"/>
 </w:numbering>

--- a/data/Market_Read_daily.docx
+++ b/data/Market_Read_daily.docx
@@ -8,15 +8,11 @@
           <w:b/>
           <w:bCs/>
         </w:rPr>
-        <w:t>Market Read: November 20, 2025</w:t>
+        <w:t>Market Read: November 21, 2025</w:t>
       </w:r>
     </w:p>
     <w:p>
       <w:r>
-        <w:rPr>
-          <w:b/>
-          <w:bCs/>
-        </w:rPr>
         <w:t>The market is saying:</w:t>
       </w:r>
     </w:p>
@@ -24,7 +20,7 @@
       <w:pPr>
         <w:numPr>
           <w:ilvl w:val="0"/>
-          <w:numId w:val="51"/>
+          <w:numId w:val="53"/>
         </w:numPr>
       </w:pPr>
       <w:r>
@@ -35,136 +31,132 @@
         <w:t>Breadth:</w:t>
       </w:r>
       <w:r>
-        <w:t xml:space="preserve"> 25.9% of names are positive.</w:t>
+        <w:t xml:space="preserve"> 86.8% of names are positive.</w:t>
       </w:r>
     </w:p>
     <w:p>
       <w:pPr>
         <w:numPr>
           <w:ilvl w:val="0"/>
-          <w:numId w:val="51"/>
+          <w:numId w:val="53"/>
         </w:numPr>
       </w:pPr>
       <w:r>
-        <w:t>Information Technology: lagging (avg –3.01%).</w:t>
+        <w:t>Information Technology: leading (avg +1.73%).</w:t>
       </w:r>
     </w:p>
     <w:p>
       <w:pPr>
         <w:numPr>
           <w:ilvl w:val="0"/>
-          <w:numId w:val="51"/>
+          <w:numId w:val="53"/>
         </w:numPr>
       </w:pPr>
       <w:r>
-        <w:t>Industrials: lagging (avg –1.23%).</w:t>
+        <w:t>Industrials: leading (avg +2.06%).</w:t>
       </w:r>
     </w:p>
     <w:p>
       <w:pPr>
         <w:numPr>
           <w:ilvl w:val="0"/>
-          <w:numId w:val="51"/>
+          <w:numId w:val="53"/>
         </w:numPr>
       </w:pPr>
       <w:r>
-        <w:t>Consumer Staples: firm (avg +0.25%).</w:t>
+        <w:t>Consumer Staples: leading (avg +1.68%).</w:t>
       </w:r>
     </w:p>
     <w:p>
       <w:pPr>
         <w:numPr>
           <w:ilvl w:val="0"/>
-          <w:numId w:val="51"/>
+          <w:numId w:val="53"/>
         </w:numPr>
       </w:pPr>
       <w:r>
-        <w:t>Consumer Discretionary: lagging (avg –1.11%).</w:t>
+        <w:t>Consumer Discretionary: leading (avg +3.40%).</w:t>
       </w:r>
     </w:p>
     <w:p>
       <w:pPr>
         <w:numPr>
           <w:ilvl w:val="0"/>
-          <w:numId w:val="51"/>
+          <w:numId w:val="53"/>
         </w:numPr>
       </w:pPr>
       <w:r>
-        <w:t>Financials: lagging (avg –0.64%).</w:t>
+        <w:t>Financials: leading (avg +1.51%).</w:t>
       </w:r>
     </w:p>
     <w:p>
       <w:pPr>
         <w:numPr>
           <w:ilvl w:val="0"/>
-          <w:numId w:val="51"/>
+          <w:numId w:val="53"/>
         </w:numPr>
       </w:pPr>
       <w:r>
-        <w:t>Utilities: lagging (avg –0.35%).</w:t>
+        <w:t>Utilities: firm (avg +0.38%).</w:t>
       </w:r>
     </w:p>
     <w:p>
       <w:pPr>
         <w:numPr>
           <w:ilvl w:val="0"/>
-          <w:numId w:val="51"/>
+          <w:numId w:val="53"/>
         </w:numPr>
       </w:pPr>
       <w:r>
-        <w:t>Real Estate: lagging (avg –0.37%).</w:t>
+        <w:t>Real Estate: leading (avg +1.66%).</w:t>
       </w:r>
     </w:p>
     <w:p>
       <w:pPr>
         <w:numPr>
           <w:ilvl w:val="0"/>
-          <w:numId w:val="51"/>
+          <w:numId w:val="53"/>
         </w:numPr>
       </w:pPr>
       <w:r>
-        <w:t>Materials: lagging (avg –1.52%).</w:t>
+        <w:t>Materials: leading (avg +2.79%).</w:t>
       </w:r>
     </w:p>
     <w:p>
       <w:pPr>
         <w:numPr>
           <w:ilvl w:val="0"/>
-          <w:numId w:val="51"/>
+          <w:numId w:val="53"/>
         </w:numPr>
       </w:pPr>
       <w:r>
-        <w:t>Energy: lagging (avg –1.61%).</w:t>
+        <w:t>Energy: leading (avg +1.03%).</w:t>
       </w:r>
     </w:p>
     <w:p>
       <w:pPr>
         <w:numPr>
           <w:ilvl w:val="0"/>
-          <w:numId w:val="51"/>
+          <w:numId w:val="53"/>
         </w:numPr>
       </w:pPr>
       <w:r>
-        <w:t>Health Care: lagging (avg –0.64%).</w:t>
+        <w:t>Health Care: leading (avg +2.96%).</w:t>
       </w:r>
     </w:p>
     <w:p>
       <w:pPr>
         <w:numPr>
           <w:ilvl w:val="0"/>
-          <w:numId w:val="51"/>
+          <w:numId w:val="53"/>
         </w:numPr>
       </w:pPr>
       <w:r>
-        <w:t>Communication Services: lagging (avg –1.17%).</w:t>
+        <w:t>Communication Services: leading (avg +1.77%).</w:t>
       </w:r>
     </w:p>
     <w:p>
       <w:r>
-        <w:rPr>
-          <w:b/>
-          <w:bCs/>
-        </w:rPr>
         <w:t>Macro levers:</w:t>
       </w:r>
     </w:p>
@@ -172,82 +164,84 @@
       <w:pPr>
         <w:numPr>
           <w:ilvl w:val="0"/>
-          <w:numId w:val="52"/>
+          <w:numId w:val="54"/>
         </w:numPr>
       </w:pPr>
       <w:r>
-        <w:t>Gold: flat (avg –0.03%).</w:t>
+        <w:t>Gold: flat (avg –0.15%).</w:t>
       </w:r>
     </w:p>
     <w:p>
       <w:pPr>
         <w:numPr>
           <w:ilvl w:val="0"/>
-          <w:numId w:val="52"/>
+          <w:numId w:val="54"/>
         </w:numPr>
       </w:pPr>
       <w:r>
-        <w:t>USD: flat (avg +0.07%).</w:t>
+        <w:t>USD: flat (avg –0.07%).</w:t>
       </w:r>
     </w:p>
     <w:p>
       <w:pPr>
         <w:numPr>
           <w:ilvl w:val="0"/>
-          <w:numId w:val="52"/>
+          <w:numId w:val="54"/>
         </w:numPr>
       </w:pPr>
       <w:r>
-        <w:t>Yields: lagging (avg –0.67%).</w:t>
+        <w:t>Yields: lagging (avg –0.97%).</w:t>
       </w:r>
     </w:p>
     <w:p>
       <w:pPr>
         <w:numPr>
           <w:ilvl w:val="0"/>
-          <w:numId w:val="52"/>
+          <w:numId w:val="54"/>
         </w:numPr>
       </w:pPr>
       <w:r>
-        <w:t>Bonds: flat (avg +0.18%).</w:t>
+        <w:t>Bonds: firm (avg +0.25%).</w:t>
       </w:r>
     </w:p>
     <w:p>
       <w:pPr>
         <w:numPr>
           <w:ilvl w:val="0"/>
-          <w:numId w:val="52"/>
+          <w:numId w:val="54"/>
         </w:numPr>
       </w:pPr>
       <w:r>
         <w:lastRenderedPageBreak/>
-        <w:t>Energy complex: lagging (avg –1.47%).</w:t>
+        <w:t>Energy complex: flat (avg +0.20%).</w:t>
       </w:r>
     </w:p>
     <w:p>
       <w:r>
-        <w:rPr>
-          <w:b/>
-          <w:bCs/>
-        </w:rPr>
         <w:t>Bottom line:</w:t>
+      </w:r>
+      <w:r>
+        <w:t xml:space="preserve"> </w:t>
+      </w:r>
+      <w:r>
+        <w:t xml:space="preserve">Macro signals remain mixed, but today’s </w:t>
       </w:r>
       <w:r>
         <w:rPr>
           <w:b/>
           <w:bCs/>
         </w:rPr>
-        <w:t xml:space="preserve"> </w:t>
+        <w:t>very strong breadth and broad-based sector leadership</w:t>
       </w:r>
       <w:r>
-        <w:t xml:space="preserve">Macro conditions remain mixed as investors balance signs of slowing growth against ongoing uncertainty around inflation. The sharp deterioration in breadth signals a market retreating from risk, with weakness broadening across nearly every sector. </w:t>
+        <w:t xml:space="preserve"> point to a market leaning into a more optimistic growth outlook. Falling yields suggest investors are beginning to price in softer economic conditions, while gold and the dollar remaining flat indicate that inflation expectations haven’t meaningfully worsened. This combination often supports a healthier risk tone, giving cyclicals room to run while defensives still offer underlying stability. </w:t>
       </w:r>
-      <w:bookmarkStart w:id="0" w:name="_Hlk214561546"/>
+      <w:bookmarkStart w:id="0" w:name="_Hlk214648014"/>
       <w:r>
-        <w:t>Falling yields suggest investors are starting to price in softer economic conditions, but gold and the dollar staying flat indicate hesitancy to price in a clear disinflation trend. The overall tone points to defensive positioning as markets search for clarity on how quickly growth is cooling and whether inflation will ease enough to justify a policy shift. Until the data offers stronger confirmation on those fronts, risk appetite is likely to stay constrained and leadership rotational.</w:t>
+        <w:t>Investors appear more comfortable expressing risk as policy uncertainty eases and growth data shows resilience. Follow-through will depend on whether upcoming macro releases reinforce the view that inflation is cooling without undermining demand — the path that would allow this risk appetite to broaden further.</w:t>
       </w:r>
-      <w:bookmarkEnd w:id="0"/>
     </w:p>
+    <w:bookmarkEnd w:id="0"/>
     <w:p/>
     <w:sectPr>
       <w:pgSz w:w="15840" w:h="12240" w:orient="landscape"/>
@@ -1454,6 +1448,155 @@
     </w:lvl>
   </w:abstractNum>
   <w:abstractNum w:abstractNumId="8" w15:restartNumberingAfterBreak="0">
+    <w:nsid w:val="1FC17931"/>
+    <w:multiLevelType w:val="multilevel"/>
+    <w:tmpl w:val="5324F3EC"/>
+    <w:lvl w:ilvl="0">
+      <w:start w:val="1"/>
+      <w:numFmt w:val="bullet"/>
+      <w:lvlText w:val=""/>
+      <w:lvlJc w:val="left"/>
+      <w:pPr>
+        <w:tabs>
+          <w:tab w:val="num" w:pos="720"/>
+        </w:tabs>
+        <w:ind w:left="720" w:hanging="360"/>
+      </w:pPr>
+      <w:rPr>
+        <w:rFonts w:ascii="Symbol" w:hAnsi="Symbol" w:hint="default"/>
+        <w:sz w:val="20"/>
+      </w:rPr>
+    </w:lvl>
+    <w:lvl w:ilvl="1" w:tentative="1">
+      <w:start w:val="1"/>
+      <w:numFmt w:val="bullet"/>
+      <w:lvlText w:val="o"/>
+      <w:lvlJc w:val="left"/>
+      <w:pPr>
+        <w:tabs>
+          <w:tab w:val="num" w:pos="1440"/>
+        </w:tabs>
+        <w:ind w:left="1440" w:hanging="360"/>
+      </w:pPr>
+      <w:rPr>
+        <w:rFonts w:ascii="Courier New" w:hAnsi="Courier New" w:hint="default"/>
+        <w:sz w:val="20"/>
+      </w:rPr>
+    </w:lvl>
+    <w:lvl w:ilvl="2" w:tentative="1">
+      <w:start w:val="1"/>
+      <w:numFmt w:val="bullet"/>
+      <w:lvlText w:val=""/>
+      <w:lvlJc w:val="left"/>
+      <w:pPr>
+        <w:tabs>
+          <w:tab w:val="num" w:pos="2160"/>
+        </w:tabs>
+        <w:ind w:left="2160" w:hanging="360"/>
+      </w:pPr>
+      <w:rPr>
+        <w:rFonts w:ascii="Wingdings" w:hAnsi="Wingdings" w:hint="default"/>
+        <w:sz w:val="20"/>
+      </w:rPr>
+    </w:lvl>
+    <w:lvl w:ilvl="3" w:tentative="1">
+      <w:start w:val="1"/>
+      <w:numFmt w:val="bullet"/>
+      <w:lvlText w:val=""/>
+      <w:lvlJc w:val="left"/>
+      <w:pPr>
+        <w:tabs>
+          <w:tab w:val="num" w:pos="2880"/>
+        </w:tabs>
+        <w:ind w:left="2880" w:hanging="360"/>
+      </w:pPr>
+      <w:rPr>
+        <w:rFonts w:ascii="Wingdings" w:hAnsi="Wingdings" w:hint="default"/>
+        <w:sz w:val="20"/>
+      </w:rPr>
+    </w:lvl>
+    <w:lvl w:ilvl="4" w:tentative="1">
+      <w:start w:val="1"/>
+      <w:numFmt w:val="bullet"/>
+      <w:lvlText w:val=""/>
+      <w:lvlJc w:val="left"/>
+      <w:pPr>
+        <w:tabs>
+          <w:tab w:val="num" w:pos="3600"/>
+        </w:tabs>
+        <w:ind w:left="3600" w:hanging="360"/>
+      </w:pPr>
+      <w:rPr>
+        <w:rFonts w:ascii="Wingdings" w:hAnsi="Wingdings" w:hint="default"/>
+        <w:sz w:val="20"/>
+      </w:rPr>
+    </w:lvl>
+    <w:lvl w:ilvl="5" w:tentative="1">
+      <w:start w:val="1"/>
+      <w:numFmt w:val="bullet"/>
+      <w:lvlText w:val=""/>
+      <w:lvlJc w:val="left"/>
+      <w:pPr>
+        <w:tabs>
+          <w:tab w:val="num" w:pos="4320"/>
+        </w:tabs>
+        <w:ind w:left="4320" w:hanging="360"/>
+      </w:pPr>
+      <w:rPr>
+        <w:rFonts w:ascii="Wingdings" w:hAnsi="Wingdings" w:hint="default"/>
+        <w:sz w:val="20"/>
+      </w:rPr>
+    </w:lvl>
+    <w:lvl w:ilvl="6" w:tentative="1">
+      <w:start w:val="1"/>
+      <w:numFmt w:val="bullet"/>
+      <w:lvlText w:val=""/>
+      <w:lvlJc w:val="left"/>
+      <w:pPr>
+        <w:tabs>
+          <w:tab w:val="num" w:pos="5040"/>
+        </w:tabs>
+        <w:ind w:left="5040" w:hanging="360"/>
+      </w:pPr>
+      <w:rPr>
+        <w:rFonts w:ascii="Wingdings" w:hAnsi="Wingdings" w:hint="default"/>
+        <w:sz w:val="20"/>
+      </w:rPr>
+    </w:lvl>
+    <w:lvl w:ilvl="7" w:tentative="1">
+      <w:start w:val="1"/>
+      <w:numFmt w:val="bullet"/>
+      <w:lvlText w:val=""/>
+      <w:lvlJc w:val="left"/>
+      <w:pPr>
+        <w:tabs>
+          <w:tab w:val="num" w:pos="5760"/>
+        </w:tabs>
+        <w:ind w:left="5760" w:hanging="360"/>
+      </w:pPr>
+      <w:rPr>
+        <w:rFonts w:ascii="Wingdings" w:hAnsi="Wingdings" w:hint="default"/>
+        <w:sz w:val="20"/>
+      </w:rPr>
+    </w:lvl>
+    <w:lvl w:ilvl="8" w:tentative="1">
+      <w:start w:val="1"/>
+      <w:numFmt w:val="bullet"/>
+      <w:lvlText w:val=""/>
+      <w:lvlJc w:val="left"/>
+      <w:pPr>
+        <w:tabs>
+          <w:tab w:val="num" w:pos="6480"/>
+        </w:tabs>
+        <w:ind w:left="6480" w:hanging="360"/>
+      </w:pPr>
+      <w:rPr>
+        <w:rFonts w:ascii="Wingdings" w:hAnsi="Wingdings" w:hint="default"/>
+        <w:sz w:val="20"/>
+      </w:rPr>
+    </w:lvl>
+  </w:abstractNum>
+  <w:abstractNum w:abstractNumId="9" w15:restartNumberingAfterBreak="0">
     <w:nsid w:val="21D52981"/>
     <w:multiLevelType w:val="multilevel"/>
     <w:tmpl w:val="05E0D338"/>
@@ -1602,7 +1745,7 @@
       </w:rPr>
     </w:lvl>
   </w:abstractNum>
-  <w:abstractNum w:abstractNumId="9" w15:restartNumberingAfterBreak="0">
+  <w:abstractNum w:abstractNumId="10" w15:restartNumberingAfterBreak="0">
     <w:nsid w:val="22DD28B2"/>
     <w:multiLevelType w:val="multilevel"/>
     <w:tmpl w:val="F3A22206"/>
@@ -1751,7 +1894,7 @@
       </w:rPr>
     </w:lvl>
   </w:abstractNum>
-  <w:abstractNum w:abstractNumId="10" w15:restartNumberingAfterBreak="0">
+  <w:abstractNum w:abstractNumId="11" w15:restartNumberingAfterBreak="0">
     <w:nsid w:val="26360F8D"/>
     <w:multiLevelType w:val="multilevel"/>
     <w:tmpl w:val="734CABCE"/>
@@ -1900,7 +2043,7 @@
       </w:rPr>
     </w:lvl>
   </w:abstractNum>
-  <w:abstractNum w:abstractNumId="11" w15:restartNumberingAfterBreak="0">
+  <w:abstractNum w:abstractNumId="12" w15:restartNumberingAfterBreak="0">
     <w:nsid w:val="27A1167C"/>
     <w:multiLevelType w:val="multilevel"/>
     <w:tmpl w:val="6DBAF99C"/>
@@ -2049,7 +2192,7 @@
       </w:rPr>
     </w:lvl>
   </w:abstractNum>
-  <w:abstractNum w:abstractNumId="12" w15:restartNumberingAfterBreak="0">
+  <w:abstractNum w:abstractNumId="13" w15:restartNumberingAfterBreak="0">
     <w:nsid w:val="2C2717C0"/>
     <w:multiLevelType w:val="multilevel"/>
     <w:tmpl w:val="C0D65778"/>
@@ -2198,7 +2341,7 @@
       </w:rPr>
     </w:lvl>
   </w:abstractNum>
-  <w:abstractNum w:abstractNumId="13" w15:restartNumberingAfterBreak="0">
+  <w:abstractNum w:abstractNumId="14" w15:restartNumberingAfterBreak="0">
     <w:nsid w:val="2DB824F6"/>
     <w:multiLevelType w:val="multilevel"/>
     <w:tmpl w:val="4EA8E2A4"/>
@@ -2347,7 +2490,7 @@
       </w:rPr>
     </w:lvl>
   </w:abstractNum>
-  <w:abstractNum w:abstractNumId="14" w15:restartNumberingAfterBreak="0">
+  <w:abstractNum w:abstractNumId="15" w15:restartNumberingAfterBreak="0">
     <w:nsid w:val="2E76118B"/>
     <w:multiLevelType w:val="multilevel"/>
     <w:tmpl w:val="707CCBC4"/>
@@ -2496,7 +2639,156 @@
       </w:rPr>
     </w:lvl>
   </w:abstractNum>
-  <w:abstractNum w:abstractNumId="15" w15:restartNumberingAfterBreak="0">
+  <w:abstractNum w:abstractNumId="16" w15:restartNumberingAfterBreak="0">
+    <w:nsid w:val="319D03CC"/>
+    <w:multiLevelType w:val="multilevel"/>
+    <w:tmpl w:val="CE1A3024"/>
+    <w:lvl w:ilvl="0">
+      <w:start w:val="1"/>
+      <w:numFmt w:val="bullet"/>
+      <w:lvlText w:val=""/>
+      <w:lvlJc w:val="left"/>
+      <w:pPr>
+        <w:tabs>
+          <w:tab w:val="num" w:pos="720"/>
+        </w:tabs>
+        <w:ind w:left="720" w:hanging="360"/>
+      </w:pPr>
+      <w:rPr>
+        <w:rFonts w:ascii="Symbol" w:hAnsi="Symbol" w:hint="default"/>
+        <w:sz w:val="20"/>
+      </w:rPr>
+    </w:lvl>
+    <w:lvl w:ilvl="1" w:tentative="1">
+      <w:start w:val="1"/>
+      <w:numFmt w:val="bullet"/>
+      <w:lvlText w:val="o"/>
+      <w:lvlJc w:val="left"/>
+      <w:pPr>
+        <w:tabs>
+          <w:tab w:val="num" w:pos="1440"/>
+        </w:tabs>
+        <w:ind w:left="1440" w:hanging="360"/>
+      </w:pPr>
+      <w:rPr>
+        <w:rFonts w:ascii="Courier New" w:hAnsi="Courier New" w:hint="default"/>
+        <w:sz w:val="20"/>
+      </w:rPr>
+    </w:lvl>
+    <w:lvl w:ilvl="2" w:tentative="1">
+      <w:start w:val="1"/>
+      <w:numFmt w:val="bullet"/>
+      <w:lvlText w:val=""/>
+      <w:lvlJc w:val="left"/>
+      <w:pPr>
+        <w:tabs>
+          <w:tab w:val="num" w:pos="2160"/>
+        </w:tabs>
+        <w:ind w:left="2160" w:hanging="360"/>
+      </w:pPr>
+      <w:rPr>
+        <w:rFonts w:ascii="Wingdings" w:hAnsi="Wingdings" w:hint="default"/>
+        <w:sz w:val="20"/>
+      </w:rPr>
+    </w:lvl>
+    <w:lvl w:ilvl="3" w:tentative="1">
+      <w:start w:val="1"/>
+      <w:numFmt w:val="bullet"/>
+      <w:lvlText w:val=""/>
+      <w:lvlJc w:val="left"/>
+      <w:pPr>
+        <w:tabs>
+          <w:tab w:val="num" w:pos="2880"/>
+        </w:tabs>
+        <w:ind w:left="2880" w:hanging="360"/>
+      </w:pPr>
+      <w:rPr>
+        <w:rFonts w:ascii="Wingdings" w:hAnsi="Wingdings" w:hint="default"/>
+        <w:sz w:val="20"/>
+      </w:rPr>
+    </w:lvl>
+    <w:lvl w:ilvl="4" w:tentative="1">
+      <w:start w:val="1"/>
+      <w:numFmt w:val="bullet"/>
+      <w:lvlText w:val=""/>
+      <w:lvlJc w:val="left"/>
+      <w:pPr>
+        <w:tabs>
+          <w:tab w:val="num" w:pos="3600"/>
+        </w:tabs>
+        <w:ind w:left="3600" w:hanging="360"/>
+      </w:pPr>
+      <w:rPr>
+        <w:rFonts w:ascii="Wingdings" w:hAnsi="Wingdings" w:hint="default"/>
+        <w:sz w:val="20"/>
+      </w:rPr>
+    </w:lvl>
+    <w:lvl w:ilvl="5" w:tentative="1">
+      <w:start w:val="1"/>
+      <w:numFmt w:val="bullet"/>
+      <w:lvlText w:val=""/>
+      <w:lvlJc w:val="left"/>
+      <w:pPr>
+        <w:tabs>
+          <w:tab w:val="num" w:pos="4320"/>
+        </w:tabs>
+        <w:ind w:left="4320" w:hanging="360"/>
+      </w:pPr>
+      <w:rPr>
+        <w:rFonts w:ascii="Wingdings" w:hAnsi="Wingdings" w:hint="default"/>
+        <w:sz w:val="20"/>
+      </w:rPr>
+    </w:lvl>
+    <w:lvl w:ilvl="6" w:tentative="1">
+      <w:start w:val="1"/>
+      <w:numFmt w:val="bullet"/>
+      <w:lvlText w:val=""/>
+      <w:lvlJc w:val="left"/>
+      <w:pPr>
+        <w:tabs>
+          <w:tab w:val="num" w:pos="5040"/>
+        </w:tabs>
+        <w:ind w:left="5040" w:hanging="360"/>
+      </w:pPr>
+      <w:rPr>
+        <w:rFonts w:ascii="Wingdings" w:hAnsi="Wingdings" w:hint="default"/>
+        <w:sz w:val="20"/>
+      </w:rPr>
+    </w:lvl>
+    <w:lvl w:ilvl="7" w:tentative="1">
+      <w:start w:val="1"/>
+      <w:numFmt w:val="bullet"/>
+      <w:lvlText w:val=""/>
+      <w:lvlJc w:val="left"/>
+      <w:pPr>
+        <w:tabs>
+          <w:tab w:val="num" w:pos="5760"/>
+        </w:tabs>
+        <w:ind w:left="5760" w:hanging="360"/>
+      </w:pPr>
+      <w:rPr>
+        <w:rFonts w:ascii="Wingdings" w:hAnsi="Wingdings" w:hint="default"/>
+        <w:sz w:val="20"/>
+      </w:rPr>
+    </w:lvl>
+    <w:lvl w:ilvl="8" w:tentative="1">
+      <w:start w:val="1"/>
+      <w:numFmt w:val="bullet"/>
+      <w:lvlText w:val=""/>
+      <w:lvlJc w:val="left"/>
+      <w:pPr>
+        <w:tabs>
+          <w:tab w:val="num" w:pos="6480"/>
+        </w:tabs>
+        <w:ind w:left="6480" w:hanging="360"/>
+      </w:pPr>
+      <w:rPr>
+        <w:rFonts w:ascii="Wingdings" w:hAnsi="Wingdings" w:hint="default"/>
+        <w:sz w:val="20"/>
+      </w:rPr>
+    </w:lvl>
+  </w:abstractNum>
+  <w:abstractNum w:abstractNumId="17" w15:restartNumberingAfterBreak="0">
     <w:nsid w:val="395E0E12"/>
     <w:multiLevelType w:val="multilevel"/>
     <w:tmpl w:val="15025D94"/>
@@ -2645,7 +2937,7 @@
       </w:rPr>
     </w:lvl>
   </w:abstractNum>
-  <w:abstractNum w:abstractNumId="16" w15:restartNumberingAfterBreak="0">
+  <w:abstractNum w:abstractNumId="18" w15:restartNumberingAfterBreak="0">
     <w:nsid w:val="3A9D602C"/>
     <w:multiLevelType w:val="multilevel"/>
     <w:tmpl w:val="ABF43D6C"/>
@@ -2794,7 +3086,7 @@
       </w:rPr>
     </w:lvl>
   </w:abstractNum>
-  <w:abstractNum w:abstractNumId="17" w15:restartNumberingAfterBreak="0">
+  <w:abstractNum w:abstractNumId="19" w15:restartNumberingAfterBreak="0">
     <w:nsid w:val="3BBF4701"/>
     <w:multiLevelType w:val="multilevel"/>
     <w:tmpl w:val="480A29DA"/>
@@ -2943,7 +3235,7 @@
       </w:rPr>
     </w:lvl>
   </w:abstractNum>
-  <w:abstractNum w:abstractNumId="18" w15:restartNumberingAfterBreak="0">
+  <w:abstractNum w:abstractNumId="20" w15:restartNumberingAfterBreak="0">
     <w:nsid w:val="3C1D6AED"/>
     <w:multiLevelType w:val="multilevel"/>
     <w:tmpl w:val="BFDC0D50"/>
@@ -3092,7 +3384,7 @@
       </w:rPr>
     </w:lvl>
   </w:abstractNum>
-  <w:abstractNum w:abstractNumId="19" w15:restartNumberingAfterBreak="0">
+  <w:abstractNum w:abstractNumId="21" w15:restartNumberingAfterBreak="0">
     <w:nsid w:val="42E75764"/>
     <w:multiLevelType w:val="multilevel"/>
     <w:tmpl w:val="9D183134"/>
@@ -3241,7 +3533,7 @@
       </w:rPr>
     </w:lvl>
   </w:abstractNum>
-  <w:abstractNum w:abstractNumId="20" w15:restartNumberingAfterBreak="0">
+  <w:abstractNum w:abstractNumId="22" w15:restartNumberingAfterBreak="0">
     <w:nsid w:val="450E5BCD"/>
     <w:multiLevelType w:val="multilevel"/>
     <w:tmpl w:val="10D2BC68"/>
@@ -3390,7 +3682,7 @@
       </w:rPr>
     </w:lvl>
   </w:abstractNum>
-  <w:abstractNum w:abstractNumId="21" w15:restartNumberingAfterBreak="0">
+  <w:abstractNum w:abstractNumId="23" w15:restartNumberingAfterBreak="0">
     <w:nsid w:val="46F43E57"/>
     <w:multiLevelType w:val="multilevel"/>
     <w:tmpl w:val="A87E55DA"/>
@@ -3539,7 +3831,7 @@
       </w:rPr>
     </w:lvl>
   </w:abstractNum>
-  <w:abstractNum w:abstractNumId="22" w15:restartNumberingAfterBreak="0">
+  <w:abstractNum w:abstractNumId="24" w15:restartNumberingAfterBreak="0">
     <w:nsid w:val="48430901"/>
     <w:multiLevelType w:val="multilevel"/>
     <w:tmpl w:val="36245766"/>
@@ -3688,7 +3980,7 @@
       </w:rPr>
     </w:lvl>
   </w:abstractNum>
-  <w:abstractNum w:abstractNumId="23" w15:restartNumberingAfterBreak="0">
+  <w:abstractNum w:abstractNumId="25" w15:restartNumberingAfterBreak="0">
     <w:nsid w:val="49964BBA"/>
     <w:multiLevelType w:val="multilevel"/>
     <w:tmpl w:val="DE643422"/>
@@ -3837,7 +4129,7 @@
       </w:rPr>
     </w:lvl>
   </w:abstractNum>
-  <w:abstractNum w:abstractNumId="24" w15:restartNumberingAfterBreak="0">
+  <w:abstractNum w:abstractNumId="26" w15:restartNumberingAfterBreak="0">
     <w:nsid w:val="4B2A51D6"/>
     <w:multiLevelType w:val="multilevel"/>
     <w:tmpl w:val="75967EE2"/>
@@ -3986,7 +4278,7 @@
       </w:rPr>
     </w:lvl>
   </w:abstractNum>
-  <w:abstractNum w:abstractNumId="25" w15:restartNumberingAfterBreak="0">
+  <w:abstractNum w:abstractNumId="27" w15:restartNumberingAfterBreak="0">
     <w:nsid w:val="4EFC4D2F"/>
     <w:multiLevelType w:val="multilevel"/>
     <w:tmpl w:val="B51C6E46"/>
@@ -4135,7 +4427,7 @@
       </w:rPr>
     </w:lvl>
   </w:abstractNum>
-  <w:abstractNum w:abstractNumId="26" w15:restartNumberingAfterBreak="0">
+  <w:abstractNum w:abstractNumId="28" w15:restartNumberingAfterBreak="0">
     <w:nsid w:val="53F10C48"/>
     <w:multiLevelType w:val="multilevel"/>
     <w:tmpl w:val="A3C096D8"/>
@@ -4284,7 +4576,7 @@
       </w:rPr>
     </w:lvl>
   </w:abstractNum>
-  <w:abstractNum w:abstractNumId="27" w15:restartNumberingAfterBreak="0">
+  <w:abstractNum w:abstractNumId="29" w15:restartNumberingAfterBreak="0">
     <w:nsid w:val="55711E4A"/>
     <w:multiLevelType w:val="multilevel"/>
     <w:tmpl w:val="69F41138"/>
@@ -4433,7 +4725,7 @@
       </w:rPr>
     </w:lvl>
   </w:abstractNum>
-  <w:abstractNum w:abstractNumId="28" w15:restartNumberingAfterBreak="0">
+  <w:abstractNum w:abstractNumId="30" w15:restartNumberingAfterBreak="0">
     <w:nsid w:val="56350650"/>
     <w:multiLevelType w:val="multilevel"/>
     <w:tmpl w:val="D38059CE"/>
@@ -4582,7 +4874,7 @@
       </w:rPr>
     </w:lvl>
   </w:abstractNum>
-  <w:abstractNum w:abstractNumId="29" w15:restartNumberingAfterBreak="0">
+  <w:abstractNum w:abstractNumId="31" w15:restartNumberingAfterBreak="0">
     <w:nsid w:val="56D91AF2"/>
     <w:multiLevelType w:val="multilevel"/>
     <w:tmpl w:val="C25E4C72"/>
@@ -4731,7 +5023,7 @@
       </w:rPr>
     </w:lvl>
   </w:abstractNum>
-  <w:abstractNum w:abstractNumId="30" w15:restartNumberingAfterBreak="0">
+  <w:abstractNum w:abstractNumId="32" w15:restartNumberingAfterBreak="0">
     <w:nsid w:val="59BA7DF6"/>
     <w:multiLevelType w:val="multilevel"/>
     <w:tmpl w:val="58E23C88"/>
@@ -4880,7 +5172,7 @@
       </w:rPr>
     </w:lvl>
   </w:abstractNum>
-  <w:abstractNum w:abstractNumId="31" w15:restartNumberingAfterBreak="0">
+  <w:abstractNum w:abstractNumId="33" w15:restartNumberingAfterBreak="0">
     <w:nsid w:val="60A01466"/>
     <w:multiLevelType w:val="multilevel"/>
     <w:tmpl w:val="A260C060"/>
@@ -5029,7 +5321,7 @@
       </w:rPr>
     </w:lvl>
   </w:abstractNum>
-  <w:abstractNum w:abstractNumId="32" w15:restartNumberingAfterBreak="0">
+  <w:abstractNum w:abstractNumId="34" w15:restartNumberingAfterBreak="0">
     <w:nsid w:val="611A72D5"/>
     <w:multiLevelType w:val="multilevel"/>
     <w:tmpl w:val="596AA9E4"/>
@@ -5178,7 +5470,7 @@
       </w:rPr>
     </w:lvl>
   </w:abstractNum>
-  <w:abstractNum w:abstractNumId="33" w15:restartNumberingAfterBreak="0">
+  <w:abstractNum w:abstractNumId="35" w15:restartNumberingAfterBreak="0">
     <w:nsid w:val="613A3C84"/>
     <w:multiLevelType w:val="multilevel"/>
     <w:tmpl w:val="C1A8029C"/>
@@ -5327,7 +5619,7 @@
       </w:rPr>
     </w:lvl>
   </w:abstractNum>
-  <w:abstractNum w:abstractNumId="34" w15:restartNumberingAfterBreak="0">
+  <w:abstractNum w:abstractNumId="36" w15:restartNumberingAfterBreak="0">
     <w:nsid w:val="65536748"/>
     <w:multiLevelType w:val="multilevel"/>
     <w:tmpl w:val="11AAE96C"/>
@@ -5476,7 +5768,7 @@
       </w:rPr>
     </w:lvl>
   </w:abstractNum>
-  <w:abstractNum w:abstractNumId="35" w15:restartNumberingAfterBreak="0">
+  <w:abstractNum w:abstractNumId="37" w15:restartNumberingAfterBreak="0">
     <w:nsid w:val="66977F80"/>
     <w:multiLevelType w:val="multilevel"/>
     <w:tmpl w:val="3AC29E7C"/>
@@ -5625,7 +5917,7 @@
       </w:rPr>
     </w:lvl>
   </w:abstractNum>
-  <w:abstractNum w:abstractNumId="36" w15:restartNumberingAfterBreak="0">
+  <w:abstractNum w:abstractNumId="38" w15:restartNumberingAfterBreak="0">
     <w:nsid w:val="66F351A8"/>
     <w:multiLevelType w:val="multilevel"/>
     <w:tmpl w:val="CD6889DA"/>
@@ -5774,7 +6066,7 @@
       </w:rPr>
     </w:lvl>
   </w:abstractNum>
-  <w:abstractNum w:abstractNumId="37" w15:restartNumberingAfterBreak="0">
+  <w:abstractNum w:abstractNumId="39" w15:restartNumberingAfterBreak="0">
     <w:nsid w:val="66F7606C"/>
     <w:multiLevelType w:val="multilevel"/>
     <w:tmpl w:val="BB30D4D4"/>
@@ -5923,7 +6215,7 @@
       </w:rPr>
     </w:lvl>
   </w:abstractNum>
-  <w:abstractNum w:abstractNumId="38" w15:restartNumberingAfterBreak="0">
+  <w:abstractNum w:abstractNumId="40" w15:restartNumberingAfterBreak="0">
     <w:nsid w:val="675876CA"/>
     <w:multiLevelType w:val="multilevel"/>
     <w:tmpl w:val="E378180A"/>
@@ -6072,7 +6364,7 @@
       </w:rPr>
     </w:lvl>
   </w:abstractNum>
-  <w:abstractNum w:abstractNumId="39" w15:restartNumberingAfterBreak="0">
+  <w:abstractNum w:abstractNumId="41" w15:restartNumberingAfterBreak="0">
     <w:nsid w:val="68901EA7"/>
     <w:multiLevelType w:val="multilevel"/>
     <w:tmpl w:val="6C743108"/>
@@ -6221,7 +6513,7 @@
       </w:rPr>
     </w:lvl>
   </w:abstractNum>
-  <w:abstractNum w:abstractNumId="40" w15:restartNumberingAfterBreak="0">
+  <w:abstractNum w:abstractNumId="42" w15:restartNumberingAfterBreak="0">
     <w:nsid w:val="6B5D2EB3"/>
     <w:multiLevelType w:val="multilevel"/>
     <w:tmpl w:val="8C9A694C"/>
@@ -6370,7 +6662,7 @@
       </w:rPr>
     </w:lvl>
   </w:abstractNum>
-  <w:abstractNum w:abstractNumId="41" w15:restartNumberingAfterBreak="0">
+  <w:abstractNum w:abstractNumId="43" w15:restartNumberingAfterBreak="0">
     <w:nsid w:val="6C194418"/>
     <w:multiLevelType w:val="multilevel"/>
     <w:tmpl w:val="39943626"/>
@@ -6519,7 +6811,7 @@
       </w:rPr>
     </w:lvl>
   </w:abstractNum>
-  <w:abstractNum w:abstractNumId="42" w15:restartNumberingAfterBreak="0">
+  <w:abstractNum w:abstractNumId="44" w15:restartNumberingAfterBreak="0">
     <w:nsid w:val="6E1030D6"/>
     <w:multiLevelType w:val="multilevel"/>
     <w:tmpl w:val="8DF8ED0C"/>
@@ -6668,7 +6960,7 @@
       </w:rPr>
     </w:lvl>
   </w:abstractNum>
-  <w:abstractNum w:abstractNumId="43" w15:restartNumberingAfterBreak="0">
+  <w:abstractNum w:abstractNumId="45" w15:restartNumberingAfterBreak="0">
     <w:nsid w:val="713E14FF"/>
     <w:multiLevelType w:val="multilevel"/>
     <w:tmpl w:val="43D0EA70"/>
@@ -6817,7 +7109,7 @@
       </w:rPr>
     </w:lvl>
   </w:abstractNum>
-  <w:abstractNum w:abstractNumId="44" w15:restartNumberingAfterBreak="0">
+  <w:abstractNum w:abstractNumId="46" w15:restartNumberingAfterBreak="0">
     <w:nsid w:val="75B87456"/>
     <w:multiLevelType w:val="multilevel"/>
     <w:tmpl w:val="B05A194E"/>
@@ -6966,7 +7258,7 @@
       </w:rPr>
     </w:lvl>
   </w:abstractNum>
-  <w:abstractNum w:abstractNumId="45" w15:restartNumberingAfterBreak="0">
+  <w:abstractNum w:abstractNumId="47" w15:restartNumberingAfterBreak="0">
     <w:nsid w:val="76352C27"/>
     <w:multiLevelType w:val="multilevel"/>
     <w:tmpl w:val="389653F0"/>
@@ -7115,7 +7407,7 @@
       </w:rPr>
     </w:lvl>
   </w:abstractNum>
-  <w:abstractNum w:abstractNumId="46" w15:restartNumberingAfterBreak="0">
+  <w:abstractNum w:abstractNumId="48" w15:restartNumberingAfterBreak="0">
     <w:nsid w:val="77640CE0"/>
     <w:multiLevelType w:val="multilevel"/>
     <w:tmpl w:val="3058F2D2"/>
@@ -7264,7 +7556,7 @@
       </w:rPr>
     </w:lvl>
   </w:abstractNum>
-  <w:abstractNum w:abstractNumId="47" w15:restartNumberingAfterBreak="0">
+  <w:abstractNum w:abstractNumId="49" w15:restartNumberingAfterBreak="0">
     <w:nsid w:val="79090E2E"/>
     <w:multiLevelType w:val="multilevel"/>
     <w:tmpl w:val="7AA6BC20"/>
@@ -7413,7 +7705,7 @@
       </w:rPr>
     </w:lvl>
   </w:abstractNum>
-  <w:abstractNum w:abstractNumId="48" w15:restartNumberingAfterBreak="0">
+  <w:abstractNum w:abstractNumId="50" w15:restartNumberingAfterBreak="0">
     <w:nsid w:val="7B094912"/>
     <w:multiLevelType w:val="multilevel"/>
     <w:tmpl w:val="EF7ABE96"/>
@@ -7562,7 +7854,7 @@
       </w:rPr>
     </w:lvl>
   </w:abstractNum>
-  <w:abstractNum w:abstractNumId="49" w15:restartNumberingAfterBreak="0">
+  <w:abstractNum w:abstractNumId="51" w15:restartNumberingAfterBreak="0">
     <w:nsid w:val="7CB15AB6"/>
     <w:multiLevelType w:val="multilevel"/>
     <w:tmpl w:val="79529A62"/>
@@ -7711,7 +8003,7 @@
       </w:rPr>
     </w:lvl>
   </w:abstractNum>
-  <w:abstractNum w:abstractNumId="50" w15:restartNumberingAfterBreak="0">
+  <w:abstractNum w:abstractNumId="52" w15:restartNumberingAfterBreak="0">
     <w:nsid w:val="7D2A0D5A"/>
     <w:multiLevelType w:val="multilevel"/>
     <w:tmpl w:val="B9D6C638"/>
@@ -7860,7 +8152,7 @@
       </w:rPr>
     </w:lvl>
   </w:abstractNum>
-  <w:abstractNum w:abstractNumId="51" w15:restartNumberingAfterBreak="0">
+  <w:abstractNum w:abstractNumId="53" w15:restartNumberingAfterBreak="0">
     <w:nsid w:val="7F2344C9"/>
     <w:multiLevelType w:val="multilevel"/>
     <w:tmpl w:val="3972373C"/>
@@ -8010,160 +8302,166 @@
     </w:lvl>
   </w:abstractNum>
   <w:num w:numId="1" w16cid:durableId="2016882999">
-    <w:abstractNumId w:val="21"/>
+    <w:abstractNumId w:val="23"/>
   </w:num>
   <w:num w:numId="2" w16cid:durableId="1516770254">
-    <w:abstractNumId w:val="30"/>
+    <w:abstractNumId w:val="32"/>
   </w:num>
   <w:num w:numId="3" w16cid:durableId="1279868778">
-    <w:abstractNumId w:val="31"/>
+    <w:abstractNumId w:val="33"/>
   </w:num>
   <w:num w:numId="4" w16cid:durableId="451092406">
     <w:abstractNumId w:val="1"/>
   </w:num>
   <w:num w:numId="5" w16cid:durableId="1514997203">
-    <w:abstractNumId w:val="28"/>
+    <w:abstractNumId w:val="30"/>
   </w:num>
   <w:num w:numId="6" w16cid:durableId="1760128647">
     <w:abstractNumId w:val="5"/>
   </w:num>
   <w:num w:numId="7" w16cid:durableId="1147549999">
-    <w:abstractNumId w:val="15"/>
+    <w:abstractNumId w:val="17"/>
   </w:num>
   <w:num w:numId="8" w16cid:durableId="31079034">
     <w:abstractNumId w:val="4"/>
   </w:num>
   <w:num w:numId="9" w16cid:durableId="445543454">
-    <w:abstractNumId w:val="29"/>
+    <w:abstractNumId w:val="31"/>
   </w:num>
   <w:num w:numId="10" w16cid:durableId="581917086">
-    <w:abstractNumId w:val="39"/>
+    <w:abstractNumId w:val="41"/>
   </w:num>
   <w:num w:numId="11" w16cid:durableId="474028345">
+    <w:abstractNumId w:val="20"/>
+  </w:num>
+  <w:num w:numId="12" w16cid:durableId="1162769715">
+    <w:abstractNumId w:val="25"/>
+  </w:num>
+  <w:num w:numId="13" w16cid:durableId="1345865764">
+    <w:abstractNumId w:val="15"/>
+  </w:num>
+  <w:num w:numId="14" w16cid:durableId="267935931">
+    <w:abstractNumId w:val="34"/>
+  </w:num>
+  <w:num w:numId="15" w16cid:durableId="1521384853">
     <w:abstractNumId w:val="18"/>
   </w:num>
-  <w:num w:numId="12" w16cid:durableId="1162769715">
-    <w:abstractNumId w:val="23"/>
-  </w:num>
-  <w:num w:numId="13" w16cid:durableId="1345865764">
-    <w:abstractNumId w:val="14"/>
-  </w:num>
-  <w:num w:numId="14" w16cid:durableId="267935931">
-    <w:abstractNumId w:val="32"/>
-  </w:num>
-  <w:num w:numId="15" w16cid:durableId="1521384853">
-    <w:abstractNumId w:val="16"/>
-  </w:num>
   <w:num w:numId="16" w16cid:durableId="1374573618">
-    <w:abstractNumId w:val="9"/>
+    <w:abstractNumId w:val="10"/>
   </w:num>
   <w:num w:numId="17" w16cid:durableId="1035500579">
-    <w:abstractNumId w:val="42"/>
+    <w:abstractNumId w:val="44"/>
   </w:num>
   <w:num w:numId="18" w16cid:durableId="191649467">
-    <w:abstractNumId w:val="12"/>
+    <w:abstractNumId w:val="13"/>
   </w:num>
   <w:num w:numId="19" w16cid:durableId="1246380804">
-    <w:abstractNumId w:val="34"/>
+    <w:abstractNumId w:val="36"/>
   </w:num>
   <w:num w:numId="20" w16cid:durableId="53889921">
-    <w:abstractNumId w:val="17"/>
+    <w:abstractNumId w:val="19"/>
   </w:num>
   <w:num w:numId="21" w16cid:durableId="648872423">
-    <w:abstractNumId w:val="44"/>
+    <w:abstractNumId w:val="46"/>
   </w:num>
   <w:num w:numId="22" w16cid:durableId="298460962">
     <w:abstractNumId w:val="7"/>
   </w:num>
   <w:num w:numId="23" w16cid:durableId="2137674160">
-    <w:abstractNumId w:val="48"/>
+    <w:abstractNumId w:val="50"/>
   </w:num>
   <w:num w:numId="24" w16cid:durableId="872621242">
     <w:abstractNumId w:val="6"/>
   </w:num>
   <w:num w:numId="25" w16cid:durableId="1309365413">
-    <w:abstractNumId w:val="35"/>
+    <w:abstractNumId w:val="37"/>
   </w:num>
   <w:num w:numId="26" w16cid:durableId="2069181728">
-    <w:abstractNumId w:val="46"/>
+    <w:abstractNumId w:val="48"/>
   </w:num>
   <w:num w:numId="27" w16cid:durableId="873271388">
-    <w:abstractNumId w:val="10"/>
+    <w:abstractNumId w:val="11"/>
   </w:num>
   <w:num w:numId="28" w16cid:durableId="939996546">
+    <w:abstractNumId w:val="24"/>
+  </w:num>
+  <w:num w:numId="29" w16cid:durableId="1130510541">
+    <w:abstractNumId w:val="47"/>
+  </w:num>
+  <w:num w:numId="30" w16cid:durableId="869103372">
     <w:abstractNumId w:val="22"/>
   </w:num>
-  <w:num w:numId="29" w16cid:durableId="1130510541">
-    <w:abstractNumId w:val="45"/>
-  </w:num>
-  <w:num w:numId="30" w16cid:durableId="869103372">
-    <w:abstractNumId w:val="20"/>
-  </w:num>
   <w:num w:numId="31" w16cid:durableId="924654249">
-    <w:abstractNumId w:val="37"/>
+    <w:abstractNumId w:val="39"/>
   </w:num>
   <w:num w:numId="32" w16cid:durableId="1985156001">
     <w:abstractNumId w:val="0"/>
   </w:num>
   <w:num w:numId="33" w16cid:durableId="825975558">
+    <w:abstractNumId w:val="28"/>
+  </w:num>
+  <w:num w:numId="34" w16cid:durableId="1092118246">
+    <w:abstractNumId w:val="12"/>
+  </w:num>
+  <w:num w:numId="35" w16cid:durableId="1618566016">
+    <w:abstractNumId w:val="43"/>
+  </w:num>
+  <w:num w:numId="36" w16cid:durableId="130250717">
+    <w:abstractNumId w:val="52"/>
+  </w:num>
+  <w:num w:numId="37" w16cid:durableId="701513990">
+    <w:abstractNumId w:val="45"/>
+  </w:num>
+  <w:num w:numId="38" w16cid:durableId="191841552">
     <w:abstractNumId w:val="26"/>
   </w:num>
-  <w:num w:numId="34" w16cid:durableId="1092118246">
-    <w:abstractNumId w:val="11"/>
-  </w:num>
-  <w:num w:numId="35" w16cid:durableId="1618566016">
-    <w:abstractNumId w:val="41"/>
-  </w:num>
-  <w:num w:numId="36" w16cid:durableId="130250717">
-    <w:abstractNumId w:val="50"/>
-  </w:num>
-  <w:num w:numId="37" w16cid:durableId="701513990">
-    <w:abstractNumId w:val="43"/>
-  </w:num>
-  <w:num w:numId="38" w16cid:durableId="191841552">
-    <w:abstractNumId w:val="24"/>
-  </w:num>
   <w:num w:numId="39" w16cid:durableId="1668436413">
-    <w:abstractNumId w:val="8"/>
+    <w:abstractNumId w:val="9"/>
   </w:num>
   <w:num w:numId="40" w16cid:durableId="599290102">
-    <w:abstractNumId w:val="51"/>
+    <w:abstractNumId w:val="53"/>
   </w:num>
   <w:num w:numId="41" w16cid:durableId="1314259263">
-    <w:abstractNumId w:val="38"/>
+    <w:abstractNumId w:val="40"/>
   </w:num>
   <w:num w:numId="42" w16cid:durableId="1793356255">
     <w:abstractNumId w:val="2"/>
   </w:num>
   <w:num w:numId="43" w16cid:durableId="195656678">
-    <w:abstractNumId w:val="40"/>
+    <w:abstractNumId w:val="42"/>
   </w:num>
   <w:num w:numId="44" w16cid:durableId="1953436267">
-    <w:abstractNumId w:val="36"/>
+    <w:abstractNumId w:val="38"/>
   </w:num>
   <w:num w:numId="45" w16cid:durableId="758211337">
-    <w:abstractNumId w:val="13"/>
+    <w:abstractNumId w:val="14"/>
   </w:num>
   <w:num w:numId="46" w16cid:durableId="532155374">
     <w:abstractNumId w:val="3"/>
   </w:num>
   <w:num w:numId="47" w16cid:durableId="142816221">
+    <w:abstractNumId w:val="51"/>
+  </w:num>
+  <w:num w:numId="48" w16cid:durableId="4788104">
+    <w:abstractNumId w:val="29"/>
+  </w:num>
+  <w:num w:numId="49" w16cid:durableId="1359233323">
     <w:abstractNumId w:val="49"/>
   </w:num>
-  <w:num w:numId="48" w16cid:durableId="4788104">
+  <w:num w:numId="50" w16cid:durableId="90589837">
     <w:abstractNumId w:val="27"/>
   </w:num>
-  <w:num w:numId="49" w16cid:durableId="1359233323">
-    <w:abstractNumId w:val="47"/>
-  </w:num>
-  <w:num w:numId="50" w16cid:durableId="90589837">
-    <w:abstractNumId w:val="25"/>
-  </w:num>
   <w:num w:numId="51" w16cid:durableId="272247626">
-    <w:abstractNumId w:val="19"/>
+    <w:abstractNumId w:val="21"/>
   </w:num>
   <w:num w:numId="52" w16cid:durableId="988052389">
-    <w:abstractNumId w:val="33"/>
+    <w:abstractNumId w:val="35"/>
+  </w:num>
+  <w:num w:numId="53" w16cid:durableId="248001599">
+    <w:abstractNumId w:val="16"/>
+  </w:num>
+  <w:num w:numId="54" w16cid:durableId="475688324">
+    <w:abstractNumId w:val="8"/>
   </w:num>
   <w:numIdMacAtCleanup w:val="2"/>
 </w:numbering>

--- a/data/Market_Read_daily.docx
+++ b/data/Market_Read_daily.docx
@@ -43,7 +43,7 @@
         <w:rPr>
           <w:rFonts w:ascii="Aptos" w:hAnsi="Aptos"/>
         </w:rPr>
-        <w:t>Breadth: 49.7% of names are positive.</w:t>
+        <w:t>Breadth: 50.0% of names are positive.</w:t>
       </w:r>
     </w:p>
     <w:p>
@@ -357,16 +357,8 @@
         <w:rPr>
           <w:rFonts w:ascii="Aptos" w:hAnsi="Aptos"/>
         </w:rPr>
-        <w:t xml:space="preserve">Bottom line: Breadth is essentially balanced with just under half of names positive, and the tape is favoring higher-beta leadership as Technology, Consumer Discretionary, and Communication Services carry the upside while defensives are mixed—Staples are firm but Utilities and Real Estate lag and Financials, Energy, Health Care, and Materials are effectively marking time. </w:t>
+        <w:t xml:space="preserve">Bottom line: Breadth is perfectly balanced with half the tape green, but leadership is clearly in higher-beta, growth-sensitive pockets as Technology, Consumer Discretionary, and Communication Services drive gains while defensives like Utilities and Real Estate lag and Financials, Energy, and Health Care mark time. That mix points to a market still willing to pay for secular growth and consumption, but not broadly embracing cyclicals, with Industrials soft and overall participation only middling. Macro conditions reflect a backdrop where growth is slowing from elevated levels and earnings revisions are starting to roll, even as easing but still-elevated inflation keeps the environment from feeling truly disinflationary. </w:t>
       </w:r>
-      <w:bookmarkStart w:id="0" w:name="_Hlk215862018"/>
-      <w:r>
-        <w:rPr>
-          <w:rFonts w:ascii="Aptos" w:hAnsi="Aptos"/>
-        </w:rPr>
-        <w:t>Macro conditions reflect a market grappling with slowing but still positive growth and easing yet elevated inflation: rising yields alongside flat bonds and a muted USD point to the market testing tighter financial conditions, while a strong energy complex and steady gold suggest inflation expectations are cooling from the peak but not reverting to pre-COVID benign levels. Taken together, today’s action lines up with a modestly risk-on posture concentrated in secular and cyclical growth, but against a backdrop where the market is starting to question the durability of the earnings cycle and may become more sensitive to further signs of growth deceleration.</w:t>
-      </w:r>
-      <w:bookmarkEnd w:id="0"/>
     </w:p>
     <w:sectPr>
       <w:pgSz w:w="12240" w:h="15840"/>
@@ -552,9 +544,9 @@
     </w:lvl>
   </w:abstractNum>
   <w:abstractNum w:abstractNumId="9" w15:restartNumberingAfterBreak="0">
-    <w:nsid w:val="0FA96791"/>
+    <w:nsid w:val="6ED0759D"/>
     <w:multiLevelType w:val="hybridMultilevel"/>
-    <w:tmpl w:val="C84A7BF8"/>
+    <w:tmpl w:val="BA9C93D2"/>
     <w:lvl w:ilvl="0" w:tplc="04090001">
       <w:start w:val="1"/>
       <w:numFmt w:val="bullet"/>
@@ -665,9 +657,9 @@
     </w:lvl>
   </w:abstractNum>
   <w:abstractNum w:abstractNumId="10" w15:restartNumberingAfterBreak="0">
-    <w:nsid w:val="38E6111F"/>
+    <w:nsid w:val="7F27487C"/>
     <w:multiLevelType w:val="hybridMultilevel"/>
-    <w:tmpl w:val="07A8F0E4"/>
+    <w:tmpl w:val="26807CF6"/>
     <w:lvl w:ilvl="0" w:tplc="04090001">
       <w:start w:val="1"/>
       <w:numFmt w:val="bullet"/>
@@ -777,37 +769,37 @@
       </w:rPr>
     </w:lvl>
   </w:abstractNum>
-  <w:num w:numId="1" w16cid:durableId="351340830">
+  <w:num w:numId="1" w16cid:durableId="1155220569">
     <w:abstractNumId w:val="8"/>
   </w:num>
-  <w:num w:numId="2" w16cid:durableId="1736395447">
+  <w:num w:numId="2" w16cid:durableId="1817794854">
     <w:abstractNumId w:val="6"/>
   </w:num>
-  <w:num w:numId="3" w16cid:durableId="1329867059">
+  <w:num w:numId="3" w16cid:durableId="1296831242">
     <w:abstractNumId w:val="5"/>
   </w:num>
-  <w:num w:numId="4" w16cid:durableId="981665328">
+  <w:num w:numId="4" w16cid:durableId="541283428">
     <w:abstractNumId w:val="4"/>
   </w:num>
-  <w:num w:numId="5" w16cid:durableId="933635273">
+  <w:num w:numId="5" w16cid:durableId="1439328037">
     <w:abstractNumId w:val="7"/>
   </w:num>
-  <w:num w:numId="6" w16cid:durableId="368187457">
+  <w:num w:numId="6" w16cid:durableId="707334994">
     <w:abstractNumId w:val="3"/>
   </w:num>
-  <w:num w:numId="7" w16cid:durableId="1752386023">
+  <w:num w:numId="7" w16cid:durableId="150289780">
     <w:abstractNumId w:val="2"/>
   </w:num>
-  <w:num w:numId="8" w16cid:durableId="1137842929">
+  <w:num w:numId="8" w16cid:durableId="1137259583">
     <w:abstractNumId w:val="1"/>
   </w:num>
-  <w:num w:numId="9" w16cid:durableId="973288750">
+  <w:num w:numId="9" w16cid:durableId="2047482970">
     <w:abstractNumId w:val="0"/>
   </w:num>
-  <w:num w:numId="10" w16cid:durableId="371346137">
+  <w:num w:numId="10" w16cid:durableId="1673483075">
     <w:abstractNumId w:val="10"/>
   </w:num>
-  <w:num w:numId="11" w16cid:durableId="1177576621">
+  <w:num w:numId="11" w16cid:durableId="2140217682">
     <w:abstractNumId w:val="9"/>
   </w:num>
 </w:numbering>

--- a/data/Market_Read_daily.docx
+++ b/data/Market_Read_daily.docx
@@ -3,28 +3,12 @@
 <w:document xmlns:wpc="http://schemas.microsoft.com/office/word/2010/wordprocessingCanvas" xmlns:cx="http://schemas.microsoft.com/office/drawing/2014/chartex" xmlns:cx1="http://schemas.microsoft.com/office/drawing/2015/9/8/chartex" xmlns:cx2="http://schemas.microsoft.com/office/drawing/2015/10/21/chartex" xmlns:cx3="http://schemas.microsoft.com/office/drawing/2016/5/9/chartex" xmlns:cx4="http://schemas.microsoft.com/office/drawing/2016/5/10/chartex" xmlns:cx5="http://schemas.microsoft.com/office/drawing/2016/5/11/chartex" xmlns:cx6="http://schemas.microsoft.com/office/drawing/2016/5/12/chartex" xmlns:cx7="http://schemas.microsoft.com/office/drawing/2016/5/13/chartex" xmlns:cx8="http://schemas.microsoft.com/office/drawing/2016/5/14/chartex" xmlns:mc="http://schemas.openxmlformats.org/markup-compatibility/2006" xmlns:aink="http://schemas.microsoft.com/office/drawing/2016/ink" xmlns:am3d="http://schemas.microsoft.com/office/drawing/2017/model3d" xmlns:o="urn:schemas-microsoft-com:office:office" xmlns:oel="http://schemas.microsoft.com/office/2019/extlst" xmlns:r="http://schemas.openxmlformats.org/officeDocument/2006/relationships" xmlns:m="http://schemas.openxmlformats.org/officeDocument/2006/math" xmlns:v="urn:schemas-microsoft-com:vml" xmlns:wp14="http://schemas.microsoft.com/office/word/2010/wordprocessingDrawing" xmlns:wp="http://schemas.openxmlformats.org/drawingml/2006/wordprocessingDrawing" xmlns:w10="urn:schemas-microsoft-com:office:word" xmlns:w="http://schemas.openxmlformats.org/wordprocessingml/2006/main" xmlns:w14="http://schemas.microsoft.com/office/word/2010/wordml" xmlns:w15="http://schemas.microsoft.com/office/word/2012/wordml" xmlns:w16cex="http://schemas.microsoft.com/office/word/2018/wordml/cex" xmlns:w16cid="http://schemas.microsoft.com/office/word/2016/wordml/cid" xmlns:w16="http://schemas.microsoft.com/office/word/2018/wordml" xmlns:w16du="http://schemas.microsoft.com/office/word/2023/wordml/word16du" xmlns:w16sdtdh="http://schemas.microsoft.com/office/word/2020/wordml/sdtdatahash" xmlns:w16sdtfl="http://schemas.microsoft.com/office/word/2024/wordml/sdtformatlock" xmlns:w16se="http://schemas.microsoft.com/office/word/2015/wordml/symex" xmlns:wpg="http://schemas.microsoft.com/office/word/2010/wordprocessingGroup" xmlns:wpi="http://schemas.microsoft.com/office/word/2010/wordprocessingInk" xmlns:wne="http://schemas.microsoft.com/office/word/2006/wordml" xmlns:wps="http://schemas.microsoft.com/office/word/2010/wordprocessingShape" mc:Ignorable="w14 w15 w16se w16cid w16 w16cex w16sdtdh w16sdtfl w16du wp14">
   <w:body>
     <w:p>
-      <w:pPr>
-        <w:rPr>
-          <w:rFonts w:ascii="Aptos" w:hAnsi="Aptos"/>
-        </w:rPr>
-      </w:pPr>
       <w:r>
-        <w:rPr>
-          <w:rFonts w:ascii="Aptos" w:hAnsi="Aptos"/>
-        </w:rPr>
-        <w:t>Market Read: December 05, 2025</w:t>
+        <w:t>Market Read: December 08, 2025</w:t>
       </w:r>
     </w:p>
     <w:p>
-      <w:pPr>
-        <w:rPr>
-          <w:rFonts w:ascii="Aptos" w:hAnsi="Aptos"/>
-        </w:rPr>
-      </w:pPr>
       <w:r>
-        <w:rPr>
-          <w:rFonts w:ascii="Aptos" w:hAnsi="Aptos"/>
-        </w:rPr>
         <w:t>The market is saying:</w:t>
       </w:r>
     </w:p>
@@ -35,15 +19,9 @@
           <w:ilvl w:val="0"/>
           <w:numId w:val="10"/>
         </w:numPr>
-        <w:rPr>
-          <w:rFonts w:ascii="Aptos" w:hAnsi="Aptos"/>
-        </w:rPr>
       </w:pPr>
       <w:r>
-        <w:rPr>
-          <w:rFonts w:ascii="Aptos" w:hAnsi="Aptos"/>
-        </w:rPr>
-        <w:t>Breadth: 50.0% of names are positive.</w:t>
+        <w:t>Breadth: 31.0% of names are positive.</w:t>
       </w:r>
     </w:p>
     <w:p>
@@ -53,15 +31,9 @@
           <w:ilvl w:val="0"/>
           <w:numId w:val="10"/>
         </w:numPr>
-        <w:rPr>
-          <w:rFonts w:ascii="Aptos" w:hAnsi="Aptos"/>
-        </w:rPr>
       </w:pPr>
       <w:r>
-        <w:rPr>
-          <w:rFonts w:ascii="Aptos" w:hAnsi="Aptos"/>
-        </w:rPr>
-        <w:t>Information Technology: leading (avg +0.99%)</w:t>
+        <w:t>Information Technology: flat (avg +0.18%)</w:t>
       </w:r>
     </w:p>
     <w:p>
@@ -71,15 +43,9 @@
           <w:ilvl w:val="0"/>
           <w:numId w:val="10"/>
         </w:numPr>
-        <w:rPr>
-          <w:rFonts w:ascii="Aptos" w:hAnsi="Aptos"/>
-        </w:rPr>
       </w:pPr>
       <w:r>
-        <w:rPr>
-          <w:rFonts w:ascii="Aptos" w:hAnsi="Aptos"/>
-        </w:rPr>
-        <w:t>Industrials: soft (avg -0.14%)</w:t>
+        <w:t>Industrials: soft (avg -0.38%)</w:t>
       </w:r>
     </w:p>
     <w:p>
@@ -89,15 +55,9 @@
           <w:ilvl w:val="0"/>
           <w:numId w:val="10"/>
         </w:numPr>
-        <w:rPr>
-          <w:rFonts w:ascii="Aptos" w:hAnsi="Aptos"/>
-        </w:rPr>
       </w:pPr>
       <w:r>
-        <w:rPr>
-          <w:rFonts w:ascii="Aptos" w:hAnsi="Aptos"/>
-        </w:rPr>
-        <w:t>Consumer Staples: firm (avg +0.32%)</w:t>
+        <w:t>Consumer Staples: lagging (avg -0.69%)</w:t>
       </w:r>
     </w:p>
     <w:p>
@@ -107,15 +67,9 @@
           <w:ilvl w:val="0"/>
           <w:numId w:val="10"/>
         </w:numPr>
-        <w:rPr>
-          <w:rFonts w:ascii="Aptos" w:hAnsi="Aptos"/>
-        </w:rPr>
       </w:pPr>
       <w:r>
-        <w:rPr>
-          <w:rFonts w:ascii="Aptos" w:hAnsi="Aptos"/>
-        </w:rPr>
-        <w:t>Consumer Discretionary: leading (avg +0.66%)</w:t>
+        <w:t>Consumer Discretionary: lagging (avg -0.86%)</w:t>
       </w:r>
     </w:p>
     <w:p>
@@ -125,15 +79,9 @@
           <w:ilvl w:val="0"/>
           <w:numId w:val="10"/>
         </w:numPr>
-        <w:rPr>
-          <w:rFonts w:ascii="Aptos" w:hAnsi="Aptos"/>
-        </w:rPr>
       </w:pPr>
       <w:r>
-        <w:rPr>
-          <w:rFonts w:ascii="Aptos" w:hAnsi="Aptos"/>
-        </w:rPr>
-        <w:t>Financials: flat (avg -0.09%)</w:t>
+        <w:t>Financials: soft (avg -0.36%)</w:t>
       </w:r>
     </w:p>
     <w:p>
@@ -143,15 +91,9 @@
           <w:ilvl w:val="0"/>
           <w:numId w:val="10"/>
         </w:numPr>
-        <w:rPr>
-          <w:rFonts w:ascii="Aptos" w:hAnsi="Aptos"/>
-        </w:rPr>
       </w:pPr>
       <w:r>
-        <w:rPr>
-          <w:rFonts w:ascii="Aptos" w:hAnsi="Aptos"/>
-        </w:rPr>
-        <w:t>Utilities: lagging (avg -0.77%)</w:t>
+        <w:t>Utilities: lagging (avg -1.07%)</w:t>
       </w:r>
     </w:p>
     <w:p>
@@ -161,15 +103,9 @@
           <w:ilvl w:val="0"/>
           <w:numId w:val="10"/>
         </w:numPr>
-        <w:rPr>
-          <w:rFonts w:ascii="Aptos" w:hAnsi="Aptos"/>
-        </w:rPr>
       </w:pPr>
       <w:r>
-        <w:rPr>
-          <w:rFonts w:ascii="Aptos" w:hAnsi="Aptos"/>
-        </w:rPr>
-        <w:t>Real Estate: soft (avg -0.31%)</w:t>
+        <w:t>Real Estate: lagging (avg -0.69%)</w:t>
       </w:r>
     </w:p>
     <w:p>
@@ -179,15 +115,9 @@
           <w:ilvl w:val="0"/>
           <w:numId w:val="10"/>
         </w:numPr>
-        <w:rPr>
-          <w:rFonts w:ascii="Aptos" w:hAnsi="Aptos"/>
-        </w:rPr>
       </w:pPr>
       <w:r>
-        <w:rPr>
-          <w:rFonts w:ascii="Aptos" w:hAnsi="Aptos"/>
-        </w:rPr>
-        <w:t>Materials: flat (avg +0.06%)</w:t>
+        <w:t>Materials: lagging (avg -1.22%)</w:t>
       </w:r>
     </w:p>
     <w:p>
@@ -197,15 +127,9 @@
           <w:ilvl w:val="0"/>
           <w:numId w:val="10"/>
         </w:numPr>
-        <w:rPr>
-          <w:rFonts w:ascii="Aptos" w:hAnsi="Aptos"/>
-        </w:rPr>
       </w:pPr>
       <w:r>
-        <w:rPr>
-          <w:rFonts w:ascii="Aptos" w:hAnsi="Aptos"/>
-        </w:rPr>
-        <w:t>Energy: flat (avg -0.01%)</w:t>
+        <w:t>Energy: lagging (avg -1.55%)</w:t>
       </w:r>
     </w:p>
     <w:p>
@@ -215,15 +139,9 @@
           <w:ilvl w:val="0"/>
           <w:numId w:val="10"/>
         </w:numPr>
-        <w:rPr>
-          <w:rFonts w:ascii="Aptos" w:hAnsi="Aptos"/>
-        </w:rPr>
       </w:pPr>
       <w:r>
-        <w:rPr>
-          <w:rFonts w:ascii="Aptos" w:hAnsi="Aptos"/>
-        </w:rPr>
-        <w:t>Health Care: flat (avg +0.04%)</w:t>
+        <w:t>Health Care: lagging (avg -1.21%)</w:t>
       </w:r>
     </w:p>
     <w:p>
@@ -233,27 +151,13 @@
           <w:ilvl w:val="0"/>
           <w:numId w:val="10"/>
         </w:numPr>
-        <w:rPr>
-          <w:rFonts w:ascii="Aptos" w:hAnsi="Aptos"/>
-        </w:rPr>
       </w:pPr>
       <w:r>
-        <w:rPr>
-          <w:rFonts w:ascii="Aptos" w:hAnsi="Aptos"/>
-        </w:rPr>
-        <w:t>Communication Services: leading (avg +0.64%)</w:t>
+        <w:t>Communication Services: soft (avg -0.15%)</w:t>
       </w:r>
     </w:p>
     <w:p>
-      <w:pPr>
-        <w:rPr>
-          <w:rFonts w:ascii="Aptos" w:hAnsi="Aptos"/>
-        </w:rPr>
-      </w:pPr>
       <w:r>
-        <w:rPr>
-          <w:rFonts w:ascii="Aptos" w:hAnsi="Aptos"/>
-        </w:rPr>
         <w:t>Macro levers:</w:t>
       </w:r>
     </w:p>
@@ -264,15 +168,9 @@
           <w:ilvl w:val="0"/>
           <w:numId w:val="11"/>
         </w:numPr>
-        <w:rPr>
-          <w:rFonts w:ascii="Aptos" w:hAnsi="Aptos"/>
-        </w:rPr>
       </w:pPr>
       <w:r>
-        <w:rPr>
-          <w:rFonts w:ascii="Aptos" w:hAnsi="Aptos"/>
-        </w:rPr>
-        <w:t>Gold: flat (avg -0.18%)</w:t>
+        <w:t>Gold: flat (avg -0.26%)</w:t>
       </w:r>
     </w:p>
     <w:p>
@@ -282,15 +180,9 @@
           <w:ilvl w:val="0"/>
           <w:numId w:val="11"/>
         </w:numPr>
-        <w:rPr>
-          <w:rFonts w:ascii="Aptos" w:hAnsi="Aptos"/>
-        </w:rPr>
       </w:pPr>
       <w:r>
-        <w:rPr>
-          <w:rFonts w:ascii="Aptos" w:hAnsi="Aptos"/>
-        </w:rPr>
-        <w:t>USD: flat (avg -0.11%)</w:t>
+        <w:t>USD: firm (avg +0.14%)</w:t>
       </w:r>
     </w:p>
     <w:p>
@@ -300,15 +192,9 @@
           <w:ilvl w:val="0"/>
           <w:numId w:val="11"/>
         </w:numPr>
-        <w:rPr>
-          <w:rFonts w:ascii="Aptos" w:hAnsi="Aptos"/>
-        </w:rPr>
       </w:pPr>
       <w:r>
-        <w:rPr>
-          <w:rFonts w:ascii="Aptos" w:hAnsi="Aptos"/>
-        </w:rPr>
-        <w:t>Yields: leading (avg +0.74%)</w:t>
+        <w:t>Yields: leading (avg +0.77%)</w:t>
       </w:r>
     </w:p>
     <w:p>
@@ -318,15 +204,9 @@
           <w:ilvl w:val="0"/>
           <w:numId w:val="11"/>
         </w:numPr>
-        <w:rPr>
-          <w:rFonts w:ascii="Aptos" w:hAnsi="Aptos"/>
-        </w:rPr>
       </w:pPr>
       <w:r>
-        <w:rPr>
-          <w:rFonts w:ascii="Aptos" w:hAnsi="Aptos"/>
-        </w:rPr>
-        <w:t>Bonds: flat (avg -0.22%)</w:t>
+        <w:t>Bonds: flat (avg -0.21%)</w:t>
       </w:r>
     </w:p>
     <w:p>
@@ -336,28 +216,14 @@
           <w:ilvl w:val="0"/>
           <w:numId w:val="11"/>
         </w:numPr>
-        <w:rPr>
-          <w:rFonts w:ascii="Aptos" w:hAnsi="Aptos"/>
-        </w:rPr>
       </w:pPr>
       <w:r>
-        <w:rPr>
-          <w:rFonts w:ascii="Aptos" w:hAnsi="Aptos"/>
-        </w:rPr>
-        <w:t>Energy complex: leading (avg +2.63%)</w:t>
+        <w:t>Energy complex: lagging (avg -4.96%)</w:t>
       </w:r>
     </w:p>
     <w:p>
-      <w:pPr>
-        <w:rPr>
-          <w:rFonts w:ascii="Aptos" w:hAnsi="Aptos"/>
-        </w:rPr>
-      </w:pPr>
       <w:r>
-        <w:rPr>
-          <w:rFonts w:ascii="Aptos" w:hAnsi="Aptos"/>
-        </w:rPr>
-        <w:t xml:space="preserve">Bottom line: Breadth is perfectly balanced with half the tape green, but leadership is clearly in higher-beta, growth-sensitive pockets as Technology, Consumer Discretionary, and Communication Services drive gains while defensives like Utilities and Real Estate lag and Financials, Energy, and Health Care mark time. That mix points to a market still willing to pay for secular growth and consumption, but not broadly embracing cyclicals, with Industrials soft and overall participation only middling. Macro conditions reflect a backdrop where growth is slowing from elevated levels and earnings revisions are starting to roll, even as easing but still-elevated inflation keeps the environment from feeling truly disinflationary. </w:t>
+        <w:t>Bottom line: With only about a third of names green, breadth is weak and the tape is leaning defensive as modest tech resilience is offset by broad-based selling across cyclicals and defensives alike, with Energy, Materials, Health Care, Utilities, and Real Estate all underperforming and Financials and Industrials soft, underscoring a lack of clear sector leadership. Macro conditions reflect slowing but still positive growth alongside easing yet elevated inflation expectations, and today’s firm USD, rising yields, flat gold and bonds, plus a sharply weaker energy complex are consistent with markets starting to question the durability of the prior growth run while fading inflation tail risk at the margin.</w:t>
       </w:r>
     </w:p>
     <w:sectPr>
@@ -544,9 +410,9 @@
     </w:lvl>
   </w:abstractNum>
   <w:abstractNum w:abstractNumId="9" w15:restartNumberingAfterBreak="0">
-    <w:nsid w:val="6ED0759D"/>
+    <w:nsid w:val="703146BC"/>
     <w:multiLevelType w:val="hybridMultilevel"/>
-    <w:tmpl w:val="BA9C93D2"/>
+    <w:tmpl w:val="CC92A990"/>
     <w:lvl w:ilvl="0" w:tplc="04090001">
       <w:start w:val="1"/>
       <w:numFmt w:val="bullet"/>
@@ -657,9 +523,9 @@
     </w:lvl>
   </w:abstractNum>
   <w:abstractNum w:abstractNumId="10" w15:restartNumberingAfterBreak="0">
-    <w:nsid w:val="7F27487C"/>
+    <w:nsid w:val="7CC14952"/>
     <w:multiLevelType w:val="hybridMultilevel"/>
-    <w:tmpl w:val="26807CF6"/>
+    <w:tmpl w:val="034CC166"/>
     <w:lvl w:ilvl="0" w:tplc="04090001">
       <w:start w:val="1"/>
       <w:numFmt w:val="bullet"/>
@@ -769,38 +635,38 @@
       </w:rPr>
     </w:lvl>
   </w:abstractNum>
-  <w:num w:numId="1" w16cid:durableId="1155220569">
+  <w:num w:numId="1" w16cid:durableId="95834602">
     <w:abstractNumId w:val="8"/>
   </w:num>
-  <w:num w:numId="2" w16cid:durableId="1817794854">
+  <w:num w:numId="2" w16cid:durableId="840848360">
     <w:abstractNumId w:val="6"/>
   </w:num>
-  <w:num w:numId="3" w16cid:durableId="1296831242">
+  <w:num w:numId="3" w16cid:durableId="1530560443">
     <w:abstractNumId w:val="5"/>
   </w:num>
-  <w:num w:numId="4" w16cid:durableId="541283428">
+  <w:num w:numId="4" w16cid:durableId="1597900978">
     <w:abstractNumId w:val="4"/>
   </w:num>
-  <w:num w:numId="5" w16cid:durableId="1439328037">
+  <w:num w:numId="5" w16cid:durableId="1865483607">
     <w:abstractNumId w:val="7"/>
   </w:num>
-  <w:num w:numId="6" w16cid:durableId="707334994">
+  <w:num w:numId="6" w16cid:durableId="1733457035">
     <w:abstractNumId w:val="3"/>
   </w:num>
-  <w:num w:numId="7" w16cid:durableId="150289780">
+  <w:num w:numId="7" w16cid:durableId="288824868">
     <w:abstractNumId w:val="2"/>
   </w:num>
-  <w:num w:numId="8" w16cid:durableId="1137259583">
+  <w:num w:numId="8" w16cid:durableId="1595439068">
     <w:abstractNumId w:val="1"/>
   </w:num>
-  <w:num w:numId="9" w16cid:durableId="2047482970">
+  <w:num w:numId="9" w16cid:durableId="301038354">
     <w:abstractNumId w:val="0"/>
   </w:num>
-  <w:num w:numId="10" w16cid:durableId="1673483075">
+  <w:num w:numId="10" w16cid:durableId="430515551">
+    <w:abstractNumId w:val="9"/>
+  </w:num>
+  <w:num w:numId="11" w16cid:durableId="2045590384">
     <w:abstractNumId w:val="10"/>
-  </w:num>
-  <w:num w:numId="11" w16cid:durableId="2140217682">
-    <w:abstractNumId w:val="9"/>
   </w:num>
 </w:numbering>
 </file>

--- a/data/Market_Read_daily.docx
+++ b/data/Market_Read_daily.docx
@@ -4,7 +4,7 @@
   <w:body>
     <w:p>
       <w:r>
-        <w:t>Market Read: December 08, 2025</w:t>
+        <w:t>Market Read: December 09, 2025</w:t>
       </w:r>
     </w:p>
     <w:p>
@@ -21,7 +21,7 @@
         </w:numPr>
       </w:pPr>
       <w:r>
-        <w:t>Breadth: 31.0% of names are positive.</w:t>
+        <w:t>Breadth: 43.3% of names are positive.</w:t>
       </w:r>
     </w:p>
     <w:p>
@@ -33,7 +33,7 @@
         </w:numPr>
       </w:pPr>
       <w:r>
-        <w:t>Information Technology: flat (avg +0.18%)</w:t>
+        <w:t>Information Technology: flat (avg +0.07%)</w:t>
       </w:r>
     </w:p>
     <w:p>
@@ -45,7 +45,7 @@
         </w:numPr>
       </w:pPr>
       <w:r>
-        <w:t>Industrials: soft (avg -0.38%)</w:t>
+        <w:t>Industrials: lagging (avg -0.76%)</w:t>
       </w:r>
     </w:p>
     <w:p>
@@ -57,7 +57,7 @@
         </w:numPr>
       </w:pPr>
       <w:r>
-        <w:t>Consumer Staples: lagging (avg -0.69%)</w:t>
+        <w:t>Consumer Staples: soft (avg -0.28%)</w:t>
       </w:r>
     </w:p>
     <w:p>
@@ -69,7 +69,7 @@
         </w:numPr>
       </w:pPr>
       <w:r>
-        <w:t>Consumer Discretionary: lagging (avg -0.86%)</w:t>
+        <w:t>Consumer Discretionary: lagging (avg -0.69%)</w:t>
       </w:r>
     </w:p>
     <w:p>
@@ -81,7 +81,7 @@
         </w:numPr>
       </w:pPr>
       <w:r>
-        <w:t>Financials: soft (avg -0.36%)</w:t>
+        <w:t>Financials: firm (avg +0.47%)</w:t>
       </w:r>
     </w:p>
     <w:p>
@@ -93,7 +93,7 @@
         </w:numPr>
       </w:pPr>
       <w:r>
-        <w:t>Utilities: lagging (avg -1.07%)</w:t>
+        <w:t>Utilities: flat (avg +0.15%)</w:t>
       </w:r>
     </w:p>
     <w:p>
@@ -105,7 +105,7 @@
         </w:numPr>
       </w:pPr>
       <w:r>
-        <w:t>Real Estate: lagging (avg -0.69%)</w:t>
+        <w:t>Real Estate: soft (avg -0.32%)</w:t>
       </w:r>
     </w:p>
     <w:p>
@@ -117,7 +117,7 @@
         </w:numPr>
       </w:pPr>
       <w:r>
-        <w:t>Materials: lagging (avg -1.22%)</w:t>
+        <w:t>Materials: lagging (avg -0.43%)</w:t>
       </w:r>
     </w:p>
     <w:p>
@@ -129,7 +129,7 @@
         </w:numPr>
       </w:pPr>
       <w:r>
-        <w:t>Energy: lagging (avg -1.55%)</w:t>
+        <w:t>Energy: firm (avg +0.29%)</w:t>
       </w:r>
     </w:p>
     <w:p>
@@ -141,7 +141,7 @@
         </w:numPr>
       </w:pPr>
       <w:r>
-        <w:t>Health Care: lagging (avg -1.21%)</w:t>
+        <w:t>Health Care: lagging (avg -0.76%)</w:t>
       </w:r>
     </w:p>
     <w:p>
@@ -153,7 +153,7 @@
         </w:numPr>
       </w:pPr>
       <w:r>
-        <w:t>Communication Services: soft (avg -0.15%)</w:t>
+        <w:t>Communication Services: flat (avg +0.18%)</w:t>
       </w:r>
     </w:p>
     <w:p>
@@ -170,7 +170,7 @@
         </w:numPr>
       </w:pPr>
       <w:r>
-        <w:t>Gold: flat (avg -0.26%)</w:t>
+        <w:t>Gold: leading (avg +0.51%)</w:t>
       </w:r>
     </w:p>
     <w:p>
@@ -194,7 +194,7 @@
         </w:numPr>
       </w:pPr>
       <w:r>
-        <w:t>Yields: leading (avg +0.77%)</w:t>
+        <w:t>Yields: leading (avg +0.30%)</w:t>
       </w:r>
     </w:p>
     <w:p>
@@ -206,7 +206,7 @@
         </w:numPr>
       </w:pPr>
       <w:r>
-        <w:t>Bonds: flat (avg -0.21%)</w:t>
+        <w:t>Bonds: flat (avg -0.05%)</w:t>
       </w:r>
     </w:p>
     <w:p>
@@ -218,12 +218,12 @@
         </w:numPr>
       </w:pPr>
       <w:r>
-        <w:t>Energy complex: lagging (avg -4.96%)</w:t>
+        <w:t>Energy complex: lagging (avg -3.67%)</w:t>
       </w:r>
     </w:p>
     <w:p>
       <w:r>
-        <w:t>Bottom line: With only about a third of names green, breadth is weak and the tape is leaning defensive as modest tech resilience is offset by broad-based selling across cyclicals and defensives alike, with Energy, Materials, Health Care, Utilities, and Real Estate all underperforming and Financials and Industrials soft, underscoring a lack of clear sector leadership. Macro conditions reflect slowing but still positive growth alongside easing yet elevated inflation expectations, and today’s firm USD, rising yields, flat gold and bonds, plus a sharply weaker energy complex are consistent with markets starting to question the durability of the prior growth run while fading inflation tail risk at the margin.</w:t>
+        <w:t>Bottom line: Participation is middling with just over 40% of names green, and the tape is rotating toward defensible cyclicals and cash-flow stories as Financials and Energy hold firm while classic growth leadership in Tech and Communication Services sits flat and economically sensitive groups like Industrials, Consumer Discretionary, Materials, and Health Care lag alongside softer Staples and Real Estate. Macro conditions reflect an environment where growth is slowing from elevated levels and earnings expectations are starting to crack while inflation moderates but stays structurally higher than the pre-COVID era, and today’s setup of firmer USD and rising yields alongside bid gold, flat bonds, and a notably weak energy complex is consistent with a market cautiously repricing toward weaker forward growth and sticky-but-cooling inflation rather than a clean “risk-on” impulse.</w:t>
       </w:r>
     </w:p>
     <w:sectPr>
@@ -410,9 +410,9 @@
     </w:lvl>
   </w:abstractNum>
   <w:abstractNum w:abstractNumId="9" w15:restartNumberingAfterBreak="0">
-    <w:nsid w:val="703146BC"/>
+    <w:nsid w:val="01042E4E"/>
     <w:multiLevelType w:val="hybridMultilevel"/>
-    <w:tmpl w:val="CC92A990"/>
+    <w:tmpl w:val="43E64880"/>
     <w:lvl w:ilvl="0" w:tplc="04090001">
       <w:start w:val="1"/>
       <w:numFmt w:val="bullet"/>
@@ -523,9 +523,9 @@
     </w:lvl>
   </w:abstractNum>
   <w:abstractNum w:abstractNumId="10" w15:restartNumberingAfterBreak="0">
-    <w:nsid w:val="7CC14952"/>
+    <w:nsid w:val="65BD5D52"/>
     <w:multiLevelType w:val="hybridMultilevel"/>
-    <w:tmpl w:val="034CC166"/>
+    <w:tmpl w:val="B22854BC"/>
     <w:lvl w:ilvl="0" w:tplc="04090001">
       <w:start w:val="1"/>
       <w:numFmt w:val="bullet"/>
@@ -635,37 +635,37 @@
       </w:rPr>
     </w:lvl>
   </w:abstractNum>
-  <w:num w:numId="1" w16cid:durableId="95834602">
+  <w:num w:numId="1" w16cid:durableId="313727165">
     <w:abstractNumId w:val="8"/>
   </w:num>
-  <w:num w:numId="2" w16cid:durableId="840848360">
+  <w:num w:numId="2" w16cid:durableId="1470511094">
     <w:abstractNumId w:val="6"/>
   </w:num>
-  <w:num w:numId="3" w16cid:durableId="1530560443">
+  <w:num w:numId="3" w16cid:durableId="1626351670">
     <w:abstractNumId w:val="5"/>
   </w:num>
-  <w:num w:numId="4" w16cid:durableId="1597900978">
+  <w:num w:numId="4" w16cid:durableId="1682125947">
     <w:abstractNumId w:val="4"/>
   </w:num>
-  <w:num w:numId="5" w16cid:durableId="1865483607">
+  <w:num w:numId="5" w16cid:durableId="1382092131">
     <w:abstractNumId w:val="7"/>
   </w:num>
-  <w:num w:numId="6" w16cid:durableId="1733457035">
+  <w:num w:numId="6" w16cid:durableId="93551065">
     <w:abstractNumId w:val="3"/>
   </w:num>
-  <w:num w:numId="7" w16cid:durableId="288824868">
+  <w:num w:numId="7" w16cid:durableId="926306826">
     <w:abstractNumId w:val="2"/>
   </w:num>
-  <w:num w:numId="8" w16cid:durableId="1595439068">
+  <w:num w:numId="8" w16cid:durableId="645627418">
     <w:abstractNumId w:val="1"/>
   </w:num>
-  <w:num w:numId="9" w16cid:durableId="301038354">
+  <w:num w:numId="9" w16cid:durableId="1847743105">
     <w:abstractNumId w:val="0"/>
   </w:num>
-  <w:num w:numId="10" w16cid:durableId="430515551">
+  <w:num w:numId="10" w16cid:durableId="1560242849">
     <w:abstractNumId w:val="9"/>
   </w:num>
-  <w:num w:numId="11" w16cid:durableId="2045590384">
+  <w:num w:numId="11" w16cid:durableId="1652712019">
     <w:abstractNumId w:val="10"/>
   </w:num>
 </w:numbering>

--- a/data/Market_Read_daily.docx
+++ b/data/Market_Read_daily.docx
@@ -4,7 +4,7 @@
   <w:body>
     <w:p>
       <w:r>
-        <w:t>Market Read: December 09, 2025</w:t>
+        <w:t>Market Read: December 10, 2025</w:t>
       </w:r>
     </w:p>
     <w:p>
@@ -21,7 +21,7 @@
         </w:numPr>
       </w:pPr>
       <w:r>
-        <w:t>Breadth: 43.3% of names are positive.</w:t>
+        <w:t>Breadth: 77.5% of names are positive.</w:t>
       </w:r>
     </w:p>
     <w:p>
@@ -33,7 +33,7 @@
         </w:numPr>
       </w:pPr>
       <w:r>
-        <w:t>Information Technology: flat (avg +0.07%)</w:t>
+        <w:t>Information Technology: leading (avg +1.27%)</w:t>
       </w:r>
     </w:p>
     <w:p>
@@ -45,7 +45,7 @@
         </w:numPr>
       </w:pPr>
       <w:r>
-        <w:t>Industrials: lagging (avg -0.76%)</w:t>
+        <w:t>Industrials: leading (avg +1.99%)</w:t>
       </w:r>
     </w:p>
     <w:p>
@@ -57,7 +57,7 @@
         </w:numPr>
       </w:pPr>
       <w:r>
-        <w:t>Consumer Staples: soft (avg -0.28%)</w:t>
+        <w:t>Consumer Staples: leading (avg +0.94%)</w:t>
       </w:r>
     </w:p>
     <w:p>
@@ -69,7 +69,7 @@
         </w:numPr>
       </w:pPr>
       <w:r>
-        <w:t>Consumer Discretionary: lagging (avg -0.69%)</w:t>
+        <w:t>Consumer Discretionary: leading (avg +1.94%)</w:t>
       </w:r>
     </w:p>
     <w:p>
@@ -81,7 +81,7 @@
         </w:numPr>
       </w:pPr>
       <w:r>
-        <w:t>Financials: firm (avg +0.47%)</w:t>
+        <w:t>Financials: leading (avg +1.33%)</w:t>
       </w:r>
     </w:p>
     <w:p>
@@ -93,7 +93,7 @@
         </w:numPr>
       </w:pPr>
       <w:r>
-        <w:t>Utilities: flat (avg +0.15%)</w:t>
+        <w:t>Utilities: soft (avg -0.30%)</w:t>
       </w:r>
     </w:p>
     <w:p>
@@ -105,7 +105,7 @@
         </w:numPr>
       </w:pPr>
       <w:r>
-        <w:t>Real Estate: soft (avg -0.32%)</w:t>
+        <w:t>Real Estate: leading (avg +0.59%)</w:t>
       </w:r>
     </w:p>
     <w:p>
@@ -117,7 +117,7 @@
         </w:numPr>
       </w:pPr>
       <w:r>
-        <w:t>Materials: lagging (avg -0.43%)</w:t>
+        <w:t>Materials: leading (avg +2.45%)</w:t>
       </w:r>
     </w:p>
     <w:p>
@@ -129,7 +129,7 @@
         </w:numPr>
       </w:pPr>
       <w:r>
-        <w:t>Energy: firm (avg +0.29%)</w:t>
+        <w:t>Energy: leading (avg +0.72%)</w:t>
       </w:r>
     </w:p>
     <w:p>
@@ -141,7 +141,7 @@
         </w:numPr>
       </w:pPr>
       <w:r>
-        <w:t>Health Care: lagging (avg -0.76%)</w:t>
+        <w:t>Health Care: leading (avg +1.61%)</w:t>
       </w:r>
     </w:p>
     <w:p>
@@ -153,7 +153,7 @@
         </w:numPr>
       </w:pPr>
       <w:r>
-        <w:t>Communication Services: flat (avg +0.18%)</w:t>
+        <w:t>Communication Services: firm (avg +0.40%)</w:t>
       </w:r>
     </w:p>
     <w:p>
@@ -170,7 +170,7 @@
         </w:numPr>
       </w:pPr>
       <w:r>
-        <w:t>Gold: leading (avg +0.51%)</w:t>
+        <w:t>Gold: leading (avg +0.43%)</w:t>
       </w:r>
     </w:p>
     <w:p>
@@ -182,7 +182,7 @@
         </w:numPr>
       </w:pPr>
       <w:r>
-        <w:t>USD: firm (avg +0.14%)</w:t>
+        <w:t>USD: lagging (avg -0.53%)</w:t>
       </w:r>
     </w:p>
     <w:p>
@@ -194,7 +194,7 @@
         </w:numPr>
       </w:pPr>
       <w:r>
-        <w:t>Yields: leading (avg +0.30%)</w:t>
+        <w:t>Yields: lagging (avg -0.46%)</w:t>
       </w:r>
     </w:p>
     <w:p>
@@ -206,7 +206,7 @@
         </w:numPr>
       </w:pPr>
       <w:r>
-        <w:t>Bonds: flat (avg -0.05%)</w:t>
+        <w:t>Bonds: leading (avg +0.32%)</w:t>
       </w:r>
     </w:p>
     <w:p>
@@ -218,13 +218,18 @@
         </w:numPr>
       </w:pPr>
       <w:r>
-        <w:t>Energy complex: lagging (avg -3.67%)</w:t>
+        <w:t>Energy complex: leading (avg +1.05%)</w:t>
       </w:r>
     </w:p>
     <w:p>
       <w:r>
-        <w:t>Bottom line: Participation is middling with just over 40% of names green, and the tape is rotating toward defensible cyclicals and cash-flow stories as Financials and Energy hold firm while classic growth leadership in Tech and Communication Services sits flat and economically sensitive groups like Industrials, Consumer Discretionary, Materials, and Health Care lag alongside softer Staples and Real Estate. Macro conditions reflect an environment where growth is slowing from elevated levels and earnings expectations are starting to crack while inflation moderates but stays structurally higher than the pre-COVID era, and today’s setup of firmer USD and rising yields alongside bid gold, flat bonds, and a notably weak energy complex is consistent with a market cautiously repricing toward weaker forward growth and sticky-but-cooling inflation rather than a clean “risk-on” impulse.</w:t>
+        <w:t xml:space="preserve">Bottom line: Broad participation with nearly 80% of names green and strong leadership across cyclicals (Industrials, Consumer Discretionary, Financials, Materials) alongside Tech and Health Care points to a pro‑risk tape, while defensive Utilities lag and Real Estate and Energy participate, reinforcing a rotation toward growth- and reflation-sensitive areas. </w:t>
       </w:r>
+      <w:bookmarkStart w:id="0" w:name="_Hlk216289515"/>
+      <w:r>
+        <w:t>Macro posture shows growth is decelerating from elevated levels and inflation pressures are easing but still sticky versus pre-COVID, and today’s weaker dollar, softer yields, bid to bonds, firm gold, and strength across the energy complex together signal the market is leaning into a lower‑rate, still‑inflationary environment that currently favors risk assets with some ongoing demand for hedges.</w:t>
+      </w:r>
+      <w:bookmarkEnd w:id="0"/>
     </w:p>
     <w:sectPr>
       <w:pgSz w:w="12240" w:h="15840"/>
@@ -410,9 +415,9 @@
     </w:lvl>
   </w:abstractNum>
   <w:abstractNum w:abstractNumId="9" w15:restartNumberingAfterBreak="0">
-    <w:nsid w:val="01042E4E"/>
+    <w:nsid w:val="01F5355B"/>
     <w:multiLevelType w:val="hybridMultilevel"/>
-    <w:tmpl w:val="43E64880"/>
+    <w:tmpl w:val="37BC7D1E"/>
     <w:lvl w:ilvl="0" w:tplc="04090001">
       <w:start w:val="1"/>
       <w:numFmt w:val="bullet"/>
@@ -523,9 +528,9 @@
     </w:lvl>
   </w:abstractNum>
   <w:abstractNum w:abstractNumId="10" w15:restartNumberingAfterBreak="0">
-    <w:nsid w:val="65BD5D52"/>
+    <w:nsid w:val="1F971BD4"/>
     <w:multiLevelType w:val="hybridMultilevel"/>
-    <w:tmpl w:val="B22854BC"/>
+    <w:tmpl w:val="8C7E3AE2"/>
     <w:lvl w:ilvl="0" w:tplc="04090001">
       <w:start w:val="1"/>
       <w:numFmt w:val="bullet"/>
@@ -635,38 +640,38 @@
       </w:rPr>
     </w:lvl>
   </w:abstractNum>
-  <w:num w:numId="1" w16cid:durableId="313727165">
+  <w:num w:numId="1" w16cid:durableId="2001157803">
     <w:abstractNumId w:val="8"/>
   </w:num>
-  <w:num w:numId="2" w16cid:durableId="1470511094">
+  <w:num w:numId="2" w16cid:durableId="712730949">
     <w:abstractNumId w:val="6"/>
   </w:num>
-  <w:num w:numId="3" w16cid:durableId="1626351670">
+  <w:num w:numId="3" w16cid:durableId="1495533113">
     <w:abstractNumId w:val="5"/>
   </w:num>
-  <w:num w:numId="4" w16cid:durableId="1682125947">
+  <w:num w:numId="4" w16cid:durableId="252981082">
     <w:abstractNumId w:val="4"/>
   </w:num>
-  <w:num w:numId="5" w16cid:durableId="1382092131">
+  <w:num w:numId="5" w16cid:durableId="1758866345">
     <w:abstractNumId w:val="7"/>
   </w:num>
-  <w:num w:numId="6" w16cid:durableId="93551065">
+  <w:num w:numId="6" w16cid:durableId="384764545">
     <w:abstractNumId w:val="3"/>
   </w:num>
-  <w:num w:numId="7" w16cid:durableId="926306826">
+  <w:num w:numId="7" w16cid:durableId="1048726111">
     <w:abstractNumId w:val="2"/>
   </w:num>
-  <w:num w:numId="8" w16cid:durableId="645627418">
+  <w:num w:numId="8" w16cid:durableId="1519584669">
     <w:abstractNumId w:val="1"/>
   </w:num>
-  <w:num w:numId="9" w16cid:durableId="1847743105">
+  <w:num w:numId="9" w16cid:durableId="1541430680">
     <w:abstractNumId w:val="0"/>
   </w:num>
-  <w:num w:numId="10" w16cid:durableId="1560242849">
+  <w:num w:numId="10" w16cid:durableId="2015762607">
+    <w:abstractNumId w:val="10"/>
+  </w:num>
+  <w:num w:numId="11" w16cid:durableId="580986031">
     <w:abstractNumId w:val="9"/>
-  </w:num>
-  <w:num w:numId="11" w16cid:durableId="1652712019">
-    <w:abstractNumId w:val="10"/>
   </w:num>
 </w:numbering>
 </file>

--- a/data/Market_Read_daily.docx
+++ b/data/Market_Read_daily.docx
@@ -4,7 +4,7 @@
   <w:body>
     <w:p>
       <w:r>
-        <w:t>Market Read: December 10, 2025</w:t>
+        <w:t>Market Read: December 11, 2025</w:t>
       </w:r>
     </w:p>
     <w:p>
@@ -21,7 +21,7 @@
         </w:numPr>
       </w:pPr>
       <w:r>
-        <w:t>Breadth: 77.5% of names are positive.</w:t>
+        <w:t>Breadth: 70.9% of names are positive.</w:t>
       </w:r>
     </w:p>
     <w:p>
@@ -33,7 +33,7 @@
         </w:numPr>
       </w:pPr>
       <w:r>
-        <w:t>Information Technology: leading (avg +1.27%)</w:t>
+        <w:t>Information Technology: flat (avg +0.13%)</w:t>
       </w:r>
     </w:p>
     <w:p>
@@ -45,7 +45,7 @@
         </w:numPr>
       </w:pPr>
       <w:r>
-        <w:t>Industrials: leading (avg +1.99%)</w:t>
+        <w:t>Industrials: leading (avg +1.19%)</w:t>
       </w:r>
     </w:p>
     <w:p>
@@ -57,7 +57,7 @@
         </w:numPr>
       </w:pPr>
       <w:r>
-        <w:t>Consumer Staples: leading (avg +0.94%)</w:t>
+        <w:t>Consumer Staples: leading (avg +0.90%)</w:t>
       </w:r>
     </w:p>
     <w:p>
@@ -69,7 +69,7 @@
         </w:numPr>
       </w:pPr>
       <w:r>
-        <w:t>Consumer Discretionary: leading (avg +1.94%)</w:t>
+        <w:t>Consumer Discretionary: leading (avg +1.43%)</w:t>
       </w:r>
     </w:p>
     <w:p>
@@ -81,7 +81,7 @@
         </w:numPr>
       </w:pPr>
       <w:r>
-        <w:t>Financials: leading (avg +1.33%)</w:t>
+        <w:t>Financials: leading (avg +1.41%)</w:t>
       </w:r>
     </w:p>
     <w:p>
@@ -93,7 +93,7 @@
         </w:numPr>
       </w:pPr>
       <w:r>
-        <w:t>Utilities: soft (avg -0.30%)</w:t>
+        <w:t>Utilities: firm (avg +0.48%)</w:t>
       </w:r>
     </w:p>
     <w:p>
@@ -105,7 +105,7 @@
         </w:numPr>
       </w:pPr>
       <w:r>
-        <w:t>Real Estate: leading (avg +0.59%)</w:t>
+        <w:t>Real Estate: leading (avg +0.79%)</w:t>
       </w:r>
     </w:p>
     <w:p>
@@ -117,7 +117,7 @@
         </w:numPr>
       </w:pPr>
       <w:r>
-        <w:t>Materials: leading (avg +2.45%)</w:t>
+        <w:t>Materials: leading (avg +1.75%)</w:t>
       </w:r>
     </w:p>
     <w:p>
@@ -129,7 +129,7 @@
         </w:numPr>
       </w:pPr>
       <w:r>
-        <w:t>Energy: leading (avg +0.72%)</w:t>
+        <w:t>Energy: lagging (avg -0.80%)</w:t>
       </w:r>
     </w:p>
     <w:p>
@@ -141,7 +141,7 @@
         </w:numPr>
       </w:pPr>
       <w:r>
-        <w:t>Health Care: leading (avg +1.61%)</w:t>
+        <w:t>Health Care: leading (avg +0.92%)</w:t>
       </w:r>
     </w:p>
     <w:p>
@@ -153,7 +153,7 @@
         </w:numPr>
       </w:pPr>
       <w:r>
-        <w:t>Communication Services: firm (avg +0.40%)</w:t>
+        <w:t>Communication Services: flat (avg +0.00%)</w:t>
       </w:r>
     </w:p>
     <w:p>
@@ -170,7 +170,7 @@
         </w:numPr>
       </w:pPr>
       <w:r>
-        <w:t>Gold: leading (avg +0.43%)</w:t>
+        <w:t>Gold: leading (avg +1.08%)</w:t>
       </w:r>
     </w:p>
     <w:p>
@@ -182,7 +182,7 @@
         </w:numPr>
       </w:pPr>
       <w:r>
-        <w:t>USD: lagging (avg -0.53%)</w:t>
+        <w:t>USD: lagging (avg -0.36%)</w:t>
       </w:r>
     </w:p>
     <w:p>
@@ -194,7 +194,7 @@
         </w:numPr>
       </w:pPr>
       <w:r>
-        <w:t>Yields: lagging (avg -0.46%)</w:t>
+        <w:t>Yields: lagging (avg -0.61%)</w:t>
       </w:r>
     </w:p>
     <w:p>
@@ -206,7 +206,7 @@
         </w:numPr>
       </w:pPr>
       <w:r>
-        <w:t>Bonds: leading (avg +0.32%)</w:t>
+        <w:t>Bonds: flat (avg -0.07%)</w:t>
       </w:r>
     </w:p>
     <w:p>
@@ -218,16 +218,16 @@
         </w:numPr>
       </w:pPr>
       <w:r>
-        <w:t>Energy complex: leading (avg +1.05%)</w:t>
+        <w:t>Energy complex: lagging (avg -5.05%)</w:t>
       </w:r>
     </w:p>
     <w:p>
       <w:r>
-        <w:t xml:space="preserve">Bottom line: Broad participation with nearly 80% of names green and strong leadership across cyclicals (Industrials, Consumer Discretionary, Financials, Materials) alongside Tech and Health Care points to a pro‑risk tape, while defensive Utilities lag and Real Estate and Energy participate, reinforcing a rotation toward growth- and reflation-sensitive areas. </w:t>
+        <w:t xml:space="preserve">Bottom line: Broad participation with roughly 71% of names green and strong leadership from cyclicals and rate-sensitives (Industrials, Financials, Consumer Discretionary, Materials, Real Estate, Health Care, and defensives like Staples) alongside firm Utilities paints a pro-risk tape despite flat Tech and Communication Services and notable underperformance in Energy. </w:t>
       </w:r>
-      <w:bookmarkStart w:id="0" w:name="_Hlk216289515"/>
+      <w:bookmarkStart w:id="0" w:name="_Hlk216375899"/>
       <w:r>
-        <w:t>Macro posture shows growth is decelerating from elevated levels and inflation pressures are easing but still sticky versus pre-COVID, and today’s weaker dollar, softer yields, bid to bonds, firm gold, and strength across the energy complex together signal the market is leaning into a lower‑rate, still‑inflationary environment that currently favors risk assets with some ongoing demand for hedges.</w:t>
+        <w:t>Macro posture shows markets leaning into a slowing-growth, easing-but-still-elevated inflation backdrop, with weaker USD and yields plus soft bonds and a sharply lagging energy complex offset by firm gold, all signaling a market that is rotating within equities toward economically sensitive and yield-beneficiary sectors while fading the inflation trade for now.</w:t>
       </w:r>
       <w:bookmarkEnd w:id="0"/>
     </w:p>
@@ -415,9 +415,9 @@
     </w:lvl>
   </w:abstractNum>
   <w:abstractNum w:abstractNumId="9" w15:restartNumberingAfterBreak="0">
-    <w:nsid w:val="01F5355B"/>
+    <w:nsid w:val="2696707E"/>
     <w:multiLevelType w:val="hybridMultilevel"/>
-    <w:tmpl w:val="37BC7D1E"/>
+    <w:tmpl w:val="D3A2A5EC"/>
     <w:lvl w:ilvl="0" w:tplc="04090001">
       <w:start w:val="1"/>
       <w:numFmt w:val="bullet"/>
@@ -528,9 +528,9 @@
     </w:lvl>
   </w:abstractNum>
   <w:abstractNum w:abstractNumId="10" w15:restartNumberingAfterBreak="0">
-    <w:nsid w:val="1F971BD4"/>
+    <w:nsid w:val="46777D43"/>
     <w:multiLevelType w:val="hybridMultilevel"/>
-    <w:tmpl w:val="8C7E3AE2"/>
+    <w:tmpl w:val="8D8A5380"/>
     <w:lvl w:ilvl="0" w:tplc="04090001">
       <w:start w:val="1"/>
       <w:numFmt w:val="bullet"/>
@@ -640,38 +640,38 @@
       </w:rPr>
     </w:lvl>
   </w:abstractNum>
-  <w:num w:numId="1" w16cid:durableId="2001157803">
+  <w:num w:numId="1" w16cid:durableId="1523742282">
     <w:abstractNumId w:val="8"/>
   </w:num>
-  <w:num w:numId="2" w16cid:durableId="712730949">
+  <w:num w:numId="2" w16cid:durableId="1641425975">
     <w:abstractNumId w:val="6"/>
   </w:num>
-  <w:num w:numId="3" w16cid:durableId="1495533113">
+  <w:num w:numId="3" w16cid:durableId="33386109">
     <w:abstractNumId w:val="5"/>
   </w:num>
-  <w:num w:numId="4" w16cid:durableId="252981082">
+  <w:num w:numId="4" w16cid:durableId="445194328">
     <w:abstractNumId w:val="4"/>
   </w:num>
-  <w:num w:numId="5" w16cid:durableId="1758866345">
+  <w:num w:numId="5" w16cid:durableId="1484204063">
     <w:abstractNumId w:val="7"/>
   </w:num>
-  <w:num w:numId="6" w16cid:durableId="384764545">
+  <w:num w:numId="6" w16cid:durableId="742141067">
     <w:abstractNumId w:val="3"/>
   </w:num>
-  <w:num w:numId="7" w16cid:durableId="1048726111">
+  <w:num w:numId="7" w16cid:durableId="2041204487">
     <w:abstractNumId w:val="2"/>
   </w:num>
-  <w:num w:numId="8" w16cid:durableId="1519584669">
+  <w:num w:numId="8" w16cid:durableId="790786889">
     <w:abstractNumId w:val="1"/>
   </w:num>
-  <w:num w:numId="9" w16cid:durableId="1541430680">
+  <w:num w:numId="9" w16cid:durableId="1636527937">
     <w:abstractNumId w:val="0"/>
   </w:num>
-  <w:num w:numId="10" w16cid:durableId="2015762607">
+  <w:num w:numId="10" w16cid:durableId="295529616">
+    <w:abstractNumId w:val="9"/>
+  </w:num>
+  <w:num w:numId="11" w16cid:durableId="827478266">
     <w:abstractNumId w:val="10"/>
-  </w:num>
-  <w:num w:numId="11" w16cid:durableId="580986031">
-    <w:abstractNumId w:val="9"/>
   </w:num>
 </w:numbering>
 </file>

--- a/data/Market_Read_daily.docx
+++ b/data/Market_Read_daily.docx
@@ -4,7 +4,7 @@
   <w:body>
     <w:p>
       <w:r>
-        <w:t>Market Read: December 11, 2025</w:t>
+        <w:t>Market Read: December 12, 2025</w:t>
       </w:r>
     </w:p>
     <w:p>
@@ -21,7 +21,7 @@
         </w:numPr>
       </w:pPr>
       <w:r>
-        <w:t>Breadth: 70.9% of names are positive.</w:t>
+        <w:t>Breadth: 38.0% of names are positive.</w:t>
       </w:r>
     </w:p>
     <w:p>
@@ -33,7 +33,7 @@
         </w:numPr>
       </w:pPr>
       <w:r>
-        <w:t>Information Technology: flat (avg +0.13%)</w:t>
+        <w:t>Information Technology: lagging (avg -2.78%)</w:t>
       </w:r>
     </w:p>
     <w:p>
@@ -45,7 +45,7 @@
         </w:numPr>
       </w:pPr>
       <w:r>
-        <w:t>Industrials: leading (avg +1.19%)</w:t>
+        <w:t>Industrials: lagging (avg -0.73%)</w:t>
       </w:r>
     </w:p>
     <w:p>
@@ -57,7 +57,7 @@
         </w:numPr>
       </w:pPr>
       <w:r>
-        <w:t>Consumer Staples: leading (avg +0.90%)</w:t>
+        <w:t>Consumer Staples: leading (avg +0.59%)</w:t>
       </w:r>
     </w:p>
     <w:p>
@@ -69,7 +69,7 @@
         </w:numPr>
       </w:pPr>
       <w:r>
-        <w:t>Consumer Discretionary: leading (avg +1.43%)</w:t>
+        <w:t>Consumer Discretionary: flat (avg +0.17%)</w:t>
       </w:r>
     </w:p>
     <w:p>
@@ -81,7 +81,7 @@
         </w:numPr>
       </w:pPr>
       <w:r>
-        <w:t>Financials: leading (avg +1.41%)</w:t>
+        <w:t>Financials: flat (avg -0.07%)</w:t>
       </w:r>
     </w:p>
     <w:p>
@@ -93,7 +93,7 @@
         </w:numPr>
       </w:pPr>
       <w:r>
-        <w:t>Utilities: firm (avg +0.48%)</w:t>
+        <w:t>Utilities: flat (avg -0.02%)</w:t>
       </w:r>
     </w:p>
     <w:p>
@@ -105,7 +105,7 @@
         </w:numPr>
       </w:pPr>
       <w:r>
-        <w:t>Real Estate: leading (avg +0.79%)</w:t>
+        <w:t>Real Estate: flat (avg -0.03%)</w:t>
       </w:r>
     </w:p>
     <w:p>
@@ -117,7 +117,7 @@
         </w:numPr>
       </w:pPr>
       <w:r>
-        <w:t>Materials: leading (avg +1.75%)</w:t>
+        <w:t>Materials: soft (avg -0.21%)</w:t>
       </w:r>
     </w:p>
     <w:p>
@@ -129,7 +129,7 @@
         </w:numPr>
       </w:pPr>
       <w:r>
-        <w:t>Energy: lagging (avg -0.80%)</w:t>
+        <w:t>Energy: lagging (avg -1.20%)</w:t>
       </w:r>
     </w:p>
     <w:p>
@@ -141,7 +141,7 @@
         </w:numPr>
       </w:pPr>
       <w:r>
-        <w:t>Health Care: leading (avg +0.92%)</w:t>
+        <w:t>Health Care: soft (avg -0.21%)</w:t>
       </w:r>
     </w:p>
     <w:p>
@@ -153,7 +153,7 @@
         </w:numPr>
       </w:pPr>
       <w:r>
-        <w:t>Communication Services: flat (avg +0.00%)</w:t>
+        <w:t>Communication Services: lagging (avg -0.40%)</w:t>
       </w:r>
     </w:p>
     <w:p>
@@ -170,7 +170,7 @@
         </w:numPr>
       </w:pPr>
       <w:r>
-        <w:t>Gold: leading (avg +1.08%)</w:t>
+        <w:t>Gold: leading (avg +0.56%)</w:t>
       </w:r>
     </w:p>
     <w:p>
@@ -182,7 +182,7 @@
         </w:numPr>
       </w:pPr>
       <w:r>
-        <w:t>USD: lagging (avg -0.36%)</w:t>
+        <w:t>USD: firm (avg +0.14%)</w:t>
       </w:r>
     </w:p>
     <w:p>
@@ -194,7 +194,7 @@
         </w:numPr>
       </w:pPr>
       <w:r>
-        <w:t>Yields: lagging (avg -0.61%)</w:t>
+        <w:t>Yields: leading (avg +1.22%)</w:t>
       </w:r>
     </w:p>
     <w:p>
@@ -206,7 +206,7 @@
         </w:numPr>
       </w:pPr>
       <w:r>
-        <w:t>Bonds: flat (avg -0.07%)</w:t>
+        <w:t>Bonds: lagging (avg -0.47%)</w:t>
       </w:r>
     </w:p>
     <w:p>
@@ -218,16 +218,16 @@
         </w:numPr>
       </w:pPr>
       <w:r>
-        <w:t>Energy complex: lagging (avg -5.05%)</w:t>
+        <w:t>Energy complex: lagging (avg -1.66%)</w:t>
       </w:r>
     </w:p>
     <w:p>
       <w:r>
-        <w:t xml:space="preserve">Bottom line: Broad participation with roughly 71% of names green and strong leadership from cyclicals and rate-sensitives (Industrials, Financials, Consumer Discretionary, Materials, Real Estate, Health Care, and defensives like Staples) alongside firm Utilities paints a pro-risk tape despite flat Tech and Communication Services and notable underperformance in Energy. </w:t>
+        <w:t xml:space="preserve">Bottom line: Breadth is weak with barely a third of names green, and the tape is rotating defensively as Consumer Staples lead while classic beta sectors like Tech, Industrials, Energy, and Comm Services all lag and the rest of the complex trades essentially flat to soft, signaling de-risking rather than broad risk appetite. </w:t>
       </w:r>
-      <w:bookmarkStart w:id="0" w:name="_Hlk216375899"/>
+      <w:bookmarkStart w:id="0" w:name="_Hlk216462332"/>
       <w:r>
-        <w:t>Macro posture shows markets leaning into a slowing-growth, easing-but-still-elevated inflation backdrop, with weaker USD and yields plus soft bonds and a sharply lagging energy complex offset by firm gold, all signaling a market that is rotating within equities toward economically sensitive and yield-beneficiary sectors while fading the inflation trade for now.</w:t>
+        <w:t>Macro levers back that message: higher yields, a firm USD, and falling bonds alongside bid gold and a pressured energy complex point to tighter financial conditions and a preference for safety over cyclicality. Macro conditions reflect growth expectations that are being revised down from elevated levels while inflation is easing but still running hotter than the old pre-COVID regime, and today’s price action is consistent with markets leaning into slower growth, stickier-than-ideal inflation, and a more selective risk stance.</w:t>
       </w:r>
       <w:bookmarkEnd w:id="0"/>
     </w:p>
@@ -415,9 +415,9 @@
     </w:lvl>
   </w:abstractNum>
   <w:abstractNum w:abstractNumId="9" w15:restartNumberingAfterBreak="0">
-    <w:nsid w:val="2696707E"/>
+    <w:nsid w:val="60E207E1"/>
     <w:multiLevelType w:val="hybridMultilevel"/>
-    <w:tmpl w:val="D3A2A5EC"/>
+    <w:tmpl w:val="DA6E525C"/>
     <w:lvl w:ilvl="0" w:tplc="04090001">
       <w:start w:val="1"/>
       <w:numFmt w:val="bullet"/>
@@ -528,9 +528,9 @@
     </w:lvl>
   </w:abstractNum>
   <w:abstractNum w:abstractNumId="10" w15:restartNumberingAfterBreak="0">
-    <w:nsid w:val="46777D43"/>
+    <w:nsid w:val="6DB74D23"/>
     <w:multiLevelType w:val="hybridMultilevel"/>
-    <w:tmpl w:val="8D8A5380"/>
+    <w:tmpl w:val="0A860F5C"/>
     <w:lvl w:ilvl="0" w:tplc="04090001">
       <w:start w:val="1"/>
       <w:numFmt w:val="bullet"/>
@@ -640,37 +640,37 @@
       </w:rPr>
     </w:lvl>
   </w:abstractNum>
-  <w:num w:numId="1" w16cid:durableId="1523742282">
+  <w:num w:numId="1" w16cid:durableId="1197037370">
     <w:abstractNumId w:val="8"/>
   </w:num>
-  <w:num w:numId="2" w16cid:durableId="1641425975">
+  <w:num w:numId="2" w16cid:durableId="1954169914">
     <w:abstractNumId w:val="6"/>
   </w:num>
-  <w:num w:numId="3" w16cid:durableId="33386109">
+  <w:num w:numId="3" w16cid:durableId="925846789">
     <w:abstractNumId w:val="5"/>
   </w:num>
-  <w:num w:numId="4" w16cid:durableId="445194328">
+  <w:num w:numId="4" w16cid:durableId="418989264">
     <w:abstractNumId w:val="4"/>
   </w:num>
-  <w:num w:numId="5" w16cid:durableId="1484204063">
+  <w:num w:numId="5" w16cid:durableId="1721434733">
     <w:abstractNumId w:val="7"/>
   </w:num>
-  <w:num w:numId="6" w16cid:durableId="742141067">
+  <w:num w:numId="6" w16cid:durableId="691491058">
     <w:abstractNumId w:val="3"/>
   </w:num>
-  <w:num w:numId="7" w16cid:durableId="2041204487">
+  <w:num w:numId="7" w16cid:durableId="126778914">
     <w:abstractNumId w:val="2"/>
   </w:num>
-  <w:num w:numId="8" w16cid:durableId="790786889">
+  <w:num w:numId="8" w16cid:durableId="1625113866">
     <w:abstractNumId w:val="1"/>
   </w:num>
-  <w:num w:numId="9" w16cid:durableId="1636527937">
+  <w:num w:numId="9" w16cid:durableId="2117865852">
     <w:abstractNumId w:val="0"/>
   </w:num>
-  <w:num w:numId="10" w16cid:durableId="295529616">
+  <w:num w:numId="10" w16cid:durableId="1552497733">
     <w:abstractNumId w:val="9"/>
   </w:num>
-  <w:num w:numId="11" w16cid:durableId="827478266">
+  <w:num w:numId="11" w16cid:durableId="149256612">
     <w:abstractNumId w:val="10"/>
   </w:num>
 </w:numbering>

--- a/data/Market_Read_daily.docx
+++ b/data/Market_Read_daily.docx
@@ -4,7 +4,7 @@
   <w:body>
     <w:p>
       <w:r>
-        <w:t>Market Read: December 12, 2025</w:t>
+        <w:t>Market Read: December 15, 2025</w:t>
       </w:r>
     </w:p>
     <w:p>
@@ -21,7 +21,7 @@
         </w:numPr>
       </w:pPr>
       <w:r>
-        <w:t>Breadth: 38.0% of names are positive.</w:t>
+        <w:t>Breadth: 53.4% of names are positive.</w:t>
       </w:r>
     </w:p>
     <w:p>
@@ -33,7 +33,7 @@
         </w:numPr>
       </w:pPr>
       <w:r>
-        <w:t>Information Technology: lagging (avg -2.78%)</w:t>
+        <w:t>Information Technology: lagging (avg -0.72%)</w:t>
       </w:r>
     </w:p>
     <w:p>
@@ -45,7 +45,7 @@
         </w:numPr>
       </w:pPr>
       <w:r>
-        <w:t>Industrials: lagging (avg -0.73%)</w:t>
+        <w:t>Industrials: flat (avg +0.05%)</w:t>
       </w:r>
     </w:p>
     <w:p>
@@ -57,7 +57,7 @@
         </w:numPr>
       </w:pPr>
       <w:r>
-        <w:t>Consumer Staples: leading (avg +0.59%)</w:t>
+        <w:t>Consumer Staples: flat (avg +0.10%)</w:t>
       </w:r>
     </w:p>
     <w:p>
@@ -69,7 +69,7 @@
         </w:numPr>
       </w:pPr>
       <w:r>
-        <w:t>Consumer Discretionary: flat (avg +0.17%)</w:t>
+        <w:t>Consumer Discretionary: leading (avg +0.73%)</w:t>
       </w:r>
     </w:p>
     <w:p>
@@ -81,7 +81,7 @@
         </w:numPr>
       </w:pPr>
       <w:r>
-        <w:t>Financials: flat (avg -0.07%)</w:t>
+        <w:t>Financials: flat (avg -0.06%)</w:t>
       </w:r>
     </w:p>
     <w:p>
@@ -93,7 +93,7 @@
         </w:numPr>
       </w:pPr>
       <w:r>
-        <w:t>Utilities: flat (avg -0.02%)</w:t>
+        <w:t>Utilities: leading (avg +0.88%)</w:t>
       </w:r>
     </w:p>
     <w:p>
@@ -105,7 +105,7 @@
         </w:numPr>
       </w:pPr>
       <w:r>
-        <w:t>Real Estate: flat (avg -0.03%)</w:t>
+        <w:t>Real Estate: firm (avg +0.24%)</w:t>
       </w:r>
     </w:p>
     <w:p>
@@ -117,7 +117,7 @@
         </w:numPr>
       </w:pPr>
       <w:r>
-        <w:t>Materials: soft (avg -0.21%)</w:t>
+        <w:t>Materials: soft (avg -0.37%)</w:t>
       </w:r>
     </w:p>
     <w:p>
@@ -129,7 +129,7 @@
         </w:numPr>
       </w:pPr>
       <w:r>
-        <w:t>Energy: lagging (avg -1.20%)</w:t>
+        <w:t>Energy: lagging (avg -0.96%)</w:t>
       </w:r>
     </w:p>
     <w:p>
@@ -141,7 +141,7 @@
         </w:numPr>
       </w:pPr>
       <w:r>
-        <w:t>Health Care: soft (avg -0.21%)</w:t>
+        <w:t>Health Care: leading (avg +0.63%)</w:t>
       </w:r>
     </w:p>
     <w:p>
@@ -153,7 +153,7 @@
         </w:numPr>
       </w:pPr>
       <w:r>
-        <w:t>Communication Services: lagging (avg -0.40%)</w:t>
+        <w:t>Communication Services: flat (avg +0.02%)</w:t>
       </w:r>
     </w:p>
     <w:p>
@@ -170,7 +170,7 @@
         </w:numPr>
       </w:pPr>
       <w:r>
-        <w:t>Gold: leading (avg +0.56%)</w:t>
+        <w:t>Gold: firm (avg +0.09%)</w:t>
       </w:r>
     </w:p>
     <w:p>
@@ -182,7 +182,7 @@
         </w:numPr>
       </w:pPr>
       <w:r>
-        <w:t>USD: firm (avg +0.14%)</w:t>
+        <w:t>USD: flat (avg -0.07%)</w:t>
       </w:r>
     </w:p>
     <w:p>
@@ -194,7 +194,7 @@
         </w:numPr>
       </w:pPr>
       <w:r>
-        <w:t>Yields: leading (avg +1.22%)</w:t>
+        <w:t>Yields: lagging (avg -0.30%)</w:t>
       </w:r>
     </w:p>
     <w:p>
@@ -206,7 +206,7 @@
         </w:numPr>
       </w:pPr>
       <w:r>
-        <w:t>Bonds: lagging (avg -0.47%)</w:t>
+        <w:t>Bonds: firm (avg +0.04%)</w:t>
       </w:r>
     </w:p>
     <w:p>
@@ -218,16 +218,16 @@
         </w:numPr>
       </w:pPr>
       <w:r>
-        <w:t>Energy complex: lagging (avg -1.66%)</w:t>
+        <w:t>Energy complex: lagging (avg -1.73%)</w:t>
       </w:r>
     </w:p>
     <w:p>
       <w:r>
-        <w:t xml:space="preserve">Bottom line: Breadth is weak with barely a third of names green, and the tape is rotating defensively as Consumer Staples lead while classic beta sectors like Tech, Industrials, Energy, and Comm Services all lag and the rest of the complex trades essentially flat to soft, signaling de-risking rather than broad risk appetite. </w:t>
+        <w:t xml:space="preserve">Bottom line: Breadth is mildly constructive with just over half the tape green, but leadership is defensive and barbelled, with Utilities, Health Care, and Consumer Discretionary out front while classic cyclical risk like Energy and key growth leadership in Tech lag, and Industrials, Financials, and Communication Services mostly marking time alongside a firmer Real Estate and softer Materials. </w:t>
       </w:r>
-      <w:bookmarkStart w:id="0" w:name="_Hlk216462332"/>
+      <w:bookmarkStart w:id="0" w:name="_Hlk216721499"/>
       <w:r>
-        <w:t>Macro levers back that message: higher yields, a firm USD, and falling bonds alongside bid gold and a pressured energy complex point to tighter financial conditions and a preference for safety over cyclicality. Macro conditions reflect growth expectations that are being revised down from elevated levels while inflation is easing but still running hotter than the old pre-COVID regime, and today’s price action is consistent with markets leaning into slower growth, stickier-than-ideal inflation, and a more selective risk stance.</w:t>
+        <w:t>Macro conditions reflect an environment where growth is decelerating from strong levels and earnings expectations are starting to fade while inflation moderates but stays structurally higher than the pre-COVID regime, and today’s mix of firmer bonds and gold, softer yields, a flat dollar, and a weak energy complex is consistent with the market leaning incrementally toward slower growth and easing—but not extinguished—inflation pressures.</w:t>
       </w:r>
       <w:bookmarkEnd w:id="0"/>
     </w:p>
@@ -415,9 +415,9 @@
     </w:lvl>
   </w:abstractNum>
   <w:abstractNum w:abstractNumId="9" w15:restartNumberingAfterBreak="0">
-    <w:nsid w:val="60E207E1"/>
+    <w:nsid w:val="3BED29AA"/>
     <w:multiLevelType w:val="hybridMultilevel"/>
-    <w:tmpl w:val="DA6E525C"/>
+    <w:tmpl w:val="4104ACAA"/>
     <w:lvl w:ilvl="0" w:tplc="04090001">
       <w:start w:val="1"/>
       <w:numFmt w:val="bullet"/>
@@ -528,9 +528,9 @@
     </w:lvl>
   </w:abstractNum>
   <w:abstractNum w:abstractNumId="10" w15:restartNumberingAfterBreak="0">
-    <w:nsid w:val="6DB74D23"/>
+    <w:nsid w:val="7042638A"/>
     <w:multiLevelType w:val="hybridMultilevel"/>
-    <w:tmpl w:val="0A860F5C"/>
+    <w:tmpl w:val="EB2A5F5E"/>
     <w:lvl w:ilvl="0" w:tplc="04090001">
       <w:start w:val="1"/>
       <w:numFmt w:val="bullet"/>
@@ -640,37 +640,37 @@
       </w:rPr>
     </w:lvl>
   </w:abstractNum>
-  <w:num w:numId="1" w16cid:durableId="1197037370">
+  <w:num w:numId="1" w16cid:durableId="640500517">
     <w:abstractNumId w:val="8"/>
   </w:num>
-  <w:num w:numId="2" w16cid:durableId="1954169914">
+  <w:num w:numId="2" w16cid:durableId="120199037">
     <w:abstractNumId w:val="6"/>
   </w:num>
-  <w:num w:numId="3" w16cid:durableId="925846789">
+  <w:num w:numId="3" w16cid:durableId="1722942746">
     <w:abstractNumId w:val="5"/>
   </w:num>
-  <w:num w:numId="4" w16cid:durableId="418989264">
+  <w:num w:numId="4" w16cid:durableId="757824402">
     <w:abstractNumId w:val="4"/>
   </w:num>
-  <w:num w:numId="5" w16cid:durableId="1721434733">
+  <w:num w:numId="5" w16cid:durableId="1461801041">
     <w:abstractNumId w:val="7"/>
   </w:num>
-  <w:num w:numId="6" w16cid:durableId="691491058">
+  <w:num w:numId="6" w16cid:durableId="870147594">
     <w:abstractNumId w:val="3"/>
   </w:num>
-  <w:num w:numId="7" w16cid:durableId="126778914">
+  <w:num w:numId="7" w16cid:durableId="243688215">
     <w:abstractNumId w:val="2"/>
   </w:num>
-  <w:num w:numId="8" w16cid:durableId="1625113866">
+  <w:num w:numId="8" w16cid:durableId="1941330248">
     <w:abstractNumId w:val="1"/>
   </w:num>
-  <w:num w:numId="9" w16cid:durableId="2117865852">
+  <w:num w:numId="9" w16cid:durableId="1043333316">
     <w:abstractNumId w:val="0"/>
   </w:num>
-  <w:num w:numId="10" w16cid:durableId="1552497733">
+  <w:num w:numId="10" w16cid:durableId="1269390139">
     <w:abstractNumId w:val="9"/>
   </w:num>
-  <w:num w:numId="11" w16cid:durableId="149256612">
+  <w:num w:numId="11" w16cid:durableId="1297445054">
     <w:abstractNumId w:val="10"/>
   </w:num>
 </w:numbering>

--- a/data/Market_Read_daily.docx
+++ b/data/Market_Read_daily.docx
@@ -5,52 +5,27 @@
     <w:p>
       <w:pPr>
         <w:rPr>
-          <w:rFonts w:ascii="Cambria" w:hAnsi="Cambria" w:cs="Calibri"/>
-          <w:sz w:val="22"/>
-          <w:szCs w:val="22"/>
-        </w:rPr>
-      </w:pPr>
-      <w:r>
-        <w:rPr>
-          <w:rFonts w:ascii="Cambria" w:hAnsi="Cambria" w:cs="Calibri"/>
-          <w:sz w:val="22"/>
-          <w:szCs w:val="22"/>
-        </w:rPr>
-        <w:t>Market Read: December 16, 2025</w:t>
-      </w:r>
-    </w:p>
-    <w:p>
-      <w:pPr>
-        <w:rPr>
-          <w:rFonts w:ascii="Cambria" w:hAnsi="Cambria" w:cs="Calibri"/>
-          <w:sz w:val="22"/>
-          <w:szCs w:val="22"/>
-        </w:rPr>
-      </w:pPr>
-      <w:r>
-        <w:rPr>
-          <w:rFonts w:ascii="Cambria" w:hAnsi="Cambria" w:cs="Calibri"/>
-          <w:sz w:val="22"/>
-          <w:szCs w:val="22"/>
+          <w:rFonts w:ascii="Cambria" w:hAnsi="Cambria"/>
+        </w:rPr>
+      </w:pPr>
+      <w:r>
+        <w:rPr>
+          <w:rFonts w:ascii="Cambria" w:hAnsi="Cambria"/>
+        </w:rPr>
+        <w:t>Market Read: December 17, 2025</w:t>
+      </w:r>
+    </w:p>
+    <w:p>
+      <w:pPr>
+        <w:rPr>
+          <w:rFonts w:ascii="Cambria" w:hAnsi="Cambria"/>
+        </w:rPr>
+      </w:pPr>
+      <w:r>
+        <w:rPr>
+          <w:rFonts w:ascii="Cambria" w:hAnsi="Cambria"/>
         </w:rPr>
         <w:t>The market is saying:</w:t>
-      </w:r>
-    </w:p>
-    <w:p>
-      <w:pPr>
-        <w:rPr>
-          <w:rFonts w:ascii="Cambria" w:hAnsi="Cambria" w:cs="Calibri"/>
-          <w:sz w:val="22"/>
-          <w:szCs w:val="22"/>
-        </w:rPr>
-      </w:pPr>
-      <w:r>
-        <w:rPr>
-          <w:rFonts w:ascii="Cambria" w:hAnsi="Cambria" w:cs="Calibri"/>
-          <w:sz w:val="22"/>
-          <w:szCs w:val="22"/>
-        </w:rPr>
-        <w:t>Breadth: 26.2% of names are positive.</w:t>
       </w:r>
     </w:p>
     <w:p>
@@ -61,18 +36,14 @@
           <w:numId w:val="1"/>
         </w:numPr>
         <w:rPr>
-          <w:rFonts w:ascii="Cambria" w:hAnsi="Cambria" w:cs="Calibri"/>
-          <w:sz w:val="22"/>
-          <w:szCs w:val="22"/>
-        </w:rPr>
-      </w:pPr>
-      <w:r>
-        <w:rPr>
-          <w:rFonts w:ascii="Cambria" w:hAnsi="Cambria" w:cs="Calibri"/>
-          <w:sz w:val="22"/>
-          <w:szCs w:val="22"/>
-        </w:rPr>
-        <w:t>Information Technology: flat (avg -0.09%)</w:t>
+          <w:rFonts w:ascii="Cambria" w:hAnsi="Cambria"/>
+        </w:rPr>
+      </w:pPr>
+      <w:r>
+        <w:rPr>
+          <w:rFonts w:ascii="Cambria" w:hAnsi="Cambria"/>
+        </w:rPr>
+        <w:t>Breadth: 47.5% of names are positive.</w:t>
       </w:r>
     </w:p>
     <w:p>
@@ -83,18 +54,14 @@
           <w:numId w:val="1"/>
         </w:numPr>
         <w:rPr>
-          <w:rFonts w:ascii="Cambria" w:hAnsi="Cambria" w:cs="Calibri"/>
-          <w:sz w:val="22"/>
-          <w:szCs w:val="22"/>
-        </w:rPr>
-      </w:pPr>
-      <w:r>
-        <w:rPr>
-          <w:rFonts w:ascii="Cambria" w:hAnsi="Cambria" w:cs="Calibri"/>
-          <w:sz w:val="22"/>
-          <w:szCs w:val="22"/>
-        </w:rPr>
-        <w:t>Industrials: lagging (avg -0.60%)</w:t>
+          <w:rFonts w:ascii="Cambria" w:hAnsi="Cambria"/>
+        </w:rPr>
+      </w:pPr>
+      <w:r>
+        <w:rPr>
+          <w:rFonts w:ascii="Cambria" w:hAnsi="Cambria"/>
+        </w:rPr>
+        <w:t>Information Technology: lagging (avg -1.77%)</w:t>
       </w:r>
     </w:p>
     <w:p>
@@ -105,18 +72,14 @@
           <w:numId w:val="1"/>
         </w:numPr>
         <w:rPr>
-          <w:rFonts w:ascii="Cambria" w:hAnsi="Cambria" w:cs="Calibri"/>
-          <w:sz w:val="22"/>
-          <w:szCs w:val="22"/>
-        </w:rPr>
-      </w:pPr>
-      <w:r>
-        <w:rPr>
-          <w:rFonts w:ascii="Cambria" w:hAnsi="Cambria" w:cs="Calibri"/>
-          <w:sz w:val="22"/>
-          <w:szCs w:val="22"/>
-        </w:rPr>
-        <w:t>Consumer Staples: soft (avg -0.35%)</w:t>
+          <w:rFonts w:ascii="Cambria" w:hAnsi="Cambria"/>
+        </w:rPr>
+      </w:pPr>
+      <w:r>
+        <w:rPr>
+          <w:rFonts w:ascii="Cambria" w:hAnsi="Cambria"/>
+        </w:rPr>
+        <w:t>Industrials: lagging (avg -0.98%)</w:t>
       </w:r>
     </w:p>
     <w:p>
@@ -127,18 +90,14 @@
           <w:numId w:val="1"/>
         </w:numPr>
         <w:rPr>
-          <w:rFonts w:ascii="Cambria" w:hAnsi="Cambria" w:cs="Calibri"/>
-          <w:sz w:val="22"/>
-          <w:szCs w:val="22"/>
-        </w:rPr>
-      </w:pPr>
-      <w:r>
-        <w:rPr>
-          <w:rFonts w:ascii="Cambria" w:hAnsi="Cambria" w:cs="Calibri"/>
-          <w:sz w:val="22"/>
-          <w:szCs w:val="22"/>
-        </w:rPr>
-        <w:t>Consumer Discretionary: lagging (avg -0.66%)</w:t>
+          <w:rFonts w:ascii="Cambria" w:hAnsi="Cambria"/>
+        </w:rPr>
+      </w:pPr>
+      <w:r>
+        <w:rPr>
+          <w:rFonts w:ascii="Cambria" w:hAnsi="Cambria"/>
+        </w:rPr>
+        <w:t>Consumer Staples: firm (avg +0.35%)</w:t>
       </w:r>
     </w:p>
     <w:p>
@@ -149,18 +108,14 @@
           <w:numId w:val="1"/>
         </w:numPr>
         <w:rPr>
-          <w:rFonts w:ascii="Cambria" w:hAnsi="Cambria" w:cs="Calibri"/>
-          <w:sz w:val="22"/>
-          <w:szCs w:val="22"/>
-        </w:rPr>
-      </w:pPr>
-      <w:r>
-        <w:rPr>
-          <w:rFonts w:ascii="Cambria" w:hAnsi="Cambria" w:cs="Calibri"/>
-          <w:sz w:val="22"/>
-          <w:szCs w:val="22"/>
-        </w:rPr>
-        <w:t>Financials: soft (avg -0.38%)</w:t>
+          <w:rFonts w:ascii="Cambria" w:hAnsi="Cambria"/>
+        </w:rPr>
+      </w:pPr>
+      <w:r>
+        <w:rPr>
+          <w:rFonts w:ascii="Cambria" w:hAnsi="Cambria"/>
+        </w:rPr>
+        <w:t>Consumer Discretionary: soft (avg -0.33%)</w:t>
       </w:r>
     </w:p>
     <w:p>
@@ -171,18 +126,14 @@
           <w:numId w:val="1"/>
         </w:numPr>
         <w:rPr>
-          <w:rFonts w:ascii="Cambria" w:hAnsi="Cambria" w:cs="Calibri"/>
-          <w:sz w:val="22"/>
-          <w:szCs w:val="22"/>
-        </w:rPr>
-      </w:pPr>
-      <w:r>
-        <w:rPr>
-          <w:rFonts w:ascii="Cambria" w:hAnsi="Cambria" w:cs="Calibri"/>
-          <w:sz w:val="22"/>
-          <w:szCs w:val="22"/>
-        </w:rPr>
-        <w:t>Utilities: lagging (avg -0.64%)</w:t>
+          <w:rFonts w:ascii="Cambria" w:hAnsi="Cambria"/>
+        </w:rPr>
+      </w:pPr>
+      <w:r>
+        <w:rPr>
+          <w:rFonts w:ascii="Cambria" w:hAnsi="Cambria"/>
+        </w:rPr>
+        <w:t>Financials: flat (avg +0.06%)</w:t>
       </w:r>
     </w:p>
     <w:p>
@@ -193,18 +144,14 @@
           <w:numId w:val="1"/>
         </w:numPr>
         <w:rPr>
-          <w:rFonts w:ascii="Cambria" w:hAnsi="Cambria" w:cs="Calibri"/>
-          <w:sz w:val="22"/>
-          <w:szCs w:val="22"/>
-        </w:rPr>
-      </w:pPr>
-      <w:r>
-        <w:rPr>
-          <w:rFonts w:ascii="Cambria" w:hAnsi="Cambria" w:cs="Calibri"/>
-          <w:sz w:val="22"/>
-          <w:szCs w:val="22"/>
-        </w:rPr>
-        <w:t>Real Estate: lagging (avg -0.96%)</w:t>
+          <w:rFonts w:ascii="Cambria" w:hAnsi="Cambria"/>
+        </w:rPr>
+      </w:pPr>
+      <w:r>
+        <w:rPr>
+          <w:rFonts w:ascii="Cambria" w:hAnsi="Cambria"/>
+        </w:rPr>
+        <w:t>Utilities: soft (avg -0.27%)</w:t>
       </w:r>
     </w:p>
     <w:p>
@@ -215,18 +162,14 @@
           <w:numId w:val="1"/>
         </w:numPr>
         <w:rPr>
-          <w:rFonts w:ascii="Cambria" w:hAnsi="Cambria" w:cs="Calibri"/>
-          <w:sz w:val="22"/>
-          <w:szCs w:val="22"/>
-        </w:rPr>
-      </w:pPr>
-      <w:r>
-        <w:rPr>
-          <w:rFonts w:ascii="Cambria" w:hAnsi="Cambria" w:cs="Calibri"/>
-          <w:sz w:val="22"/>
-          <w:szCs w:val="22"/>
-        </w:rPr>
-        <w:t>Materials: lagging (avg -0.59%)</w:t>
+          <w:rFonts w:ascii="Cambria" w:hAnsi="Cambria"/>
+        </w:rPr>
+      </w:pPr>
+      <w:r>
+        <w:rPr>
+          <w:rFonts w:ascii="Cambria" w:hAnsi="Cambria"/>
+        </w:rPr>
+        <w:t>Real Estate: leading (avg +0.83%)</w:t>
       </w:r>
     </w:p>
     <w:p>
@@ -237,18 +180,14 @@
           <w:numId w:val="1"/>
         </w:numPr>
         <w:rPr>
-          <w:rFonts w:ascii="Cambria" w:hAnsi="Cambria" w:cs="Calibri"/>
-          <w:sz w:val="22"/>
-          <w:szCs w:val="22"/>
-        </w:rPr>
-      </w:pPr>
-      <w:r>
-        <w:rPr>
-          <w:rFonts w:ascii="Cambria" w:hAnsi="Cambria" w:cs="Calibri"/>
-          <w:sz w:val="22"/>
-          <w:szCs w:val="22"/>
-        </w:rPr>
-        <w:t>Energy: lagging (avg -3.40%)</w:t>
+          <w:rFonts w:ascii="Cambria" w:hAnsi="Cambria"/>
+        </w:rPr>
+      </w:pPr>
+      <w:r>
+        <w:rPr>
+          <w:rFonts w:ascii="Cambria" w:hAnsi="Cambria"/>
+        </w:rPr>
+        <w:t>Materials: leading (avg +0.67%)</w:t>
       </w:r>
     </w:p>
     <w:p>
@@ -259,18 +198,14 @@
           <w:numId w:val="1"/>
         </w:numPr>
         <w:rPr>
-          <w:rFonts w:ascii="Cambria" w:hAnsi="Cambria" w:cs="Calibri"/>
-          <w:sz w:val="22"/>
-          <w:szCs w:val="22"/>
-        </w:rPr>
-      </w:pPr>
-      <w:r>
-        <w:rPr>
-          <w:rFonts w:ascii="Cambria" w:hAnsi="Cambria" w:cs="Calibri"/>
-          <w:sz w:val="22"/>
-          <w:szCs w:val="22"/>
-        </w:rPr>
-        <w:t>Health Care: lagging (avg -1.36%)</w:t>
+          <w:rFonts w:ascii="Cambria" w:hAnsi="Cambria"/>
+        </w:rPr>
+      </w:pPr>
+      <w:r>
+        <w:rPr>
+          <w:rFonts w:ascii="Cambria" w:hAnsi="Cambria"/>
+        </w:rPr>
+        <w:t>Energy: leading (avg +2.47%)</w:t>
       </w:r>
     </w:p>
     <w:p>
@@ -281,33 +216,43 @@
           <w:numId w:val="1"/>
         </w:numPr>
         <w:rPr>
-          <w:rFonts w:ascii="Cambria" w:hAnsi="Cambria" w:cs="Calibri"/>
-          <w:sz w:val="22"/>
-          <w:szCs w:val="22"/>
-        </w:rPr>
-      </w:pPr>
-      <w:r>
-        <w:rPr>
-          <w:rFonts w:ascii="Cambria" w:hAnsi="Cambria" w:cs="Calibri"/>
-          <w:sz w:val="22"/>
-          <w:szCs w:val="22"/>
-        </w:rPr>
-        <w:t>Communication Services: flat (avg +0.14%)</w:t>
-      </w:r>
-    </w:p>
-    <w:p>
-      <w:pPr>
-        <w:rPr>
-          <w:rFonts w:ascii="Cambria" w:hAnsi="Cambria" w:cs="Calibri"/>
-          <w:sz w:val="22"/>
-          <w:szCs w:val="22"/>
-        </w:rPr>
-      </w:pPr>
-      <w:r>
-        <w:rPr>
-          <w:rFonts w:ascii="Cambria" w:hAnsi="Cambria" w:cs="Calibri"/>
-          <w:sz w:val="22"/>
-          <w:szCs w:val="22"/>
+          <w:rFonts w:ascii="Cambria" w:hAnsi="Cambria"/>
+        </w:rPr>
+      </w:pPr>
+      <w:r>
+        <w:rPr>
+          <w:rFonts w:ascii="Cambria" w:hAnsi="Cambria"/>
+        </w:rPr>
+        <w:t>Health Care: flat (avg -0.00%)</w:t>
+      </w:r>
+    </w:p>
+    <w:p>
+      <w:pPr>
+        <w:pStyle w:val="ListParagraph"/>
+        <w:numPr>
+          <w:ilvl w:val="0"/>
+          <w:numId w:val="1"/>
+        </w:numPr>
+        <w:rPr>
+          <w:rFonts w:ascii="Cambria" w:hAnsi="Cambria"/>
+        </w:rPr>
+      </w:pPr>
+      <w:r>
+        <w:rPr>
+          <w:rFonts w:ascii="Cambria" w:hAnsi="Cambria"/>
+        </w:rPr>
+        <w:t>Communication Services: lagging (avg -0.40%)</w:t>
+      </w:r>
+    </w:p>
+    <w:p>
+      <w:pPr>
+        <w:rPr>
+          <w:rFonts w:ascii="Cambria" w:hAnsi="Cambria"/>
+        </w:rPr>
+      </w:pPr>
+      <w:r>
+        <w:rPr>
+          <w:rFonts w:ascii="Cambria" w:hAnsi="Cambria"/>
         </w:rPr>
         <w:t>Macro levers:</w:t>
       </w:r>
@@ -320,18 +265,14 @@
           <w:numId w:val="2"/>
         </w:numPr>
         <w:rPr>
-          <w:rFonts w:ascii="Cambria" w:hAnsi="Cambria" w:cs="Calibri"/>
-          <w:sz w:val="22"/>
-          <w:szCs w:val="22"/>
-        </w:rPr>
-      </w:pPr>
-      <w:r>
-        <w:rPr>
-          <w:rFonts w:ascii="Cambria" w:hAnsi="Cambria" w:cs="Calibri"/>
-          <w:sz w:val="22"/>
-          <w:szCs w:val="22"/>
-        </w:rPr>
-        <w:t>Gold: firm (avg +0.02%)</w:t>
+          <w:rFonts w:ascii="Cambria" w:hAnsi="Cambria"/>
+        </w:rPr>
+      </w:pPr>
+      <w:r>
+        <w:rPr>
+          <w:rFonts w:ascii="Cambria" w:hAnsi="Cambria"/>
+        </w:rPr>
+        <w:t>Gold: leading (avg +0.86%)</w:t>
       </w:r>
     </w:p>
     <w:p>
@@ -342,18 +283,14 @@
           <w:numId w:val="2"/>
         </w:numPr>
         <w:rPr>
-          <w:rFonts w:ascii="Cambria" w:hAnsi="Cambria" w:cs="Calibri"/>
-          <w:sz w:val="22"/>
-          <w:szCs w:val="22"/>
-        </w:rPr>
-      </w:pPr>
-      <w:r>
-        <w:rPr>
-          <w:rFonts w:ascii="Cambria" w:hAnsi="Cambria" w:cs="Calibri"/>
-          <w:sz w:val="22"/>
-          <w:szCs w:val="22"/>
-        </w:rPr>
-        <w:t>USD: flat (avg -0.11%)</w:t>
+          <w:rFonts w:ascii="Cambria" w:hAnsi="Cambria"/>
+        </w:rPr>
+      </w:pPr>
+      <w:r>
+        <w:rPr>
+          <w:rFonts w:ascii="Cambria" w:hAnsi="Cambria"/>
+        </w:rPr>
+        <w:t>USD: firm (avg +0.22%)</w:t>
       </w:r>
     </w:p>
     <w:p>
@@ -364,18 +301,14 @@
           <w:numId w:val="2"/>
         </w:numPr>
         <w:rPr>
-          <w:rFonts w:ascii="Cambria" w:hAnsi="Cambria" w:cs="Calibri"/>
-          <w:sz w:val="22"/>
-          <w:szCs w:val="22"/>
-        </w:rPr>
-      </w:pPr>
-      <w:r>
-        <w:rPr>
-          <w:rFonts w:ascii="Cambria" w:hAnsi="Cambria" w:cs="Calibri"/>
-          <w:sz w:val="22"/>
-          <w:szCs w:val="22"/>
-        </w:rPr>
-        <w:t>Yields: lagging (avg -0.81%)</w:t>
+          <w:rFonts w:ascii="Cambria" w:hAnsi="Cambria"/>
+        </w:rPr>
+      </w:pPr>
+      <w:r>
+        <w:rPr>
+          <w:rFonts w:ascii="Cambria" w:hAnsi="Cambria"/>
+        </w:rPr>
+        <w:t>Yields: firm (avg +0.06%)</w:t>
       </w:r>
     </w:p>
     <w:p>
@@ -386,18 +319,14 @@
           <w:numId w:val="2"/>
         </w:numPr>
         <w:rPr>
-          <w:rFonts w:ascii="Cambria" w:hAnsi="Cambria" w:cs="Calibri"/>
-          <w:sz w:val="22"/>
-          <w:szCs w:val="22"/>
-        </w:rPr>
-      </w:pPr>
-      <w:r>
-        <w:rPr>
-          <w:rFonts w:ascii="Cambria" w:hAnsi="Cambria" w:cs="Calibri"/>
-          <w:sz w:val="22"/>
-          <w:szCs w:val="22"/>
-        </w:rPr>
-        <w:t>Bonds: firm (avg +0.25%)</w:t>
+          <w:rFonts w:ascii="Cambria" w:hAnsi="Cambria"/>
+        </w:rPr>
+      </w:pPr>
+      <w:r>
+        <w:rPr>
+          <w:rFonts w:ascii="Cambria" w:hAnsi="Cambria"/>
+        </w:rPr>
+        <w:t>Bonds: flat (avg -0.04%)</w:t>
       </w:r>
     </w:p>
     <w:p>
@@ -408,35 +337,27 @@
           <w:numId w:val="2"/>
         </w:numPr>
         <w:rPr>
-          <w:rFonts w:ascii="Cambria" w:hAnsi="Cambria" w:cs="Calibri"/>
-          <w:sz w:val="22"/>
-          <w:szCs w:val="22"/>
-        </w:rPr>
-      </w:pPr>
-      <w:r>
-        <w:rPr>
-          <w:rFonts w:ascii="Cambria" w:hAnsi="Cambria" w:cs="Calibri"/>
-          <w:sz w:val="22"/>
-          <w:szCs w:val="22"/>
-        </w:rPr>
-        <w:t>Energy complex: lagging (avg -2.71%)</w:t>
-      </w:r>
-    </w:p>
-    <w:p>
-      <w:pPr>
-        <w:rPr>
-          <w:rFonts w:ascii="Cambria" w:hAnsi="Cambria" w:cs="Calibri"/>
-          <w:sz w:val="22"/>
-          <w:szCs w:val="22"/>
-        </w:rPr>
-      </w:pPr>
-      <w:r>
-        <w:rPr>
-          <w:rFonts w:ascii="Cambria" w:hAnsi="Cambria" w:cs="Calibri"/>
-          <w:sz w:val="22"/>
-          <w:szCs w:val="22"/>
-        </w:rPr>
-        <w:t>Bottom line: With only about a quarter of names green, breadth is weak and the tape is leaning defensive even as Info Tech and Communication Services tread water while nearly every other sector—particularly Energy, Health Care, REITs, Utilities, Industrials, and Consumer Discretionary—extends to the downside. Macro posture shows growth slowing from elevated levels while inflation pressures, though easing, remain above pre-COVID norms, and today’s message from firmer bonds and lower yields alongside a steady dollar, soft energy complex, and firm gold is consistent with the market gently rotating toward a slower-growth, still-inflationary setup rather than a clean risk-on regime.</w:t>
+          <w:rFonts w:ascii="Cambria" w:hAnsi="Cambria"/>
+        </w:rPr>
+      </w:pPr>
+      <w:r>
+        <w:rPr>
+          <w:rFonts w:ascii="Cambria" w:hAnsi="Cambria"/>
+        </w:rPr>
+        <w:t>Energy complex: leading (avg +3.60%)</w:t>
+      </w:r>
+    </w:p>
+    <w:p>
+      <w:pPr>
+        <w:rPr>
+          <w:rFonts w:ascii="Cambria" w:hAnsi="Cambria"/>
+        </w:rPr>
+      </w:pPr>
+      <w:r>
+        <w:rPr>
+          <w:rFonts w:ascii="Cambria" w:hAnsi="Cambria"/>
+        </w:rPr>
+        <w:t>Bottom line: Breadth is mixed with just under half the tape in the green, and leadership is skewed toward cyclicals and hard assets, with Energy, Materials, and Real Estate outperforming while defensives like Staples are firm and growth-heavy groups such as Tech, Industrials, and Communication Services lag alongside soft Discretionary and Utilities. Macro conditions reflect an environment where growth is slowing from high levels and earnings revisions are turning down even as inflation cools from prior peaks but stays structurally elevated, which is consistent with today’s pattern of strength in the energy and commodity complex, a firmer dollar and yields, resilient gold, and flat bonds that together signal the market is still paying for inflation protection and real-asset exposure while starting to question the durability of profit growth.</w:t>
       </w:r>
     </w:p>
     <w:sectPr>
@@ -452,9 +373,9 @@
 <file path=word/numbering.xml><?xml version="1.0" encoding="utf-8"?>
 <w:numbering xmlns:wpc="http://schemas.microsoft.com/office/word/2010/wordprocessingCanvas" xmlns:cx="http://schemas.microsoft.com/office/drawing/2014/chartex" xmlns:cx1="http://schemas.microsoft.com/office/drawing/2015/9/8/chartex" xmlns:cx2="http://schemas.microsoft.com/office/drawing/2015/10/21/chartex" xmlns:cx3="http://schemas.microsoft.com/office/drawing/2016/5/9/chartex" xmlns:cx4="http://schemas.microsoft.com/office/drawing/2016/5/10/chartex" xmlns:cx5="http://schemas.microsoft.com/office/drawing/2016/5/11/chartex" xmlns:cx6="http://schemas.microsoft.com/office/drawing/2016/5/12/chartex" xmlns:cx7="http://schemas.microsoft.com/office/drawing/2016/5/13/chartex" xmlns:cx8="http://schemas.microsoft.com/office/drawing/2016/5/14/chartex" xmlns:mc="http://schemas.openxmlformats.org/markup-compatibility/2006" xmlns:aink="http://schemas.microsoft.com/office/drawing/2016/ink" xmlns:am3d="http://schemas.microsoft.com/office/drawing/2017/model3d" xmlns:o="urn:schemas-microsoft-com:office:office" xmlns:oel="http://schemas.microsoft.com/office/2019/extlst" xmlns:r="http://schemas.openxmlformats.org/officeDocument/2006/relationships" xmlns:m="http://schemas.openxmlformats.org/officeDocument/2006/math" xmlns:v="urn:schemas-microsoft-com:vml" xmlns:wp14="http://schemas.microsoft.com/office/word/2010/wordprocessingDrawing" xmlns:wp="http://schemas.openxmlformats.org/drawingml/2006/wordprocessingDrawing" xmlns:w10="urn:schemas-microsoft-com:office:word" xmlns:w="http://schemas.openxmlformats.org/wordprocessingml/2006/main" xmlns:w14="http://schemas.microsoft.com/office/word/2010/wordml" xmlns:w15="http://schemas.microsoft.com/office/word/2012/wordml" xmlns:w16cex="http://schemas.microsoft.com/office/word/2018/wordml/cex" xmlns:w16cid="http://schemas.microsoft.com/office/word/2016/wordml/cid" xmlns:w16="http://schemas.microsoft.com/office/word/2018/wordml" xmlns:w16du="http://schemas.microsoft.com/office/word/2023/wordml/word16du" xmlns:w16sdtdh="http://schemas.microsoft.com/office/word/2020/wordml/sdtdatahash" xmlns:w16sdtfl="http://schemas.microsoft.com/office/word/2024/wordml/sdtformatlock" xmlns:w16se="http://schemas.microsoft.com/office/word/2015/wordml/symex" xmlns:wpg="http://schemas.microsoft.com/office/word/2010/wordprocessingGroup" xmlns:wpi="http://schemas.microsoft.com/office/word/2010/wordprocessingInk" xmlns:wne="http://schemas.microsoft.com/office/word/2006/wordml" xmlns:wps="http://schemas.microsoft.com/office/word/2010/wordprocessingShape" mc:Ignorable="w14 w15 w16se w16cid w16 w16cex w16sdtdh w16sdtfl w16du wp14">
   <w:abstractNum w:abstractNumId="0" w15:restartNumberingAfterBreak="0">
-    <w:nsid w:val="0EF16B15"/>
+    <w:nsid w:val="3C9E382F"/>
     <w:multiLevelType w:val="hybridMultilevel"/>
-    <w:tmpl w:val="C46600E2"/>
+    <w:tmpl w:val="53427AA4"/>
     <w:lvl w:ilvl="0" w:tplc="04090001">
       <w:start w:val="1"/>
       <w:numFmt w:val="bullet"/>
@@ -565,9 +486,9 @@
     </w:lvl>
   </w:abstractNum>
   <w:abstractNum w:abstractNumId="1" w15:restartNumberingAfterBreak="0">
-    <w:nsid w:val="2B52272E"/>
+    <w:nsid w:val="4FD56145"/>
     <w:multiLevelType w:val="hybridMultilevel"/>
-    <w:tmpl w:val="8E7467F8"/>
+    <w:tmpl w:val="CA5E34D0"/>
     <w:lvl w:ilvl="0" w:tplc="04090001">
       <w:start w:val="1"/>
       <w:numFmt w:val="bullet"/>
@@ -677,11 +598,11 @@
       </w:rPr>
     </w:lvl>
   </w:abstractNum>
-  <w:num w:numId="1" w16cid:durableId="1505437791">
+  <w:num w:numId="1" w16cid:durableId="228686881">
+    <w:abstractNumId w:val="1"/>
+  </w:num>
+  <w:num w:numId="2" w16cid:durableId="950238167">
     <w:abstractNumId w:val="0"/>
-  </w:num>
-  <w:num w:numId="2" w16cid:durableId="1113984992">
-    <w:abstractNumId w:val="1"/>
   </w:num>
 </w:numbering>
 </file>

--- a/data/Market_Read_daily.docx
+++ b/data/Market_Read_daily.docx
@@ -3,28 +3,12 @@
 <w:document xmlns:wpc="http://schemas.microsoft.com/office/word/2010/wordprocessingCanvas" xmlns:cx="http://schemas.microsoft.com/office/drawing/2014/chartex" xmlns:cx1="http://schemas.microsoft.com/office/drawing/2015/9/8/chartex" xmlns:cx2="http://schemas.microsoft.com/office/drawing/2015/10/21/chartex" xmlns:cx3="http://schemas.microsoft.com/office/drawing/2016/5/9/chartex" xmlns:cx4="http://schemas.microsoft.com/office/drawing/2016/5/10/chartex" xmlns:cx5="http://schemas.microsoft.com/office/drawing/2016/5/11/chartex" xmlns:cx6="http://schemas.microsoft.com/office/drawing/2016/5/12/chartex" xmlns:cx7="http://schemas.microsoft.com/office/drawing/2016/5/13/chartex" xmlns:cx8="http://schemas.microsoft.com/office/drawing/2016/5/14/chartex" xmlns:mc="http://schemas.openxmlformats.org/markup-compatibility/2006" xmlns:aink="http://schemas.microsoft.com/office/drawing/2016/ink" xmlns:am3d="http://schemas.microsoft.com/office/drawing/2017/model3d" xmlns:o="urn:schemas-microsoft-com:office:office" xmlns:oel="http://schemas.microsoft.com/office/2019/extlst" xmlns:r="http://schemas.openxmlformats.org/officeDocument/2006/relationships" xmlns:m="http://schemas.openxmlformats.org/officeDocument/2006/math" xmlns:v="urn:schemas-microsoft-com:vml" xmlns:wp14="http://schemas.microsoft.com/office/word/2010/wordprocessingDrawing" xmlns:wp="http://schemas.openxmlformats.org/drawingml/2006/wordprocessingDrawing" xmlns:w10="urn:schemas-microsoft-com:office:word" xmlns:w="http://schemas.openxmlformats.org/wordprocessingml/2006/main" xmlns:w14="http://schemas.microsoft.com/office/word/2010/wordml" xmlns:w15="http://schemas.microsoft.com/office/word/2012/wordml" xmlns:w16cex="http://schemas.microsoft.com/office/word/2018/wordml/cex" xmlns:w16cid="http://schemas.microsoft.com/office/word/2016/wordml/cid" xmlns:w16="http://schemas.microsoft.com/office/word/2018/wordml" xmlns:w16du="http://schemas.microsoft.com/office/word/2023/wordml/word16du" xmlns:w16sdtdh="http://schemas.microsoft.com/office/word/2020/wordml/sdtdatahash" xmlns:w16sdtfl="http://schemas.microsoft.com/office/word/2024/wordml/sdtformatlock" xmlns:w16se="http://schemas.microsoft.com/office/word/2015/wordml/symex" xmlns:wpg="http://schemas.microsoft.com/office/word/2010/wordprocessingGroup" xmlns:wpi="http://schemas.microsoft.com/office/word/2010/wordprocessingInk" xmlns:wne="http://schemas.microsoft.com/office/word/2006/wordml" xmlns:wps="http://schemas.microsoft.com/office/word/2010/wordprocessingShape" mc:Ignorable="w14 w15 w16se w16cid w16 w16cex w16sdtdh w16sdtfl w16du wp14">
   <w:body>
     <w:p>
-      <w:pPr>
-        <w:rPr>
-          <w:rFonts w:ascii="Cambria" w:hAnsi="Cambria"/>
-        </w:rPr>
-      </w:pPr>
-      <w:r>
-        <w:rPr>
-          <w:rFonts w:ascii="Cambria" w:hAnsi="Cambria"/>
-        </w:rPr>
-        <w:t>Market Read: December 17, 2025</w:t>
-      </w:r>
-    </w:p>
-    <w:p>
-      <w:pPr>
-        <w:rPr>
-          <w:rFonts w:ascii="Cambria" w:hAnsi="Cambria"/>
-        </w:rPr>
-      </w:pPr>
-      <w:r>
-        <w:rPr>
-          <w:rFonts w:ascii="Cambria" w:hAnsi="Cambria"/>
-        </w:rPr>
+      <w:r>
+        <w:t>Market Read: December 18, 2025</w:t>
+      </w:r>
+    </w:p>
+    <w:p>
+      <w:r>
         <w:t>The market is saying:</w:t>
       </w:r>
     </w:p>
@@ -33,17 +17,11 @@
         <w:pStyle w:val="ListParagraph"/>
         <w:numPr>
           <w:ilvl w:val="0"/>
-          <w:numId w:val="1"/>
+          <w:numId w:val="3"/>
         </w:numPr>
-        <w:rPr>
-          <w:rFonts w:ascii="Cambria" w:hAnsi="Cambria"/>
-        </w:rPr>
-      </w:pPr>
-      <w:r>
-        <w:rPr>
-          <w:rFonts w:ascii="Cambria" w:hAnsi="Cambria"/>
-        </w:rPr>
-        <w:t>Breadth: 47.5% of names are positive.</w:t>
+      </w:pPr>
+      <w:r>
+        <w:t>Breadth: 54.9% of names are positive.</w:t>
       </w:r>
     </w:p>
     <w:p>
@@ -51,17 +29,11 @@
         <w:pStyle w:val="ListParagraph"/>
         <w:numPr>
           <w:ilvl w:val="0"/>
-          <w:numId w:val="1"/>
+          <w:numId w:val="3"/>
         </w:numPr>
-        <w:rPr>
-          <w:rFonts w:ascii="Cambria" w:hAnsi="Cambria"/>
-        </w:rPr>
-      </w:pPr>
-      <w:r>
-        <w:rPr>
-          <w:rFonts w:ascii="Cambria" w:hAnsi="Cambria"/>
-        </w:rPr>
-        <w:t>Information Technology: lagging (avg -1.77%)</w:t>
+      </w:pPr>
+      <w:r>
+        <w:t>Information Technology: flat (avg -0.05%)</w:t>
       </w:r>
     </w:p>
     <w:p>
@@ -69,17 +41,11 @@
         <w:pStyle w:val="ListParagraph"/>
         <w:numPr>
           <w:ilvl w:val="0"/>
-          <w:numId w:val="1"/>
+          <w:numId w:val="3"/>
         </w:numPr>
-        <w:rPr>
-          <w:rFonts w:ascii="Cambria" w:hAnsi="Cambria"/>
-        </w:rPr>
-      </w:pPr>
-      <w:r>
-        <w:rPr>
-          <w:rFonts w:ascii="Cambria" w:hAnsi="Cambria"/>
-        </w:rPr>
-        <w:t>Industrials: lagging (avg -0.98%)</w:t>
+      </w:pPr>
+      <w:r>
+        <w:t>Industrials: firm (avg +0.40%)</w:t>
       </w:r>
     </w:p>
     <w:p>
@@ -87,17 +53,11 @@
         <w:pStyle w:val="ListParagraph"/>
         <w:numPr>
           <w:ilvl w:val="0"/>
-          <w:numId w:val="1"/>
+          <w:numId w:val="3"/>
         </w:numPr>
-        <w:rPr>
-          <w:rFonts w:ascii="Cambria" w:hAnsi="Cambria"/>
-        </w:rPr>
-      </w:pPr>
-      <w:r>
-        <w:rPr>
-          <w:rFonts w:ascii="Cambria" w:hAnsi="Cambria"/>
-        </w:rPr>
-        <w:t>Consumer Staples: firm (avg +0.35%)</w:t>
+      </w:pPr>
+      <w:r>
+        <w:t>Consumer Staples: lagging (avg -0.51%)</w:t>
       </w:r>
     </w:p>
     <w:p>
@@ -105,17 +65,11 @@
         <w:pStyle w:val="ListParagraph"/>
         <w:numPr>
           <w:ilvl w:val="0"/>
-          <w:numId w:val="1"/>
+          <w:numId w:val="3"/>
         </w:numPr>
-        <w:rPr>
-          <w:rFonts w:ascii="Cambria" w:hAnsi="Cambria"/>
-        </w:rPr>
-      </w:pPr>
-      <w:r>
-        <w:rPr>
-          <w:rFonts w:ascii="Cambria" w:hAnsi="Cambria"/>
-        </w:rPr>
-        <w:t>Consumer Discretionary: soft (avg -0.33%)</w:t>
+      </w:pPr>
+      <w:r>
+        <w:t>Consumer Discretionary: firm (avg +0.43%)</w:t>
       </w:r>
     </w:p>
     <w:p>
@@ -123,17 +77,11 @@
         <w:pStyle w:val="ListParagraph"/>
         <w:numPr>
           <w:ilvl w:val="0"/>
-          <w:numId w:val="1"/>
+          <w:numId w:val="3"/>
         </w:numPr>
-        <w:rPr>
-          <w:rFonts w:ascii="Cambria" w:hAnsi="Cambria"/>
-        </w:rPr>
-      </w:pPr>
-      <w:r>
-        <w:rPr>
-          <w:rFonts w:ascii="Cambria" w:hAnsi="Cambria"/>
-        </w:rPr>
-        <w:t>Financials: flat (avg +0.06%)</w:t>
+      </w:pPr>
+      <w:r>
+        <w:t>Financials: soft (avg -0.22%)</w:t>
       </w:r>
     </w:p>
     <w:p>
@@ -141,17 +89,11 @@
         <w:pStyle w:val="ListParagraph"/>
         <w:numPr>
           <w:ilvl w:val="0"/>
-          <w:numId w:val="1"/>
+          <w:numId w:val="3"/>
         </w:numPr>
-        <w:rPr>
-          <w:rFonts w:ascii="Cambria" w:hAnsi="Cambria"/>
-        </w:rPr>
-      </w:pPr>
-      <w:r>
-        <w:rPr>
-          <w:rFonts w:ascii="Cambria" w:hAnsi="Cambria"/>
-        </w:rPr>
-        <w:t>Utilities: soft (avg -0.27%)</w:t>
+      </w:pPr>
+      <w:r>
+        <w:t>Utilities: leading (avg +0.81%)</w:t>
       </w:r>
     </w:p>
     <w:p>
@@ -159,17 +101,11 @@
         <w:pStyle w:val="ListParagraph"/>
         <w:numPr>
           <w:ilvl w:val="0"/>
-          <w:numId w:val="1"/>
+          <w:numId w:val="3"/>
         </w:numPr>
-        <w:rPr>
-          <w:rFonts w:ascii="Cambria" w:hAnsi="Cambria"/>
-        </w:rPr>
-      </w:pPr>
-      <w:r>
-        <w:rPr>
-          <w:rFonts w:ascii="Cambria" w:hAnsi="Cambria"/>
-        </w:rPr>
-        <w:t>Real Estate: leading (avg +0.83%)</w:t>
+      </w:pPr>
+      <w:r>
+        <w:t>Real Estate: soft (avg -0.38%)</w:t>
       </w:r>
     </w:p>
     <w:p>
@@ -177,17 +113,11 @@
         <w:pStyle w:val="ListParagraph"/>
         <w:numPr>
           <w:ilvl w:val="0"/>
-          <w:numId w:val="1"/>
+          <w:numId w:val="3"/>
         </w:numPr>
-        <w:rPr>
-          <w:rFonts w:ascii="Cambria" w:hAnsi="Cambria"/>
-        </w:rPr>
-      </w:pPr>
-      <w:r>
-        <w:rPr>
-          <w:rFonts w:ascii="Cambria" w:hAnsi="Cambria"/>
-        </w:rPr>
-        <w:t>Materials: leading (avg +0.67%)</w:t>
+      </w:pPr>
+      <w:r>
+        <w:t>Materials: flat (avg +0.11%)</w:t>
       </w:r>
     </w:p>
     <w:p>
@@ -195,17 +125,11 @@
         <w:pStyle w:val="ListParagraph"/>
         <w:numPr>
           <w:ilvl w:val="0"/>
-          <w:numId w:val="1"/>
+          <w:numId w:val="3"/>
         </w:numPr>
-        <w:rPr>
-          <w:rFonts w:ascii="Cambria" w:hAnsi="Cambria"/>
-        </w:rPr>
-      </w:pPr>
-      <w:r>
-        <w:rPr>
-          <w:rFonts w:ascii="Cambria" w:hAnsi="Cambria"/>
-        </w:rPr>
-        <w:t>Energy: leading (avg +2.47%)</w:t>
+      </w:pPr>
+      <w:r>
+        <w:t>Energy: lagging (avg -1.78%)</w:t>
       </w:r>
     </w:p>
     <w:p>
@@ -213,17 +137,11 @@
         <w:pStyle w:val="ListParagraph"/>
         <w:numPr>
           <w:ilvl w:val="0"/>
-          <w:numId w:val="1"/>
+          <w:numId w:val="3"/>
         </w:numPr>
-        <w:rPr>
-          <w:rFonts w:ascii="Cambria" w:hAnsi="Cambria"/>
-        </w:rPr>
-      </w:pPr>
-      <w:r>
-        <w:rPr>
-          <w:rFonts w:ascii="Cambria" w:hAnsi="Cambria"/>
-        </w:rPr>
-        <w:t>Health Care: flat (avg -0.00%)</w:t>
+      </w:pPr>
+      <w:r>
+        <w:t>Health Care: flat (avg -0.05%)</w:t>
       </w:r>
     </w:p>
     <w:p>
@@ -231,29 +149,15 @@
         <w:pStyle w:val="ListParagraph"/>
         <w:numPr>
           <w:ilvl w:val="0"/>
-          <w:numId w:val="1"/>
+          <w:numId w:val="3"/>
         </w:numPr>
-        <w:rPr>
-          <w:rFonts w:ascii="Cambria" w:hAnsi="Cambria"/>
-        </w:rPr>
-      </w:pPr>
-      <w:r>
-        <w:rPr>
-          <w:rFonts w:ascii="Cambria" w:hAnsi="Cambria"/>
-        </w:rPr>
-        <w:t>Communication Services: lagging (avg -0.40%)</w:t>
-      </w:r>
-    </w:p>
-    <w:p>
-      <w:pPr>
-        <w:rPr>
-          <w:rFonts w:ascii="Cambria" w:hAnsi="Cambria"/>
-        </w:rPr>
-      </w:pPr>
-      <w:r>
-        <w:rPr>
-          <w:rFonts w:ascii="Cambria" w:hAnsi="Cambria"/>
-        </w:rPr>
+      </w:pPr>
+      <w:r>
+        <w:t>Communication Services: firm (avg +0.44%)</w:t>
+      </w:r>
+    </w:p>
+    <w:p>
+      <w:r>
         <w:t>Macro levers:</w:t>
       </w:r>
     </w:p>
@@ -262,17 +166,11 @@
         <w:pStyle w:val="ListParagraph"/>
         <w:numPr>
           <w:ilvl w:val="0"/>
-          <w:numId w:val="2"/>
+          <w:numId w:val="4"/>
         </w:numPr>
-        <w:rPr>
-          <w:rFonts w:ascii="Cambria" w:hAnsi="Cambria"/>
-        </w:rPr>
-      </w:pPr>
-      <w:r>
-        <w:rPr>
-          <w:rFonts w:ascii="Cambria" w:hAnsi="Cambria"/>
-        </w:rPr>
-        <w:t>Gold: leading (avg +0.86%)</w:t>
+      </w:pPr>
+      <w:r>
+        <w:t>Gold: flat (avg -0.18%)</w:t>
       </w:r>
     </w:p>
     <w:p>
@@ -280,17 +178,11 @@
         <w:pStyle w:val="ListParagraph"/>
         <w:numPr>
           <w:ilvl w:val="0"/>
-          <w:numId w:val="2"/>
+          <w:numId w:val="4"/>
         </w:numPr>
-        <w:rPr>
-          <w:rFonts w:ascii="Cambria" w:hAnsi="Cambria"/>
-        </w:rPr>
-      </w:pPr>
-      <w:r>
-        <w:rPr>
-          <w:rFonts w:ascii="Cambria" w:hAnsi="Cambria"/>
-        </w:rPr>
-        <w:t>USD: firm (avg +0.22%)</w:t>
+      </w:pPr>
+      <w:r>
+        <w:t>USD: firm (avg +0.07%)</w:t>
       </w:r>
     </w:p>
     <w:p>
@@ -298,17 +190,11 @@
         <w:pStyle w:val="ListParagraph"/>
         <w:numPr>
           <w:ilvl w:val="0"/>
-          <w:numId w:val="2"/>
+          <w:numId w:val="4"/>
         </w:numPr>
-        <w:rPr>
-          <w:rFonts w:ascii="Cambria" w:hAnsi="Cambria"/>
-        </w:rPr>
-      </w:pPr>
-      <w:r>
-        <w:rPr>
-          <w:rFonts w:ascii="Cambria" w:hAnsi="Cambria"/>
-        </w:rPr>
-        <w:t>Yields: firm (avg +0.06%)</w:t>
+      </w:pPr>
+      <w:r>
+        <w:t>Yields: lagging (avg -0.80%)</w:t>
       </w:r>
     </w:p>
     <w:p>
@@ -316,17 +202,11 @@
         <w:pStyle w:val="ListParagraph"/>
         <w:numPr>
           <w:ilvl w:val="0"/>
-          <w:numId w:val="2"/>
+          <w:numId w:val="4"/>
         </w:numPr>
-        <w:rPr>
-          <w:rFonts w:ascii="Cambria" w:hAnsi="Cambria"/>
-        </w:rPr>
-      </w:pPr>
-      <w:r>
-        <w:rPr>
-          <w:rFonts w:ascii="Cambria" w:hAnsi="Cambria"/>
-        </w:rPr>
-        <w:t>Bonds: flat (avg -0.04%)</w:t>
+      </w:pPr>
+      <w:r>
+        <w:t>Bonds: firm (avg +0.14%)</w:t>
       </w:r>
     </w:p>
     <w:p>
@@ -334,30 +214,16 @@
         <w:pStyle w:val="ListParagraph"/>
         <w:numPr>
           <w:ilvl w:val="0"/>
-          <w:numId w:val="2"/>
+          <w:numId w:val="4"/>
         </w:numPr>
-        <w:rPr>
-          <w:rFonts w:ascii="Cambria" w:hAnsi="Cambria"/>
-        </w:rPr>
-      </w:pPr>
-      <w:r>
-        <w:rPr>
-          <w:rFonts w:ascii="Cambria" w:hAnsi="Cambria"/>
-        </w:rPr>
-        <w:t>Energy complex: leading (avg +3.60%)</w:t>
-      </w:r>
-    </w:p>
-    <w:p>
-      <w:pPr>
-        <w:rPr>
-          <w:rFonts w:ascii="Cambria" w:hAnsi="Cambria"/>
-        </w:rPr>
-      </w:pPr>
-      <w:r>
-        <w:rPr>
-          <w:rFonts w:ascii="Cambria" w:hAnsi="Cambria"/>
-        </w:rPr>
-        <w:t>Bottom line: Breadth is mixed with just under half the tape in the green, and leadership is skewed toward cyclicals and hard assets, with Energy, Materials, and Real Estate outperforming while defensives like Staples are firm and growth-heavy groups such as Tech, Industrials, and Communication Services lag alongside soft Discretionary and Utilities. Macro conditions reflect an environment where growth is slowing from high levels and earnings revisions are turning down even as inflation cools from prior peaks but stays structurally elevated, which is consistent with today’s pattern of strength in the energy and commodity complex, a firmer dollar and yields, resilient gold, and flat bonds that together signal the market is still paying for inflation protection and real-asset exposure while starting to question the durability of profit growth.</w:t>
+      </w:pPr>
+      <w:r>
+        <w:t>Energy complex: lagging (avg -3.00%)</w:t>
+      </w:r>
+    </w:p>
+    <w:p>
+      <w:r>
+        <w:t>Bottom line: Breadth is mildly positive with just over half of names higher, and the factor mix is classic late-cycle defensiveness as Utilities lead, Industrials and Consumer Discretionary are firm, while Staples, Energy, Financials, and Real Estate lag and Tech/Health Care trade essentially flat. Macro posture shows growth is slowing from elevated levels while still-elevated but easing inflation keeps the environment biased toward lower yields and firmer bonds alongside a steady dollar and soft energy complex, and today’s tape is respecting that setup with defensive leadership, rate-sensitives finding support, and cyclicals bifurcating rather than broadly breaking out.</w:t>
       </w:r>
     </w:p>
     <w:sectPr>
@@ -373,6 +239,119 @@
 <file path=word/numbering.xml><?xml version="1.0" encoding="utf-8"?>
 <w:numbering xmlns:wpc="http://schemas.microsoft.com/office/word/2010/wordprocessingCanvas" xmlns:cx="http://schemas.microsoft.com/office/drawing/2014/chartex" xmlns:cx1="http://schemas.microsoft.com/office/drawing/2015/9/8/chartex" xmlns:cx2="http://schemas.microsoft.com/office/drawing/2015/10/21/chartex" xmlns:cx3="http://schemas.microsoft.com/office/drawing/2016/5/9/chartex" xmlns:cx4="http://schemas.microsoft.com/office/drawing/2016/5/10/chartex" xmlns:cx5="http://schemas.microsoft.com/office/drawing/2016/5/11/chartex" xmlns:cx6="http://schemas.microsoft.com/office/drawing/2016/5/12/chartex" xmlns:cx7="http://schemas.microsoft.com/office/drawing/2016/5/13/chartex" xmlns:cx8="http://schemas.microsoft.com/office/drawing/2016/5/14/chartex" xmlns:mc="http://schemas.openxmlformats.org/markup-compatibility/2006" xmlns:aink="http://schemas.microsoft.com/office/drawing/2016/ink" xmlns:am3d="http://schemas.microsoft.com/office/drawing/2017/model3d" xmlns:o="urn:schemas-microsoft-com:office:office" xmlns:oel="http://schemas.microsoft.com/office/2019/extlst" xmlns:r="http://schemas.openxmlformats.org/officeDocument/2006/relationships" xmlns:m="http://schemas.openxmlformats.org/officeDocument/2006/math" xmlns:v="urn:schemas-microsoft-com:vml" xmlns:wp14="http://schemas.microsoft.com/office/word/2010/wordprocessingDrawing" xmlns:wp="http://schemas.openxmlformats.org/drawingml/2006/wordprocessingDrawing" xmlns:w10="urn:schemas-microsoft-com:office:word" xmlns:w="http://schemas.openxmlformats.org/wordprocessingml/2006/main" xmlns:w14="http://schemas.microsoft.com/office/word/2010/wordml" xmlns:w15="http://schemas.microsoft.com/office/word/2012/wordml" xmlns:w16cex="http://schemas.microsoft.com/office/word/2018/wordml/cex" xmlns:w16cid="http://schemas.microsoft.com/office/word/2016/wordml/cid" xmlns:w16="http://schemas.microsoft.com/office/word/2018/wordml" xmlns:w16du="http://schemas.microsoft.com/office/word/2023/wordml/word16du" xmlns:w16sdtdh="http://schemas.microsoft.com/office/word/2020/wordml/sdtdatahash" xmlns:w16sdtfl="http://schemas.microsoft.com/office/word/2024/wordml/sdtformatlock" xmlns:w16se="http://schemas.microsoft.com/office/word/2015/wordml/symex" xmlns:wpg="http://schemas.microsoft.com/office/word/2010/wordprocessingGroup" xmlns:wpi="http://schemas.microsoft.com/office/word/2010/wordprocessingInk" xmlns:wne="http://schemas.microsoft.com/office/word/2006/wordml" xmlns:wps="http://schemas.microsoft.com/office/word/2010/wordprocessingShape" mc:Ignorable="w14 w15 w16se w16cid w16 w16cex w16sdtdh w16sdtfl w16du wp14">
   <w:abstractNum w:abstractNumId="0" w15:restartNumberingAfterBreak="0">
+    <w:nsid w:val="12FA226C"/>
+    <w:multiLevelType w:val="hybridMultilevel"/>
+    <w:tmpl w:val="68889D2C"/>
+    <w:lvl w:ilvl="0" w:tplc="04090001">
+      <w:start w:val="1"/>
+      <w:numFmt w:val="bullet"/>
+      <w:lvlText w:val=""/>
+      <w:lvlJc w:val="left"/>
+      <w:pPr>
+        <w:ind w:left="720" w:hanging="360"/>
+      </w:pPr>
+      <w:rPr>
+        <w:rFonts w:ascii="Symbol" w:hAnsi="Symbol" w:hint="default"/>
+      </w:rPr>
+    </w:lvl>
+    <w:lvl w:ilvl="1" w:tplc="04090003" w:tentative="1">
+      <w:start w:val="1"/>
+      <w:numFmt w:val="bullet"/>
+      <w:lvlText w:val="o"/>
+      <w:lvlJc w:val="left"/>
+      <w:pPr>
+        <w:ind w:left="1440" w:hanging="360"/>
+      </w:pPr>
+      <w:rPr>
+        <w:rFonts w:ascii="Courier New" w:hAnsi="Courier New" w:cs="Courier New" w:hint="default"/>
+      </w:rPr>
+    </w:lvl>
+    <w:lvl w:ilvl="2" w:tplc="04090005" w:tentative="1">
+      <w:start w:val="1"/>
+      <w:numFmt w:val="bullet"/>
+      <w:lvlText w:val=""/>
+      <w:lvlJc w:val="left"/>
+      <w:pPr>
+        <w:ind w:left="2160" w:hanging="360"/>
+      </w:pPr>
+      <w:rPr>
+        <w:rFonts w:ascii="Wingdings" w:hAnsi="Wingdings" w:hint="default"/>
+      </w:rPr>
+    </w:lvl>
+    <w:lvl w:ilvl="3" w:tplc="04090001" w:tentative="1">
+      <w:start w:val="1"/>
+      <w:numFmt w:val="bullet"/>
+      <w:lvlText w:val=""/>
+      <w:lvlJc w:val="left"/>
+      <w:pPr>
+        <w:ind w:left="2880" w:hanging="360"/>
+      </w:pPr>
+      <w:rPr>
+        <w:rFonts w:ascii="Symbol" w:hAnsi="Symbol" w:hint="default"/>
+      </w:rPr>
+    </w:lvl>
+    <w:lvl w:ilvl="4" w:tplc="04090003" w:tentative="1">
+      <w:start w:val="1"/>
+      <w:numFmt w:val="bullet"/>
+      <w:lvlText w:val="o"/>
+      <w:lvlJc w:val="left"/>
+      <w:pPr>
+        <w:ind w:left="3600" w:hanging="360"/>
+      </w:pPr>
+      <w:rPr>
+        <w:rFonts w:ascii="Courier New" w:hAnsi="Courier New" w:cs="Courier New" w:hint="default"/>
+      </w:rPr>
+    </w:lvl>
+    <w:lvl w:ilvl="5" w:tplc="04090005" w:tentative="1">
+      <w:start w:val="1"/>
+      <w:numFmt w:val="bullet"/>
+      <w:lvlText w:val=""/>
+      <w:lvlJc w:val="left"/>
+      <w:pPr>
+        <w:ind w:left="4320" w:hanging="360"/>
+      </w:pPr>
+      <w:rPr>
+        <w:rFonts w:ascii="Wingdings" w:hAnsi="Wingdings" w:hint="default"/>
+      </w:rPr>
+    </w:lvl>
+    <w:lvl w:ilvl="6" w:tplc="04090001" w:tentative="1">
+      <w:start w:val="1"/>
+      <w:numFmt w:val="bullet"/>
+      <w:lvlText w:val=""/>
+      <w:lvlJc w:val="left"/>
+      <w:pPr>
+        <w:ind w:left="5040" w:hanging="360"/>
+      </w:pPr>
+      <w:rPr>
+        <w:rFonts w:ascii="Symbol" w:hAnsi="Symbol" w:hint="default"/>
+      </w:rPr>
+    </w:lvl>
+    <w:lvl w:ilvl="7" w:tplc="04090003" w:tentative="1">
+      <w:start w:val="1"/>
+      <w:numFmt w:val="bullet"/>
+      <w:lvlText w:val="o"/>
+      <w:lvlJc w:val="left"/>
+      <w:pPr>
+        <w:ind w:left="5760" w:hanging="360"/>
+      </w:pPr>
+      <w:rPr>
+        <w:rFonts w:ascii="Courier New" w:hAnsi="Courier New" w:cs="Courier New" w:hint="default"/>
+      </w:rPr>
+    </w:lvl>
+    <w:lvl w:ilvl="8" w:tplc="04090005" w:tentative="1">
+      <w:start w:val="1"/>
+      <w:numFmt w:val="bullet"/>
+      <w:lvlText w:val=""/>
+      <w:lvlJc w:val="left"/>
+      <w:pPr>
+        <w:ind w:left="6480" w:hanging="360"/>
+      </w:pPr>
+      <w:rPr>
+        <w:rFonts w:ascii="Wingdings" w:hAnsi="Wingdings" w:hint="default"/>
+      </w:rPr>
+    </w:lvl>
+  </w:abstractNum>
+  <w:abstractNum w:abstractNumId="1" w15:restartNumberingAfterBreak="0">
     <w:nsid w:val="3C9E382F"/>
     <w:multiLevelType w:val="hybridMultilevel"/>
     <w:tmpl w:val="53427AA4"/>
@@ -485,7 +464,7 @@
       </w:rPr>
     </w:lvl>
   </w:abstractNum>
-  <w:abstractNum w:abstractNumId="1" w15:restartNumberingAfterBreak="0">
+  <w:abstractNum w:abstractNumId="2" w15:restartNumberingAfterBreak="0">
     <w:nsid w:val="4FD56145"/>
     <w:multiLevelType w:val="hybridMultilevel"/>
     <w:tmpl w:val="CA5E34D0"/>
@@ -598,11 +577,130 @@
       </w:rPr>
     </w:lvl>
   </w:abstractNum>
+  <w:abstractNum w:abstractNumId="3" w15:restartNumberingAfterBreak="0">
+    <w:nsid w:val="63EE607B"/>
+    <w:multiLevelType w:val="hybridMultilevel"/>
+    <w:tmpl w:val="3E383CF2"/>
+    <w:lvl w:ilvl="0" w:tplc="04090001">
+      <w:start w:val="1"/>
+      <w:numFmt w:val="bullet"/>
+      <w:lvlText w:val=""/>
+      <w:lvlJc w:val="left"/>
+      <w:pPr>
+        <w:ind w:left="720" w:hanging="360"/>
+      </w:pPr>
+      <w:rPr>
+        <w:rFonts w:ascii="Symbol" w:hAnsi="Symbol" w:hint="default"/>
+      </w:rPr>
+    </w:lvl>
+    <w:lvl w:ilvl="1" w:tplc="04090003" w:tentative="1">
+      <w:start w:val="1"/>
+      <w:numFmt w:val="bullet"/>
+      <w:lvlText w:val="o"/>
+      <w:lvlJc w:val="left"/>
+      <w:pPr>
+        <w:ind w:left="1440" w:hanging="360"/>
+      </w:pPr>
+      <w:rPr>
+        <w:rFonts w:ascii="Courier New" w:hAnsi="Courier New" w:cs="Courier New" w:hint="default"/>
+      </w:rPr>
+    </w:lvl>
+    <w:lvl w:ilvl="2" w:tplc="04090005" w:tentative="1">
+      <w:start w:val="1"/>
+      <w:numFmt w:val="bullet"/>
+      <w:lvlText w:val=""/>
+      <w:lvlJc w:val="left"/>
+      <w:pPr>
+        <w:ind w:left="2160" w:hanging="360"/>
+      </w:pPr>
+      <w:rPr>
+        <w:rFonts w:ascii="Wingdings" w:hAnsi="Wingdings" w:hint="default"/>
+      </w:rPr>
+    </w:lvl>
+    <w:lvl w:ilvl="3" w:tplc="04090001" w:tentative="1">
+      <w:start w:val="1"/>
+      <w:numFmt w:val="bullet"/>
+      <w:lvlText w:val=""/>
+      <w:lvlJc w:val="left"/>
+      <w:pPr>
+        <w:ind w:left="2880" w:hanging="360"/>
+      </w:pPr>
+      <w:rPr>
+        <w:rFonts w:ascii="Symbol" w:hAnsi="Symbol" w:hint="default"/>
+      </w:rPr>
+    </w:lvl>
+    <w:lvl w:ilvl="4" w:tplc="04090003" w:tentative="1">
+      <w:start w:val="1"/>
+      <w:numFmt w:val="bullet"/>
+      <w:lvlText w:val="o"/>
+      <w:lvlJc w:val="left"/>
+      <w:pPr>
+        <w:ind w:left="3600" w:hanging="360"/>
+      </w:pPr>
+      <w:rPr>
+        <w:rFonts w:ascii="Courier New" w:hAnsi="Courier New" w:cs="Courier New" w:hint="default"/>
+      </w:rPr>
+    </w:lvl>
+    <w:lvl w:ilvl="5" w:tplc="04090005" w:tentative="1">
+      <w:start w:val="1"/>
+      <w:numFmt w:val="bullet"/>
+      <w:lvlText w:val=""/>
+      <w:lvlJc w:val="left"/>
+      <w:pPr>
+        <w:ind w:left="4320" w:hanging="360"/>
+      </w:pPr>
+      <w:rPr>
+        <w:rFonts w:ascii="Wingdings" w:hAnsi="Wingdings" w:hint="default"/>
+      </w:rPr>
+    </w:lvl>
+    <w:lvl w:ilvl="6" w:tplc="04090001" w:tentative="1">
+      <w:start w:val="1"/>
+      <w:numFmt w:val="bullet"/>
+      <w:lvlText w:val=""/>
+      <w:lvlJc w:val="left"/>
+      <w:pPr>
+        <w:ind w:left="5040" w:hanging="360"/>
+      </w:pPr>
+      <w:rPr>
+        <w:rFonts w:ascii="Symbol" w:hAnsi="Symbol" w:hint="default"/>
+      </w:rPr>
+    </w:lvl>
+    <w:lvl w:ilvl="7" w:tplc="04090003" w:tentative="1">
+      <w:start w:val="1"/>
+      <w:numFmt w:val="bullet"/>
+      <w:lvlText w:val="o"/>
+      <w:lvlJc w:val="left"/>
+      <w:pPr>
+        <w:ind w:left="5760" w:hanging="360"/>
+      </w:pPr>
+      <w:rPr>
+        <w:rFonts w:ascii="Courier New" w:hAnsi="Courier New" w:cs="Courier New" w:hint="default"/>
+      </w:rPr>
+    </w:lvl>
+    <w:lvl w:ilvl="8" w:tplc="04090005" w:tentative="1">
+      <w:start w:val="1"/>
+      <w:numFmt w:val="bullet"/>
+      <w:lvlText w:val=""/>
+      <w:lvlJc w:val="left"/>
+      <w:pPr>
+        <w:ind w:left="6480" w:hanging="360"/>
+      </w:pPr>
+      <w:rPr>
+        <w:rFonts w:ascii="Wingdings" w:hAnsi="Wingdings" w:hint="default"/>
+      </w:rPr>
+    </w:lvl>
+  </w:abstractNum>
   <w:num w:numId="1" w16cid:durableId="228686881">
+    <w:abstractNumId w:val="2"/>
+  </w:num>
+  <w:num w:numId="2" w16cid:durableId="950238167">
     <w:abstractNumId w:val="1"/>
   </w:num>
-  <w:num w:numId="2" w16cid:durableId="950238167">
+  <w:num w:numId="3" w16cid:durableId="478546117">
     <w:abstractNumId w:val="0"/>
+  </w:num>
+  <w:num w:numId="4" w16cid:durableId="294675825">
+    <w:abstractNumId w:val="3"/>
   </w:num>
 </w:numbering>
 </file>
@@ -612,7 +710,7 @@
   <w:docDefaults>
     <w:rPrDefault>
       <w:rPr>
-        <w:rFonts w:asciiTheme="minorHAnsi" w:eastAsiaTheme="minorHAnsi" w:hAnsiTheme="minorHAnsi" w:cstheme="minorBidi"/>
+        <w:rFonts w:ascii="Cambria" w:eastAsiaTheme="minorHAnsi" w:hAnsi="Cambria" w:cstheme="minorBidi"/>
         <w:kern w:val="2"/>
         <w:sz w:val="24"/>
         <w:szCs w:val="24"/>
@@ -1007,6 +1105,7 @@
   <w:style w:type="paragraph" w:default="1" w:styleId="Normal">
     <w:name w:val="Normal"/>
     <w:qFormat/>
+    <w:rsid w:val="004927A7"/>
   </w:style>
   <w:style w:type="paragraph" w:styleId="Heading1">
     <w:name w:val="heading 1"/>

--- a/data/Market_Read_daily.docx
+++ b/data/Market_Read_daily.docx
@@ -4,7 +4,7 @@
   <w:body>
     <w:p>
       <w:r>
-        <w:t>Market Read: December 19, 2025</w:t>
+        <w:t>Market Read: December 22, 2025</w:t>
       </w:r>
     </w:p>
     <w:p>
@@ -21,7 +21,7 @@
         </w:numPr>
       </w:pPr>
       <w:r>
-        <w:t>Breadth: 58.9% of names are positive.</w:t>
+        <w:t>Breadth: 77.0% of names are positive.</w:t>
       </w:r>
     </w:p>
     <w:p>
@@ -33,7 +33,7 @@
         </w:numPr>
       </w:pPr>
       <w:r>
-        <w:t>Information Technology: leading (avg +1.59%)</w:t>
+        <w:t>Information Technology: leading (avg +0.69%)</w:t>
       </w:r>
     </w:p>
     <w:p>
@@ -45,7 +45,7 @@
         </w:numPr>
       </w:pPr>
       <w:r>
-        <w:t>Industrials: leading (avg +0.61%)</w:t>
+        <w:t>Industrials: leading (avg +1.07%)</w:t>
       </w:r>
     </w:p>
     <w:p>
@@ -57,7 +57,7 @@
         </w:numPr>
       </w:pPr>
       <w:r>
-        <w:t>Consumer Staples: lagging (avg -1.19%)</w:t>
+        <w:t>Consumer Staples: soft (avg -0.32%)</w:t>
       </w:r>
     </w:p>
     <w:p>
@@ -69,7 +69,7 @@
         </w:numPr>
       </w:pPr>
       <w:r>
-        <w:t>Consumer Discretionary: soft (avg -0.18%)</w:t>
+        <w:t>Consumer Discretionary: firm (avg +0.46%)</w:t>
       </w:r>
     </w:p>
     <w:p>
@@ -81,7 +81,7 @@
         </w:numPr>
       </w:pPr>
       <w:r>
-        <w:t>Financials: leading (avg +0.52%)</w:t>
+        <w:t>Financials: leading (avg +1.13%)</w:t>
       </w:r>
     </w:p>
     <w:p>
@@ -93,7 +93,7 @@
         </w:numPr>
       </w:pPr>
       <w:r>
-        <w:t>Utilities: lagging (avg -1.24%)</w:t>
+        <w:t>Utilities: firm (avg +0.50%)</w:t>
       </w:r>
     </w:p>
     <w:p>
@@ -105,7 +105,7 @@
         </w:numPr>
       </w:pPr>
       <w:r>
-        <w:t>Real Estate: lagging (avg -0.54%)</w:t>
+        <w:t>Real Estate: leading (avg +0.90%)</w:t>
       </w:r>
     </w:p>
     <w:p>
@@ -117,7 +117,7 @@
         </w:numPr>
       </w:pPr>
       <w:r>
-        <w:t>Materials: flat (avg +0.19%)</w:t>
+        <w:t>Materials: leading (avg +1.00%)</w:t>
       </w:r>
     </w:p>
     <w:p>
@@ -129,7 +129,7 @@
         </w:numPr>
       </w:pPr>
       <w:r>
-        <w:t>Energy: firm (avg +0.20%)</w:t>
+        <w:t>Energy: leading (avg +0.88%)</w:t>
       </w:r>
     </w:p>
     <w:p>
@@ -141,7 +141,7 @@
         </w:numPr>
       </w:pPr>
       <w:r>
-        <w:t>Health Care: leading (avg +0.71%)</w:t>
+        <w:t>Health Care: leading (avg +0.74%)</w:t>
       </w:r>
     </w:p>
     <w:p>
@@ -153,7 +153,7 @@
         </w:numPr>
       </w:pPr>
       <w:r>
-        <w:t>Communication Services: flat (avg +0.05%)</w:t>
+        <w:t>Communication Services: leading (avg +0.68%)</w:t>
       </w:r>
     </w:p>
     <w:p>
@@ -170,7 +170,7 @@
         </w:numPr>
       </w:pPr>
       <w:r>
-        <w:t>Gold: firm (avg +0.11%)</w:t>
+        <w:t>Gold: leading (avg +2.31%)</w:t>
       </w:r>
     </w:p>
     <w:p>
@@ -182,7 +182,7 @@
         </w:numPr>
       </w:pPr>
       <w:r>
-        <w:t>USD: leading (avg +0.32%)</w:t>
+        <w:t>USD: lagging (avg -3.71%)</w:t>
       </w:r>
     </w:p>
     <w:p>
@@ -194,7 +194,7 @@
         </w:numPr>
       </w:pPr>
       <w:r>
-        <w:t>Yields: leading (avg +0.78%)</w:t>
+        <w:t>Yields: leading (avg +0.47%)</w:t>
       </w:r>
     </w:p>
     <w:p>
@@ -206,7 +206,7 @@
         </w:numPr>
       </w:pPr>
       <w:r>
-        <w:t>Bonds: lagging (avg -0.56%)</w:t>
+        <w:t>Bonds: flat (avg -0.07%)</w:t>
       </w:r>
     </w:p>
     <w:p>
@@ -218,16 +218,16 @@
         </w:numPr>
       </w:pPr>
       <w:r>
-        <w:t>Energy complex: leading (avg +1.29%)</w:t>
+        <w:t>Energy complex: flat (avg -0.14%)</w:t>
       </w:r>
     </w:p>
     <w:p>
       <w:r>
-        <w:t xml:space="preserve">Bottom line: Breadth is constructive with nearly 60% of stocks higher, and the tape is skewed toward cyclical and growth leadership as Technology, Health Care, Industrials, Financials and a firm Energy sector drive gains while defensives like Staples, Utilities and Real Estate lag, with Consumer Discretionary soft and Communications and Materials essentially flat. </w:t>
+        <w:t xml:space="preserve">Bottom line: Broadly positive breadth with roughly three-quarters of stocks up and leadership concentrated in cyclicals (Financials, Industrials, Materials, Energy, Real Estate, and Tech) alongside firm defensives (Utilities, Health Care, Communication Services, and Consumer Discretionary) points to a risk-on tape that is still willing to lean into economically sensitive exposure while not abandoning safety. </w:t>
       </w:r>
-      <w:bookmarkStart w:id="0" w:name="_Hlk217067067"/>
+      <w:bookmarkStart w:id="0" w:name="_Hlk217325263"/>
       <w:r>
-        <w:t>Macro conditions reflect growth slowing from elevated levels and easing but still elevated inflation pressures, which is echoed by the combination of rising yields, a stronger USD, weak bonds, and a firm gold and energy complex that together point to the market recalibrating toward slower forward earnings momentum but persistent real-rate and commodity underpinnings rather than outright recessionary stress.</w:t>
+        <w:t>Macro conditions reflect growth expectations that are cooling from previously strong levels and inflation that is easing but still elevated versus the pre-pandemic regime, and today’s mix of a weaker USD, strong Gold, firmer yields, and flat bonds/energy complex fits a market that is beginning to price slower forward earnings and moderating price pressures without yet discounting an outright growth scare.</w:t>
       </w:r>
       <w:bookmarkEnd w:id="0"/>
     </w:p>
@@ -415,9 +415,9 @@
     </w:lvl>
   </w:abstractNum>
   <w:abstractNum w:abstractNumId="9" w15:restartNumberingAfterBreak="0">
-    <w:nsid w:val="62B629FD"/>
+    <w:nsid w:val="03D1267D"/>
     <w:multiLevelType w:val="hybridMultilevel"/>
-    <w:tmpl w:val="04BC185E"/>
+    <w:tmpl w:val="825A286E"/>
     <w:lvl w:ilvl="0" w:tplc="04090001">
       <w:start w:val="1"/>
       <w:numFmt w:val="bullet"/>
@@ -528,9 +528,9 @@
     </w:lvl>
   </w:abstractNum>
   <w:abstractNum w:abstractNumId="10" w15:restartNumberingAfterBreak="0">
-    <w:nsid w:val="6B4E58C6"/>
+    <w:nsid w:val="588F39EB"/>
     <w:multiLevelType w:val="hybridMultilevel"/>
-    <w:tmpl w:val="D6EA71DE"/>
+    <w:tmpl w:val="3806B43C"/>
     <w:lvl w:ilvl="0" w:tplc="04090001">
       <w:start w:val="1"/>
       <w:numFmt w:val="bullet"/>
@@ -640,37 +640,37 @@
       </w:rPr>
     </w:lvl>
   </w:abstractNum>
-  <w:num w:numId="1" w16cid:durableId="1681007756">
+  <w:num w:numId="1" w16cid:durableId="284966024">
     <w:abstractNumId w:val="8"/>
   </w:num>
-  <w:num w:numId="2" w16cid:durableId="1773430409">
+  <w:num w:numId="2" w16cid:durableId="175317543">
     <w:abstractNumId w:val="6"/>
   </w:num>
-  <w:num w:numId="3" w16cid:durableId="160050387">
+  <w:num w:numId="3" w16cid:durableId="151064868">
     <w:abstractNumId w:val="5"/>
   </w:num>
-  <w:num w:numId="4" w16cid:durableId="251664103">
+  <w:num w:numId="4" w16cid:durableId="1873106609">
     <w:abstractNumId w:val="4"/>
   </w:num>
-  <w:num w:numId="5" w16cid:durableId="1760369484">
+  <w:num w:numId="5" w16cid:durableId="1814562233">
     <w:abstractNumId w:val="7"/>
   </w:num>
-  <w:num w:numId="6" w16cid:durableId="1533373602">
+  <w:num w:numId="6" w16cid:durableId="510070737">
     <w:abstractNumId w:val="3"/>
   </w:num>
-  <w:num w:numId="7" w16cid:durableId="223150522">
+  <w:num w:numId="7" w16cid:durableId="111754556">
     <w:abstractNumId w:val="2"/>
   </w:num>
-  <w:num w:numId="8" w16cid:durableId="830214416">
+  <w:num w:numId="8" w16cid:durableId="393743937">
     <w:abstractNumId w:val="1"/>
   </w:num>
-  <w:num w:numId="9" w16cid:durableId="506871195">
+  <w:num w:numId="9" w16cid:durableId="1484740111">
     <w:abstractNumId w:val="0"/>
   </w:num>
-  <w:num w:numId="10" w16cid:durableId="673922101">
+  <w:num w:numId="10" w16cid:durableId="2102531145">
     <w:abstractNumId w:val="10"/>
   </w:num>
-  <w:num w:numId="11" w16cid:durableId="2041317164">
+  <w:num w:numId="11" w16cid:durableId="1889296883">
     <w:abstractNumId w:val="9"/>
   </w:num>
 </w:numbering>

--- a/data/Market_Read_daily.docx
+++ b/data/Market_Read_daily.docx
@@ -4,7 +4,7 @@
   <w:body>
     <w:p>
       <w:r>
-        <w:t>Market Read: December 22, 2025</w:t>
+        <w:t>Market Read: December 23, 2025</w:t>
       </w:r>
     </w:p>
     <w:p>
@@ -21,7 +21,7 @@
         </w:numPr>
       </w:pPr>
       <w:r>
-        <w:t>Breadth: 77.0% of names are positive.</w:t>
+        <w:t>Breadth: 47.9% of names are positive.</w:t>
       </w:r>
     </w:p>
     <w:p>
@@ -33,7 +33,7 @@
         </w:numPr>
       </w:pPr>
       <w:r>
-        <w:t>Information Technology: leading (avg +0.69%)</w:t>
+        <w:t>Information Technology: soft (avg -0.27%)</w:t>
       </w:r>
     </w:p>
     <w:p>
@@ -45,7 +45,7 @@
         </w:numPr>
       </w:pPr>
       <w:r>
-        <w:t>Industrials: leading (avg +1.07%)</w:t>
+        <w:t>Industrials: soft (avg -0.19%)</w:t>
       </w:r>
     </w:p>
     <w:p>
@@ -57,7 +57,7 @@
         </w:numPr>
       </w:pPr>
       <w:r>
-        <w:t>Consumer Staples: soft (avg -0.32%)</w:t>
+        <w:t>Consumer Staples: lagging (avg -0.94%)</w:t>
       </w:r>
     </w:p>
     <w:p>
@@ -69,7 +69,7 @@
         </w:numPr>
       </w:pPr>
       <w:r>
-        <w:t>Consumer Discretionary: firm (avg +0.46%)</w:t>
+        <w:t>Consumer Discretionary: lagging (avg -0.76%)</w:t>
       </w:r>
     </w:p>
     <w:p>
@@ -81,7 +81,7 @@
         </w:numPr>
       </w:pPr>
       <w:r>
-        <w:t>Financials: leading (avg +1.13%)</w:t>
+        <w:t>Financials: soft (avg -0.15%)</w:t>
       </w:r>
     </w:p>
     <w:p>
@@ -93,7 +93,7 @@
         </w:numPr>
       </w:pPr>
       <w:r>
-        <w:t>Utilities: firm (avg +0.50%)</w:t>
+        <w:t>Utilities: firm (avg +0.25%)</w:t>
       </w:r>
     </w:p>
     <w:p>
@@ -105,7 +105,7 @@
         </w:numPr>
       </w:pPr>
       <w:r>
-        <w:t>Real Estate: leading (avg +0.90%)</w:t>
+        <w:t>Real Estate: soft (avg -0.29%)</w:t>
       </w:r>
     </w:p>
     <w:p>
@@ -117,7 +117,7 @@
         </w:numPr>
       </w:pPr>
       <w:r>
-        <w:t>Materials: leading (avg +1.00%)</w:t>
+        <w:t>Materials: flat (avg -0.06%)</w:t>
       </w:r>
     </w:p>
     <w:p>
@@ -129,7 +129,7 @@
         </w:numPr>
       </w:pPr>
       <w:r>
-        <w:t>Energy: leading (avg +0.88%)</w:t>
+        <w:t>Energy: firm (avg +0.50%)</w:t>
       </w:r>
     </w:p>
     <w:p>
@@ -141,7 +141,7 @@
         </w:numPr>
       </w:pPr>
       <w:r>
-        <w:t>Health Care: leading (avg +0.74%)</w:t>
+        <w:t>Health Care: soft (avg -0.38%)</w:t>
       </w:r>
     </w:p>
     <w:p>
@@ -153,7 +153,7 @@
         </w:numPr>
       </w:pPr>
       <w:r>
-        <w:t>Communication Services: leading (avg +0.68%)</w:t>
+        <w:t>Communication Services: firm (avg +0.32%)</w:t>
       </w:r>
     </w:p>
     <w:p>
@@ -170,7 +170,7 @@
         </w:numPr>
       </w:pPr>
       <w:r>
-        <w:t>Gold: leading (avg +2.31%)</w:t>
+        <w:t>Gold: leading (avg +1.33%)</w:t>
       </w:r>
     </w:p>
     <w:p>
@@ -182,7 +182,7 @@
         </w:numPr>
       </w:pPr>
       <w:r>
-        <w:t>USD: lagging (avg -3.71%)</w:t>
+        <w:t>USD: lagging (avg -0.33%)</w:t>
       </w:r>
     </w:p>
     <w:p>
@@ -194,7 +194,7 @@
         </w:numPr>
       </w:pPr>
       <w:r>
-        <w:t>Yields: leading (avg +0.47%)</w:t>
+        <w:t>Yields: firm (avg +0.07%)</w:t>
       </w:r>
     </w:p>
     <w:p>
@@ -206,7 +206,7 @@
         </w:numPr>
       </w:pPr>
       <w:r>
-        <w:t>Bonds: flat (avg -0.07%)</w:t>
+        <w:t>Bonds: firm (avg +0.07%)</w:t>
       </w:r>
     </w:p>
     <w:p>
@@ -218,16 +218,16 @@
         </w:numPr>
       </w:pPr>
       <w:r>
-        <w:t>Energy complex: flat (avg -0.14%)</w:t>
+        <w:t>Energy complex: leading (avg +4.84%)</w:t>
       </w:r>
     </w:p>
     <w:p>
       <w:r>
-        <w:t xml:space="preserve">Bottom line: Broadly positive breadth with roughly three-quarters of stocks up and leadership concentrated in cyclicals (Financials, Industrials, Materials, Energy, Real Estate, and Tech) alongside firm defensives (Utilities, Health Care, Communication Services, and Consumer Discretionary) points to a risk-on tape that is still willing to lean into economically sensitive exposure while not abandoning safety. </w:t>
+        <w:t xml:space="preserve">Bottom line: Breadth is mixed with just under half the tape green, and leadership skewed toward defensives and hard assets as Utilities, Energy, and Communication Services trade firm while cyclical and rate-sensitive groups like Tech, Industrials, Financials, and Real Estate stay soft and the consumer sleeves lag outright. Gold and the broader energy complex are clearly in charge alongside stable-to-firm yields and bonds, with a softer USD providing an additional tailwind to commodities, underscoring a preference for real assets and cash-flow visibility over high-beta growth. </w:t>
       </w:r>
-      <w:bookmarkStart w:id="0" w:name="_Hlk217325263"/>
+      <w:bookmarkStart w:id="0" w:name="_Hlk217398402"/>
       <w:r>
-        <w:t>Macro conditions reflect growth expectations that are cooling from previously strong levels and inflation that is easing but still elevated versus the pre-pandemic regime, and today’s mix of a weaker USD, strong Gold, firmer yields, and flat bonds/energy complex fits a market that is beginning to price slower forward earnings and moderating price pressures without yet discounting an outright growth scare.</w:t>
+        <w:t>Macro conditions reflect a backdrop where growth is decelerating from strong levels and earnings expectations are being marked lower while inflation pressures are easing but still elevated versus the pre-COVID regime, and today’s factor and sector setup is consistent with investors leaning into late-cycle resilience rather than chasing early-cycle cyclicals.</w:t>
       </w:r>
       <w:bookmarkEnd w:id="0"/>
     </w:p>
@@ -415,9 +415,9 @@
     </w:lvl>
   </w:abstractNum>
   <w:abstractNum w:abstractNumId="9" w15:restartNumberingAfterBreak="0">
-    <w:nsid w:val="03D1267D"/>
+    <w:nsid w:val="25C656DA"/>
     <w:multiLevelType w:val="hybridMultilevel"/>
-    <w:tmpl w:val="825A286E"/>
+    <w:tmpl w:val="5CC4651C"/>
     <w:lvl w:ilvl="0" w:tplc="04090001">
       <w:start w:val="1"/>
       <w:numFmt w:val="bullet"/>
@@ -528,9 +528,9 @@
     </w:lvl>
   </w:abstractNum>
   <w:abstractNum w:abstractNumId="10" w15:restartNumberingAfterBreak="0">
-    <w:nsid w:val="588F39EB"/>
+    <w:nsid w:val="66935013"/>
     <w:multiLevelType w:val="hybridMultilevel"/>
-    <w:tmpl w:val="3806B43C"/>
+    <w:tmpl w:val="51DE3F5A"/>
     <w:lvl w:ilvl="0" w:tplc="04090001">
       <w:start w:val="1"/>
       <w:numFmt w:val="bullet"/>
@@ -640,37 +640,37 @@
       </w:rPr>
     </w:lvl>
   </w:abstractNum>
-  <w:num w:numId="1" w16cid:durableId="284966024">
+  <w:num w:numId="1" w16cid:durableId="5714846">
     <w:abstractNumId w:val="8"/>
   </w:num>
-  <w:num w:numId="2" w16cid:durableId="175317543">
+  <w:num w:numId="2" w16cid:durableId="593782651">
     <w:abstractNumId w:val="6"/>
   </w:num>
-  <w:num w:numId="3" w16cid:durableId="151064868">
+  <w:num w:numId="3" w16cid:durableId="1498764075">
     <w:abstractNumId w:val="5"/>
   </w:num>
-  <w:num w:numId="4" w16cid:durableId="1873106609">
+  <w:num w:numId="4" w16cid:durableId="763962176">
     <w:abstractNumId w:val="4"/>
   </w:num>
-  <w:num w:numId="5" w16cid:durableId="1814562233">
+  <w:num w:numId="5" w16cid:durableId="490484976">
     <w:abstractNumId w:val="7"/>
   </w:num>
-  <w:num w:numId="6" w16cid:durableId="510070737">
+  <w:num w:numId="6" w16cid:durableId="416749714">
     <w:abstractNumId w:val="3"/>
   </w:num>
-  <w:num w:numId="7" w16cid:durableId="111754556">
+  <w:num w:numId="7" w16cid:durableId="1256982516">
     <w:abstractNumId w:val="2"/>
   </w:num>
-  <w:num w:numId="8" w16cid:durableId="393743937">
+  <w:num w:numId="8" w16cid:durableId="1946644487">
     <w:abstractNumId w:val="1"/>
   </w:num>
-  <w:num w:numId="9" w16cid:durableId="1484740111">
+  <w:num w:numId="9" w16cid:durableId="1773744222">
     <w:abstractNumId w:val="0"/>
   </w:num>
-  <w:num w:numId="10" w16cid:durableId="2102531145">
+  <w:num w:numId="10" w16cid:durableId="2138447065">
     <w:abstractNumId w:val="10"/>
   </w:num>
-  <w:num w:numId="11" w16cid:durableId="1889296883">
+  <w:num w:numId="11" w16cid:durableId="1520313036">
     <w:abstractNumId w:val="9"/>
   </w:num>
 </w:numbering>

--- a/data/Market_Read_daily.docx
+++ b/data/Market_Read_daily.docx
@@ -21,7 +21,7 @@
         </w:numPr>
       </w:pPr>
       <w:r>
-        <w:t>Breadth: 47.9% of names are positive.</w:t>
+        <w:t>Breadth: 48.2% of names are positive.</w:t>
       </w:r>
     </w:p>
     <w:p>
@@ -223,11 +223,11 @@
     </w:p>
     <w:p>
       <w:r>
-        <w:t xml:space="preserve">Bottom line: Breadth is mixed with just under half the tape green, and leadership skewed toward defensives and hard assets as Utilities, Energy, and Communication Services trade firm while cyclical and rate-sensitive groups like Tech, Industrials, Financials, and Real Estate stay soft and the consumer sleeves lag outright. Gold and the broader energy complex are clearly in charge alongside stable-to-firm yields and bonds, with a softer USD providing an additional tailwind to commodities, underscoring a preference for real assets and cash-flow visibility over high-beta growth. </w:t>
+        <w:t xml:space="preserve">Bottom line: Breadth is middling with just under half of names green, as leadership tilts defensively toward Utilities, Energy, and Communication Services while cyclicals like Consumer Discretionary and Staples lag and key beta sectors such as Tech, Industrials, and Financials trade soft. Gold and the energy complex are outperforming alongside firm bonds and modestly higher yields, while the USD slips, a setup consistent with investors edging toward safety and real-asset exposure rather than high-growth cyclicality. </w:t>
       </w:r>
-      <w:bookmarkStart w:id="0" w:name="_Hlk217398402"/>
+      <w:bookmarkStart w:id="0" w:name="_Hlk217412666"/>
       <w:r>
-        <w:t>Macro conditions reflect a backdrop where growth is decelerating from strong levels and earnings expectations are being marked lower while inflation pressures are easing but still elevated versus the pre-COVID regime, and today’s factor and sector setup is consistent with investors leaning into late-cycle resilience rather than chasing early-cycle cyclicals.</w:t>
+        <w:t>Macro conditions reflect an environment where growth is slowing from elevated levels and forward earnings are being marked down while inflation pressures are easing but still running above pre-COVID norms, and today’s tape is behaving accordingly with a quiet de-risking away from economically sensitive areas into defensives and hard assets.</w:t>
       </w:r>
       <w:bookmarkEnd w:id="0"/>
     </w:p>
@@ -415,9 +415,9 @@
     </w:lvl>
   </w:abstractNum>
   <w:abstractNum w:abstractNumId="9" w15:restartNumberingAfterBreak="0">
-    <w:nsid w:val="25C656DA"/>
+    <w:nsid w:val="218D5048"/>
     <w:multiLevelType w:val="hybridMultilevel"/>
-    <w:tmpl w:val="5CC4651C"/>
+    <w:tmpl w:val="43E4F082"/>
     <w:lvl w:ilvl="0" w:tplc="04090001">
       <w:start w:val="1"/>
       <w:numFmt w:val="bullet"/>
@@ -528,9 +528,9 @@
     </w:lvl>
   </w:abstractNum>
   <w:abstractNum w:abstractNumId="10" w15:restartNumberingAfterBreak="0">
-    <w:nsid w:val="66935013"/>
+    <w:nsid w:val="4ED21FC1"/>
     <w:multiLevelType w:val="hybridMultilevel"/>
-    <w:tmpl w:val="51DE3F5A"/>
+    <w:tmpl w:val="AD284288"/>
     <w:lvl w:ilvl="0" w:tplc="04090001">
       <w:start w:val="1"/>
       <w:numFmt w:val="bullet"/>
@@ -640,37 +640,37 @@
       </w:rPr>
     </w:lvl>
   </w:abstractNum>
-  <w:num w:numId="1" w16cid:durableId="5714846">
+  <w:num w:numId="1" w16cid:durableId="169608441">
     <w:abstractNumId w:val="8"/>
   </w:num>
-  <w:num w:numId="2" w16cid:durableId="593782651">
+  <w:num w:numId="2" w16cid:durableId="794906235">
     <w:abstractNumId w:val="6"/>
   </w:num>
-  <w:num w:numId="3" w16cid:durableId="1498764075">
+  <w:num w:numId="3" w16cid:durableId="1016225007">
     <w:abstractNumId w:val="5"/>
   </w:num>
-  <w:num w:numId="4" w16cid:durableId="763962176">
+  <w:num w:numId="4" w16cid:durableId="479886058">
     <w:abstractNumId w:val="4"/>
   </w:num>
-  <w:num w:numId="5" w16cid:durableId="490484976">
+  <w:num w:numId="5" w16cid:durableId="2040009026">
     <w:abstractNumId w:val="7"/>
   </w:num>
-  <w:num w:numId="6" w16cid:durableId="416749714">
+  <w:num w:numId="6" w16cid:durableId="576476935">
     <w:abstractNumId w:val="3"/>
   </w:num>
-  <w:num w:numId="7" w16cid:durableId="1256982516">
+  <w:num w:numId="7" w16cid:durableId="2058622840">
     <w:abstractNumId w:val="2"/>
   </w:num>
-  <w:num w:numId="8" w16cid:durableId="1946644487">
+  <w:num w:numId="8" w16cid:durableId="1763988390">
     <w:abstractNumId w:val="1"/>
   </w:num>
-  <w:num w:numId="9" w16cid:durableId="1773744222">
+  <w:num w:numId="9" w16cid:durableId="1482961214">
     <w:abstractNumId w:val="0"/>
   </w:num>
-  <w:num w:numId="10" w16cid:durableId="2138447065">
+  <w:num w:numId="10" w16cid:durableId="716201731">
     <w:abstractNumId w:val="10"/>
   </w:num>
-  <w:num w:numId="11" w16cid:durableId="1520313036">
+  <w:num w:numId="11" w16cid:durableId="1557861467">
     <w:abstractNumId w:val="9"/>
   </w:num>
 </w:numbering>

--- a/data/Market_Read_daily.docx
+++ b/data/Market_Read_daily.docx
@@ -4,7 +4,7 @@
   <w:body>
     <w:p>
       <w:r>
-        <w:t>Market Read: December 23, 2025</w:t>
+        <w:t>Market Read: December 24, 2025</w:t>
       </w:r>
     </w:p>
     <w:p>
@@ -21,7 +21,7 @@
         </w:numPr>
       </w:pPr>
       <w:r>
-        <w:t>Breadth: 48.2% of names are positive.</w:t>
+        <w:t>Breadth: 75.0% of names are positive.</w:t>
       </w:r>
     </w:p>
     <w:p>
@@ -33,7 +33,7 @@
         </w:numPr>
       </w:pPr>
       <w:r>
-        <w:t>Information Technology: soft (avg -0.27%)</w:t>
+        <w:t>Information Technology: firm (avg +0.20%)</w:t>
       </w:r>
     </w:p>
     <w:p>
@@ -45,7 +45,7 @@
         </w:numPr>
       </w:pPr>
       <w:r>
-        <w:t>Industrials: soft (avg -0.19%)</w:t>
+        <w:t>Industrials: firm (avg +0.28%)</w:t>
       </w:r>
     </w:p>
     <w:p>
@@ -57,7 +57,7 @@
         </w:numPr>
       </w:pPr>
       <w:r>
-        <w:t>Consumer Staples: lagging (avg -0.94%)</w:t>
+        <w:t>Consumer Staples: leading (avg +0.80%)</w:t>
       </w:r>
     </w:p>
     <w:p>
@@ -69,7 +69,7 @@
         </w:numPr>
       </w:pPr>
       <w:r>
-        <w:t>Consumer Discretionary: lagging (avg -0.76%)</w:t>
+        <w:t>Consumer Discretionary: leading (avg +0.52%)</w:t>
       </w:r>
     </w:p>
     <w:p>
@@ -81,7 +81,7 @@
         </w:numPr>
       </w:pPr>
       <w:r>
-        <w:t>Financials: soft (avg -0.15%)</w:t>
+        <w:t>Financials: firm (avg +0.40%)</w:t>
       </w:r>
     </w:p>
     <w:p>
@@ -93,7 +93,7 @@
         </w:numPr>
       </w:pPr>
       <w:r>
-        <w:t>Utilities: firm (avg +0.25%)</w:t>
+        <w:t>Utilities: firm (avg +0.49%)</w:t>
       </w:r>
     </w:p>
     <w:p>
@@ -105,7 +105,7 @@
         </w:numPr>
       </w:pPr>
       <w:r>
-        <w:t>Real Estate: soft (avg -0.29%)</w:t>
+        <w:t>Real Estate: leading (avg +0.80%)</w:t>
       </w:r>
     </w:p>
     <w:p>
@@ -117,7 +117,7 @@
         </w:numPr>
       </w:pPr>
       <w:r>
-        <w:t>Materials: flat (avg -0.06%)</w:t>
+        <w:t>Materials: firm (avg +0.22%)</w:t>
       </w:r>
     </w:p>
     <w:p>
@@ -129,7 +129,7 @@
         </w:numPr>
       </w:pPr>
       <w:r>
-        <w:t>Energy: firm (avg +0.50%)</w:t>
+        <w:t>Energy: lagging (avg -0.50%)</w:t>
       </w:r>
     </w:p>
     <w:p>
@@ -141,7 +141,7 @@
         </w:numPr>
       </w:pPr>
       <w:r>
-        <w:t>Health Care: soft (avg -0.38%)</w:t>
+        <w:t>Health Care: firm (avg +0.34%)</w:t>
       </w:r>
     </w:p>
     <w:p>
@@ -153,7 +153,7 @@
         </w:numPr>
       </w:pPr>
       <w:r>
-        <w:t>Communication Services: firm (avg +0.32%)</w:t>
+        <w:t>Communication Services: leading (avg +0.76%)</w:t>
       </w:r>
     </w:p>
     <w:p>
@@ -170,7 +170,7 @@
         </w:numPr>
       </w:pPr>
       <w:r>
-        <w:t>Gold: leading (avg +1.33%)</w:t>
+        <w:t>Gold: lagging (avg -0.41%)</w:t>
       </w:r>
     </w:p>
     <w:p>
@@ -182,7 +182,7 @@
         </w:numPr>
       </w:pPr>
       <w:r>
-        <w:t>USD: lagging (avg -0.33%)</w:t>
+        <w:t>USD: firm (avg +0.04%)</w:t>
       </w:r>
     </w:p>
     <w:p>
@@ -194,7 +194,7 @@
         </w:numPr>
       </w:pPr>
       <w:r>
-        <w:t>Yields: firm (avg +0.07%)</w:t>
+        <w:t>Yields: lagging (avg -0.65%)</w:t>
       </w:r>
     </w:p>
     <w:p>
@@ -206,7 +206,7 @@
         </w:numPr>
       </w:pPr>
       <w:r>
-        <w:t>Bonds: firm (avg +0.07%)</w:t>
+        <w:t>Bonds: leading (avg +0.33%)</w:t>
       </w:r>
     </w:p>
     <w:p>
@@ -218,16 +218,16 @@
         </w:numPr>
       </w:pPr>
       <w:r>
-        <w:t>Energy complex: leading (avg +4.84%)</w:t>
+        <w:t>Energy complex: lagging (avg -2.04%)</w:t>
       </w:r>
     </w:p>
     <w:p>
       <w:r>
-        <w:t xml:space="preserve">Bottom line: Breadth is middling with just under half of names green, as leadership tilts defensively toward Utilities, Energy, and Communication Services while cyclicals like Consumer Discretionary and Staples lag and key beta sectors such as Tech, Industrials, and Financials trade soft. Gold and the energy complex are outperforming alongside firm bonds and modestly higher yields, while the USD slips, a setup consistent with investors edging toward safety and real-asset exposure rather than high-growth cyclicality. </w:t>
+        <w:t xml:space="preserve">Bottom line: With roughly three-quarters of stocks higher, breadth is solid and the tape is skewed toward defensives and rate-sensitives, as Consumer Staples, Real Estate, and Communication Services lead while cyclicals like Energy lag despite firm showings in Tech, Industrials, Financials, Utilities, and Health Care. </w:t>
       </w:r>
-      <w:bookmarkStart w:id="0" w:name="_Hlk217412666"/>
+      <w:bookmarkStart w:id="0" w:name="_Hlk217474402"/>
       <w:r>
-        <w:t>Macro conditions reflect an environment where growth is slowing from elevated levels and forward earnings are being marked down while inflation pressures are easing but still running above pre-COVID norms, and today’s tape is behaving accordingly with a quiet de-risking away from economically sensitive areas into defensives and hard assets.</w:t>
+        <w:t>Macro conditions reflect growth slowing from elevated levels and moderating but still above-trend inflation, and today’s pattern of weaker yields, stronger bonds, soft gold, a firmer USD, and a pressured energy complex is consistent with the market leaning toward a slower-growth, disinflationary setup that favors defensives and duration over high-beta cyclicals.</w:t>
       </w:r>
       <w:bookmarkEnd w:id="0"/>
     </w:p>
@@ -415,9 +415,9 @@
     </w:lvl>
   </w:abstractNum>
   <w:abstractNum w:abstractNumId="9" w15:restartNumberingAfterBreak="0">
-    <w:nsid w:val="218D5048"/>
+    <w:nsid w:val="08624751"/>
     <w:multiLevelType w:val="hybridMultilevel"/>
-    <w:tmpl w:val="43E4F082"/>
+    <w:tmpl w:val="6FFC7360"/>
     <w:lvl w:ilvl="0" w:tplc="04090001">
       <w:start w:val="1"/>
       <w:numFmt w:val="bullet"/>
@@ -528,9 +528,9 @@
     </w:lvl>
   </w:abstractNum>
   <w:abstractNum w:abstractNumId="10" w15:restartNumberingAfterBreak="0">
-    <w:nsid w:val="4ED21FC1"/>
+    <w:nsid w:val="436B10B0"/>
     <w:multiLevelType w:val="hybridMultilevel"/>
-    <w:tmpl w:val="AD284288"/>
+    <w:tmpl w:val="D36684EA"/>
     <w:lvl w:ilvl="0" w:tplc="04090001">
       <w:start w:val="1"/>
       <w:numFmt w:val="bullet"/>
@@ -640,38 +640,38 @@
       </w:rPr>
     </w:lvl>
   </w:abstractNum>
-  <w:num w:numId="1" w16cid:durableId="169608441">
+  <w:num w:numId="1" w16cid:durableId="2091464374">
     <w:abstractNumId w:val="8"/>
   </w:num>
-  <w:num w:numId="2" w16cid:durableId="794906235">
+  <w:num w:numId="2" w16cid:durableId="81874821">
     <w:abstractNumId w:val="6"/>
   </w:num>
-  <w:num w:numId="3" w16cid:durableId="1016225007">
+  <w:num w:numId="3" w16cid:durableId="342362953">
     <w:abstractNumId w:val="5"/>
   </w:num>
-  <w:num w:numId="4" w16cid:durableId="479886058">
+  <w:num w:numId="4" w16cid:durableId="567961846">
     <w:abstractNumId w:val="4"/>
   </w:num>
-  <w:num w:numId="5" w16cid:durableId="2040009026">
+  <w:num w:numId="5" w16cid:durableId="1438021129">
     <w:abstractNumId w:val="7"/>
   </w:num>
-  <w:num w:numId="6" w16cid:durableId="576476935">
+  <w:num w:numId="6" w16cid:durableId="1609393006">
     <w:abstractNumId w:val="3"/>
   </w:num>
-  <w:num w:numId="7" w16cid:durableId="2058622840">
+  <w:num w:numId="7" w16cid:durableId="1704330772">
     <w:abstractNumId w:val="2"/>
   </w:num>
-  <w:num w:numId="8" w16cid:durableId="1763988390">
+  <w:num w:numId="8" w16cid:durableId="144900647">
     <w:abstractNumId w:val="1"/>
   </w:num>
-  <w:num w:numId="9" w16cid:durableId="1482961214">
+  <w:num w:numId="9" w16cid:durableId="1158495788">
     <w:abstractNumId w:val="0"/>
   </w:num>
-  <w:num w:numId="10" w16cid:durableId="716201731">
+  <w:num w:numId="10" w16cid:durableId="572010702">
+    <w:abstractNumId w:val="9"/>
+  </w:num>
+  <w:num w:numId="11" w16cid:durableId="907228801">
     <w:abstractNumId w:val="10"/>
-  </w:num>
-  <w:num w:numId="11" w16cid:durableId="1557861467">
-    <w:abstractNumId w:val="9"/>
   </w:num>
 </w:numbering>
 </file>

--- a/data/Market_Read_daily.docx
+++ b/data/Market_Read_daily.docx
@@ -4,7 +4,7 @@
   <w:body>
     <w:p>
       <w:r>
-        <w:t>Market Read: December 24, 2025</w:t>
+        <w:t>Market Read: December 26, 2025</w:t>
       </w:r>
     </w:p>
     <w:p>
@@ -21,7 +21,7 @@
         </w:numPr>
       </w:pPr>
       <w:r>
-        <w:t>Breadth: 75.0% of names are positive.</w:t>
+        <w:t>Breadth: 52.6% of names are positive.</w:t>
       </w:r>
     </w:p>
     <w:p>
@@ -33,7 +33,7 @@
         </w:numPr>
       </w:pPr>
       <w:r>
-        <w:t>Information Technology: firm (avg +0.20%)</w:t>
+        <w:t>Information Technology: flat (avg +0.18%)</w:t>
       </w:r>
     </w:p>
     <w:p>
@@ -45,7 +45,7 @@
         </w:numPr>
       </w:pPr>
       <w:r>
-        <w:t>Industrials: firm (avg +0.28%)</w:t>
+        <w:t>Industrials: soft (avg -0.12%)</w:t>
       </w:r>
     </w:p>
     <w:p>
@@ -57,7 +57,7 @@
         </w:numPr>
       </w:pPr>
       <w:r>
-        <w:t>Consumer Staples: leading (avg +0.80%)</w:t>
+        <w:t>Consumer Staples: flat (avg +0.07%)</w:t>
       </w:r>
     </w:p>
     <w:p>
@@ -69,7 +69,7 @@
         </w:numPr>
       </w:pPr>
       <w:r>
-        <w:t>Consumer Discretionary: leading (avg +0.52%)</w:t>
+        <w:t>Consumer Discretionary: flat (avg -0.04%)</w:t>
       </w:r>
     </w:p>
     <w:p>
@@ -81,7 +81,7 @@
         </w:numPr>
       </w:pPr>
       <w:r>
-        <w:t>Financials: firm (avg +0.40%)</w:t>
+        <w:t>Financials: soft (avg -0.17%)</w:t>
       </w:r>
     </w:p>
     <w:p>
@@ -93,7 +93,7 @@
         </w:numPr>
       </w:pPr>
       <w:r>
-        <w:t>Utilities: firm (avg +0.49%)</w:t>
+        <w:t>Utilities: flat (avg -0.08%)</w:t>
       </w:r>
     </w:p>
     <w:p>
@@ -105,7 +105,7 @@
         </w:numPr>
       </w:pPr>
       <w:r>
-        <w:t>Real Estate: leading (avg +0.80%)</w:t>
+        <w:t>Real Estate: flat (avg +0.15%)</w:t>
       </w:r>
     </w:p>
     <w:p>
@@ -117,7 +117,7 @@
         </w:numPr>
       </w:pPr>
       <w:r>
-        <w:t>Materials: firm (avg +0.22%)</w:t>
+        <w:t>Materials: leading (avg +0.65%)</w:t>
       </w:r>
     </w:p>
     <w:p>
@@ -129,7 +129,7 @@
         </w:numPr>
       </w:pPr>
       <w:r>
-        <w:t>Energy: lagging (avg -0.50%)</w:t>
+        <w:t>Energy: lagging (avg -0.45%)</w:t>
       </w:r>
     </w:p>
     <w:p>
@@ -141,7 +141,7 @@
         </w:numPr>
       </w:pPr>
       <w:r>
-        <w:t>Health Care: firm (avg +0.34%)</w:t>
+        <w:t>Health Care: flat (avg +0.12%)</w:t>
       </w:r>
     </w:p>
     <w:p>
@@ -153,7 +153,7 @@
         </w:numPr>
       </w:pPr>
       <w:r>
-        <w:t>Communication Services: leading (avg +0.76%)</w:t>
+        <w:t>Communication Services: soft (avg -0.17%)</w:t>
       </w:r>
     </w:p>
     <w:p>
@@ -170,7 +170,7 @@
         </w:numPr>
       </w:pPr>
       <w:r>
-        <w:t>Gold: lagging (avg -0.41%)</w:t>
+        <w:t>Gold: leading (avg +1.17%)</w:t>
       </w:r>
     </w:p>
     <w:p>
@@ -182,7 +182,7 @@
         </w:numPr>
       </w:pPr>
       <w:r>
-        <w:t>USD: firm (avg +0.04%)</w:t>
+        <w:t>USD: firm (avg +0.07%)</w:t>
       </w:r>
     </w:p>
     <w:p>
@@ -194,7 +194,7 @@
         </w:numPr>
       </w:pPr>
       <w:r>
-        <w:t>Yields: lagging (avg -0.65%)</w:t>
+        <w:t>Yields: flat (avg -0.02%)</w:t>
       </w:r>
     </w:p>
     <w:p>
@@ -206,7 +206,7 @@
         </w:numPr>
       </w:pPr>
       <w:r>
-        <w:t>Bonds: leading (avg +0.33%)</w:t>
+        <w:t>Bonds: flat (avg -0.10%)</w:t>
       </w:r>
     </w:p>
     <w:p>
@@ -218,16 +218,16 @@
         </w:numPr>
       </w:pPr>
       <w:r>
-        <w:t>Energy complex: lagging (avg -2.04%)</w:t>
+        <w:t>Energy complex: leading (avg +0.47%)</w:t>
       </w:r>
     </w:p>
     <w:p>
       <w:r>
-        <w:t xml:space="preserve">Bottom line: With roughly three-quarters of stocks higher, breadth is solid and the tape is skewed toward defensives and rate-sensitives, as Consumer Staples, Real Estate, and Communication Services lead while cyclicals like Energy lag despite firm showings in Tech, Industrials, Financials, Utilities, and Health Care. </w:t>
+        <w:t xml:space="preserve">Bottom line: Breadth is mildly positive with just over half of names green, but leadership is narrow, with defensively tilted Materials out front while Energy, Financials, and Communication Services sit on the back foot and most cyclicals and rate-sensitives chop sideways. The tape looks like a market in search of a catalyst rather than one embracing a fresh risk-on leg, with Tech, Staples, Health Care, and Real Estate all effectively flat and Industrials soft, underscoring a preference for balance-sheet quality over pure economic beta. </w:t>
       </w:r>
-      <w:bookmarkStart w:id="0" w:name="_Hlk217474402"/>
+      <w:bookmarkStart w:id="0" w:name="_Hlk217671896"/>
       <w:r>
-        <w:t>Macro conditions reflect growth slowing from elevated levels and moderating but still above-trend inflation, and today’s pattern of weaker yields, stronger bonds, soft gold, a firmer USD, and a pressured energy complex is consistent with the market leaning toward a slower-growth, disinflationary setup that favors defensives and duration over high-beta cyclicals.</w:t>
+        <w:t>Macro conditions reflect an environment where growth is decelerating from strong levels and earnings momentum is fading while inflation is cooling but still sticky versus pre-COVID norms, a mix consistent with gold’s outperformance alongside a firm dollar, steady yields, and a bid in the broader energy complex.</w:t>
       </w:r>
       <w:bookmarkEnd w:id="0"/>
     </w:p>
@@ -415,9 +415,9 @@
     </w:lvl>
   </w:abstractNum>
   <w:abstractNum w:abstractNumId="9" w15:restartNumberingAfterBreak="0">
-    <w:nsid w:val="08624751"/>
+    <w:nsid w:val="495D4B34"/>
     <w:multiLevelType w:val="hybridMultilevel"/>
-    <w:tmpl w:val="6FFC7360"/>
+    <w:tmpl w:val="A3383EDE"/>
     <w:lvl w:ilvl="0" w:tplc="04090001">
       <w:start w:val="1"/>
       <w:numFmt w:val="bullet"/>
@@ -528,9 +528,9 @@
     </w:lvl>
   </w:abstractNum>
   <w:abstractNum w:abstractNumId="10" w15:restartNumberingAfterBreak="0">
-    <w:nsid w:val="436B10B0"/>
+    <w:nsid w:val="771E7B84"/>
     <w:multiLevelType w:val="hybridMultilevel"/>
-    <w:tmpl w:val="D36684EA"/>
+    <w:tmpl w:val="B0F8BEB0"/>
     <w:lvl w:ilvl="0" w:tplc="04090001">
       <w:start w:val="1"/>
       <w:numFmt w:val="bullet"/>
@@ -640,37 +640,37 @@
       </w:rPr>
     </w:lvl>
   </w:abstractNum>
-  <w:num w:numId="1" w16cid:durableId="2091464374">
+  <w:num w:numId="1" w16cid:durableId="25522066">
     <w:abstractNumId w:val="8"/>
   </w:num>
-  <w:num w:numId="2" w16cid:durableId="81874821">
+  <w:num w:numId="2" w16cid:durableId="1314677854">
     <w:abstractNumId w:val="6"/>
   </w:num>
-  <w:num w:numId="3" w16cid:durableId="342362953">
+  <w:num w:numId="3" w16cid:durableId="1860315012">
     <w:abstractNumId w:val="5"/>
   </w:num>
-  <w:num w:numId="4" w16cid:durableId="567961846">
+  <w:num w:numId="4" w16cid:durableId="1246232791">
     <w:abstractNumId w:val="4"/>
   </w:num>
-  <w:num w:numId="5" w16cid:durableId="1438021129">
+  <w:num w:numId="5" w16cid:durableId="1007173404">
     <w:abstractNumId w:val="7"/>
   </w:num>
-  <w:num w:numId="6" w16cid:durableId="1609393006">
+  <w:num w:numId="6" w16cid:durableId="2116440338">
     <w:abstractNumId w:val="3"/>
   </w:num>
-  <w:num w:numId="7" w16cid:durableId="1704330772">
+  <w:num w:numId="7" w16cid:durableId="98843327">
     <w:abstractNumId w:val="2"/>
   </w:num>
-  <w:num w:numId="8" w16cid:durableId="144900647">
+  <w:num w:numId="8" w16cid:durableId="1334722996">
     <w:abstractNumId w:val="1"/>
   </w:num>
-  <w:num w:numId="9" w16cid:durableId="1158495788">
+  <w:num w:numId="9" w16cid:durableId="450129193">
     <w:abstractNumId w:val="0"/>
   </w:num>
-  <w:num w:numId="10" w16cid:durableId="572010702">
+  <w:num w:numId="10" w16cid:durableId="819885405">
     <w:abstractNumId w:val="9"/>
   </w:num>
-  <w:num w:numId="11" w16cid:durableId="907228801">
+  <w:num w:numId="11" w16cid:durableId="339896096">
     <w:abstractNumId w:val="10"/>
   </w:num>
 </w:numbering>

--- a/data/Market_Read_daily.docx
+++ b/data/Market_Read_daily.docx
@@ -4,7 +4,7 @@
   <w:body>
     <w:p>
       <w:r>
-        <w:t>Market Read: December 26, 2025</w:t>
+        <w:t>Market Read: December 29, 2025</w:t>
       </w:r>
     </w:p>
     <w:p>
@@ -21,7 +21,7 @@
         </w:numPr>
       </w:pPr>
       <w:r>
-        <w:t>Breadth: 52.6% of names are positive.</w:t>
+        <w:t>Breadth: 40.3% of names are positive.</w:t>
       </w:r>
     </w:p>
     <w:p>
@@ -33,7 +33,7 @@
         </w:numPr>
       </w:pPr>
       <w:r>
-        <w:t>Information Technology: flat (avg +0.18%)</w:t>
+        <w:t>Information Technology: lagging (avg -0.49%)</w:t>
       </w:r>
     </w:p>
     <w:p>
@@ -45,7 +45,7 @@
         </w:numPr>
       </w:pPr>
       <w:r>
-        <w:t>Industrials: soft (avg -0.12%)</w:t>
+        <w:t>Industrials: soft (avg -0.25%)</w:t>
       </w:r>
     </w:p>
     <w:p>
@@ -57,7 +57,7 @@
         </w:numPr>
       </w:pPr>
       <w:r>
-        <w:t>Consumer Staples: flat (avg +0.07%)</w:t>
+        <w:t>Consumer Staples: flat (avg -0.03%)</w:t>
       </w:r>
     </w:p>
     <w:p>
@@ -69,7 +69,7 @@
         </w:numPr>
       </w:pPr>
       <w:r>
-        <w:t>Consumer Discretionary: flat (avg -0.04%)</w:t>
+        <w:t>Consumer Discretionary: lagging (avg -0.54%)</w:t>
       </w:r>
     </w:p>
     <w:p>
@@ -81,7 +81,7 @@
         </w:numPr>
       </w:pPr>
       <w:r>
-        <w:t>Financials: soft (avg -0.17%)</w:t>
+        <w:t>Financials: soft (avg -0.34%)</w:t>
       </w:r>
     </w:p>
     <w:p>
@@ -93,7 +93,7 @@
         </w:numPr>
       </w:pPr>
       <w:r>
-        <w:t>Utilities: flat (avg -0.08%)</w:t>
+        <w:t>Utilities: firm (avg +0.28%)</w:t>
       </w:r>
     </w:p>
     <w:p>
@@ -105,7 +105,7 @@
         </w:numPr>
       </w:pPr>
       <w:r>
-        <w:t>Real Estate: flat (avg +0.15%)</w:t>
+        <w:t>Real Estate: firm (avg +0.27%)</w:t>
       </w:r>
     </w:p>
     <w:p>
@@ -117,7 +117,7 @@
         </w:numPr>
       </w:pPr>
       <w:r>
-        <w:t>Materials: leading (avg +0.65%)</w:t>
+        <w:t>Materials: lagging (avg -0.57%)</w:t>
       </w:r>
     </w:p>
     <w:p>
@@ -129,7 +129,7 @@
         </w:numPr>
       </w:pPr>
       <w:r>
-        <w:t>Energy: lagging (avg -0.45%)</w:t>
+        <w:t>Energy: leading (avg +1.01%)</w:t>
       </w:r>
     </w:p>
     <w:p>
@@ -141,7 +141,7 @@
         </w:numPr>
       </w:pPr>
       <w:r>
-        <w:t>Health Care: flat (avg +0.12%)</w:t>
+        <w:t>Health Care: soft (avg -0.18%)</w:t>
       </w:r>
     </w:p>
     <w:p>
@@ -153,7 +153,7 @@
         </w:numPr>
       </w:pPr>
       <w:r>
-        <w:t>Communication Services: soft (avg -0.17%)</w:t>
+        <w:t>Communication Services: flat (avg -0.00%)</w:t>
       </w:r>
     </w:p>
     <w:p>
@@ -170,7 +170,7 @@
         </w:numPr>
       </w:pPr>
       <w:r>
-        <w:t>Gold: leading (avg +1.17%)</w:t>
+        <w:t>Gold: lagging (avg -4.35%)</w:t>
       </w:r>
     </w:p>
     <w:p>
@@ -182,7 +182,7 @@
         </w:numPr>
       </w:pPr>
       <w:r>
-        <w:t>USD: firm (avg +0.07%)</w:t>
+        <w:t>USD: firm (avg +0.04%)</w:t>
       </w:r>
     </w:p>
     <w:p>
@@ -194,7 +194,7 @@
         </w:numPr>
       </w:pPr>
       <w:r>
-        <w:t>Yields: flat (avg -0.02%)</w:t>
+        <w:t>Yields: lagging (avg -0.44%)</w:t>
       </w:r>
     </w:p>
     <w:p>
@@ -206,7 +206,7 @@
         </w:numPr>
       </w:pPr>
       <w:r>
-        <w:t>Bonds: flat (avg -0.10%)</w:t>
+        <w:t>Bonds: firm (avg +0.17%)</w:t>
       </w:r>
     </w:p>
     <w:p>
@@ -218,16 +218,16 @@
         </w:numPr>
       </w:pPr>
       <w:r>
-        <w:t>Energy complex: leading (avg +0.47%)</w:t>
+        <w:t>Energy complex: leading (avg +1.76%)</w:t>
       </w:r>
     </w:p>
     <w:p>
       <w:r>
-        <w:t xml:space="preserve">Bottom line: Breadth is mildly positive with just over half of names green, but leadership is narrow, with defensively tilted Materials out front while Energy, Financials, and Communication Services sit on the back foot and most cyclicals and rate-sensitives chop sideways. The tape looks like a market in search of a catalyst rather than one embracing a fresh risk-on leg, with Tech, Staples, Health Care, and Real Estate all effectively flat and Industrials soft, underscoring a preference for balance-sheet quality over pure economic beta. </w:t>
+        <w:t xml:space="preserve">Bottom line: Breadth is mediocre with just over 40% of names positive, and the tape is rotating defensively as Energy leads alongside firm Utilities and Real Estate while cyclical growth proxies like Tech, Discretionary, Materials, and Financials all lag and Industrials and Health Care stay soft. </w:t>
       </w:r>
-      <w:bookmarkStart w:id="0" w:name="_Hlk217671896"/>
+      <w:bookmarkStart w:id="0" w:name="_Hlk217931127"/>
       <w:r>
-        <w:t>Macro conditions reflect an environment where growth is decelerating from strong levels and earnings momentum is fading while inflation is cooling but still sticky versus pre-COVID norms, a mix consistent with gold’s outperformance alongside a firm dollar, steady yields, and a bid in the broader energy complex.</w:t>
+        <w:t>Macro conditions reflect a market adjusting to slowing growth from elevated levels and easing but still above-trend inflation, which is consistent with firmer Bonds and a softer move in Yields alongside a steady USD, weak Gold, and leadership across the Energy complex, reinforcing a more defensive, late-cycle posture in today’s price action.</w:t>
       </w:r>
       <w:bookmarkEnd w:id="0"/>
     </w:p>
@@ -415,9 +415,9 @@
     </w:lvl>
   </w:abstractNum>
   <w:abstractNum w:abstractNumId="9" w15:restartNumberingAfterBreak="0">
-    <w:nsid w:val="495D4B34"/>
+    <w:nsid w:val="3AFB6F30"/>
     <w:multiLevelType w:val="hybridMultilevel"/>
-    <w:tmpl w:val="A3383EDE"/>
+    <w:tmpl w:val="B47226C6"/>
     <w:lvl w:ilvl="0" w:tplc="04090001">
       <w:start w:val="1"/>
       <w:numFmt w:val="bullet"/>
@@ -528,9 +528,9 @@
     </w:lvl>
   </w:abstractNum>
   <w:abstractNum w:abstractNumId="10" w15:restartNumberingAfterBreak="0">
-    <w:nsid w:val="771E7B84"/>
+    <w:nsid w:val="3C6E050A"/>
     <w:multiLevelType w:val="hybridMultilevel"/>
-    <w:tmpl w:val="B0F8BEB0"/>
+    <w:tmpl w:val="E36058AA"/>
     <w:lvl w:ilvl="0" w:tplc="04090001">
       <w:start w:val="1"/>
       <w:numFmt w:val="bullet"/>
@@ -640,38 +640,38 @@
       </w:rPr>
     </w:lvl>
   </w:abstractNum>
-  <w:num w:numId="1" w16cid:durableId="25522066">
+  <w:num w:numId="1" w16cid:durableId="1092820085">
     <w:abstractNumId w:val="8"/>
   </w:num>
-  <w:num w:numId="2" w16cid:durableId="1314677854">
+  <w:num w:numId="2" w16cid:durableId="1385910112">
     <w:abstractNumId w:val="6"/>
   </w:num>
-  <w:num w:numId="3" w16cid:durableId="1860315012">
+  <w:num w:numId="3" w16cid:durableId="286589480">
     <w:abstractNumId w:val="5"/>
   </w:num>
-  <w:num w:numId="4" w16cid:durableId="1246232791">
+  <w:num w:numId="4" w16cid:durableId="615259747">
     <w:abstractNumId w:val="4"/>
   </w:num>
-  <w:num w:numId="5" w16cid:durableId="1007173404">
+  <w:num w:numId="5" w16cid:durableId="1281183456">
     <w:abstractNumId w:val="7"/>
   </w:num>
-  <w:num w:numId="6" w16cid:durableId="2116440338">
+  <w:num w:numId="6" w16cid:durableId="390731910">
     <w:abstractNumId w:val="3"/>
   </w:num>
-  <w:num w:numId="7" w16cid:durableId="98843327">
+  <w:num w:numId="7" w16cid:durableId="1006324254">
     <w:abstractNumId w:val="2"/>
   </w:num>
-  <w:num w:numId="8" w16cid:durableId="1334722996">
+  <w:num w:numId="8" w16cid:durableId="837843457">
     <w:abstractNumId w:val="1"/>
   </w:num>
-  <w:num w:numId="9" w16cid:durableId="450129193">
+  <w:num w:numId="9" w16cid:durableId="1093429785">
     <w:abstractNumId w:val="0"/>
   </w:num>
-  <w:num w:numId="10" w16cid:durableId="819885405">
+  <w:num w:numId="10" w16cid:durableId="1072461469">
+    <w:abstractNumId w:val="10"/>
+  </w:num>
+  <w:num w:numId="11" w16cid:durableId="1163009096">
     <w:abstractNumId w:val="9"/>
-  </w:num>
-  <w:num w:numId="11" w16cid:durableId="339896096">
-    <w:abstractNumId w:val="10"/>
   </w:num>
 </w:numbering>
 </file>

--- a/data/Market_Read_daily.docx
+++ b/data/Market_Read_daily.docx
@@ -4,7 +4,7 @@
   <w:body>
     <w:p>
       <w:r>
-        <w:t>Market Read: December 29, 2025</w:t>
+        <w:t>Market Read: December 30, 2025</w:t>
       </w:r>
     </w:p>
     <w:p>
@@ -21,7 +21,7 @@
         </w:numPr>
       </w:pPr>
       <w:r>
-        <w:t>Breadth: 40.3% of names are positive.</w:t>
+        <w:t>Breadth: 40.6% of names are positive.</w:t>
       </w:r>
     </w:p>
     <w:p>
@@ -33,7 +33,7 @@
         </w:numPr>
       </w:pPr>
       <w:r>
-        <w:t>Information Technology: lagging (avg -0.49%)</w:t>
+        <w:t>Information Technology: lagging (avg -0.41%)</w:t>
       </w:r>
     </w:p>
     <w:p>
@@ -45,7 +45,7 @@
         </w:numPr>
       </w:pPr>
       <w:r>
-        <w:t>Industrials: soft (avg -0.25%)</w:t>
+        <w:t>Industrials: soft (avg -0.38%)</w:t>
       </w:r>
     </w:p>
     <w:p>
@@ -57,7 +57,7 @@
         </w:numPr>
       </w:pPr>
       <w:r>
-        <w:t>Consumer Staples: flat (avg -0.03%)</w:t>
+        <w:t>Consumer Staples: flat (avg -0.04%)</w:t>
       </w:r>
     </w:p>
     <w:p>
@@ -69,7 +69,7 @@
         </w:numPr>
       </w:pPr>
       <w:r>
-        <w:t>Consumer Discretionary: lagging (avg -0.54%)</w:t>
+        <w:t>Consumer Discretionary: soft (avg -0.37%)</w:t>
       </w:r>
     </w:p>
     <w:p>
@@ -81,7 +81,7 @@
         </w:numPr>
       </w:pPr>
       <w:r>
-        <w:t>Financials: soft (avg -0.34%)</w:t>
+        <w:t>Financials: lagging (avg -0.49%)</w:t>
       </w:r>
     </w:p>
     <w:p>
@@ -93,7 +93,7 @@
         </w:numPr>
       </w:pPr>
       <w:r>
-        <w:t>Utilities: firm (avg +0.28%)</w:t>
+        <w:t>Utilities: firm (avg +0.30%)</w:t>
       </w:r>
     </w:p>
     <w:p>
@@ -105,7 +105,7 @@
         </w:numPr>
       </w:pPr>
       <w:r>
-        <w:t>Real Estate: firm (avg +0.27%)</w:t>
+        <w:t>Real Estate: firm (avg +0.29%)</w:t>
       </w:r>
     </w:p>
     <w:p>
@@ -117,7 +117,7 @@
         </w:numPr>
       </w:pPr>
       <w:r>
-        <w:t>Materials: lagging (avg -0.57%)</w:t>
+        <w:t>Materials: soft (avg -0.19%)</w:t>
       </w:r>
     </w:p>
     <w:p>
@@ -129,7 +129,7 @@
         </w:numPr>
       </w:pPr>
       <w:r>
-        <w:t>Energy: leading (avg +1.01%)</w:t>
+        <w:t>Energy: leading (avg +0.90%)</w:t>
       </w:r>
     </w:p>
     <w:p>
@@ -141,7 +141,7 @@
         </w:numPr>
       </w:pPr>
       <w:r>
-        <w:t>Health Care: soft (avg -0.18%)</w:t>
+        <w:t>Health Care: flat (avg -0.04%)</w:t>
       </w:r>
     </w:p>
     <w:p>
@@ -153,7 +153,7 @@
         </w:numPr>
       </w:pPr>
       <w:r>
-        <w:t>Communication Services: flat (avg -0.00%)</w:t>
+        <w:t>Communication Services: flat (avg +0.12%)</w:t>
       </w:r>
     </w:p>
     <w:p>
@@ -170,7 +170,7 @@
         </w:numPr>
       </w:pPr>
       <w:r>
-        <w:t>Gold: lagging (avg -4.35%)</w:t>
+        <w:t>Gold: firm (avg +0.07%)</w:t>
       </w:r>
     </w:p>
     <w:p>
@@ -182,7 +182,7 @@
         </w:numPr>
       </w:pPr>
       <w:r>
-        <w:t>USD: firm (avg +0.04%)</w:t>
+        <w:t>USD: firm (avg +0.26%)</w:t>
       </w:r>
     </w:p>
     <w:p>
@@ -194,7 +194,7 @@
         </w:numPr>
       </w:pPr>
       <w:r>
-        <w:t>Yields: lagging (avg -0.44%)</w:t>
+        <w:t>Yields: firm (avg +0.22%)</w:t>
       </w:r>
     </w:p>
     <w:p>
@@ -206,7 +206,7 @@
         </w:numPr>
       </w:pPr>
       <w:r>
-        <w:t>Bonds: firm (avg +0.17%)</w:t>
+        <w:t>Bonds: flat (avg -0.08%)</w:t>
       </w:r>
     </w:p>
     <w:p>
@@ -218,16 +218,16 @@
         </w:numPr>
       </w:pPr>
       <w:r>
-        <w:t>Energy complex: leading (avg +1.76%)</w:t>
+        <w:t>Energy complex: leading (avg +0.36%)</w:t>
       </w:r>
     </w:p>
     <w:p>
       <w:r>
-        <w:t xml:space="preserve">Bottom line: Breadth is mediocre with just over 40% of names positive, and the tape is rotating defensively as Energy leads alongside firm Utilities and Real Estate while cyclical growth proxies like Tech, Discretionary, Materials, and Financials all lag and Industrials and Health Care stay soft. </w:t>
+        <w:t xml:space="preserve">Bottom line: Breadth is mediocre with just over 40% of names higher, while defensives (Utilities and Real Estate) and Energy lead against lagging Financials and Tech and generally soft cyclicals, a pattern that tilts the tape toward late-cycle, quality and cash-flow over high-beta growth. </w:t>
       </w:r>
-      <w:bookmarkStart w:id="0" w:name="_Hlk217931127"/>
+      <w:bookmarkStart w:id="0" w:name="_Hlk218017514"/>
       <w:r>
-        <w:t>Macro conditions reflect a market adjusting to slowing growth from elevated levels and easing but still above-trend inflation, which is consistent with firmer Bonds and a softer move in Yields alongside a steady USD, weak Gold, and leadership across the Energy complex, reinforcing a more defensive, late-cycle posture in today’s price action.</w:t>
+        <w:t>Macro conditions reflect slowing but still elevated growth alongside easing yet still sticky inflation, and today’s firmer USD and yields, steady gold, flat bonds, and leadership across the energy complex are consistent with a market that is repricing down forward earnings while still respecting residual inflation risk and rewarding real-asset and defensive exposures.</w:t>
       </w:r>
       <w:bookmarkEnd w:id="0"/>
     </w:p>
@@ -415,9 +415,9 @@
     </w:lvl>
   </w:abstractNum>
   <w:abstractNum w:abstractNumId="9" w15:restartNumberingAfterBreak="0">
-    <w:nsid w:val="3AFB6F30"/>
+    <w:nsid w:val="09BA5E2F"/>
     <w:multiLevelType w:val="hybridMultilevel"/>
-    <w:tmpl w:val="B47226C6"/>
+    <w:tmpl w:val="F4C01A2E"/>
     <w:lvl w:ilvl="0" w:tplc="04090001">
       <w:start w:val="1"/>
       <w:numFmt w:val="bullet"/>
@@ -528,9 +528,9 @@
     </w:lvl>
   </w:abstractNum>
   <w:abstractNum w:abstractNumId="10" w15:restartNumberingAfterBreak="0">
-    <w:nsid w:val="3C6E050A"/>
+    <w:nsid w:val="56D31540"/>
     <w:multiLevelType w:val="hybridMultilevel"/>
-    <w:tmpl w:val="E36058AA"/>
+    <w:tmpl w:val="F0F0C7B0"/>
     <w:lvl w:ilvl="0" w:tplc="04090001">
       <w:start w:val="1"/>
       <w:numFmt w:val="bullet"/>
@@ -640,37 +640,37 @@
       </w:rPr>
     </w:lvl>
   </w:abstractNum>
-  <w:num w:numId="1" w16cid:durableId="1092820085">
+  <w:num w:numId="1" w16cid:durableId="613174600">
     <w:abstractNumId w:val="8"/>
   </w:num>
-  <w:num w:numId="2" w16cid:durableId="1385910112">
+  <w:num w:numId="2" w16cid:durableId="2076661000">
     <w:abstractNumId w:val="6"/>
   </w:num>
-  <w:num w:numId="3" w16cid:durableId="286589480">
+  <w:num w:numId="3" w16cid:durableId="1799765023">
     <w:abstractNumId w:val="5"/>
   </w:num>
-  <w:num w:numId="4" w16cid:durableId="615259747">
+  <w:num w:numId="4" w16cid:durableId="1504008798">
     <w:abstractNumId w:val="4"/>
   </w:num>
-  <w:num w:numId="5" w16cid:durableId="1281183456">
+  <w:num w:numId="5" w16cid:durableId="1258174785">
     <w:abstractNumId w:val="7"/>
   </w:num>
-  <w:num w:numId="6" w16cid:durableId="390731910">
+  <w:num w:numId="6" w16cid:durableId="1072846521">
     <w:abstractNumId w:val="3"/>
   </w:num>
-  <w:num w:numId="7" w16cid:durableId="1006324254">
+  <w:num w:numId="7" w16cid:durableId="727189720">
     <w:abstractNumId w:val="2"/>
   </w:num>
-  <w:num w:numId="8" w16cid:durableId="837843457">
+  <w:num w:numId="8" w16cid:durableId="9726202">
     <w:abstractNumId w:val="1"/>
   </w:num>
-  <w:num w:numId="9" w16cid:durableId="1093429785">
+  <w:num w:numId="9" w16cid:durableId="635917557">
     <w:abstractNumId w:val="0"/>
   </w:num>
-  <w:num w:numId="10" w16cid:durableId="1072461469">
+  <w:num w:numId="10" w16cid:durableId="2116509520">
     <w:abstractNumId w:val="10"/>
   </w:num>
-  <w:num w:numId="11" w16cid:durableId="1163009096">
+  <w:num w:numId="11" w16cid:durableId="614559971">
     <w:abstractNumId w:val="9"/>
   </w:num>
 </w:numbering>

--- a/data/Market_Read_daily.docx
+++ b/data/Market_Read_daily.docx
@@ -4,7 +4,7 @@
   <w:body>
     <w:p>
       <w:r>
-        <w:t>Market Read: December 30, 2025</w:t>
+        <w:t>Market Read: December 31, 2025</w:t>
       </w:r>
     </w:p>
     <w:p>
@@ -21,7 +21,7 @@
         </w:numPr>
       </w:pPr>
       <w:r>
-        <w:t>Breadth: 40.6% of names are positive.</w:t>
+        <w:t>Breadth: 6.7% of names are positive.</w:t>
       </w:r>
     </w:p>
     <w:p>
@@ -33,7 +33,7 @@
         </w:numPr>
       </w:pPr>
       <w:r>
-        <w:t>Information Technology: lagging (avg -0.41%)</w:t>
+        <w:t>Information Technology: lagging (avg -1.28%)</w:t>
       </w:r>
     </w:p>
     <w:p>
@@ -45,7 +45,7 @@
         </w:numPr>
       </w:pPr>
       <w:r>
-        <w:t>Industrials: soft (avg -0.38%)</w:t>
+        <w:t>Industrials: lagging (avg -0.94%)</w:t>
       </w:r>
     </w:p>
     <w:p>
@@ -57,7 +57,7 @@
         </w:numPr>
       </w:pPr>
       <w:r>
-        <w:t>Consumer Staples: flat (avg -0.04%)</w:t>
+        <w:t>Consumer Staples: lagging (avg -0.68%)</w:t>
       </w:r>
     </w:p>
     <w:p>
@@ -69,7 +69,7 @@
         </w:numPr>
       </w:pPr>
       <w:r>
-        <w:t>Consumer Discretionary: soft (avg -0.37%)</w:t>
+        <w:t>Consumer Discretionary: lagging (avg -0.75%)</w:t>
       </w:r>
     </w:p>
     <w:p>
@@ -81,7 +81,7 @@
         </w:numPr>
       </w:pPr>
       <w:r>
-        <w:t>Financials: lagging (avg -0.49%)</w:t>
+        <w:t>Financials: lagging (avg -0.92%)</w:t>
       </w:r>
     </w:p>
     <w:p>
@@ -93,7 +93,7 @@
         </w:numPr>
       </w:pPr>
       <w:r>
-        <w:t>Utilities: firm (avg +0.30%)</w:t>
+        <w:t>Utilities: lagging (avg -0.66%)</w:t>
       </w:r>
     </w:p>
     <w:p>
@@ -105,7 +105,7 @@
         </w:numPr>
       </w:pPr>
       <w:r>
-        <w:t>Real Estate: firm (avg +0.29%)</w:t>
+        <w:t>Real Estate: lagging (avg -1.03%)</w:t>
       </w:r>
     </w:p>
     <w:p>
@@ -117,7 +117,7 @@
         </w:numPr>
       </w:pPr>
       <w:r>
-        <w:t>Materials: soft (avg -0.19%)</w:t>
+        <w:t>Materials: lagging (avg -0.78%)</w:t>
       </w:r>
     </w:p>
     <w:p>
@@ -129,7 +129,7 @@
         </w:numPr>
       </w:pPr>
       <w:r>
-        <w:t>Energy: leading (avg +0.90%)</w:t>
+        <w:t>Energy: lagging (avg -0.77%)</w:t>
       </w:r>
     </w:p>
     <w:p>
@@ -141,7 +141,7 @@
         </w:numPr>
       </w:pPr>
       <w:r>
-        <w:t>Health Care: flat (avg -0.04%)</w:t>
+        <w:t>Health Care: lagging (avg -0.75%)</w:t>
       </w:r>
     </w:p>
     <w:p>
@@ -153,7 +153,7 @@
         </w:numPr>
       </w:pPr>
       <w:r>
-        <w:t>Communication Services: flat (avg +0.12%)</w:t>
+        <w:t>Communication Services: lagging (avg -0.51%)</w:t>
       </w:r>
     </w:p>
     <w:p>
@@ -170,7 +170,7 @@
         </w:numPr>
       </w:pPr>
       <w:r>
-        <w:t>Gold: firm (avg +0.07%)</w:t>
+        <w:t>Gold: lagging (avg -0.65%)</w:t>
       </w:r>
     </w:p>
     <w:p>
@@ -182,7 +182,7 @@
         </w:numPr>
       </w:pPr>
       <w:r>
-        <w:t>USD: firm (avg +0.26%)</w:t>
+        <w:t>USD: flat (avg -0.07%)</w:t>
       </w:r>
     </w:p>
     <w:p>
@@ -194,7 +194,7 @@
         </w:numPr>
       </w:pPr>
       <w:r>
-        <w:t>Yields: firm (avg +0.22%)</w:t>
+        <w:t>Yields: leading (avg +0.82%)</w:t>
       </w:r>
     </w:p>
     <w:p>
@@ -206,7 +206,7 @@
         </w:numPr>
       </w:pPr>
       <w:r>
-        <w:t>Bonds: flat (avg -0.08%)</w:t>
+        <w:t>Bonds: lagging (avg -0.39%)</w:t>
       </w:r>
     </w:p>
     <w:p>
@@ -218,16 +218,16 @@
         </w:numPr>
       </w:pPr>
       <w:r>
-        <w:t>Energy complex: leading (avg +0.36%)</w:t>
+        <w:t>Energy complex: lagging (avg -3.69%)</w:t>
       </w:r>
     </w:p>
     <w:p>
       <w:r>
-        <w:t xml:space="preserve">Bottom line: Breadth is mediocre with just over 40% of names higher, while defensives (Utilities and Real Estate) and Energy lead against lagging Financials and Tech and generally soft cyclicals, a pattern that tilts the tape toward late-cycle, quality and cash-flow over high-beta growth. </w:t>
+        <w:t xml:space="preserve">Bottom line: Ultra-narrow breadth with barely 7% of names green and uniform selling across every sector, including typical defensives like Staples, Utilities, and Health Care, signals broad de-risking rather than a simple rotation, while cyclicals (Industrials, Financials, Materials, Energy) and growth engines like Tech and Comm Services all trade heavy alongside pressure in Real Estate. </w:t>
       </w:r>
-      <w:bookmarkStart w:id="0" w:name="_Hlk218017514"/>
+      <w:bookmarkStart w:id="0" w:name="_Hlk218103900"/>
       <w:r>
-        <w:t>Macro conditions reflect slowing but still elevated growth alongside easing yet still sticky inflation, and today’s firmer USD and yields, steady gold, flat bonds, and leadership across the energy complex are consistent with a market that is repricing down forward earnings while still respecting residual inflation risk and rewarding real-asset and defensive exposures.</w:t>
+        <w:t>With higher yields leading, bonds and gold offered, and the energy complex sharply lower despite a flat USD, the tape is discounting tighter financial conditions into an environment where macro posture shows growth is decelerating from previously strong levels while still-elevated but easing inflation supports a regime of higher-for-longer real rates, reinforcing today’s risk-off tone and multiple compression across the equity complex.</w:t>
       </w:r>
       <w:bookmarkEnd w:id="0"/>
     </w:p>
@@ -415,9 +415,9 @@
     </w:lvl>
   </w:abstractNum>
   <w:abstractNum w:abstractNumId="9" w15:restartNumberingAfterBreak="0">
-    <w:nsid w:val="09BA5E2F"/>
+    <w:nsid w:val="0F946258"/>
     <w:multiLevelType w:val="hybridMultilevel"/>
-    <w:tmpl w:val="F4C01A2E"/>
+    <w:tmpl w:val="33BACC1E"/>
     <w:lvl w:ilvl="0" w:tplc="04090001">
       <w:start w:val="1"/>
       <w:numFmt w:val="bullet"/>
@@ -528,9 +528,9 @@
     </w:lvl>
   </w:abstractNum>
   <w:abstractNum w:abstractNumId="10" w15:restartNumberingAfterBreak="0">
-    <w:nsid w:val="56D31540"/>
+    <w:nsid w:val="60C2490C"/>
     <w:multiLevelType w:val="hybridMultilevel"/>
-    <w:tmpl w:val="F0F0C7B0"/>
+    <w:tmpl w:val="083AF9CC"/>
     <w:lvl w:ilvl="0" w:tplc="04090001">
       <w:start w:val="1"/>
       <w:numFmt w:val="bullet"/>
@@ -640,37 +640,37 @@
       </w:rPr>
     </w:lvl>
   </w:abstractNum>
-  <w:num w:numId="1" w16cid:durableId="613174600">
+  <w:num w:numId="1" w16cid:durableId="1110975007">
     <w:abstractNumId w:val="8"/>
   </w:num>
-  <w:num w:numId="2" w16cid:durableId="2076661000">
+  <w:num w:numId="2" w16cid:durableId="1418820541">
     <w:abstractNumId w:val="6"/>
   </w:num>
-  <w:num w:numId="3" w16cid:durableId="1799765023">
+  <w:num w:numId="3" w16cid:durableId="1970356200">
     <w:abstractNumId w:val="5"/>
   </w:num>
-  <w:num w:numId="4" w16cid:durableId="1504008798">
+  <w:num w:numId="4" w16cid:durableId="1507525048">
     <w:abstractNumId w:val="4"/>
   </w:num>
-  <w:num w:numId="5" w16cid:durableId="1258174785">
+  <w:num w:numId="5" w16cid:durableId="1252852947">
     <w:abstractNumId w:val="7"/>
   </w:num>
-  <w:num w:numId="6" w16cid:durableId="1072846521">
+  <w:num w:numId="6" w16cid:durableId="809520072">
     <w:abstractNumId w:val="3"/>
   </w:num>
-  <w:num w:numId="7" w16cid:durableId="727189720">
+  <w:num w:numId="7" w16cid:durableId="977612120">
     <w:abstractNumId w:val="2"/>
   </w:num>
-  <w:num w:numId="8" w16cid:durableId="9726202">
+  <w:num w:numId="8" w16cid:durableId="107243045">
     <w:abstractNumId w:val="1"/>
   </w:num>
-  <w:num w:numId="9" w16cid:durableId="635917557">
+  <w:num w:numId="9" w16cid:durableId="600648234">
     <w:abstractNumId w:val="0"/>
   </w:num>
-  <w:num w:numId="10" w16cid:durableId="2116509520">
+  <w:num w:numId="10" w16cid:durableId="495416326">
     <w:abstractNumId w:val="10"/>
   </w:num>
-  <w:num w:numId="11" w16cid:durableId="614559971">
+  <w:num w:numId="11" w16cid:durableId="1253663787">
     <w:abstractNumId w:val="9"/>
   </w:num>
 </w:numbering>

--- a/data/Market_Read_daily.docx
+++ b/data/Market_Read_daily.docx
@@ -4,7 +4,7 @@
   <w:body>
     <w:p>
       <w:r>
-        <w:t>Market Read: December 31, 2025</w:t>
+        <w:t>Market Read: January 02, 2026</w:t>
       </w:r>
     </w:p>
     <w:p>
@@ -21,7 +21,7 @@
         </w:numPr>
       </w:pPr>
       <w:r>
-        <w:t>Breadth: 6.7% of names are positive.</w:t>
+        <w:t>Breadth: 66.6% of names are positive.</w:t>
       </w:r>
     </w:p>
     <w:p>
@@ -33,7 +33,7 @@
         </w:numPr>
       </w:pPr>
       <w:r>
-        <w:t>Information Technology: lagging (avg -1.28%)</w:t>
+        <w:t>Information Technology: leading (avg +0.61%)</w:t>
       </w:r>
     </w:p>
     <w:p>
@@ -45,7 +45,7 @@
         </w:numPr>
       </w:pPr>
       <w:r>
-        <w:t>Industrials: lagging (avg -0.94%)</w:t>
+        <w:t>Industrials: leading (avg +1.31%)</w:t>
       </w:r>
     </w:p>
     <w:p>
@@ -57,7 +57,7 @@
         </w:numPr>
       </w:pPr>
       <w:r>
-        <w:t>Consumer Staples: lagging (avg -0.68%)</w:t>
+        <w:t>Consumer Staples: firm (avg +0.25%)</w:t>
       </w:r>
     </w:p>
     <w:p>
@@ -69,7 +69,7 @@
         </w:numPr>
       </w:pPr>
       <w:r>
-        <w:t>Consumer Discretionary: lagging (avg -0.75%)</w:t>
+        <w:t>Consumer Discretionary: leading (avg +0.62%)</w:t>
       </w:r>
     </w:p>
     <w:p>
@@ -81,7 +81,7 @@
         </w:numPr>
       </w:pPr>
       <w:r>
-        <w:t>Financials: lagging (avg -0.92%)</w:t>
+        <w:t>Financials: flat (avg +0.11%)</w:t>
       </w:r>
     </w:p>
     <w:p>
@@ -93,7 +93,7 @@
         </w:numPr>
       </w:pPr>
       <w:r>
-        <w:t>Utilities: lagging (avg -0.66%)</w:t>
+        <w:t>Utilities: leading (avg +1.15%)</w:t>
       </w:r>
     </w:p>
     <w:p>
@@ -105,7 +105,7 @@
         </w:numPr>
       </w:pPr>
       <w:r>
-        <w:t>Real Estate: lagging (avg -1.03%)</w:t>
+        <w:t>Real Estate: soft (avg -0.14%)</w:t>
       </w:r>
     </w:p>
     <w:p>
@@ -117,7 +117,7 @@
         </w:numPr>
       </w:pPr>
       <w:r>
-        <w:t>Materials: lagging (avg -0.78%)</w:t>
+        <w:t>Materials: leading (avg +1.94%)</w:t>
       </w:r>
     </w:p>
     <w:p>
@@ -129,7 +129,7 @@
         </w:numPr>
       </w:pPr>
       <w:r>
-        <w:t>Energy: lagging (avg -0.77%)</w:t>
+        <w:t>Energy: leading (avg +2.13%)</w:t>
       </w:r>
     </w:p>
     <w:p>
@@ -141,7 +141,7 @@
         </w:numPr>
       </w:pPr>
       <w:r>
-        <w:t>Health Care: lagging (avg -0.75%)</w:t>
+        <w:t>Health Care: leading (avg +0.63%)</w:t>
       </w:r>
     </w:p>
     <w:p>
@@ -153,7 +153,7 @@
         </w:numPr>
       </w:pPr>
       <w:r>
-        <w:t>Communication Services: lagging (avg -0.51%)</w:t>
+        <w:t>Communication Services: lagging (avg -0.68%)</w:t>
       </w:r>
     </w:p>
     <w:p>
@@ -170,7 +170,7 @@
         </w:numPr>
       </w:pPr>
       <w:r>
-        <w:t>Gold: lagging (avg -0.65%)</w:t>
+        <w:t>Gold: leading (avg +0.50%)</w:t>
       </w:r>
     </w:p>
     <w:p>
@@ -182,7 +182,7 @@
         </w:numPr>
       </w:pPr>
       <w:r>
-        <w:t>USD: flat (avg -0.07%)</w:t>
+        <w:t>USD: leading (avg +0.30%)</w:t>
       </w:r>
     </w:p>
     <w:p>
@@ -194,7 +194,7 @@
         </w:numPr>
       </w:pPr>
       <w:r>
-        <w:t>Yields: leading (avg +0.82%)</w:t>
+        <w:t>Yields: leading (avg +0.51%)</w:t>
       </w:r>
     </w:p>
     <w:p>
@@ -206,7 +206,7 @@
         </w:numPr>
       </w:pPr>
       <w:r>
-        <w:t>Bonds: lagging (avg -0.39%)</w:t>
+        <w:t>Bonds: flat (avg -0.06%)</w:t>
       </w:r>
     </w:p>
     <w:p>
@@ -218,16 +218,16 @@
         </w:numPr>
       </w:pPr>
       <w:r>
-        <w:t>Energy complex: lagging (avg -3.69%)</w:t>
+        <w:t>Energy complex: lagging (avg -0.96%)</w:t>
       </w:r>
     </w:p>
     <w:p>
       <w:r>
-        <w:t xml:space="preserve">Bottom line: Ultra-narrow breadth with barely 7% of names green and uniform selling across every sector, including typical defensives like Staples, Utilities, and Health Care, signals broad de-risking rather than a simple rotation, while cyclicals (Industrials, Financials, Materials, Energy) and growth engines like Tech and Comm Services all trade heavy alongside pressure in Real Estate. </w:t>
+        <w:t xml:space="preserve">Bottom line: With roughly two-thirds of names positive, breadth is solid and the tape is being driven by cyclical and risk-on leadership in Energy, Materials, Industrials, Tech, Consumer Discretionary, and Health Care, while defensive Staples and Utilities are firm and Communication Services and Real Estate lag on the day. </w:t>
       </w:r>
-      <w:bookmarkStart w:id="0" w:name="_Hlk218103900"/>
+      <w:bookmarkStart w:id="0" w:name="_Hlk218276639"/>
       <w:r>
-        <w:t>With higher yields leading, bonds and gold offered, and the energy complex sharply lower despite a flat USD, the tape is discounting tighter financial conditions into an environment where macro posture shows growth is decelerating from previously strong levels while still-elevated but easing inflation supports a regime of higher-for-longer real rates, reinforcing today’s risk-off tone and multiple compression across the equity complex.</w:t>
+        <w:t>Macro conditions reflect an environment where growth is decelerating from strong levels and earnings expectations are coming under pressure even as inflation cools from its highs but stays structurally above the prior decade, and today’s mix of higher yields, a stronger USD, firmer gold, and a soft energy complex is consistent with a market cautiously rotating within equities while pricing tighter financial conditions and fading peak nominal growth.</w:t>
       </w:r>
       <w:bookmarkEnd w:id="0"/>
     </w:p>
@@ -415,9 +415,9 @@
     </w:lvl>
   </w:abstractNum>
   <w:abstractNum w:abstractNumId="9" w15:restartNumberingAfterBreak="0">
-    <w:nsid w:val="0F946258"/>
+    <w:nsid w:val="3F931919"/>
     <w:multiLevelType w:val="hybridMultilevel"/>
-    <w:tmpl w:val="33BACC1E"/>
+    <w:tmpl w:val="144E5028"/>
     <w:lvl w:ilvl="0" w:tplc="04090001">
       <w:start w:val="1"/>
       <w:numFmt w:val="bullet"/>
@@ -528,9 +528,9 @@
     </w:lvl>
   </w:abstractNum>
   <w:abstractNum w:abstractNumId="10" w15:restartNumberingAfterBreak="0">
-    <w:nsid w:val="60C2490C"/>
+    <w:nsid w:val="52927E46"/>
     <w:multiLevelType w:val="hybridMultilevel"/>
-    <w:tmpl w:val="083AF9CC"/>
+    <w:tmpl w:val="2578CAAE"/>
     <w:lvl w:ilvl="0" w:tplc="04090001">
       <w:start w:val="1"/>
       <w:numFmt w:val="bullet"/>
@@ -640,37 +640,37 @@
       </w:rPr>
     </w:lvl>
   </w:abstractNum>
-  <w:num w:numId="1" w16cid:durableId="1110975007">
+  <w:num w:numId="1" w16cid:durableId="1023944191">
     <w:abstractNumId w:val="8"/>
   </w:num>
-  <w:num w:numId="2" w16cid:durableId="1418820541">
+  <w:num w:numId="2" w16cid:durableId="415438487">
     <w:abstractNumId w:val="6"/>
   </w:num>
-  <w:num w:numId="3" w16cid:durableId="1970356200">
+  <w:num w:numId="3" w16cid:durableId="1981419547">
     <w:abstractNumId w:val="5"/>
   </w:num>
-  <w:num w:numId="4" w16cid:durableId="1507525048">
+  <w:num w:numId="4" w16cid:durableId="1924992730">
     <w:abstractNumId w:val="4"/>
   </w:num>
-  <w:num w:numId="5" w16cid:durableId="1252852947">
+  <w:num w:numId="5" w16cid:durableId="952905211">
     <w:abstractNumId w:val="7"/>
   </w:num>
-  <w:num w:numId="6" w16cid:durableId="809520072">
+  <w:num w:numId="6" w16cid:durableId="68382619">
     <w:abstractNumId w:val="3"/>
   </w:num>
-  <w:num w:numId="7" w16cid:durableId="977612120">
+  <w:num w:numId="7" w16cid:durableId="736368239">
     <w:abstractNumId w:val="2"/>
   </w:num>
-  <w:num w:numId="8" w16cid:durableId="107243045">
+  <w:num w:numId="8" w16cid:durableId="1395083393">
     <w:abstractNumId w:val="1"/>
   </w:num>
-  <w:num w:numId="9" w16cid:durableId="600648234">
+  <w:num w:numId="9" w16cid:durableId="2028019318">
     <w:abstractNumId w:val="0"/>
   </w:num>
-  <w:num w:numId="10" w16cid:durableId="495416326">
+  <w:num w:numId="10" w16cid:durableId="1163159050">
     <w:abstractNumId w:val="10"/>
   </w:num>
-  <w:num w:numId="11" w16cid:durableId="1253663787">
+  <w:num w:numId="11" w16cid:durableId="1920208217">
     <w:abstractNumId w:val="9"/>
   </w:num>
 </w:numbering>

--- a/data/Market_Read_daily.docx
+++ b/data/Market_Read_daily.docx
@@ -4,7 +4,7 @@
   <w:body>
     <w:p>
       <w:r>
-        <w:t>Market Read: January 02, 2026</w:t>
+        <w:t>Market Read: January 05, 2026</w:t>
       </w:r>
     </w:p>
     <w:p>
@@ -21,7 +21,7 @@
         </w:numPr>
       </w:pPr>
       <w:r>
-        <w:t>Breadth: 66.6% of names are positive.</w:t>
+        <w:t>Breadth: 69.9% of names are positive.</w:t>
       </w:r>
     </w:p>
     <w:p>
@@ -33,7 +33,7 @@
         </w:numPr>
       </w:pPr>
       <w:r>
-        <w:t>Information Technology: leading (avg +0.61%)</w:t>
+        <w:t>Information Technology: leading (avg +0.67%)</w:t>
       </w:r>
     </w:p>
     <w:p>
@@ -45,7 +45,7 @@
         </w:numPr>
       </w:pPr>
       <w:r>
-        <w:t>Industrials: leading (avg +1.31%)</w:t>
+        <w:t>Industrials: leading (avg +1.39%)</w:t>
       </w:r>
     </w:p>
     <w:p>
@@ -57,7 +57,7 @@
         </w:numPr>
       </w:pPr>
       <w:r>
-        <w:t>Consumer Staples: firm (avg +0.25%)</w:t>
+        <w:t>Consumer Staples: lagging (avg -0.84%)</w:t>
       </w:r>
     </w:p>
     <w:p>
@@ -69,7 +69,7 @@
         </w:numPr>
       </w:pPr>
       <w:r>
-        <w:t>Consumer Discretionary: leading (avg +0.62%)</w:t>
+        <w:t>Consumer Discretionary: leading (avg +0.86%)</w:t>
       </w:r>
     </w:p>
     <w:p>
@@ -81,7 +81,7 @@
         </w:numPr>
       </w:pPr>
       <w:r>
-        <w:t>Financials: flat (avg +0.11%)</w:t>
+        <w:t>Financials: leading (avg +2.39%)</w:t>
       </w:r>
     </w:p>
     <w:p>
@@ -93,7 +93,7 @@
         </w:numPr>
       </w:pPr>
       <w:r>
-        <w:t>Utilities: leading (avg +1.15%)</w:t>
+        <w:t>Utilities: lagging (avg -1.25%)</w:t>
       </w:r>
     </w:p>
     <w:p>
@@ -105,7 +105,7 @@
         </w:numPr>
       </w:pPr>
       <w:r>
-        <w:t>Real Estate: soft (avg -0.14%)</w:t>
+        <w:t>Real Estate: flat (avg +0.04%)</w:t>
       </w:r>
     </w:p>
     <w:p>
@@ -117,7 +117,7 @@
         </w:numPr>
       </w:pPr>
       <w:r>
-        <w:t>Materials: leading (avg +1.94%)</w:t>
+        <w:t>Materials: leading (avg +0.88%)</w:t>
       </w:r>
     </w:p>
     <w:p>
@@ -129,7 +129,7 @@
         </w:numPr>
       </w:pPr>
       <w:r>
-        <w:t>Energy: leading (avg +2.13%)</w:t>
+        <w:t>Energy: leading (avg +1.43%)</w:t>
       </w:r>
     </w:p>
     <w:p>
@@ -141,7 +141,7 @@
         </w:numPr>
       </w:pPr>
       <w:r>
-        <w:t>Health Care: leading (avg +0.63%)</w:t>
+        <w:t>Health Care: leading (avg +1.23%)</w:t>
       </w:r>
     </w:p>
     <w:p>
@@ -153,7 +153,7 @@
         </w:numPr>
       </w:pPr>
       <w:r>
-        <w:t>Communication Services: lagging (avg -0.68%)</w:t>
+        <w:t>Communication Services: firm (avg +0.36%)</w:t>
       </w:r>
     </w:p>
     <w:p>
@@ -170,7 +170,7 @@
         </w:numPr>
       </w:pPr>
       <w:r>
-        <w:t>Gold: leading (avg +0.50%)</w:t>
+        <w:t>Gold: leading (avg +2.63%)</w:t>
       </w:r>
     </w:p>
     <w:p>
@@ -182,7 +182,7 @@
         </w:numPr>
       </w:pPr>
       <w:r>
-        <w:t>USD: leading (avg +0.30%)</w:t>
+        <w:t>USD: flat (avg -0.15%)</w:t>
       </w:r>
     </w:p>
     <w:p>
@@ -194,7 +194,7 @@
         </w:numPr>
       </w:pPr>
       <w:r>
-        <w:t>Yields: leading (avg +0.51%)</w:t>
+        <w:t>Yields: lagging (avg -0.51%)</w:t>
       </w:r>
     </w:p>
     <w:p>
@@ -206,7 +206,7 @@
         </w:numPr>
       </w:pPr>
       <w:r>
-        <w:t>Bonds: flat (avg -0.06%)</w:t>
+        <w:t>Bonds: firm (avg +0.30%)</w:t>
       </w:r>
     </w:p>
     <w:p>
@@ -218,16 +218,16 @@
         </w:numPr>
       </w:pPr>
       <w:r>
-        <w:t>Energy complex: lagging (avg -0.96%)</w:t>
+        <w:t>Energy complex: lagging (avg -0.87%)</w:t>
       </w:r>
     </w:p>
     <w:p>
       <w:r>
-        <w:t xml:space="preserve">Bottom line: With roughly two-thirds of names positive, breadth is solid and the tape is being driven by cyclical and risk-on leadership in Energy, Materials, Industrials, Tech, Consumer Discretionary, and Health Care, while defensive Staples and Utilities are firm and Communication Services and Real Estate lag on the day. </w:t>
+        <w:t xml:space="preserve">Bottom line: With nearly 70% of names positive, breadth is solid and the tape is skewed toward risk-on cyclicality, as Financials, Energy, Industrials, Tech, Health Care, and Consumer Discretionary lead while defensive pockets like Utilities and Staples lag and Real Estate trades flat, signaling preference for economically sensitive exposure over safety. </w:t>
       </w:r>
-      <w:bookmarkStart w:id="0" w:name="_Hlk218276639"/>
+      <w:bookmarkStart w:id="0" w:name="_Hlk218535866"/>
       <w:r>
-        <w:t>Macro conditions reflect an environment where growth is decelerating from strong levels and earnings expectations are coming under pressure even as inflation cools from its highs but stays structurally above the prior decade, and today’s mix of higher yields, a stronger USD, firmer gold, and a soft energy complex is consistent with a market cautiously rotating within equities while pricing tighter financial conditions and fading peak nominal growth.</w:t>
+        <w:t>Macro conditions reflect growth slowing from elevated levels with softening earnings momentum and inflation easing but still above pre-COVID norms, consistent with stronger gold, softer yields, and firmer bonds alongside a flat dollar and a weaker energy complex, all of which support a moderately constructive but increasingly selective stance toward pro-cyclical and quality risk assets over classic defensives.</w:t>
       </w:r>
       <w:bookmarkEnd w:id="0"/>
     </w:p>
@@ -415,9 +415,9 @@
     </w:lvl>
   </w:abstractNum>
   <w:abstractNum w:abstractNumId="9" w15:restartNumberingAfterBreak="0">
-    <w:nsid w:val="3F931919"/>
+    <w:nsid w:val="5E344A34"/>
     <w:multiLevelType w:val="hybridMultilevel"/>
-    <w:tmpl w:val="144E5028"/>
+    <w:tmpl w:val="CA7A5F6A"/>
     <w:lvl w:ilvl="0" w:tplc="04090001">
       <w:start w:val="1"/>
       <w:numFmt w:val="bullet"/>
@@ -528,9 +528,9 @@
     </w:lvl>
   </w:abstractNum>
   <w:abstractNum w:abstractNumId="10" w15:restartNumberingAfterBreak="0">
-    <w:nsid w:val="52927E46"/>
+    <w:nsid w:val="7A2B1C79"/>
     <w:multiLevelType w:val="hybridMultilevel"/>
-    <w:tmpl w:val="2578CAAE"/>
+    <w:tmpl w:val="FACC1E74"/>
     <w:lvl w:ilvl="0" w:tplc="04090001">
       <w:start w:val="1"/>
       <w:numFmt w:val="bullet"/>
@@ -640,38 +640,38 @@
       </w:rPr>
     </w:lvl>
   </w:abstractNum>
-  <w:num w:numId="1" w16cid:durableId="1023944191">
+  <w:num w:numId="1" w16cid:durableId="50082507">
     <w:abstractNumId w:val="8"/>
   </w:num>
-  <w:num w:numId="2" w16cid:durableId="415438487">
+  <w:num w:numId="2" w16cid:durableId="975598049">
     <w:abstractNumId w:val="6"/>
   </w:num>
-  <w:num w:numId="3" w16cid:durableId="1981419547">
+  <w:num w:numId="3" w16cid:durableId="1899827272">
     <w:abstractNumId w:val="5"/>
   </w:num>
-  <w:num w:numId="4" w16cid:durableId="1924992730">
+  <w:num w:numId="4" w16cid:durableId="922563944">
     <w:abstractNumId w:val="4"/>
   </w:num>
-  <w:num w:numId="5" w16cid:durableId="952905211">
+  <w:num w:numId="5" w16cid:durableId="2053647814">
     <w:abstractNumId w:val="7"/>
   </w:num>
-  <w:num w:numId="6" w16cid:durableId="68382619">
+  <w:num w:numId="6" w16cid:durableId="552814305">
     <w:abstractNumId w:val="3"/>
   </w:num>
-  <w:num w:numId="7" w16cid:durableId="736368239">
+  <w:num w:numId="7" w16cid:durableId="121653152">
     <w:abstractNumId w:val="2"/>
   </w:num>
-  <w:num w:numId="8" w16cid:durableId="1395083393">
+  <w:num w:numId="8" w16cid:durableId="417101078">
     <w:abstractNumId w:val="1"/>
   </w:num>
-  <w:num w:numId="9" w16cid:durableId="2028019318">
+  <w:num w:numId="9" w16cid:durableId="1079786861">
     <w:abstractNumId w:val="0"/>
   </w:num>
-  <w:num w:numId="10" w16cid:durableId="1163159050">
+  <w:num w:numId="10" w16cid:durableId="321006850">
+    <w:abstractNumId w:val="9"/>
+  </w:num>
+  <w:num w:numId="11" w16cid:durableId="106655414">
     <w:abstractNumId w:val="10"/>
-  </w:num>
-  <w:num w:numId="11" w16cid:durableId="1920208217">
-    <w:abstractNumId w:val="9"/>
   </w:num>
 </w:numbering>
 </file>

--- a/data/Market_Read_daily.docx
+++ b/data/Market_Read_daily.docx
@@ -4,7 +4,7 @@
   <w:body>
     <w:p>
       <w:r>
-        <w:t>Market Read: January 05, 2026</w:t>
+        <w:t>Market Read: January 06, 2026</w:t>
       </w:r>
     </w:p>
     <w:p>
@@ -21,7 +21,7 @@
         </w:numPr>
       </w:pPr>
       <w:r>
-        <w:t>Breadth: 69.9% of names are positive.</w:t>
+        <w:t>Breadth: 73.8% of names are positive.</w:t>
       </w:r>
     </w:p>
     <w:p>
@@ -33,7 +33,7 @@
         </w:numPr>
       </w:pPr>
       <w:r>
-        <w:t>Information Technology: leading (avg +0.67%)</w:t>
+        <w:t>Information Technology: leading (avg +2.87%)</w:t>
       </w:r>
     </w:p>
     <w:p>
@@ -45,7 +45,7 @@
         </w:numPr>
       </w:pPr>
       <w:r>
-        <w:t>Industrials: leading (avg +1.39%)</w:t>
+        <w:t>Industrials: leading (avg +1.27%)</w:t>
       </w:r>
     </w:p>
     <w:p>
@@ -57,7 +57,7 @@
         </w:numPr>
       </w:pPr>
       <w:r>
-        <w:t>Consumer Staples: lagging (avg -0.84%)</w:t>
+        <w:t>Consumer Staples: firm (avg +0.24%)</w:t>
       </w:r>
     </w:p>
     <w:p>
@@ -69,7 +69,7 @@
         </w:numPr>
       </w:pPr>
       <w:r>
-        <w:t>Consumer Discretionary: leading (avg +0.86%)</w:t>
+        <w:t>Consumer Discretionary: leading (avg +1.38%)</w:t>
       </w:r>
     </w:p>
     <w:p>
@@ -81,7 +81,7 @@
         </w:numPr>
       </w:pPr>
       <w:r>
-        <w:t>Financials: leading (avg +2.39%)</w:t>
+        <w:t>Financials: firm (avg +0.49%)</w:t>
       </w:r>
     </w:p>
     <w:p>
@@ -93,7 +93,7 @@
         </w:numPr>
       </w:pPr>
       <w:r>
-        <w:t>Utilities: lagging (avg -1.25%)</w:t>
+        <w:t>Utilities: leading (avg +0.62%)</w:t>
       </w:r>
     </w:p>
     <w:p>
@@ -105,7 +105,7 @@
         </w:numPr>
       </w:pPr>
       <w:r>
-        <w:t>Real Estate: flat (avg +0.04%)</w:t>
+        <w:t>Real Estate: leading (avg +1.08%)</w:t>
       </w:r>
     </w:p>
     <w:p>
@@ -117,7 +117,7 @@
         </w:numPr>
       </w:pPr>
       <w:r>
-        <w:t>Materials: leading (avg +0.88%)</w:t>
+        <w:t>Materials: leading (avg +1.85%)</w:t>
       </w:r>
     </w:p>
     <w:p>
@@ -129,7 +129,7 @@
         </w:numPr>
       </w:pPr>
       <w:r>
-        <w:t>Energy: leading (avg +1.43%)</w:t>
+        <w:t>Energy: lagging (avg -2.00%)</w:t>
       </w:r>
     </w:p>
     <w:p>
@@ -141,7 +141,7 @@
         </w:numPr>
       </w:pPr>
       <w:r>
-        <w:t>Health Care: leading (avg +1.23%)</w:t>
+        <w:t>Health Care: leading (avg +2.29%)</w:t>
       </w:r>
     </w:p>
     <w:p>
@@ -153,7 +153,7 @@
         </w:numPr>
       </w:pPr>
       <w:r>
-        <w:t>Communication Services: firm (avg +0.36%)</w:t>
+        <w:t>Communication Services: soft (avg -0.39%)</w:t>
       </w:r>
     </w:p>
     <w:p>
@@ -170,7 +170,7 @@
         </w:numPr>
       </w:pPr>
       <w:r>
-        <w:t>Gold: leading (avg +2.63%)</w:t>
+        <w:t>Gold: leading (avg +1.08%)</w:t>
       </w:r>
     </w:p>
     <w:p>
@@ -182,7 +182,7 @@
         </w:numPr>
       </w:pPr>
       <w:r>
-        <w:t>USD: flat (avg -0.15%)</w:t>
+        <w:t>USD: leading (avg +0.33%)</w:t>
       </w:r>
     </w:p>
     <w:p>
@@ -194,7 +194,7 @@
         </w:numPr>
       </w:pPr>
       <w:r>
-        <w:t>Yields: lagging (avg -0.51%)</w:t>
+        <w:t>Yields: firm (avg +0.29%)</w:t>
       </w:r>
     </w:p>
     <w:p>
@@ -206,7 +206,7 @@
         </w:numPr>
       </w:pPr>
       <w:r>
-        <w:t>Bonds: firm (avg +0.30%)</w:t>
+        <w:t>Bonds: flat (avg -0.08%)</w:t>
       </w:r>
     </w:p>
     <w:p>
@@ -218,16 +218,16 @@
         </w:numPr>
       </w:pPr>
       <w:r>
-        <w:t>Energy complex: lagging (avg -0.87%)</w:t>
+        <w:t>Energy complex: lagging (avg -2.73%)</w:t>
       </w:r>
     </w:p>
     <w:p>
       <w:r>
-        <w:t xml:space="preserve">Bottom line: With nearly 70% of names positive, breadth is solid and the tape is skewed toward risk-on cyclicality, as Financials, Energy, Industrials, Tech, Health Care, and Consumer Discretionary lead while defensive pockets like Utilities and Staples lag and Real Estate trades flat, signaling preference for economically sensitive exposure over safety. </w:t>
+        <w:t xml:space="preserve">Bottom line: With nearly three-quarters of stocks green, breadth is robust and the tape is rotating toward cyclical and growth leadership, led by Technology, Health Care, Materials, Industrials, Consumer Discretionary, Utilities, and Real Estate, while Energy and Communication Services lag despite a firm showing from Financials and Staples. </w:t>
       </w:r>
-      <w:bookmarkStart w:id="0" w:name="_Hlk218535866"/>
+      <w:bookmarkStart w:id="0" w:name="_Hlk218622248"/>
       <w:r>
-        <w:t>Macro conditions reflect growth slowing from elevated levels with softening earnings momentum and inflation easing but still above pre-COVID norms, consistent with stronger gold, softer yields, and firmer bonds alongside a flat dollar and a weaker energy complex, all of which support a moderately constructive but increasingly selective stance toward pro-cyclical and quality risk assets over classic defensives.</w:t>
+        <w:t>Macro conditions reflect an environment where growth is decelerating from high levels and earnings expectations are being marked lower even as still-elevated but easing inflation pressures keep policy and discount-rate risks in play, and today’s mix of stronger USD, firmer yields, bid for gold, flat bonds, and a heavy energy complex is consistent with investors seeking quality growth and defensive duration over pure cyclical and commodity beta.</w:t>
       </w:r>
       <w:bookmarkEnd w:id="0"/>
     </w:p>
@@ -415,9 +415,9 @@
     </w:lvl>
   </w:abstractNum>
   <w:abstractNum w:abstractNumId="9" w15:restartNumberingAfterBreak="0">
-    <w:nsid w:val="5E344A34"/>
+    <w:nsid w:val="139A3B24"/>
     <w:multiLevelType w:val="hybridMultilevel"/>
-    <w:tmpl w:val="CA7A5F6A"/>
+    <w:tmpl w:val="47981EEA"/>
     <w:lvl w:ilvl="0" w:tplc="04090001">
       <w:start w:val="1"/>
       <w:numFmt w:val="bullet"/>
@@ -528,9 +528,9 @@
     </w:lvl>
   </w:abstractNum>
   <w:abstractNum w:abstractNumId="10" w15:restartNumberingAfterBreak="0">
-    <w:nsid w:val="7A2B1C79"/>
+    <w:nsid w:val="6DF9282F"/>
     <w:multiLevelType w:val="hybridMultilevel"/>
-    <w:tmpl w:val="FACC1E74"/>
+    <w:tmpl w:val="7C82F6A0"/>
     <w:lvl w:ilvl="0" w:tplc="04090001">
       <w:start w:val="1"/>
       <w:numFmt w:val="bullet"/>
@@ -640,38 +640,38 @@
       </w:rPr>
     </w:lvl>
   </w:abstractNum>
-  <w:num w:numId="1" w16cid:durableId="50082507">
+  <w:num w:numId="1" w16cid:durableId="1485731508">
     <w:abstractNumId w:val="8"/>
   </w:num>
-  <w:num w:numId="2" w16cid:durableId="975598049">
+  <w:num w:numId="2" w16cid:durableId="269824197">
     <w:abstractNumId w:val="6"/>
   </w:num>
-  <w:num w:numId="3" w16cid:durableId="1899827272">
+  <w:num w:numId="3" w16cid:durableId="1488130537">
     <w:abstractNumId w:val="5"/>
   </w:num>
-  <w:num w:numId="4" w16cid:durableId="922563944">
+  <w:num w:numId="4" w16cid:durableId="805583873">
     <w:abstractNumId w:val="4"/>
   </w:num>
-  <w:num w:numId="5" w16cid:durableId="2053647814">
+  <w:num w:numId="5" w16cid:durableId="1948657152">
     <w:abstractNumId w:val="7"/>
   </w:num>
-  <w:num w:numId="6" w16cid:durableId="552814305">
+  <w:num w:numId="6" w16cid:durableId="912010250">
     <w:abstractNumId w:val="3"/>
   </w:num>
-  <w:num w:numId="7" w16cid:durableId="121653152">
+  <w:num w:numId="7" w16cid:durableId="1459566265">
     <w:abstractNumId w:val="2"/>
   </w:num>
-  <w:num w:numId="8" w16cid:durableId="417101078">
+  <w:num w:numId="8" w16cid:durableId="1040591795">
     <w:abstractNumId w:val="1"/>
   </w:num>
-  <w:num w:numId="9" w16cid:durableId="1079786861">
+  <w:num w:numId="9" w16cid:durableId="1522281979">
     <w:abstractNumId w:val="0"/>
   </w:num>
-  <w:num w:numId="10" w16cid:durableId="321006850">
+  <w:num w:numId="10" w16cid:durableId="989750848">
+    <w:abstractNumId w:val="10"/>
+  </w:num>
+  <w:num w:numId="11" w16cid:durableId="1852646832">
     <w:abstractNumId w:val="9"/>
-  </w:num>
-  <w:num w:numId="11" w16cid:durableId="106655414">
-    <w:abstractNumId w:val="10"/>
   </w:num>
 </w:numbering>
 </file>

--- a/data/Market_Read_daily.docx
+++ b/data/Market_Read_daily.docx
@@ -4,7 +4,7 @@
   <w:body>
     <w:p>
       <w:r>
-        <w:t>Market Read: January 06, 2026</w:t>
+        <w:t>Market Read: January 07, 2026</w:t>
       </w:r>
     </w:p>
     <w:p>
@@ -21,7 +21,7 @@
         </w:numPr>
       </w:pPr>
       <w:r>
-        <w:t>Breadth: 73.8% of names are positive.</w:t>
+        <w:t>Breadth: 24.8% of names are positive.</w:t>
       </w:r>
     </w:p>
     <w:p>
@@ -33,7 +33,7 @@
         </w:numPr>
       </w:pPr>
       <w:r>
-        <w:t>Information Technology: leading (avg +2.87%)</w:t>
+        <w:t>Information Technology: lagging (avg -1.00%)</w:t>
       </w:r>
     </w:p>
     <w:p>
@@ -45,7 +45,7 @@
         </w:numPr>
       </w:pPr>
       <w:r>
-        <w:t>Industrials: leading (avg +1.27%)</w:t>
+        <w:t>Industrials: lagging (avg -1.62%)</w:t>
       </w:r>
     </w:p>
     <w:p>
@@ -57,7 +57,7 @@
         </w:numPr>
       </w:pPr>
       <w:r>
-        <w:t>Consumer Staples: firm (avg +0.24%)</w:t>
+        <w:t>Consumer Staples: lagging (avg -1.36%)</w:t>
       </w:r>
     </w:p>
     <w:p>
@@ -69,7 +69,7 @@
         </w:numPr>
       </w:pPr>
       <w:r>
-        <w:t>Consumer Discretionary: leading (avg +1.38%)</w:t>
+        <w:t>Consumer Discretionary: lagging (avg -0.84%)</w:t>
       </w:r>
     </w:p>
     <w:p>
@@ -81,7 +81,7 @@
         </w:numPr>
       </w:pPr>
       <w:r>
-        <w:t>Financials: firm (avg +0.49%)</w:t>
+        <w:t>Financials: lagging (avg -1.22%)</w:t>
       </w:r>
     </w:p>
     <w:p>
@@ -93,7 +93,7 @@
         </w:numPr>
       </w:pPr>
       <w:r>
-        <w:t>Utilities: leading (avg +0.62%)</w:t>
+        <w:t>Utilities: lagging (avg -2.15%)</w:t>
       </w:r>
     </w:p>
     <w:p>
@@ -105,7 +105,7 @@
         </w:numPr>
       </w:pPr>
       <w:r>
-        <w:t>Real Estate: leading (avg +1.08%)</w:t>
+        <w:t>Real Estate: lagging (avg -1.49%)</w:t>
       </w:r>
     </w:p>
     <w:p>
@@ -117,7 +117,7 @@
         </w:numPr>
       </w:pPr>
       <w:r>
-        <w:t>Materials: leading (avg +1.85%)</w:t>
+        <w:t>Materials: lagging (avg -1.75%)</w:t>
       </w:r>
     </w:p>
     <w:p>
@@ -129,7 +129,7 @@
         </w:numPr>
       </w:pPr>
       <w:r>
-        <w:t>Energy: lagging (avg -2.00%)</w:t>
+        <w:t>Energy: lagging (avg -0.88%)</w:t>
       </w:r>
     </w:p>
     <w:p>
@@ -141,7 +141,7 @@
         </w:numPr>
       </w:pPr>
       <w:r>
-        <w:t>Health Care: leading (avg +2.29%)</w:t>
+        <w:t>Health Care: soft (avg -0.12%)</w:t>
       </w:r>
     </w:p>
     <w:p>
@@ -153,7 +153,7 @@
         </w:numPr>
       </w:pPr>
       <w:r>
-        <w:t>Communication Services: soft (avg -0.39%)</w:t>
+        <w:t>Communication Services: lagging (avg -0.58%)</w:t>
       </w:r>
     </w:p>
     <w:p>
@@ -170,7 +170,7 @@
         </w:numPr>
       </w:pPr>
       <w:r>
-        <w:t>Gold: leading (avg +1.08%)</w:t>
+        <w:t>Gold: lagging (avg -0.96%)</w:t>
       </w:r>
     </w:p>
     <w:p>
@@ -182,7 +182,7 @@
         </w:numPr>
       </w:pPr>
       <w:r>
-        <w:t>USD: leading (avg +0.33%)</w:t>
+        <w:t>USD: firm (avg +0.15%)</w:t>
       </w:r>
     </w:p>
     <w:p>
@@ -194,7 +194,7 @@
         </w:numPr>
       </w:pPr>
       <w:r>
-        <w:t>Yields: firm (avg +0.29%)</w:t>
+        <w:t>Yields: lagging (avg -0.91%)</w:t>
       </w:r>
     </w:p>
     <w:p>
@@ -206,7 +206,7 @@
         </w:numPr>
       </w:pPr>
       <w:r>
-        <w:t>Bonds: flat (avg -0.08%)</w:t>
+        <w:t>Bonds: firm (avg +0.24%)</w:t>
       </w:r>
     </w:p>
     <w:p>
@@ -218,16 +218,16 @@
         </w:numPr>
       </w:pPr>
       <w:r>
-        <w:t>Energy complex: lagging (avg -2.73%)</w:t>
+        <w:t>Energy complex: leading (avg +1.69%)</w:t>
       </w:r>
     </w:p>
     <w:p>
       <w:r>
-        <w:t xml:space="preserve">Bottom line: With nearly three-quarters of stocks green, breadth is robust and the tape is rotating toward cyclical and growth leadership, led by Technology, Health Care, Materials, Industrials, Consumer Discretionary, Utilities, and Real Estate, while Energy and Communication Services lag despite a firm showing from Financials and Staples. </w:t>
+        <w:t xml:space="preserve">Bottom line: Breadth is weak with barely a quarter of names green and selling pressure broad-based, as every major sector sits in the red and the usual defensives (Staples, Utilities, REITs) offer little shelter alongside cyclicals like Industrials, Materials, and Financials, while even Tech and Health Care trade soft and Energy equities fail to fully capitalize on strength in the underlying complex. </w:t>
       </w:r>
-      <w:bookmarkStart w:id="0" w:name="_Hlk218622248"/>
+      <w:bookmarkStart w:id="0" w:name="_Hlk218708651"/>
       <w:r>
-        <w:t>Macro conditions reflect an environment where growth is decelerating from high levels and earnings expectations are being marked lower even as still-elevated but easing inflation pressures keep policy and discount-rate risks in play, and today’s mix of stronger USD, firmer yields, bid for gold, flat bonds, and a heavy energy complex is consistent with investors seeking quality growth and defensive duration over pure cyclical and commodity beta.</w:t>
+        <w:t>Macro posture shows growth is slowing from elevated levels while inflation pressures are easing but still running above pre-COVID norms, and today’s mix of a firm dollar, softer yields with bid bonds, weaker gold, and a leading energy complex is consistent with a market leaning cautiously defensive on future activity while still demanding some inflation premium, a setup the tape is validating via narrow, low-conviction leadership and broad de-risking.</w:t>
       </w:r>
       <w:bookmarkEnd w:id="0"/>
     </w:p>
@@ -415,9 +415,9 @@
     </w:lvl>
   </w:abstractNum>
   <w:abstractNum w:abstractNumId="9" w15:restartNumberingAfterBreak="0">
-    <w:nsid w:val="139A3B24"/>
+    <w:nsid w:val="292A77E7"/>
     <w:multiLevelType w:val="hybridMultilevel"/>
-    <w:tmpl w:val="47981EEA"/>
+    <w:tmpl w:val="409E55C6"/>
     <w:lvl w:ilvl="0" w:tplc="04090001">
       <w:start w:val="1"/>
       <w:numFmt w:val="bullet"/>
@@ -528,9 +528,9 @@
     </w:lvl>
   </w:abstractNum>
   <w:abstractNum w:abstractNumId="10" w15:restartNumberingAfterBreak="0">
-    <w:nsid w:val="6DF9282F"/>
+    <w:nsid w:val="3C722623"/>
     <w:multiLevelType w:val="hybridMultilevel"/>
-    <w:tmpl w:val="7C82F6A0"/>
+    <w:tmpl w:val="78CEE7B8"/>
     <w:lvl w:ilvl="0" w:tplc="04090001">
       <w:start w:val="1"/>
       <w:numFmt w:val="bullet"/>
@@ -640,37 +640,37 @@
       </w:rPr>
     </w:lvl>
   </w:abstractNum>
-  <w:num w:numId="1" w16cid:durableId="1485731508">
+  <w:num w:numId="1" w16cid:durableId="1449546464">
     <w:abstractNumId w:val="8"/>
   </w:num>
-  <w:num w:numId="2" w16cid:durableId="269824197">
+  <w:num w:numId="2" w16cid:durableId="398749193">
     <w:abstractNumId w:val="6"/>
   </w:num>
-  <w:num w:numId="3" w16cid:durableId="1488130537">
+  <w:num w:numId="3" w16cid:durableId="315302714">
     <w:abstractNumId w:val="5"/>
   </w:num>
-  <w:num w:numId="4" w16cid:durableId="805583873">
+  <w:num w:numId="4" w16cid:durableId="1514563204">
     <w:abstractNumId w:val="4"/>
   </w:num>
-  <w:num w:numId="5" w16cid:durableId="1948657152">
+  <w:num w:numId="5" w16cid:durableId="1135292668">
     <w:abstractNumId w:val="7"/>
   </w:num>
-  <w:num w:numId="6" w16cid:durableId="912010250">
+  <w:num w:numId="6" w16cid:durableId="864178667">
     <w:abstractNumId w:val="3"/>
   </w:num>
-  <w:num w:numId="7" w16cid:durableId="1459566265">
+  <w:num w:numId="7" w16cid:durableId="1510212027">
     <w:abstractNumId w:val="2"/>
   </w:num>
-  <w:num w:numId="8" w16cid:durableId="1040591795">
+  <w:num w:numId="8" w16cid:durableId="717440699">
     <w:abstractNumId w:val="1"/>
   </w:num>
-  <w:num w:numId="9" w16cid:durableId="1522281979">
+  <w:num w:numId="9" w16cid:durableId="707339810">
     <w:abstractNumId w:val="0"/>
   </w:num>
-  <w:num w:numId="10" w16cid:durableId="989750848">
+  <w:num w:numId="10" w16cid:durableId="1712218339">
     <w:abstractNumId w:val="10"/>
   </w:num>
-  <w:num w:numId="11" w16cid:durableId="1852646832">
+  <w:num w:numId="11" w16cid:durableId="995689529">
     <w:abstractNumId w:val="9"/>
   </w:num>
 </w:numbering>

--- a/data/Market_Read_daily.docx
+++ b/data/Market_Read_daily.docx
@@ -4,7 +4,7 @@
   <w:body>
     <w:p>
       <w:r>
-        <w:t>Market Read: January 07, 2026</w:t>
+        <w:t>Market Read: January 08, 2026</w:t>
       </w:r>
     </w:p>
     <w:p>
@@ -21,7 +21,7 @@
         </w:numPr>
       </w:pPr>
       <w:r>
-        <w:t>Breadth: 24.8% of names are positive.</w:t>
+        <w:t>Breadth: 68.1% of names are positive.</w:t>
       </w:r>
     </w:p>
     <w:p>
@@ -33,7 +33,7 @@
         </w:numPr>
       </w:pPr>
       <w:r>
-        <w:t>Information Technology: lagging (avg -1.00%)</w:t>
+        <w:t>Information Technology: lagging (avg -1.08%)</w:t>
       </w:r>
     </w:p>
     <w:p>
@@ -45,7 +45,7 @@
         </w:numPr>
       </w:pPr>
       <w:r>
-        <w:t>Industrials: lagging (avg -1.62%)</w:t>
+        <w:t>Industrials: leading (avg +1.35%)</w:t>
       </w:r>
     </w:p>
     <w:p>
@@ -57,7 +57,7 @@
         </w:numPr>
       </w:pPr>
       <w:r>
-        <w:t>Consumer Staples: lagging (avg -1.36%)</w:t>
+        <w:t>Consumer Staples: leading (avg +2.45%)</w:t>
       </w:r>
     </w:p>
     <w:p>
@@ -69,7 +69,7 @@
         </w:numPr>
       </w:pPr>
       <w:r>
-        <w:t>Consumer Discretionary: lagging (avg -0.84%)</w:t>
+        <w:t>Consumer Discretionary: leading (avg +1.92%)</w:t>
       </w:r>
     </w:p>
     <w:p>
@@ -81,7 +81,7 @@
         </w:numPr>
       </w:pPr>
       <w:r>
-        <w:t>Financials: lagging (avg -1.22%)</w:t>
+        <w:t>Financials: leading (avg +0.93%)</w:t>
       </w:r>
     </w:p>
     <w:p>
@@ -93,7 +93,7 @@
         </w:numPr>
       </w:pPr>
       <w:r>
-        <w:t>Utilities: lagging (avg -2.15%)</w:t>
+        <w:t>Utilities: firm (avg +0.47%)</w:t>
       </w:r>
     </w:p>
     <w:p>
@@ -105,7 +105,7 @@
         </w:numPr>
       </w:pPr>
       <w:r>
-        <w:t>Real Estate: lagging (avg -1.49%)</w:t>
+        <w:t>Real Estate: leading (avg +1.11%)</w:t>
       </w:r>
     </w:p>
     <w:p>
@@ -117,7 +117,7 @@
         </w:numPr>
       </w:pPr>
       <w:r>
-        <w:t>Materials: lagging (avg -1.75%)</w:t>
+        <w:t>Materials: leading (avg +2.36%)</w:t>
       </w:r>
     </w:p>
     <w:p>
@@ -129,7 +129,7 @@
         </w:numPr>
       </w:pPr>
       <w:r>
-        <w:t>Energy: lagging (avg -0.88%)</w:t>
+        <w:t>Energy: leading (avg +3.20%)</w:t>
       </w:r>
     </w:p>
     <w:p>
@@ -141,7 +141,7 @@
         </w:numPr>
       </w:pPr>
       <w:r>
-        <w:t>Health Care: soft (avg -0.12%)</w:t>
+        <w:t>Health Care: soft (avg -0.26%)</w:t>
       </w:r>
     </w:p>
     <w:p>
@@ -153,7 +153,7 @@
         </w:numPr>
       </w:pPr>
       <w:r>
-        <w:t>Communication Services: lagging (avg -0.58%)</w:t>
+        <w:t>Communication Services: firm (avg +0.21%)</w:t>
       </w:r>
     </w:p>
     <w:p>
@@ -170,7 +170,7 @@
         </w:numPr>
       </w:pPr>
       <w:r>
-        <w:t>Gold: lagging (avg -0.96%)</w:t>
+        <w:t>Gold: leading (avg +0.55%)</w:t>
       </w:r>
     </w:p>
     <w:p>
@@ -182,7 +182,7 @@
         </w:numPr>
       </w:pPr>
       <w:r>
-        <w:t>USD: firm (avg +0.15%)</w:t>
+        <w:t>USD: firm (avg +0.26%)</w:t>
       </w:r>
     </w:p>
     <w:p>
@@ -194,7 +194,7 @@
         </w:numPr>
       </w:pPr>
       <w:r>
-        <w:t>Yields: lagging (avg -0.91%)</w:t>
+        <w:t>Yields: leading (avg +1.04%)</w:t>
       </w:r>
     </w:p>
     <w:p>
@@ -206,7 +206,7 @@
         </w:numPr>
       </w:pPr>
       <w:r>
-        <w:t>Bonds: firm (avg +0.24%)</w:t>
+        <w:t>Bonds: flat (avg -0.27%)</w:t>
       </w:r>
     </w:p>
     <w:p>
@@ -218,16 +218,16 @@
         </w:numPr>
       </w:pPr>
       <w:r>
-        <w:t>Energy complex: leading (avg +1.69%)</w:t>
+        <w:t>Energy complex: flat (avg -0.14%)</w:t>
       </w:r>
     </w:p>
     <w:p>
       <w:r>
-        <w:t xml:space="preserve">Bottom line: Breadth is weak with barely a quarter of names green and selling pressure broad-based, as every major sector sits in the red and the usual defensives (Staples, Utilities, REITs) offer little shelter alongside cyclicals like Industrials, Materials, and Financials, while even Tech and Health Care trade soft and Energy equities fail to fully capitalize on strength in the underlying complex. </w:t>
+        <w:t xml:space="preserve">Bottom line: With roughly two-thirds of the tape trading higher, breadth is solid and leadership is rotating toward cyclicals and defensives—Industrials, Materials, Energy, Financials, Consumer Discretionary, Consumer Staples, and Real Estate are all carrying the load, while Utilities and Communication Services are firmer and classic growth leadership in Information Technology lags alongside softer Health Care. </w:t>
       </w:r>
-      <w:bookmarkStart w:id="0" w:name="_Hlk218708651"/>
+      <w:bookmarkStart w:id="0" w:name="_Hlk218795054"/>
       <w:r>
-        <w:t>Macro posture shows growth is slowing from elevated levels while inflation pressures are easing but still running above pre-COVID norms, and today’s mix of a firm dollar, softer yields with bid bonds, weaker gold, and a leading energy complex is consistent with a market leaning cautiously defensive on future activity while still demanding some inflation premium, a setup the tape is validating via narrow, low-conviction leadership and broad de-risking.</w:t>
+        <w:t>Macro conditions reflect a backdrop where growth is slowing from elevated levels and inflation pressures are easing but still above pre-COVID norms, consistent with firmer yields, a resilient USD, supported gold, and flat bonds and energy complex, all signaling a market that is repricing toward slower earnings momentum but not a full-blown disinflationary or recessionary scare.</w:t>
       </w:r>
       <w:bookmarkEnd w:id="0"/>
     </w:p>
@@ -415,9 +415,9 @@
     </w:lvl>
   </w:abstractNum>
   <w:abstractNum w:abstractNumId="9" w15:restartNumberingAfterBreak="0">
-    <w:nsid w:val="292A77E7"/>
+    <w:nsid w:val="075D3A11"/>
     <w:multiLevelType w:val="hybridMultilevel"/>
-    <w:tmpl w:val="409E55C6"/>
+    <w:tmpl w:val="9D7C1412"/>
     <w:lvl w:ilvl="0" w:tplc="04090001">
       <w:start w:val="1"/>
       <w:numFmt w:val="bullet"/>
@@ -528,9 +528,9 @@
     </w:lvl>
   </w:abstractNum>
   <w:abstractNum w:abstractNumId="10" w15:restartNumberingAfterBreak="0">
-    <w:nsid w:val="3C722623"/>
+    <w:nsid w:val="435F5AFC"/>
     <w:multiLevelType w:val="hybridMultilevel"/>
-    <w:tmpl w:val="78CEE7B8"/>
+    <w:tmpl w:val="8A8C8A82"/>
     <w:lvl w:ilvl="0" w:tplc="04090001">
       <w:start w:val="1"/>
       <w:numFmt w:val="bullet"/>
@@ -640,38 +640,38 @@
       </w:rPr>
     </w:lvl>
   </w:abstractNum>
-  <w:num w:numId="1" w16cid:durableId="1449546464">
+  <w:num w:numId="1" w16cid:durableId="902135525">
     <w:abstractNumId w:val="8"/>
   </w:num>
-  <w:num w:numId="2" w16cid:durableId="398749193">
+  <w:num w:numId="2" w16cid:durableId="1572689459">
     <w:abstractNumId w:val="6"/>
   </w:num>
-  <w:num w:numId="3" w16cid:durableId="315302714">
+  <w:num w:numId="3" w16cid:durableId="1944145375">
     <w:abstractNumId w:val="5"/>
   </w:num>
-  <w:num w:numId="4" w16cid:durableId="1514563204">
+  <w:num w:numId="4" w16cid:durableId="482238610">
     <w:abstractNumId w:val="4"/>
   </w:num>
-  <w:num w:numId="5" w16cid:durableId="1135292668">
+  <w:num w:numId="5" w16cid:durableId="519856421">
     <w:abstractNumId w:val="7"/>
   </w:num>
-  <w:num w:numId="6" w16cid:durableId="864178667">
+  <w:num w:numId="6" w16cid:durableId="165636221">
     <w:abstractNumId w:val="3"/>
   </w:num>
-  <w:num w:numId="7" w16cid:durableId="1510212027">
+  <w:num w:numId="7" w16cid:durableId="1069159831">
     <w:abstractNumId w:val="2"/>
   </w:num>
-  <w:num w:numId="8" w16cid:durableId="717440699">
+  <w:num w:numId="8" w16cid:durableId="2046055600">
     <w:abstractNumId w:val="1"/>
   </w:num>
-  <w:num w:numId="9" w16cid:durableId="707339810">
+  <w:num w:numId="9" w16cid:durableId="1970160811">
     <w:abstractNumId w:val="0"/>
   </w:num>
-  <w:num w:numId="10" w16cid:durableId="1712218339">
+  <w:num w:numId="10" w16cid:durableId="410321185">
+    <w:abstractNumId w:val="9"/>
+  </w:num>
+  <w:num w:numId="11" w16cid:durableId="1185054563">
     <w:abstractNumId w:val="10"/>
-  </w:num>
-  <w:num w:numId="11" w16cid:durableId="995689529">
-    <w:abstractNumId w:val="9"/>
   </w:num>
 </w:numbering>
 </file>

--- a/data/Market_Read_daily.docx
+++ b/data/Market_Read_daily.docx
@@ -4,7 +4,7 @@
   <w:body>
     <w:p>
       <w:r>
-        <w:t>Market Read: January 08, 2026</w:t>
+        <w:t>Market Read: January 09, 2026</w:t>
       </w:r>
     </w:p>
     <w:p>
@@ -21,7 +21,7 @@
         </w:numPr>
       </w:pPr>
       <w:r>
-        <w:t>Breadth: 68.1% of names are positive.</w:t>
+        <w:t>Breadth: 58.3% of names are positive.</w:t>
       </w:r>
     </w:p>
     <w:p>
@@ -33,7 +33,7 @@
         </w:numPr>
       </w:pPr>
       <w:r>
-        <w:t>Information Technology: lagging (avg -1.08%)</w:t>
+        <w:t>Information Technology: leading (avg +1.31%)</w:t>
       </w:r>
     </w:p>
     <w:p>
@@ -45,7 +45,7 @@
         </w:numPr>
       </w:pPr>
       <w:r>
-        <w:t>Industrials: leading (avg +1.35%)</w:t>
+        <w:t>Industrials: leading (avg +1.31%)</w:t>
       </w:r>
     </w:p>
     <w:p>
@@ -57,7 +57,7 @@
         </w:numPr>
       </w:pPr>
       <w:r>
-        <w:t>Consumer Staples: leading (avg +2.45%)</w:t>
+        <w:t>Consumer Staples: leading (avg +0.95%)</w:t>
       </w:r>
     </w:p>
     <w:p>
@@ -69,7 +69,7 @@
         </w:numPr>
       </w:pPr>
       <w:r>
-        <w:t>Consumer Discretionary: leading (avg +1.92%)</w:t>
+        <w:t>Consumer Discretionary: leading (avg +0.91%)</w:t>
       </w:r>
     </w:p>
     <w:p>
@@ -81,7 +81,7 @@
         </w:numPr>
       </w:pPr>
       <w:r>
-        <w:t>Financials: leading (avg +0.93%)</w:t>
+        <w:t>Financials: lagging (avg -0.46%)</w:t>
       </w:r>
     </w:p>
     <w:p>
@@ -93,7 +93,7 @@
         </w:numPr>
       </w:pPr>
       <w:r>
-        <w:t>Utilities: firm (avg +0.47%)</w:t>
+        <w:t>Utilities: leading (avg +0.94%)</w:t>
       </w:r>
     </w:p>
     <w:p>
@@ -105,7 +105,7 @@
         </w:numPr>
       </w:pPr>
       <w:r>
-        <w:t>Real Estate: leading (avg +1.11%)</w:t>
+        <w:t>Real Estate: soft (avg -0.12%)</w:t>
       </w:r>
     </w:p>
     <w:p>
@@ -117,7 +117,7 @@
         </w:numPr>
       </w:pPr>
       <w:r>
-        <w:t>Materials: leading (avg +2.36%)</w:t>
+        <w:t>Materials: leading (avg +1.47%)</w:t>
       </w:r>
     </w:p>
     <w:p>
@@ -129,7 +129,7 @@
         </w:numPr>
       </w:pPr>
       <w:r>
-        <w:t>Energy: leading (avg +3.20%)</w:t>
+        <w:t>Energy: lagging (avg -0.41%)</w:t>
       </w:r>
     </w:p>
     <w:p>
@@ -141,7 +141,7 @@
         </w:numPr>
       </w:pPr>
       <w:r>
-        <w:t>Health Care: soft (avg -0.26%)</w:t>
+        <w:t>Health Care: soft (avg -0.14%)</w:t>
       </w:r>
     </w:p>
     <w:p>
@@ -153,7 +153,7 @@
         </w:numPr>
       </w:pPr>
       <w:r>
-        <w:t>Communication Services: firm (avg +0.21%)</w:t>
+        <w:t>Communication Services: soft (avg -0.12%)</w:t>
       </w:r>
     </w:p>
     <w:p>
@@ -170,7 +170,7 @@
         </w:numPr>
       </w:pPr>
       <w:r>
-        <w:t>Gold: leading (avg +0.55%)</w:t>
+        <w:t>Gold: leading (avg +0.72%)</w:t>
       </w:r>
     </w:p>
     <w:p>
@@ -182,7 +182,7 @@
         </w:numPr>
       </w:pPr>
       <w:r>
-        <w:t>USD: firm (avg +0.26%)</w:t>
+        <w:t>USD: firm (avg +0.22%)</w:t>
       </w:r>
     </w:p>
     <w:p>
@@ -194,7 +194,7 @@
         </w:numPr>
       </w:pPr>
       <w:r>
-        <w:t>Yields: leading (avg +1.04%)</w:t>
+        <w:t>Yields: flat (avg -0.18%)</w:t>
       </w:r>
     </w:p>
     <w:p>
@@ -206,7 +206,7 @@
         </w:numPr>
       </w:pPr>
       <w:r>
-        <w:t>Bonds: flat (avg -0.27%)</w:t>
+        <w:t>Bonds: leading (avg +0.31%)</w:t>
       </w:r>
     </w:p>
     <w:p>
@@ -218,16 +218,16 @@
         </w:numPr>
       </w:pPr>
       <w:r>
-        <w:t>Energy complex: flat (avg -0.14%)</w:t>
+        <w:t>Energy complex: lagging (avg -3.69%)</w:t>
       </w:r>
     </w:p>
     <w:p>
       <w:r>
-        <w:t xml:space="preserve">Bottom line: With roughly two-thirds of the tape trading higher, breadth is solid and leadership is rotating toward cyclicals and defensives—Industrials, Materials, Energy, Financials, Consumer Discretionary, Consumer Staples, and Real Estate are all carrying the load, while Utilities and Communication Services are firmer and classic growth leadership in Information Technology lags alongside softer Health Care. </w:t>
+        <w:t xml:space="preserve">Bottom line: Broader risk tone is constructive with 58.3% of names green and participation skewed toward cyclicals and defensives alike, as Technology, Industrials, Materials, Staples, Discretionary, and Utilities all post solid gains while Financials and Energy lag and rate‑sensitive Real Estate and Health Care trade softer. </w:t>
       </w:r>
-      <w:bookmarkStart w:id="0" w:name="_Hlk218795054"/>
+      <w:bookmarkStart w:id="0" w:name="_Hlk218881658"/>
       <w:r>
-        <w:t>Macro conditions reflect a backdrop where growth is slowing from elevated levels and inflation pressures are easing but still above pre-COVID norms, consistent with firmer yields, a resilient USD, supported gold, and flat bonds and energy complex, all signaling a market that is repricing toward slower earnings momentum but not a full-blown disinflationary or recessionary scare.</w:t>
+        <w:t>Macro conditions reflect growth slowing from previously strong levels alongside easing but still elevated inflation, and today’s tape—gold and bonds bid, the USD firm, yields flat, and the energy complex under pressure—reinforces a market that is leaning toward quality and duration rather than pro‑cyclical beta as investors recalibrate to decelerating earnings momentum.</w:t>
       </w:r>
       <w:bookmarkEnd w:id="0"/>
     </w:p>
@@ -415,9 +415,9 @@
     </w:lvl>
   </w:abstractNum>
   <w:abstractNum w:abstractNumId="9" w15:restartNumberingAfterBreak="0">
-    <w:nsid w:val="075D3A11"/>
+    <w:nsid w:val="373E14E4"/>
     <w:multiLevelType w:val="hybridMultilevel"/>
-    <w:tmpl w:val="9D7C1412"/>
+    <w:tmpl w:val="44666DB6"/>
     <w:lvl w:ilvl="0" w:tplc="04090001">
       <w:start w:val="1"/>
       <w:numFmt w:val="bullet"/>
@@ -528,9 +528,9 @@
     </w:lvl>
   </w:abstractNum>
   <w:abstractNum w:abstractNumId="10" w15:restartNumberingAfterBreak="0">
-    <w:nsid w:val="435F5AFC"/>
+    <w:nsid w:val="674B68CF"/>
     <w:multiLevelType w:val="hybridMultilevel"/>
-    <w:tmpl w:val="8A8C8A82"/>
+    <w:tmpl w:val="1C30BDE4"/>
     <w:lvl w:ilvl="0" w:tplc="04090001">
       <w:start w:val="1"/>
       <w:numFmt w:val="bullet"/>
@@ -640,37 +640,37 @@
       </w:rPr>
     </w:lvl>
   </w:abstractNum>
-  <w:num w:numId="1" w16cid:durableId="902135525">
+  <w:num w:numId="1" w16cid:durableId="1392581766">
     <w:abstractNumId w:val="8"/>
   </w:num>
-  <w:num w:numId="2" w16cid:durableId="1572689459">
+  <w:num w:numId="2" w16cid:durableId="1829902598">
     <w:abstractNumId w:val="6"/>
   </w:num>
-  <w:num w:numId="3" w16cid:durableId="1944145375">
+  <w:num w:numId="3" w16cid:durableId="31732423">
     <w:abstractNumId w:val="5"/>
   </w:num>
-  <w:num w:numId="4" w16cid:durableId="482238610">
+  <w:num w:numId="4" w16cid:durableId="93408692">
     <w:abstractNumId w:val="4"/>
   </w:num>
-  <w:num w:numId="5" w16cid:durableId="519856421">
+  <w:num w:numId="5" w16cid:durableId="611127624">
     <w:abstractNumId w:val="7"/>
   </w:num>
-  <w:num w:numId="6" w16cid:durableId="165636221">
+  <w:num w:numId="6" w16cid:durableId="571349498">
     <w:abstractNumId w:val="3"/>
   </w:num>
-  <w:num w:numId="7" w16cid:durableId="1069159831">
+  <w:num w:numId="7" w16cid:durableId="289482824">
     <w:abstractNumId w:val="2"/>
   </w:num>
-  <w:num w:numId="8" w16cid:durableId="2046055600">
+  <w:num w:numId="8" w16cid:durableId="1698847387">
     <w:abstractNumId w:val="1"/>
   </w:num>
-  <w:num w:numId="9" w16cid:durableId="1970160811">
+  <w:num w:numId="9" w16cid:durableId="1181512353">
     <w:abstractNumId w:val="0"/>
   </w:num>
-  <w:num w:numId="10" w16cid:durableId="410321185">
+  <w:num w:numId="10" w16cid:durableId="458763281">
     <w:abstractNumId w:val="9"/>
   </w:num>
-  <w:num w:numId="11" w16cid:durableId="1185054563">
+  <w:num w:numId="11" w16cid:durableId="650402637">
     <w:abstractNumId w:val="10"/>
   </w:num>
 </w:numbering>

--- a/data/Market_Read_daily.docx
+++ b/data/Market_Read_daily.docx
@@ -4,7 +4,7 @@
   <w:body>
     <w:p>
       <w:r>
-        <w:t>Market Read: January 09, 2026</w:t>
+        <w:t>Market Read: January 12, 2026</w:t>
       </w:r>
     </w:p>
     <w:p>
@@ -21,7 +21,7 @@
         </w:numPr>
       </w:pPr>
       <w:r>
-        <w:t>Breadth: 58.3% of names are positive.</w:t>
+        <w:t>Breadth: 55.1% of names are positive.</w:t>
       </w:r>
     </w:p>
     <w:p>
@@ -33,7 +33,7 @@
         </w:numPr>
       </w:pPr>
       <w:r>
-        <w:t>Information Technology: leading (avg +1.31%)</w:t>
+        <w:t>Information Technology: firm (avg +0.34%)</w:t>
       </w:r>
     </w:p>
     <w:p>
@@ -45,7 +45,7 @@
         </w:numPr>
       </w:pPr>
       <w:r>
-        <w:t>Industrials: leading (avg +1.31%)</w:t>
+        <w:t>Industrials: firm (avg +0.39%)</w:t>
       </w:r>
     </w:p>
     <w:p>
@@ -57,7 +57,7 @@
         </w:numPr>
       </w:pPr>
       <w:r>
-        <w:t>Consumer Staples: leading (avg +0.95%)</w:t>
+        <w:t>Consumer Staples: leading (avg +0.84%)</w:t>
       </w:r>
     </w:p>
     <w:p>
@@ -69,7 +69,7 @@
         </w:numPr>
       </w:pPr>
       <w:r>
-        <w:t>Consumer Discretionary: leading (avg +0.91%)</w:t>
+        <w:t>Consumer Discretionary: flat (avg +0.14%)</w:t>
       </w:r>
     </w:p>
     <w:p>
@@ -81,7 +81,7 @@
         </w:numPr>
       </w:pPr>
       <w:r>
-        <w:t>Financials: lagging (avg -0.46%)</w:t>
+        <w:t>Financials: lagging (avg -0.47%)</w:t>
       </w:r>
     </w:p>
     <w:p>
@@ -93,7 +93,7 @@
         </w:numPr>
       </w:pPr>
       <w:r>
-        <w:t>Utilities: leading (avg +0.94%)</w:t>
+        <w:t>Utilities: flat (avg +0.16%)</w:t>
       </w:r>
     </w:p>
     <w:p>
@@ -105,7 +105,7 @@
         </w:numPr>
       </w:pPr>
       <w:r>
-        <w:t>Real Estate: soft (avg -0.12%)</w:t>
+        <w:t>Real Estate: flat (avg +0.18%)</w:t>
       </w:r>
     </w:p>
     <w:p>
@@ -117,7 +117,7 @@
         </w:numPr>
       </w:pPr>
       <w:r>
-        <w:t>Materials: leading (avg +1.47%)</w:t>
+        <w:t>Materials: firm (avg +0.24%)</w:t>
       </w:r>
     </w:p>
     <w:p>
@@ -129,7 +129,7 @@
         </w:numPr>
       </w:pPr>
       <w:r>
-        <w:t>Energy: lagging (avg -0.41%)</w:t>
+        <w:t>Energy: lagging (avg -0.71%)</w:t>
       </w:r>
     </w:p>
     <w:p>
@@ -141,7 +141,7 @@
         </w:numPr>
       </w:pPr>
       <w:r>
-        <w:t>Health Care: soft (avg -0.14%)</w:t>
+        <w:t>Health Care: soft (avg -0.34%)</w:t>
       </w:r>
     </w:p>
     <w:p>
@@ -153,7 +153,7 @@
         </w:numPr>
       </w:pPr>
       <w:r>
-        <w:t>Communication Services: soft (avg -0.12%)</w:t>
+        <w:t>Communication Services: lagging (avg -0.45%)</w:t>
       </w:r>
     </w:p>
     <w:p>
@@ -170,7 +170,7 @@
         </w:numPr>
       </w:pPr>
       <w:r>
-        <w:t>Gold: leading (avg +0.72%)</w:t>
+        <w:t>Gold: leading (avg +1.87%)</w:t>
       </w:r>
     </w:p>
     <w:p>
@@ -182,7 +182,7 @@
         </w:numPr>
       </w:pPr>
       <w:r>
-        <w:t>USD: firm (avg +0.22%)</w:t>
+        <w:t>USD: flat (avg -0.18%)</w:t>
       </w:r>
     </w:p>
     <w:p>
@@ -194,7 +194,7 @@
         </w:numPr>
       </w:pPr>
       <w:r>
-        <w:t>Yields: flat (avg -0.18%)</w:t>
+        <w:t>Yields: leading (avg +0.36%)</w:t>
       </w:r>
     </w:p>
     <w:p>
@@ -206,7 +206,7 @@
         </w:numPr>
       </w:pPr>
       <w:r>
-        <w:t>Bonds: leading (avg +0.31%)</w:t>
+        <w:t>Bonds: flat (avg -0.12%)</w:t>
       </w:r>
     </w:p>
     <w:p>
@@ -218,18 +218,13 @@
         </w:numPr>
       </w:pPr>
       <w:r>
-        <w:t>Energy complex: lagging (avg -3.69%)</w:t>
+        <w:t>Energy complex: leading (avg +4.37%)</w:t>
       </w:r>
     </w:p>
     <w:p>
       <w:r>
-        <w:t xml:space="preserve">Bottom line: Broader risk tone is constructive with 58.3% of names green and participation skewed toward cyclicals and defensives alike, as Technology, Industrials, Materials, Staples, Discretionary, and Utilities all post solid gains while Financials and Energy lag and rate‑sensitive Real Estate and Health Care trade softer. </w:t>
+        <w:t>Bottom line: Breadth is constructive with just over half the tape green, but the leadership mix is defensive, with Consumer Staples out front and classic beta sectors like Financials, Energy, and Communication Services lagging while Tech, Industrials, and Materials grind higher alongside mostly flat Defensives. Macro conditions reflect a market leaning into slowing but still positive growth and moderating yet above-trend inflation expectations, consistent with firm yields, strong gold and energy complex performance, and a flat dollar and bond tape that together signal investors rotating toward quality and pricing power while staying hedged against both residual inflation risk and decelerating earnings.</w:t>
       </w:r>
-      <w:bookmarkStart w:id="0" w:name="_Hlk218881658"/>
-      <w:r>
-        <w:t>Macro conditions reflect growth slowing from previously strong levels alongside easing but still elevated inflation, and today’s tape—gold and bonds bid, the USD firm, yields flat, and the energy complex under pressure—reinforces a market that is leaning toward quality and duration rather than pro‑cyclical beta as investors recalibrate to decelerating earnings momentum.</w:t>
-      </w:r>
-      <w:bookmarkEnd w:id="0"/>
     </w:p>
     <w:sectPr>
       <w:pgSz w:w="12240" w:h="15840"/>
@@ -415,9 +410,9 @@
     </w:lvl>
   </w:abstractNum>
   <w:abstractNum w:abstractNumId="9" w15:restartNumberingAfterBreak="0">
-    <w:nsid w:val="373E14E4"/>
+    <w:nsid w:val="1634789E"/>
     <w:multiLevelType w:val="hybridMultilevel"/>
-    <w:tmpl w:val="44666DB6"/>
+    <w:tmpl w:val="49E89946"/>
     <w:lvl w:ilvl="0" w:tplc="04090001">
       <w:start w:val="1"/>
       <w:numFmt w:val="bullet"/>
@@ -528,9 +523,9 @@
     </w:lvl>
   </w:abstractNum>
   <w:abstractNum w:abstractNumId="10" w15:restartNumberingAfterBreak="0">
-    <w:nsid w:val="674B68CF"/>
+    <w:nsid w:val="257705F8"/>
     <w:multiLevelType w:val="hybridMultilevel"/>
-    <w:tmpl w:val="1C30BDE4"/>
+    <w:tmpl w:val="5C7A48D8"/>
     <w:lvl w:ilvl="0" w:tplc="04090001">
       <w:start w:val="1"/>
       <w:numFmt w:val="bullet"/>
@@ -640,37 +635,37 @@
       </w:rPr>
     </w:lvl>
   </w:abstractNum>
-  <w:num w:numId="1" w16cid:durableId="1392581766">
+  <w:num w:numId="1" w16cid:durableId="31270520">
     <w:abstractNumId w:val="8"/>
   </w:num>
-  <w:num w:numId="2" w16cid:durableId="1829902598">
+  <w:num w:numId="2" w16cid:durableId="865213062">
     <w:abstractNumId w:val="6"/>
   </w:num>
-  <w:num w:numId="3" w16cid:durableId="31732423">
+  <w:num w:numId="3" w16cid:durableId="915095428">
     <w:abstractNumId w:val="5"/>
   </w:num>
-  <w:num w:numId="4" w16cid:durableId="93408692">
+  <w:num w:numId="4" w16cid:durableId="1577132015">
     <w:abstractNumId w:val="4"/>
   </w:num>
-  <w:num w:numId="5" w16cid:durableId="611127624">
+  <w:num w:numId="5" w16cid:durableId="1960332947">
     <w:abstractNumId w:val="7"/>
   </w:num>
-  <w:num w:numId="6" w16cid:durableId="571349498">
+  <w:num w:numId="6" w16cid:durableId="925961459">
     <w:abstractNumId w:val="3"/>
   </w:num>
-  <w:num w:numId="7" w16cid:durableId="289482824">
+  <w:num w:numId="7" w16cid:durableId="164321611">
     <w:abstractNumId w:val="2"/>
   </w:num>
-  <w:num w:numId="8" w16cid:durableId="1698847387">
+  <w:num w:numId="8" w16cid:durableId="488331938">
     <w:abstractNumId w:val="1"/>
   </w:num>
-  <w:num w:numId="9" w16cid:durableId="1181512353">
+  <w:num w:numId="9" w16cid:durableId="1790398105">
     <w:abstractNumId w:val="0"/>
   </w:num>
-  <w:num w:numId="10" w16cid:durableId="458763281">
+  <w:num w:numId="10" w16cid:durableId="578295002">
     <w:abstractNumId w:val="9"/>
   </w:num>
-  <w:num w:numId="11" w16cid:durableId="650402637">
+  <w:num w:numId="11" w16cid:durableId="1053189751">
     <w:abstractNumId w:val="10"/>
   </w:num>
 </w:numbering>

--- a/data/Market_Read_daily.docx
+++ b/data/Market_Read_daily.docx
@@ -4,7 +4,7 @@
   <w:body>
     <w:p>
       <w:r>
-        <w:t>Market Read: January 12, 2026</w:t>
+        <w:t>Market Read: January 13, 2026</w:t>
       </w:r>
     </w:p>
     <w:p>
@@ -21,7 +21,7 @@
         </w:numPr>
       </w:pPr>
       <w:r>
-        <w:t>Breadth: 55.1% of names are positive.</w:t>
+        <w:t>Breadth: 50.6% of names are positive.</w:t>
       </w:r>
     </w:p>
     <w:p>
@@ -33,7 +33,7 @@
         </w:numPr>
       </w:pPr>
       <w:r>
-        <w:t>Information Technology: firm (avg +0.34%)</w:t>
+        <w:t>Information Technology: soft (avg -0.37%)</w:t>
       </w:r>
     </w:p>
     <w:p>
@@ -45,7 +45,7 @@
         </w:numPr>
       </w:pPr>
       <w:r>
-        <w:t>Industrials: firm (avg +0.39%)</w:t>
+        <w:t>Industrials: firm (avg +0.28%)</w:t>
       </w:r>
     </w:p>
     <w:p>
@@ -57,7 +57,7 @@
         </w:numPr>
       </w:pPr>
       <w:r>
-        <w:t>Consumer Staples: leading (avg +0.84%)</w:t>
+        <w:t>Consumer Staples: leading (avg +1.07%)</w:t>
       </w:r>
     </w:p>
     <w:p>
@@ -69,7 +69,7 @@
         </w:numPr>
       </w:pPr>
       <w:r>
-        <w:t>Consumer Discretionary: flat (avg +0.14%)</w:t>
+        <w:t>Consumer Discretionary: firm (avg +0.26%)</w:t>
       </w:r>
     </w:p>
     <w:p>
@@ -81,7 +81,7 @@
         </w:numPr>
       </w:pPr>
       <w:r>
-        <w:t>Financials: lagging (avg -0.47%)</w:t>
+        <w:t>Financials: lagging (avg -1.38%)</w:t>
       </w:r>
     </w:p>
     <w:p>
@@ -93,7 +93,7 @@
         </w:numPr>
       </w:pPr>
       <w:r>
-        <w:t>Utilities: flat (avg +0.16%)</w:t>
+        <w:t>Utilities: leading (avg +0.74%)</w:t>
       </w:r>
     </w:p>
     <w:p>
@@ -105,7 +105,7 @@
         </w:numPr>
       </w:pPr>
       <w:r>
-        <w:t>Real Estate: flat (avg +0.18%)</w:t>
+        <w:t>Real Estate: leading (avg +0.57%)</w:t>
       </w:r>
     </w:p>
     <w:p>
@@ -117,7 +117,7 @@
         </w:numPr>
       </w:pPr>
       <w:r>
-        <w:t>Materials: firm (avg +0.24%)</w:t>
+        <w:t>Materials: leading (avg +0.64%)</w:t>
       </w:r>
     </w:p>
     <w:p>
@@ -129,7 +129,7 @@
         </w:numPr>
       </w:pPr>
       <w:r>
-        <w:t>Energy: lagging (avg -0.71%)</w:t>
+        <w:t>Energy: leading (avg +1.63%)</w:t>
       </w:r>
     </w:p>
     <w:p>
@@ -141,7 +141,7 @@
         </w:numPr>
       </w:pPr>
       <w:r>
-        <w:t>Health Care: soft (avg -0.34%)</w:t>
+        <w:t>Health Care: soft (avg -0.33%)</w:t>
       </w:r>
     </w:p>
     <w:p>
@@ -153,7 +153,7 @@
         </w:numPr>
       </w:pPr>
       <w:r>
-        <w:t>Communication Services: lagging (avg -0.45%)</w:t>
+        <w:t>Communication Services: lagging (avg -0.57%)</w:t>
       </w:r>
     </w:p>
     <w:p>
@@ -170,7 +170,7 @@
         </w:numPr>
       </w:pPr>
       <w:r>
-        <w:t>Gold: leading (avg +1.87%)</w:t>
+        <w:t>Gold: flat (avg -0.14%)</w:t>
       </w:r>
     </w:p>
     <w:p>
@@ -182,7 +182,7 @@
         </w:numPr>
       </w:pPr>
       <w:r>
-        <w:t>USD: flat (avg -0.18%)</w:t>
+        <w:t>USD: firm (avg +0.26%)</w:t>
       </w:r>
     </w:p>
     <w:p>
@@ -194,7 +194,7 @@
         </w:numPr>
       </w:pPr>
       <w:r>
-        <w:t>Yields: leading (avg +0.36%)</w:t>
+        <w:t>Yields: lagging (avg -0.42%)</w:t>
       </w:r>
     </w:p>
     <w:p>
@@ -206,7 +206,7 @@
         </w:numPr>
       </w:pPr>
       <w:r>
-        <w:t>Bonds: flat (avg -0.12%)</w:t>
+        <w:t>Bonds: firm (avg +0.10%)</w:t>
       </w:r>
     </w:p>
     <w:p>
@@ -218,13 +218,18 @@
         </w:numPr>
       </w:pPr>
       <w:r>
-        <w:t>Energy complex: leading (avg +4.37%)</w:t>
+        <w:t>Energy complex: leading (avg +1.90%)</w:t>
       </w:r>
     </w:p>
     <w:p>
       <w:r>
-        <w:t>Bottom line: Breadth is constructive with just over half the tape green, but the leadership mix is defensive, with Consumer Staples out front and classic beta sectors like Financials, Energy, and Communication Services lagging while Tech, Industrials, and Materials grind higher alongside mostly flat Defensives. Macro conditions reflect a market leaning into slowing but still positive growth and moderating yet above-trend inflation expectations, consistent with firm yields, strong gold and energy complex performance, and a flat dollar and bond tape that together signal investors rotating toward quality and pricing power while staying hedged against both residual inflation risk and decelerating earnings.</w:t>
+        <w:t xml:space="preserve">Bottom line: Breadth is middling with just over half of names positive, but the tape tilts defensively as Consumer Staples, Utilities, Real Estate, Materials, and Energy lead while classic growth engines like Tech and Health Care are soft and Financials and Communication Services lag. This leadership mix, combined with a firm Energy sector and strong energy complex, points to investors favoring cash-flow stability and real-asset exposure over cyclicals and rate-sensitives. On the macro side, a firm USD alongside lower yields and bid bonds suggests a modest risk-off tone, with the rate market leaning toward slower nominal activity even as FX strength tightens financial conditions at the margin. </w:t>
       </w:r>
+      <w:bookmarkStart w:id="0" w:name="_Hlk219227122"/>
+      <w:r>
+        <w:t>Macro conditions reflect growth slowing from elevated levels and forward earnings rolling over, while inflation pressures ease but remain structurally above the pre-COVID regime, which is consistent with today’s preference for defensives and real assets over high-beta and financials.</w:t>
+      </w:r>
+      <w:bookmarkEnd w:id="0"/>
     </w:p>
     <w:sectPr>
       <w:pgSz w:w="12240" w:h="15840"/>
@@ -410,9 +415,9 @@
     </w:lvl>
   </w:abstractNum>
   <w:abstractNum w:abstractNumId="9" w15:restartNumberingAfterBreak="0">
-    <w:nsid w:val="1634789E"/>
+    <w:nsid w:val="24311C48"/>
     <w:multiLevelType w:val="hybridMultilevel"/>
-    <w:tmpl w:val="49E89946"/>
+    <w:tmpl w:val="4F587C2A"/>
     <w:lvl w:ilvl="0" w:tplc="04090001">
       <w:start w:val="1"/>
       <w:numFmt w:val="bullet"/>
@@ -523,9 +528,9 @@
     </w:lvl>
   </w:abstractNum>
   <w:abstractNum w:abstractNumId="10" w15:restartNumberingAfterBreak="0">
-    <w:nsid w:val="257705F8"/>
+    <w:nsid w:val="4EFA185B"/>
     <w:multiLevelType w:val="hybridMultilevel"/>
-    <w:tmpl w:val="5C7A48D8"/>
+    <w:tmpl w:val="FF643586"/>
     <w:lvl w:ilvl="0" w:tplc="04090001">
       <w:start w:val="1"/>
       <w:numFmt w:val="bullet"/>
@@ -635,38 +640,38 @@
       </w:rPr>
     </w:lvl>
   </w:abstractNum>
-  <w:num w:numId="1" w16cid:durableId="31270520">
+  <w:num w:numId="1" w16cid:durableId="555119499">
     <w:abstractNumId w:val="8"/>
   </w:num>
-  <w:num w:numId="2" w16cid:durableId="865213062">
+  <w:num w:numId="2" w16cid:durableId="1946426622">
     <w:abstractNumId w:val="6"/>
   </w:num>
-  <w:num w:numId="3" w16cid:durableId="915095428">
+  <w:num w:numId="3" w16cid:durableId="1831486164">
     <w:abstractNumId w:val="5"/>
   </w:num>
-  <w:num w:numId="4" w16cid:durableId="1577132015">
+  <w:num w:numId="4" w16cid:durableId="2075008286">
     <w:abstractNumId w:val="4"/>
   </w:num>
-  <w:num w:numId="5" w16cid:durableId="1960332947">
+  <w:num w:numId="5" w16cid:durableId="1409308406">
     <w:abstractNumId w:val="7"/>
   </w:num>
-  <w:num w:numId="6" w16cid:durableId="925961459">
+  <w:num w:numId="6" w16cid:durableId="1600603355">
     <w:abstractNumId w:val="3"/>
   </w:num>
-  <w:num w:numId="7" w16cid:durableId="164321611">
+  <w:num w:numId="7" w16cid:durableId="733310110">
     <w:abstractNumId w:val="2"/>
   </w:num>
-  <w:num w:numId="8" w16cid:durableId="488331938">
+  <w:num w:numId="8" w16cid:durableId="1604528139">
     <w:abstractNumId w:val="1"/>
   </w:num>
-  <w:num w:numId="9" w16cid:durableId="1790398105">
+  <w:num w:numId="9" w16cid:durableId="2028631994">
     <w:abstractNumId w:val="0"/>
   </w:num>
-  <w:num w:numId="10" w16cid:durableId="578295002">
+  <w:num w:numId="10" w16cid:durableId="529026498">
+    <w:abstractNumId w:val="10"/>
+  </w:num>
+  <w:num w:numId="11" w16cid:durableId="1462769956">
     <w:abstractNumId w:val="9"/>
-  </w:num>
-  <w:num w:numId="11" w16cid:durableId="1053189751">
-    <w:abstractNumId w:val="10"/>
   </w:num>
 </w:numbering>
 </file>

--- a/data/Market_Read_daily.docx
+++ b/data/Market_Read_daily.docx
@@ -4,7 +4,7 @@
   <w:body>
     <w:p>
       <w:r>
-        <w:t>Market Read: January 13, 2026</w:t>
+        <w:t>Market Read: January 14, 2026</w:t>
       </w:r>
     </w:p>
     <w:p>
@@ -21,7 +21,7 @@
         </w:numPr>
       </w:pPr>
       <w:r>
-        <w:t>Breadth: 50.6% of names are positive.</w:t>
+        <w:t>Breadth: 64.3% of names are positive.</w:t>
       </w:r>
     </w:p>
     <w:p>
@@ -33,7 +33,7 @@
         </w:numPr>
       </w:pPr>
       <w:r>
-        <w:t>Information Technology: soft (avg -0.37%)</w:t>
+        <w:t>Information Technology: lagging (avg -0.57%)</w:t>
       </w:r>
     </w:p>
     <w:p>
@@ -45,7 +45,7 @@
         </w:numPr>
       </w:pPr>
       <w:r>
-        <w:t>Industrials: firm (avg +0.28%)</w:t>
+        <w:t>Industrials: flat (avg +0.19%)</w:t>
       </w:r>
     </w:p>
     <w:p>
@@ -57,7 +57,7 @@
         </w:numPr>
       </w:pPr>
       <w:r>
-        <w:t>Consumer Staples: leading (avg +1.07%)</w:t>
+        <w:t>Consumer Staples: leading (avg +1.87%)</w:t>
       </w:r>
     </w:p>
     <w:p>
@@ -69,7 +69,7 @@
         </w:numPr>
       </w:pPr>
       <w:r>
-        <w:t>Consumer Discretionary: firm (avg +0.26%)</w:t>
+        <w:t>Consumer Discretionary: lagging (avg -1.18%)</w:t>
       </w:r>
     </w:p>
     <w:p>
@@ -81,7 +81,7 @@
         </w:numPr>
       </w:pPr>
       <w:r>
-        <w:t>Financials: lagging (avg -1.38%)</w:t>
+        <w:t>Financials: leading (avg +0.55%)</w:t>
       </w:r>
     </w:p>
     <w:p>
@@ -93,7 +93,7 @@
         </w:numPr>
       </w:pPr>
       <w:r>
-        <w:t>Utilities: leading (avg +0.74%)</w:t>
+        <w:t>Utilities: leading (avg +0.92%)</w:t>
       </w:r>
     </w:p>
     <w:p>
@@ -105,7 +105,7 @@
         </w:numPr>
       </w:pPr>
       <w:r>
-        <w:t>Real Estate: leading (avg +0.57%)</w:t>
+        <w:t>Real Estate: leading (avg +1.17%)</w:t>
       </w:r>
     </w:p>
     <w:p>
@@ -117,7 +117,7 @@
         </w:numPr>
       </w:pPr>
       <w:r>
-        <w:t>Materials: leading (avg +0.64%)</w:t>
+        <w:t>Materials: leading (avg +0.67%)</w:t>
       </w:r>
     </w:p>
     <w:p>
@@ -129,7 +129,7 @@
         </w:numPr>
       </w:pPr>
       <w:r>
-        <w:t>Energy: leading (avg +1.63%)</w:t>
+        <w:t>Energy: leading (avg +1.76%)</w:t>
       </w:r>
     </w:p>
     <w:p>
@@ -141,7 +141,7 @@
         </w:numPr>
       </w:pPr>
       <w:r>
-        <w:t>Health Care: soft (avg -0.33%)</w:t>
+        <w:t>Health Care: leading (avg +0.68%)</w:t>
       </w:r>
     </w:p>
     <w:p>
@@ -153,7 +153,7 @@
         </w:numPr>
       </w:pPr>
       <w:r>
-        <w:t>Communication Services: lagging (avg -0.57%)</w:t>
+        <w:t>Communication Services: firm (avg +0.27%)</w:t>
       </w:r>
     </w:p>
     <w:p>
@@ -170,7 +170,7 @@
         </w:numPr>
       </w:pPr>
       <w:r>
-        <w:t>Gold: flat (avg -0.14%)</w:t>
+        <w:t>Gold: leading (avg +1.02%)</w:t>
       </w:r>
     </w:p>
     <w:p>
@@ -182,7 +182,7 @@
         </w:numPr>
       </w:pPr>
       <w:r>
-        <w:t>USD: firm (avg +0.26%)</w:t>
+        <w:t>USD: flat (avg -0.07%)</w:t>
       </w:r>
     </w:p>
     <w:p>
@@ -194,7 +194,7 @@
         </w:numPr>
       </w:pPr>
       <w:r>
-        <w:t>Yields: lagging (avg -0.42%)</w:t>
+        <w:t>Yields: lagging (avg -0.70%)</w:t>
       </w:r>
     </w:p>
     <w:p>
@@ -206,7 +206,7 @@
         </w:numPr>
       </w:pPr>
       <w:r>
-        <w:t>Bonds: firm (avg +0.10%)</w:t>
+        <w:t>Bonds: firm (avg +0.27%)</w:t>
       </w:r>
     </w:p>
     <w:p>
@@ -218,16 +218,16 @@
         </w:numPr>
       </w:pPr>
       <w:r>
-        <w:t>Energy complex: leading (avg +1.90%)</w:t>
+        <w:t>Energy complex: lagging (avg -5.36%)</w:t>
       </w:r>
     </w:p>
     <w:p>
       <w:r>
-        <w:t xml:space="preserve">Bottom line: Breadth is middling with just over half of names positive, but the tape tilts defensively as Consumer Staples, Utilities, Real Estate, Materials, and Energy lead while classic growth engines like Tech and Health Care are soft and Financials and Communication Services lag. This leadership mix, combined with a firm Energy sector and strong energy complex, points to investors favoring cash-flow stability and real-asset exposure over cyclicals and rate-sensitives. On the macro side, a firm USD alongside lower yields and bid bonds suggests a modest risk-off tone, with the rate market leaning toward slower nominal activity even as FX strength tightens financial conditions at the margin. </w:t>
+        <w:t xml:space="preserve">Bottom line: With 64.3% of names positive, breadth is constructive and the tape is rotating toward defense and yield as Consumer Staples, Utilities, Real Estate, Energy, Health Care, Materials, and Financials all lead while high-beta areas like Consumer Discretionary and Information Technology lag and Industrials hold roughly flat. </w:t>
       </w:r>
-      <w:bookmarkStart w:id="0" w:name="_Hlk219227122"/>
+      <w:bookmarkStart w:id="0" w:name="_Hlk219313459"/>
       <w:r>
-        <w:t>Macro conditions reflect growth slowing from elevated levels and forward earnings rolling over, while inflation pressures ease but remain structurally above the pre-COVID regime, which is consistent with today’s preference for defensives and real assets over high-beta and financials.</w:t>
+        <w:t>Macro conditions reflect an environment where growth is slowing from elevated levels and earnings revisions are softening while inflation pressures are easing but still running hotter than the pre-COVID regime, a mix that supports today’s bid for defensives, gold strength, lower yields, firmer bonds, and a softer energy complex even as the dollar trades essentially sideways.</w:t>
       </w:r>
       <w:bookmarkEnd w:id="0"/>
     </w:p>
@@ -415,9 +415,9 @@
     </w:lvl>
   </w:abstractNum>
   <w:abstractNum w:abstractNumId="9" w15:restartNumberingAfterBreak="0">
-    <w:nsid w:val="24311C48"/>
+    <w:nsid w:val="1D712C9A"/>
     <w:multiLevelType w:val="hybridMultilevel"/>
-    <w:tmpl w:val="4F587C2A"/>
+    <w:tmpl w:val="97646AF6"/>
     <w:lvl w:ilvl="0" w:tplc="04090001">
       <w:start w:val="1"/>
       <w:numFmt w:val="bullet"/>
@@ -528,9 +528,9 @@
     </w:lvl>
   </w:abstractNum>
   <w:abstractNum w:abstractNumId="10" w15:restartNumberingAfterBreak="0">
-    <w:nsid w:val="4EFA185B"/>
+    <w:nsid w:val="7B622A97"/>
     <w:multiLevelType w:val="hybridMultilevel"/>
-    <w:tmpl w:val="FF643586"/>
+    <w:tmpl w:val="1F205220"/>
     <w:lvl w:ilvl="0" w:tplc="04090001">
       <w:start w:val="1"/>
       <w:numFmt w:val="bullet"/>
@@ -640,38 +640,38 @@
       </w:rPr>
     </w:lvl>
   </w:abstractNum>
-  <w:num w:numId="1" w16cid:durableId="555119499">
+  <w:num w:numId="1" w16cid:durableId="1090663815">
     <w:abstractNumId w:val="8"/>
   </w:num>
-  <w:num w:numId="2" w16cid:durableId="1946426622">
+  <w:num w:numId="2" w16cid:durableId="84352968">
     <w:abstractNumId w:val="6"/>
   </w:num>
-  <w:num w:numId="3" w16cid:durableId="1831486164">
+  <w:num w:numId="3" w16cid:durableId="1895580154">
     <w:abstractNumId w:val="5"/>
   </w:num>
-  <w:num w:numId="4" w16cid:durableId="2075008286">
+  <w:num w:numId="4" w16cid:durableId="1246187740">
     <w:abstractNumId w:val="4"/>
   </w:num>
-  <w:num w:numId="5" w16cid:durableId="1409308406">
+  <w:num w:numId="5" w16cid:durableId="272059722">
     <w:abstractNumId w:val="7"/>
   </w:num>
-  <w:num w:numId="6" w16cid:durableId="1600603355">
+  <w:num w:numId="6" w16cid:durableId="78252702">
     <w:abstractNumId w:val="3"/>
   </w:num>
-  <w:num w:numId="7" w16cid:durableId="733310110">
+  <w:num w:numId="7" w16cid:durableId="876043990">
     <w:abstractNumId w:val="2"/>
   </w:num>
-  <w:num w:numId="8" w16cid:durableId="1604528139">
+  <w:num w:numId="8" w16cid:durableId="1238831565">
     <w:abstractNumId w:val="1"/>
   </w:num>
-  <w:num w:numId="9" w16cid:durableId="2028631994">
+  <w:num w:numId="9" w16cid:durableId="1633905760">
     <w:abstractNumId w:val="0"/>
   </w:num>
-  <w:num w:numId="10" w16cid:durableId="529026498">
+  <w:num w:numId="10" w16cid:durableId="435488708">
+    <w:abstractNumId w:val="9"/>
+  </w:num>
+  <w:num w:numId="11" w16cid:durableId="694159883">
     <w:abstractNumId w:val="10"/>
-  </w:num>
-  <w:num w:numId="11" w16cid:durableId="1462769956">
-    <w:abstractNumId w:val="9"/>
   </w:num>
 </w:numbering>
 </file>

--- a/data/Market_Read_daily.docx
+++ b/data/Market_Read_daily.docx
@@ -4,7 +4,7 @@
   <w:body>
     <w:p>
       <w:r>
-        <w:t>Market Read: January 14, 2026</w:t>
+        <w:t>Market Read: January 15, 2026</w:t>
       </w:r>
     </w:p>
     <w:p>
@@ -21,7 +21,7 @@
         </w:numPr>
       </w:pPr>
       <w:r>
-        <w:t>Breadth: 64.3% of names are positive.</w:t>
+        <w:t>Breadth: 60.3% of names are positive.</w:t>
       </w:r>
     </w:p>
     <w:p>
@@ -33,7 +33,7 @@
         </w:numPr>
       </w:pPr>
       <w:r>
-        <w:t>Information Technology: lagging (avg -0.57%)</w:t>
+        <w:t>Information Technology: firm (avg +0.48%)</w:t>
       </w:r>
     </w:p>
     <w:p>
@@ -45,7 +45,7 @@
         </w:numPr>
       </w:pPr>
       <w:r>
-        <w:t>Industrials: flat (avg +0.19%)</w:t>
+        <w:t>Industrials: leading (avg +1.05%)</w:t>
       </w:r>
     </w:p>
     <w:p>
@@ -57,7 +57,7 @@
         </w:numPr>
       </w:pPr>
       <w:r>
-        <w:t>Consumer Staples: leading (avg +1.87%)</w:t>
+        <w:t>Consumer Staples: leading (avg +0.52%)</w:t>
       </w:r>
     </w:p>
     <w:p>
@@ -69,7 +69,7 @@
         </w:numPr>
       </w:pPr>
       <w:r>
-        <w:t>Consumer Discretionary: lagging (avg -1.18%)</w:t>
+        <w:t>Consumer Discretionary: leading (avg +0.60%)</w:t>
       </w:r>
     </w:p>
     <w:p>
@@ -81,7 +81,7 @@
         </w:numPr>
       </w:pPr>
       <w:r>
-        <w:t>Financials: leading (avg +0.55%)</w:t>
+        <w:t>Financials: flat (avg +0.15%)</w:t>
       </w:r>
     </w:p>
     <w:p>
@@ -93,7 +93,7 @@
         </w:numPr>
       </w:pPr>
       <w:r>
-        <w:t>Utilities: leading (avg +0.92%)</w:t>
+        <w:t>Utilities: leading (avg +1.03%)</w:t>
       </w:r>
     </w:p>
     <w:p>
@@ -105,7 +105,7 @@
         </w:numPr>
       </w:pPr>
       <w:r>
-        <w:t>Real Estate: leading (avg +1.17%)</w:t>
+        <w:t>Real Estate: leading (avg +0.73%)</w:t>
       </w:r>
     </w:p>
     <w:p>
@@ -117,7 +117,7 @@
         </w:numPr>
       </w:pPr>
       <w:r>
-        <w:t>Materials: leading (avg +0.67%)</w:t>
+        <w:t>Materials: leading (avg +15.84%)</w:t>
       </w:r>
     </w:p>
     <w:p>
@@ -129,7 +129,7 @@
         </w:numPr>
       </w:pPr>
       <w:r>
-        <w:t>Energy: leading (avg +1.76%)</w:t>
+        <w:t>Energy: lagging (avg -1.04%)</w:t>
       </w:r>
     </w:p>
     <w:p>
@@ -141,7 +141,7 @@
         </w:numPr>
       </w:pPr>
       <w:r>
-        <w:t>Health Care: leading (avg +0.68%)</w:t>
+        <w:t>Health Care: firm (avg +0.46%)</w:t>
       </w:r>
     </w:p>
     <w:p>
@@ -153,7 +153,7 @@
         </w:numPr>
       </w:pPr>
       <w:r>
-        <w:t>Communication Services: firm (avg +0.27%)</w:t>
+        <w:t>Communication Services: lagging (avg -0.67%)</w:t>
       </w:r>
     </w:p>
     <w:p>
@@ -170,7 +170,7 @@
         </w:numPr>
       </w:pPr>
       <w:r>
-        <w:t>Gold: leading (avg +1.02%)</w:t>
+        <w:t>Gold: lagging (avg -0.61%)</w:t>
       </w:r>
     </w:p>
     <w:p>
@@ -182,7 +182,7 @@
         </w:numPr>
       </w:pPr>
       <w:r>
-        <w:t>USD: flat (avg -0.07%)</w:t>
+        <w:t>USD: firm (avg +0.22%)</w:t>
       </w:r>
     </w:p>
     <w:p>
@@ -194,7 +194,7 @@
         </w:numPr>
       </w:pPr>
       <w:r>
-        <w:t>Yields: lagging (avg -0.70%)</w:t>
+        <w:t>Yields: leading (avg +0.51%)</w:t>
       </w:r>
     </w:p>
     <w:p>
@@ -206,7 +206,7 @@
         </w:numPr>
       </w:pPr>
       <w:r>
-        <w:t>Bonds: firm (avg +0.27%)</w:t>
+        <w:t>Bonds: flat (avg -0.07%)</w:t>
       </w:r>
     </w:p>
     <w:p>
@@ -218,16 +218,16 @@
         </w:numPr>
       </w:pPr>
       <w:r>
-        <w:t>Energy complex: lagging (avg -5.36%)</w:t>
+        <w:t>Energy complex: lagging (avg -0.73%)</w:t>
       </w:r>
     </w:p>
     <w:p>
       <w:r>
-        <w:t xml:space="preserve">Bottom line: With 64.3% of names positive, breadth is constructive and the tape is rotating toward defense and yield as Consumer Staples, Utilities, Real Estate, Energy, Health Care, Materials, and Financials all lead while high-beta areas like Consumer Discretionary and Information Technology lag and Industrials hold roughly flat. </w:t>
+        <w:t xml:space="preserve">Bottom line: Breadth is constructive with just over 60% of names higher, and the tape is favoring cyclical and defensively tilted leadership as Industrials, Utilities, Consumer groups, Real Estate, and an outsized pop in Materials drive gains, while Energy and Communication Services sit on the back foot and Financials and Tech grind modestly higher. </w:t>
       </w:r>
-      <w:bookmarkStart w:id="0" w:name="_Hlk219313459"/>
+      <w:bookmarkStart w:id="0" w:name="_Hlk219399865"/>
       <w:r>
-        <w:t>Macro conditions reflect an environment where growth is slowing from elevated levels and earnings revisions are softening while inflation pressures are easing but still running hotter than the pre-COVID regime, a mix that supports today’s bid for defensives, gold strength, lower yields, firmer bonds, and a softer energy complex even as the dollar trades essentially sideways.</w:t>
+        <w:t>Macro conditions reflect an environment where growth is decelerating from elevated levels and earnings revisions are softening even as inflation moderates but stays above pre-COVID norms, and today’s mix of firmer USD and rising yields alongside soft gold, flat bonds, and a weak energy complex is consistent with markets cautiously repricing to slower but still positive nominal growth rather than an outright deflationary scare.</w:t>
       </w:r>
       <w:bookmarkEnd w:id="0"/>
     </w:p>
@@ -415,9 +415,9 @@
     </w:lvl>
   </w:abstractNum>
   <w:abstractNum w:abstractNumId="9" w15:restartNumberingAfterBreak="0">
-    <w:nsid w:val="1D712C9A"/>
+    <w:nsid w:val="2094002B"/>
     <w:multiLevelType w:val="hybridMultilevel"/>
-    <w:tmpl w:val="97646AF6"/>
+    <w:tmpl w:val="4BC645BA"/>
     <w:lvl w:ilvl="0" w:tplc="04090001">
       <w:start w:val="1"/>
       <w:numFmt w:val="bullet"/>
@@ -528,9 +528,9 @@
     </w:lvl>
   </w:abstractNum>
   <w:abstractNum w:abstractNumId="10" w15:restartNumberingAfterBreak="0">
-    <w:nsid w:val="7B622A97"/>
+    <w:nsid w:val="61B243F4"/>
     <w:multiLevelType w:val="hybridMultilevel"/>
-    <w:tmpl w:val="1F205220"/>
+    <w:tmpl w:val="65E43C68"/>
     <w:lvl w:ilvl="0" w:tplc="04090001">
       <w:start w:val="1"/>
       <w:numFmt w:val="bullet"/>
@@ -640,37 +640,37 @@
       </w:rPr>
     </w:lvl>
   </w:abstractNum>
-  <w:num w:numId="1" w16cid:durableId="1090663815">
+  <w:num w:numId="1" w16cid:durableId="1557280729">
     <w:abstractNumId w:val="8"/>
   </w:num>
-  <w:num w:numId="2" w16cid:durableId="84352968">
+  <w:num w:numId="2" w16cid:durableId="542252265">
     <w:abstractNumId w:val="6"/>
   </w:num>
-  <w:num w:numId="3" w16cid:durableId="1895580154">
+  <w:num w:numId="3" w16cid:durableId="2007397838">
     <w:abstractNumId w:val="5"/>
   </w:num>
-  <w:num w:numId="4" w16cid:durableId="1246187740">
+  <w:num w:numId="4" w16cid:durableId="450780349">
     <w:abstractNumId w:val="4"/>
   </w:num>
-  <w:num w:numId="5" w16cid:durableId="272059722">
+  <w:num w:numId="5" w16cid:durableId="437651230">
     <w:abstractNumId w:val="7"/>
   </w:num>
-  <w:num w:numId="6" w16cid:durableId="78252702">
+  <w:num w:numId="6" w16cid:durableId="943027615">
     <w:abstractNumId w:val="3"/>
   </w:num>
-  <w:num w:numId="7" w16cid:durableId="876043990">
+  <w:num w:numId="7" w16cid:durableId="1242061002">
     <w:abstractNumId w:val="2"/>
   </w:num>
-  <w:num w:numId="8" w16cid:durableId="1238831565">
+  <w:num w:numId="8" w16cid:durableId="484277258">
     <w:abstractNumId w:val="1"/>
   </w:num>
-  <w:num w:numId="9" w16cid:durableId="1633905760">
+  <w:num w:numId="9" w16cid:durableId="1496722831">
     <w:abstractNumId w:val="0"/>
   </w:num>
-  <w:num w:numId="10" w16cid:durableId="435488708">
+  <w:num w:numId="10" w16cid:durableId="1596210233">
     <w:abstractNumId w:val="9"/>
   </w:num>
-  <w:num w:numId="11" w16cid:durableId="694159883">
+  <w:num w:numId="11" w16cid:durableId="1101339331">
     <w:abstractNumId w:val="10"/>
   </w:num>
 </w:numbering>

--- a/data/Market_Read_daily.docx
+++ b/data/Market_Read_daily.docx
@@ -4,7 +4,7 @@
   <w:body>
     <w:p>
       <w:r>
-        <w:t>Market Read: January 15, 2026</w:t>
+        <w:t>Market Read: January 16, 2026</w:t>
       </w:r>
     </w:p>
     <w:p>
@@ -21,7 +21,7 @@
         </w:numPr>
       </w:pPr>
       <w:r>
-        <w:t>Breadth: 60.3% of names are positive.</w:t>
+        <w:t>Breadth: 45.9% of names are positive.</w:t>
       </w:r>
     </w:p>
     <w:p>
@@ -33,7 +33,7 @@
         </w:numPr>
       </w:pPr>
       <w:r>
-        <w:t>Information Technology: firm (avg +0.48%)</w:t>
+        <w:t>Information Technology: soft (avg -0.11%)</w:t>
       </w:r>
     </w:p>
     <w:p>
@@ -45,7 +45,7 @@
         </w:numPr>
       </w:pPr>
       <w:r>
-        <w:t>Industrials: leading (avg +1.05%)</w:t>
+        <w:t>Industrials: firm (avg +0.29%)</w:t>
       </w:r>
     </w:p>
     <w:p>
@@ -57,7 +57,7 @@
         </w:numPr>
       </w:pPr>
       <w:r>
-        <w:t>Consumer Staples: leading (avg +0.52%)</w:t>
+        <w:t>Consumer Staples: lagging (avg -1.04%)</w:t>
       </w:r>
     </w:p>
     <w:p>
@@ -69,7 +69,7 @@
         </w:numPr>
       </w:pPr>
       <w:r>
-        <w:t>Consumer Discretionary: leading (avg +0.60%)</w:t>
+        <w:t>Consumer Discretionary: lagging (avg -1.09%)</w:t>
       </w:r>
     </w:p>
     <w:p>
@@ -81,7 +81,7 @@
         </w:numPr>
       </w:pPr>
       <w:r>
-        <w:t>Financials: flat (avg +0.15%)</w:t>
+        <w:t>Financials: soft (avg -0.23%)</w:t>
       </w:r>
     </w:p>
     <w:p>
@@ -93,7 +93,7 @@
         </w:numPr>
       </w:pPr>
       <w:r>
-        <w:t>Utilities: leading (avg +1.03%)</w:t>
+        <w:t>Utilities: flat (avg -0.06%)</w:t>
       </w:r>
     </w:p>
     <w:p>
@@ -105,7 +105,7 @@
         </w:numPr>
       </w:pPr>
       <w:r>
-        <w:t>Real Estate: leading (avg +0.73%)</w:t>
+        <w:t>Real Estate: leading (avg +1.39%)</w:t>
       </w:r>
     </w:p>
     <w:p>
@@ -117,7 +117,7 @@
         </w:numPr>
       </w:pPr>
       <w:r>
-        <w:t>Materials: leading (avg +15.84%)</w:t>
+        <w:t>Materials: lagging (avg -0.83%)</w:t>
       </w:r>
     </w:p>
     <w:p>
@@ -129,7 +129,7 @@
         </w:numPr>
       </w:pPr>
       <w:r>
-        <w:t>Energy: lagging (avg -1.04%)</w:t>
+        <w:t>Energy: flat (avg +0.12%)</w:t>
       </w:r>
     </w:p>
     <w:p>
@@ -141,7 +141,7 @@
         </w:numPr>
       </w:pPr>
       <w:r>
-        <w:t>Health Care: firm (avg +0.46%)</w:t>
+        <w:t>Health Care: lagging (avg -0.98%)</w:t>
       </w:r>
     </w:p>
     <w:p>
@@ -153,7 +153,7 @@
         </w:numPr>
       </w:pPr>
       <w:r>
-        <w:t>Communication Services: lagging (avg -0.67%)</w:t>
+        <w:t>Communication Services: lagging (avg -1.18%)</w:t>
       </w:r>
     </w:p>
     <w:p>
@@ -170,7 +170,7 @@
         </w:numPr>
       </w:pPr>
       <w:r>
-        <w:t>Gold: lagging (avg -0.61%)</w:t>
+        <w:t>Gold: lagging (avg -0.48%)</w:t>
       </w:r>
     </w:p>
     <w:p>
@@ -182,7 +182,7 @@
         </w:numPr>
       </w:pPr>
       <w:r>
-        <w:t>USD: firm (avg +0.22%)</w:t>
+        <w:t>USD: firm (avg +0.03%)</w:t>
       </w:r>
     </w:p>
     <w:p>
@@ -194,7 +194,7 @@
         </w:numPr>
       </w:pPr>
       <w:r>
-        <w:t>Yields: leading (avg +0.51%)</w:t>
+        <w:t>Yields: leading (avg +1.52%)</w:t>
       </w:r>
     </w:p>
     <w:p>
@@ -206,7 +206,7 @@
         </w:numPr>
       </w:pPr>
       <w:r>
-        <w:t>Bonds: flat (avg -0.07%)</w:t>
+        <w:t>Bonds: flat (avg -0.28%)</w:t>
       </w:r>
     </w:p>
     <w:p>
@@ -218,16 +218,16 @@
         </w:numPr>
       </w:pPr>
       <w:r>
-        <w:t>Energy complex: lagging (avg -0.73%)</w:t>
+        <w:t>Energy complex: leading (avg +0.51%)</w:t>
       </w:r>
     </w:p>
     <w:p>
       <w:r>
-        <w:t xml:space="preserve">Bottom line: Breadth is constructive with just over 60% of names higher, and the tape is favoring cyclical and defensively tilted leadership as Industrials, Utilities, Consumer groups, Real Estate, and an outsized pop in Materials drive gains, while Energy and Communication Services sit on the back foot and Financials and Tech grind modestly higher. </w:t>
+        <w:t xml:space="preserve">Bottom line: Breadth is middling with fewer than half of names in the green, and the tape is rotating toward defensives and bond proxies as Real Estate leads alongside firm Industrials while prior leaders like Tech and Financials trade soft and most cyclicals and consumers (Staples, Discretionary, Materials) lag decisively. </w:t>
       </w:r>
-      <w:bookmarkStart w:id="0" w:name="_Hlk219399865"/>
+      <w:bookmarkStart w:id="0" w:name="_Hlk219486243"/>
       <w:r>
-        <w:t>Macro conditions reflect an environment where growth is decelerating from elevated levels and earnings revisions are softening even as inflation moderates but stays above pre-COVID norms, and today’s mix of firmer USD and rising yields alongside soft gold, flat bonds, and a weak energy complex is consistent with markets cautiously repricing to slower but still positive nominal growth rather than an outright deflationary scare.</w:t>
+        <w:t>Macro conditions reflect a market adjusting to slowing but still elevated growth and moderating yet above-trend inflation, consistent with firmer yields, a steady USD, pressure on Gold, flat bonds, and strength across the energy complex, all signaling a tape that is cautiously repricing forward earnings risk rather than embracing a full risk-on impulse.</w:t>
       </w:r>
       <w:bookmarkEnd w:id="0"/>
     </w:p>
@@ -415,9 +415,9 @@
     </w:lvl>
   </w:abstractNum>
   <w:abstractNum w:abstractNumId="9" w15:restartNumberingAfterBreak="0">
-    <w:nsid w:val="2094002B"/>
+    <w:nsid w:val="0BDA6F15"/>
     <w:multiLevelType w:val="hybridMultilevel"/>
-    <w:tmpl w:val="4BC645BA"/>
+    <w:tmpl w:val="78164AF6"/>
     <w:lvl w:ilvl="0" w:tplc="04090001">
       <w:start w:val="1"/>
       <w:numFmt w:val="bullet"/>
@@ -528,9 +528,9 @@
     </w:lvl>
   </w:abstractNum>
   <w:abstractNum w:abstractNumId="10" w15:restartNumberingAfterBreak="0">
-    <w:nsid w:val="61B243F4"/>
+    <w:nsid w:val="6C887B22"/>
     <w:multiLevelType w:val="hybridMultilevel"/>
-    <w:tmpl w:val="65E43C68"/>
+    <w:tmpl w:val="214E318C"/>
     <w:lvl w:ilvl="0" w:tplc="04090001">
       <w:start w:val="1"/>
       <w:numFmt w:val="bullet"/>
@@ -640,38 +640,38 @@
       </w:rPr>
     </w:lvl>
   </w:abstractNum>
-  <w:num w:numId="1" w16cid:durableId="1557280729">
+  <w:num w:numId="1" w16cid:durableId="1496799150">
     <w:abstractNumId w:val="8"/>
   </w:num>
-  <w:num w:numId="2" w16cid:durableId="542252265">
+  <w:num w:numId="2" w16cid:durableId="203911203">
     <w:abstractNumId w:val="6"/>
   </w:num>
-  <w:num w:numId="3" w16cid:durableId="2007397838">
+  <w:num w:numId="3" w16cid:durableId="1844512593">
     <w:abstractNumId w:val="5"/>
   </w:num>
-  <w:num w:numId="4" w16cid:durableId="450780349">
+  <w:num w:numId="4" w16cid:durableId="1431075377">
     <w:abstractNumId w:val="4"/>
   </w:num>
-  <w:num w:numId="5" w16cid:durableId="437651230">
+  <w:num w:numId="5" w16cid:durableId="886917825">
     <w:abstractNumId w:val="7"/>
   </w:num>
-  <w:num w:numId="6" w16cid:durableId="943027615">
+  <w:num w:numId="6" w16cid:durableId="1753966293">
     <w:abstractNumId w:val="3"/>
   </w:num>
-  <w:num w:numId="7" w16cid:durableId="1242061002">
+  <w:num w:numId="7" w16cid:durableId="2088723938">
     <w:abstractNumId w:val="2"/>
   </w:num>
-  <w:num w:numId="8" w16cid:durableId="484277258">
+  <w:num w:numId="8" w16cid:durableId="1512521842">
     <w:abstractNumId w:val="1"/>
   </w:num>
-  <w:num w:numId="9" w16cid:durableId="1496722831">
+  <w:num w:numId="9" w16cid:durableId="542179380">
     <w:abstractNumId w:val="0"/>
   </w:num>
-  <w:num w:numId="10" w16cid:durableId="1596210233">
+  <w:num w:numId="10" w16cid:durableId="1287615912">
+    <w:abstractNumId w:val="10"/>
+  </w:num>
+  <w:num w:numId="11" w16cid:durableId="70389443">
     <w:abstractNumId w:val="9"/>
-  </w:num>
-  <w:num w:numId="11" w16cid:durableId="1101339331">
-    <w:abstractNumId w:val="10"/>
   </w:num>
 </w:numbering>
 </file>

--- a/data/Market_Read_daily.docx
+++ b/data/Market_Read_daily.docx
@@ -223,11 +223,11 @@
     </w:p>
     <w:p>
       <w:r>
-        <w:t xml:space="preserve">Bottom line: Breadth is middling with fewer than half of names in the green, and the tape is rotating toward defensives and bond proxies as Real Estate leads alongside firm Industrials while prior leaders like Tech and Financials trade soft and most cyclicals and consumers (Staples, Discretionary, Materials) lag decisively. </w:t>
+        <w:t xml:space="preserve">Bottom line: Breadth is middling with just under half of names higher, and the tape is rotating toward defensiveness under the surface as Real Estate and Industrials lead while Tech and Financials trade soft and classic defensives like Staples, Health Care, and Utilities fail to catch a meaningful bid alongside pronounced weakness in Consumer and Materials. </w:t>
       </w:r>
-      <w:bookmarkStart w:id="0" w:name="_Hlk219486243"/>
+      <w:bookmarkStart w:id="0" w:name="_Hlk219566309"/>
       <w:r>
-        <w:t>Macro conditions reflect a market adjusting to slowing but still elevated growth and moderating yet above-trend inflation, consistent with firmer yields, a steady USD, pressure on Gold, flat bonds, and strength across the energy complex, all signaling a tape that is cautiously repricing forward earnings risk rather than embracing a full risk-on impulse.</w:t>
+        <w:t>Macro conditions reflect a market pricing a slowing but still positive growth backdrop with easing yet still elevated inflation, as higher yields, a firm dollar, and strong energy complex contrast with softer gold and stagnant bonds, reinforcing a risk posture that favors rate-sensitive and real-asset exposures over pure cyclicals or long-duration growth at today’s margins.</w:t>
       </w:r>
       <w:bookmarkEnd w:id="0"/>
     </w:p>
@@ -415,9 +415,9 @@
     </w:lvl>
   </w:abstractNum>
   <w:abstractNum w:abstractNumId="9" w15:restartNumberingAfterBreak="0">
-    <w:nsid w:val="0BDA6F15"/>
+    <w:nsid w:val="376264E3"/>
     <w:multiLevelType w:val="hybridMultilevel"/>
-    <w:tmpl w:val="78164AF6"/>
+    <w:tmpl w:val="43882F98"/>
     <w:lvl w:ilvl="0" w:tplc="04090001">
       <w:start w:val="1"/>
       <w:numFmt w:val="bullet"/>
@@ -528,9 +528,9 @@
     </w:lvl>
   </w:abstractNum>
   <w:abstractNum w:abstractNumId="10" w15:restartNumberingAfterBreak="0">
-    <w:nsid w:val="6C887B22"/>
+    <w:nsid w:val="64DB5F31"/>
     <w:multiLevelType w:val="hybridMultilevel"/>
-    <w:tmpl w:val="214E318C"/>
+    <w:tmpl w:val="6DCED3D0"/>
     <w:lvl w:ilvl="0" w:tplc="04090001">
       <w:start w:val="1"/>
       <w:numFmt w:val="bullet"/>
@@ -640,37 +640,37 @@
       </w:rPr>
     </w:lvl>
   </w:abstractNum>
-  <w:num w:numId="1" w16cid:durableId="1496799150">
+  <w:num w:numId="1" w16cid:durableId="1979530818">
     <w:abstractNumId w:val="8"/>
   </w:num>
-  <w:num w:numId="2" w16cid:durableId="203911203">
+  <w:num w:numId="2" w16cid:durableId="2059014972">
     <w:abstractNumId w:val="6"/>
   </w:num>
-  <w:num w:numId="3" w16cid:durableId="1844512593">
+  <w:num w:numId="3" w16cid:durableId="1527527273">
     <w:abstractNumId w:val="5"/>
   </w:num>
-  <w:num w:numId="4" w16cid:durableId="1431075377">
+  <w:num w:numId="4" w16cid:durableId="522978281">
     <w:abstractNumId w:val="4"/>
   </w:num>
-  <w:num w:numId="5" w16cid:durableId="886917825">
+  <w:num w:numId="5" w16cid:durableId="533931222">
     <w:abstractNumId w:val="7"/>
   </w:num>
-  <w:num w:numId="6" w16cid:durableId="1753966293">
+  <w:num w:numId="6" w16cid:durableId="2085832489">
     <w:abstractNumId w:val="3"/>
   </w:num>
-  <w:num w:numId="7" w16cid:durableId="2088723938">
+  <w:num w:numId="7" w16cid:durableId="1679308869">
     <w:abstractNumId w:val="2"/>
   </w:num>
-  <w:num w:numId="8" w16cid:durableId="1512521842">
+  <w:num w:numId="8" w16cid:durableId="1662197777">
     <w:abstractNumId w:val="1"/>
   </w:num>
-  <w:num w:numId="9" w16cid:durableId="542179380">
+  <w:num w:numId="9" w16cid:durableId="2090344980">
     <w:abstractNumId w:val="0"/>
   </w:num>
-  <w:num w:numId="10" w16cid:durableId="1287615912">
+  <w:num w:numId="10" w16cid:durableId="1802844069">
     <w:abstractNumId w:val="10"/>
   </w:num>
-  <w:num w:numId="11" w16cid:durableId="70389443">
+  <w:num w:numId="11" w16cid:durableId="119232482">
     <w:abstractNumId w:val="9"/>
   </w:num>
 </w:numbering>

--- a/data/Market_Read_daily.docx
+++ b/data/Market_Read_daily.docx
@@ -4,7 +4,7 @@
   <w:body>
     <w:p>
       <w:r>
-        <w:t>Market Read: January 16, 2026</w:t>
+        <w:t>Market Read: January 20, 2026</w:t>
       </w:r>
     </w:p>
     <w:p>
@@ -21,7 +21,7 @@
         </w:numPr>
       </w:pPr>
       <w:r>
-        <w:t>Breadth: 45.9% of names are positive.</w:t>
+        <w:t>Breadth: 21.9% of names are positive.</w:t>
       </w:r>
     </w:p>
     <w:p>
@@ -33,7 +33,7 @@
         </w:numPr>
       </w:pPr>
       <w:r>
-        <w:t>Information Technology: soft (avg -0.11%)</w:t>
+        <w:t>Information Technology: lagging (avg -2.39%)</w:t>
       </w:r>
     </w:p>
     <w:p>
@@ -45,7 +45,7 @@
         </w:numPr>
       </w:pPr>
       <w:r>
-        <w:t>Industrials: firm (avg +0.29%)</w:t>
+        <w:t>Industrials: lagging (avg -1.99%)</w:t>
       </w:r>
     </w:p>
     <w:p>
@@ -57,7 +57,7 @@
         </w:numPr>
       </w:pPr>
       <w:r>
-        <w:t>Consumer Staples: lagging (avg -1.04%)</w:t>
+        <w:t>Consumer Staples: leading (avg +0.70%)</w:t>
       </w:r>
     </w:p>
     <w:p>
@@ -69,7 +69,7 @@
         </w:numPr>
       </w:pPr>
       <w:r>
-        <w:t>Consumer Discretionary: lagging (avg -1.09%)</w:t>
+        <w:t>Consumer Discretionary: lagging (avg -2.21%)</w:t>
       </w:r>
     </w:p>
     <w:p>
@@ -81,7 +81,7 @@
         </w:numPr>
       </w:pPr>
       <w:r>
-        <w:t>Financials: soft (avg -0.23%)</w:t>
+        <w:t>Financials: lagging (avg -2.06%)</w:t>
       </w:r>
     </w:p>
     <w:p>
@@ -93,7 +93,7 @@
         </w:numPr>
       </w:pPr>
       <w:r>
-        <w:t>Utilities: flat (avg -0.06%)</w:t>
+        <w:t>Utilities: lagging (avg -1.01%)</w:t>
       </w:r>
     </w:p>
     <w:p>
@@ -105,7 +105,7 @@
         </w:numPr>
       </w:pPr>
       <w:r>
-        <w:t>Real Estate: leading (avg +1.39%)</w:t>
+        <w:t>Real Estate: lagging (avg -1.81%)</w:t>
       </w:r>
     </w:p>
     <w:p>
@@ -117,7 +117,7 @@
         </w:numPr>
       </w:pPr>
       <w:r>
-        <w:t>Materials: lagging (avg -0.83%)</w:t>
+        <w:t>Materials: lagging (avg -1.07%)</w:t>
       </w:r>
     </w:p>
     <w:p>
@@ -129,7 +129,7 @@
         </w:numPr>
       </w:pPr>
       <w:r>
-        <w:t>Energy: flat (avg +0.12%)</w:t>
+        <w:t>Energy: soft (avg -0.17%)</w:t>
       </w:r>
     </w:p>
     <w:p>
@@ -141,7 +141,7 @@
         </w:numPr>
       </w:pPr>
       <w:r>
-        <w:t>Health Care: lagging (avg -0.98%)</w:t>
+        <w:t>Health Care: lagging (avg -0.85%)</w:t>
       </w:r>
     </w:p>
     <w:p>
@@ -153,7 +153,7 @@
         </w:numPr>
       </w:pPr>
       <w:r>
-        <w:t>Communication Services: lagging (avg -1.18%)</w:t>
+        <w:t>Communication Services: lagging (avg -1.21%)</w:t>
       </w:r>
     </w:p>
     <w:p>
@@ -170,7 +170,7 @@
         </w:numPr>
       </w:pPr>
       <w:r>
-        <w:t>Gold: lagging (avg -0.48%)</w:t>
+        <w:t>Gold: leading (avg +3.78%)</w:t>
       </w:r>
     </w:p>
     <w:p>
@@ -182,7 +182,7 @@
         </w:numPr>
       </w:pPr>
       <w:r>
-        <w:t>USD: firm (avg +0.03%)</w:t>
+        <w:t>USD: lagging (avg -0.81%)</w:t>
       </w:r>
     </w:p>
     <w:p>
@@ -194,7 +194,7 @@
         </w:numPr>
       </w:pPr>
       <w:r>
-        <w:t>Yields: leading (avg +1.52%)</w:t>
+        <w:t>Yields: leading (avg +1.31%)</w:t>
       </w:r>
     </w:p>
     <w:p>
@@ -206,7 +206,7 @@
         </w:numPr>
       </w:pPr>
       <w:r>
-        <w:t>Bonds: flat (avg -0.28%)</w:t>
+        <w:t>Bonds: lagging (avg -0.62%)</w:t>
       </w:r>
     </w:p>
     <w:p>
@@ -218,16 +218,16 @@
         </w:numPr>
       </w:pPr>
       <w:r>
-        <w:t>Energy complex: leading (avg +0.51%)</w:t>
+        <w:t>Energy complex: leading (avg +10.02%)</w:t>
       </w:r>
     </w:p>
     <w:p>
       <w:r>
-        <w:t xml:space="preserve">Bottom line: Breadth is middling with just under half of names higher, and the tape is rotating toward defensiveness under the surface as Real Estate and Industrials lead while Tech and Financials trade soft and classic defensives like Staples, Health Care, and Utilities fail to catch a meaningful bid alongside pronounced weakness in Consumer and Materials. </w:t>
+        <w:t xml:space="preserve">Bottom line: Breadth is weak with barely a fifth of names green, and the tape is clearly defensive as Consumer Staples grind higher while classic beta and cyclicals—Tech, Discretionary, Financials, Industrials, and Real Estate—take broad-based hits alongside softer Energy and lagging Utilities, Materials, Health Care, and Communication Services. </w:t>
       </w:r>
-      <w:bookmarkStart w:id="0" w:name="_Hlk219566309"/>
+      <w:bookmarkStart w:id="0" w:name="_Hlk219832019"/>
       <w:r>
-        <w:t>Macro conditions reflect a market pricing a slowing but still positive growth backdrop with easing yet still elevated inflation, as higher yields, a firm dollar, and strong energy complex contrast with softer gold and stagnant bonds, reinforcing a risk posture that favors rate-sensitive and real-asset exposures over pure cyclicals or long-duration growth at today’s margins.</w:t>
+        <w:t>Macro conditions reflect a backdrop where growth is slowing from elevated levels and earnings expectations are rolling over while inflation is easing but still above pre-COVID norms, and today’s mix of strong Gold and the Energy complex, rising yields, a softer USD, and pressured bonds is consistent with a market recalibrating to stickier real-rate and cost-of-capital dynamics that favor defensives over high-duration risk.</w:t>
       </w:r>
       <w:bookmarkEnd w:id="0"/>
     </w:p>
@@ -415,9 +415,9 @@
     </w:lvl>
   </w:abstractNum>
   <w:abstractNum w:abstractNumId="9" w15:restartNumberingAfterBreak="0">
-    <w:nsid w:val="376264E3"/>
+    <w:nsid w:val="534A727A"/>
     <w:multiLevelType w:val="hybridMultilevel"/>
-    <w:tmpl w:val="43882F98"/>
+    <w:tmpl w:val="F2A67B4C"/>
     <w:lvl w:ilvl="0" w:tplc="04090001">
       <w:start w:val="1"/>
       <w:numFmt w:val="bullet"/>
@@ -528,9 +528,9 @@
     </w:lvl>
   </w:abstractNum>
   <w:abstractNum w:abstractNumId="10" w15:restartNumberingAfterBreak="0">
-    <w:nsid w:val="64DB5F31"/>
+    <w:nsid w:val="70582E61"/>
     <w:multiLevelType w:val="hybridMultilevel"/>
-    <w:tmpl w:val="6DCED3D0"/>
+    <w:tmpl w:val="F65A7076"/>
     <w:lvl w:ilvl="0" w:tplc="04090001">
       <w:start w:val="1"/>
       <w:numFmt w:val="bullet"/>
@@ -640,37 +640,37 @@
       </w:rPr>
     </w:lvl>
   </w:abstractNum>
-  <w:num w:numId="1" w16cid:durableId="1979530818">
+  <w:num w:numId="1" w16cid:durableId="168252260">
     <w:abstractNumId w:val="8"/>
   </w:num>
-  <w:num w:numId="2" w16cid:durableId="2059014972">
+  <w:num w:numId="2" w16cid:durableId="726684525">
     <w:abstractNumId w:val="6"/>
   </w:num>
-  <w:num w:numId="3" w16cid:durableId="1527527273">
+  <w:num w:numId="3" w16cid:durableId="1916695646">
     <w:abstractNumId w:val="5"/>
   </w:num>
-  <w:num w:numId="4" w16cid:durableId="522978281">
+  <w:num w:numId="4" w16cid:durableId="1304579024">
     <w:abstractNumId w:val="4"/>
   </w:num>
-  <w:num w:numId="5" w16cid:durableId="533931222">
+  <w:num w:numId="5" w16cid:durableId="1427656142">
     <w:abstractNumId w:val="7"/>
   </w:num>
-  <w:num w:numId="6" w16cid:durableId="2085832489">
+  <w:num w:numId="6" w16cid:durableId="740101365">
     <w:abstractNumId w:val="3"/>
   </w:num>
-  <w:num w:numId="7" w16cid:durableId="1679308869">
+  <w:num w:numId="7" w16cid:durableId="1423799399">
     <w:abstractNumId w:val="2"/>
   </w:num>
-  <w:num w:numId="8" w16cid:durableId="1662197777">
+  <w:num w:numId="8" w16cid:durableId="1909220602">
     <w:abstractNumId w:val="1"/>
   </w:num>
-  <w:num w:numId="9" w16cid:durableId="2090344980">
+  <w:num w:numId="9" w16cid:durableId="713578453">
     <w:abstractNumId w:val="0"/>
   </w:num>
-  <w:num w:numId="10" w16cid:durableId="1802844069">
+  <w:num w:numId="10" w16cid:durableId="18708187">
     <w:abstractNumId w:val="10"/>
   </w:num>
-  <w:num w:numId="11" w16cid:durableId="119232482">
+  <w:num w:numId="11" w16cid:durableId="240869868">
     <w:abstractNumId w:val="9"/>
   </w:num>
 </w:numbering>

--- a/data/Market_Read_daily.docx
+++ b/data/Market_Read_daily.docx
@@ -4,7 +4,7 @@
   <w:body>
     <w:p>
       <w:r>
-        <w:t>Market Read: January 20, 2026</w:t>
+        <w:t>Market Read: January 21, 2026</w:t>
       </w:r>
     </w:p>
     <w:p>
@@ -21,7 +21,7 @@
         </w:numPr>
       </w:pPr>
       <w:r>
-        <w:t>Breadth: 21.9% of names are positive.</w:t>
+        <w:t>Breadth: 82.8% of names are positive.</w:t>
       </w:r>
     </w:p>
     <w:p>
@@ -33,7 +33,7 @@
         </w:numPr>
       </w:pPr>
       <w:r>
-        <w:t>Information Technology: lagging (avg -2.39%)</w:t>
+        <w:t>Information Technology: leading (avg +2.21%)</w:t>
       </w:r>
     </w:p>
     <w:p>
@@ -45,7 +45,7 @@
         </w:numPr>
       </w:pPr>
       <w:r>
-        <w:t>Industrials: lagging (avg -1.99%)</w:t>
+        <w:t>Industrials: leading (avg +2.02%)</w:t>
       </w:r>
     </w:p>
     <w:p>
@@ -57,7 +57,7 @@
         </w:numPr>
       </w:pPr>
       <w:r>
-        <w:t>Consumer Staples: leading (avg +0.70%)</w:t>
+        <w:t>Consumer Staples: soft (avg -0.12%)</w:t>
       </w:r>
     </w:p>
     <w:p>
@@ -69,7 +69,7 @@
         </w:numPr>
       </w:pPr>
       <w:r>
-        <w:t>Consumer Discretionary: lagging (avg -2.21%)</w:t>
+        <w:t>Consumer Discretionary: leading (avg +2.33%)</w:t>
       </w:r>
     </w:p>
     <w:p>
@@ -81,7 +81,7 @@
         </w:numPr>
       </w:pPr>
       <w:r>
-        <w:t>Financials: lagging (avg -2.06%)</w:t>
+        <w:t>Financials: leading (avg +1.13%)</w:t>
       </w:r>
     </w:p>
     <w:p>
@@ -93,7 +93,7 @@
         </w:numPr>
       </w:pPr>
       <w:r>
-        <w:t>Utilities: lagging (avg -1.01%)</w:t>
+        <w:t>Utilities: firm (avg +0.39%)</w:t>
       </w:r>
     </w:p>
     <w:p>
@@ -105,7 +105,7 @@
         </w:numPr>
       </w:pPr>
       <w:r>
-        <w:t>Real Estate: lagging (avg -1.81%)</w:t>
+        <w:t>Real Estate: leading (avg +0.57%)</w:t>
       </w:r>
     </w:p>
     <w:p>
@@ -117,7 +117,7 @@
         </w:numPr>
       </w:pPr>
       <w:r>
-        <w:t>Materials: lagging (avg -1.07%)</w:t>
+        <w:t>Materials: leading (avg +2.54%)</w:t>
       </w:r>
     </w:p>
     <w:p>
@@ -129,7 +129,7 @@
         </w:numPr>
       </w:pPr>
       <w:r>
-        <w:t>Energy: soft (avg -0.17%)</w:t>
+        <w:t>Energy: leading (avg +3.12%)</w:t>
       </w:r>
     </w:p>
     <w:p>
@@ -141,7 +141,7 @@
         </w:numPr>
       </w:pPr>
       <w:r>
-        <w:t>Health Care: lagging (avg -0.85%)</w:t>
+        <w:t>Health Care: leading (avg +1.91%)</w:t>
       </w:r>
     </w:p>
     <w:p>
@@ -153,7 +153,7 @@
         </w:numPr>
       </w:pPr>
       <w:r>
-        <w:t>Communication Services: lagging (avg -1.21%)</w:t>
+        <w:t>Communication Services: leading (avg +0.79%)</w:t>
       </w:r>
     </w:p>
     <w:p>
@@ -170,7 +170,7 @@
         </w:numPr>
       </w:pPr>
       <w:r>
-        <w:t>Gold: leading (avg +3.78%)</w:t>
+        <w:t>Gold: leading (avg +1.46%)</w:t>
       </w:r>
     </w:p>
     <w:p>
@@ -182,7 +182,7 @@
         </w:numPr>
       </w:pPr>
       <w:r>
-        <w:t>USD: lagging (avg -0.81%)</w:t>
+        <w:t>USD: firm (avg +0.28%)</w:t>
       </w:r>
     </w:p>
     <w:p>
@@ -194,7 +194,7 @@
         </w:numPr>
       </w:pPr>
       <w:r>
-        <w:t>Yields: leading (avg +1.31%)</w:t>
+        <w:t>Yields: lagging (avg -0.89%)</w:t>
       </w:r>
     </w:p>
     <w:p>
@@ -206,7 +206,7 @@
         </w:numPr>
       </w:pPr>
       <w:r>
-        <w:t>Bonds: lagging (avg -0.62%)</w:t>
+        <w:t>Bonds: leading (avg +0.45%)</w:t>
       </w:r>
     </w:p>
     <w:p>
@@ -218,18 +218,13 @@
         </w:numPr>
       </w:pPr>
       <w:r>
-        <w:t>Energy complex: leading (avg +10.02%)</w:t>
+        <w:t>Energy complex: leading (avg +6.17%)</w:t>
       </w:r>
     </w:p>
     <w:p>
       <w:r>
-        <w:t xml:space="preserve">Bottom line: Breadth is weak with barely a fifth of names green, and the tape is clearly defensive as Consumer Staples grind higher while classic beta and cyclicals—Tech, Discretionary, Financials, Industrials, and Real Estate—take broad-based hits alongside softer Energy and lagging Utilities, Materials, Health Care, and Communication Services. </w:t>
+        <w:t>Bottom line: With breadth extremely strong at over 80% of names positive, the tape is signaling a broad-based risk-on bid led by cyclicals and growth—Energy, Materials, Consumer Discretionary, Tech, Industrials, Financials, Health Care, and Real Estate are all meaningfully green—while traditional defensives like Consumer Staples lag and Utilities hold firm but not dominant. Gold strength alongside a firm USD, falling yields, and positive bond performance, plus a surging energy complex, point to a market that is rotating toward both cyclicals and hard assets while also seeking duration and safety, consistent with a nuanced risk posture rather than a pure melt-up. Macro conditions reflect growth that is slowing from high levels with earnings momentum fading, while inflation pressures are easing but still elevated versus pre-COVID, and today’s cross-asset setup broadly aligns with that view as investors lean into pro-cyclical sectors without fully abandoning defensive hedges.</w:t>
       </w:r>
-      <w:bookmarkStart w:id="0" w:name="_Hlk219832019"/>
-      <w:r>
-        <w:t>Macro conditions reflect a backdrop where growth is slowing from elevated levels and earnings expectations are rolling over while inflation is easing but still above pre-COVID norms, and today’s mix of strong Gold and the Energy complex, rising yields, a softer USD, and pressured bonds is consistent with a market recalibrating to stickier real-rate and cost-of-capital dynamics that favor defensives over high-duration risk.</w:t>
-      </w:r>
-      <w:bookmarkEnd w:id="0"/>
     </w:p>
     <w:sectPr>
       <w:pgSz w:w="12240" w:h="15840"/>
@@ -415,9 +410,9 @@
     </w:lvl>
   </w:abstractNum>
   <w:abstractNum w:abstractNumId="9" w15:restartNumberingAfterBreak="0">
-    <w:nsid w:val="534A727A"/>
+    <w:nsid w:val="0920385E"/>
     <w:multiLevelType w:val="hybridMultilevel"/>
-    <w:tmpl w:val="F2A67B4C"/>
+    <w:tmpl w:val="3A5EA780"/>
     <w:lvl w:ilvl="0" w:tplc="04090001">
       <w:start w:val="1"/>
       <w:numFmt w:val="bullet"/>
@@ -528,9 +523,9 @@
     </w:lvl>
   </w:abstractNum>
   <w:abstractNum w:abstractNumId="10" w15:restartNumberingAfterBreak="0">
-    <w:nsid w:val="70582E61"/>
+    <w:nsid w:val="33D53392"/>
     <w:multiLevelType w:val="hybridMultilevel"/>
-    <w:tmpl w:val="F65A7076"/>
+    <w:tmpl w:val="399432D2"/>
     <w:lvl w:ilvl="0" w:tplc="04090001">
       <w:start w:val="1"/>
       <w:numFmt w:val="bullet"/>
@@ -640,38 +635,38 @@
       </w:rPr>
     </w:lvl>
   </w:abstractNum>
-  <w:num w:numId="1" w16cid:durableId="168252260">
+  <w:num w:numId="1" w16cid:durableId="538127496">
     <w:abstractNumId w:val="8"/>
   </w:num>
-  <w:num w:numId="2" w16cid:durableId="726684525">
+  <w:num w:numId="2" w16cid:durableId="1872719696">
     <w:abstractNumId w:val="6"/>
   </w:num>
-  <w:num w:numId="3" w16cid:durableId="1916695646">
+  <w:num w:numId="3" w16cid:durableId="1055004702">
     <w:abstractNumId w:val="5"/>
   </w:num>
-  <w:num w:numId="4" w16cid:durableId="1304579024">
+  <w:num w:numId="4" w16cid:durableId="970554691">
     <w:abstractNumId w:val="4"/>
   </w:num>
-  <w:num w:numId="5" w16cid:durableId="1427656142">
+  <w:num w:numId="5" w16cid:durableId="509949037">
     <w:abstractNumId w:val="7"/>
   </w:num>
-  <w:num w:numId="6" w16cid:durableId="740101365">
+  <w:num w:numId="6" w16cid:durableId="1973901211">
     <w:abstractNumId w:val="3"/>
   </w:num>
-  <w:num w:numId="7" w16cid:durableId="1423799399">
+  <w:num w:numId="7" w16cid:durableId="388650406">
     <w:abstractNumId w:val="2"/>
   </w:num>
-  <w:num w:numId="8" w16cid:durableId="1909220602">
+  <w:num w:numId="8" w16cid:durableId="177160062">
     <w:abstractNumId w:val="1"/>
   </w:num>
-  <w:num w:numId="9" w16cid:durableId="713578453">
+  <w:num w:numId="9" w16cid:durableId="521433351">
     <w:abstractNumId w:val="0"/>
   </w:num>
-  <w:num w:numId="10" w16cid:durableId="18708187">
+  <w:num w:numId="10" w16cid:durableId="644047544">
+    <w:abstractNumId w:val="9"/>
+  </w:num>
+  <w:num w:numId="11" w16cid:durableId="1713336575">
     <w:abstractNumId w:val="10"/>
-  </w:num>
-  <w:num w:numId="11" w16cid:durableId="240869868">
-    <w:abstractNumId w:val="9"/>
   </w:num>
 </w:numbering>
 </file>

--- a/data/Market_Read_daily.docx
+++ b/data/Market_Read_daily.docx
@@ -4,7 +4,7 @@
   <w:body>
     <w:p>
       <w:r>
-        <w:t>Market Read: January 21, 2026</w:t>
+        <w:t>Market Read: January 22, 2026</w:t>
       </w:r>
     </w:p>
     <w:p>
@@ -21,7 +21,7 @@
         </w:numPr>
       </w:pPr>
       <w:r>
-        <w:t>Breadth: 82.8% of names are positive.</w:t>
+        <w:t>Breadth: 59.3% of names are positive.</w:t>
       </w:r>
     </w:p>
     <w:p>
@@ -33,7 +33,7 @@
         </w:numPr>
       </w:pPr>
       <w:r>
-        <w:t>Information Technology: leading (avg +2.21%)</w:t>
+        <w:t>Information Technology: leading (avg +0.93%)</w:t>
       </w:r>
     </w:p>
     <w:p>
@@ -45,7 +45,7 @@
         </w:numPr>
       </w:pPr>
       <w:r>
-        <w:t>Industrials: leading (avg +2.02%)</w:t>
+        <w:t>Industrials: flat (avg -0.01%)</w:t>
       </w:r>
     </w:p>
     <w:p>
@@ -57,7 +57,7 @@
         </w:numPr>
       </w:pPr>
       <w:r>
-        <w:t>Consumer Staples: soft (avg -0.12%)</w:t>
+        <w:t>Consumer Staples: soft (avg -0.23%)</w:t>
       </w:r>
     </w:p>
     <w:p>
@@ -69,7 +69,7 @@
         </w:numPr>
       </w:pPr>
       <w:r>
-        <w:t>Consumer Discretionary: leading (avg +2.33%)</w:t>
+        <w:t>Consumer Discretionary: flat (avg +0.10%)</w:t>
       </w:r>
     </w:p>
     <w:p>
@@ -81,7 +81,7 @@
         </w:numPr>
       </w:pPr>
       <w:r>
-        <w:t>Financials: leading (avg +1.13%)</w:t>
+        <w:t>Financials: leading (avg +0.61%)</w:t>
       </w:r>
     </w:p>
     <w:p>
@@ -93,7 +93,7 @@
         </w:numPr>
       </w:pPr>
       <w:r>
-        <w:t>Utilities: firm (avg +0.39%)</w:t>
+        <w:t>Utilities: lagging (avg -0.75%)</w:t>
       </w:r>
     </w:p>
     <w:p>
@@ -105,7 +105,7 @@
         </w:numPr>
       </w:pPr>
       <w:r>
-        <w:t>Real Estate: leading (avg +0.57%)</w:t>
+        <w:t>Real Estate: lagging (avg -0.79%)</w:t>
       </w:r>
     </w:p>
     <w:p>
@@ -117,7 +117,7 @@
         </w:numPr>
       </w:pPr>
       <w:r>
-        <w:t>Materials: leading (avg +2.54%)</w:t>
+        <w:t>Materials: firm (avg +0.40%)</w:t>
       </w:r>
     </w:p>
     <w:p>
@@ -129,7 +129,7 @@
         </w:numPr>
       </w:pPr>
       <w:r>
-        <w:t>Energy: leading (avg +3.12%)</w:t>
+        <w:t>Energy: firm (avg +0.32%)</w:t>
       </w:r>
     </w:p>
     <w:p>
@@ -141,7 +141,7 @@
         </w:numPr>
       </w:pPr>
       <w:r>
-        <w:t>Health Care: leading (avg +1.91%)</w:t>
+        <w:t>Health Care: flat (avg +0.07%)</w:t>
       </w:r>
     </w:p>
     <w:p>
@@ -153,7 +153,7 @@
         </w:numPr>
       </w:pPr>
       <w:r>
-        <w:t>Communication Services: leading (avg +0.79%)</w:t>
+        <w:t>Communication Services: leading (avg +0.88%)</w:t>
       </w:r>
     </w:p>
     <w:p>
@@ -170,7 +170,7 @@
         </w:numPr>
       </w:pPr>
       <w:r>
-        <w:t>Gold: leading (avg +1.46%)</w:t>
+        <w:t>Gold: leading (avg +1.85%)</w:t>
       </w:r>
     </w:p>
     <w:p>
@@ -182,7 +182,7 @@
         </w:numPr>
       </w:pPr>
       <w:r>
-        <w:t>USD: firm (avg +0.28%)</w:t>
+        <w:t>USD: lagging (avg -0.52%)</w:t>
       </w:r>
     </w:p>
     <w:p>
@@ -194,7 +194,7 @@
         </w:numPr>
       </w:pPr>
       <w:r>
-        <w:t>Yields: lagging (avg -0.89%)</w:t>
+        <w:t>Yields: flat (avg -0.05%)</w:t>
       </w:r>
     </w:p>
     <w:p>
@@ -206,7 +206,7 @@
         </w:numPr>
       </w:pPr>
       <w:r>
-        <w:t>Bonds: leading (avg +0.45%)</w:t>
+        <w:t>Bonds: firm (avg +0.16%)</w:t>
       </w:r>
     </w:p>
     <w:p>
@@ -218,12 +218,12 @@
         </w:numPr>
       </w:pPr>
       <w:r>
-        <w:t>Energy complex: leading (avg +6.17%)</w:t>
+        <w:t>Energy complex: lagging (avg -1.80%)</w:t>
       </w:r>
     </w:p>
     <w:p>
       <w:r>
-        <w:t>Bottom line: With breadth extremely strong at over 80% of names positive, the tape is signaling a broad-based risk-on bid led by cyclicals and growth—Energy, Materials, Consumer Discretionary, Tech, Industrials, Financials, Health Care, and Real Estate are all meaningfully green—while traditional defensives like Consumer Staples lag and Utilities hold firm but not dominant. Gold strength alongside a firm USD, falling yields, and positive bond performance, plus a surging energy complex, point to a market that is rotating toward both cyclicals and hard assets while also seeking duration and safety, consistent with a nuanced risk posture rather than a pure melt-up. Macro conditions reflect growth that is slowing from high levels with earnings momentum fading, while inflation pressures are easing but still elevated versus pre-COVID, and today’s cross-asset setup broadly aligns with that view as investors lean into pro-cyclical sectors without fully abandoning defensive hedges.</w:t>
+        <w:t>Bottom line: With breadth modestly positive at 59.3% advancers, the tape is constructive but selective, led by Tech, Financials, and Communication Services while defensives like Utilities and Real Estate lag and Staples stay soft, with Industrials, Discretionary, and Health Care more or less marking time and cyclicals in Materials and sector-level Energy holding firm despite a weaker underlying energy complex. Macro posture shows growth is slowing from elevated levels and earnings revisions are rolling while inflation pressures are easing but still above pre-COVID norms, which is echoed in today’s setup of stronger gold, a softer USD, steady-to-slightly firmer bonds and flat yields, all consistent with a market tilting toward quality growth and liquidity beneficiaries rather than classic late-cycle defensives.</w:t>
       </w:r>
     </w:p>
     <w:sectPr>
@@ -410,9 +410,9 @@
     </w:lvl>
   </w:abstractNum>
   <w:abstractNum w:abstractNumId="9" w15:restartNumberingAfterBreak="0">
-    <w:nsid w:val="0920385E"/>
+    <w:nsid w:val="5C15672A"/>
     <w:multiLevelType w:val="hybridMultilevel"/>
-    <w:tmpl w:val="3A5EA780"/>
+    <w:tmpl w:val="F9CA6764"/>
     <w:lvl w:ilvl="0" w:tplc="04090001">
       <w:start w:val="1"/>
       <w:numFmt w:val="bullet"/>
@@ -523,9 +523,9 @@
     </w:lvl>
   </w:abstractNum>
   <w:abstractNum w:abstractNumId="10" w15:restartNumberingAfterBreak="0">
-    <w:nsid w:val="33D53392"/>
+    <w:nsid w:val="6BCB1AB7"/>
     <w:multiLevelType w:val="hybridMultilevel"/>
-    <w:tmpl w:val="399432D2"/>
+    <w:tmpl w:val="2550C4B4"/>
     <w:lvl w:ilvl="0" w:tplc="04090001">
       <w:start w:val="1"/>
       <w:numFmt w:val="bullet"/>
@@ -635,38 +635,38 @@
       </w:rPr>
     </w:lvl>
   </w:abstractNum>
-  <w:num w:numId="1" w16cid:durableId="538127496">
+  <w:num w:numId="1" w16cid:durableId="727993459">
     <w:abstractNumId w:val="8"/>
   </w:num>
-  <w:num w:numId="2" w16cid:durableId="1872719696">
+  <w:num w:numId="2" w16cid:durableId="1782384288">
     <w:abstractNumId w:val="6"/>
   </w:num>
-  <w:num w:numId="3" w16cid:durableId="1055004702">
+  <w:num w:numId="3" w16cid:durableId="278297063">
     <w:abstractNumId w:val="5"/>
   </w:num>
-  <w:num w:numId="4" w16cid:durableId="970554691">
+  <w:num w:numId="4" w16cid:durableId="811291235">
     <w:abstractNumId w:val="4"/>
   </w:num>
-  <w:num w:numId="5" w16cid:durableId="509949037">
+  <w:num w:numId="5" w16cid:durableId="722295006">
     <w:abstractNumId w:val="7"/>
   </w:num>
-  <w:num w:numId="6" w16cid:durableId="1973901211">
+  <w:num w:numId="6" w16cid:durableId="355279753">
     <w:abstractNumId w:val="3"/>
   </w:num>
-  <w:num w:numId="7" w16cid:durableId="388650406">
+  <w:num w:numId="7" w16cid:durableId="1082720287">
     <w:abstractNumId w:val="2"/>
   </w:num>
-  <w:num w:numId="8" w16cid:durableId="177160062">
+  <w:num w:numId="8" w16cid:durableId="1406302428">
     <w:abstractNumId w:val="1"/>
   </w:num>
-  <w:num w:numId="9" w16cid:durableId="521433351">
+  <w:num w:numId="9" w16cid:durableId="734813310">
     <w:abstractNumId w:val="0"/>
   </w:num>
-  <w:num w:numId="10" w16cid:durableId="644047544">
+  <w:num w:numId="10" w16cid:durableId="739979599">
+    <w:abstractNumId w:val="10"/>
+  </w:num>
+  <w:num w:numId="11" w16cid:durableId="593129915">
     <w:abstractNumId w:val="9"/>
-  </w:num>
-  <w:num w:numId="11" w16cid:durableId="1713336575">
-    <w:abstractNumId w:val="10"/>
   </w:num>
 </w:numbering>
 </file>

--- a/data/Market_Read_daily.docx
+++ b/data/Market_Read_daily.docx
@@ -4,7 +4,7 @@
   <w:body>
     <w:p>
       <w:r>
-        <w:t>Market Read: January 22, 2026</w:t>
+        <w:t>Market Read: January 23, 2026</w:t>
       </w:r>
     </w:p>
     <w:p>
@@ -21,7 +21,7 @@
         </w:numPr>
       </w:pPr>
       <w:r>
-        <w:t>Breadth: 59.3% of names are positive.</w:t>
+        <w:t>Breadth: 42.9% of names are positive.</w:t>
       </w:r>
     </w:p>
     <w:p>
@@ -33,7 +33,7 @@
         </w:numPr>
       </w:pPr>
       <w:r>
-        <w:t>Information Technology: leading (avg +0.93%)</w:t>
+        <w:t>Information Technology: lagging (avg -0.81%)</w:t>
       </w:r>
     </w:p>
     <w:p>
@@ -45,7 +45,7 @@
         </w:numPr>
       </w:pPr>
       <w:r>
-        <w:t>Industrials: flat (avg -0.01%)</w:t>
+        <w:t>Industrials: lagging (avg -0.81%)</w:t>
       </w:r>
     </w:p>
     <w:p>
@@ -57,7 +57,7 @@
         </w:numPr>
       </w:pPr>
       <w:r>
-        <w:t>Consumer Staples: soft (avg -0.23%)</w:t>
+        <w:t>Consumer Staples: leading (avg +0.51%)</w:t>
       </w:r>
     </w:p>
     <w:p>
@@ -69,7 +69,7 @@
         </w:numPr>
       </w:pPr>
       <w:r>
-        <w:t>Consumer Discretionary: flat (avg +0.10%)</w:t>
+        <w:t>Consumer Discretionary: soft (avg -0.30%)</w:t>
       </w:r>
     </w:p>
     <w:p>
@@ -81,7 +81,7 @@
         </w:numPr>
       </w:pPr>
       <w:r>
-        <w:t>Financials: leading (avg +0.61%)</w:t>
+        <w:t>Financials: lagging (avg -1.21%)</w:t>
       </w:r>
     </w:p>
     <w:p>
@@ -93,7 +93,7 @@
         </w:numPr>
       </w:pPr>
       <w:r>
-        <w:t>Utilities: lagging (avg -0.75%)</w:t>
+        <w:t>Utilities: lagging (avg -0.55%)</w:t>
       </w:r>
     </w:p>
     <w:p>
@@ -105,7 +105,7 @@
         </w:numPr>
       </w:pPr>
       <w:r>
-        <w:t>Real Estate: lagging (avg -0.79%)</w:t>
+        <w:t>Real Estate: firm (avg +0.41%)</w:t>
       </w:r>
     </w:p>
     <w:p>
@@ -117,7 +117,7 @@
         </w:numPr>
       </w:pPr>
       <w:r>
-        <w:t>Materials: firm (avg +0.40%)</w:t>
+        <w:t>Materials: leading (avg +1.04%)</w:t>
       </w:r>
     </w:p>
     <w:p>
@@ -129,7 +129,7 @@
         </w:numPr>
       </w:pPr>
       <w:r>
-        <w:t>Energy: firm (avg +0.32%)</w:t>
+        <w:t>Energy: leading (avg +0.59%)</w:t>
       </w:r>
     </w:p>
     <w:p>
@@ -141,7 +141,7 @@
         </w:numPr>
       </w:pPr>
       <w:r>
-        <w:t>Health Care: flat (avg +0.07%)</w:t>
+        <w:t>Health Care: lagging (avg -0.86%)</w:t>
       </w:r>
     </w:p>
     <w:p>
@@ -153,7 +153,7 @@
         </w:numPr>
       </w:pPr>
       <w:r>
-        <w:t>Communication Services: leading (avg +0.88%)</w:t>
+        <w:t>Communication Services: leading (avg +0.63%)</w:t>
       </w:r>
     </w:p>
     <w:p>
@@ -170,7 +170,7 @@
         </w:numPr>
       </w:pPr>
       <w:r>
-        <w:t>Gold: leading (avg +1.85%)</w:t>
+        <w:t>Gold: leading (avg +1.37%)</w:t>
       </w:r>
     </w:p>
     <w:p>
@@ -182,7 +182,7 @@
         </w:numPr>
       </w:pPr>
       <w:r>
-        <w:t>USD: lagging (avg -0.52%)</w:t>
+        <w:t>USD: lagging (avg -0.89%)</w:t>
       </w:r>
     </w:p>
     <w:p>
@@ -194,7 +194,7 @@
         </w:numPr>
       </w:pPr>
       <w:r>
-        <w:t>Yields: flat (avg -0.05%)</w:t>
+        <w:t>Yields: lagging (avg -0.30%)</w:t>
       </w:r>
     </w:p>
     <w:p>
@@ -206,7 +206,7 @@
         </w:numPr>
       </w:pPr>
       <w:r>
-        <w:t>Bonds: firm (avg +0.16%)</w:t>
+        <w:t>Bonds: firm (avg +0.14%)</w:t>
       </w:r>
     </w:p>
     <w:p>
@@ -218,12 +218,12 @@
         </w:numPr>
       </w:pPr>
       <w:r>
-        <w:t>Energy complex: lagging (avg -1.80%)</w:t>
+        <w:t>Energy complex: leading (avg +3.50%)</w:t>
       </w:r>
     </w:p>
     <w:p>
       <w:r>
-        <w:t>Bottom line: With breadth modestly positive at 59.3% advancers, the tape is constructive but selective, led by Tech, Financials, and Communication Services while defensives like Utilities and Real Estate lag and Staples stay soft, with Industrials, Discretionary, and Health Care more or less marking time and cyclicals in Materials and sector-level Energy holding firm despite a weaker underlying energy complex. Macro posture shows growth is slowing from elevated levels and earnings revisions are rolling while inflation pressures are easing but still above pre-COVID norms, which is echoed in today’s setup of stronger gold, a softer USD, steady-to-slightly firmer bonds and flat yields, all consistent with a market tilting toward quality growth and liquidity beneficiaries rather than classic late-cycle defensives.</w:t>
+        <w:t>Bottom line: Participation is middling with just under half the tape green, and defensives plus hard assets are doing the heavy lifting as Materials, Energy, Staples, and Comm Services lead while cyclicals like Financials, Industrials, Tech, and Health Care lag alongside soft Consumer Discretionary and Utilities, with Real Estate hanging in on the firm side. Macro conditions reflect a market adjusting to slowing but still elevated growth and moderating yet above-trend inflation, consistent with a weaker USD, softer yields, firmer bonds, strong gold, and an energy complex that continues to outperform as investors tilt toward real assets and late-cycle defensives over rate- and growth-sensitive cyclicals.</w:t>
       </w:r>
     </w:p>
     <w:sectPr>
@@ -410,9 +410,9 @@
     </w:lvl>
   </w:abstractNum>
   <w:abstractNum w:abstractNumId="9" w15:restartNumberingAfterBreak="0">
-    <w:nsid w:val="5C15672A"/>
+    <w:nsid w:val="0E5A38D7"/>
     <w:multiLevelType w:val="hybridMultilevel"/>
-    <w:tmpl w:val="F9CA6764"/>
+    <w:tmpl w:val="94A89ADE"/>
     <w:lvl w:ilvl="0" w:tplc="04090001">
       <w:start w:val="1"/>
       <w:numFmt w:val="bullet"/>
@@ -523,9 +523,9 @@
     </w:lvl>
   </w:abstractNum>
   <w:abstractNum w:abstractNumId="10" w15:restartNumberingAfterBreak="0">
-    <w:nsid w:val="6BCB1AB7"/>
+    <w:nsid w:val="2BDF52EE"/>
     <w:multiLevelType w:val="hybridMultilevel"/>
-    <w:tmpl w:val="2550C4B4"/>
+    <w:tmpl w:val="7B0E3A10"/>
     <w:lvl w:ilvl="0" w:tplc="04090001">
       <w:start w:val="1"/>
       <w:numFmt w:val="bullet"/>
@@ -635,37 +635,37 @@
       </w:rPr>
     </w:lvl>
   </w:abstractNum>
-  <w:num w:numId="1" w16cid:durableId="727993459">
+  <w:num w:numId="1" w16cid:durableId="854343332">
     <w:abstractNumId w:val="8"/>
   </w:num>
-  <w:num w:numId="2" w16cid:durableId="1782384288">
+  <w:num w:numId="2" w16cid:durableId="2083478149">
     <w:abstractNumId w:val="6"/>
   </w:num>
-  <w:num w:numId="3" w16cid:durableId="278297063">
+  <w:num w:numId="3" w16cid:durableId="686256243">
     <w:abstractNumId w:val="5"/>
   </w:num>
-  <w:num w:numId="4" w16cid:durableId="811291235">
+  <w:num w:numId="4" w16cid:durableId="1916429497">
     <w:abstractNumId w:val="4"/>
   </w:num>
-  <w:num w:numId="5" w16cid:durableId="722295006">
+  <w:num w:numId="5" w16cid:durableId="1473861836">
     <w:abstractNumId w:val="7"/>
   </w:num>
-  <w:num w:numId="6" w16cid:durableId="355279753">
+  <w:num w:numId="6" w16cid:durableId="352418872">
     <w:abstractNumId w:val="3"/>
   </w:num>
-  <w:num w:numId="7" w16cid:durableId="1082720287">
+  <w:num w:numId="7" w16cid:durableId="1211263480">
     <w:abstractNumId w:val="2"/>
   </w:num>
-  <w:num w:numId="8" w16cid:durableId="1406302428">
+  <w:num w:numId="8" w16cid:durableId="1685590763">
     <w:abstractNumId w:val="1"/>
   </w:num>
-  <w:num w:numId="9" w16cid:durableId="734813310">
+  <w:num w:numId="9" w16cid:durableId="1561557321">
     <w:abstractNumId w:val="0"/>
   </w:num>
-  <w:num w:numId="10" w16cid:durableId="739979599">
+  <w:num w:numId="10" w16cid:durableId="1627856531">
     <w:abstractNumId w:val="10"/>
   </w:num>
-  <w:num w:numId="11" w16cid:durableId="593129915">
+  <w:num w:numId="11" w16cid:durableId="222835591">
     <w:abstractNumId w:val="9"/>
   </w:num>
 </w:numbering>

--- a/data/Market_Read_daily.docx
+++ b/data/Market_Read_daily.docx
@@ -224,6 +224,9 @@
     <w:p>
       <w:r>
         <w:t>Bottom line: Participation is middling with just under half the tape green, and defensives plus hard assets are doing the heavy lifting as Materials, Energy, Staples, and Comm Services lead while cyclicals like Financials, Industrials, Tech, and Health Care lag alongside soft Consumer Discretionary and Utilities, with Real Estate hanging in on the firm side. Macro conditions reflect a market adjusting to slowing but still elevated growth and moderating yet above-trend inflation, consistent with a weaker USD, softer yields, firmer bonds, strong gold, and an energy complex that continues to outperform as investors tilt toward real assets and late-cycle defensives over rate- and growth-sensitive cyclicals.</w:t>
+      </w:r>
+      <w:r>
+        <w:t xml:space="preserve"> test</w:t>
       </w:r>
     </w:p>
     <w:sectPr>
